--- a/zht/docx/150.content.docx
+++ b/zht/docx/150.content.docx
@@ -149,27 +149,7 @@
         <w:rPr>
           <w:lang w:val="zh_TW" w:bidi="zh_TW"/>
         </w:rPr>
-        <w:t>chong</w:t>
-      </w:r>
-      <w:r>
-        <w:rPr>
-          <w:lang w:val="zh_TW" w:bidi="zh_TW"/>
-        </w:rPr>
-      </w:r>
-    </w:p>
-    <w:p>
-      <w:pPr/>
-      <w:r>
-        <w:rPr>
-          <w:lang w:val="zh_TW" w:bidi="zh_TW"/>
-        </w:rPr>
-      </w:r>
-      <w:r>
-        <w:rPr>
-          <w:i/>
-          <w:lang w:val="zh_TW" w:bidi="zh_TW"/>
-        </w:rPr>
-        <w:t>重生</w:t>
+        <w:t>xiong</w:t>
       </w:r>
       <w:r>
         <w:rPr>
@@ -232,7 +212,7 @@
         <w:rPr>
           <w:lang w:val="zh_TW" w:bidi="zh_TW"/>
         </w:rPr>
-        <w:t>重生</w:t>
+        <w:t>兄弟</w:t>
       </w:r>
       <w:r>
         <w:rPr>
@@ -251,43 +231,73 @@
         <w:rPr>
           <w:lang w:val="zh_TW" w:bidi="zh_TW"/>
         </w:rPr>
-        <w:t>屬靈的重生帶來新的開始。它描述了信徒在基督裡的新生命（</w:t>
-      </w:r>
-      <w:hyperlink r:id="rId13">
-        <w:r>
-          <w:rPr>
-            <w:lang w:val="zh_TW" w:bidi="zh_TW"/>
-          </w:rPr>
-          <w:rPr>
-            <w:color w:val="0000EE"/>
-            <w:u w:val="single"/>
-          </w:rPr>
-          <w:t>多3:5</w:t>
-        </w:r>
-      </w:hyperlink>
-      <w:r>
-        <w:rPr>
-          <w:lang w:val="zh_TW" w:bidi="zh_TW"/>
-        </w:rPr>
-        <w:t>）和基督再來時將開始的復興（</w:t>
-      </w:r>
-      <w:hyperlink r:id="rId14">
-        <w:r>
-          <w:rPr>
-            <w:lang w:val="zh_TW" w:bidi="zh_TW"/>
-          </w:rPr>
-          <w:rPr>
-            <w:color w:val="0000EE"/>
-            <w:u w:val="single"/>
-          </w:rPr>
-          <w:t>太19:28</w:t>
-        </w:r>
-      </w:hyperlink>
-      <w:r>
-        <w:rPr>
-          <w:lang w:val="zh_TW" w:bidi="zh_TW"/>
-        </w:rPr>
-        <w:t>）。在聖經中，這個詞只出現在這兩個地方。然而，這並不意味著這個概念不重要。聖經作者經常使用各種其它詞語和人物來描述同樣的內心更新。</w:t>
+        <w:t>「兄弟」一詞可以指：</w:t>
+      </w:r>
+    </w:p>
+    <w:p>
+      <w:pPr>
+        <w:pStyle w:val="ListBullet"/>
+        <w:spacing w:line="240" w:lineRule="auto"/>
+        <w:ind w:left="720"/>
+      </w:pPr>
+      <w:r>
+        <w:rPr>
+          <w:lang w:val="zh_TW" w:bidi="zh_TW"/>
+        </w:rPr>
+      </w:r>
+      <w:r>
+        <w:rPr>
+          <w:lang w:val="zh_TW" w:bidi="zh_TW"/>
+        </w:rPr>
+        <w:t>與自己有兄弟關係的男性</w:t>
+      </w:r>
+    </w:p>
+    <w:p>
+      <w:pPr>
+        <w:pStyle w:val="ListBullet"/>
+        <w:spacing w:line="240" w:lineRule="auto"/>
+        <w:ind w:left="720"/>
+      </w:pPr>
+      <w:r>
+        <w:rPr>
+          <w:lang w:val="zh_TW" w:bidi="zh_TW"/>
+        </w:rPr>
+      </w:r>
+      <w:r>
+        <w:rPr>
+          <w:lang w:val="zh_TW" w:bidi="zh_TW"/>
+        </w:rPr>
+        <w:t>親密的男性朋友</w:t>
+      </w:r>
+    </w:p>
+    <w:p>
+      <w:pPr>
+        <w:pStyle w:val="ListBullet"/>
+        <w:spacing w:line="240" w:lineRule="auto"/>
+        <w:ind w:left="720"/>
+      </w:pPr>
+      <w:r>
+        <w:rPr>
+          <w:lang w:val="zh_TW" w:bidi="zh_TW"/>
+        </w:rPr>
+      </w:r>
+      <w:r>
+        <w:rPr>
+          <w:lang w:val="zh_TW" w:bidi="zh_TW"/>
+        </w:rPr>
+        <w:t>同種族、信仰、職業或組織的成員。</w:t>
+      </w:r>
+    </w:p>
+    <w:p>
+      <w:pPr>
+        <w:pStyle w:val="Heading3"/>
+      </w:pPr>
+      <w:r>
+        <w:rPr>
+          <w:b/>
+          <w:lang w:val="zh_TW" w:bidi="zh_TW"/>
+        </w:rPr>
+        <w:t>「兄弟」在舊約中的意思是什麼？</w:t>
       </w:r>
     </w:p>
     <w:p>
@@ -301,7 +311,43 @@
         <w:rPr>
           <w:lang w:val="zh_TW" w:bidi="zh_TW"/>
         </w:rPr>
-        <w:t>非宗教作家也談論重生。對於斯多葛（Stoic）哲學家來說，重生意味著回到以前的存在狀態。他們將一年四季的循環稱為重生。然而，對於聖經作者來說，重生意味著更重要的更新。這是一個徹底的新開始，而不是僅僅是恢復以前的狀況。這種更新涉及到個人的重大改變。這是聖靈的工作，打破罪的力量並植入正確的態度和渴望。重生的人會自由而喜樂地遵行神的旨意。</w:t>
+        <w:t>在舊約聖經中，「兄弟」的希伯來文指的是至少有一個共同父親或母親的男性。約瑟和便雅憫都是雅各和拉結的孩子（</w:t>
+      </w:r>
+      <w:hyperlink r:id="rId13">
+        <w:r>
+          <w:rPr>
+            <w:lang w:val="zh_TW" w:bidi="zh_TW"/>
+          </w:rPr>
+          <w:rPr>
+            <w:color w:val="0000EE"/>
+            <w:u w:val="single"/>
+          </w:rPr>
+          <w:t>創35:24</w:t>
+        </w:r>
+      </w:hyperlink>
+      <w:r>
+        <w:rPr>
+          <w:lang w:val="zh_TW" w:bidi="zh_TW"/>
+        </w:rPr>
+        <w:t>）。然而，雅各其他的兒子也被稱為約瑟的兄弟（</w:t>
+      </w:r>
+      <w:hyperlink r:id="rId14">
+        <w:r>
+          <w:rPr>
+            <w:lang w:val="zh_TW" w:bidi="zh_TW"/>
+          </w:rPr>
+          <w:rPr>
+            <w:color w:val="0000EE"/>
+            <w:u w:val="single"/>
+          </w:rPr>
+          <w:t>創42:6</w:t>
+        </w:r>
+      </w:hyperlink>
+      <w:r>
+        <w:rPr>
+          <w:lang w:val="zh_TW" w:bidi="zh_TW"/>
+        </w:rPr>
+        <w:t>）。</w:t>
       </w:r>
     </w:p>
     <w:p>
@@ -315,7 +361,7 @@
         <w:rPr>
           <w:lang w:val="zh_TW" w:bidi="zh_TW"/>
         </w:rPr>
-        <w:t>重生的最終目標是創造一個完全公義且無罪的新天新地（</w:t>
+        <w:t>約瑟對便雅憫的愛是特別的，但兄弟之間並非總有這種愛。該隱殺害了他的兄弟亞伯（</w:t>
       </w:r>
       <w:hyperlink r:id="rId15">
         <w:r>
@@ -326,14 +372,14 @@
             <w:color w:val="0000EE"/>
             <w:u w:val="single"/>
           </w:rPr>
-          <w:t>彼後3:13</w:t>
+          <w:t>創4:8</w:t>
         </w:r>
       </w:hyperlink>
       <w:r>
         <w:rPr>
           <w:lang w:val="zh_TW" w:bidi="zh_TW"/>
         </w:rPr>
-        <w:t>）。聖靈在信徒生命中的現今工作正是這未來宇宙重生的預嚐（</w:t>
+        <w:t>），以掃恨他的兄弟雅各（</w:t>
       </w:r>
       <w:hyperlink r:id="rId16">
         <w:r>
@@ -344,14 +390,14 @@
             <w:color w:val="0000EE"/>
             <w:u w:val="single"/>
           </w:rPr>
-          <w:t>弗1:13–14</w:t>
+          <w:t>27:41</w:t>
         </w:r>
       </w:hyperlink>
       <w:r>
         <w:rPr>
           <w:lang w:val="zh_TW" w:bidi="zh_TW"/>
         </w:rPr>
-        <w:t>）。新天新地仍然在未來，但舊約先知所預言的神對祂子民的更新，已經成為現實（</w:t>
+        <w:t>）。兄弟可能帶來壞的影響（</w:t>
       </w:r>
       <w:hyperlink r:id="rId17">
         <w:r>
@@ -362,14 +408,32 @@
             <w:color w:val="0000EE"/>
             <w:u w:val="single"/>
           </w:rPr>
-          <w:t>賽65:17</w:t>
+          <w:t>申13:6</w:t>
         </w:r>
       </w:hyperlink>
       <w:r>
         <w:rPr>
           <w:lang w:val="zh_TW" w:bidi="zh_TW"/>
         </w:rPr>
-        <w:t>，</w:t>
+        <w:t>–</w:t>
+      </w:r>
+      <w:hyperlink r:id="rId17">
+        <w:r>
+          <w:rPr>
+            <w:lang w:val="zh_TW" w:bidi="zh_TW"/>
+          </w:rPr>
+          <w:rPr>
+            <w:color w:val="0000EE"/>
+            <w:u w:val="single"/>
+          </w:rPr>
+          <w:t>7</w:t>
+        </w:r>
+      </w:hyperlink>
+      <w:r>
+        <w:rPr>
+          <w:lang w:val="zh_TW" w:bidi="zh_TW"/>
+        </w:rPr>
+        <w:t>），但理想中，兄弟應該在需要時幫助對方（</w:t>
       </w:r>
       <w:hyperlink r:id="rId18">
         <w:r>
@@ -380,16 +444,28 @@
             <w:color w:val="0000EE"/>
             <w:u w:val="single"/>
           </w:rPr>
-          <w:t>66:22</w:t>
+          <w:t>箴17:17</w:t>
         </w:r>
       </w:hyperlink>
       <w:r>
         <w:rPr>
           <w:lang w:val="zh_TW" w:bidi="zh_TW"/>
         </w:rPr>
-        <w:t>；</w:t>
-      </w:r>
-      <w:hyperlink r:id="rId15">
+        <w:t>）。</w:t>
+      </w:r>
+      <w:r>
+        <w:rPr>
+          <w:lang w:val="zh_TW" w:bidi="zh_TW"/>
+        </w:rPr>
+        <w:t>娶寡嫂婚的</w:t>
+      </w:r>
+      <w:r>
+        <w:rPr>
+          <w:lang w:val="zh_TW" w:bidi="zh_TW"/>
+        </w:rPr>
+        <w:t>律法規定，如果一個男人死後遺下無子的寡婦，他的兄弟必須娶這位寡婦，為其生子以延續兄弟的家族名字（</w:t>
+      </w:r>
+      <w:hyperlink r:id="rId19">
         <w:r>
           <w:rPr>
             <w:lang w:val="zh_TW" w:bidi="zh_TW"/>
@@ -398,25 +474,7 @@
             <w:color w:val="0000EE"/>
             <w:u w:val="single"/>
           </w:rPr>
-          <w:t>彼後3:13</w:t>
-        </w:r>
-      </w:hyperlink>
-      <w:r>
-        <w:rPr>
-          <w:lang w:val="zh_TW" w:bidi="zh_TW"/>
-        </w:rPr>
-        <w:t>；</w:t>
-      </w:r>
-      <w:hyperlink r:id="rId19">
-        <w:r>
-          <w:rPr>
-            <w:lang w:val="zh_TW" w:bidi="zh_TW"/>
-          </w:rPr>
-          <w:rPr>
-            <w:color w:val="0000EE"/>
-            <w:u w:val="single"/>
-          </w:rPr>
-          <w:t>啟21:1</w:t>
+          <w:t>申25:5</w:t>
         </w:r>
       </w:hyperlink>
       <w:r>
@@ -437,7 +495,7 @@
         <w:rPr>
           <w:lang w:val="zh_TW" w:bidi="zh_TW"/>
         </w:rPr>
-        <w:t>信徒現在透過靈命重生的過程，獲得了從神而來的新生命。基督徒是從神生的（</w:t>
+        <w:t>大衛稱約拿單為「兄弟」，即使他們沒有血緣關係（</w:t>
       </w:r>
       <w:hyperlink r:id="rId20">
         <w:r>
@@ -448,14 +506,14 @@
             <w:color w:val="0000EE"/>
             <w:u w:val="single"/>
           </w:rPr>
-          <w:t>約1:12–13</w:t>
+          <w:t>撒下1:26</w:t>
         </w:r>
       </w:hyperlink>
       <w:r>
         <w:rPr>
           <w:lang w:val="zh_TW" w:bidi="zh_TW"/>
         </w:rPr>
-        <w:t>），唯有藉著靈命的重生，人才能進入神的國度並領受神的聖靈。那些重生進入神家的人，會反映出神公義的品格（</w:t>
+        <w:t>）。一個以色列同胞也可以被稱為兄弟，這種關係帶有某些義務：例如，兄弟之間不能收取利息，也不能將他變為奴隸（</w:t>
       </w:r>
       <w:hyperlink r:id="rId21">
         <w:r>
@@ -466,16 +524,16 @@
             <w:color w:val="0000EE"/>
             <w:u w:val="single"/>
           </w:rPr>
-          <w:t>約一2:29</w:t>
+          <w:t>利25:35</w:t>
         </w:r>
       </w:hyperlink>
       <w:r>
         <w:rPr>
           <w:lang w:val="zh_TW" w:bidi="zh_TW"/>
         </w:rPr>
-        <w:t>）。他們擺脫了習慣性的罪（</w:t>
-      </w:r>
-      <w:hyperlink r:id="rId22">
+        <w:t>–</w:t>
+      </w:r>
+      <w:hyperlink r:id="rId21">
         <w:r>
           <w:rPr>
             <w:lang w:val="zh_TW" w:bidi="zh_TW"/>
@@ -484,50 +542,25 @@
             <w:color w:val="0000EE"/>
             <w:u w:val="single"/>
           </w:rPr>
-          <w:t>3:9</w:t>
+          <w:t>43</w:t>
         </w:r>
       </w:hyperlink>
       <w:r>
         <w:rPr>
           <w:lang w:val="zh_TW" w:bidi="zh_TW"/>
         </w:rPr>
-        <w:t>，</w:t>
-      </w:r>
-      <w:hyperlink r:id="rId23">
-        <w:r>
-          <w:rPr>
-            <w:lang w:val="zh_TW" w:bidi="zh_TW"/>
-          </w:rPr>
-          <w:rPr>
-            <w:color w:val="0000EE"/>
-            <w:u w:val="single"/>
-          </w:rPr>
-          <w:t>5:18</w:t>
-        </w:r>
-      </w:hyperlink>
-      <w:r>
-        <w:rPr>
-          <w:lang w:val="zh_TW" w:bidi="zh_TW"/>
-        </w:rPr>
-        <w:t>）。在</w:t>
-      </w:r>
-      <w:hyperlink r:id="rId24">
-        <w:r>
-          <w:rPr>
-            <w:lang w:val="zh_TW" w:bidi="zh_TW"/>
-          </w:rPr>
-          <w:rPr>
-            <w:color w:val="0000EE"/>
-            <w:u w:val="single"/>
-          </w:rPr>
-          <w:t>雅各書一章18節</w:t>
-        </w:r>
-      </w:hyperlink>
-      <w:r>
-        <w:rPr>
-          <w:lang w:val="zh_TW" w:bidi="zh_TW"/>
-        </w:rPr>
-        <w:t>中，這個重生過程歸因於神話語的大能。</w:t>
+        <w:t>）。</w:t>
+      </w:r>
+    </w:p>
+    <w:p>
+      <w:pPr>
+        <w:pStyle w:val="Heading3"/>
+      </w:pPr>
+      <w:r>
+        <w:rPr>
+          <w:lang w:val="zh_TW" w:bidi="zh_TW"/>
+        </w:rPr>
+        <w:t>「兄弟」在新約中是什麼意思？</w:t>
       </w:r>
     </w:p>
     <w:p>
@@ -541,7 +574,61 @@
         <w:rPr>
           <w:lang w:val="zh_TW" w:bidi="zh_TW"/>
         </w:rPr>
-        <w:t>耶穌將這個重生的隱喻延伸，耶穌教導尼哥德慕，重生或從上而生的是進入神國的先決條件。那些重生的人擁有活潑的盼望（</w:t>
+        <w:t>在新約聖經中，希臘文的「兄弟」指親生兄弟，例如安得烈和彼得（</w:t>
+      </w:r>
+      <w:hyperlink r:id="rId22">
+        <w:r>
+          <w:rPr>
+            <w:lang w:val="zh_TW" w:bidi="zh_TW"/>
+          </w:rPr>
+          <w:rPr>
+            <w:color w:val="0000EE"/>
+            <w:u w:val="single"/>
+          </w:rPr>
+          <w:t>約1:41</w:t>
+        </w:r>
+      </w:hyperlink>
+      <w:r>
+        <w:rPr>
+          <w:lang w:val="zh_TW" w:bidi="zh_TW"/>
+        </w:rPr>
+        <w:t>）。耶穌有四個兄弟（</w:t>
+      </w:r>
+      <w:hyperlink r:id="rId23">
+        <w:r>
+          <w:rPr>
+            <w:lang w:val="zh_TW" w:bidi="zh_TW"/>
+          </w:rPr>
+          <w:rPr>
+            <w:color w:val="0000EE"/>
+            <w:u w:val="single"/>
+          </w:rPr>
+          <w:t>可6:3</w:t>
+        </w:r>
+      </w:hyperlink>
+      <w:r>
+        <w:rPr>
+          <w:lang w:val="zh_TW" w:bidi="zh_TW"/>
+        </w:rPr>
+        <w:t>）。（羅馬天主教徒認為他們是耶穌的表兄弟，但希臘文並未使用表兄弟的詞語。）耶穌的兄弟起初不信祂（</w:t>
+      </w:r>
+      <w:hyperlink r:id="rId24">
+        <w:r>
+          <w:rPr>
+            <w:lang w:val="zh_TW" w:bidi="zh_TW"/>
+          </w:rPr>
+          <w:rPr>
+            <w:color w:val="0000EE"/>
+            <w:u w:val="single"/>
+          </w:rPr>
+          <w:t>約7:5</w:t>
+        </w:r>
+      </w:hyperlink>
+      <w:r>
+        <w:rPr>
+          <w:lang w:val="zh_TW" w:bidi="zh_TW"/>
+        </w:rPr>
+        <w:t>）。然而，在耶穌復活後，他們加入了基督教群體（</w:t>
       </w:r>
       <w:hyperlink r:id="rId25">
         <w:r>
@@ -552,14 +639,14 @@
             <w:color w:val="0000EE"/>
             <w:u w:val="single"/>
           </w:rPr>
-          <w:t>彼前1:3</w:t>
+          <w:t>徒1:14</w:t>
         </w:r>
       </w:hyperlink>
       <w:r>
         <w:rPr>
           <w:lang w:val="zh_TW" w:bidi="zh_TW"/>
         </w:rPr>
-        <w:t>）。同樣，這重生是藉著神話語的大能實現的（</w:t>
+        <w:t>）。耶穌教導祂的門徒，他們只有一位父（神），因此彼此皆為兄弟（</w:t>
       </w:r>
       <w:hyperlink r:id="rId26">
         <w:r>
@@ -570,14 +657,50 @@
             <w:color w:val="0000EE"/>
             <w:u w:val="single"/>
           </w:rPr>
-          <w:t>23</w:t>
+          <w:t>太23:8</w:t>
         </w:r>
       </w:hyperlink>
       <w:r>
         <w:rPr>
           <w:lang w:val="zh_TW" w:bidi="zh_TW"/>
         </w:rPr>
-        <w:t>節）。</w:t>
+        <w:t>–</w:t>
+      </w:r>
+      <w:hyperlink r:id="rId26">
+        <w:r>
+          <w:rPr>
+            <w:lang w:val="zh_TW" w:bidi="zh_TW"/>
+          </w:rPr>
+          <w:rPr>
+            <w:color w:val="0000EE"/>
+            <w:u w:val="single"/>
+          </w:rPr>
+          <w:t>9</w:t>
+        </w:r>
+      </w:hyperlink>
+      <w:r>
+        <w:rPr>
+          <w:lang w:val="zh_TW" w:bidi="zh_TW"/>
+        </w:rPr>
+        <w:t>）。他也稱自己是他們的兄弟（</w:t>
+      </w:r>
+      <w:hyperlink r:id="rId27">
+        <w:r>
+          <w:rPr>
+            <w:lang w:val="zh_TW" w:bidi="zh_TW"/>
+          </w:rPr>
+          <w:rPr>
+            <w:color w:val="0000EE"/>
+            <w:u w:val="single"/>
+          </w:rPr>
+          <w:t>太28:10</w:t>
+        </w:r>
+      </w:hyperlink>
+      <w:r>
+        <w:rPr>
+          <w:lang w:val="zh_TW" w:bidi="zh_TW"/>
+        </w:rPr>
+        <w:t>）。</w:t>
       </w:r>
     </w:p>
     <w:p>
@@ -591,9 +714,9 @@
         <w:rPr>
           <w:lang w:val="zh_TW" w:bidi="zh_TW"/>
         </w:rPr>
-        <w:t>初次重生的經歷之後，基督徒的生命會持續經歷更新。新生的信徒應當愛慕神的話語像純淨的靈奶，才能逐漸成長（</w:t>
-      </w:r>
-      <w:hyperlink r:id="rId27">
+        <w:t>早期基督徒互稱「弟兄」（</w:t>
+      </w:r>
+      <w:hyperlink r:id="rId28">
         <w:r>
           <w:rPr>
             <w:lang w:val="zh_TW" w:bidi="zh_TW"/>
@@ -602,16 +725,16 @@
             <w:color w:val="0000EE"/>
             <w:u w:val="single"/>
           </w:rPr>
-          <w:t>彼前2:2</w:t>
+          <w:t>徒9:17</w:t>
         </w:r>
       </w:hyperlink>
       <w:r>
         <w:rPr>
           <w:lang w:val="zh_TW" w:bidi="zh_TW"/>
         </w:rPr>
-        <w:t>）。保羅命令信徒藉著心意更新而變化（</w:t>
-      </w:r>
-      <w:hyperlink r:id="rId28">
+        <w:t>；</w:t>
+      </w:r>
+      <w:hyperlink r:id="rId29">
         <w:r>
           <w:rPr>
             <w:lang w:val="zh_TW" w:bidi="zh_TW"/>
@@ -620,16 +743,16 @@
             <w:color w:val="0000EE"/>
             <w:u w:val="single"/>
           </w:rPr>
-          <w:t>羅12:2</w:t>
+          <w:t>西1:1</w:t>
         </w:r>
       </w:hyperlink>
       <w:r>
         <w:rPr>
           <w:lang w:val="zh_TW" w:bidi="zh_TW"/>
         </w:rPr>
-        <w:t>；</w:t>
-      </w:r>
-      <w:hyperlink r:id="rId29">
+        <w:t>）。基督徒群體兩次被稱為「弟兄或眾弟兄（the brotherhood）」（</w:t>
+      </w:r>
+      <w:hyperlink r:id="rId30">
         <w:r>
           <w:rPr>
             <w:lang w:val="zh_TW" w:bidi="zh_TW"/>
@@ -638,16 +761,10 @@
             <w:color w:val="0000EE"/>
             <w:u w:val="single"/>
           </w:rPr>
-          <w:t>弗4:23</w:t>
+          <w:t>彼前2:17，</w:t>
         </w:r>
       </w:hyperlink>
-      <w:r>
-        <w:rPr>
-          <w:lang w:val="zh_TW" w:bidi="zh_TW"/>
-        </w:rPr>
-        <w:t>）。新人處於不斷更新的過程中（</w:t>
-      </w:r>
-      <w:hyperlink r:id="rId30">
+      <w:hyperlink r:id="rId31">
         <w:r>
           <w:rPr>
             <w:lang w:val="zh_TW" w:bidi="zh_TW"/>
@@ -656,16 +773,34 @@
             <w:color w:val="0000EE"/>
             <w:u w:val="single"/>
           </w:rPr>
-          <w:t>西3:10</w:t>
+          <w:t>5:9</w:t>
         </w:r>
       </w:hyperlink>
       <w:r>
         <w:rPr>
           <w:lang w:val="zh_TW" w:bidi="zh_TW"/>
         </w:rPr>
-        <w:t>），內在的自我每天都在更新（</w:t>
-      </w:r>
-      <w:hyperlink r:id="rId31">
+        <w:t>）。成為基督徒弟兄的一員需要負上某些責任：</w:t>
+      </w:r>
+    </w:p>
+    <w:p>
+      <w:pPr>
+        <w:pStyle w:val="ListBullet"/>
+        <w:spacing w:line="240" w:lineRule="auto"/>
+        <w:ind w:left="720"/>
+      </w:pPr>
+      <w:r>
+        <w:rPr>
+          <w:lang w:val="zh_TW" w:bidi="zh_TW"/>
+        </w:rPr>
+      </w:r>
+      <w:r>
+        <w:rPr>
+          <w:lang w:val="zh_TW" w:bidi="zh_TW"/>
+        </w:rPr>
+        <w:t>節制情慾（</w:t>
+      </w:r>
+      <w:hyperlink r:id="rId32">
         <w:r>
           <w:rPr>
             <w:lang w:val="zh_TW" w:bidi="zh_TW"/>
@@ -674,14 +809,212 @@
             <w:color w:val="0000EE"/>
             <w:u w:val="single"/>
           </w:rPr>
-          <w:t>林後4:16</w:t>
+          <w:t>帖前4:6</w:t>
         </w:r>
       </w:hyperlink>
       <w:r>
         <w:rPr>
           <w:lang w:val="zh_TW" w:bidi="zh_TW"/>
         </w:rPr>
+        <w:t>）</w:t>
+      </w:r>
+    </w:p>
+    <w:p>
+      <w:pPr>
+        <w:pStyle w:val="ListBullet"/>
+        <w:spacing w:line="240" w:lineRule="auto"/>
+        <w:ind w:left="720"/>
+      </w:pPr>
+      <w:r>
+        <w:rPr>
+          <w:lang w:val="zh_TW" w:bidi="zh_TW"/>
+        </w:rPr>
+      </w:r>
+      <w:r>
+        <w:rPr>
+          <w:lang w:val="zh_TW" w:bidi="zh_TW"/>
+        </w:rPr>
+        <w:t>在需要時提供物質幫助（</w:t>
+      </w:r>
+      <w:hyperlink r:id="rId33">
+        <w:r>
+          <w:rPr>
+            <w:lang w:val="zh_TW" w:bidi="zh_TW"/>
+          </w:rPr>
+          <w:rPr>
+            <w:color w:val="0000EE"/>
+            <w:u w:val="single"/>
+          </w:rPr>
+          <w:t>雅2:15</w:t>
+        </w:r>
+      </w:hyperlink>
+      <w:r>
+        <w:rPr>
+          <w:lang w:val="zh_TW" w:bidi="zh_TW"/>
+        </w:rPr>
+        <w:t>–</w:t>
+      </w:r>
+      <w:hyperlink r:id="rId33">
+        <w:r>
+          <w:rPr>
+            <w:lang w:val="zh_TW" w:bidi="zh_TW"/>
+          </w:rPr>
+          <w:rPr>
+            <w:color w:val="0000EE"/>
+            <w:u w:val="single"/>
+          </w:rPr>
+          <w:t>16</w:t>
+        </w:r>
+      </w:hyperlink>
+      <w:r>
+        <w:rPr>
+          <w:lang w:val="zh_TW" w:bidi="zh_TW"/>
+        </w:rPr>
+        <w:t>）</w:t>
+      </w:r>
+    </w:p>
+    <w:p>
+      <w:pPr>
+        <w:pStyle w:val="ListBullet"/>
+        <w:spacing w:line="240" w:lineRule="auto"/>
+        <w:ind w:left="720"/>
+      </w:pPr>
+      <w:r>
+        <w:rPr>
+          <w:lang w:val="zh_TW" w:bidi="zh_TW"/>
+        </w:rPr>
+      </w:r>
+      <w:r>
+        <w:rPr>
+          <w:lang w:val="zh_TW" w:bidi="zh_TW"/>
+        </w:rPr>
+        <w:t>避免引起冒犯（</w:t>
+      </w:r>
+      <w:hyperlink r:id="rId34">
+        <w:r>
+          <w:rPr>
+            <w:lang w:val="zh_TW" w:bidi="zh_TW"/>
+          </w:rPr>
+          <w:rPr>
+            <w:color w:val="0000EE"/>
+            <w:u w:val="single"/>
+          </w:rPr>
+          <w:t>羅14:13</w:t>
+        </w:r>
+      </w:hyperlink>
+      <w:r>
+        <w:rPr>
+          <w:lang w:val="zh_TW" w:bidi="zh_TW"/>
+        </w:rPr>
         <w:t>）。</w:t>
+      </w:r>
+    </w:p>
+    <w:p>
+      <w:pPr>
+        <w:pStyle w:val="ListBullet"/>
+        <w:spacing w:line="240" w:lineRule="auto"/>
+        <w:ind w:left="720"/>
+      </w:pPr>
+      <w:r>
+        <w:rPr>
+          <w:lang w:val="zh_TW" w:bidi="zh_TW"/>
+        </w:rPr>
+      </w:r>
+      <w:r>
+        <w:rPr>
+          <w:lang w:val="zh_TW" w:bidi="zh_TW"/>
+        </w:rPr>
+        <w:t>基督徒不應該「訴諸法律」或控告他們的弟兄（</w:t>
+      </w:r>
+      <w:hyperlink r:id="rId35">
+        <w:r>
+          <w:rPr>
+            <w:lang w:val="zh_TW" w:bidi="zh_TW"/>
+          </w:rPr>
+          <w:rPr>
+            <w:color w:val="0000EE"/>
+            <w:u w:val="single"/>
+          </w:rPr>
+          <w:t>林前6:5</w:t>
+        </w:r>
+      </w:hyperlink>
+      <w:r>
+        <w:rPr>
+          <w:lang w:val="zh_TW" w:bidi="zh_TW"/>
+        </w:rPr>
+        <w:t>–</w:t>
+      </w:r>
+      <w:hyperlink r:id="rId35">
+        <w:r>
+          <w:rPr>
+            <w:lang w:val="zh_TW" w:bidi="zh_TW"/>
+          </w:rPr>
+          <w:rPr>
+            <w:color w:val="0000EE"/>
+            <w:u w:val="single"/>
+          </w:rPr>
+          <w:t>6</w:t>
+        </w:r>
+      </w:hyperlink>
+      <w:r>
+        <w:rPr>
+          <w:lang w:val="zh_TW" w:bidi="zh_TW"/>
+        </w:rPr>
+        <w:t>）</w:t>
+      </w:r>
+    </w:p>
+    <w:p>
+      <w:pPr>
+        <w:pStyle w:val="ListBullet"/>
+        <w:spacing w:line="240" w:lineRule="auto"/>
+        <w:ind w:left="720"/>
+      </w:pPr>
+      <w:r>
+        <w:rPr>
+          <w:lang w:val="zh_TW" w:bidi="zh_TW"/>
+        </w:rPr>
+      </w:r>
+      <w:r>
+        <w:rPr>
+          <w:lang w:val="zh_TW" w:bidi="zh_TW"/>
+        </w:rPr>
+        <w:t>必須在教會內或個人之間解決問題（</w:t>
+      </w:r>
+      <w:hyperlink r:id="rId36">
+        <w:r>
+          <w:rPr>
+            <w:lang w:val="zh_TW" w:bidi="zh_TW"/>
+          </w:rPr>
+          <w:rPr>
+            <w:color w:val="0000EE"/>
+            <w:u w:val="single"/>
+          </w:rPr>
+          <w:t>太18:15</w:t>
+        </w:r>
+      </w:hyperlink>
+      <w:r>
+        <w:rPr>
+          <w:lang w:val="zh_TW" w:bidi="zh_TW"/>
+        </w:rPr>
+        <w:t>–</w:t>
+      </w:r>
+      <w:hyperlink r:id="rId36">
+        <w:r>
+          <w:rPr>
+            <w:lang w:val="zh_TW" w:bidi="zh_TW"/>
+          </w:rPr>
+          <w:rPr>
+            <w:color w:val="0000EE"/>
+            <w:u w:val="single"/>
+          </w:rPr>
+          <w:t>17</w:t>
+        </w:r>
+      </w:hyperlink>
+      <w:r>
+        <w:rPr>
+          <w:lang w:val="zh_TW" w:bidi="zh_TW"/>
+        </w:rPr>
+        <w:t>）</w:t>
       </w:r>
     </w:p>
     <w:p>
@@ -695,9 +1028,9 @@
         <w:rPr>
           <w:lang w:val="zh_TW" w:bidi="zh_TW"/>
         </w:rPr>
-        <w:t>重生的現實結果是一個新的人或新造的人，舊事已過，一切都變成新的（</w:t>
-      </w:r>
-      <w:hyperlink r:id="rId32">
+        <w:t>基督徒與弟兄的關係很重要，因為如果他與弟兄不和，就無法敬拜神（</w:t>
+      </w:r>
+      <w:hyperlink r:id="rId37">
         <w:r>
           <w:rPr>
             <w:lang w:val="zh_TW" w:bidi="zh_TW"/>
@@ -706,52 +1039,16 @@
             <w:color w:val="0000EE"/>
             <w:u w:val="single"/>
           </w:rPr>
-          <w:t>林後5:17</w:t>
+          <w:t>太5:23</w:t>
         </w:r>
       </w:hyperlink>
       <w:r>
         <w:rPr>
           <w:lang w:val="zh_TW" w:bidi="zh_TW"/>
         </w:rPr>
-        <w:t>）。基督徒生活的目標是這新造的人，而不是表面上參與宗教活動（</w:t>
-      </w:r>
-      <w:hyperlink r:id="rId33">
-        <w:r>
-          <w:rPr>
-            <w:lang w:val="zh_TW" w:bidi="zh_TW"/>
-          </w:rPr>
-          <w:rPr>
-            <w:color w:val="0000EE"/>
-            <w:u w:val="single"/>
-          </w:rPr>
-          <w:t>加6:15</w:t>
-        </w:r>
-      </w:hyperlink>
-      <w:r>
-        <w:rPr>
-          <w:lang w:val="zh_TW" w:bidi="zh_TW"/>
-        </w:rPr>
-        <w:t>）。這涉及到脫去舊人（</w:t>
-      </w:r>
-      <w:hyperlink r:id="rId34">
-        <w:r>
-          <w:rPr>
-            <w:lang w:val="zh_TW" w:bidi="zh_TW"/>
-          </w:rPr>
-          <w:rPr>
-            <w:color w:val="0000EE"/>
-            <w:u w:val="single"/>
-          </w:rPr>
-          <w:t>弗4:22</w:t>
-        </w:r>
-      </w:hyperlink>
-      <w:r>
-        <w:rPr>
-          <w:lang w:val="zh_TW" w:bidi="zh_TW"/>
-        </w:rPr>
-        <w:t>）並穿上新人（</w:t>
-      </w:r>
-      <w:hyperlink r:id="rId35">
+        <w:t>–</w:t>
+      </w:r>
+      <w:hyperlink r:id="rId37">
         <w:r>
           <w:rPr>
             <w:lang w:val="zh_TW" w:bidi="zh_TW"/>
@@ -767,24 +1064,6 @@
         <w:rPr>
           <w:lang w:val="zh_TW" w:bidi="zh_TW"/>
         </w:rPr>
-        <w:t>節）。然而，最終這絕不是僅靠人努力的結果。我們是神的工作（</w:t>
-      </w:r>
-      <w:hyperlink r:id="rId36">
-        <w:r>
-          <w:rPr>
-            <w:lang w:val="zh_TW" w:bidi="zh_TW"/>
-          </w:rPr>
-          <w:rPr>
-            <w:color w:val="0000EE"/>
-            <w:u w:val="single"/>
-          </w:rPr>
-          <w:t>2:10</w:t>
-        </w:r>
-      </w:hyperlink>
-      <w:r>
-        <w:rPr>
-          <w:lang w:val="zh_TW" w:bidi="zh_TW"/>
-        </w:rPr>
         <w:t>）。</w:t>
       </w:r>
     </w:p>
@@ -812,7 +1091,7 @@
         <w:rPr>
           <w:lang w:val="zh_TW" w:bidi="zh_TW"/>
         </w:rPr>
-        <w:t>贖罪</w:t>
+        <w:t>家庭生活和關係</w:t>
       </w:r>
       <w:r>
         <w:rPr>
@@ -824,49 +1103,291 @@
         <w:rPr>
           <w:lang w:val="zh_TW" w:bidi="zh_TW"/>
         </w:rPr>
-        <w:t>歸信</w:t>
-      </w:r>
+        <w:t>兄弟（和姐妹）</w:t>
+      </w:r>
+      <w:r>
+        <w:rPr>
+          <w:lang w:val="zh_TW" w:bidi="zh_TW"/>
+        </w:rPr>
+      </w:r>
+      <w:r>
+        <w:rPr>
+          <w:lang w:val="zh_TW" w:bidi="zh_TW"/>
+        </w:rPr>
+      </w:r>
+    </w:p>
+    <w:p>
+      <w:pPr/>
+      <w:r>
+        <w:rPr>
+          <w:lang w:val="zh_TW" w:bidi="zh_TW"/>
+        </w:rPr>
+      </w:r>
+    </w:p>
+    <w:p>
+      <w:pPr>
+        <w:pStyle w:val="Heading2"/>
+      </w:pPr>
+      <w:r>
+        <w:rPr>
+          <w:lang w:val="zh_TW" w:bidi="zh_TW"/>
+        </w:rPr>
+        <w:t>兄弟（和姐妹）</w:t>
+      </w:r>
+      <w:r>
+        <w:rPr>
+          <w:lang w:val="zh_TW" w:bidi="zh_TW"/>
+        </w:rPr>
+      </w:r>
+    </w:p>
+    <w:p>
+      <w:pPr/>
+      <w:r>
+        <w:rPr>
+          <w:lang w:val="zh_TW" w:bidi="zh_TW"/>
+        </w:rPr>
+      </w:r>
+      <w:r>
+        <w:rPr>
+          <w:lang w:val="zh_TW" w:bidi="zh_TW"/>
+        </w:rPr>
+        <w:t>對神家中的成員的稱呼。有充分的證據表明，耶穌時代的猶太人經常自稱為弟兄（</w:t>
+      </w:r>
+      <w:hyperlink r:id="rId38">
+        <w:r>
+          <w:rPr>
+            <w:lang w:val="zh_TW" w:bidi="zh_TW"/>
+          </w:rPr>
+          <w:rPr>
+            <w:color w:val="0000EE"/>
+            <w:u w:val="single"/>
+          </w:rPr>
+          <w:t>徒2:29、37，</w:t>
+        </w:r>
+      </w:hyperlink>
+      <w:hyperlink r:id="rId39">
+        <w:r>
+          <w:rPr>
+            <w:lang w:val="zh_TW" w:bidi="zh_TW"/>
+          </w:rPr>
+          <w:rPr>
+            <w:color w:val="0000EE"/>
+            <w:u w:val="single"/>
+          </w:rPr>
+          <w:t>7:2，</w:t>
+        </w:r>
+      </w:hyperlink>
+      <w:hyperlink r:id="rId40">
+        <w:r>
+          <w:rPr>
+            <w:lang w:val="zh_TW" w:bidi="zh_TW"/>
+          </w:rPr>
+          <w:rPr>
+            <w:color w:val="0000EE"/>
+            <w:u w:val="single"/>
+          </w:rPr>
+          <w:t>22:5，</w:t>
+        </w:r>
+      </w:hyperlink>
+      <w:hyperlink r:id="rId41">
+        <w:r>
+          <w:rPr>
+            <w:lang w:val="zh_TW" w:bidi="zh_TW"/>
+          </w:rPr>
+          <w:rPr>
+            <w:color w:val="0000EE"/>
+            <w:u w:val="single"/>
+          </w:rPr>
+          <w:t>28:21</w:t>
+        </w:r>
+      </w:hyperlink>
       <w:r>
         <w:rPr>
           <w:lang w:val="zh_TW" w:bidi="zh_TW"/>
         </w:rPr>
         <w:t>；</w:t>
       </w:r>
-      <w:r>
-        <w:rPr>
-          <w:lang w:val="zh_TW" w:bidi="zh_TW"/>
-        </w:rPr>
-        <w:t>救贖主、救贖</w:t>
-      </w:r>
+      <w:hyperlink r:id="rId42">
+        <w:r>
+          <w:rPr>
+            <w:lang w:val="zh_TW" w:bidi="zh_TW"/>
+          </w:rPr>
+          <w:rPr>
+            <w:color w:val="0000EE"/>
+            <w:u w:val="single"/>
+          </w:rPr>
+          <w:t>羅9:3</w:t>
+        </w:r>
+      </w:hyperlink>
+      <w:r>
+        <w:rPr>
+          <w:lang w:val="zh_TW" w:bidi="zh_TW"/>
+        </w:rPr>
+        <w:t>）。因此，對猶太基督徒來說，從一開始就自然地互稱為「弟兄」（即「弟兄姐妹」——這個詞包括男性和女性；</w:t>
+      </w:r>
+      <w:hyperlink r:id="rId43">
+        <w:r>
+          <w:rPr>
+            <w:lang w:val="zh_TW" w:bidi="zh_TW"/>
+          </w:rPr>
+          <w:rPr>
+            <w:color w:val="0000EE"/>
+            <w:u w:val="single"/>
+          </w:rPr>
+          <w:t>徒1:15–16，</w:t>
+        </w:r>
+      </w:hyperlink>
+      <w:hyperlink r:id="rId44">
+        <w:r>
+          <w:rPr>
+            <w:lang w:val="zh_TW" w:bidi="zh_TW"/>
+          </w:rPr>
+          <w:rPr>
+            <w:color w:val="0000EE"/>
+            <w:u w:val="single"/>
+          </w:rPr>
+          <w:t>9:30，</w:t>
+        </w:r>
+      </w:hyperlink>
+      <w:hyperlink r:id="rId45">
+        <w:r>
+          <w:rPr>
+            <w:lang w:val="zh_TW" w:bidi="zh_TW"/>
+          </w:rPr>
+          <w:rPr>
+            <w:color w:val="0000EE"/>
+            <w:u w:val="single"/>
+          </w:rPr>
+          <w:t>11:1</w:t>
+        </w:r>
+      </w:hyperlink>
+      <w:r>
+        <w:rPr>
+          <w:lang w:val="zh_TW" w:bidi="zh_TW"/>
+        </w:rPr>
+        <w:t>）。外邦的宗教群體成員也互稱兄弟，因此這一稱呼同樣在外邦教會中被接受（</w:t>
+      </w:r>
+      <w:hyperlink r:id="rId46">
+        <w:r>
+          <w:rPr>
+            <w:lang w:val="zh_TW" w:bidi="zh_TW"/>
+          </w:rPr>
+          <w:rPr>
+            <w:color w:val="0000EE"/>
+            <w:u w:val="single"/>
+          </w:rPr>
+          <w:t>徒17:14</w:t>
+        </w:r>
+      </w:hyperlink>
       <w:r>
         <w:rPr>
           <w:lang w:val="zh_TW" w:bidi="zh_TW"/>
         </w:rPr>
         <w:t>；</w:t>
       </w:r>
-      <w:r>
-        <w:rPr>
-          <w:lang w:val="zh_TW" w:bidi="zh_TW"/>
-        </w:rPr>
-        <w:t>悔改</w:t>
-      </w:r>
+      <w:hyperlink r:id="rId47">
+        <w:r>
+          <w:rPr>
+            <w:lang w:val="zh_TW" w:bidi="zh_TW"/>
+          </w:rPr>
+          <w:rPr>
+            <w:color w:val="0000EE"/>
+            <w:u w:val="single"/>
+          </w:rPr>
+          <w:t>羅1:13</w:t>
+        </w:r>
+      </w:hyperlink>
       <w:r>
         <w:rPr>
           <w:lang w:val="zh_TW" w:bidi="zh_TW"/>
         </w:rPr>
         <w:t>；</w:t>
       </w:r>
-      <w:r>
-        <w:rPr>
-          <w:lang w:val="zh_TW" w:bidi="zh_TW"/>
-        </w:rPr>
-        <w:t>救恩</w:t>
-      </w:r>
-      <w:r>
-        <w:rPr>
-          <w:lang w:val="zh_TW" w:bidi="zh_TW"/>
-        </w:rPr>
-        <w:t>。</w:t>
+      <w:hyperlink r:id="rId48">
+        <w:r>
+          <w:rPr>
+            <w:lang w:val="zh_TW" w:bidi="zh_TW"/>
+          </w:rPr>
+          <w:rPr>
+            <w:color w:val="0000EE"/>
+            <w:u w:val="single"/>
+          </w:rPr>
+          <w:t>林前1:1、10</w:t>
+        </w:r>
+      </w:hyperlink>
+      <w:r>
+        <w:rPr>
+          <w:lang w:val="zh_TW" w:bidi="zh_TW"/>
+        </w:rPr>
+        <w:t>；以及保羅寫給外邦人教會的書信中其它多處）。事實上，與「門徒」（在使徒行傳中）和「聖徒」（在保羅書信及啟示錄中總是以複數形式出現）一樣，「弟兄」是基督徒最常用的稱號之一，並且是雅各書和約翰一書中主要使用的稱號。</w:t>
+      </w:r>
+    </w:p>
+    <w:p>
+      <w:pPr/>
+      <w:r>
+        <w:rPr>
+          <w:lang w:val="zh_TW" w:bidi="zh_TW"/>
+        </w:rPr>
+      </w:r>
+      <w:r>
+        <w:rPr>
+          <w:lang w:val="zh_TW" w:bidi="zh_TW"/>
+        </w:rPr>
+        <w:t>每個基督徒都被稱為「弟兄」，而基督徒群體整體則被稱為「弟兄們」。此稱號強調基督徒群體的親密性，即信徒之間的關係如同血親般親近（甚至更親密——</w:t>
+      </w:r>
+      <w:hyperlink r:id="rId49">
+        <w:r>
+          <w:rPr>
+            <w:lang w:val="zh_TW" w:bidi="zh_TW"/>
+          </w:rPr>
+          <w:rPr>
+            <w:color w:val="0000EE"/>
+            <w:u w:val="single"/>
+          </w:rPr>
+          <w:t>可10:23–31</w:t>
+        </w:r>
+      </w:hyperlink>
+      <w:r>
+        <w:rPr>
+          <w:lang w:val="zh_TW" w:bidi="zh_TW"/>
+        </w:rPr>
+        <w:t>）。在約翰一書和雅各書中，這一稱呼突顯出貧窮基督徒對富裕基督徒的要求（</w:t>
+      </w:r>
+      <w:hyperlink r:id="rId50">
+        <w:r>
+          <w:rPr>
+            <w:lang w:val="zh_TW" w:bidi="zh_TW"/>
+          </w:rPr>
+          <w:rPr>
+            <w:color w:val="0000EE"/>
+            <w:u w:val="single"/>
+          </w:rPr>
+          <w:t>雅2:15</w:t>
+        </w:r>
+      </w:hyperlink>
+      <w:r>
+        <w:rPr>
+          <w:lang w:val="zh_TW" w:bidi="zh_TW"/>
+        </w:rPr>
+        <w:t>；</w:t>
+      </w:r>
+      <w:hyperlink r:id="rId51">
+        <w:r>
+          <w:rPr>
+            <w:lang w:val="zh_TW" w:bidi="zh_TW"/>
+          </w:rPr>
+          <w:rPr>
+            <w:color w:val="0000EE"/>
+            <w:u w:val="single"/>
+          </w:rPr>
+          <w:t>約壹3:10–18</w:t>
+        </w:r>
+      </w:hyperlink>
+      <w:r>
+        <w:rPr>
+          <w:lang w:val="zh_TW" w:bidi="zh_TW"/>
+        </w:rPr>
+        <w:t>）。它也表明基督徒群體成員之間的平等關係。</w:t>
       </w:r>
       <w:r>
         <w:rPr>

--- a/zht/docx/150.content.docx
+++ b/zht/docx/150.content.docx
@@ -19,7 +19,7 @@
         <w:rPr>
           <w:lang w:val="zh_TW" w:bidi="zh_TW"/>
         </w:rPr>
-        <w:t>Resource: 聖經詞典 (Tyndale)</w:t>
+        <w:t>Resource: Tyndale Open Bible Dictionary</w:t>
       </w:r>
       <w:r>
         <w:rPr>
@@ -112,7 +112,7 @@
         <w:rPr>
           <w:lang w:val="zh_TW" w:bidi="zh_TW"/>
         </w:rPr>
-        <w:t>聖經詞典 (Tyndale)</w:t>
+        <w:t>Tyndale Open Bible Dictionary</w:t>
       </w:r>
     </w:p>
     <w:p>
@@ -149,7 +149,7 @@
         <w:rPr>
           <w:lang w:val="zh_TW" w:bidi="zh_TW"/>
         </w:rPr>
-        <w:t>xiong</w:t>
+        <w:t>wen</w:t>
       </w:r>
       <w:r>
         <w:rPr>
@@ -212,7 +212,7 @@
         <w:rPr>
           <w:lang w:val="zh_TW" w:bidi="zh_TW"/>
         </w:rPr>
-        <w:t>兄弟</w:t>
+        <w:t>溫柔</w:t>
       </w:r>
       <w:r>
         <w:rPr>
@@ -231,7 +231,562 @@
         <w:rPr>
           <w:lang w:val="zh_TW" w:bidi="zh_TW"/>
         </w:rPr>
-        <w:t>「兄弟」一詞可以指：</w:t>
+        <w:t>舊約聖經將溫柔描述為謙卑或屈身的態度（</w:t>
+      </w:r>
+      <w:hyperlink r:id="rId13">
+        <w:r>
+          <w:rPr>
+            <w:lang w:val="zh_TW" w:bidi="zh_TW"/>
+          </w:rPr>
+          <w:rPr>
+            <w:color w:val="0000EE"/>
+            <w:u w:val="single"/>
+          </w:rPr>
+          <w:t>撒下22:36</w:t>
+        </w:r>
+      </w:hyperlink>
+      <w:r>
+        <w:rPr>
+          <w:lang w:val="zh_TW" w:bidi="zh_TW"/>
+        </w:rPr>
+        <w:t>；參</w:t>
+      </w:r>
+      <w:hyperlink r:id="rId14">
+        <w:r>
+          <w:rPr>
+            <w:lang w:val="zh_TW" w:bidi="zh_TW"/>
+          </w:rPr>
+          <w:rPr>
+            <w:color w:val="0000EE"/>
+            <w:u w:val="single"/>
+          </w:rPr>
+          <w:t>詩18:35</w:t>
+        </w:r>
+      </w:hyperlink>
+      <w:r>
+        <w:rPr>
+          <w:lang w:val="zh_TW" w:bidi="zh_TW"/>
+        </w:rPr>
+        <w:t>）。「溫柔」或「溫柔地」可以指禮貌和不做作（</w:t>
+      </w:r>
+      <w:hyperlink r:id="rId15">
+        <w:r>
+          <w:rPr>
+            <w:lang w:val="zh_TW" w:bidi="zh_TW"/>
+          </w:rPr>
+          <w:rPr>
+            <w:color w:val="0000EE"/>
+            <w:u w:val="single"/>
+          </w:rPr>
+          <w:t>箴15:4</w:t>
+        </w:r>
+      </w:hyperlink>
+      <w:r>
+        <w:rPr>
+          <w:lang w:val="zh_TW" w:bidi="zh_TW"/>
+        </w:rPr>
+        <w:t>），安靜而柔和（</w:t>
+      </w:r>
+      <w:hyperlink r:id="rId16">
+        <w:r>
+          <w:rPr>
+            <w:lang w:val="zh_TW" w:bidi="zh_TW"/>
+          </w:rPr>
+          <w:rPr>
+            <w:color w:val="0000EE"/>
+            <w:u w:val="single"/>
+          </w:rPr>
+          <w:t>申32:2</w:t>
+        </w:r>
+      </w:hyperlink>
+      <w:r>
+        <w:rPr>
+          <w:lang w:val="zh_TW" w:bidi="zh_TW"/>
+        </w:rPr>
+        <w:t>；</w:t>
+      </w:r>
+      <w:hyperlink r:id="rId17">
+        <w:r>
+          <w:rPr>
+            <w:lang w:val="zh_TW" w:bidi="zh_TW"/>
+          </w:rPr>
+          <w:rPr>
+            <w:color w:val="0000EE"/>
+            <w:u w:val="single"/>
+          </w:rPr>
+          <w:t>賽8:6</w:t>
+        </w:r>
+      </w:hyperlink>
+      <w:r>
+        <w:rPr>
+          <w:lang w:val="zh_TW" w:bidi="zh_TW"/>
+        </w:rPr>
+        <w:t>），或柔軟且寬容（</w:t>
+      </w:r>
+      <w:hyperlink r:id="rId18">
+        <w:r>
+          <w:rPr>
+            <w:lang w:val="zh_TW" w:bidi="zh_TW"/>
+          </w:rPr>
+          <w:rPr>
+            <w:color w:val="0000EE"/>
+            <w:u w:val="single"/>
+          </w:rPr>
+          <w:t>撒下18:5</w:t>
+        </w:r>
+      </w:hyperlink>
+      <w:r>
+        <w:rPr>
+          <w:lang w:val="zh_TW" w:bidi="zh_TW"/>
+        </w:rPr>
+        <w:t>；</w:t>
+      </w:r>
+      <w:hyperlink r:id="rId19">
+        <w:r>
+          <w:rPr>
+            <w:lang w:val="zh_TW" w:bidi="zh_TW"/>
+          </w:rPr>
+          <w:rPr>
+            <w:color w:val="0000EE"/>
+            <w:u w:val="single"/>
+          </w:rPr>
+          <w:t>伯15:11</w:t>
+        </w:r>
+      </w:hyperlink>
+      <w:r>
+        <w:rPr>
+          <w:lang w:val="zh_TW" w:bidi="zh_TW"/>
+        </w:rPr>
+        <w:t>）。</w:t>
+      </w:r>
+    </w:p>
+    <w:p>
+      <w:pPr/>
+      <w:r>
+        <w:rPr>
+          <w:lang w:val="zh_TW" w:bidi="zh_TW"/>
+        </w:rPr>
+      </w:r>
+      <w:r>
+        <w:rPr>
+          <w:lang w:val="zh_TW" w:bidi="zh_TW"/>
+        </w:rPr>
+        <w:t>在新約聖經中，有幾個詞被翻譯為「溫柔」、「溫和」或「溫柔地」。其不同的意思包括：</w:t>
+      </w:r>
+    </w:p>
+    <w:p>
+      <w:pPr>
+        <w:pStyle w:val="ListNumber"/>
+        <w:numPr>
+          <w:ilvl w:val="0"/>
+          <w:numId w:val="14"/>
+        </w:numPr>
+        <w:spacing w:line="240" w:lineRule="auto"/>
+        <w:ind w:left="720"/>
+      </w:pPr>
+      <w:r>
+        <w:rPr>
+          <w:lang w:val="zh_TW" w:bidi="zh_TW"/>
+        </w:rPr>
+      </w:r>
+      <w:r>
+        <w:rPr>
+          <w:lang w:val="zh_TW" w:bidi="zh_TW"/>
+        </w:rPr>
+        <w:t>柔和、柔順、忍耐（</w:t>
+      </w:r>
+      <w:hyperlink r:id="rId20">
+        <w:r>
+          <w:rPr>
+            <w:lang w:val="zh_TW" w:bidi="zh_TW"/>
+          </w:rPr>
+          <w:rPr>
+            <w:color w:val="0000EE"/>
+            <w:u w:val="single"/>
+          </w:rPr>
+          <w:t>太11:29</w:t>
+        </w:r>
+      </w:hyperlink>
+      <w:r>
+        <w:rPr>
+          <w:lang w:val="zh_TW" w:bidi="zh_TW"/>
+        </w:rPr>
+        <w:t>；</w:t>
+      </w:r>
+      <w:hyperlink r:id="rId21">
+        <w:r>
+          <w:rPr>
+            <w:lang w:val="zh_TW" w:bidi="zh_TW"/>
+          </w:rPr>
+          <w:rPr>
+            <w:color w:val="0000EE"/>
+            <w:u w:val="single"/>
+          </w:rPr>
+          <w:t>林前4:21</w:t>
+        </w:r>
+      </w:hyperlink>
+      <w:r>
+        <w:rPr>
+          <w:lang w:val="zh_TW" w:bidi="zh_TW"/>
+        </w:rPr>
+        <w:t>；</w:t>
+      </w:r>
+      <w:hyperlink r:id="rId22">
+        <w:r>
+          <w:rPr>
+            <w:lang w:val="zh_TW" w:bidi="zh_TW"/>
+          </w:rPr>
+          <w:rPr>
+            <w:color w:val="0000EE"/>
+            <w:u w:val="single"/>
+          </w:rPr>
+          <w:t>林後10:1</w:t>
+        </w:r>
+      </w:hyperlink>
+      <w:r>
+        <w:rPr>
+          <w:lang w:val="zh_TW" w:bidi="zh_TW"/>
+        </w:rPr>
+        <w:t>；</w:t>
+      </w:r>
+      <w:hyperlink r:id="rId23">
+        <w:r>
+          <w:rPr>
+            <w:lang w:val="zh_TW" w:bidi="zh_TW"/>
+          </w:rPr>
+          <w:rPr>
+            <w:color w:val="0000EE"/>
+            <w:u w:val="single"/>
+          </w:rPr>
+          <w:t>加5:23</w:t>
+        </w:r>
+      </w:hyperlink>
+      <w:r>
+        <w:rPr>
+          <w:lang w:val="zh_TW" w:bidi="zh_TW"/>
+        </w:rPr>
+        <w:t>；</w:t>
+      </w:r>
+      <w:hyperlink r:id="rId24">
+        <w:r>
+          <w:rPr>
+            <w:lang w:val="zh_TW" w:bidi="zh_TW"/>
+          </w:rPr>
+          <w:rPr>
+            <w:color w:val="0000EE"/>
+            <w:u w:val="single"/>
+          </w:rPr>
+          <w:t>提前6:11</w:t>
+        </w:r>
+      </w:hyperlink>
+      <w:r>
+        <w:rPr>
+          <w:lang w:val="zh_TW" w:bidi="zh_TW"/>
+        </w:rPr>
+        <w:t>；</w:t>
+      </w:r>
+      <w:hyperlink r:id="rId25">
+        <w:r>
+          <w:rPr>
+            <w:lang w:val="zh_TW" w:bidi="zh_TW"/>
+          </w:rPr>
+          <w:rPr>
+            <w:color w:val="0000EE"/>
+            <w:u w:val="single"/>
+          </w:rPr>
+          <w:t>彼前3:4、15</w:t>
+        </w:r>
+      </w:hyperlink>
+      <w:r>
+        <w:rPr>
+          <w:lang w:val="zh_TW" w:bidi="zh_TW"/>
+        </w:rPr>
+        <w:t>），或禮貌和謙遜的態度（</w:t>
+      </w:r>
+      <w:hyperlink r:id="rId26">
+        <w:r>
+          <w:rPr>
+            <w:lang w:val="zh_TW" w:bidi="zh_TW"/>
+          </w:rPr>
+          <w:rPr>
+            <w:color w:val="0000EE"/>
+            <w:u w:val="single"/>
+          </w:rPr>
+          <w:t>提後2:25</w:t>
+        </w:r>
+      </w:hyperlink>
+      <w:r>
+        <w:rPr>
+          <w:lang w:val="zh_TW" w:bidi="zh_TW"/>
+        </w:rPr>
+        <w:t>）；</w:t>
+      </w:r>
+    </w:p>
+    <w:p>
+      <w:pPr>
+        <w:pStyle w:val="ListNumber"/>
+        <w:spacing w:line="240" w:lineRule="auto"/>
+        <w:ind w:left="720"/>
+      </w:pPr>
+      <w:r>
+        <w:rPr>
+          <w:lang w:val="zh_TW" w:bidi="zh_TW"/>
+        </w:rPr>
+      </w:r>
+      <w:r>
+        <w:rPr>
+          <w:lang w:val="zh_TW" w:bidi="zh_TW"/>
+        </w:rPr>
+        <w:t>對他人表達的善意（</w:t>
+      </w:r>
+      <w:hyperlink r:id="rId27">
+        <w:r>
+          <w:rPr>
+            <w:lang w:val="zh_TW" w:bidi="zh_TW"/>
+          </w:rPr>
+          <w:rPr>
+            <w:color w:val="0000EE"/>
+            <w:u w:val="single"/>
+          </w:rPr>
+          <w:t>帖前2:7</w:t>
+        </w:r>
+      </w:hyperlink>
+      <w:r>
+        <w:rPr>
+          <w:lang w:val="zh_TW" w:bidi="zh_TW"/>
+        </w:rPr>
+        <w:t>；</w:t>
+      </w:r>
+      <w:hyperlink r:id="rId28">
+        <w:r>
+          <w:rPr>
+            <w:lang w:val="zh_TW" w:bidi="zh_TW"/>
+          </w:rPr>
+          <w:rPr>
+            <w:color w:val="0000EE"/>
+            <w:u w:val="single"/>
+          </w:rPr>
+          <w:t>提後2:24</w:t>
+        </w:r>
+      </w:hyperlink>
+      <w:r>
+        <w:rPr>
+          <w:lang w:val="zh_TW" w:bidi="zh_TW"/>
+        </w:rPr>
+        <w:t>）；</w:t>
+      </w:r>
+    </w:p>
+    <w:p>
+      <w:pPr>
+        <w:pStyle w:val="ListNumber"/>
+        <w:spacing w:line="240" w:lineRule="auto"/>
+        <w:ind w:left="720"/>
+      </w:pPr>
+      <w:r>
+        <w:rPr>
+          <w:lang w:val="zh_TW" w:bidi="zh_TW"/>
+        </w:rPr>
+      </w:r>
+      <w:r>
+        <w:rPr>
+          <w:lang w:val="zh_TW" w:bidi="zh_TW"/>
+        </w:rPr>
+        <w:t>在各種情況下適當、公平或合適的行為（</w:t>
+      </w:r>
+      <w:hyperlink r:id="rId29">
+        <w:r>
+          <w:rPr>
+            <w:lang w:val="zh_TW" w:bidi="zh_TW"/>
+          </w:rPr>
+          <w:rPr>
+            <w:color w:val="0000EE"/>
+            <w:u w:val="single"/>
+          </w:rPr>
+          <w:t>提前3:3</w:t>
+        </w:r>
+      </w:hyperlink>
+      <w:r>
+        <w:rPr>
+          <w:lang w:val="zh_TW" w:bidi="zh_TW"/>
+        </w:rPr>
+        <w:t>；</w:t>
+      </w:r>
+      <w:hyperlink r:id="rId30">
+        <w:r>
+          <w:rPr>
+            <w:lang w:val="zh_TW" w:bidi="zh_TW"/>
+          </w:rPr>
+          <w:rPr>
+            <w:color w:val="0000EE"/>
+            <w:u w:val="single"/>
+          </w:rPr>
+          <w:t>多3:2</w:t>
+        </w:r>
+      </w:hyperlink>
+      <w:r>
+        <w:rPr>
+          <w:lang w:val="zh_TW" w:bidi="zh_TW"/>
+        </w:rPr>
+        <w:t>；</w:t>
+      </w:r>
+      <w:hyperlink r:id="rId31">
+        <w:r>
+          <w:rPr>
+            <w:lang w:val="zh_TW" w:bidi="zh_TW"/>
+          </w:rPr>
+          <w:rPr>
+            <w:color w:val="0000EE"/>
+            <w:u w:val="single"/>
+          </w:rPr>
+          <w:t>彼前2:18</w:t>
+        </w:r>
+      </w:hyperlink>
+      <w:r>
+        <w:rPr>
+          <w:lang w:val="zh_TW" w:bidi="zh_TW"/>
+        </w:rPr>
+        <w:t>）。</w:t>
+      </w:r>
+    </w:p>
+    <w:p>
+      <w:pPr/>
+      <w:r>
+        <w:rPr>
+          <w:lang w:val="zh_TW" w:bidi="zh_TW"/>
+        </w:rPr>
+      </w:r>
+      <w:r>
+        <w:rPr>
+          <w:lang w:val="zh_TW" w:bidi="zh_TW"/>
+        </w:rPr>
+        <w:t>教會領袖和其他信徒被教導要溫柔地對待犯錯的人（</w:t>
+      </w:r>
+      <w:hyperlink r:id="rId32">
+        <w:r>
+          <w:rPr>
+            <w:lang w:val="zh_TW" w:bidi="zh_TW"/>
+          </w:rPr>
+          <w:rPr>
+            <w:color w:val="0000EE"/>
+            <w:u w:val="single"/>
+          </w:rPr>
+          <w:t>加6:1</w:t>
+        </w:r>
+      </w:hyperlink>
+      <w:r>
+        <w:rPr>
+          <w:lang w:val="zh_TW" w:bidi="zh_TW"/>
+        </w:rPr>
+        <w:t>），反對信仰的人（</w:t>
+      </w:r>
+      <w:hyperlink r:id="rId26">
+        <w:r>
+          <w:rPr>
+            <w:lang w:val="zh_TW" w:bidi="zh_TW"/>
+          </w:rPr>
+          <w:rPr>
+            <w:color w:val="0000EE"/>
+            <w:u w:val="single"/>
+          </w:rPr>
+          <w:t>提後2:25</w:t>
+        </w:r>
+      </w:hyperlink>
+      <w:r>
+        <w:rPr>
+          <w:lang w:val="zh_TW" w:bidi="zh_TW"/>
+        </w:rPr>
+        <w:t>），或無知和被誤導的人（</w:t>
+      </w:r>
+      <w:hyperlink r:id="rId33">
+        <w:r>
+          <w:rPr>
+            <w:lang w:val="zh_TW" w:bidi="zh_TW"/>
+          </w:rPr>
+          <w:rPr>
+            <w:color w:val="0000EE"/>
+            <w:u w:val="single"/>
+          </w:rPr>
+          <w:t>來5:2</w:t>
+        </w:r>
+      </w:hyperlink>
+      <w:r>
+        <w:rPr>
+          <w:lang w:val="zh_TW" w:bidi="zh_TW"/>
+        </w:rPr>
+        <w:t>）。</w:t>
+      </w:r>
+      <w:r>
+        <w:rPr>
+          <w:lang w:val="zh_TW" w:bidi="zh_TW"/>
+        </w:rPr>
+      </w:r>
+      <w:r>
+        <w:rPr>
+          <w:lang w:val="zh_TW" w:bidi="zh_TW"/>
+        </w:rPr>
+      </w:r>
+    </w:p>
+    <w:p>
+      <w:pPr/>
+      <w:r>
+        <w:rPr>
+          <w:lang w:val="zh_TW" w:bidi="zh_TW"/>
+        </w:rPr>
+      </w:r>
+    </w:p>
+    <w:p>
+      <w:pPr>
+        <w:pStyle w:val="Heading2"/>
+      </w:pPr>
+      <w:r>
+        <w:rPr>
+          <w:lang w:val="zh_TW" w:bidi="zh_TW"/>
+        </w:rPr>
+        <w:t>文士</w:t>
+      </w:r>
+      <w:r>
+        <w:rPr>
+          <w:lang w:val="zh_TW" w:bidi="zh_TW"/>
+        </w:rPr>
+      </w:r>
+    </w:p>
+    <w:p>
+      <w:pPr/>
+      <w:r>
+        <w:rPr>
+          <w:lang w:val="zh_TW" w:bidi="zh_TW"/>
+        </w:rPr>
+      </w:r>
+      <w:r>
+        <w:rPr>
+          <w:lang w:val="zh_TW" w:bidi="zh_TW"/>
+        </w:rPr>
+        <w:t>指舊約時代早期，那些負責書寫和記錄資訊的人。在巴比倫被擄歸回之後，文士成為一個學者階層，為百姓做教導、抄寫和解釋猶太律法的工作。他們在福音書中主要作為耶穌的對手出現。</w:t>
+      </w:r>
+    </w:p>
+    <w:p>
+      <w:pPr>
+        <w:pStyle w:val="Heading3"/>
+      </w:pPr>
+      <w:r>
+        <w:rPr>
+          <w:lang w:val="zh_TW" w:bidi="zh_TW"/>
+        </w:rPr>
+        <w:t>巴比倫被擄前的文士</w:t>
+      </w:r>
+    </w:p>
+    <w:p>
+      <w:pPr/>
+      <w:r>
+        <w:rPr>
+          <w:lang w:val="zh_TW" w:bidi="zh_TW"/>
+        </w:rPr>
+      </w:r>
+      <w:r>
+        <w:rPr>
+          <w:lang w:val="zh_TW" w:bidi="zh_TW"/>
+        </w:rPr>
+        <w:t>在古代以色列，閱讀和書寫的能力並不普及，公共生活的各個方面都需要專業人士。這似乎是聖經對「文士」一詞最早的理解，並無特別的宗教意涵。文士負責保存記錄或抄寫</w:t>
       </w:r>
     </w:p>
     <w:p>
@@ -249,7 +804,25 @@
         <w:rPr>
           <w:lang w:val="zh_TW" w:bidi="zh_TW"/>
         </w:rPr>
-        <w:t>與自己有兄弟關係的男性</w:t>
+        <w:t>法律文件（</w:t>
+      </w:r>
+      <w:hyperlink r:id="rId34">
+        <w:r>
+          <w:rPr>
+            <w:lang w:val="zh_TW" w:bidi="zh_TW"/>
+          </w:rPr>
+          <w:rPr>
+            <w:color w:val="0000EE"/>
+            <w:u w:val="single"/>
+          </w:rPr>
+          <w:t>耶32:12</w:t>
+        </w:r>
+      </w:hyperlink>
+      <w:r>
+        <w:rPr>
+          <w:lang w:val="zh_TW" w:bidi="zh_TW"/>
+        </w:rPr>
+        <w:t>），</w:t>
       </w:r>
     </w:p>
     <w:p>
@@ -267,7 +840,25 @@
         <w:rPr>
           <w:lang w:val="zh_TW" w:bidi="zh_TW"/>
         </w:rPr>
-        <w:t>親密的男性朋友</w:t>
+        <w:t>軍事檔案（</w:t>
+      </w:r>
+      <w:hyperlink r:id="rId35">
+        <w:r>
+          <w:rPr>
+            <w:lang w:val="zh_TW" w:bidi="zh_TW"/>
+          </w:rPr>
+          <w:rPr>
+            <w:color w:val="0000EE"/>
+            <w:u w:val="single"/>
+          </w:rPr>
+          <w:t>代下26:11</w:t>
+        </w:r>
+      </w:hyperlink>
+      <w:r>
+        <w:rPr>
+          <w:lang w:val="zh_TW" w:bidi="zh_TW"/>
+        </w:rPr>
+        <w:t>），</w:t>
       </w:r>
     </w:p>
     <w:p>
@@ -285,19 +876,79 @@
         <w:rPr>
           <w:lang w:val="zh_TW" w:bidi="zh_TW"/>
         </w:rPr>
-        <w:t>同種族、信仰、職業或組織的成員。</w:t>
+        <w:t>其它公文（</w:t>
+      </w:r>
+      <w:hyperlink r:id="rId36">
+        <w:r>
+          <w:rPr>
+            <w:lang w:val="zh_TW" w:bidi="zh_TW"/>
+          </w:rPr>
+          <w:rPr>
+            <w:color w:val="0000EE"/>
+            <w:u w:val="single"/>
+          </w:rPr>
+          <w:t>士8:14</w:t>
+        </w:r>
+      </w:hyperlink>
+      <w:r>
+        <w:rPr>
+          <w:lang w:val="zh_TW" w:bidi="zh_TW"/>
+        </w:rPr>
+        <w:t>；</w:t>
+      </w:r>
+      <w:hyperlink r:id="rId37">
+        <w:r>
+          <w:rPr>
+            <w:lang w:val="zh_TW" w:bidi="zh_TW"/>
+          </w:rPr>
+          <w:rPr>
+            <w:color w:val="0000EE"/>
+            <w:u w:val="single"/>
+          </w:rPr>
+          <w:t>賽50:1</w:t>
+        </w:r>
+      </w:hyperlink>
+      <w:r>
+        <w:rPr>
+          <w:lang w:val="zh_TW" w:bidi="zh_TW"/>
+        </w:rPr>
+        <w:t>），或</w:t>
       </w:r>
     </w:p>
     <w:p>
       <w:pPr>
-        <w:pStyle w:val="Heading3"/>
-      </w:pPr>
-      <w:r>
-        <w:rPr>
-          <w:b/>
-          <w:lang w:val="zh_TW" w:bidi="zh_TW"/>
-        </w:rPr>
-        <w:t>「兄弟」在舊約中的意思是什麼？</w:t>
+        <w:pStyle w:val="ListBullet"/>
+        <w:spacing w:line="240" w:lineRule="auto"/>
+        <w:ind w:left="720"/>
+      </w:pPr>
+      <w:r>
+        <w:rPr>
+          <w:lang w:val="zh_TW" w:bidi="zh_TW"/>
+        </w:rPr>
+      </w:r>
+      <w:r>
+        <w:rPr>
+          <w:lang w:val="zh_TW" w:bidi="zh_TW"/>
+        </w:rPr>
+        <w:t>私人書信（</w:t>
+      </w:r>
+      <w:hyperlink r:id="rId38">
+        <w:r>
+          <w:rPr>
+            <w:lang w:val="zh_TW" w:bidi="zh_TW"/>
+          </w:rPr>
+          <w:rPr>
+            <w:color w:val="0000EE"/>
+            <w:u w:val="single"/>
+          </w:rPr>
+          <w:t>耶36:18</w:t>
+        </w:r>
+      </w:hyperlink>
+      <w:r>
+        <w:rPr>
+          <w:lang w:val="zh_TW" w:bidi="zh_TW"/>
+        </w:rPr>
+        <w:t>）。</w:t>
       </w:r>
     </w:p>
     <w:p>
@@ -311,36 +962,198 @@
         <w:rPr>
           <w:lang w:val="zh_TW" w:bidi="zh_TW"/>
         </w:rPr>
-        <w:t>在舊約聖經中，「兄弟」的希伯來文指的是至少有一個共同父親或母親的男性。約瑟和便雅憫都是雅各和拉結的孩子（</w:t>
-      </w:r>
-      <w:hyperlink r:id="rId13">
-        <w:r>
-          <w:rPr>
-            <w:lang w:val="zh_TW" w:bidi="zh_TW"/>
-          </w:rPr>
-          <w:rPr>
-            <w:color w:val="0000EE"/>
-            <w:u w:val="single"/>
-          </w:rPr>
-          <w:t>創35:24</w:t>
-        </w:r>
-      </w:hyperlink>
-      <w:r>
-        <w:rPr>
-          <w:lang w:val="zh_TW" w:bidi="zh_TW"/>
-        </w:rPr>
-        <w:t>）。然而，雅各其他的兒子也被稱為約瑟的兄弟（</w:t>
-      </w:r>
-      <w:hyperlink r:id="rId14">
-        <w:r>
-          <w:rPr>
-            <w:lang w:val="zh_TW" w:bidi="zh_TW"/>
-          </w:rPr>
-          <w:rPr>
-            <w:color w:val="0000EE"/>
-            <w:u w:val="single"/>
-          </w:rPr>
-          <w:t>創42:6</w:t>
+        <w:t>文士對於王室行政至關重要。文士長通常擔任</w:t>
+      </w:r>
+    </w:p>
+    <w:p>
+      <w:pPr>
+        <w:pStyle w:val="ListBullet"/>
+        <w:spacing w:line="240" w:lineRule="auto"/>
+        <w:ind w:left="720"/>
+      </w:pPr>
+      <w:r>
+        <w:rPr>
+          <w:lang w:val="zh_TW" w:bidi="zh_TW"/>
+        </w:rPr>
+      </w:r>
+      <w:r>
+        <w:rPr>
+          <w:lang w:val="zh_TW" w:bidi="zh_TW"/>
+        </w:rPr>
+        <w:t>王室書記（</w:t>
+      </w:r>
+      <w:hyperlink r:id="rId39">
+        <w:r>
+          <w:rPr>
+            <w:lang w:val="zh_TW" w:bidi="zh_TW"/>
+          </w:rPr>
+          <w:rPr>
+            <w:color w:val="0000EE"/>
+            <w:u w:val="single"/>
+          </w:rPr>
+          <w:t>王上4:3</w:t>
+        </w:r>
+      </w:hyperlink>
+      <w:r>
+        <w:rPr>
+          <w:lang w:val="zh_TW" w:bidi="zh_TW"/>
+        </w:rPr>
+        <w:t>；</w:t>
+      </w:r>
+      <w:hyperlink r:id="rId40">
+        <w:r>
+          <w:rPr>
+            <w:lang w:val="zh_TW" w:bidi="zh_TW"/>
+          </w:rPr>
+          <w:rPr>
+            <w:color w:val="0000EE"/>
+            <w:u w:val="single"/>
+          </w:rPr>
+          <w:t>代下24:11</w:t>
+        </w:r>
+      </w:hyperlink>
+      <w:r>
+        <w:rPr>
+          <w:lang w:val="zh_TW" w:bidi="zh_TW"/>
+        </w:rPr>
+        <w:t>），</w:t>
+      </w:r>
+    </w:p>
+    <w:p>
+      <w:pPr>
+        <w:pStyle w:val="ListBullet"/>
+        <w:spacing w:line="240" w:lineRule="auto"/>
+        <w:ind w:left="720"/>
+      </w:pPr>
+      <w:r>
+        <w:rPr>
+          <w:lang w:val="zh_TW" w:bidi="zh_TW"/>
+        </w:rPr>
+      </w:r>
+      <w:r>
+        <w:rPr>
+          <w:lang w:val="zh_TW" w:bidi="zh_TW"/>
+        </w:rPr>
+        <w:t>謀士（</w:t>
+      </w:r>
+      <w:hyperlink r:id="rId41">
+        <w:r>
+          <w:rPr>
+            <w:lang w:val="zh_TW" w:bidi="zh_TW"/>
+          </w:rPr>
+          <w:rPr>
+            <w:color w:val="0000EE"/>
+            <w:u w:val="single"/>
+          </w:rPr>
+          <w:t>撒下8:16–17</w:t>
+        </w:r>
+      </w:hyperlink>
+      <w:r>
+        <w:rPr>
+          <w:lang w:val="zh_TW" w:bidi="zh_TW"/>
+        </w:rPr>
+        <w:t>；</w:t>
+      </w:r>
+      <w:hyperlink r:id="rId42">
+        <w:r>
+          <w:rPr>
+            <w:lang w:val="zh_TW" w:bidi="zh_TW"/>
+          </w:rPr>
+          <w:rPr>
+            <w:color w:val="0000EE"/>
+            <w:u w:val="single"/>
+          </w:rPr>
+          <w:t>王下18:18</w:t>
+        </w:r>
+      </w:hyperlink>
+      <w:r>
+        <w:rPr>
+          <w:lang w:val="zh_TW" w:bidi="zh_TW"/>
+        </w:rPr>
+        <w:t>，</w:t>
+      </w:r>
+      <w:hyperlink r:id="rId43">
+        <w:r>
+          <w:rPr>
+            <w:lang w:val="zh_TW" w:bidi="zh_TW"/>
+          </w:rPr>
+          <w:rPr>
+            <w:color w:val="0000EE"/>
+            <w:u w:val="single"/>
+          </w:rPr>
+          <w:t>22:12</w:t>
+        </w:r>
+      </w:hyperlink>
+      <w:r>
+        <w:rPr>
+          <w:lang w:val="zh_TW" w:bidi="zh_TW"/>
+        </w:rPr>
+        <w:t>；</w:t>
+      </w:r>
+      <w:hyperlink r:id="rId44">
+        <w:r>
+          <w:rPr>
+            <w:lang w:val="zh_TW" w:bidi="zh_TW"/>
+          </w:rPr>
+          <w:rPr>
+            <w:color w:val="0000EE"/>
+            <w:u w:val="single"/>
+          </w:rPr>
+          <w:t>代上27:32</w:t>
+        </w:r>
+      </w:hyperlink>
+      <w:r>
+        <w:rPr>
+          <w:lang w:val="zh_TW" w:bidi="zh_TW"/>
+        </w:rPr>
+        <w:t>；</w:t>
+      </w:r>
+      <w:hyperlink r:id="rId45">
+        <w:r>
+          <w:rPr>
+            <w:lang w:val="zh_TW" w:bidi="zh_TW"/>
+          </w:rPr>
+          <w:rPr>
+            <w:color w:val="0000EE"/>
+            <w:u w:val="single"/>
+          </w:rPr>
+          <w:t>賽36:3</w:t>
+        </w:r>
+      </w:hyperlink>
+      <w:r>
+        <w:rPr>
+          <w:lang w:val="zh_TW" w:bidi="zh_TW"/>
+        </w:rPr>
+        <w:t>），和</w:t>
+      </w:r>
+    </w:p>
+    <w:p>
+      <w:pPr>
+        <w:pStyle w:val="ListBullet"/>
+        <w:spacing w:line="240" w:lineRule="auto"/>
+        <w:ind w:left="720"/>
+      </w:pPr>
+      <w:r>
+        <w:rPr>
+          <w:lang w:val="zh_TW" w:bidi="zh_TW"/>
+        </w:rPr>
+      </w:r>
+      <w:r>
+        <w:rPr>
+          <w:lang w:val="zh_TW" w:bidi="zh_TW"/>
+        </w:rPr>
+        <w:t>財務監督（</w:t>
+      </w:r>
+      <w:hyperlink r:id="rId46">
+        <w:r>
+          <w:rPr>
+            <w:lang w:val="zh_TW" w:bidi="zh_TW"/>
+          </w:rPr>
+          <w:rPr>
+            <w:color w:val="0000EE"/>
+            <w:u w:val="single"/>
+          </w:rPr>
+          <w:t>王下22:3–4</w:t>
         </w:r>
       </w:hyperlink>
       <w:r>
@@ -361,90 +1174,36 @@
         <w:rPr>
           <w:lang w:val="zh_TW" w:bidi="zh_TW"/>
         </w:rPr>
-        <w:t>約瑟對便雅憫的愛是特別的，但兄弟之間並非總有這種愛。該隱殺害了他的兄弟亞伯（</w:t>
-      </w:r>
-      <w:hyperlink r:id="rId15">
-        <w:r>
-          <w:rPr>
-            <w:lang w:val="zh_TW" w:bidi="zh_TW"/>
-          </w:rPr>
-          <w:rPr>
-            <w:color w:val="0000EE"/>
-            <w:u w:val="single"/>
-          </w:rPr>
-          <w:t>創4:8</w:t>
-        </w:r>
-      </w:hyperlink>
-      <w:r>
-        <w:rPr>
-          <w:lang w:val="zh_TW" w:bidi="zh_TW"/>
-        </w:rPr>
-        <w:t>），以掃恨他的兄弟雅各（</w:t>
-      </w:r>
-      <w:hyperlink r:id="rId16">
-        <w:r>
-          <w:rPr>
-            <w:lang w:val="zh_TW" w:bidi="zh_TW"/>
-          </w:rPr>
-          <w:rPr>
-            <w:color w:val="0000EE"/>
-            <w:u w:val="single"/>
-          </w:rPr>
-          <w:t>27:41</w:t>
-        </w:r>
-      </w:hyperlink>
-      <w:r>
-        <w:rPr>
-          <w:lang w:val="zh_TW" w:bidi="zh_TW"/>
-        </w:rPr>
-        <w:t>）。兄弟可能帶來壞的影響（</w:t>
-      </w:r>
-      <w:hyperlink r:id="rId17">
-        <w:r>
-          <w:rPr>
-            <w:lang w:val="zh_TW" w:bidi="zh_TW"/>
-          </w:rPr>
-          <w:rPr>
-            <w:color w:val="0000EE"/>
-            <w:u w:val="single"/>
-          </w:rPr>
-          <w:t>申13:6</w:t>
-        </w:r>
-      </w:hyperlink>
-      <w:r>
-        <w:rPr>
-          <w:lang w:val="zh_TW" w:bidi="zh_TW"/>
-        </w:rPr>
-        <w:t>–</w:t>
-      </w:r>
-      <w:hyperlink r:id="rId17">
-        <w:r>
-          <w:rPr>
-            <w:lang w:val="zh_TW" w:bidi="zh_TW"/>
-          </w:rPr>
-          <w:rPr>
-            <w:color w:val="0000EE"/>
-            <w:u w:val="single"/>
-          </w:rPr>
-          <w:t>7</w:t>
-        </w:r>
-      </w:hyperlink>
-      <w:r>
-        <w:rPr>
-          <w:lang w:val="zh_TW" w:bidi="zh_TW"/>
-        </w:rPr>
-        <w:t>），但理想中，兄弟應該在需要時幫助對方（</w:t>
-      </w:r>
-      <w:hyperlink r:id="rId18">
-        <w:r>
-          <w:rPr>
-            <w:lang w:val="zh_TW" w:bidi="zh_TW"/>
-          </w:rPr>
-          <w:rPr>
-            <w:color w:val="0000EE"/>
-            <w:u w:val="single"/>
-          </w:rPr>
-          <w:t>箴17:17</w:t>
+        <w:t>書記也與祭司職分有關，負責聖殿的紀錄工作（</w:t>
+      </w:r>
+      <w:hyperlink r:id="rId47">
+        <w:r>
+          <w:rPr>
+            <w:lang w:val="zh_TW" w:bidi="zh_TW"/>
+          </w:rPr>
+          <w:rPr>
+            <w:color w:val="0000EE"/>
+            <w:u w:val="single"/>
+          </w:rPr>
+          <w:t>代上24:6</w:t>
+        </w:r>
+      </w:hyperlink>
+      <w:r>
+        <w:rPr>
+          <w:lang w:val="zh_TW" w:bidi="zh_TW"/>
+        </w:rPr>
+        <w:t>；</w:t>
+      </w:r>
+      <w:hyperlink r:id="rId48">
+        <w:r>
+          <w:rPr>
+            <w:lang w:val="zh_TW" w:bidi="zh_TW"/>
+          </w:rPr>
+          <w:rPr>
+            <w:color w:val="0000EE"/>
+            <w:u w:val="single"/>
+          </w:rPr>
+          <w:t>代下34:13–15</w:t>
         </w:r>
       </w:hyperlink>
       <w:r>
@@ -453,35 +1212,16 @@
         </w:rPr>
         <w:t>）。</w:t>
       </w:r>
-      <w:r>
-        <w:rPr>
-          <w:lang w:val="zh_TW" w:bidi="zh_TW"/>
-        </w:rPr>
-        <w:t>娶寡嫂婚的</w:t>
-      </w:r>
-      <w:r>
-        <w:rPr>
-          <w:lang w:val="zh_TW" w:bidi="zh_TW"/>
-        </w:rPr>
-        <w:t>律法規定，如果一個男人死後遺下無子的寡婦，他的兄弟必須娶這位寡婦，為其生子以延續兄弟的家族名字（</w:t>
-      </w:r>
-      <w:hyperlink r:id="rId19">
-        <w:r>
-          <w:rPr>
-            <w:lang w:val="zh_TW" w:bidi="zh_TW"/>
-          </w:rPr>
-          <w:rPr>
-            <w:color w:val="0000EE"/>
-            <w:u w:val="single"/>
-          </w:rPr>
-          <w:t>申25:5</w:t>
-        </w:r>
-      </w:hyperlink>
-      <w:r>
-        <w:rPr>
-          <w:lang w:val="zh_TW" w:bidi="zh_TW"/>
-        </w:rPr>
-        <w:t>）。</w:t>
+    </w:p>
+    <w:p>
+      <w:pPr>
+        <w:pStyle w:val="Heading3"/>
+      </w:pPr>
+      <w:r>
+        <w:rPr>
+          <w:lang w:val="zh_TW" w:bidi="zh_TW"/>
+        </w:rPr>
+        <w:t>巴比倫被擄歸回後的文士</w:t>
       </w:r>
     </w:p>
     <w:p>
@@ -495,54 +1235,18 @@
         <w:rPr>
           <w:lang w:val="zh_TW" w:bidi="zh_TW"/>
         </w:rPr>
-        <w:t>大衛稱約拿單為「兄弟」，即使他們沒有血緣關係（</w:t>
-      </w:r>
-      <w:hyperlink r:id="rId20">
-        <w:r>
-          <w:rPr>
-            <w:lang w:val="zh_TW" w:bidi="zh_TW"/>
-          </w:rPr>
-          <w:rPr>
-            <w:color w:val="0000EE"/>
-            <w:u w:val="single"/>
-          </w:rPr>
-          <w:t>撒下1:26</w:t>
-        </w:r>
-      </w:hyperlink>
-      <w:r>
-        <w:rPr>
-          <w:lang w:val="zh_TW" w:bidi="zh_TW"/>
-        </w:rPr>
-        <w:t>）。一個以色列同胞也可以被稱為兄弟，這種關係帶有某些義務：例如，兄弟之間不能收取利息，也不能將他變為奴隸（</w:t>
-      </w:r>
-      <w:hyperlink r:id="rId21">
-        <w:r>
-          <w:rPr>
-            <w:lang w:val="zh_TW" w:bidi="zh_TW"/>
-          </w:rPr>
-          <w:rPr>
-            <w:color w:val="0000EE"/>
-            <w:u w:val="single"/>
-          </w:rPr>
-          <w:t>利25:35</w:t>
-        </w:r>
-      </w:hyperlink>
-      <w:r>
-        <w:rPr>
-          <w:lang w:val="zh_TW" w:bidi="zh_TW"/>
-        </w:rPr>
-        <w:t>–</w:t>
-      </w:r>
-      <w:hyperlink r:id="rId21">
-        <w:r>
-          <w:rPr>
-            <w:lang w:val="zh_TW" w:bidi="zh_TW"/>
-          </w:rPr>
-          <w:rPr>
-            <w:color w:val="0000EE"/>
-            <w:u w:val="single"/>
-          </w:rPr>
-          <w:t>43</w:t>
+        <w:t>猶太人被擄歸回後，在以斯拉和尼希米的領導下，猶太信仰傳統得以重建。此時「文士」一詞更具體地指那些聚集在一起，研究並解釋妥拉（猶太律法）的人。文士成為教師的專業，能給猶太百姓準確保存並解釋摩西律法。在這時期的開始，以斯拉被視為理想的文士，他是「通達耶和華誡命和賜以色列之律例的文士」（</w:t>
+      </w:r>
+      <w:hyperlink r:id="rId49">
+        <w:r>
+          <w:rPr>
+            <w:lang w:val="zh_TW" w:bidi="zh_TW"/>
+          </w:rPr>
+          <w:rPr>
+            <w:color w:val="0000EE"/>
+            <w:u w:val="single"/>
+          </w:rPr>
+          <w:t>拉7:11</w:t>
         </w:r>
       </w:hyperlink>
       <w:r>
@@ -550,17 +1254,6 @@
           <w:lang w:val="zh_TW" w:bidi="zh_TW"/>
         </w:rPr>
         <w:t>）。</w:t>
-      </w:r>
-    </w:p>
-    <w:p>
-      <w:pPr>
-        <w:pStyle w:val="Heading3"/>
-      </w:pPr>
-      <w:r>
-        <w:rPr>
-          <w:lang w:val="zh_TW" w:bidi="zh_TW"/>
-        </w:rPr>
-        <w:t>「兄弟」在新約中是什麼意思？</w:t>
       </w:r>
     </w:p>
     <w:p>
@@ -574,126 +1267,210 @@
         <w:rPr>
           <w:lang w:val="zh_TW" w:bidi="zh_TW"/>
         </w:rPr>
-        <w:t>在新約聖經中，希臘文的「兄弟」指親生兄弟，例如安得烈和彼得（</w:t>
-      </w:r>
-      <w:hyperlink r:id="rId22">
-        <w:r>
-          <w:rPr>
-            <w:lang w:val="zh_TW" w:bidi="zh_TW"/>
-          </w:rPr>
-          <w:rPr>
-            <w:color w:val="0000EE"/>
-            <w:u w:val="single"/>
-          </w:rPr>
-          <w:t>約1:41</w:t>
-        </w:r>
-      </w:hyperlink>
-      <w:r>
-        <w:rPr>
-          <w:lang w:val="zh_TW" w:bidi="zh_TW"/>
-        </w:rPr>
-        <w:t>）。耶穌有四個兄弟（</w:t>
-      </w:r>
-      <w:hyperlink r:id="rId23">
-        <w:r>
-          <w:rPr>
-            <w:lang w:val="zh_TW" w:bidi="zh_TW"/>
-          </w:rPr>
-          <w:rPr>
-            <w:color w:val="0000EE"/>
-            <w:u w:val="single"/>
-          </w:rPr>
-          <w:t>可6:3</w:t>
-        </w:r>
-      </w:hyperlink>
-      <w:r>
-        <w:rPr>
-          <w:lang w:val="zh_TW" w:bidi="zh_TW"/>
-        </w:rPr>
-        <w:t>）。（羅馬天主教徒認為他們是耶穌的表兄弟，但希臘文並未使用表兄弟的詞語。）耶穌的兄弟起初不信祂（</w:t>
-      </w:r>
-      <w:hyperlink r:id="rId24">
-        <w:r>
-          <w:rPr>
-            <w:lang w:val="zh_TW" w:bidi="zh_TW"/>
-          </w:rPr>
-          <w:rPr>
-            <w:color w:val="0000EE"/>
-            <w:u w:val="single"/>
-          </w:rPr>
-          <w:t>約7:5</w:t>
-        </w:r>
-      </w:hyperlink>
-      <w:r>
-        <w:rPr>
-          <w:lang w:val="zh_TW" w:bidi="zh_TW"/>
-        </w:rPr>
-        <w:t>）。然而，在耶穌復活後，他們加入了基督教群體（</w:t>
-      </w:r>
-      <w:hyperlink r:id="rId25">
-        <w:r>
-          <w:rPr>
-            <w:lang w:val="zh_TW" w:bidi="zh_TW"/>
-          </w:rPr>
-          <w:rPr>
-            <w:color w:val="0000EE"/>
-            <w:u w:val="single"/>
-          </w:rPr>
-          <w:t>徒1:14</w:t>
-        </w:r>
-      </w:hyperlink>
-      <w:r>
-        <w:rPr>
-          <w:lang w:val="zh_TW" w:bidi="zh_TW"/>
-        </w:rPr>
-        <w:t>）。耶穌教導祂的門徒，他們只有一位父（神），因此彼此皆為兄弟（</w:t>
-      </w:r>
-      <w:hyperlink r:id="rId26">
-        <w:r>
-          <w:rPr>
-            <w:lang w:val="zh_TW" w:bidi="zh_TW"/>
-          </w:rPr>
-          <w:rPr>
-            <w:color w:val="0000EE"/>
-            <w:u w:val="single"/>
-          </w:rPr>
-          <w:t>太23:8</w:t>
-        </w:r>
-      </w:hyperlink>
-      <w:r>
-        <w:rPr>
-          <w:lang w:val="zh_TW" w:bidi="zh_TW"/>
-        </w:rPr>
-        <w:t>–</w:t>
-      </w:r>
-      <w:hyperlink r:id="rId26">
-        <w:r>
-          <w:rPr>
-            <w:lang w:val="zh_TW" w:bidi="zh_TW"/>
-          </w:rPr>
-          <w:rPr>
-            <w:color w:val="0000EE"/>
-            <w:u w:val="single"/>
-          </w:rPr>
-          <w:t>9</w:t>
-        </w:r>
-      </w:hyperlink>
-      <w:r>
-        <w:rPr>
-          <w:lang w:val="zh_TW" w:bidi="zh_TW"/>
-        </w:rPr>
-        <w:t>）。他也稱自己是他們的兄弟（</w:t>
-      </w:r>
-      <w:hyperlink r:id="rId27">
-        <w:r>
-          <w:rPr>
-            <w:lang w:val="zh_TW" w:bidi="zh_TW"/>
-          </w:rPr>
-          <w:rPr>
-            <w:color w:val="0000EE"/>
-            <w:u w:val="single"/>
-          </w:rPr>
-          <w:t>太28:10</w:t>
+        <w:t>便西拉智訓（</w:t>
+      </w:r>
+      <w:r>
+        <w:rPr>
+          <w:lang w:val="zh_TW" w:bidi="zh_TW"/>
+        </w:rPr>
+        <w:t>The book of Sirach</w:t>
+      </w:r>
+      <w:r>
+        <w:rPr>
+          <w:lang w:val="zh_TW" w:bidi="zh_TW"/>
+        </w:rPr>
+        <w:t>）</w:t>
+      </w:r>
+      <w:r>
+        <w:rPr>
+          <w:lang w:val="zh_TW" w:bidi="zh_TW"/>
+        </w:rPr>
+        <w:t>描述文士是能夠深刻理解經文的隱含意義的人（</w:t>
+      </w:r>
+      <w:hyperlink r:id="rId50">
+        <w:r>
+          <w:rPr>
+            <w:lang w:val="zh_TW" w:bidi="zh_TW"/>
+          </w:rPr>
+          <w:rPr>
+            <w:color w:val="0000EE"/>
+            <w:u w:val="single"/>
+          </w:rPr>
+          <w:t>便西拉智訓39:2–3</w:t>
+        </w:r>
+      </w:hyperlink>
+      <w:r>
+        <w:rPr>
+          <w:lang w:val="zh_TW" w:bidi="zh_TW"/>
+        </w:rPr>
+        <w:t>），這種理解源於他勤奮研究律法、先知書和聖卷的結果（</w:t>
+      </w:r>
+      <w:hyperlink r:id="rId51">
+        <w:r>
+          <w:rPr>
+            <w:lang w:val="zh_TW" w:bidi="zh_TW"/>
+          </w:rPr>
+          <w:rPr>
+            <w:color w:val="0000EE"/>
+            <w:u w:val="single"/>
+          </w:rPr>
+          <w:t>38:24</w:t>
+        </w:r>
+      </w:hyperlink>
+      <w:r>
+        <w:rPr>
+          <w:lang w:val="zh_TW" w:bidi="zh_TW"/>
+        </w:rPr>
+        <w:t>及以下，</w:t>
+      </w:r>
+      <w:hyperlink r:id="rId52">
+        <w:r>
+          <w:rPr>
+            <w:lang w:val="zh_TW" w:bidi="zh_TW"/>
+          </w:rPr>
+          <w:rPr>
+            <w:color w:val="0000EE"/>
+            <w:u w:val="single"/>
+          </w:rPr>
+          <w:t>39:1</w:t>
+        </w:r>
+      </w:hyperlink>
+      <w:r>
+        <w:rPr>
+          <w:lang w:val="zh_TW" w:bidi="zh_TW"/>
+        </w:rPr>
+        <w:t>）。因此，文士能夠為百姓和國擔任審判官和謀士（</w:t>
+      </w:r>
+      <w:hyperlink r:id="rId53">
+        <w:r>
+          <w:rPr>
+            <w:lang w:val="zh_TW" w:bidi="zh_TW"/>
+          </w:rPr>
+          <w:rPr>
+            <w:color w:val="0000EE"/>
+            <w:u w:val="single"/>
+          </w:rPr>
+          <w:t>38:33</w:t>
+        </w:r>
+      </w:hyperlink>
+      <w:r>
+        <w:rPr>
+          <w:lang w:val="zh_TW" w:bidi="zh_TW"/>
+        </w:rPr>
+        <w:t>，</w:t>
+      </w:r>
+      <w:hyperlink r:id="rId54">
+        <w:r>
+          <w:rPr>
+            <w:lang w:val="zh_TW" w:bidi="zh_TW"/>
+          </w:rPr>
+          <w:rPr>
+            <w:color w:val="0000EE"/>
+            <w:u w:val="single"/>
+          </w:rPr>
+          <w:t>39:4–8</w:t>
+        </w:r>
+      </w:hyperlink>
+      <w:r>
+        <w:rPr>
+          <w:lang w:val="zh_TW" w:bidi="zh_TW"/>
+        </w:rPr>
+        <w:t>）。由於文士在一個由律法統治的社會中有不可或缺的地位，他應當受到世世代代的讚譽和尊敬（</w:t>
+      </w:r>
+      <w:hyperlink r:id="rId55">
+        <w:r>
+          <w:rPr>
+            <w:lang w:val="zh_TW" w:bidi="zh_TW"/>
+          </w:rPr>
+          <w:rPr>
+            <w:color w:val="0000EE"/>
+            <w:u w:val="single"/>
+          </w:rPr>
+          <w:t>39:9</w:t>
+        </w:r>
+      </w:hyperlink>
+      <w:r>
+        <w:rPr>
+          <w:lang w:val="zh_TW" w:bidi="zh_TW"/>
+        </w:rPr>
+        <w:t>）。到公元前二世紀，文士成為猶太社會中一個相當獨特的階級。從這時期開始，文士與法利賽人的興起有密切聯繫，多數文士都隸屬於他們（見新約中的密切關係：</w:t>
+      </w:r>
+      <w:hyperlink r:id="rId56">
+        <w:r>
+          <w:rPr>
+            <w:lang w:val="zh_TW" w:bidi="zh_TW"/>
+          </w:rPr>
+          <w:rPr>
+            <w:color w:val="0000EE"/>
+            <w:u w:val="single"/>
+          </w:rPr>
+          <w:t>太5:20</w:t>
+        </w:r>
+      </w:hyperlink>
+      <w:r>
+        <w:rPr>
+          <w:lang w:val="zh_TW" w:bidi="zh_TW"/>
+        </w:rPr>
+        <w:t>，</w:t>
+      </w:r>
+      <w:hyperlink r:id="rId57">
+        <w:r>
+          <w:rPr>
+            <w:lang w:val="zh_TW" w:bidi="zh_TW"/>
+          </w:rPr>
+          <w:rPr>
+            <w:color w:val="0000EE"/>
+            <w:u w:val="single"/>
+          </w:rPr>
+          <w:t>12:38，</w:t>
+        </w:r>
+      </w:hyperlink>
+      <w:hyperlink r:id="rId58">
+        <w:r>
+          <w:rPr>
+            <w:lang w:val="zh_TW" w:bidi="zh_TW"/>
+          </w:rPr>
+          <w:rPr>
+            <w:color w:val="0000EE"/>
+            <w:u w:val="single"/>
+          </w:rPr>
+          <w:t>15:1</w:t>
+        </w:r>
+      </w:hyperlink>
+      <w:r>
+        <w:rPr>
+          <w:lang w:val="zh_TW" w:bidi="zh_TW"/>
+        </w:rPr>
+        <w:t>；</w:t>
+      </w:r>
+      <w:hyperlink r:id="rId59">
+        <w:r>
+          <w:rPr>
+            <w:lang w:val="zh_TW" w:bidi="zh_TW"/>
+          </w:rPr>
+          <w:rPr>
+            <w:color w:val="0000EE"/>
+            <w:u w:val="single"/>
+          </w:rPr>
+          <w:t>可7:5</w:t>
+        </w:r>
+      </w:hyperlink>
+      <w:r>
+        <w:rPr>
+          <w:lang w:val="zh_TW" w:bidi="zh_TW"/>
+        </w:rPr>
+        <w:t>；</w:t>
+      </w:r>
+      <w:hyperlink r:id="rId60">
+        <w:r>
+          <w:rPr>
+            <w:lang w:val="zh_TW" w:bidi="zh_TW"/>
+          </w:rPr>
+          <w:rPr>
+            <w:color w:val="0000EE"/>
+            <w:u w:val="single"/>
+          </w:rPr>
+          <w:t>路6:7</w:t>
         </w:r>
       </w:hyperlink>
       <w:r>
@@ -701,6 +1478,17 @@
           <w:lang w:val="zh_TW" w:bidi="zh_TW"/>
         </w:rPr>
         <w:t>）。</w:t>
+      </w:r>
+    </w:p>
+    <w:p>
+      <w:pPr>
+        <w:pStyle w:val="Heading3"/>
+      </w:pPr>
+      <w:r>
+        <w:rPr>
+          <w:lang w:val="zh_TW" w:bidi="zh_TW"/>
+        </w:rPr>
+        <w:t>訓練和地位</w:t>
       </w:r>
     </w:p>
     <w:p>
@@ -714,18 +1502,68 @@
         <w:rPr>
           <w:lang w:val="zh_TW" w:bidi="zh_TW"/>
         </w:rPr>
-        <w:t>早期基督徒互稱「弟兄」（</w:t>
-      </w:r>
-      <w:hyperlink r:id="rId28">
-        <w:r>
-          <w:rPr>
-            <w:lang w:val="zh_TW" w:bidi="zh_TW"/>
-          </w:rPr>
-          <w:rPr>
-            <w:color w:val="0000EE"/>
-            <w:u w:val="single"/>
-          </w:rPr>
-          <w:t>徒9:17</w:t>
+        <w:t>最初，文士都是在祭司家族中接受訓練，這些家族成員從事同樣的職業，且代代相傳。身為這些家族的一員，他們的工作就有了保障（</w:t>
+      </w:r>
+      <w:hyperlink r:id="rId61">
+        <w:r>
+          <w:rPr>
+            <w:lang w:val="zh_TW" w:bidi="zh_TW"/>
+          </w:rPr>
+          <w:rPr>
+            <w:color w:val="0000EE"/>
+            <w:u w:val="single"/>
+          </w:rPr>
+          <w:t>代上2:55</w:t>
+        </w:r>
+      </w:hyperlink>
+      <w:r>
+        <w:rPr>
+          <w:lang w:val="zh_TW" w:bidi="zh_TW"/>
+        </w:rPr>
+        <w:t>）。後來，所有社會階層的人都可接受相關訓練。到耶穌時代，許多有影響力的文士來自非祭司家庭。訓練從年幼時開始，在教師或拉比的個別指導下進行。拉比教導有關猶太律法的所有內容及其解釋。</w:t>
+      </w:r>
+    </w:p>
+    <w:p>
+      <w:pPr/>
+      <w:r>
+        <w:rPr>
+          <w:lang w:val="zh_TW" w:bidi="zh_TW"/>
+        </w:rPr>
+      </w:r>
+      <w:r>
+        <w:rPr>
+          <w:lang w:val="zh_TW" w:bidi="zh_TW"/>
+        </w:rPr>
+        <w:t>由於摩西書寫的律法無法直接應對被擄歸回後的各種情況，文士的技能成為了一個極其重要的貢獻。他們建立的「口傳律法（oral law）」被視為與書面猶太律法同等重要。因此，對於那些渴望取悅神的人來說，這些律法同樣具有約束力（見</w:t>
+      </w:r>
+      <w:hyperlink r:id="rId62">
+        <w:r>
+          <w:rPr>
+            <w:lang w:val="zh_TW" w:bidi="zh_TW"/>
+          </w:rPr>
+          <w:rPr>
+            <w:color w:val="0000EE"/>
+            <w:u w:val="single"/>
+          </w:rPr>
+          <w:t>可7:6–13</w:t>
+        </w:r>
+      </w:hyperlink>
+      <w:r>
+        <w:rPr>
+          <w:lang w:val="zh_TW" w:bidi="zh_TW"/>
+        </w:rPr>
+        <w:t>）。由於文士有專業知識，他們參與猶太公會，即充當以色列最高法院的長老議會。文士是該公會中唯一來自非大祭司和長老等最高社會階層的成員（</w:t>
+      </w:r>
+      <w:hyperlink r:id="rId63">
+        <w:r>
+          <w:rPr>
+            <w:lang w:val="zh_TW" w:bidi="zh_TW"/>
+          </w:rPr>
+          <w:rPr>
+            <w:color w:val="0000EE"/>
+            <w:u w:val="single"/>
+          </w:rPr>
+          <w:t>太26:57</w:t>
         </w:r>
       </w:hyperlink>
       <w:r>
@@ -734,53 +1572,272 @@
         </w:rPr>
         <w:t>；</w:t>
       </w:r>
-      <w:hyperlink r:id="rId29">
-        <w:r>
-          <w:rPr>
-            <w:lang w:val="zh_TW" w:bidi="zh_TW"/>
-          </w:rPr>
-          <w:rPr>
-            <w:color w:val="0000EE"/>
-            <w:u w:val="single"/>
-          </w:rPr>
-          <w:t>西1:1</w:t>
-        </w:r>
-      </w:hyperlink>
-      <w:r>
-        <w:rPr>
-          <w:lang w:val="zh_TW" w:bidi="zh_TW"/>
-        </w:rPr>
-        <w:t>）。基督徒群體兩次被稱為「弟兄或眾弟兄（the brotherhood）」（</w:t>
-      </w:r>
-      <w:hyperlink r:id="rId30">
-        <w:r>
-          <w:rPr>
-            <w:lang w:val="zh_TW" w:bidi="zh_TW"/>
-          </w:rPr>
-          <w:rPr>
-            <w:color w:val="0000EE"/>
-            <w:u w:val="single"/>
-          </w:rPr>
-          <w:t>彼前2:17，</w:t>
-        </w:r>
-      </w:hyperlink>
-      <w:hyperlink r:id="rId31">
-        <w:r>
-          <w:rPr>
-            <w:lang w:val="zh_TW" w:bidi="zh_TW"/>
-          </w:rPr>
-          <w:rPr>
-            <w:color w:val="0000EE"/>
-            <w:u w:val="single"/>
-          </w:rPr>
-          <w:t>5:9</w:t>
-        </w:r>
-      </w:hyperlink>
-      <w:r>
-        <w:rPr>
-          <w:lang w:val="zh_TW" w:bidi="zh_TW"/>
-        </w:rPr>
-        <w:t>）。成為基督徒弟兄的一員需要負上某些責任：</w:t>
+      <w:hyperlink r:id="rId64">
+        <w:r>
+          <w:rPr>
+            <w:lang w:val="zh_TW" w:bidi="zh_TW"/>
+          </w:rPr>
+          <w:rPr>
+            <w:color w:val="0000EE"/>
+            <w:u w:val="single"/>
+          </w:rPr>
+          <w:t>可14:43、53</w:t>
+        </w:r>
+      </w:hyperlink>
+      <w:r>
+        <w:rPr>
+          <w:lang w:val="zh_TW" w:bidi="zh_TW"/>
+        </w:rPr>
+        <w:t>；</w:t>
+      </w:r>
+      <w:hyperlink r:id="rId65">
+        <w:r>
+          <w:rPr>
+            <w:lang w:val="zh_TW" w:bidi="zh_TW"/>
+          </w:rPr>
+          <w:rPr>
+            <w:color w:val="0000EE"/>
+            <w:u w:val="single"/>
+          </w:rPr>
+          <w:t>路22:66</w:t>
+        </w:r>
+      </w:hyperlink>
+      <w:r>
+        <w:rPr>
+          <w:lang w:val="zh_TW" w:bidi="zh_TW"/>
+        </w:rPr>
+        <w:t>；</w:t>
+      </w:r>
+      <w:hyperlink r:id="rId66">
+        <w:r>
+          <w:rPr>
+            <w:lang w:val="zh_TW" w:bidi="zh_TW"/>
+          </w:rPr>
+          <w:rPr>
+            <w:color w:val="0000EE"/>
+            <w:u w:val="single"/>
+          </w:rPr>
+          <w:t>徒23:9</w:t>
+        </w:r>
+      </w:hyperlink>
+      <w:r>
+        <w:rPr>
+          <w:lang w:val="zh_TW" w:bidi="zh_TW"/>
+        </w:rPr>
+        <w:t>）。</w:t>
+      </w:r>
+    </w:p>
+    <w:p>
+      <w:pPr/>
+      <w:r>
+        <w:rPr>
+          <w:lang w:val="zh_TW" w:bidi="zh_TW"/>
+        </w:rPr>
+      </w:r>
+      <w:r>
+        <w:rPr>
+          <w:lang w:val="zh_TW" w:bidi="zh_TW"/>
+        </w:rPr>
+        <w:t>文士在猶太社區中備受尊敬。他們是猶太律法的權威教師，不僅在聖殿內（</w:t>
+      </w:r>
+      <w:hyperlink r:id="rId67">
+        <w:r>
+          <w:rPr>
+            <w:lang w:val="zh_TW" w:bidi="zh_TW"/>
+          </w:rPr>
+          <w:rPr>
+            <w:color w:val="0000EE"/>
+            <w:u w:val="single"/>
+          </w:rPr>
+          <w:t>路2:46</w:t>
+        </w:r>
+      </w:hyperlink>
+      <w:r>
+        <w:rPr>
+          <w:lang w:val="zh_TW" w:bidi="zh_TW"/>
+        </w:rPr>
+        <w:t>），也在猶太和加利利的各會堂中（</w:t>
+      </w:r>
+      <w:hyperlink r:id="rId68">
+        <w:r>
+          <w:rPr>
+            <w:lang w:val="zh_TW" w:bidi="zh_TW"/>
+          </w:rPr>
+          <w:rPr>
+            <w:color w:val="0000EE"/>
+            <w:u w:val="single"/>
+          </w:rPr>
+          <w:t>5:17</w:t>
+        </w:r>
+      </w:hyperlink>
+      <w:r>
+        <w:rPr>
+          <w:lang w:val="zh_TW" w:bidi="zh_TW"/>
+        </w:rPr>
+        <w:t>）教導。他們同時也是公會的重要成員，穿著特製的長衣（</w:t>
+      </w:r>
+      <w:hyperlink r:id="rId69">
+        <w:r>
+          <w:rPr>
+            <w:lang w:val="zh_TW" w:bidi="zh_TW"/>
+          </w:rPr>
+          <w:rPr>
+            <w:color w:val="0000EE"/>
+            <w:u w:val="single"/>
+          </w:rPr>
+          <w:t>可12:38</w:t>
+        </w:r>
+      </w:hyperlink>
+      <w:r>
+        <w:rPr>
+          <w:lang w:val="zh_TW" w:bidi="zh_TW"/>
+        </w:rPr>
+        <w:t>），下擺有作為紀念的穗子，並在手臂上佩戴裝有經文的「佩經盒（</w:t>
+      </w:r>
+      <w:r>
+        <w:rPr>
+          <w:lang w:val="zh_TW" w:bidi="zh_TW"/>
+        </w:rPr>
+        <w:t>prayer boxes</w:t>
+      </w:r>
+      <w:r>
+        <w:rPr>
+          <w:lang w:val="zh_TW" w:bidi="zh_TW"/>
+        </w:rPr>
+        <w:t>）」（</w:t>
+      </w:r>
+      <w:hyperlink r:id="rId70">
+        <w:r>
+          <w:rPr>
+            <w:lang w:val="zh_TW" w:bidi="zh_TW"/>
+          </w:rPr>
+          <w:rPr>
+            <w:color w:val="0000EE"/>
+            <w:u w:val="single"/>
+          </w:rPr>
+          <w:t>太23:5</w:t>
+        </w:r>
+      </w:hyperlink>
+      <w:r>
+        <w:rPr>
+          <w:lang w:val="zh_TW" w:bidi="zh_TW"/>
+        </w:rPr>
+        <w:t>）。這樣的服裝使他們備受注目，吸引人在街上向他們問安（</w:t>
+      </w:r>
+      <w:hyperlink r:id="rId69">
+        <w:r>
+          <w:rPr>
+            <w:lang w:val="zh_TW" w:bidi="zh_TW"/>
+          </w:rPr>
+          <w:rPr>
+            <w:color w:val="0000EE"/>
+            <w:u w:val="single"/>
+          </w:rPr>
+          <w:t>可12:38</w:t>
+        </w:r>
+      </w:hyperlink>
+      <w:r>
+        <w:rPr>
+          <w:lang w:val="zh_TW" w:bidi="zh_TW"/>
+        </w:rPr>
+        <w:t>）。他們被尊稱為「拉比」或「師傅」（</w:t>
+      </w:r>
+      <w:hyperlink r:id="rId71">
+        <w:r>
+          <w:rPr>
+            <w:lang w:val="zh_TW" w:bidi="zh_TW"/>
+          </w:rPr>
+          <w:rPr>
+            <w:color w:val="0000EE"/>
+            <w:u w:val="single"/>
+          </w:rPr>
+          <w:t>太23:7</w:t>
+        </w:r>
+      </w:hyperlink>
+      <w:r>
+        <w:rPr>
+          <w:lang w:val="zh_TW" w:bidi="zh_TW"/>
+        </w:rPr>
+        <w:t>），在敬拜和社交場合中享有首座（</w:t>
+      </w:r>
+      <w:hyperlink r:id="rId72">
+        <w:r>
+          <w:rPr>
+            <w:lang w:val="zh_TW" w:bidi="zh_TW"/>
+          </w:rPr>
+          <w:rPr>
+            <w:color w:val="0000EE"/>
+            <w:u w:val="single"/>
+          </w:rPr>
+          <w:t>太23:2</w:t>
+        </w:r>
+      </w:hyperlink>
+      <w:r>
+        <w:rPr>
+          <w:lang w:val="zh_TW" w:bidi="zh_TW"/>
+        </w:rPr>
+        <w:t>；</w:t>
+      </w:r>
+      <w:hyperlink r:id="rId73">
+        <w:r>
+          <w:rPr>
+            <w:lang w:val="zh_TW" w:bidi="zh_TW"/>
+          </w:rPr>
+          <w:rPr>
+            <w:color w:val="0000EE"/>
+            <w:u w:val="single"/>
+          </w:rPr>
+          <w:t>可12:39</w:t>
+        </w:r>
+      </w:hyperlink>
+      <w:r>
+        <w:rPr>
+          <w:lang w:val="zh_TW" w:bidi="zh_TW"/>
+        </w:rPr>
+        <w:t>；</w:t>
+      </w:r>
+      <w:hyperlink r:id="rId74">
+        <w:r>
+          <w:rPr>
+            <w:lang w:val="zh_TW" w:bidi="zh_TW"/>
+          </w:rPr>
+          <w:rPr>
+            <w:color w:val="0000EE"/>
+            <w:u w:val="single"/>
+          </w:rPr>
+          <w:t>路20:46</w:t>
+        </w:r>
+      </w:hyperlink>
+      <w:r>
+        <w:rPr>
+          <w:lang w:val="zh_TW" w:bidi="zh_TW"/>
+        </w:rPr>
+        <w:t>）。</w:t>
+      </w:r>
+    </w:p>
+    <w:p>
+      <w:pPr>
+        <w:pStyle w:val="Heading3"/>
+      </w:pPr>
+      <w:r>
+        <w:rPr>
+          <w:lang w:val="zh_TW" w:bidi="zh_TW"/>
+        </w:rPr>
+        <w:t>耶穌時代的文士</w:t>
+      </w:r>
+    </w:p>
+    <w:p>
+      <w:pPr/>
+      <w:r>
+        <w:rPr>
+          <w:lang w:val="zh_TW" w:bidi="zh_TW"/>
+        </w:rPr>
+      </w:r>
+      <w:r>
+        <w:rPr>
+          <w:lang w:val="zh_TW" w:bidi="zh_TW"/>
+        </w:rPr>
+        <w:t>在耶穌的事工期間，文士主要是那些對猶太律法的要求極為關注的人。路加稱文士為「律法師」，藉此向他的外邦（非猶太）聽眾和讀者說明文士的主要職責是解釋猶太律法。文士經常批評耶穌，他們多次指責耶穌違反猶太律法，例如：</w:t>
       </w:r>
     </w:p>
     <w:p>
@@ -798,18 +1855,36 @@
         <w:rPr>
           <w:lang w:val="zh_TW" w:bidi="zh_TW"/>
         </w:rPr>
-        <w:t>節制情慾（</w:t>
-      </w:r>
-      <w:hyperlink r:id="rId32">
-        <w:r>
-          <w:rPr>
-            <w:lang w:val="zh_TW" w:bidi="zh_TW"/>
-          </w:rPr>
-          <w:rPr>
-            <w:color w:val="0000EE"/>
-            <w:u w:val="single"/>
-          </w:rPr>
-          <w:t>帖前4:6</w:t>
+        <w:t>當耶穌赦免罪人時（</w:t>
+      </w:r>
+      <w:hyperlink r:id="rId75">
+        <w:r>
+          <w:rPr>
+            <w:lang w:val="zh_TW" w:bidi="zh_TW"/>
+          </w:rPr>
+          <w:rPr>
+            <w:color w:val="0000EE"/>
+            <w:u w:val="single"/>
+          </w:rPr>
+          <w:t>太9:1–3</w:t>
+        </w:r>
+      </w:hyperlink>
+      <w:r>
+        <w:rPr>
+          <w:lang w:val="zh_TW" w:bidi="zh_TW"/>
+        </w:rPr>
+        <w:t>；</w:t>
+      </w:r>
+      <w:hyperlink r:id="rId76">
+        <w:r>
+          <w:rPr>
+            <w:lang w:val="zh_TW" w:bidi="zh_TW"/>
+          </w:rPr>
+          <w:rPr>
+            <w:color w:val="0000EE"/>
+            <w:u w:val="single"/>
+          </w:rPr>
+          <w:t>路5:17–26</w:t>
         </w:r>
       </w:hyperlink>
       <w:r>
@@ -834,43 +1909,43 @@
         <w:rPr>
           <w:lang w:val="zh_TW" w:bidi="zh_TW"/>
         </w:rPr>
-        <w:t>在需要時提供物質幫助（</w:t>
-      </w:r>
-      <w:hyperlink r:id="rId33">
-        <w:r>
-          <w:rPr>
-            <w:lang w:val="zh_TW" w:bidi="zh_TW"/>
-          </w:rPr>
-          <w:rPr>
-            <w:color w:val="0000EE"/>
-            <w:u w:val="single"/>
-          </w:rPr>
-          <w:t>雅2:15</w:t>
-        </w:r>
-      </w:hyperlink>
-      <w:r>
-        <w:rPr>
-          <w:lang w:val="zh_TW" w:bidi="zh_TW"/>
-        </w:rPr>
-        <w:t>–</w:t>
-      </w:r>
-      <w:hyperlink r:id="rId33">
-        <w:r>
-          <w:rPr>
-            <w:lang w:val="zh_TW" w:bidi="zh_TW"/>
-          </w:rPr>
-          <w:rPr>
-            <w:color w:val="0000EE"/>
-            <w:u w:val="single"/>
-          </w:rPr>
-          <w:t>16</w:t>
-        </w:r>
-      </w:hyperlink>
-      <w:r>
-        <w:rPr>
-          <w:lang w:val="zh_TW" w:bidi="zh_TW"/>
-        </w:rPr>
-        <w:t>）</w:t>
+        <w:t>當他們認為耶穌在安息日工作（</w:t>
+      </w:r>
+      <w:hyperlink r:id="rId77">
+        <w:r>
+          <w:rPr>
+            <w:lang w:val="zh_TW" w:bidi="zh_TW"/>
+          </w:rPr>
+          <w:rPr>
+            <w:color w:val="0000EE"/>
+            <w:u w:val="single"/>
+          </w:rPr>
+          <w:t>路6:1–2</w:t>
+        </w:r>
+      </w:hyperlink>
+      <w:r>
+        <w:rPr>
+          <w:lang w:val="zh_TW" w:bidi="zh_TW"/>
+        </w:rPr>
+        <w:t>）或醫治人時（</w:t>
+      </w:r>
+      <w:hyperlink r:id="rId78">
+        <w:r>
+          <w:rPr>
+            <w:lang w:val="zh_TW" w:bidi="zh_TW"/>
+          </w:rPr>
+          <w:rPr>
+            <w:color w:val="0000EE"/>
+            <w:u w:val="single"/>
+          </w:rPr>
+          <w:t>6–11</w:t>
+        </w:r>
+      </w:hyperlink>
+      <w:r>
+        <w:rPr>
+          <w:lang w:val="zh_TW" w:bidi="zh_TW"/>
+        </w:rPr>
+        <w:t>節），沒有適當遵守安息日</w:t>
       </w:r>
     </w:p>
     <w:p>
@@ -888,126 +1963,36 @@
         <w:rPr>
           <w:lang w:val="zh_TW" w:bidi="zh_TW"/>
         </w:rPr>
-        <w:t>避免引起冒犯（</w:t>
-      </w:r>
-      <w:hyperlink r:id="rId34">
-        <w:r>
-          <w:rPr>
-            <w:lang w:val="zh_TW" w:bidi="zh_TW"/>
-          </w:rPr>
-          <w:rPr>
-            <w:color w:val="0000EE"/>
-            <w:u w:val="single"/>
-          </w:rPr>
-          <w:t>羅14:13</w:t>
-        </w:r>
-      </w:hyperlink>
-      <w:r>
-        <w:rPr>
-          <w:lang w:val="zh_TW" w:bidi="zh_TW"/>
-        </w:rPr>
-        <w:t>）。</w:t>
-      </w:r>
-    </w:p>
-    <w:p>
-      <w:pPr>
-        <w:pStyle w:val="ListBullet"/>
-        <w:spacing w:line="240" w:lineRule="auto"/>
-        <w:ind w:left="720"/>
-      </w:pPr>
-      <w:r>
-        <w:rPr>
-          <w:lang w:val="zh_TW" w:bidi="zh_TW"/>
-        </w:rPr>
-      </w:r>
-      <w:r>
-        <w:rPr>
-          <w:lang w:val="zh_TW" w:bidi="zh_TW"/>
-        </w:rPr>
-        <w:t>基督徒不應該「訴諸法律」或控告他們的弟兄（</w:t>
-      </w:r>
-      <w:hyperlink r:id="rId35">
-        <w:r>
-          <w:rPr>
-            <w:lang w:val="zh_TW" w:bidi="zh_TW"/>
-          </w:rPr>
-          <w:rPr>
-            <w:color w:val="0000EE"/>
-            <w:u w:val="single"/>
-          </w:rPr>
-          <w:t>林前6:5</w:t>
-        </w:r>
-      </w:hyperlink>
-      <w:r>
-        <w:rPr>
-          <w:lang w:val="zh_TW" w:bidi="zh_TW"/>
-        </w:rPr>
-        <w:t>–</w:t>
-      </w:r>
-      <w:hyperlink r:id="rId35">
-        <w:r>
-          <w:rPr>
-            <w:lang w:val="zh_TW" w:bidi="zh_TW"/>
-          </w:rPr>
-          <w:rPr>
-            <w:color w:val="0000EE"/>
-            <w:u w:val="single"/>
-          </w:rPr>
-          <w:t>6</w:t>
-        </w:r>
-      </w:hyperlink>
-      <w:r>
-        <w:rPr>
-          <w:lang w:val="zh_TW" w:bidi="zh_TW"/>
-        </w:rPr>
-        <w:t>）</w:t>
-      </w:r>
-    </w:p>
-    <w:p>
-      <w:pPr>
-        <w:pStyle w:val="ListBullet"/>
-        <w:spacing w:line="240" w:lineRule="auto"/>
-        <w:ind w:left="720"/>
-      </w:pPr>
-      <w:r>
-        <w:rPr>
-          <w:lang w:val="zh_TW" w:bidi="zh_TW"/>
-        </w:rPr>
-      </w:r>
-      <w:r>
-        <w:rPr>
-          <w:lang w:val="zh_TW" w:bidi="zh_TW"/>
-        </w:rPr>
-        <w:t>必須在教會內或個人之間解決問題（</w:t>
-      </w:r>
-      <w:hyperlink r:id="rId36">
-        <w:r>
-          <w:rPr>
-            <w:lang w:val="zh_TW" w:bidi="zh_TW"/>
-          </w:rPr>
-          <w:rPr>
-            <w:color w:val="0000EE"/>
-            <w:u w:val="single"/>
-          </w:rPr>
-          <w:t>太18:15</w:t>
-        </w:r>
-      </w:hyperlink>
-      <w:r>
-        <w:rPr>
-          <w:lang w:val="zh_TW" w:bidi="zh_TW"/>
-        </w:rPr>
-        <w:t>–</w:t>
-      </w:r>
-      <w:hyperlink r:id="rId36">
-        <w:r>
-          <w:rPr>
-            <w:lang w:val="zh_TW" w:bidi="zh_TW"/>
-          </w:rPr>
-          <w:rPr>
-            <w:color w:val="0000EE"/>
-            <w:u w:val="single"/>
-          </w:rPr>
-          <w:t>17</w:t>
+        <w:t>當他們發現耶穌不遵守他們的儀式性洗手禮（</w:t>
+      </w:r>
+      <w:hyperlink r:id="rId79">
+        <w:r>
+          <w:rPr>
+            <w:lang w:val="zh_TW" w:bidi="zh_TW"/>
+          </w:rPr>
+          <w:rPr>
+            <w:color w:val="0000EE"/>
+            <w:u w:val="single"/>
+          </w:rPr>
+          <w:t>可7:2–5</w:t>
+        </w:r>
+      </w:hyperlink>
+      <w:r>
+        <w:rPr>
+          <w:lang w:val="zh_TW" w:bidi="zh_TW"/>
+        </w:rPr>
+        <w:t>）且忽視禁食的做法時（</w:t>
+      </w:r>
+      <w:hyperlink r:id="rId80">
+        <w:r>
+          <w:rPr>
+            <w:lang w:val="zh_TW" w:bidi="zh_TW"/>
+          </w:rPr>
+          <w:rPr>
+            <w:color w:val="0000EE"/>
+            <w:u w:val="single"/>
+          </w:rPr>
+          <w:t>路5:33–39</w:t>
         </w:r>
       </w:hyperlink>
       <w:r>
@@ -1028,36 +2013,288 @@
         <w:rPr>
           <w:lang w:val="zh_TW" w:bidi="zh_TW"/>
         </w:rPr>
-        <w:t>基督徒與弟兄的關係很重要，因為如果他與弟兄不和，就無法敬拜神（</w:t>
-      </w:r>
-      <w:hyperlink r:id="rId37">
-        <w:r>
-          <w:rPr>
-            <w:lang w:val="zh_TW" w:bidi="zh_TW"/>
-          </w:rPr>
-          <w:rPr>
-            <w:color w:val="0000EE"/>
-            <w:u w:val="single"/>
-          </w:rPr>
-          <w:t>太5:23</w:t>
-        </w:r>
-      </w:hyperlink>
-      <w:r>
-        <w:rPr>
-          <w:lang w:val="zh_TW" w:bidi="zh_TW"/>
-        </w:rPr>
-        <w:t>–</w:t>
-      </w:r>
-      <w:hyperlink r:id="rId37">
-        <w:r>
-          <w:rPr>
-            <w:lang w:val="zh_TW" w:bidi="zh_TW"/>
-          </w:rPr>
-          <w:rPr>
-            <w:color w:val="0000EE"/>
-            <w:u w:val="single"/>
-          </w:rPr>
-          <w:t>24</w:t>
+        <w:t>不出意料，他們特別反對耶穌與猶太社會中的不潔淨者（禮儀上不潔）和被排斥者交往（</w:t>
+      </w:r>
+      <w:hyperlink r:id="rId81">
+        <w:r>
+          <w:rPr>
+            <w:lang w:val="zh_TW" w:bidi="zh_TW"/>
+          </w:rPr>
+          <w:rPr>
+            <w:color w:val="0000EE"/>
+            <w:u w:val="single"/>
+          </w:rPr>
+          <w:t>可2:16–17</w:t>
+        </w:r>
+      </w:hyperlink>
+      <w:r>
+        <w:rPr>
+          <w:lang w:val="zh_TW" w:bidi="zh_TW"/>
+        </w:rPr>
+        <w:t>；</w:t>
+      </w:r>
+      <w:hyperlink r:id="rId82">
+        <w:r>
+          <w:rPr>
+            <w:lang w:val="zh_TW" w:bidi="zh_TW"/>
+          </w:rPr>
+          <w:rPr>
+            <w:color w:val="0000EE"/>
+            <w:u w:val="single"/>
+          </w:rPr>
+          <w:t>路15:1–2</w:t>
+        </w:r>
+      </w:hyperlink>
+      <w:r>
+        <w:rPr>
+          <w:lang w:val="zh_TW" w:bidi="zh_TW"/>
+        </w:rPr>
+        <w:t>）。他們經常試圖用有關猶太律法的問題來陷害耶穌（</w:t>
+      </w:r>
+      <w:hyperlink r:id="rId59">
+        <w:r>
+          <w:rPr>
+            <w:lang w:val="zh_TW" w:bidi="zh_TW"/>
+          </w:rPr>
+          <w:rPr>
+            <w:color w:val="0000EE"/>
+            <w:u w:val="single"/>
+          </w:rPr>
+          <w:t>可7:5</w:t>
+        </w:r>
+      </w:hyperlink>
+      <w:r>
+        <w:rPr>
+          <w:lang w:val="zh_TW" w:bidi="zh_TW"/>
+        </w:rPr>
+        <w:t>，</w:t>
+      </w:r>
+      <w:hyperlink r:id="rId83">
+        <w:r>
+          <w:rPr>
+            <w:lang w:val="zh_TW" w:bidi="zh_TW"/>
+          </w:rPr>
+          <w:rPr>
+            <w:color w:val="0000EE"/>
+            <w:u w:val="single"/>
+          </w:rPr>
+          <w:t>12:28、35</w:t>
+        </w:r>
+      </w:hyperlink>
+      <w:r>
+        <w:rPr>
+          <w:lang w:val="zh_TW" w:bidi="zh_TW"/>
+        </w:rPr>
+        <w:t>；</w:t>
+      </w:r>
+      <w:hyperlink r:id="rId84">
+        <w:r>
+          <w:rPr>
+            <w:lang w:val="zh_TW" w:bidi="zh_TW"/>
+          </w:rPr>
+          <w:rPr>
+            <w:color w:val="0000EE"/>
+            <w:u w:val="single"/>
+          </w:rPr>
+          <w:t>路11:53</w:t>
+        </w:r>
+      </w:hyperlink>
+      <w:r>
+        <w:rPr>
+          <w:lang w:val="zh_TW" w:bidi="zh_TW"/>
+        </w:rPr>
+        <w:t>；</w:t>
+      </w:r>
+      <w:hyperlink r:id="rId85">
+        <w:r>
+          <w:rPr>
+            <w:lang w:val="zh_TW" w:bidi="zh_TW"/>
+          </w:rPr>
+          <w:rPr>
+            <w:color w:val="0000EE"/>
+            <w:u w:val="single"/>
+          </w:rPr>
+          <w:t>約8:3–4</w:t>
+        </w:r>
+      </w:hyperlink>
+      <w:r>
+        <w:rPr>
+          <w:lang w:val="zh_TW" w:bidi="zh_TW"/>
+        </w:rPr>
+        <w:t>）。他們要求耶穌明確表明自己的身份（</w:t>
+      </w:r>
+      <w:hyperlink r:id="rId57">
+        <w:r>
+          <w:rPr>
+            <w:lang w:val="zh_TW" w:bidi="zh_TW"/>
+          </w:rPr>
+          <w:rPr>
+            <w:color w:val="0000EE"/>
+            <w:u w:val="single"/>
+          </w:rPr>
+          <w:t>太12:38</w:t>
+        </w:r>
+      </w:hyperlink>
+      <w:r>
+        <w:rPr>
+          <w:lang w:val="zh_TW" w:bidi="zh_TW"/>
+        </w:rPr>
+        <w:t>），並揭示祂行神蹟的權柄來源（</w:t>
+      </w:r>
+      <w:hyperlink r:id="rId86">
+        <w:r>
+          <w:rPr>
+            <w:lang w:val="zh_TW" w:bidi="zh_TW"/>
+          </w:rPr>
+          <w:rPr>
+            <w:color w:val="0000EE"/>
+            <w:u w:val="single"/>
+          </w:rPr>
+          <w:t>可3:22</w:t>
+        </w:r>
+      </w:hyperlink>
+      <w:r>
+        <w:rPr>
+          <w:lang w:val="zh_TW" w:bidi="zh_TW"/>
+        </w:rPr>
+        <w:t>；</w:t>
+      </w:r>
+      <w:hyperlink r:id="rId87">
+        <w:r>
+          <w:rPr>
+            <w:lang w:val="zh_TW" w:bidi="zh_TW"/>
+          </w:rPr>
+          <w:rPr>
+            <w:color w:val="0000EE"/>
+            <w:u w:val="single"/>
+          </w:rPr>
+          <w:t>路20:1–4</w:t>
+        </w:r>
+      </w:hyperlink>
+      <w:r>
+        <w:rPr>
+          <w:lang w:val="zh_TW" w:bidi="zh_TW"/>
+        </w:rPr>
+        <w:t>）。儘管有少數文士接受耶穌（</w:t>
+      </w:r>
+      <w:hyperlink r:id="rId88">
+        <w:r>
+          <w:rPr>
+            <w:lang w:val="zh_TW" w:bidi="zh_TW"/>
+          </w:rPr>
+          <w:rPr>
+            <w:color w:val="0000EE"/>
+            <w:u w:val="single"/>
+          </w:rPr>
+          <w:t>太8:19</w:t>
+        </w:r>
+      </w:hyperlink>
+      <w:r>
+        <w:rPr>
+          <w:lang w:val="zh_TW" w:bidi="zh_TW"/>
+        </w:rPr>
+        <w:t>，</w:t>
+      </w:r>
+      <w:hyperlink r:id="rId89">
+        <w:r>
+          <w:rPr>
+            <w:lang w:val="zh_TW" w:bidi="zh_TW"/>
+          </w:rPr>
+          <w:rPr>
+            <w:color w:val="0000EE"/>
+            <w:u w:val="single"/>
+          </w:rPr>
+          <w:t>13:52</w:t>
+        </w:r>
+      </w:hyperlink>
+      <w:r>
+        <w:rPr>
+          <w:lang w:val="zh_TW" w:bidi="zh_TW"/>
+        </w:rPr>
+        <w:t>；</w:t>
+      </w:r>
+      <w:hyperlink r:id="rId90">
+        <w:r>
+          <w:rPr>
+            <w:lang w:val="zh_TW" w:bidi="zh_TW"/>
+          </w:rPr>
+          <w:rPr>
+            <w:color w:val="0000EE"/>
+            <w:u w:val="single"/>
+          </w:rPr>
+          <w:t>可12:32</w:t>
+        </w:r>
+      </w:hyperlink>
+      <w:r>
+        <w:rPr>
+          <w:lang w:val="zh_TW" w:bidi="zh_TW"/>
+        </w:rPr>
+        <w:t>；</w:t>
+      </w:r>
+      <w:hyperlink r:id="rId91">
+        <w:r>
+          <w:rPr>
+            <w:lang w:val="zh_TW" w:bidi="zh_TW"/>
+          </w:rPr>
+          <w:rPr>
+            <w:color w:val="0000EE"/>
+            <w:u w:val="single"/>
+          </w:rPr>
+          <w:t>約3:1–2</w:t>
+        </w:r>
+      </w:hyperlink>
+      <w:r>
+        <w:rPr>
+          <w:lang w:val="zh_TW" w:bidi="zh_TW"/>
+        </w:rPr>
+        <w:t>），但大多數文士對耶穌充滿敵意，這也是由於耶穌的聲望日漸高漲，威脅到他們的權威（</w:t>
+      </w:r>
+      <w:hyperlink r:id="rId92">
+        <w:r>
+          <w:rPr>
+            <w:lang w:val="zh_TW" w:bidi="zh_TW"/>
+          </w:rPr>
+          <w:rPr>
+            <w:color w:val="0000EE"/>
+            <w:u w:val="single"/>
+          </w:rPr>
+          <w:t>太7:29</w:t>
+        </w:r>
+      </w:hyperlink>
+      <w:r>
+        <w:rPr>
+          <w:lang w:val="zh_TW" w:bidi="zh_TW"/>
+        </w:rPr>
+        <w:t>），並危及城鎮的安全（</w:t>
+      </w:r>
+      <w:hyperlink r:id="rId93">
+        <w:r>
+          <w:rPr>
+            <w:lang w:val="zh_TW" w:bidi="zh_TW"/>
+          </w:rPr>
+          <w:rPr>
+            <w:color w:val="0000EE"/>
+            <w:u w:val="single"/>
+          </w:rPr>
+          <w:t>太21:15</w:t>
+        </w:r>
+      </w:hyperlink>
+      <w:r>
+        <w:rPr>
+          <w:lang w:val="zh_TW" w:bidi="zh_TW"/>
+        </w:rPr>
+        <w:t>；</w:t>
+      </w:r>
+      <w:hyperlink r:id="rId94">
+        <w:r>
+          <w:rPr>
+            <w:lang w:val="zh_TW" w:bidi="zh_TW"/>
+          </w:rPr>
+          <w:rPr>
+            <w:color w:val="0000EE"/>
+            <w:u w:val="single"/>
+          </w:rPr>
+          <w:t>可11:18</w:t>
         </w:r>
       </w:hyperlink>
       <w:r>
@@ -1076,44 +2313,99 @@
       </w:r>
       <w:r>
         <w:rPr>
-          <w:i/>
-          <w:lang w:val="zh_TW" w:bidi="zh_TW"/>
-        </w:rPr>
-        <w:t>另見</w:t>
-      </w:r>
-      <w:r>
-        <w:rPr>
-          <w:lang w:val="zh_TW" w:bidi="zh_TW"/>
-        </w:rPr>
-        <w:t xml:space="preserve"> </w:t>
-      </w:r>
-      <w:r>
-        <w:rPr>
-          <w:lang w:val="zh_TW" w:bidi="zh_TW"/>
-        </w:rPr>
-        <w:t>家庭生活和關係</w:t>
-      </w:r>
+          <w:lang w:val="zh_TW" w:bidi="zh_TW"/>
+        </w:rPr>
+        <w:t>他們反對耶穌的另一個重要原因是耶穌揭露了他們的假冒為善與腐敗。耶穌公開指責他們追求公眾的認可（</w:t>
+      </w:r>
+      <w:hyperlink r:id="rId95">
+        <w:r>
+          <w:rPr>
+            <w:lang w:val="zh_TW" w:bidi="zh_TW"/>
+          </w:rPr>
+          <w:rPr>
+            <w:color w:val="0000EE"/>
+            <w:u w:val="single"/>
+          </w:rPr>
+          <w:t>太23:5–7</w:t>
+        </w:r>
+      </w:hyperlink>
       <w:r>
         <w:rPr>
           <w:lang w:val="zh_TW" w:bidi="zh_TW"/>
         </w:rPr>
         <w:t>；</w:t>
       </w:r>
-      <w:r>
-        <w:rPr>
-          <w:lang w:val="zh_TW" w:bidi="zh_TW"/>
-        </w:rPr>
-        <w:t>兄弟（和姐妹）</w:t>
-      </w:r>
-      <w:r>
-        <w:rPr>
-          <w:lang w:val="zh_TW" w:bidi="zh_TW"/>
-        </w:rPr>
-      </w:r>
-      <w:r>
-        <w:rPr>
-          <w:lang w:val="zh_TW" w:bidi="zh_TW"/>
-        </w:rPr>
+      <w:hyperlink r:id="rId96">
+        <w:r>
+          <w:rPr>
+            <w:lang w:val="zh_TW" w:bidi="zh_TW"/>
+          </w:rPr>
+          <w:rPr>
+            <w:color w:val="0000EE"/>
+            <w:u w:val="single"/>
+          </w:rPr>
+          <w:t>可12:38–39</w:t>
+        </w:r>
+      </w:hyperlink>
+      <w:r>
+        <w:rPr>
+          <w:lang w:val="zh_TW" w:bidi="zh_TW"/>
+        </w:rPr>
+        <w:t>；</w:t>
+      </w:r>
+      <w:hyperlink r:id="rId97">
+        <w:r>
+          <w:rPr>
+            <w:lang w:val="zh_TW" w:bidi="zh_TW"/>
+          </w:rPr>
+          <w:rPr>
+            <w:color w:val="0000EE"/>
+            <w:u w:val="single"/>
+          </w:rPr>
+          <w:t>路11:43</w:t>
+        </w:r>
+      </w:hyperlink>
+      <w:r>
+        <w:rPr>
+          <w:lang w:val="zh_TW" w:bidi="zh_TW"/>
+        </w:rPr>
+        <w:t>）。他們外表看似正確和聖潔，內心卻充滿腐敗（</w:t>
+      </w:r>
+      <w:hyperlink r:id="rId98">
+        <w:r>
+          <w:rPr>
+            <w:lang w:val="zh_TW" w:bidi="zh_TW"/>
+          </w:rPr>
+          <w:rPr>
+            <w:color w:val="0000EE"/>
+            <w:u w:val="single"/>
+          </w:rPr>
+          <w:t>太23:25–28</w:t>
+        </w:r>
+      </w:hyperlink>
+      <w:r>
+        <w:rPr>
+          <w:lang w:val="zh_TW" w:bidi="zh_TW"/>
+        </w:rPr>
+        <w:t>；</w:t>
+      </w:r>
+      <w:hyperlink r:id="rId99">
+        <w:r>
+          <w:rPr>
+            <w:lang w:val="zh_TW" w:bidi="zh_TW"/>
+          </w:rPr>
+          <w:rPr>
+            <w:color w:val="0000EE"/>
+            <w:u w:val="single"/>
+          </w:rPr>
+          <w:t>路11:39–41</w:t>
+        </w:r>
+      </w:hyperlink>
+      <w:r>
+        <w:rPr>
+          <w:lang w:val="zh_TW" w:bidi="zh_TW"/>
+        </w:rPr>
+        <w:t>）。換句話說，他們看似遵守所有的規則，但卻缺乏真誠。</w:t>
       </w:r>
     </w:p>
     <w:p>
@@ -1123,21 +2415,137 @@
           <w:lang w:val="zh_TW" w:bidi="zh_TW"/>
         </w:rPr>
       </w:r>
-    </w:p>
-    <w:p>
-      <w:pPr>
-        <w:pStyle w:val="Heading2"/>
-      </w:pPr>
-      <w:r>
-        <w:rPr>
-          <w:lang w:val="zh_TW" w:bidi="zh_TW"/>
-        </w:rPr>
-        <w:t>兄弟（和姐妹）</w:t>
-      </w:r>
-      <w:r>
-        <w:rPr>
-          <w:lang w:val="zh_TW" w:bidi="zh_TW"/>
-        </w:rPr>
+      <w:r>
+        <w:rPr>
+          <w:lang w:val="zh_TW" w:bidi="zh_TW"/>
+        </w:rPr>
+        <w:t>耶穌也攻擊文士所教導的口傳猶太律法的原則，稱這律法是「重擔」，連文士自己都不遵守（</w:t>
+      </w:r>
+      <w:hyperlink r:id="rId100">
+        <w:r>
+          <w:rPr>
+            <w:lang w:val="zh_TW" w:bidi="zh_TW"/>
+          </w:rPr>
+          <w:rPr>
+            <w:color w:val="0000EE"/>
+            <w:u w:val="single"/>
+          </w:rPr>
+          <w:t>太23:2–4、13–22</w:t>
+        </w:r>
+      </w:hyperlink>
+      <w:r>
+        <w:rPr>
+          <w:lang w:val="zh_TW" w:bidi="zh_TW"/>
+        </w:rPr>
+        <w:t>；</w:t>
+      </w:r>
+      <w:hyperlink r:id="rId101">
+        <w:r>
+          <w:rPr>
+            <w:lang w:val="zh_TW" w:bidi="zh_TW"/>
+          </w:rPr>
+          <w:rPr>
+            <w:color w:val="0000EE"/>
+            <w:u w:val="single"/>
+          </w:rPr>
+          <w:t>路11:46</w:t>
+        </w:r>
+      </w:hyperlink>
+      <w:r>
+        <w:rPr>
+          <w:lang w:val="zh_TW" w:bidi="zh_TW"/>
+        </w:rPr>
+        <w:t>）。他們強調律法的細節，卻忽視了更重要的公義、憐憫和信實（</w:t>
+      </w:r>
+      <w:hyperlink r:id="rId102">
+        <w:r>
+          <w:rPr>
+            <w:lang w:val="zh_TW" w:bidi="zh_TW"/>
+          </w:rPr>
+          <w:rPr>
+            <w:color w:val="0000EE"/>
+            <w:u w:val="single"/>
+          </w:rPr>
+          <w:t>太23:23–24</w:t>
+        </w:r>
+      </w:hyperlink>
+      <w:r>
+        <w:rPr>
+          <w:lang w:val="zh_TW" w:bidi="zh_TW"/>
+        </w:rPr>
+        <w:t>；</w:t>
+      </w:r>
+      <w:hyperlink r:id="rId103">
+        <w:r>
+          <w:rPr>
+            <w:lang w:val="zh_TW" w:bidi="zh_TW"/>
+          </w:rPr>
+          <w:rPr>
+            <w:color w:val="0000EE"/>
+            <w:u w:val="single"/>
+          </w:rPr>
+          <w:t>可12:40</w:t>
+        </w:r>
+      </w:hyperlink>
+      <w:r>
+        <w:rPr>
+          <w:lang w:val="zh_TW" w:bidi="zh_TW"/>
+        </w:rPr>
+        <w:t>；</w:t>
+      </w:r>
+      <w:hyperlink r:id="rId104">
+        <w:r>
+          <w:rPr>
+            <w:lang w:val="zh_TW" w:bidi="zh_TW"/>
+          </w:rPr>
+          <w:rPr>
+            <w:color w:val="0000EE"/>
+            <w:u w:val="single"/>
+          </w:rPr>
+          <w:t>路11:42</w:t>
+        </w:r>
+      </w:hyperlink>
+      <w:r>
+        <w:rPr>
+          <w:lang w:val="zh_TW" w:bidi="zh_TW"/>
+        </w:rPr>
+        <w:t>）。他們自視為舊約先知的後裔，但耶穌告訴他們，如果他們活在先知的時代，他們也會殺害那些先知（</w:t>
+      </w:r>
+      <w:hyperlink r:id="rId105">
+        <w:r>
+          <w:rPr>
+            <w:lang w:val="zh_TW" w:bidi="zh_TW"/>
+          </w:rPr>
+          <w:rPr>
+            <w:color w:val="0000EE"/>
+            <w:u w:val="single"/>
+          </w:rPr>
+          <w:t>太23:29–36</w:t>
+        </w:r>
+      </w:hyperlink>
+      <w:r>
+        <w:rPr>
+          <w:lang w:val="zh_TW" w:bidi="zh_TW"/>
+        </w:rPr>
+        <w:t>；</w:t>
+      </w:r>
+      <w:hyperlink r:id="rId106">
+        <w:r>
+          <w:rPr>
+            <w:lang w:val="zh_TW" w:bidi="zh_TW"/>
+          </w:rPr>
+          <w:rPr>
+            <w:color w:val="0000EE"/>
+            <w:u w:val="single"/>
+          </w:rPr>
+          <w:t>路20:9–19</w:t>
+        </w:r>
+      </w:hyperlink>
+      <w:r>
+        <w:rPr>
+          <w:lang w:val="zh_TW" w:bidi="zh_TW"/>
+        </w:rPr>
+        <w:t>）。</w:t>
       </w:r>
     </w:p>
     <w:p>
@@ -1151,54 +2559,18 @@
         <w:rPr>
           <w:lang w:val="zh_TW" w:bidi="zh_TW"/>
         </w:rPr>
-        <w:t>對神家中的成員的稱呼。有充分的證據表明，耶穌時代的猶太人經常自稱為弟兄（</w:t>
-      </w:r>
-      <w:hyperlink r:id="rId38">
-        <w:r>
-          <w:rPr>
-            <w:lang w:val="zh_TW" w:bidi="zh_TW"/>
-          </w:rPr>
-          <w:rPr>
-            <w:color w:val="0000EE"/>
-            <w:u w:val="single"/>
-          </w:rPr>
-          <w:t>徒2:29、37，</w:t>
-        </w:r>
-      </w:hyperlink>
-      <w:hyperlink r:id="rId39">
-        <w:r>
-          <w:rPr>
-            <w:lang w:val="zh_TW" w:bidi="zh_TW"/>
-          </w:rPr>
-          <w:rPr>
-            <w:color w:val="0000EE"/>
-            <w:u w:val="single"/>
-          </w:rPr>
-          <w:t>7:2，</w:t>
-        </w:r>
-      </w:hyperlink>
-      <w:hyperlink r:id="rId40">
-        <w:r>
-          <w:rPr>
-            <w:lang w:val="zh_TW" w:bidi="zh_TW"/>
-          </w:rPr>
-          <w:rPr>
-            <w:color w:val="0000EE"/>
-            <w:u w:val="single"/>
-          </w:rPr>
-          <w:t>22:5，</w:t>
-        </w:r>
-      </w:hyperlink>
-      <w:hyperlink r:id="rId41">
-        <w:r>
-          <w:rPr>
-            <w:lang w:val="zh_TW" w:bidi="zh_TW"/>
-          </w:rPr>
-          <w:rPr>
-            <w:color w:val="0000EE"/>
-            <w:u w:val="single"/>
-          </w:rPr>
-          <w:t>28:21</w:t>
+        <w:t>因此，文士急於逮捕耶穌並不令人驚訝（</w:t>
+      </w:r>
+      <w:hyperlink r:id="rId107">
+        <w:r>
+          <w:rPr>
+            <w:lang w:val="zh_TW" w:bidi="zh_TW"/>
+          </w:rPr>
+          <w:rPr>
+            <w:color w:val="0000EE"/>
+            <w:u w:val="single"/>
+          </w:rPr>
+          <w:t>可14:1</w:t>
         </w:r>
       </w:hyperlink>
       <w:r>
@@ -1207,119 +2579,113 @@
         </w:rPr>
         <w:t>；</w:t>
       </w:r>
-      <w:hyperlink r:id="rId42">
-        <w:r>
-          <w:rPr>
-            <w:lang w:val="zh_TW" w:bidi="zh_TW"/>
-          </w:rPr>
-          <w:rPr>
-            <w:color w:val="0000EE"/>
-            <w:u w:val="single"/>
-          </w:rPr>
-          <w:t>羅9:3</w:t>
-        </w:r>
-      </w:hyperlink>
-      <w:r>
-        <w:rPr>
-          <w:lang w:val="zh_TW" w:bidi="zh_TW"/>
-        </w:rPr>
-        <w:t>）。因此，對猶太基督徒來說，從一開始就自然地互稱為「弟兄」（即「弟兄姐妹」——這個詞包括男性和女性；</w:t>
-      </w:r>
-      <w:hyperlink r:id="rId43">
-        <w:r>
-          <w:rPr>
-            <w:lang w:val="zh_TW" w:bidi="zh_TW"/>
-          </w:rPr>
-          <w:rPr>
-            <w:color w:val="0000EE"/>
-            <w:u w:val="single"/>
-          </w:rPr>
-          <w:t>徒1:15–16，</w:t>
-        </w:r>
-      </w:hyperlink>
-      <w:hyperlink r:id="rId44">
-        <w:r>
-          <w:rPr>
-            <w:lang w:val="zh_TW" w:bidi="zh_TW"/>
-          </w:rPr>
-          <w:rPr>
-            <w:color w:val="0000EE"/>
-            <w:u w:val="single"/>
-          </w:rPr>
-          <w:t>9:30，</w:t>
-        </w:r>
-      </w:hyperlink>
-      <w:hyperlink r:id="rId45">
-        <w:r>
-          <w:rPr>
-            <w:lang w:val="zh_TW" w:bidi="zh_TW"/>
-          </w:rPr>
-          <w:rPr>
-            <w:color w:val="0000EE"/>
-            <w:u w:val="single"/>
-          </w:rPr>
-          <w:t>11:1</w:t>
-        </w:r>
-      </w:hyperlink>
-      <w:r>
-        <w:rPr>
-          <w:lang w:val="zh_TW" w:bidi="zh_TW"/>
-        </w:rPr>
-        <w:t>）。外邦的宗教群體成員也互稱兄弟，因此這一稱呼同樣在外邦教會中被接受（</w:t>
-      </w:r>
-      <w:hyperlink r:id="rId46">
-        <w:r>
-          <w:rPr>
-            <w:lang w:val="zh_TW" w:bidi="zh_TW"/>
-          </w:rPr>
-          <w:rPr>
-            <w:color w:val="0000EE"/>
-            <w:u w:val="single"/>
-          </w:rPr>
-          <w:t>徒17:14</w:t>
-        </w:r>
-      </w:hyperlink>
-      <w:r>
-        <w:rPr>
-          <w:lang w:val="zh_TW" w:bidi="zh_TW"/>
-        </w:rPr>
-        <w:t>；</w:t>
-      </w:r>
-      <w:hyperlink r:id="rId47">
-        <w:r>
-          <w:rPr>
-            <w:lang w:val="zh_TW" w:bidi="zh_TW"/>
-          </w:rPr>
-          <w:rPr>
-            <w:color w:val="0000EE"/>
-            <w:u w:val="single"/>
-          </w:rPr>
-          <w:t>羅1:13</w:t>
-        </w:r>
-      </w:hyperlink>
-      <w:r>
-        <w:rPr>
-          <w:lang w:val="zh_TW" w:bidi="zh_TW"/>
-        </w:rPr>
-        <w:t>；</w:t>
-      </w:r>
-      <w:hyperlink r:id="rId48">
-        <w:r>
-          <w:rPr>
-            <w:lang w:val="zh_TW" w:bidi="zh_TW"/>
-          </w:rPr>
-          <w:rPr>
-            <w:color w:val="0000EE"/>
-            <w:u w:val="single"/>
-          </w:rPr>
-          <w:t>林前1:1、10</w:t>
-        </w:r>
-      </w:hyperlink>
-      <w:r>
-        <w:rPr>
-          <w:lang w:val="zh_TW" w:bidi="zh_TW"/>
-        </w:rPr>
-        <w:t>；以及保羅寫給外邦人教會的書信中其它多處）。事實上，與「門徒」（在使徒行傳中）和「聖徒」（在保羅書信及啟示錄中總是以複數形式出現）一樣，「弟兄」是基督徒最常用的稱號之一，並且是雅各書和約翰一書中主要使用的稱號。</w:t>
+      <w:hyperlink r:id="rId84">
+        <w:r>
+          <w:rPr>
+            <w:lang w:val="zh_TW" w:bidi="zh_TW"/>
+          </w:rPr>
+          <w:rPr>
+            <w:color w:val="0000EE"/>
+            <w:u w:val="single"/>
+          </w:rPr>
+          <w:t>路11:53</w:t>
+        </w:r>
+      </w:hyperlink>
+      <w:r>
+        <w:rPr>
+          <w:lang w:val="zh_TW" w:bidi="zh_TW"/>
+        </w:rPr>
+        <w:t>）。耶穌對猶太律法的解釋，威脅到了他們在社會中的地位和權柄。文士與他們的對手（猶太祭司）聯手策劃逮捕耶穌（</w:t>
+      </w:r>
+      <w:hyperlink r:id="rId108">
+        <w:r>
+          <w:rPr>
+            <w:lang w:val="zh_TW" w:bidi="zh_TW"/>
+          </w:rPr>
+          <w:rPr>
+            <w:color w:val="0000EE"/>
+            <w:u w:val="single"/>
+          </w:rPr>
+          <w:t>可14:43</w:t>
+        </w:r>
+      </w:hyperlink>
+      <w:r>
+        <w:rPr>
+          <w:lang w:val="zh_TW" w:bidi="zh_TW"/>
+        </w:rPr>
+        <w:t>）。當耶穌在他們和公會其他成員面前受審時，他們參與構建了一個足以判耶穌死刑的罪名（</w:t>
+      </w:r>
+      <w:hyperlink r:id="rId109">
+        <w:r>
+          <w:rPr>
+            <w:lang w:val="zh_TW" w:bidi="zh_TW"/>
+          </w:rPr>
+          <w:rPr>
+            <w:color w:val="0000EE"/>
+            <w:u w:val="single"/>
+          </w:rPr>
+          <w:t>太26:57–66</w:t>
+        </w:r>
+      </w:hyperlink>
+      <w:r>
+        <w:rPr>
+          <w:lang w:val="zh_TW" w:bidi="zh_TW"/>
+        </w:rPr>
+        <w:t>）。當耶穌被帶到希律面前時，他們與其他人一起極力指控耶穌（</w:t>
+      </w:r>
+      <w:hyperlink r:id="rId110">
+        <w:r>
+          <w:rPr>
+            <w:lang w:val="zh_TW" w:bidi="zh_TW"/>
+          </w:rPr>
+          <w:rPr>
+            <w:color w:val="0000EE"/>
+            <w:u w:val="single"/>
+          </w:rPr>
+          <w:t>路23:10</w:t>
+        </w:r>
+      </w:hyperlink>
+      <w:r>
+        <w:rPr>
+          <w:lang w:val="zh_TW" w:bidi="zh_TW"/>
+        </w:rPr>
+        <w:t>）。最終，他們與公會的其他成員一起戲弄在十字架上的耶穌（</w:t>
+      </w:r>
+      <w:hyperlink r:id="rId111">
+        <w:r>
+          <w:rPr>
+            <w:lang w:val="zh_TW" w:bidi="zh_TW"/>
+          </w:rPr>
+          <w:rPr>
+            <w:color w:val="0000EE"/>
+            <w:u w:val="single"/>
+          </w:rPr>
+          <w:t>太27:41–43</w:t>
+        </w:r>
+      </w:hyperlink>
+      <w:r>
+        <w:rPr>
+          <w:lang w:val="zh_TW" w:bidi="zh_TW"/>
+        </w:rPr>
+        <w:t>）。在公元70年耶路撒冷被毀之前，文士繼續與公會合作，反對早期的基督教會。他們還促使司提反的殉道（</w:t>
+      </w:r>
+      <w:hyperlink r:id="rId112">
+        <w:r>
+          <w:rPr>
+            <w:lang w:val="zh_TW" w:bidi="zh_TW"/>
+          </w:rPr>
+          <w:rPr>
+            <w:color w:val="0000EE"/>
+            <w:u w:val="single"/>
+          </w:rPr>
+          <w:t>徒6:12–14</w:t>
+        </w:r>
+      </w:hyperlink>
+      <w:r>
+        <w:rPr>
+          <w:lang w:val="zh_TW" w:bidi="zh_TW"/>
+        </w:rPr>
+        <w:t>）。</w:t>
       </w:r>
     </w:p>
     <w:p>
@@ -1331,63 +2697,46 @@
       </w:r>
       <w:r>
         <w:rPr>
-          <w:lang w:val="zh_TW" w:bidi="zh_TW"/>
-        </w:rPr>
-        <w:t>每個基督徒都被稱為「弟兄」，而基督徒群體整體則被稱為「弟兄們」。此稱號強調基督徒群體的親密性，即信徒之間的關係如同血親般親近（甚至更親密——</w:t>
-      </w:r>
-      <w:hyperlink r:id="rId49">
-        <w:r>
-          <w:rPr>
-            <w:lang w:val="zh_TW" w:bidi="zh_TW"/>
-          </w:rPr>
-          <w:rPr>
-            <w:color w:val="0000EE"/>
-            <w:u w:val="single"/>
-          </w:rPr>
-          <w:t>可10:23–31</w:t>
-        </w:r>
-      </w:hyperlink>
-      <w:r>
-        <w:rPr>
-          <w:lang w:val="zh_TW" w:bidi="zh_TW"/>
-        </w:rPr>
-        <w:t>）。在約翰一書和雅各書中，這一稱呼突顯出貧窮基督徒對富裕基督徒的要求（</w:t>
-      </w:r>
-      <w:hyperlink r:id="rId50">
-        <w:r>
-          <w:rPr>
-            <w:lang w:val="zh_TW" w:bidi="zh_TW"/>
-          </w:rPr>
-          <w:rPr>
-            <w:color w:val="0000EE"/>
-            <w:u w:val="single"/>
-          </w:rPr>
-          <w:t>雅2:15</w:t>
-        </w:r>
-      </w:hyperlink>
+          <w:i/>
+          <w:lang w:val="zh_TW" w:bidi="zh_TW"/>
+        </w:rPr>
+        <w:t>另見</w:t>
+      </w:r>
+      <w:r>
+        <w:rPr>
+          <w:lang w:val="zh_TW" w:bidi="zh_TW"/>
+        </w:rPr>
+        <w:t xml:space="preserve"> </w:t>
+      </w:r>
+      <w:r>
+        <w:rPr>
+          <w:lang w:val="zh_TW" w:bidi="zh_TW"/>
+        </w:rPr>
+        <w:t>猶太教；</w:t>
+      </w:r>
+      <w:r>
+        <w:rPr>
+          <w:lang w:val="zh_TW" w:bidi="zh_TW"/>
+        </w:rPr>
+        <w:t>法利賽人</w:t>
+      </w:r>
       <w:r>
         <w:rPr>
           <w:lang w:val="zh_TW" w:bidi="zh_TW"/>
         </w:rPr>
         <w:t>；</w:t>
       </w:r>
-      <w:hyperlink r:id="rId51">
-        <w:r>
-          <w:rPr>
-            <w:lang w:val="zh_TW" w:bidi="zh_TW"/>
-          </w:rPr>
-          <w:rPr>
-            <w:color w:val="0000EE"/>
-            <w:u w:val="single"/>
-          </w:rPr>
-          <w:t>約壹3:10–18</w:t>
-        </w:r>
-      </w:hyperlink>
-      <w:r>
-        <w:rPr>
-          <w:lang w:val="zh_TW" w:bidi="zh_TW"/>
-        </w:rPr>
-        <w:t>）。它也表明基督徒群體成員之間的平等關係。</w:t>
+      <w:r>
+        <w:rPr>
+          <w:lang w:val="zh_TW" w:bidi="zh_TW"/>
+        </w:rPr>
+        <w:t>抄寫員</w:t>
+      </w:r>
+      <w:r>
+        <w:rPr>
+          <w:lang w:val="zh_TW" w:bidi="zh_TW"/>
+        </w:rPr>
+        <w:t>。</w:t>
       </w:r>
       <w:r>
         <w:rPr>
@@ -3289,6 +4638,12 @@
   </w:num>
   <w:num w:numId="13" w16cid:durableId="592781308">
     <w:abstractNumId w:val="11"/>
+  </w:num>
+  <w:num w:numId="14">
+    <w:abstractNumId w:val="3"/>
+    <w:lvlOverride w:ilvl="0">
+      <w:startOverride w:val="1"/>
+    </w:lvlOverride>
   </w:num>
   <w:numIdMacAtCleanup w:val="10"/>
 </w:numbering>

--- a/zht/docx/150.content.docx
+++ b/zht/docx/150.content.docx
@@ -149,7 +149,7 @@
         <w:rPr>
           <w:lang w:val="zh_TW" w:bidi="zh_TW"/>
         </w:rPr>
-        <w:t>wen</w:t>
+        <w:t>wai</w:t>
       </w:r>
       <w:r>
         <w:rPr>
@@ -212,7 +212,7 @@
         <w:rPr>
           <w:lang w:val="zh_TW" w:bidi="zh_TW"/>
         </w:rPr>
-        <w:t>溫柔</w:t>
+        <w:t>外邦人（寄居的）</w:t>
       </w:r>
       <w:r>
         <w:rPr>
@@ -231,133 +231,7 @@
         <w:rPr>
           <w:lang w:val="zh_TW" w:bidi="zh_TW"/>
         </w:rPr>
-        <w:t>舊約聖經將溫柔描述為謙卑或屈身的態度（</w:t>
-      </w:r>
-      <w:hyperlink r:id="rId13">
-        <w:r>
-          <w:rPr>
-            <w:lang w:val="zh_TW" w:bidi="zh_TW"/>
-          </w:rPr>
-          <w:rPr>
-            <w:color w:val="0000EE"/>
-            <w:u w:val="single"/>
-          </w:rPr>
-          <w:t>撒下22:36</w:t>
-        </w:r>
-      </w:hyperlink>
-      <w:r>
-        <w:rPr>
-          <w:lang w:val="zh_TW" w:bidi="zh_TW"/>
-        </w:rPr>
-        <w:t>；參</w:t>
-      </w:r>
-      <w:hyperlink r:id="rId14">
-        <w:r>
-          <w:rPr>
-            <w:lang w:val="zh_TW" w:bidi="zh_TW"/>
-          </w:rPr>
-          <w:rPr>
-            <w:color w:val="0000EE"/>
-            <w:u w:val="single"/>
-          </w:rPr>
-          <w:t>詩18:35</w:t>
-        </w:r>
-      </w:hyperlink>
-      <w:r>
-        <w:rPr>
-          <w:lang w:val="zh_TW" w:bidi="zh_TW"/>
-        </w:rPr>
-        <w:t>）。「溫柔」或「溫柔地」可以指禮貌和不做作（</w:t>
-      </w:r>
-      <w:hyperlink r:id="rId15">
-        <w:r>
-          <w:rPr>
-            <w:lang w:val="zh_TW" w:bidi="zh_TW"/>
-          </w:rPr>
-          <w:rPr>
-            <w:color w:val="0000EE"/>
-            <w:u w:val="single"/>
-          </w:rPr>
-          <w:t>箴15:4</w:t>
-        </w:r>
-      </w:hyperlink>
-      <w:r>
-        <w:rPr>
-          <w:lang w:val="zh_TW" w:bidi="zh_TW"/>
-        </w:rPr>
-        <w:t>），安靜而柔和（</w:t>
-      </w:r>
-      <w:hyperlink r:id="rId16">
-        <w:r>
-          <w:rPr>
-            <w:lang w:val="zh_TW" w:bidi="zh_TW"/>
-          </w:rPr>
-          <w:rPr>
-            <w:color w:val="0000EE"/>
-            <w:u w:val="single"/>
-          </w:rPr>
-          <w:t>申32:2</w:t>
-        </w:r>
-      </w:hyperlink>
-      <w:r>
-        <w:rPr>
-          <w:lang w:val="zh_TW" w:bidi="zh_TW"/>
-        </w:rPr>
-        <w:t>；</w:t>
-      </w:r>
-      <w:hyperlink r:id="rId17">
-        <w:r>
-          <w:rPr>
-            <w:lang w:val="zh_TW" w:bidi="zh_TW"/>
-          </w:rPr>
-          <w:rPr>
-            <w:color w:val="0000EE"/>
-            <w:u w:val="single"/>
-          </w:rPr>
-          <w:t>賽8:6</w:t>
-        </w:r>
-      </w:hyperlink>
-      <w:r>
-        <w:rPr>
-          <w:lang w:val="zh_TW" w:bidi="zh_TW"/>
-        </w:rPr>
-        <w:t>），或柔軟且寬容（</w:t>
-      </w:r>
-      <w:hyperlink r:id="rId18">
-        <w:r>
-          <w:rPr>
-            <w:lang w:val="zh_TW" w:bidi="zh_TW"/>
-          </w:rPr>
-          <w:rPr>
-            <w:color w:val="0000EE"/>
-            <w:u w:val="single"/>
-          </w:rPr>
-          <w:t>撒下18:5</w:t>
-        </w:r>
-      </w:hyperlink>
-      <w:r>
-        <w:rPr>
-          <w:lang w:val="zh_TW" w:bidi="zh_TW"/>
-        </w:rPr>
-        <w:t>；</w:t>
-      </w:r>
-      <w:hyperlink r:id="rId19">
-        <w:r>
-          <w:rPr>
-            <w:lang w:val="zh_TW" w:bidi="zh_TW"/>
-          </w:rPr>
-          <w:rPr>
-            <w:color w:val="0000EE"/>
-            <w:u w:val="single"/>
-          </w:rPr>
-          <w:t>伯15:11</w:t>
-        </w:r>
-      </w:hyperlink>
-      <w:r>
-        <w:rPr>
-          <w:lang w:val="zh_TW" w:bidi="zh_TW"/>
-        </w:rPr>
-        <w:t>）。</w:t>
+        <w:t>非屬於國民的人。外邦人（寄居的）可能是臨時的客旅、臨時的居民或外國人。</w:t>
       </w:r>
     </w:p>
     <w:p>
@@ -371,29 +245,133 @@
         <w:rPr>
           <w:lang w:val="zh_TW" w:bidi="zh_TW"/>
         </w:rPr>
-        <w:t>在新約聖經中，有幾個詞被翻譯為「溫柔」、「溫和」或「溫柔地」。其不同的意思包括：</w:t>
-      </w:r>
-    </w:p>
-    <w:p>
-      <w:pPr>
-        <w:pStyle w:val="ListNumber"/>
-        <w:numPr>
-          <w:ilvl w:val="0"/>
-          <w:numId w:val="14"/>
-        </w:numPr>
-        <w:spacing w:line="240" w:lineRule="auto"/>
-        <w:ind w:left="720"/>
-      </w:pPr>
-      <w:r>
-        <w:rPr>
-          <w:lang w:val="zh_TW" w:bidi="zh_TW"/>
-        </w:rPr>
-      </w:r>
-      <w:r>
-        <w:rPr>
-          <w:lang w:val="zh_TW" w:bidi="zh_TW"/>
-        </w:rPr>
-        <w:t>柔和、柔順、忍耐（</w:t>
+        <w:t>部分譯本正確譯出表達「外邦人」含義的詞，然而，有些譯本僅在兩處地方，表達其最真實的意義（</w:t>
+      </w:r>
+      <w:hyperlink r:id="rId13">
+        <w:r>
+          <w:rPr>
+            <w:lang w:val="zh_TW" w:bidi="zh_TW"/>
+          </w:rPr>
+          <w:rPr>
+            <w:color w:val="0000EE"/>
+            <w:u w:val="single"/>
+          </w:rPr>
+          <w:t>申15:3</w:t>
+        </w:r>
+      </w:hyperlink>
+      <w:r>
+        <w:rPr>
+          <w:lang w:val="zh_TW" w:bidi="zh_TW"/>
+        </w:rPr>
+        <w:t>；</w:t>
+      </w:r>
+      <w:hyperlink r:id="rId14">
+        <w:r>
+          <w:rPr>
+            <w:lang w:val="zh_TW" w:bidi="zh_TW"/>
+          </w:rPr>
+          <w:rPr>
+            <w:color w:val="0000EE"/>
+            <w:u w:val="single"/>
+          </w:rPr>
+          <w:t>俄1:11</w:t>
+        </w:r>
+      </w:hyperlink>
+      <w:r>
+        <w:rPr>
+          <w:lang w:val="zh_TW" w:bidi="zh_TW"/>
+        </w:rPr>
+        <w:t>）。在大多數情況下，這些基本將該詞翻譯為「外來者」（</w:t>
+      </w:r>
+      <w:hyperlink r:id="rId15">
+        <w:r>
+          <w:rPr>
+            <w:lang w:val="zh_TW" w:bidi="zh_TW"/>
+          </w:rPr>
+          <w:rPr>
+            <w:color w:val="0000EE"/>
+            <w:u w:val="single"/>
+          </w:rPr>
+          <w:t>申14:21</w:t>
+        </w:r>
+      </w:hyperlink>
+      <w:r>
+        <w:rPr>
+          <w:lang w:val="zh_TW" w:bidi="zh_TW"/>
+        </w:rPr>
+        <w:t>；</w:t>
+      </w:r>
+      <w:hyperlink r:id="rId16">
+        <w:r>
+          <w:rPr>
+            <w:lang w:val="zh_TW" w:bidi="zh_TW"/>
+          </w:rPr>
+          <w:rPr>
+            <w:color w:val="0000EE"/>
+            <w:u w:val="single"/>
+          </w:rPr>
+          <w:t>伯19:15</w:t>
+        </w:r>
+      </w:hyperlink>
+      <w:r>
+        <w:rPr>
+          <w:lang w:val="zh_TW" w:bidi="zh_TW"/>
+        </w:rPr>
+        <w:t>；</w:t>
+      </w:r>
+      <w:hyperlink r:id="rId17">
+        <w:r>
+          <w:rPr>
+            <w:lang w:val="zh_TW" w:bidi="zh_TW"/>
+          </w:rPr>
+          <w:rPr>
+            <w:color w:val="0000EE"/>
+            <w:u w:val="single"/>
+          </w:rPr>
+          <w:t>詩69:8</w:t>
+        </w:r>
+      </w:hyperlink>
+      <w:r>
+        <w:rPr>
+          <w:lang w:val="zh_TW" w:bidi="zh_TW"/>
+        </w:rPr>
+        <w:t>；</w:t>
+      </w:r>
+      <w:hyperlink r:id="rId18">
+        <w:r>
+          <w:rPr>
+            <w:lang w:val="zh_TW" w:bidi="zh_TW"/>
+          </w:rPr>
+          <w:rPr>
+            <w:color w:val="0000EE"/>
+            <w:u w:val="single"/>
+          </w:rPr>
+          <w:t>哀5:2</w:t>
+        </w:r>
+      </w:hyperlink>
+      <w:r>
+        <w:rPr>
+          <w:lang w:val="zh_TW" w:bidi="zh_TW"/>
+        </w:rPr>
+        <w:t>）或「陌生人」（</w:t>
+      </w:r>
+      <w:hyperlink r:id="rId19">
+        <w:r>
+          <w:rPr>
+            <w:lang w:val="zh_TW" w:bidi="zh_TW"/>
+          </w:rPr>
+          <w:rPr>
+            <w:color w:val="0000EE"/>
+            <w:u w:val="single"/>
+          </w:rPr>
+          <w:t>創15:13</w:t>
+        </w:r>
+      </w:hyperlink>
+      <w:r>
+        <w:rPr>
+          <w:lang w:val="zh_TW" w:bidi="zh_TW"/>
+        </w:rPr>
+        <w:t>；</w:t>
       </w:r>
       <w:hyperlink r:id="rId20">
         <w:r>
@@ -404,7 +382,7 @@
             <w:color w:val="0000EE"/>
             <w:u w:val="single"/>
           </w:rPr>
-          <w:t>太11:29</w:t>
+          <w:t>出2:22</w:t>
         </w:r>
       </w:hyperlink>
       <w:r>
@@ -422,7 +400,25 @@
             <w:color w:val="0000EE"/>
             <w:u w:val="single"/>
           </w:rPr>
-          <w:t>林前4:21</w:t>
+          <w:t>利25:35</w:t>
+        </w:r>
+      </w:hyperlink>
+      <w:r>
+        <w:rPr>
+          <w:lang w:val="zh_TW" w:bidi="zh_TW"/>
+        </w:rPr>
+        <w:t>）。另一個希伯來詞意為「居住者」或「定居者」（</w:t>
+      </w:r>
+      <w:hyperlink r:id="rId21">
+        <w:r>
+          <w:rPr>
+            <w:lang w:val="zh_TW" w:bidi="zh_TW"/>
+          </w:rPr>
+          <w:rPr>
+            <w:color w:val="0000EE"/>
+            <w:u w:val="single"/>
+          </w:rPr>
+          <w:t>利25:35</w:t>
         </w:r>
       </w:hyperlink>
       <w:r>
@@ -440,7 +436,7 @@
             <w:color w:val="0000EE"/>
             <w:u w:val="single"/>
           </w:rPr>
-          <w:t>林後10:1</w:t>
+          <w:t>代上29:15</w:t>
         </w:r>
       </w:hyperlink>
       <w:r>
@@ -458,194 +454,14 @@
             <w:color w:val="0000EE"/>
             <w:u w:val="single"/>
           </w:rPr>
-          <w:t>加5:23</w:t>
-        </w:r>
-      </w:hyperlink>
-      <w:r>
-        <w:rPr>
-          <w:lang w:val="zh_TW" w:bidi="zh_TW"/>
-        </w:rPr>
-        <w:t>；</w:t>
-      </w:r>
-      <w:hyperlink r:id="rId24">
-        <w:r>
-          <w:rPr>
-            <w:lang w:val="zh_TW" w:bidi="zh_TW"/>
-          </w:rPr>
-          <w:rPr>
-            <w:color w:val="0000EE"/>
-            <w:u w:val="single"/>
-          </w:rPr>
-          <w:t>提前6:11</w:t>
-        </w:r>
-      </w:hyperlink>
-      <w:r>
-        <w:rPr>
-          <w:lang w:val="zh_TW" w:bidi="zh_TW"/>
-        </w:rPr>
-        <w:t>；</w:t>
-      </w:r>
-      <w:hyperlink r:id="rId25">
-        <w:r>
-          <w:rPr>
-            <w:lang w:val="zh_TW" w:bidi="zh_TW"/>
-          </w:rPr>
-          <w:rPr>
-            <w:color w:val="0000EE"/>
-            <w:u w:val="single"/>
-          </w:rPr>
-          <w:t>彼前3:4、15</w:t>
-        </w:r>
-      </w:hyperlink>
-      <w:r>
-        <w:rPr>
-          <w:lang w:val="zh_TW" w:bidi="zh_TW"/>
-        </w:rPr>
-        <w:t>），或禮貌和謙遜的態度（</w:t>
-      </w:r>
-      <w:hyperlink r:id="rId26">
-        <w:r>
-          <w:rPr>
-            <w:lang w:val="zh_TW" w:bidi="zh_TW"/>
-          </w:rPr>
-          <w:rPr>
-            <w:color w:val="0000EE"/>
-            <w:u w:val="single"/>
-          </w:rPr>
-          <w:t>提後2:25</w:t>
-        </w:r>
-      </w:hyperlink>
-      <w:r>
-        <w:rPr>
-          <w:lang w:val="zh_TW" w:bidi="zh_TW"/>
-        </w:rPr>
-        <w:t>）；</w:t>
-      </w:r>
-    </w:p>
-    <w:p>
-      <w:pPr>
-        <w:pStyle w:val="ListNumber"/>
-        <w:spacing w:line="240" w:lineRule="auto"/>
-        <w:ind w:left="720"/>
-      </w:pPr>
-      <w:r>
-        <w:rPr>
-          <w:lang w:val="zh_TW" w:bidi="zh_TW"/>
-        </w:rPr>
-      </w:r>
-      <w:r>
-        <w:rPr>
-          <w:lang w:val="zh_TW" w:bidi="zh_TW"/>
-        </w:rPr>
-        <w:t>對他人表達的善意（</w:t>
-      </w:r>
-      <w:hyperlink r:id="rId27">
-        <w:r>
-          <w:rPr>
-            <w:lang w:val="zh_TW" w:bidi="zh_TW"/>
-          </w:rPr>
-          <w:rPr>
-            <w:color w:val="0000EE"/>
-            <w:u w:val="single"/>
-          </w:rPr>
-          <w:t>帖前2:7</w:t>
-        </w:r>
-      </w:hyperlink>
-      <w:r>
-        <w:rPr>
-          <w:lang w:val="zh_TW" w:bidi="zh_TW"/>
-        </w:rPr>
-        <w:t>；</w:t>
-      </w:r>
-      <w:hyperlink r:id="rId28">
-        <w:r>
-          <w:rPr>
-            <w:lang w:val="zh_TW" w:bidi="zh_TW"/>
-          </w:rPr>
-          <w:rPr>
-            <w:color w:val="0000EE"/>
-            <w:u w:val="single"/>
-          </w:rPr>
-          <w:t>提後2:24</w:t>
-        </w:r>
-      </w:hyperlink>
-      <w:r>
-        <w:rPr>
-          <w:lang w:val="zh_TW" w:bidi="zh_TW"/>
-        </w:rPr>
-        <w:t>）；</w:t>
-      </w:r>
-    </w:p>
-    <w:p>
-      <w:pPr>
-        <w:pStyle w:val="ListNumber"/>
-        <w:spacing w:line="240" w:lineRule="auto"/>
-        <w:ind w:left="720"/>
-      </w:pPr>
-      <w:r>
-        <w:rPr>
-          <w:lang w:val="zh_TW" w:bidi="zh_TW"/>
-        </w:rPr>
-      </w:r>
-      <w:r>
-        <w:rPr>
-          <w:lang w:val="zh_TW" w:bidi="zh_TW"/>
-        </w:rPr>
-        <w:t>在各種情況下適當、公平或合適的行為（</w:t>
-      </w:r>
-      <w:hyperlink r:id="rId29">
-        <w:r>
-          <w:rPr>
-            <w:lang w:val="zh_TW" w:bidi="zh_TW"/>
-          </w:rPr>
-          <w:rPr>
-            <w:color w:val="0000EE"/>
-            <w:u w:val="single"/>
-          </w:rPr>
-          <w:t>提前3:3</w:t>
-        </w:r>
-      </w:hyperlink>
-      <w:r>
-        <w:rPr>
-          <w:lang w:val="zh_TW" w:bidi="zh_TW"/>
-        </w:rPr>
-        <w:t>；</w:t>
-      </w:r>
-      <w:hyperlink r:id="rId30">
-        <w:r>
-          <w:rPr>
-            <w:lang w:val="zh_TW" w:bidi="zh_TW"/>
-          </w:rPr>
-          <w:rPr>
-            <w:color w:val="0000EE"/>
-            <w:u w:val="single"/>
-          </w:rPr>
-          <w:t>多3:2</w:t>
-        </w:r>
-      </w:hyperlink>
-      <w:r>
-        <w:rPr>
-          <w:lang w:val="zh_TW" w:bidi="zh_TW"/>
-        </w:rPr>
-        <w:t>；</w:t>
-      </w:r>
-      <w:hyperlink r:id="rId31">
-        <w:r>
-          <w:rPr>
-            <w:lang w:val="zh_TW" w:bidi="zh_TW"/>
-          </w:rPr>
-          <w:rPr>
-            <w:color w:val="0000EE"/>
-            <w:u w:val="single"/>
-          </w:rPr>
-          <w:t>彼前2:18</w:t>
-        </w:r>
-      </w:hyperlink>
-      <w:r>
-        <w:rPr>
-          <w:lang w:val="zh_TW" w:bidi="zh_TW"/>
-        </w:rPr>
-        <w:t>）。</w:t>
+          <w:t>詩39:12</w:t>
+        </w:r>
+      </w:hyperlink>
+      <w:r>
+        <w:rPr>
+          <w:lang w:val="zh_TW" w:bidi="zh_TW"/>
+        </w:rPr>
+        <w:t>）。然而，它最常被翻譯為「寄居者」。</w:t>
       </w:r>
     </w:p>
     <w:p>
@@ -659,25 +475,43 @@
         <w:rPr>
           <w:lang w:val="zh_TW" w:bidi="zh_TW"/>
         </w:rPr>
-        <w:t>教會領袖和其他信徒被教導要溫柔地對待犯錯的人（</w:t>
-      </w:r>
-      <w:hyperlink r:id="rId32">
-        <w:r>
-          <w:rPr>
-            <w:lang w:val="zh_TW" w:bidi="zh_TW"/>
-          </w:rPr>
-          <w:rPr>
-            <w:color w:val="0000EE"/>
-            <w:u w:val="single"/>
-          </w:rPr>
-          <w:t>加6:1</w:t>
-        </w:r>
-      </w:hyperlink>
-      <w:r>
-        <w:rPr>
-          <w:lang w:val="zh_TW" w:bidi="zh_TW"/>
-        </w:rPr>
-        <w:t>），反對信仰的人（</w:t>
+        <w:t>臨時旅客或寄居者，通常是想暫時居住的人，或是從一個部落遷到另一個部落，並試圖獲得當地居民的某些優勢或權利。有時，整個部族都可以是以色列的臨時居民。基遍人（</w:t>
+      </w:r>
+      <w:hyperlink r:id="rId24">
+        <w:r>
+          <w:rPr>
+            <w:lang w:val="zh_TW" w:bidi="zh_TW"/>
+          </w:rPr>
+          <w:rPr>
+            <w:color w:val="0000EE"/>
+            <w:u w:val="single"/>
+          </w:rPr>
+          <w:t>書9</w:t>
+        </w:r>
+      </w:hyperlink>
+      <w:r>
+        <w:rPr>
+          <w:lang w:val="zh_TW" w:bidi="zh_TW"/>
+        </w:rPr>
+        <w:t>）和比珥人（</w:t>
+      </w:r>
+      <w:hyperlink r:id="rId25">
+        <w:r>
+          <w:rPr>
+            <w:lang w:val="zh_TW" w:bidi="zh_TW"/>
+          </w:rPr>
+          <w:rPr>
+            <w:color w:val="0000EE"/>
+            <w:u w:val="single"/>
+          </w:rPr>
+          <w:t>撒下4:3</w:t>
+        </w:r>
+      </w:hyperlink>
+      <w:r>
+        <w:rPr>
+          <w:lang w:val="zh_TW" w:bidi="zh_TW"/>
+        </w:rPr>
+        <w:t>；參</w:t>
       </w:r>
       <w:hyperlink r:id="rId26">
         <w:r>
@@ -688,25 +522,133 @@
             <w:color w:val="0000EE"/>
             <w:u w:val="single"/>
           </w:rPr>
-          <w:t>提後2:25</w:t>
-        </w:r>
-      </w:hyperlink>
-      <w:r>
-        <w:rPr>
-          <w:lang w:val="zh_TW" w:bidi="zh_TW"/>
-        </w:rPr>
-        <w:t>），或無知和被誤導的人（</w:t>
-      </w:r>
-      <w:hyperlink r:id="rId33">
-        <w:r>
-          <w:rPr>
-            <w:lang w:val="zh_TW" w:bidi="zh_TW"/>
-          </w:rPr>
-          <w:rPr>
-            <w:color w:val="0000EE"/>
-            <w:u w:val="single"/>
-          </w:rPr>
-          <w:t>來5:2</w:t>
+          <w:t>代下2:17</w:t>
+        </w:r>
+      </w:hyperlink>
+      <w:r>
+        <w:rPr>
+          <w:lang w:val="zh_TW" w:bidi="zh_TW"/>
+        </w:rPr>
+        <w:t>）就是這種情況。以色列人本身是埃及地的臨時居民（</w:t>
+      </w:r>
+      <w:hyperlink r:id="rId19">
+        <w:r>
+          <w:rPr>
+            <w:lang w:val="zh_TW" w:bidi="zh_TW"/>
+          </w:rPr>
+          <w:rPr>
+            <w:color w:val="0000EE"/>
+            <w:u w:val="single"/>
+          </w:rPr>
+          <w:t>創15:13</w:t>
+        </w:r>
+      </w:hyperlink>
+      <w:r>
+        <w:rPr>
+          <w:lang w:val="zh_TW" w:bidi="zh_TW"/>
+        </w:rPr>
+        <w:t>，</w:t>
+      </w:r>
+      <w:hyperlink r:id="rId27">
+        <w:r>
+          <w:rPr>
+            <w:lang w:val="zh_TW" w:bidi="zh_TW"/>
+          </w:rPr>
+          <w:rPr>
+            <w:color w:val="0000EE"/>
+            <w:u w:val="single"/>
+          </w:rPr>
+          <w:t>23:4</w:t>
+        </w:r>
+      </w:hyperlink>
+      <w:r>
+        <w:rPr>
+          <w:lang w:val="zh_TW" w:bidi="zh_TW"/>
+        </w:rPr>
+        <w:t>，</w:t>
+      </w:r>
+      <w:hyperlink r:id="rId28">
+        <w:r>
+          <w:rPr>
+            <w:lang w:val="zh_TW" w:bidi="zh_TW"/>
+          </w:rPr>
+          <w:rPr>
+            <w:color w:val="0000EE"/>
+            <w:u w:val="single"/>
+          </w:rPr>
+          <w:t>26:3</w:t>
+        </w:r>
+      </w:hyperlink>
+      <w:r>
+        <w:rPr>
+          <w:lang w:val="zh_TW" w:bidi="zh_TW"/>
+        </w:rPr>
+        <w:t>，</w:t>
+      </w:r>
+      <w:hyperlink r:id="rId29">
+        <w:r>
+          <w:rPr>
+            <w:lang w:val="zh_TW" w:bidi="zh_TW"/>
+          </w:rPr>
+          <w:rPr>
+            <w:color w:val="0000EE"/>
+            <w:u w:val="single"/>
+          </w:rPr>
+          <w:t>47:4</w:t>
+        </w:r>
+      </w:hyperlink>
+      <w:r>
+        <w:rPr>
+          <w:lang w:val="zh_TW" w:bidi="zh_TW"/>
+        </w:rPr>
+        <w:t>；</w:t>
+      </w:r>
+      <w:hyperlink r:id="rId20">
+        <w:r>
+          <w:rPr>
+            <w:lang w:val="zh_TW" w:bidi="zh_TW"/>
+          </w:rPr>
+          <w:rPr>
+            <w:color w:val="0000EE"/>
+            <w:u w:val="single"/>
+          </w:rPr>
+          <w:t>出2:22</w:t>
+        </w:r>
+      </w:hyperlink>
+      <w:r>
+        <w:rPr>
+          <w:lang w:val="zh_TW" w:bidi="zh_TW"/>
+        </w:rPr>
+        <w:t>，</w:t>
+      </w:r>
+      <w:hyperlink r:id="rId30">
+        <w:r>
+          <w:rPr>
+            <w:lang w:val="zh_TW" w:bidi="zh_TW"/>
+          </w:rPr>
+          <w:rPr>
+            <w:color w:val="0000EE"/>
+            <w:u w:val="single"/>
+          </w:rPr>
+          <w:t>23:9</w:t>
+        </w:r>
+      </w:hyperlink>
+      <w:r>
+        <w:rPr>
+          <w:lang w:val="zh_TW" w:bidi="zh_TW"/>
+        </w:rPr>
+        <w:t>）以及其它地方的臨時居民（</w:t>
+      </w:r>
+      <w:hyperlink r:id="rId31">
+        <w:r>
+          <w:rPr>
+            <w:lang w:val="zh_TW" w:bidi="zh_TW"/>
+          </w:rPr>
+          <w:rPr>
+            <w:color w:val="0000EE"/>
+            <w:u w:val="single"/>
+          </w:rPr>
+          <w:t>得1:1</w:t>
         </w:r>
       </w:hyperlink>
       <w:r>
@@ -714,16 +656,6 @@
           <w:lang w:val="zh_TW" w:bidi="zh_TW"/>
         </w:rPr>
         <w:t>）。</w:t>
-      </w:r>
-      <w:r>
-        <w:rPr>
-          <w:lang w:val="zh_TW" w:bidi="zh_TW"/>
-        </w:rPr>
-      </w:r>
-      <w:r>
-        <w:rPr>
-          <w:lang w:val="zh_TW" w:bidi="zh_TW"/>
-        </w:rPr>
       </w:r>
     </w:p>
     <w:p>
@@ -733,21 +665,353 @@
           <w:lang w:val="zh_TW" w:bidi="zh_TW"/>
         </w:rPr>
       </w:r>
-    </w:p>
-    <w:p>
-      <w:pPr>
-        <w:pStyle w:val="Heading2"/>
-      </w:pPr>
-      <w:r>
-        <w:rPr>
-          <w:lang w:val="zh_TW" w:bidi="zh_TW"/>
-        </w:rPr>
-        <w:t>文士</w:t>
-      </w:r>
-      <w:r>
-        <w:rPr>
-          <w:lang w:val="zh_TW" w:bidi="zh_TW"/>
-        </w:rPr>
+      <w:r>
+        <w:rPr>
+          <w:lang w:val="zh_TW" w:bidi="zh_TW"/>
+        </w:rPr>
+        <w:t>外邦人或臨時居民在以色列擁有某些權利，但也有一些限制。他們可以獻祭（</w:t>
+      </w:r>
+      <w:hyperlink r:id="rId32">
+        <w:r>
+          <w:rPr>
+            <w:lang w:val="zh_TW" w:bidi="zh_TW"/>
+          </w:rPr>
+          <w:rPr>
+            <w:color w:val="0000EE"/>
+            <w:u w:val="single"/>
+          </w:rPr>
+          <w:t>利17:8</w:t>
+        </w:r>
+      </w:hyperlink>
+      <w:r>
+        <w:rPr>
+          <w:lang w:val="zh_TW" w:bidi="zh_TW"/>
+        </w:rPr>
+        <w:t>，</w:t>
+      </w:r>
+      <w:hyperlink r:id="rId33">
+        <w:r>
+          <w:rPr>
+            <w:lang w:val="zh_TW" w:bidi="zh_TW"/>
+          </w:rPr>
+          <w:rPr>
+            <w:color w:val="0000EE"/>
+            <w:u w:val="single"/>
+          </w:rPr>
+          <w:t>22:18</w:t>
+        </w:r>
+      </w:hyperlink>
+      <w:r>
+        <w:rPr>
+          <w:lang w:val="zh_TW" w:bidi="zh_TW"/>
+        </w:rPr>
+        <w:t>），但只有受過割禮，才能進入聖所（</w:t>
+      </w:r>
+      <w:hyperlink r:id="rId34">
+        <w:r>
+          <w:rPr>
+            <w:lang w:val="zh_TW" w:bidi="zh_TW"/>
+          </w:rPr>
+          <w:rPr>
+            <w:color w:val="0000EE"/>
+            <w:u w:val="single"/>
+          </w:rPr>
+          <w:t>結44:9</w:t>
+        </w:r>
+      </w:hyperlink>
+      <w:r>
+        <w:rPr>
+          <w:lang w:val="zh_TW" w:bidi="zh_TW"/>
+        </w:rPr>
+        <w:t>）。他們可以參加猶太的三個節期（</w:t>
+      </w:r>
+      <w:hyperlink r:id="rId35">
+        <w:r>
+          <w:rPr>
+            <w:lang w:val="zh_TW" w:bidi="zh_TW"/>
+          </w:rPr>
+          <w:rPr>
+            <w:color w:val="0000EE"/>
+            <w:u w:val="single"/>
+          </w:rPr>
+          <w:t>申16:11、14</w:t>
+        </w:r>
+      </w:hyperlink>
+      <w:r>
+        <w:rPr>
+          <w:lang w:val="zh_TW" w:bidi="zh_TW"/>
+        </w:rPr>
+        <w:t>），但只有受過割禮，才能吃逾越節的晚餐（</w:t>
+      </w:r>
+      <w:hyperlink r:id="rId36">
+        <w:r>
+          <w:rPr>
+            <w:lang w:val="zh_TW" w:bidi="zh_TW"/>
+          </w:rPr>
+          <w:rPr>
+            <w:color w:val="0000EE"/>
+            <w:u w:val="single"/>
+          </w:rPr>
+          <w:t>出12:43、48</w:t>
+        </w:r>
+      </w:hyperlink>
+      <w:r>
+        <w:rPr>
+          <w:lang w:val="zh_TW" w:bidi="zh_TW"/>
+        </w:rPr>
+        <w:t>）。外邦人不必遵循以色列的宗教，但他們可以享受其中一些利益（</w:t>
+      </w:r>
+      <w:hyperlink r:id="rId37">
+        <w:r>
+          <w:rPr>
+            <w:lang w:val="zh_TW" w:bidi="zh_TW"/>
+          </w:rPr>
+          <w:rPr>
+            <w:color w:val="0000EE"/>
+            <w:u w:val="single"/>
+          </w:rPr>
+          <w:t>申14:29</w:t>
+        </w:r>
+      </w:hyperlink>
+      <w:r>
+        <w:rPr>
+          <w:lang w:val="zh_TW" w:bidi="zh_TW"/>
+        </w:rPr>
+        <w:t>）。他們在安息日或贖罪日不能工作（</w:t>
+      </w:r>
+      <w:hyperlink r:id="rId38">
+        <w:r>
+          <w:rPr>
+            <w:lang w:val="zh_TW" w:bidi="zh_TW"/>
+          </w:rPr>
+          <w:rPr>
+            <w:color w:val="0000EE"/>
+            <w:u w:val="single"/>
+          </w:rPr>
+          <w:t>出20:10</w:t>
+        </w:r>
+      </w:hyperlink>
+      <w:r>
+        <w:rPr>
+          <w:lang w:val="zh_TW" w:bidi="zh_TW"/>
+        </w:rPr>
+        <w:t>，</w:t>
+      </w:r>
+      <w:hyperlink r:id="rId39">
+        <w:r>
+          <w:rPr>
+            <w:lang w:val="zh_TW" w:bidi="zh_TW"/>
+          </w:rPr>
+          <w:rPr>
+            <w:color w:val="0000EE"/>
+            <w:u w:val="single"/>
+          </w:rPr>
+          <w:t>23:12</w:t>
+        </w:r>
+      </w:hyperlink>
+      <w:r>
+        <w:rPr>
+          <w:lang w:val="zh_TW" w:bidi="zh_TW"/>
+        </w:rPr>
+        <w:t>；</w:t>
+      </w:r>
+      <w:hyperlink r:id="rId40">
+        <w:r>
+          <w:rPr>
+            <w:lang w:val="zh_TW" w:bidi="zh_TW"/>
+          </w:rPr>
+          <w:rPr>
+            <w:color w:val="0000EE"/>
+            <w:u w:val="single"/>
+          </w:rPr>
+          <w:t>利16:29</w:t>
+        </w:r>
+      </w:hyperlink>
+      <w:r>
+        <w:rPr>
+          <w:lang w:val="zh_TW" w:bidi="zh_TW"/>
+        </w:rPr>
+        <w:t>；</w:t>
+      </w:r>
+      <w:hyperlink r:id="rId41">
+        <w:r>
+          <w:rPr>
+            <w:lang w:val="zh_TW" w:bidi="zh_TW"/>
+          </w:rPr>
+          <w:rPr>
+            <w:color w:val="0000EE"/>
+            <w:u w:val="single"/>
+          </w:rPr>
+          <w:t>申5:14</w:t>
+        </w:r>
+      </w:hyperlink>
+      <w:r>
+        <w:rPr>
+          <w:lang w:val="zh_TW" w:bidi="zh_TW"/>
+        </w:rPr>
+        <w:t>），若褻瀆神的名字，可能會被石頭打死（</w:t>
+      </w:r>
+      <w:hyperlink r:id="rId42">
+        <w:r>
+          <w:rPr>
+            <w:lang w:val="zh_TW" w:bidi="zh_TW"/>
+          </w:rPr>
+          <w:rPr>
+            <w:color w:val="0000EE"/>
+            <w:u w:val="single"/>
+          </w:rPr>
+          <w:t>利24:16</w:t>
+        </w:r>
+      </w:hyperlink>
+      <w:r>
+        <w:rPr>
+          <w:lang w:val="zh_TW" w:bidi="zh_TW"/>
+        </w:rPr>
+        <w:t>；</w:t>
+      </w:r>
+      <w:hyperlink r:id="rId43">
+        <w:r>
+          <w:rPr>
+            <w:lang w:val="zh_TW" w:bidi="zh_TW"/>
+          </w:rPr>
+          <w:rPr>
+            <w:color w:val="0000EE"/>
+            <w:u w:val="single"/>
+          </w:rPr>
+          <w:t>民15:30</w:t>
+        </w:r>
+      </w:hyperlink>
+      <w:r>
+        <w:rPr>
+          <w:lang w:val="zh_TW" w:bidi="zh_TW"/>
+        </w:rPr>
+        <w:t>）。外邦人不可吃血（</w:t>
+      </w:r>
+      <w:hyperlink r:id="rId44">
+        <w:r>
+          <w:rPr>
+            <w:lang w:val="zh_TW" w:bidi="zh_TW"/>
+          </w:rPr>
+          <w:rPr>
+            <w:color w:val="0000EE"/>
+            <w:u w:val="single"/>
+          </w:rPr>
+          <w:t>利17:10–12</w:t>
+        </w:r>
+      </w:hyperlink>
+      <w:r>
+        <w:rPr>
+          <w:lang w:val="zh_TW" w:bidi="zh_TW"/>
+        </w:rPr>
+        <w:t>），但可以吃自然死亡的動物（</w:t>
+      </w:r>
+      <w:hyperlink r:id="rId15">
+        <w:r>
+          <w:rPr>
+            <w:lang w:val="zh_TW" w:bidi="zh_TW"/>
+          </w:rPr>
+          <w:rPr>
+            <w:color w:val="0000EE"/>
+            <w:u w:val="single"/>
+          </w:rPr>
+          <w:t>申14:21</w:t>
+        </w:r>
+      </w:hyperlink>
+      <w:r>
+        <w:rPr>
+          <w:lang w:val="zh_TW" w:bidi="zh_TW"/>
+        </w:rPr>
+        <w:t>）。以色列在性的道德規範也適用於外邦人（</w:t>
+      </w:r>
+      <w:hyperlink r:id="rId45">
+        <w:r>
+          <w:rPr>
+            <w:lang w:val="zh_TW" w:bidi="zh_TW"/>
+          </w:rPr>
+          <w:rPr>
+            <w:color w:val="0000EE"/>
+            <w:u w:val="single"/>
+          </w:rPr>
+          <w:t>利18:26</w:t>
+        </w:r>
+      </w:hyperlink>
+      <w:r>
+        <w:rPr>
+          <w:lang w:val="zh_TW" w:bidi="zh_TW"/>
+        </w:rPr>
+        <w:t>）。以色列人不可與外邦人通婚，但這仍然是常見的現象（</w:t>
+      </w:r>
+      <w:hyperlink r:id="rId46">
+        <w:r>
+          <w:rPr>
+            <w:lang w:val="zh_TW" w:bidi="zh_TW"/>
+          </w:rPr>
+          <w:rPr>
+            <w:color w:val="0000EE"/>
+            <w:u w:val="single"/>
+          </w:rPr>
+          <w:t>創34:14</w:t>
+        </w:r>
+      </w:hyperlink>
+      <w:r>
+        <w:rPr>
+          <w:lang w:val="zh_TW" w:bidi="zh_TW"/>
+        </w:rPr>
+        <w:t>；</w:t>
+      </w:r>
+      <w:hyperlink r:id="rId47">
+        <w:r>
+          <w:rPr>
+            <w:lang w:val="zh_TW" w:bidi="zh_TW"/>
+          </w:rPr>
+          <w:rPr>
+            <w:color w:val="0000EE"/>
+            <w:u w:val="single"/>
+          </w:rPr>
+          <w:t>出34:12、16</w:t>
+        </w:r>
+      </w:hyperlink>
+      <w:r>
+        <w:rPr>
+          <w:lang w:val="zh_TW" w:bidi="zh_TW"/>
+        </w:rPr>
+        <w:t>；</w:t>
+      </w:r>
+      <w:hyperlink r:id="rId48">
+        <w:r>
+          <w:rPr>
+            <w:lang w:val="zh_TW" w:bidi="zh_TW"/>
+          </w:rPr>
+          <w:rPr>
+            <w:color w:val="0000EE"/>
+            <w:u w:val="single"/>
+          </w:rPr>
+          <w:t>申7:3–4</w:t>
+        </w:r>
+      </w:hyperlink>
+      <w:r>
+        <w:rPr>
+          <w:lang w:val="zh_TW" w:bidi="zh_TW"/>
+        </w:rPr>
+        <w:t>；</w:t>
+      </w:r>
+      <w:hyperlink r:id="rId49">
+        <w:r>
+          <w:rPr>
+            <w:lang w:val="zh_TW" w:bidi="zh_TW"/>
+          </w:rPr>
+          <w:rPr>
+            <w:color w:val="0000EE"/>
+            <w:u w:val="single"/>
+          </w:rPr>
+          <w:t>書23:12</w:t>
+        </w:r>
+      </w:hyperlink>
+      <w:r>
+        <w:rPr>
+          <w:lang w:val="zh_TW" w:bidi="zh_TW"/>
+        </w:rPr>
+        <w:t>）。</w:t>
       </w:r>
     </w:p>
     <w:p>
@@ -761,18 +1025,313 @@
         <w:rPr>
           <w:lang w:val="zh_TW" w:bidi="zh_TW"/>
         </w:rPr>
-        <w:t>指舊約時代早期，那些負責書寫和記錄資訊的人。在巴比倫被擄歸回之後，文士成為一個學者階層，為百姓做教導、抄寫和解釋猶太律法的工作。他們在福音書中主要作為耶穌的對手出現。</w:t>
-      </w:r>
-    </w:p>
-    <w:p>
-      <w:pPr>
-        <w:pStyle w:val="Heading3"/>
-      </w:pPr>
-      <w:r>
-        <w:rPr>
-          <w:lang w:val="zh_TW" w:bidi="zh_TW"/>
-        </w:rPr>
-        <w:t>巴比倫被擄前的文士</w:t>
+        <w:t>摩西律法為外邦人提供公民權利（</w:t>
+      </w:r>
+      <w:hyperlink r:id="rId50">
+        <w:r>
+          <w:rPr>
+            <w:lang w:val="zh_TW" w:bidi="zh_TW"/>
+          </w:rPr>
+          <w:rPr>
+            <w:color w:val="0000EE"/>
+            <w:u w:val="single"/>
+          </w:rPr>
+          <w:t>出12:49</w:t>
+        </w:r>
+      </w:hyperlink>
+      <w:r>
+        <w:rPr>
+          <w:lang w:val="zh_TW" w:bidi="zh_TW"/>
+        </w:rPr>
+        <w:t>；</w:t>
+      </w:r>
+      <w:hyperlink r:id="rId51">
+        <w:r>
+          <w:rPr>
+            <w:lang w:val="zh_TW" w:bidi="zh_TW"/>
+          </w:rPr>
+          <w:rPr>
+            <w:color w:val="0000EE"/>
+            <w:u w:val="single"/>
+          </w:rPr>
+          <w:t>利24:22</w:t>
+        </w:r>
+      </w:hyperlink>
+      <w:r>
+        <w:rPr>
+          <w:lang w:val="zh_TW" w:bidi="zh_TW"/>
+        </w:rPr>
+        <w:t>）。他們遵循相同的法律程序和懲罰（</w:t>
+      </w:r>
+      <w:hyperlink r:id="rId52">
+        <w:r>
+          <w:rPr>
+            <w:lang w:val="zh_TW" w:bidi="zh_TW"/>
+          </w:rPr>
+          <w:rPr>
+            <w:color w:val="0000EE"/>
+            <w:u w:val="single"/>
+          </w:rPr>
+          <w:t>利20:2</w:t>
+        </w:r>
+      </w:hyperlink>
+      <w:r>
+        <w:rPr>
+          <w:lang w:val="zh_TW" w:bidi="zh_TW"/>
+        </w:rPr>
+        <w:t>，</w:t>
+      </w:r>
+      <w:hyperlink r:id="rId53">
+        <w:r>
+          <w:rPr>
+            <w:lang w:val="zh_TW" w:bidi="zh_TW"/>
+          </w:rPr>
+          <w:rPr>
+            <w:color w:val="0000EE"/>
+            <w:u w:val="single"/>
+          </w:rPr>
+          <w:t>24:16、22</w:t>
+        </w:r>
+      </w:hyperlink>
+      <w:r>
+        <w:rPr>
+          <w:lang w:val="zh_TW" w:bidi="zh_TW"/>
+        </w:rPr>
+        <w:t>；</w:t>
+      </w:r>
+      <w:hyperlink r:id="rId54">
+        <w:r>
+          <w:rPr>
+            <w:lang w:val="zh_TW" w:bidi="zh_TW"/>
+          </w:rPr>
+          <w:rPr>
+            <w:color w:val="0000EE"/>
+            <w:u w:val="single"/>
+          </w:rPr>
+          <w:t>申1:16</w:t>
+        </w:r>
+      </w:hyperlink>
+      <w:r>
+        <w:rPr>
+          <w:lang w:val="zh_TW" w:bidi="zh_TW"/>
+        </w:rPr>
+        <w:t>）。他們應被禮貌對待（</w:t>
+      </w:r>
+      <w:hyperlink r:id="rId55">
+        <w:r>
+          <w:rPr>
+            <w:lang w:val="zh_TW" w:bidi="zh_TW"/>
+          </w:rPr>
+          <w:rPr>
+            <w:color w:val="0000EE"/>
+            <w:u w:val="single"/>
+          </w:rPr>
+          <w:t>出22:21</w:t>
+        </w:r>
+      </w:hyperlink>
+      <w:r>
+        <w:rPr>
+          <w:lang w:val="zh_TW" w:bidi="zh_TW"/>
+        </w:rPr>
+        <w:t>，</w:t>
+      </w:r>
+      <w:hyperlink r:id="rId30">
+        <w:r>
+          <w:rPr>
+            <w:lang w:val="zh_TW" w:bidi="zh_TW"/>
+          </w:rPr>
+          <w:rPr>
+            <w:color w:val="0000EE"/>
+            <w:u w:val="single"/>
+          </w:rPr>
+          <w:t>23:9</w:t>
+        </w:r>
+      </w:hyperlink>
+      <w:r>
+        <w:rPr>
+          <w:lang w:val="zh_TW" w:bidi="zh_TW"/>
+        </w:rPr>
+        <w:t>）。他們應當被人以愛相待，與被神所愛的人一樣（</w:t>
+      </w:r>
+      <w:hyperlink r:id="rId56">
+        <w:r>
+          <w:rPr>
+            <w:lang w:val="zh_TW" w:bidi="zh_TW"/>
+          </w:rPr>
+          <w:rPr>
+            <w:color w:val="0000EE"/>
+            <w:u w:val="single"/>
+          </w:rPr>
+          <w:t>利19:34</w:t>
+        </w:r>
+      </w:hyperlink>
+      <w:r>
+        <w:rPr>
+          <w:lang w:val="zh_TW" w:bidi="zh_TW"/>
+        </w:rPr>
+        <w:t>；</w:t>
+      </w:r>
+      <w:hyperlink r:id="rId57">
+        <w:r>
+          <w:rPr>
+            <w:lang w:val="zh_TW" w:bidi="zh_TW"/>
+          </w:rPr>
+          <w:rPr>
+            <w:color w:val="0000EE"/>
+            <w:u w:val="single"/>
+          </w:rPr>
+          <w:t>申10:18–19</w:t>
+        </w:r>
+      </w:hyperlink>
+      <w:r>
+        <w:rPr>
+          <w:lang w:val="zh_TW" w:bidi="zh_TW"/>
+        </w:rPr>
+        <w:t>）。他們應被慷慨對待（</w:t>
+      </w:r>
+      <w:hyperlink r:id="rId58">
+        <w:r>
+          <w:rPr>
+            <w:lang w:val="zh_TW" w:bidi="zh_TW"/>
+          </w:rPr>
+          <w:rPr>
+            <w:color w:val="0000EE"/>
+            <w:u w:val="single"/>
+          </w:rPr>
+          <w:t>利19:10</w:t>
+        </w:r>
+      </w:hyperlink>
+      <w:r>
+        <w:rPr>
+          <w:lang w:val="zh_TW" w:bidi="zh_TW"/>
+        </w:rPr>
+        <w:t>，</w:t>
+      </w:r>
+      <w:hyperlink r:id="rId59">
+        <w:r>
+          <w:rPr>
+            <w:lang w:val="zh_TW" w:bidi="zh_TW"/>
+          </w:rPr>
+          <w:rPr>
+            <w:color w:val="0000EE"/>
+            <w:u w:val="single"/>
+          </w:rPr>
+          <w:t>23:22</w:t>
+        </w:r>
+      </w:hyperlink>
+      <w:r>
+        <w:rPr>
+          <w:lang w:val="zh_TW" w:bidi="zh_TW"/>
+        </w:rPr>
+        <w:t>；</w:t>
+      </w:r>
+      <w:hyperlink r:id="rId60">
+        <w:r>
+          <w:rPr>
+            <w:lang w:val="zh_TW" w:bidi="zh_TW"/>
+          </w:rPr>
+          <w:rPr>
+            <w:color w:val="0000EE"/>
+            <w:u w:val="single"/>
+          </w:rPr>
+          <w:t>申24:19–22</w:t>
+        </w:r>
+      </w:hyperlink>
+      <w:r>
+        <w:rPr>
+          <w:lang w:val="zh_TW" w:bidi="zh_TW"/>
+        </w:rPr>
+        <w:t>）。在困難時期，他們可以獲得庇護（保護或避難之所）（</w:t>
+      </w:r>
+      <w:hyperlink r:id="rId61">
+        <w:r>
+          <w:rPr>
+            <w:lang w:val="zh_TW" w:bidi="zh_TW"/>
+          </w:rPr>
+          <w:rPr>
+            <w:color w:val="0000EE"/>
+            <w:u w:val="single"/>
+          </w:rPr>
+          <w:t>民35:15</w:t>
+        </w:r>
+      </w:hyperlink>
+      <w:r>
+        <w:rPr>
+          <w:lang w:val="zh_TW" w:bidi="zh_TW"/>
+        </w:rPr>
+        <w:t>；</w:t>
+      </w:r>
+      <w:hyperlink r:id="rId62">
+        <w:r>
+          <w:rPr>
+            <w:lang w:val="zh_TW" w:bidi="zh_TW"/>
+          </w:rPr>
+          <w:rPr>
+            <w:color w:val="0000EE"/>
+            <w:u w:val="single"/>
+          </w:rPr>
+          <w:t>書20:9</w:t>
+        </w:r>
+      </w:hyperlink>
+      <w:r>
+        <w:rPr>
+          <w:lang w:val="zh_TW" w:bidi="zh_TW"/>
+        </w:rPr>
+        <w:t>）。外邦奴僕應得到與希伯來奴僕相同的待遇（</w:t>
+      </w:r>
+      <w:hyperlink r:id="rId63">
+        <w:r>
+          <w:rPr>
+            <w:lang w:val="zh_TW" w:bidi="zh_TW"/>
+          </w:rPr>
+          <w:rPr>
+            <w:color w:val="0000EE"/>
+            <w:u w:val="single"/>
+          </w:rPr>
+          <w:t>申24:14</w:t>
+        </w:r>
+      </w:hyperlink>
+      <w:r>
+        <w:rPr>
+          <w:lang w:val="zh_TW" w:bidi="zh_TW"/>
+        </w:rPr>
+        <w:t>）。外邦人不能參加各支派的會議或被立為王（</w:t>
+      </w:r>
+      <w:hyperlink r:id="rId64">
+        <w:r>
+          <w:rPr>
+            <w:lang w:val="zh_TW" w:bidi="zh_TW"/>
+          </w:rPr>
+          <w:rPr>
+            <w:color w:val="0000EE"/>
+            <w:u w:val="single"/>
+          </w:rPr>
+          <w:t>申17:15</w:t>
+        </w:r>
+      </w:hyperlink>
+      <w:r>
+        <w:rPr>
+          <w:lang w:val="zh_TW" w:bidi="zh_TW"/>
+        </w:rPr>
+        <w:t>）。先知以西結期待未來彌賽亞治理的時代。那時，外邦人將與神的百姓一同享受這片土地的所有祝福（</w:t>
+      </w:r>
+      <w:hyperlink r:id="rId65">
+        <w:r>
+          <w:rPr>
+            <w:lang w:val="zh_TW" w:bidi="zh_TW"/>
+          </w:rPr>
+          <w:rPr>
+            <w:color w:val="0000EE"/>
+            <w:u w:val="single"/>
+          </w:rPr>
+          <w:t>結47:22–23</w:t>
+        </w:r>
+      </w:hyperlink>
+      <w:r>
+        <w:rPr>
+          <w:lang w:val="zh_TW" w:bidi="zh_TW"/>
+        </w:rPr>
+        <w:t>）。</w:t>
       </w:r>
     </w:p>
     <w:p>
@@ -786,108 +1345,36 @@
         <w:rPr>
           <w:lang w:val="zh_TW" w:bidi="zh_TW"/>
         </w:rPr>
-        <w:t>在古代以色列，閱讀和書寫的能力並不普及，公共生活的各個方面都需要專業人士。這似乎是聖經對「文士」一詞最早的理解，並無特別的宗教意涵。文士負責保存記錄或抄寫</w:t>
-      </w:r>
-    </w:p>
-    <w:p>
-      <w:pPr>
-        <w:pStyle w:val="ListBullet"/>
-        <w:spacing w:line="240" w:lineRule="auto"/>
-        <w:ind w:left="720"/>
-      </w:pPr>
-      <w:r>
-        <w:rPr>
-          <w:lang w:val="zh_TW" w:bidi="zh_TW"/>
-        </w:rPr>
-      </w:r>
-      <w:r>
-        <w:rPr>
-          <w:lang w:val="zh_TW" w:bidi="zh_TW"/>
-        </w:rPr>
-        <w:t>法律文件（</w:t>
-      </w:r>
-      <w:hyperlink r:id="rId34">
-        <w:r>
-          <w:rPr>
-            <w:lang w:val="zh_TW" w:bidi="zh_TW"/>
-          </w:rPr>
-          <w:rPr>
-            <w:color w:val="0000EE"/>
-            <w:u w:val="single"/>
-          </w:rPr>
-          <w:t>耶32:12</w:t>
-        </w:r>
-      </w:hyperlink>
-      <w:r>
-        <w:rPr>
-          <w:lang w:val="zh_TW" w:bidi="zh_TW"/>
-        </w:rPr>
-        <w:t>），</w:t>
-      </w:r>
-    </w:p>
-    <w:p>
-      <w:pPr>
-        <w:pStyle w:val="ListBullet"/>
-        <w:spacing w:line="240" w:lineRule="auto"/>
-        <w:ind w:left="720"/>
-      </w:pPr>
-      <w:r>
-        <w:rPr>
-          <w:lang w:val="zh_TW" w:bidi="zh_TW"/>
-        </w:rPr>
-      </w:r>
-      <w:r>
-        <w:rPr>
-          <w:lang w:val="zh_TW" w:bidi="zh_TW"/>
-        </w:rPr>
-        <w:t>軍事檔案（</w:t>
-      </w:r>
-      <w:hyperlink r:id="rId35">
-        <w:r>
-          <w:rPr>
-            <w:lang w:val="zh_TW" w:bidi="zh_TW"/>
-          </w:rPr>
-          <w:rPr>
-            <w:color w:val="0000EE"/>
-            <w:u w:val="single"/>
-          </w:rPr>
-          <w:t>代下26:11</w:t>
-        </w:r>
-      </w:hyperlink>
-      <w:r>
-        <w:rPr>
-          <w:lang w:val="zh_TW" w:bidi="zh_TW"/>
-        </w:rPr>
-        <w:t>），</w:t>
-      </w:r>
-    </w:p>
-    <w:p>
-      <w:pPr>
-        <w:pStyle w:val="ListBullet"/>
-        <w:spacing w:line="240" w:lineRule="auto"/>
-        <w:ind w:left="720"/>
-      </w:pPr>
-      <w:r>
-        <w:rPr>
-          <w:lang w:val="zh_TW" w:bidi="zh_TW"/>
-        </w:rPr>
-      </w:r>
-      <w:r>
-        <w:rPr>
-          <w:lang w:val="zh_TW" w:bidi="zh_TW"/>
-        </w:rPr>
-        <w:t>其它公文（</w:t>
-      </w:r>
-      <w:hyperlink r:id="rId36">
-        <w:r>
-          <w:rPr>
-            <w:lang w:val="zh_TW" w:bidi="zh_TW"/>
-          </w:rPr>
-          <w:rPr>
-            <w:color w:val="0000EE"/>
-            <w:u w:val="single"/>
-          </w:rPr>
-          <w:t>士8:14</w:t>
+        <w:t>在新約聖經中，「外邦人」經常被象徵地使用。一方面，基督的工作使所有外邦人（例如，那些與基督隔絕的人）成為神家中的成員（</w:t>
+      </w:r>
+      <w:hyperlink r:id="rId66">
+        <w:r>
+          <w:rPr>
+            <w:lang w:val="zh_TW" w:bidi="zh_TW"/>
+          </w:rPr>
+          <w:rPr>
+            <w:color w:val="0000EE"/>
+            <w:u w:val="single"/>
+          </w:rPr>
+          <w:t>弗2:11–19</w:t>
+        </w:r>
+      </w:hyperlink>
+      <w:r>
+        <w:rPr>
+          <w:lang w:val="zh_TW" w:bidi="zh_TW"/>
+        </w:rPr>
+        <w:t>）。另一方面，基督徒應該看自己是在這個世界上寄居的（</w:t>
+      </w:r>
+      <w:hyperlink r:id="rId67">
+        <w:r>
+          <w:rPr>
+            <w:lang w:val="zh_TW" w:bidi="zh_TW"/>
+          </w:rPr>
+          <w:rPr>
+            <w:color w:val="0000EE"/>
+            <w:u w:val="single"/>
+          </w:rPr>
+          <w:t>來11:13</w:t>
         </w:r>
       </w:hyperlink>
       <w:r>
@@ -896,52 +1383,16 @@
         </w:rPr>
         <w:t>；</w:t>
       </w:r>
-      <w:hyperlink r:id="rId37">
-        <w:r>
-          <w:rPr>
-            <w:lang w:val="zh_TW" w:bidi="zh_TW"/>
-          </w:rPr>
-          <w:rPr>
-            <w:color w:val="0000EE"/>
-            <w:u w:val="single"/>
-          </w:rPr>
-          <w:t>賽50:1</w:t>
-        </w:r>
-      </w:hyperlink>
-      <w:r>
-        <w:rPr>
-          <w:lang w:val="zh_TW" w:bidi="zh_TW"/>
-        </w:rPr>
-        <w:t>），或</w:t>
-      </w:r>
-    </w:p>
-    <w:p>
-      <w:pPr>
-        <w:pStyle w:val="ListBullet"/>
-        <w:spacing w:line="240" w:lineRule="auto"/>
-        <w:ind w:left="720"/>
-      </w:pPr>
-      <w:r>
-        <w:rPr>
-          <w:lang w:val="zh_TW" w:bidi="zh_TW"/>
-        </w:rPr>
-      </w:r>
-      <w:r>
-        <w:rPr>
-          <w:lang w:val="zh_TW" w:bidi="zh_TW"/>
-        </w:rPr>
-        <w:t>私人書信（</w:t>
-      </w:r>
-      <w:hyperlink r:id="rId38">
-        <w:r>
-          <w:rPr>
-            <w:lang w:val="zh_TW" w:bidi="zh_TW"/>
-          </w:rPr>
-          <w:rPr>
-            <w:color w:val="0000EE"/>
-            <w:u w:val="single"/>
-          </w:rPr>
-          <w:t>耶36:18</w:t>
+      <w:hyperlink r:id="rId68">
+        <w:r>
+          <w:rPr>
+            <w:lang w:val="zh_TW" w:bidi="zh_TW"/>
+          </w:rPr>
+          <w:rPr>
+            <w:color w:val="0000EE"/>
+            <w:u w:val="single"/>
+          </w:rPr>
+          <w:t>彼前2:11</w:t>
         </w:r>
       </w:hyperlink>
       <w:r>
@@ -960,207 +1411,44 @@
       </w:r>
       <w:r>
         <w:rPr>
-          <w:lang w:val="zh_TW" w:bidi="zh_TW"/>
-        </w:rPr>
-        <w:t>文士對於王室行政至關重要。文士長通常擔任</w:t>
-      </w:r>
-    </w:p>
-    <w:p>
-      <w:pPr>
-        <w:pStyle w:val="ListBullet"/>
-        <w:spacing w:line="240" w:lineRule="auto"/>
-        <w:ind w:left="720"/>
-      </w:pPr>
-      <w:r>
-        <w:rPr>
-          <w:lang w:val="zh_TW" w:bidi="zh_TW"/>
-        </w:rPr>
-      </w:r>
-      <w:r>
-        <w:rPr>
-          <w:lang w:val="zh_TW" w:bidi="zh_TW"/>
-        </w:rPr>
-        <w:t>王室書記（</w:t>
-      </w:r>
-      <w:hyperlink r:id="rId39">
-        <w:r>
-          <w:rPr>
-            <w:lang w:val="zh_TW" w:bidi="zh_TW"/>
-          </w:rPr>
-          <w:rPr>
-            <w:color w:val="0000EE"/>
-            <w:u w:val="single"/>
-          </w:rPr>
-          <w:t>王上4:3</w:t>
-        </w:r>
-      </w:hyperlink>
-      <w:r>
-        <w:rPr>
-          <w:lang w:val="zh_TW" w:bidi="zh_TW"/>
-        </w:rPr>
-        <w:t>；</w:t>
-      </w:r>
-      <w:hyperlink r:id="rId40">
-        <w:r>
-          <w:rPr>
-            <w:lang w:val="zh_TW" w:bidi="zh_TW"/>
-          </w:rPr>
-          <w:rPr>
-            <w:color w:val="0000EE"/>
-            <w:u w:val="single"/>
-          </w:rPr>
-          <w:t>代下24:11</w:t>
-        </w:r>
-      </w:hyperlink>
-      <w:r>
-        <w:rPr>
-          <w:lang w:val="zh_TW" w:bidi="zh_TW"/>
-        </w:rPr>
-        <w:t>），</w:t>
-      </w:r>
-    </w:p>
-    <w:p>
-      <w:pPr>
-        <w:pStyle w:val="ListBullet"/>
-        <w:spacing w:line="240" w:lineRule="auto"/>
-        <w:ind w:left="720"/>
-      </w:pPr>
-      <w:r>
-        <w:rPr>
-          <w:lang w:val="zh_TW" w:bidi="zh_TW"/>
-        </w:rPr>
-      </w:r>
-      <w:r>
-        <w:rPr>
-          <w:lang w:val="zh_TW" w:bidi="zh_TW"/>
-        </w:rPr>
-        <w:t>謀士（</w:t>
-      </w:r>
-      <w:hyperlink r:id="rId41">
-        <w:r>
-          <w:rPr>
-            <w:lang w:val="zh_TW" w:bidi="zh_TW"/>
-          </w:rPr>
-          <w:rPr>
-            <w:color w:val="0000EE"/>
-            <w:u w:val="single"/>
-          </w:rPr>
-          <w:t>撒下8:16–17</w:t>
-        </w:r>
-      </w:hyperlink>
-      <w:r>
-        <w:rPr>
-          <w:lang w:val="zh_TW" w:bidi="zh_TW"/>
-        </w:rPr>
-        <w:t>；</w:t>
-      </w:r>
-      <w:hyperlink r:id="rId42">
-        <w:r>
-          <w:rPr>
-            <w:lang w:val="zh_TW" w:bidi="zh_TW"/>
-          </w:rPr>
-          <w:rPr>
-            <w:color w:val="0000EE"/>
-            <w:u w:val="single"/>
-          </w:rPr>
-          <w:t>王下18:18</w:t>
-        </w:r>
-      </w:hyperlink>
-      <w:r>
-        <w:rPr>
-          <w:lang w:val="zh_TW" w:bidi="zh_TW"/>
-        </w:rPr>
-        <w:t>，</w:t>
-      </w:r>
-      <w:hyperlink r:id="rId43">
-        <w:r>
-          <w:rPr>
-            <w:lang w:val="zh_TW" w:bidi="zh_TW"/>
-          </w:rPr>
-          <w:rPr>
-            <w:color w:val="0000EE"/>
-            <w:u w:val="single"/>
-          </w:rPr>
-          <w:t>22:12</w:t>
-        </w:r>
-      </w:hyperlink>
-      <w:r>
-        <w:rPr>
-          <w:lang w:val="zh_TW" w:bidi="zh_TW"/>
-        </w:rPr>
-        <w:t>；</w:t>
-      </w:r>
-      <w:hyperlink r:id="rId44">
-        <w:r>
-          <w:rPr>
-            <w:lang w:val="zh_TW" w:bidi="zh_TW"/>
-          </w:rPr>
-          <w:rPr>
-            <w:color w:val="0000EE"/>
-            <w:u w:val="single"/>
-          </w:rPr>
-          <w:t>代上27:32</w:t>
-        </w:r>
-      </w:hyperlink>
-      <w:r>
-        <w:rPr>
-          <w:lang w:val="zh_TW" w:bidi="zh_TW"/>
-        </w:rPr>
-        <w:t>；</w:t>
-      </w:r>
-      <w:hyperlink r:id="rId45">
-        <w:r>
-          <w:rPr>
-            <w:lang w:val="zh_TW" w:bidi="zh_TW"/>
-          </w:rPr>
-          <w:rPr>
-            <w:color w:val="0000EE"/>
-            <w:u w:val="single"/>
-          </w:rPr>
-          <w:t>賽36:3</w:t>
-        </w:r>
-      </w:hyperlink>
-      <w:r>
-        <w:rPr>
-          <w:lang w:val="zh_TW" w:bidi="zh_TW"/>
-        </w:rPr>
-        <w:t>），和</w:t>
-      </w:r>
-    </w:p>
-    <w:p>
-      <w:pPr>
-        <w:pStyle w:val="ListBullet"/>
-        <w:spacing w:line="240" w:lineRule="auto"/>
-        <w:ind w:left="720"/>
-      </w:pPr>
-      <w:r>
-        <w:rPr>
-          <w:lang w:val="zh_TW" w:bidi="zh_TW"/>
-        </w:rPr>
-      </w:r>
-      <w:r>
-        <w:rPr>
-          <w:lang w:val="zh_TW" w:bidi="zh_TW"/>
-        </w:rPr>
-        <w:t>財務監督（</w:t>
-      </w:r>
-      <w:hyperlink r:id="rId46">
-        <w:r>
-          <w:rPr>
-            <w:lang w:val="zh_TW" w:bidi="zh_TW"/>
-          </w:rPr>
-          <w:rPr>
-            <w:color w:val="0000EE"/>
-            <w:u w:val="single"/>
-          </w:rPr>
-          <w:t>王下22:3–4</w:t>
-        </w:r>
-      </w:hyperlink>
-      <w:r>
-        <w:rPr>
-          <w:lang w:val="zh_TW" w:bidi="zh_TW"/>
-        </w:rPr>
-        <w:t>）。</w:t>
+          <w:i/>
+          <w:lang w:val="zh_TW" w:bidi="zh_TW"/>
+        </w:rPr>
+        <w:t>另見</w:t>
+      </w:r>
+      <w:r>
+        <w:rPr>
+          <w:lang w:val="zh_TW" w:bidi="zh_TW"/>
+        </w:rPr>
+        <w:t>野蠻人</w:t>
+      </w:r>
+      <w:r>
+        <w:rPr>
+          <w:lang w:val="zh_TW" w:bidi="zh_TW"/>
+        </w:rPr>
+        <w:t>、</w:t>
+      </w:r>
+      <w:r>
+        <w:rPr>
+          <w:lang w:val="zh_TW" w:bidi="zh_TW"/>
+        </w:rPr>
+        <w:t>鄰舍</w:t>
+      </w:r>
+      <w:r>
+        <w:rPr>
+          <w:lang w:val="zh_TW" w:bidi="zh_TW"/>
+        </w:rPr>
+        <w:t>。</w:t>
+      </w:r>
+      <w:r>
+        <w:rPr>
+          <w:lang w:val="zh_TW" w:bidi="zh_TW"/>
+        </w:rPr>
+      </w:r>
+      <w:r>
+        <w:rPr>
+          <w:lang w:val="zh_TW" w:bidi="zh_TW"/>
+        </w:rPr>
       </w:r>
     </w:p>
     <w:p>
@@ -1170,58 +1458,21 @@
           <w:lang w:val="zh_TW" w:bidi="zh_TW"/>
         </w:rPr>
       </w:r>
-      <w:r>
-        <w:rPr>
-          <w:lang w:val="zh_TW" w:bidi="zh_TW"/>
-        </w:rPr>
-        <w:t>書記也與祭司職分有關，負責聖殿的紀錄工作（</w:t>
-      </w:r>
-      <w:hyperlink r:id="rId47">
-        <w:r>
-          <w:rPr>
-            <w:lang w:val="zh_TW" w:bidi="zh_TW"/>
-          </w:rPr>
-          <w:rPr>
-            <w:color w:val="0000EE"/>
-            <w:u w:val="single"/>
-          </w:rPr>
-          <w:t>代上24:6</w:t>
-        </w:r>
-      </w:hyperlink>
-      <w:r>
-        <w:rPr>
-          <w:lang w:val="zh_TW" w:bidi="zh_TW"/>
-        </w:rPr>
-        <w:t>；</w:t>
-      </w:r>
-      <w:hyperlink r:id="rId48">
-        <w:r>
-          <w:rPr>
-            <w:lang w:val="zh_TW" w:bidi="zh_TW"/>
-          </w:rPr>
-          <w:rPr>
-            <w:color w:val="0000EE"/>
-            <w:u w:val="single"/>
-          </w:rPr>
-          <w:t>代下34:13–15</w:t>
-        </w:r>
-      </w:hyperlink>
-      <w:r>
-        <w:rPr>
-          <w:lang w:val="zh_TW" w:bidi="zh_TW"/>
-        </w:rPr>
-        <w:t>）。</w:t>
-      </w:r>
     </w:p>
     <w:p>
       <w:pPr>
-        <w:pStyle w:val="Heading3"/>
-      </w:pPr>
-      <w:r>
-        <w:rPr>
-          <w:lang w:val="zh_TW" w:bidi="zh_TW"/>
-        </w:rPr>
-        <w:t>巴比倫被擄歸回後的文士</w:t>
+        <w:pStyle w:val="Heading2"/>
+      </w:pPr>
+      <w:r>
+        <w:rPr>
+          <w:lang w:val="zh_TW" w:bidi="zh_TW"/>
+        </w:rPr>
+        <w:t>外邦人院</w:t>
+      </w:r>
+      <w:r>
+        <w:rPr>
+          <w:lang w:val="zh_TW" w:bidi="zh_TW"/>
+        </w:rPr>
       </w:r>
     </w:p>
     <w:p>
@@ -1235,25 +1486,7 @@
         <w:rPr>
           <w:lang w:val="zh_TW" w:bidi="zh_TW"/>
         </w:rPr>
-        <w:t>猶太人被擄歸回後，在以斯拉和尼希米的領導下，猶太信仰傳統得以重建。此時「文士」一詞更具體地指那些聚集在一起，研究並解釋妥拉（猶太律法）的人。文士成為教師的專業，能給猶太百姓準確保存並解釋摩西律法。在這時期的開始，以斯拉被視為理想的文士，他是「通達耶和華誡命和賜以色列之律例的文士」（</w:t>
-      </w:r>
-      <w:hyperlink r:id="rId49">
-        <w:r>
-          <w:rPr>
-            <w:lang w:val="zh_TW" w:bidi="zh_TW"/>
-          </w:rPr>
-          <w:rPr>
-            <w:color w:val="0000EE"/>
-            <w:u w:val="single"/>
-          </w:rPr>
-          <w:t>拉7:11</w:t>
-        </w:r>
-      </w:hyperlink>
-      <w:r>
-        <w:rPr>
-          <w:lang w:val="zh_TW" w:bidi="zh_TW"/>
-        </w:rPr>
-        <w:t>）。</w:t>
+        <w:t>外邦人院是希律王建造的耶路撒冷聖殿中最大的外圍區域。這個庭院呈長方形，但四邊不完全均勻，北端比南端更寬。猶太人和非猶太人（外邦人）都可以進入這個區域。</w:t>
       </w:r>
     </w:p>
     <w:p>
@@ -1267,174 +1500,18 @@
         <w:rPr>
           <w:lang w:val="zh_TW" w:bidi="zh_TW"/>
         </w:rPr>
-        <w:t>便西拉智訓（</w:t>
-      </w:r>
-      <w:r>
-        <w:rPr>
-          <w:lang w:val="zh_TW" w:bidi="zh_TW"/>
-        </w:rPr>
-        <w:t>The book of Sirach</w:t>
-      </w:r>
-      <w:r>
-        <w:rPr>
-          <w:lang w:val="zh_TW" w:bidi="zh_TW"/>
-        </w:rPr>
-        <w:t>）</w:t>
-      </w:r>
-      <w:r>
-        <w:rPr>
-          <w:lang w:val="zh_TW" w:bidi="zh_TW"/>
-        </w:rPr>
-        <w:t>描述文士是能夠深刻理解經文的隱含意義的人（</w:t>
-      </w:r>
-      <w:hyperlink r:id="rId50">
-        <w:r>
-          <w:rPr>
-            <w:lang w:val="zh_TW" w:bidi="zh_TW"/>
-          </w:rPr>
-          <w:rPr>
-            <w:color w:val="0000EE"/>
-            <w:u w:val="single"/>
-          </w:rPr>
-          <w:t>便西拉智訓39:2–3</w:t>
-        </w:r>
-      </w:hyperlink>
-      <w:r>
-        <w:rPr>
-          <w:lang w:val="zh_TW" w:bidi="zh_TW"/>
-        </w:rPr>
-        <w:t>），這種理解源於他勤奮研究律法、先知書和聖卷的結果（</w:t>
-      </w:r>
-      <w:hyperlink r:id="rId51">
-        <w:r>
-          <w:rPr>
-            <w:lang w:val="zh_TW" w:bidi="zh_TW"/>
-          </w:rPr>
-          <w:rPr>
-            <w:color w:val="0000EE"/>
-            <w:u w:val="single"/>
-          </w:rPr>
-          <w:t>38:24</w:t>
-        </w:r>
-      </w:hyperlink>
-      <w:r>
-        <w:rPr>
-          <w:lang w:val="zh_TW" w:bidi="zh_TW"/>
-        </w:rPr>
-        <w:t>及以下，</w:t>
-      </w:r>
-      <w:hyperlink r:id="rId52">
-        <w:r>
-          <w:rPr>
-            <w:lang w:val="zh_TW" w:bidi="zh_TW"/>
-          </w:rPr>
-          <w:rPr>
-            <w:color w:val="0000EE"/>
-            <w:u w:val="single"/>
-          </w:rPr>
-          <w:t>39:1</w:t>
-        </w:r>
-      </w:hyperlink>
-      <w:r>
-        <w:rPr>
-          <w:lang w:val="zh_TW" w:bidi="zh_TW"/>
-        </w:rPr>
-        <w:t>）。因此，文士能夠為百姓和國擔任審判官和謀士（</w:t>
-      </w:r>
-      <w:hyperlink r:id="rId53">
-        <w:r>
-          <w:rPr>
-            <w:lang w:val="zh_TW" w:bidi="zh_TW"/>
-          </w:rPr>
-          <w:rPr>
-            <w:color w:val="0000EE"/>
-            <w:u w:val="single"/>
-          </w:rPr>
-          <w:t>38:33</w:t>
-        </w:r>
-      </w:hyperlink>
-      <w:r>
-        <w:rPr>
-          <w:lang w:val="zh_TW" w:bidi="zh_TW"/>
-        </w:rPr>
-        <w:t>，</w:t>
-      </w:r>
-      <w:hyperlink r:id="rId54">
-        <w:r>
-          <w:rPr>
-            <w:lang w:val="zh_TW" w:bidi="zh_TW"/>
-          </w:rPr>
-          <w:rPr>
-            <w:color w:val="0000EE"/>
-            <w:u w:val="single"/>
-          </w:rPr>
-          <w:t>39:4–8</w:t>
-        </w:r>
-      </w:hyperlink>
-      <w:r>
-        <w:rPr>
-          <w:lang w:val="zh_TW" w:bidi="zh_TW"/>
-        </w:rPr>
-        <w:t>）。由於文士在一個由律法統治的社會中有不可或缺的地位，他應當受到世世代代的讚譽和尊敬（</w:t>
-      </w:r>
-      <w:hyperlink r:id="rId55">
-        <w:r>
-          <w:rPr>
-            <w:lang w:val="zh_TW" w:bidi="zh_TW"/>
-          </w:rPr>
-          <w:rPr>
-            <w:color w:val="0000EE"/>
-            <w:u w:val="single"/>
-          </w:rPr>
-          <w:t>39:9</w:t>
-        </w:r>
-      </w:hyperlink>
-      <w:r>
-        <w:rPr>
-          <w:lang w:val="zh_TW" w:bidi="zh_TW"/>
-        </w:rPr>
-        <w:t>）。到公元前二世紀，文士成為猶太社會中一個相當獨特的階級。從這時期開始，文士與法利賽人的興起有密切聯繫，多數文士都隸屬於他們（見新約中的密切關係：</w:t>
-      </w:r>
-      <w:hyperlink r:id="rId56">
-        <w:r>
-          <w:rPr>
-            <w:lang w:val="zh_TW" w:bidi="zh_TW"/>
-          </w:rPr>
-          <w:rPr>
-            <w:color w:val="0000EE"/>
-            <w:u w:val="single"/>
-          </w:rPr>
-          <w:t>太5:20</w:t>
-        </w:r>
-      </w:hyperlink>
-      <w:r>
-        <w:rPr>
-          <w:lang w:val="zh_TW" w:bidi="zh_TW"/>
-        </w:rPr>
-        <w:t>，</w:t>
-      </w:r>
-      <w:hyperlink r:id="rId57">
-        <w:r>
-          <w:rPr>
-            <w:lang w:val="zh_TW" w:bidi="zh_TW"/>
-          </w:rPr>
-          <w:rPr>
-            <w:color w:val="0000EE"/>
-            <w:u w:val="single"/>
-          </w:rPr>
-          <w:t>12:38，</w:t>
-        </w:r>
-      </w:hyperlink>
-      <w:hyperlink r:id="rId58">
-        <w:r>
-          <w:rPr>
-            <w:lang w:val="zh_TW" w:bidi="zh_TW"/>
-          </w:rPr>
-          <w:rPr>
-            <w:color w:val="0000EE"/>
-            <w:u w:val="single"/>
-          </w:rPr>
-          <w:t>15:1</w:t>
+        <w:t>在這個庭院內，商販出售用於聖殿獻祭的動物，兌換銀錢的人則幫助訪客將硬幣兌換成適合使用的貨幣。庭院內有一道隔牆，上面有警告標誌，禁止外邦人進入聖殿的內部區域。耶穌曾在這裡驅趕那些濫用聖殿做買賣的人和兌換銀錢的人（</w:t>
+      </w:r>
+      <w:hyperlink r:id="rId69">
+        <w:r>
+          <w:rPr>
+            <w:lang w:val="zh_TW" w:bidi="zh_TW"/>
+          </w:rPr>
+          <w:rPr>
+            <w:color w:val="0000EE"/>
+            <w:u w:val="single"/>
+          </w:rPr>
+          <w:t>太21:12–13</w:t>
         </w:r>
       </w:hyperlink>
       <w:r>
@@ -1443,16 +1520,16 @@
         </w:rPr>
         <w:t>；</w:t>
       </w:r>
-      <w:hyperlink r:id="rId59">
-        <w:r>
-          <w:rPr>
-            <w:lang w:val="zh_TW" w:bidi="zh_TW"/>
-          </w:rPr>
-          <w:rPr>
-            <w:color w:val="0000EE"/>
-            <w:u w:val="single"/>
-          </w:rPr>
-          <w:t>可7:5</w:t>
+      <w:hyperlink r:id="rId70">
+        <w:r>
+          <w:rPr>
+            <w:lang w:val="zh_TW" w:bidi="zh_TW"/>
+          </w:rPr>
+          <w:rPr>
+            <w:color w:val="0000EE"/>
+            <w:u w:val="single"/>
+          </w:rPr>
+          <w:t>可11:15–18</w:t>
         </w:r>
       </w:hyperlink>
       <w:r>
@@ -1461,16 +1538,16 @@
         </w:rPr>
         <w:t>；</w:t>
       </w:r>
-      <w:hyperlink r:id="rId60">
-        <w:r>
-          <w:rPr>
-            <w:lang w:val="zh_TW" w:bidi="zh_TW"/>
-          </w:rPr>
-          <w:rPr>
-            <w:color w:val="0000EE"/>
-            <w:u w:val="single"/>
-          </w:rPr>
-          <w:t>路6:7</w:t>
+      <w:hyperlink r:id="rId71">
+        <w:r>
+          <w:rPr>
+            <w:lang w:val="zh_TW" w:bidi="zh_TW"/>
+          </w:rPr>
+          <w:rPr>
+            <w:color w:val="0000EE"/>
+            <w:u w:val="single"/>
+          </w:rPr>
+          <w:t>約2:14–16</w:t>
         </w:r>
       </w:hyperlink>
       <w:r>
@@ -1478,17 +1555,6 @@
           <w:lang w:val="zh_TW" w:bidi="zh_TW"/>
         </w:rPr>
         <w:t>）。</w:t>
-      </w:r>
-    </w:p>
-    <w:p>
-      <w:pPr>
-        <w:pStyle w:val="Heading3"/>
-      </w:pPr>
-      <w:r>
-        <w:rPr>
-          <w:lang w:val="zh_TW" w:bidi="zh_TW"/>
-        </w:rPr>
-        <w:t>訓練和地位</w:t>
       </w:r>
     </w:p>
     <w:p>
@@ -1500,1203 +1566,6 @@
       </w:r>
       <w:r>
         <w:rPr>
-          <w:lang w:val="zh_TW" w:bidi="zh_TW"/>
-        </w:rPr>
-        <w:t>最初，文士都是在祭司家族中接受訓練，這些家族成員從事同樣的職業，且代代相傳。身為這些家族的一員，他們的工作就有了保障（</w:t>
-      </w:r>
-      <w:hyperlink r:id="rId61">
-        <w:r>
-          <w:rPr>
-            <w:lang w:val="zh_TW" w:bidi="zh_TW"/>
-          </w:rPr>
-          <w:rPr>
-            <w:color w:val="0000EE"/>
-            <w:u w:val="single"/>
-          </w:rPr>
-          <w:t>代上2:55</w:t>
-        </w:r>
-      </w:hyperlink>
-      <w:r>
-        <w:rPr>
-          <w:lang w:val="zh_TW" w:bidi="zh_TW"/>
-        </w:rPr>
-        <w:t>）。後來，所有社會階層的人都可接受相關訓練。到耶穌時代，許多有影響力的文士來自非祭司家庭。訓練從年幼時開始，在教師或拉比的個別指導下進行。拉比教導有關猶太律法的所有內容及其解釋。</w:t>
-      </w:r>
-    </w:p>
-    <w:p>
-      <w:pPr/>
-      <w:r>
-        <w:rPr>
-          <w:lang w:val="zh_TW" w:bidi="zh_TW"/>
-        </w:rPr>
-      </w:r>
-      <w:r>
-        <w:rPr>
-          <w:lang w:val="zh_TW" w:bidi="zh_TW"/>
-        </w:rPr>
-        <w:t>由於摩西書寫的律法無法直接應對被擄歸回後的各種情況，文士的技能成為了一個極其重要的貢獻。他們建立的「口傳律法（oral law）」被視為與書面猶太律法同等重要。因此，對於那些渴望取悅神的人來說，這些律法同樣具有約束力（見</w:t>
-      </w:r>
-      <w:hyperlink r:id="rId62">
-        <w:r>
-          <w:rPr>
-            <w:lang w:val="zh_TW" w:bidi="zh_TW"/>
-          </w:rPr>
-          <w:rPr>
-            <w:color w:val="0000EE"/>
-            <w:u w:val="single"/>
-          </w:rPr>
-          <w:t>可7:6–13</w:t>
-        </w:r>
-      </w:hyperlink>
-      <w:r>
-        <w:rPr>
-          <w:lang w:val="zh_TW" w:bidi="zh_TW"/>
-        </w:rPr>
-        <w:t>）。由於文士有專業知識，他們參與猶太公會，即充當以色列最高法院的長老議會。文士是該公會中唯一來自非大祭司和長老等最高社會階層的成員（</w:t>
-      </w:r>
-      <w:hyperlink r:id="rId63">
-        <w:r>
-          <w:rPr>
-            <w:lang w:val="zh_TW" w:bidi="zh_TW"/>
-          </w:rPr>
-          <w:rPr>
-            <w:color w:val="0000EE"/>
-            <w:u w:val="single"/>
-          </w:rPr>
-          <w:t>太26:57</w:t>
-        </w:r>
-      </w:hyperlink>
-      <w:r>
-        <w:rPr>
-          <w:lang w:val="zh_TW" w:bidi="zh_TW"/>
-        </w:rPr>
-        <w:t>；</w:t>
-      </w:r>
-      <w:hyperlink r:id="rId64">
-        <w:r>
-          <w:rPr>
-            <w:lang w:val="zh_TW" w:bidi="zh_TW"/>
-          </w:rPr>
-          <w:rPr>
-            <w:color w:val="0000EE"/>
-            <w:u w:val="single"/>
-          </w:rPr>
-          <w:t>可14:43、53</w:t>
-        </w:r>
-      </w:hyperlink>
-      <w:r>
-        <w:rPr>
-          <w:lang w:val="zh_TW" w:bidi="zh_TW"/>
-        </w:rPr>
-        <w:t>；</w:t>
-      </w:r>
-      <w:hyperlink r:id="rId65">
-        <w:r>
-          <w:rPr>
-            <w:lang w:val="zh_TW" w:bidi="zh_TW"/>
-          </w:rPr>
-          <w:rPr>
-            <w:color w:val="0000EE"/>
-            <w:u w:val="single"/>
-          </w:rPr>
-          <w:t>路22:66</w:t>
-        </w:r>
-      </w:hyperlink>
-      <w:r>
-        <w:rPr>
-          <w:lang w:val="zh_TW" w:bidi="zh_TW"/>
-        </w:rPr>
-        <w:t>；</w:t>
-      </w:r>
-      <w:hyperlink r:id="rId66">
-        <w:r>
-          <w:rPr>
-            <w:lang w:val="zh_TW" w:bidi="zh_TW"/>
-          </w:rPr>
-          <w:rPr>
-            <w:color w:val="0000EE"/>
-            <w:u w:val="single"/>
-          </w:rPr>
-          <w:t>徒23:9</w:t>
-        </w:r>
-      </w:hyperlink>
-      <w:r>
-        <w:rPr>
-          <w:lang w:val="zh_TW" w:bidi="zh_TW"/>
-        </w:rPr>
-        <w:t>）。</w:t>
-      </w:r>
-    </w:p>
-    <w:p>
-      <w:pPr/>
-      <w:r>
-        <w:rPr>
-          <w:lang w:val="zh_TW" w:bidi="zh_TW"/>
-        </w:rPr>
-      </w:r>
-      <w:r>
-        <w:rPr>
-          <w:lang w:val="zh_TW" w:bidi="zh_TW"/>
-        </w:rPr>
-        <w:t>文士在猶太社區中備受尊敬。他們是猶太律法的權威教師，不僅在聖殿內（</w:t>
-      </w:r>
-      <w:hyperlink r:id="rId67">
-        <w:r>
-          <w:rPr>
-            <w:lang w:val="zh_TW" w:bidi="zh_TW"/>
-          </w:rPr>
-          <w:rPr>
-            <w:color w:val="0000EE"/>
-            <w:u w:val="single"/>
-          </w:rPr>
-          <w:t>路2:46</w:t>
-        </w:r>
-      </w:hyperlink>
-      <w:r>
-        <w:rPr>
-          <w:lang w:val="zh_TW" w:bidi="zh_TW"/>
-        </w:rPr>
-        <w:t>），也在猶太和加利利的各會堂中（</w:t>
-      </w:r>
-      <w:hyperlink r:id="rId68">
-        <w:r>
-          <w:rPr>
-            <w:lang w:val="zh_TW" w:bidi="zh_TW"/>
-          </w:rPr>
-          <w:rPr>
-            <w:color w:val="0000EE"/>
-            <w:u w:val="single"/>
-          </w:rPr>
-          <w:t>5:17</w:t>
-        </w:r>
-      </w:hyperlink>
-      <w:r>
-        <w:rPr>
-          <w:lang w:val="zh_TW" w:bidi="zh_TW"/>
-        </w:rPr>
-        <w:t>）教導。他們同時也是公會的重要成員，穿著特製的長衣（</w:t>
-      </w:r>
-      <w:hyperlink r:id="rId69">
-        <w:r>
-          <w:rPr>
-            <w:lang w:val="zh_TW" w:bidi="zh_TW"/>
-          </w:rPr>
-          <w:rPr>
-            <w:color w:val="0000EE"/>
-            <w:u w:val="single"/>
-          </w:rPr>
-          <w:t>可12:38</w:t>
-        </w:r>
-      </w:hyperlink>
-      <w:r>
-        <w:rPr>
-          <w:lang w:val="zh_TW" w:bidi="zh_TW"/>
-        </w:rPr>
-        <w:t>），下擺有作為紀念的穗子，並在手臂上佩戴裝有經文的「佩經盒（</w:t>
-      </w:r>
-      <w:r>
-        <w:rPr>
-          <w:lang w:val="zh_TW" w:bidi="zh_TW"/>
-        </w:rPr>
-        <w:t>prayer boxes</w:t>
-      </w:r>
-      <w:r>
-        <w:rPr>
-          <w:lang w:val="zh_TW" w:bidi="zh_TW"/>
-        </w:rPr>
-        <w:t>）」（</w:t>
-      </w:r>
-      <w:hyperlink r:id="rId70">
-        <w:r>
-          <w:rPr>
-            <w:lang w:val="zh_TW" w:bidi="zh_TW"/>
-          </w:rPr>
-          <w:rPr>
-            <w:color w:val="0000EE"/>
-            <w:u w:val="single"/>
-          </w:rPr>
-          <w:t>太23:5</w:t>
-        </w:r>
-      </w:hyperlink>
-      <w:r>
-        <w:rPr>
-          <w:lang w:val="zh_TW" w:bidi="zh_TW"/>
-        </w:rPr>
-        <w:t>）。這樣的服裝使他們備受注目，吸引人在街上向他們問安（</w:t>
-      </w:r>
-      <w:hyperlink r:id="rId69">
-        <w:r>
-          <w:rPr>
-            <w:lang w:val="zh_TW" w:bidi="zh_TW"/>
-          </w:rPr>
-          <w:rPr>
-            <w:color w:val="0000EE"/>
-            <w:u w:val="single"/>
-          </w:rPr>
-          <w:t>可12:38</w:t>
-        </w:r>
-      </w:hyperlink>
-      <w:r>
-        <w:rPr>
-          <w:lang w:val="zh_TW" w:bidi="zh_TW"/>
-        </w:rPr>
-        <w:t>）。他們被尊稱為「拉比」或「師傅」（</w:t>
-      </w:r>
-      <w:hyperlink r:id="rId71">
-        <w:r>
-          <w:rPr>
-            <w:lang w:val="zh_TW" w:bidi="zh_TW"/>
-          </w:rPr>
-          <w:rPr>
-            <w:color w:val="0000EE"/>
-            <w:u w:val="single"/>
-          </w:rPr>
-          <w:t>太23:7</w:t>
-        </w:r>
-      </w:hyperlink>
-      <w:r>
-        <w:rPr>
-          <w:lang w:val="zh_TW" w:bidi="zh_TW"/>
-        </w:rPr>
-        <w:t>），在敬拜和社交場合中享有首座（</w:t>
-      </w:r>
-      <w:hyperlink r:id="rId72">
-        <w:r>
-          <w:rPr>
-            <w:lang w:val="zh_TW" w:bidi="zh_TW"/>
-          </w:rPr>
-          <w:rPr>
-            <w:color w:val="0000EE"/>
-            <w:u w:val="single"/>
-          </w:rPr>
-          <w:t>太23:2</w:t>
-        </w:r>
-      </w:hyperlink>
-      <w:r>
-        <w:rPr>
-          <w:lang w:val="zh_TW" w:bidi="zh_TW"/>
-        </w:rPr>
-        <w:t>；</w:t>
-      </w:r>
-      <w:hyperlink r:id="rId73">
-        <w:r>
-          <w:rPr>
-            <w:lang w:val="zh_TW" w:bidi="zh_TW"/>
-          </w:rPr>
-          <w:rPr>
-            <w:color w:val="0000EE"/>
-            <w:u w:val="single"/>
-          </w:rPr>
-          <w:t>可12:39</w:t>
-        </w:r>
-      </w:hyperlink>
-      <w:r>
-        <w:rPr>
-          <w:lang w:val="zh_TW" w:bidi="zh_TW"/>
-        </w:rPr>
-        <w:t>；</w:t>
-      </w:r>
-      <w:hyperlink r:id="rId74">
-        <w:r>
-          <w:rPr>
-            <w:lang w:val="zh_TW" w:bidi="zh_TW"/>
-          </w:rPr>
-          <w:rPr>
-            <w:color w:val="0000EE"/>
-            <w:u w:val="single"/>
-          </w:rPr>
-          <w:t>路20:46</w:t>
-        </w:r>
-      </w:hyperlink>
-      <w:r>
-        <w:rPr>
-          <w:lang w:val="zh_TW" w:bidi="zh_TW"/>
-        </w:rPr>
-        <w:t>）。</w:t>
-      </w:r>
-    </w:p>
-    <w:p>
-      <w:pPr>
-        <w:pStyle w:val="Heading3"/>
-      </w:pPr>
-      <w:r>
-        <w:rPr>
-          <w:lang w:val="zh_TW" w:bidi="zh_TW"/>
-        </w:rPr>
-        <w:t>耶穌時代的文士</w:t>
-      </w:r>
-    </w:p>
-    <w:p>
-      <w:pPr/>
-      <w:r>
-        <w:rPr>
-          <w:lang w:val="zh_TW" w:bidi="zh_TW"/>
-        </w:rPr>
-      </w:r>
-      <w:r>
-        <w:rPr>
-          <w:lang w:val="zh_TW" w:bidi="zh_TW"/>
-        </w:rPr>
-        <w:t>在耶穌的事工期間，文士主要是那些對猶太律法的要求極為關注的人。路加稱文士為「律法師」，藉此向他的外邦（非猶太）聽眾和讀者說明文士的主要職責是解釋猶太律法。文士經常批評耶穌，他們多次指責耶穌違反猶太律法，例如：</w:t>
-      </w:r>
-    </w:p>
-    <w:p>
-      <w:pPr>
-        <w:pStyle w:val="ListBullet"/>
-        <w:spacing w:line="240" w:lineRule="auto"/>
-        <w:ind w:left="720"/>
-      </w:pPr>
-      <w:r>
-        <w:rPr>
-          <w:lang w:val="zh_TW" w:bidi="zh_TW"/>
-        </w:rPr>
-      </w:r>
-      <w:r>
-        <w:rPr>
-          <w:lang w:val="zh_TW" w:bidi="zh_TW"/>
-        </w:rPr>
-        <w:t>當耶穌赦免罪人時（</w:t>
-      </w:r>
-      <w:hyperlink r:id="rId75">
-        <w:r>
-          <w:rPr>
-            <w:lang w:val="zh_TW" w:bidi="zh_TW"/>
-          </w:rPr>
-          <w:rPr>
-            <w:color w:val="0000EE"/>
-            <w:u w:val="single"/>
-          </w:rPr>
-          <w:t>太9:1–3</w:t>
-        </w:r>
-      </w:hyperlink>
-      <w:r>
-        <w:rPr>
-          <w:lang w:val="zh_TW" w:bidi="zh_TW"/>
-        </w:rPr>
-        <w:t>；</w:t>
-      </w:r>
-      <w:hyperlink r:id="rId76">
-        <w:r>
-          <w:rPr>
-            <w:lang w:val="zh_TW" w:bidi="zh_TW"/>
-          </w:rPr>
-          <w:rPr>
-            <w:color w:val="0000EE"/>
-            <w:u w:val="single"/>
-          </w:rPr>
-          <w:t>路5:17–26</w:t>
-        </w:r>
-      </w:hyperlink>
-      <w:r>
-        <w:rPr>
-          <w:lang w:val="zh_TW" w:bidi="zh_TW"/>
-        </w:rPr>
-        <w:t>）</w:t>
-      </w:r>
-    </w:p>
-    <w:p>
-      <w:pPr>
-        <w:pStyle w:val="ListBullet"/>
-        <w:spacing w:line="240" w:lineRule="auto"/>
-        <w:ind w:left="720"/>
-      </w:pPr>
-      <w:r>
-        <w:rPr>
-          <w:lang w:val="zh_TW" w:bidi="zh_TW"/>
-        </w:rPr>
-      </w:r>
-      <w:r>
-        <w:rPr>
-          <w:lang w:val="zh_TW" w:bidi="zh_TW"/>
-        </w:rPr>
-        <w:t>當他們認為耶穌在安息日工作（</w:t>
-      </w:r>
-      <w:hyperlink r:id="rId77">
-        <w:r>
-          <w:rPr>
-            <w:lang w:val="zh_TW" w:bidi="zh_TW"/>
-          </w:rPr>
-          <w:rPr>
-            <w:color w:val="0000EE"/>
-            <w:u w:val="single"/>
-          </w:rPr>
-          <w:t>路6:1–2</w:t>
-        </w:r>
-      </w:hyperlink>
-      <w:r>
-        <w:rPr>
-          <w:lang w:val="zh_TW" w:bidi="zh_TW"/>
-        </w:rPr>
-        <w:t>）或醫治人時（</w:t>
-      </w:r>
-      <w:hyperlink r:id="rId78">
-        <w:r>
-          <w:rPr>
-            <w:lang w:val="zh_TW" w:bidi="zh_TW"/>
-          </w:rPr>
-          <w:rPr>
-            <w:color w:val="0000EE"/>
-            <w:u w:val="single"/>
-          </w:rPr>
-          <w:t>6–11</w:t>
-        </w:r>
-      </w:hyperlink>
-      <w:r>
-        <w:rPr>
-          <w:lang w:val="zh_TW" w:bidi="zh_TW"/>
-        </w:rPr>
-        <w:t>節），沒有適當遵守安息日</w:t>
-      </w:r>
-    </w:p>
-    <w:p>
-      <w:pPr>
-        <w:pStyle w:val="ListBullet"/>
-        <w:spacing w:line="240" w:lineRule="auto"/>
-        <w:ind w:left="720"/>
-      </w:pPr>
-      <w:r>
-        <w:rPr>
-          <w:lang w:val="zh_TW" w:bidi="zh_TW"/>
-        </w:rPr>
-      </w:r>
-      <w:r>
-        <w:rPr>
-          <w:lang w:val="zh_TW" w:bidi="zh_TW"/>
-        </w:rPr>
-        <w:t>當他們發現耶穌不遵守他們的儀式性洗手禮（</w:t>
-      </w:r>
-      <w:hyperlink r:id="rId79">
-        <w:r>
-          <w:rPr>
-            <w:lang w:val="zh_TW" w:bidi="zh_TW"/>
-          </w:rPr>
-          <w:rPr>
-            <w:color w:val="0000EE"/>
-            <w:u w:val="single"/>
-          </w:rPr>
-          <w:t>可7:2–5</w:t>
-        </w:r>
-      </w:hyperlink>
-      <w:r>
-        <w:rPr>
-          <w:lang w:val="zh_TW" w:bidi="zh_TW"/>
-        </w:rPr>
-        <w:t>）且忽視禁食的做法時（</w:t>
-      </w:r>
-      <w:hyperlink r:id="rId80">
-        <w:r>
-          <w:rPr>
-            <w:lang w:val="zh_TW" w:bidi="zh_TW"/>
-          </w:rPr>
-          <w:rPr>
-            <w:color w:val="0000EE"/>
-            <w:u w:val="single"/>
-          </w:rPr>
-          <w:t>路5:33–39</w:t>
-        </w:r>
-      </w:hyperlink>
-      <w:r>
-        <w:rPr>
-          <w:lang w:val="zh_TW" w:bidi="zh_TW"/>
-        </w:rPr>
-        <w:t>）</w:t>
-      </w:r>
-    </w:p>
-    <w:p>
-      <w:pPr/>
-      <w:r>
-        <w:rPr>
-          <w:lang w:val="zh_TW" w:bidi="zh_TW"/>
-        </w:rPr>
-      </w:r>
-      <w:r>
-        <w:rPr>
-          <w:lang w:val="zh_TW" w:bidi="zh_TW"/>
-        </w:rPr>
-        <w:t>不出意料，他們特別反對耶穌與猶太社會中的不潔淨者（禮儀上不潔）和被排斥者交往（</w:t>
-      </w:r>
-      <w:hyperlink r:id="rId81">
-        <w:r>
-          <w:rPr>
-            <w:lang w:val="zh_TW" w:bidi="zh_TW"/>
-          </w:rPr>
-          <w:rPr>
-            <w:color w:val="0000EE"/>
-            <w:u w:val="single"/>
-          </w:rPr>
-          <w:t>可2:16–17</w:t>
-        </w:r>
-      </w:hyperlink>
-      <w:r>
-        <w:rPr>
-          <w:lang w:val="zh_TW" w:bidi="zh_TW"/>
-        </w:rPr>
-        <w:t>；</w:t>
-      </w:r>
-      <w:hyperlink r:id="rId82">
-        <w:r>
-          <w:rPr>
-            <w:lang w:val="zh_TW" w:bidi="zh_TW"/>
-          </w:rPr>
-          <w:rPr>
-            <w:color w:val="0000EE"/>
-            <w:u w:val="single"/>
-          </w:rPr>
-          <w:t>路15:1–2</w:t>
-        </w:r>
-      </w:hyperlink>
-      <w:r>
-        <w:rPr>
-          <w:lang w:val="zh_TW" w:bidi="zh_TW"/>
-        </w:rPr>
-        <w:t>）。他們經常試圖用有關猶太律法的問題來陷害耶穌（</w:t>
-      </w:r>
-      <w:hyperlink r:id="rId59">
-        <w:r>
-          <w:rPr>
-            <w:lang w:val="zh_TW" w:bidi="zh_TW"/>
-          </w:rPr>
-          <w:rPr>
-            <w:color w:val="0000EE"/>
-            <w:u w:val="single"/>
-          </w:rPr>
-          <w:t>可7:5</w:t>
-        </w:r>
-      </w:hyperlink>
-      <w:r>
-        <w:rPr>
-          <w:lang w:val="zh_TW" w:bidi="zh_TW"/>
-        </w:rPr>
-        <w:t>，</w:t>
-      </w:r>
-      <w:hyperlink r:id="rId83">
-        <w:r>
-          <w:rPr>
-            <w:lang w:val="zh_TW" w:bidi="zh_TW"/>
-          </w:rPr>
-          <w:rPr>
-            <w:color w:val="0000EE"/>
-            <w:u w:val="single"/>
-          </w:rPr>
-          <w:t>12:28、35</w:t>
-        </w:r>
-      </w:hyperlink>
-      <w:r>
-        <w:rPr>
-          <w:lang w:val="zh_TW" w:bidi="zh_TW"/>
-        </w:rPr>
-        <w:t>；</w:t>
-      </w:r>
-      <w:hyperlink r:id="rId84">
-        <w:r>
-          <w:rPr>
-            <w:lang w:val="zh_TW" w:bidi="zh_TW"/>
-          </w:rPr>
-          <w:rPr>
-            <w:color w:val="0000EE"/>
-            <w:u w:val="single"/>
-          </w:rPr>
-          <w:t>路11:53</w:t>
-        </w:r>
-      </w:hyperlink>
-      <w:r>
-        <w:rPr>
-          <w:lang w:val="zh_TW" w:bidi="zh_TW"/>
-        </w:rPr>
-        <w:t>；</w:t>
-      </w:r>
-      <w:hyperlink r:id="rId85">
-        <w:r>
-          <w:rPr>
-            <w:lang w:val="zh_TW" w:bidi="zh_TW"/>
-          </w:rPr>
-          <w:rPr>
-            <w:color w:val="0000EE"/>
-            <w:u w:val="single"/>
-          </w:rPr>
-          <w:t>約8:3–4</w:t>
-        </w:r>
-      </w:hyperlink>
-      <w:r>
-        <w:rPr>
-          <w:lang w:val="zh_TW" w:bidi="zh_TW"/>
-        </w:rPr>
-        <w:t>）。他們要求耶穌明確表明自己的身份（</w:t>
-      </w:r>
-      <w:hyperlink r:id="rId57">
-        <w:r>
-          <w:rPr>
-            <w:lang w:val="zh_TW" w:bidi="zh_TW"/>
-          </w:rPr>
-          <w:rPr>
-            <w:color w:val="0000EE"/>
-            <w:u w:val="single"/>
-          </w:rPr>
-          <w:t>太12:38</w:t>
-        </w:r>
-      </w:hyperlink>
-      <w:r>
-        <w:rPr>
-          <w:lang w:val="zh_TW" w:bidi="zh_TW"/>
-        </w:rPr>
-        <w:t>），並揭示祂行神蹟的權柄來源（</w:t>
-      </w:r>
-      <w:hyperlink r:id="rId86">
-        <w:r>
-          <w:rPr>
-            <w:lang w:val="zh_TW" w:bidi="zh_TW"/>
-          </w:rPr>
-          <w:rPr>
-            <w:color w:val="0000EE"/>
-            <w:u w:val="single"/>
-          </w:rPr>
-          <w:t>可3:22</w:t>
-        </w:r>
-      </w:hyperlink>
-      <w:r>
-        <w:rPr>
-          <w:lang w:val="zh_TW" w:bidi="zh_TW"/>
-        </w:rPr>
-        <w:t>；</w:t>
-      </w:r>
-      <w:hyperlink r:id="rId87">
-        <w:r>
-          <w:rPr>
-            <w:lang w:val="zh_TW" w:bidi="zh_TW"/>
-          </w:rPr>
-          <w:rPr>
-            <w:color w:val="0000EE"/>
-            <w:u w:val="single"/>
-          </w:rPr>
-          <w:t>路20:1–4</w:t>
-        </w:r>
-      </w:hyperlink>
-      <w:r>
-        <w:rPr>
-          <w:lang w:val="zh_TW" w:bidi="zh_TW"/>
-        </w:rPr>
-        <w:t>）。儘管有少數文士接受耶穌（</w:t>
-      </w:r>
-      <w:hyperlink r:id="rId88">
-        <w:r>
-          <w:rPr>
-            <w:lang w:val="zh_TW" w:bidi="zh_TW"/>
-          </w:rPr>
-          <w:rPr>
-            <w:color w:val="0000EE"/>
-            <w:u w:val="single"/>
-          </w:rPr>
-          <w:t>太8:19</w:t>
-        </w:r>
-      </w:hyperlink>
-      <w:r>
-        <w:rPr>
-          <w:lang w:val="zh_TW" w:bidi="zh_TW"/>
-        </w:rPr>
-        <w:t>，</w:t>
-      </w:r>
-      <w:hyperlink r:id="rId89">
-        <w:r>
-          <w:rPr>
-            <w:lang w:val="zh_TW" w:bidi="zh_TW"/>
-          </w:rPr>
-          <w:rPr>
-            <w:color w:val="0000EE"/>
-            <w:u w:val="single"/>
-          </w:rPr>
-          <w:t>13:52</w:t>
-        </w:r>
-      </w:hyperlink>
-      <w:r>
-        <w:rPr>
-          <w:lang w:val="zh_TW" w:bidi="zh_TW"/>
-        </w:rPr>
-        <w:t>；</w:t>
-      </w:r>
-      <w:hyperlink r:id="rId90">
-        <w:r>
-          <w:rPr>
-            <w:lang w:val="zh_TW" w:bidi="zh_TW"/>
-          </w:rPr>
-          <w:rPr>
-            <w:color w:val="0000EE"/>
-            <w:u w:val="single"/>
-          </w:rPr>
-          <w:t>可12:32</w:t>
-        </w:r>
-      </w:hyperlink>
-      <w:r>
-        <w:rPr>
-          <w:lang w:val="zh_TW" w:bidi="zh_TW"/>
-        </w:rPr>
-        <w:t>；</w:t>
-      </w:r>
-      <w:hyperlink r:id="rId91">
-        <w:r>
-          <w:rPr>
-            <w:lang w:val="zh_TW" w:bidi="zh_TW"/>
-          </w:rPr>
-          <w:rPr>
-            <w:color w:val="0000EE"/>
-            <w:u w:val="single"/>
-          </w:rPr>
-          <w:t>約3:1–2</w:t>
-        </w:r>
-      </w:hyperlink>
-      <w:r>
-        <w:rPr>
-          <w:lang w:val="zh_TW" w:bidi="zh_TW"/>
-        </w:rPr>
-        <w:t>），但大多數文士對耶穌充滿敵意，這也是由於耶穌的聲望日漸高漲，威脅到他們的權威（</w:t>
-      </w:r>
-      <w:hyperlink r:id="rId92">
-        <w:r>
-          <w:rPr>
-            <w:lang w:val="zh_TW" w:bidi="zh_TW"/>
-          </w:rPr>
-          <w:rPr>
-            <w:color w:val="0000EE"/>
-            <w:u w:val="single"/>
-          </w:rPr>
-          <w:t>太7:29</w:t>
-        </w:r>
-      </w:hyperlink>
-      <w:r>
-        <w:rPr>
-          <w:lang w:val="zh_TW" w:bidi="zh_TW"/>
-        </w:rPr>
-        <w:t>），並危及城鎮的安全（</w:t>
-      </w:r>
-      <w:hyperlink r:id="rId93">
-        <w:r>
-          <w:rPr>
-            <w:lang w:val="zh_TW" w:bidi="zh_TW"/>
-          </w:rPr>
-          <w:rPr>
-            <w:color w:val="0000EE"/>
-            <w:u w:val="single"/>
-          </w:rPr>
-          <w:t>太21:15</w:t>
-        </w:r>
-      </w:hyperlink>
-      <w:r>
-        <w:rPr>
-          <w:lang w:val="zh_TW" w:bidi="zh_TW"/>
-        </w:rPr>
-        <w:t>；</w:t>
-      </w:r>
-      <w:hyperlink r:id="rId94">
-        <w:r>
-          <w:rPr>
-            <w:lang w:val="zh_TW" w:bidi="zh_TW"/>
-          </w:rPr>
-          <w:rPr>
-            <w:color w:val="0000EE"/>
-            <w:u w:val="single"/>
-          </w:rPr>
-          <w:t>可11:18</w:t>
-        </w:r>
-      </w:hyperlink>
-      <w:r>
-        <w:rPr>
-          <w:lang w:val="zh_TW" w:bidi="zh_TW"/>
-        </w:rPr>
-        <w:t>）。</w:t>
-      </w:r>
-    </w:p>
-    <w:p>
-      <w:pPr/>
-      <w:r>
-        <w:rPr>
-          <w:lang w:val="zh_TW" w:bidi="zh_TW"/>
-        </w:rPr>
-      </w:r>
-      <w:r>
-        <w:rPr>
-          <w:lang w:val="zh_TW" w:bidi="zh_TW"/>
-        </w:rPr>
-        <w:t>他們反對耶穌的另一個重要原因是耶穌揭露了他們的假冒為善與腐敗。耶穌公開指責他們追求公眾的認可（</w:t>
-      </w:r>
-      <w:hyperlink r:id="rId95">
-        <w:r>
-          <w:rPr>
-            <w:lang w:val="zh_TW" w:bidi="zh_TW"/>
-          </w:rPr>
-          <w:rPr>
-            <w:color w:val="0000EE"/>
-            <w:u w:val="single"/>
-          </w:rPr>
-          <w:t>太23:5–7</w:t>
-        </w:r>
-      </w:hyperlink>
-      <w:r>
-        <w:rPr>
-          <w:lang w:val="zh_TW" w:bidi="zh_TW"/>
-        </w:rPr>
-        <w:t>；</w:t>
-      </w:r>
-      <w:hyperlink r:id="rId96">
-        <w:r>
-          <w:rPr>
-            <w:lang w:val="zh_TW" w:bidi="zh_TW"/>
-          </w:rPr>
-          <w:rPr>
-            <w:color w:val="0000EE"/>
-            <w:u w:val="single"/>
-          </w:rPr>
-          <w:t>可12:38–39</w:t>
-        </w:r>
-      </w:hyperlink>
-      <w:r>
-        <w:rPr>
-          <w:lang w:val="zh_TW" w:bidi="zh_TW"/>
-        </w:rPr>
-        <w:t>；</w:t>
-      </w:r>
-      <w:hyperlink r:id="rId97">
-        <w:r>
-          <w:rPr>
-            <w:lang w:val="zh_TW" w:bidi="zh_TW"/>
-          </w:rPr>
-          <w:rPr>
-            <w:color w:val="0000EE"/>
-            <w:u w:val="single"/>
-          </w:rPr>
-          <w:t>路11:43</w:t>
-        </w:r>
-      </w:hyperlink>
-      <w:r>
-        <w:rPr>
-          <w:lang w:val="zh_TW" w:bidi="zh_TW"/>
-        </w:rPr>
-        <w:t>）。他們外表看似正確和聖潔，內心卻充滿腐敗（</w:t>
-      </w:r>
-      <w:hyperlink r:id="rId98">
-        <w:r>
-          <w:rPr>
-            <w:lang w:val="zh_TW" w:bidi="zh_TW"/>
-          </w:rPr>
-          <w:rPr>
-            <w:color w:val="0000EE"/>
-            <w:u w:val="single"/>
-          </w:rPr>
-          <w:t>太23:25–28</w:t>
-        </w:r>
-      </w:hyperlink>
-      <w:r>
-        <w:rPr>
-          <w:lang w:val="zh_TW" w:bidi="zh_TW"/>
-        </w:rPr>
-        <w:t>；</w:t>
-      </w:r>
-      <w:hyperlink r:id="rId99">
-        <w:r>
-          <w:rPr>
-            <w:lang w:val="zh_TW" w:bidi="zh_TW"/>
-          </w:rPr>
-          <w:rPr>
-            <w:color w:val="0000EE"/>
-            <w:u w:val="single"/>
-          </w:rPr>
-          <w:t>路11:39–41</w:t>
-        </w:r>
-      </w:hyperlink>
-      <w:r>
-        <w:rPr>
-          <w:lang w:val="zh_TW" w:bidi="zh_TW"/>
-        </w:rPr>
-        <w:t>）。換句話說，他們看似遵守所有的規則，但卻缺乏真誠。</w:t>
-      </w:r>
-    </w:p>
-    <w:p>
-      <w:pPr/>
-      <w:r>
-        <w:rPr>
-          <w:lang w:val="zh_TW" w:bidi="zh_TW"/>
-        </w:rPr>
-      </w:r>
-      <w:r>
-        <w:rPr>
-          <w:lang w:val="zh_TW" w:bidi="zh_TW"/>
-        </w:rPr>
-        <w:t>耶穌也攻擊文士所教導的口傳猶太律法的原則，稱這律法是「重擔」，連文士自己都不遵守（</w:t>
-      </w:r>
-      <w:hyperlink r:id="rId100">
-        <w:r>
-          <w:rPr>
-            <w:lang w:val="zh_TW" w:bidi="zh_TW"/>
-          </w:rPr>
-          <w:rPr>
-            <w:color w:val="0000EE"/>
-            <w:u w:val="single"/>
-          </w:rPr>
-          <w:t>太23:2–4、13–22</w:t>
-        </w:r>
-      </w:hyperlink>
-      <w:r>
-        <w:rPr>
-          <w:lang w:val="zh_TW" w:bidi="zh_TW"/>
-        </w:rPr>
-        <w:t>；</w:t>
-      </w:r>
-      <w:hyperlink r:id="rId101">
-        <w:r>
-          <w:rPr>
-            <w:lang w:val="zh_TW" w:bidi="zh_TW"/>
-          </w:rPr>
-          <w:rPr>
-            <w:color w:val="0000EE"/>
-            <w:u w:val="single"/>
-          </w:rPr>
-          <w:t>路11:46</w:t>
-        </w:r>
-      </w:hyperlink>
-      <w:r>
-        <w:rPr>
-          <w:lang w:val="zh_TW" w:bidi="zh_TW"/>
-        </w:rPr>
-        <w:t>）。他們強調律法的細節，卻忽視了更重要的公義、憐憫和信實（</w:t>
-      </w:r>
-      <w:hyperlink r:id="rId102">
-        <w:r>
-          <w:rPr>
-            <w:lang w:val="zh_TW" w:bidi="zh_TW"/>
-          </w:rPr>
-          <w:rPr>
-            <w:color w:val="0000EE"/>
-            <w:u w:val="single"/>
-          </w:rPr>
-          <w:t>太23:23–24</w:t>
-        </w:r>
-      </w:hyperlink>
-      <w:r>
-        <w:rPr>
-          <w:lang w:val="zh_TW" w:bidi="zh_TW"/>
-        </w:rPr>
-        <w:t>；</w:t>
-      </w:r>
-      <w:hyperlink r:id="rId103">
-        <w:r>
-          <w:rPr>
-            <w:lang w:val="zh_TW" w:bidi="zh_TW"/>
-          </w:rPr>
-          <w:rPr>
-            <w:color w:val="0000EE"/>
-            <w:u w:val="single"/>
-          </w:rPr>
-          <w:t>可12:40</w:t>
-        </w:r>
-      </w:hyperlink>
-      <w:r>
-        <w:rPr>
-          <w:lang w:val="zh_TW" w:bidi="zh_TW"/>
-        </w:rPr>
-        <w:t>；</w:t>
-      </w:r>
-      <w:hyperlink r:id="rId104">
-        <w:r>
-          <w:rPr>
-            <w:lang w:val="zh_TW" w:bidi="zh_TW"/>
-          </w:rPr>
-          <w:rPr>
-            <w:color w:val="0000EE"/>
-            <w:u w:val="single"/>
-          </w:rPr>
-          <w:t>路11:42</w:t>
-        </w:r>
-      </w:hyperlink>
-      <w:r>
-        <w:rPr>
-          <w:lang w:val="zh_TW" w:bidi="zh_TW"/>
-        </w:rPr>
-        <w:t>）。他們自視為舊約先知的後裔，但耶穌告訴他們，如果他們活在先知的時代，他們也會殺害那些先知（</w:t>
-      </w:r>
-      <w:hyperlink r:id="rId105">
-        <w:r>
-          <w:rPr>
-            <w:lang w:val="zh_TW" w:bidi="zh_TW"/>
-          </w:rPr>
-          <w:rPr>
-            <w:color w:val="0000EE"/>
-            <w:u w:val="single"/>
-          </w:rPr>
-          <w:t>太23:29–36</w:t>
-        </w:r>
-      </w:hyperlink>
-      <w:r>
-        <w:rPr>
-          <w:lang w:val="zh_TW" w:bidi="zh_TW"/>
-        </w:rPr>
-        <w:t>；</w:t>
-      </w:r>
-      <w:hyperlink r:id="rId106">
-        <w:r>
-          <w:rPr>
-            <w:lang w:val="zh_TW" w:bidi="zh_TW"/>
-          </w:rPr>
-          <w:rPr>
-            <w:color w:val="0000EE"/>
-            <w:u w:val="single"/>
-          </w:rPr>
-          <w:t>路20:9–19</w:t>
-        </w:r>
-      </w:hyperlink>
-      <w:r>
-        <w:rPr>
-          <w:lang w:val="zh_TW" w:bidi="zh_TW"/>
-        </w:rPr>
-        <w:t>）。</w:t>
-      </w:r>
-    </w:p>
-    <w:p>
-      <w:pPr/>
-      <w:r>
-        <w:rPr>
-          <w:lang w:val="zh_TW" w:bidi="zh_TW"/>
-        </w:rPr>
-      </w:r>
-      <w:r>
-        <w:rPr>
-          <w:lang w:val="zh_TW" w:bidi="zh_TW"/>
-        </w:rPr>
-        <w:t>因此，文士急於逮捕耶穌並不令人驚訝（</w:t>
-      </w:r>
-      <w:hyperlink r:id="rId107">
-        <w:r>
-          <w:rPr>
-            <w:lang w:val="zh_TW" w:bidi="zh_TW"/>
-          </w:rPr>
-          <w:rPr>
-            <w:color w:val="0000EE"/>
-            <w:u w:val="single"/>
-          </w:rPr>
-          <w:t>可14:1</w:t>
-        </w:r>
-      </w:hyperlink>
-      <w:r>
-        <w:rPr>
-          <w:lang w:val="zh_TW" w:bidi="zh_TW"/>
-        </w:rPr>
-        <w:t>；</w:t>
-      </w:r>
-      <w:hyperlink r:id="rId84">
-        <w:r>
-          <w:rPr>
-            <w:lang w:val="zh_TW" w:bidi="zh_TW"/>
-          </w:rPr>
-          <w:rPr>
-            <w:color w:val="0000EE"/>
-            <w:u w:val="single"/>
-          </w:rPr>
-          <w:t>路11:53</w:t>
-        </w:r>
-      </w:hyperlink>
-      <w:r>
-        <w:rPr>
-          <w:lang w:val="zh_TW" w:bidi="zh_TW"/>
-        </w:rPr>
-        <w:t>）。耶穌對猶太律法的解釋，威脅到了他們在社會中的地位和權柄。文士與他們的對手（猶太祭司）聯手策劃逮捕耶穌（</w:t>
-      </w:r>
-      <w:hyperlink r:id="rId108">
-        <w:r>
-          <w:rPr>
-            <w:lang w:val="zh_TW" w:bidi="zh_TW"/>
-          </w:rPr>
-          <w:rPr>
-            <w:color w:val="0000EE"/>
-            <w:u w:val="single"/>
-          </w:rPr>
-          <w:t>可14:43</w:t>
-        </w:r>
-      </w:hyperlink>
-      <w:r>
-        <w:rPr>
-          <w:lang w:val="zh_TW" w:bidi="zh_TW"/>
-        </w:rPr>
-        <w:t>）。當耶穌在他們和公會其他成員面前受審時，他們參與構建了一個足以判耶穌死刑的罪名（</w:t>
-      </w:r>
-      <w:hyperlink r:id="rId109">
-        <w:r>
-          <w:rPr>
-            <w:lang w:val="zh_TW" w:bidi="zh_TW"/>
-          </w:rPr>
-          <w:rPr>
-            <w:color w:val="0000EE"/>
-            <w:u w:val="single"/>
-          </w:rPr>
-          <w:t>太26:57–66</w:t>
-        </w:r>
-      </w:hyperlink>
-      <w:r>
-        <w:rPr>
-          <w:lang w:val="zh_TW" w:bidi="zh_TW"/>
-        </w:rPr>
-        <w:t>）。當耶穌被帶到希律面前時，他們與其他人一起極力指控耶穌（</w:t>
-      </w:r>
-      <w:hyperlink r:id="rId110">
-        <w:r>
-          <w:rPr>
-            <w:lang w:val="zh_TW" w:bidi="zh_TW"/>
-          </w:rPr>
-          <w:rPr>
-            <w:color w:val="0000EE"/>
-            <w:u w:val="single"/>
-          </w:rPr>
-          <w:t>路23:10</w:t>
-        </w:r>
-      </w:hyperlink>
-      <w:r>
-        <w:rPr>
-          <w:lang w:val="zh_TW" w:bidi="zh_TW"/>
-        </w:rPr>
-        <w:t>）。最終，他們與公會的其他成員一起戲弄在十字架上的耶穌（</w:t>
-      </w:r>
-      <w:hyperlink r:id="rId111">
-        <w:r>
-          <w:rPr>
-            <w:lang w:val="zh_TW" w:bidi="zh_TW"/>
-          </w:rPr>
-          <w:rPr>
-            <w:color w:val="0000EE"/>
-            <w:u w:val="single"/>
-          </w:rPr>
-          <w:t>太27:41–43</w:t>
-        </w:r>
-      </w:hyperlink>
-      <w:r>
-        <w:rPr>
-          <w:lang w:val="zh_TW" w:bidi="zh_TW"/>
-        </w:rPr>
-        <w:t>）。在公元70年耶路撒冷被毀之前，文士繼續與公會合作，反對早期的基督教會。他們還促使司提反的殉道（</w:t>
-      </w:r>
-      <w:hyperlink r:id="rId112">
-        <w:r>
-          <w:rPr>
-            <w:lang w:val="zh_TW" w:bidi="zh_TW"/>
-          </w:rPr>
-          <w:rPr>
-            <w:color w:val="0000EE"/>
-            <w:u w:val="single"/>
-          </w:rPr>
-          <w:t>徒6:12–14</w:t>
-        </w:r>
-      </w:hyperlink>
-      <w:r>
-        <w:rPr>
-          <w:lang w:val="zh_TW" w:bidi="zh_TW"/>
-        </w:rPr>
-        <w:t>）。</w:t>
-      </w:r>
-    </w:p>
-    <w:p>
-      <w:pPr/>
-      <w:r>
-        <w:rPr>
-          <w:lang w:val="zh_TW" w:bidi="zh_TW"/>
-        </w:rPr>
-      </w:r>
-      <w:r>
-        <w:rPr>
           <w:i/>
           <w:lang w:val="zh_TW" w:bidi="zh_TW"/>
         </w:rPr>
@@ -2712,25 +1581,7 @@
         <w:rPr>
           <w:lang w:val="zh_TW" w:bidi="zh_TW"/>
         </w:rPr>
-        <w:t>猶太教；</w:t>
-      </w:r>
-      <w:r>
-        <w:rPr>
-          <w:lang w:val="zh_TW" w:bidi="zh_TW"/>
-        </w:rPr>
-        <w:t>法利賽人</w:t>
-      </w:r>
-      <w:r>
-        <w:rPr>
-          <w:lang w:val="zh_TW" w:bidi="zh_TW"/>
-        </w:rPr>
-        <w:t>；</w:t>
-      </w:r>
-      <w:r>
-        <w:rPr>
-          <w:lang w:val="zh_TW" w:bidi="zh_TW"/>
-        </w:rPr>
-        <w:t>抄寫員</w:t>
+        <w:t>聖殿</w:t>
       </w:r>
       <w:r>
         <w:rPr>
@@ -4638,12 +3489,6 @@
   </w:num>
   <w:num w:numId="13" w16cid:durableId="592781308">
     <w:abstractNumId w:val="11"/>
-  </w:num>
-  <w:num w:numId="14">
-    <w:abstractNumId w:val="3"/>
-    <w:lvlOverride w:ilvl="0">
-      <w:startOverride w:val="1"/>
-    </w:lvlOverride>
   </w:num>
   <w:numIdMacAtCleanup w:val="10"/>
 </w:numbering>

--- a/zht/docx/150.content.docx
+++ b/zht/docx/150.content.docx
@@ -149,7 +149,7 @@
         <w:rPr>
           <w:lang w:val="zh_TW" w:bidi="zh_TW"/>
         </w:rPr>
-        <w:t>wai</w:t>
+        <w:t>tai</w:t>
       </w:r>
       <w:r>
         <w:rPr>
@@ -212,7 +212,7 @@
         <w:rPr>
           <w:lang w:val="zh_TW" w:bidi="zh_TW"/>
         </w:rPr>
-        <w:t>外邦人（寄居的）</w:t>
+        <w:t>太陽</w:t>
       </w:r>
       <w:r>
         <w:rPr>
@@ -231,7 +231,61 @@
         <w:rPr>
           <w:lang w:val="zh_TW" w:bidi="zh_TW"/>
         </w:rPr>
-        <w:t>非屬於國民的人。外邦人（寄居的）可能是臨時的客旅、臨時的居民或外國人。</w:t>
+        <w:t>太陽（譯註：或譯「日頭」）是神所創造的兩大光體之一，用來管理白晝（</w:t>
+      </w:r>
+      <w:hyperlink r:id="rId13">
+        <w:r>
+          <w:rPr>
+            <w:lang w:val="zh_TW" w:bidi="zh_TW"/>
+          </w:rPr>
+          <w:rPr>
+            <w:color w:val="0000EE"/>
+            <w:u w:val="single"/>
+          </w:rPr>
+          <w:t>創1:14–15</w:t>
+        </w:r>
+      </w:hyperlink>
+      <w:r>
+        <w:rPr>
+          <w:lang w:val="zh_TW" w:bidi="zh_TW"/>
+        </w:rPr>
+        <w:t>）。在聖經時代，一天是從日落開始的，日常獻祭也與太陽的位置有關。第一個燔祭是在日出時獻上的（</w:t>
+      </w:r>
+      <w:hyperlink r:id="rId14">
+        <w:r>
+          <w:rPr>
+            <w:lang w:val="zh_TW" w:bidi="zh_TW"/>
+          </w:rPr>
+          <w:rPr>
+            <w:color w:val="0000EE"/>
+            <w:u w:val="single"/>
+          </w:rPr>
+          <w:t>出29:39</w:t>
+        </w:r>
+      </w:hyperlink>
+      <w:r>
+        <w:rPr>
+          <w:lang w:val="zh_TW" w:bidi="zh_TW"/>
+        </w:rPr>
+        <w:t>；</w:t>
+      </w:r>
+      <w:hyperlink r:id="rId15">
+        <w:r>
+          <w:rPr>
+            <w:lang w:val="zh_TW" w:bidi="zh_TW"/>
+          </w:rPr>
+          <w:rPr>
+            <w:color w:val="0000EE"/>
+            <w:u w:val="single"/>
+          </w:rPr>
+          <w:t>民28:4</w:t>
+        </w:r>
+      </w:hyperlink>
+      <w:r>
+        <w:rPr>
+          <w:lang w:val="zh_TW" w:bidi="zh_TW"/>
+        </w:rPr>
+        <w:t>）。在猶太教的拉比傳統中，白晝的時數隨著季節變化，取決於太陽週期。</w:t>
       </w:r>
     </w:p>
     <w:p>
@@ -245,223 +299,7 @@
         <w:rPr>
           <w:lang w:val="zh_TW" w:bidi="zh_TW"/>
         </w:rPr>
-        <w:t>部分譯本正確譯出表達「外邦人」含義的詞，然而，有些譯本僅在兩處地方，表達其最真實的意義（</w:t>
-      </w:r>
-      <w:hyperlink r:id="rId13">
-        <w:r>
-          <w:rPr>
-            <w:lang w:val="zh_TW" w:bidi="zh_TW"/>
-          </w:rPr>
-          <w:rPr>
-            <w:color w:val="0000EE"/>
-            <w:u w:val="single"/>
-          </w:rPr>
-          <w:t>申15:3</w:t>
-        </w:r>
-      </w:hyperlink>
-      <w:r>
-        <w:rPr>
-          <w:lang w:val="zh_TW" w:bidi="zh_TW"/>
-        </w:rPr>
-        <w:t>；</w:t>
-      </w:r>
-      <w:hyperlink r:id="rId14">
-        <w:r>
-          <w:rPr>
-            <w:lang w:val="zh_TW" w:bidi="zh_TW"/>
-          </w:rPr>
-          <w:rPr>
-            <w:color w:val="0000EE"/>
-            <w:u w:val="single"/>
-          </w:rPr>
-          <w:t>俄1:11</w:t>
-        </w:r>
-      </w:hyperlink>
-      <w:r>
-        <w:rPr>
-          <w:lang w:val="zh_TW" w:bidi="zh_TW"/>
-        </w:rPr>
-        <w:t>）。在大多數情況下，這些基本將該詞翻譯為「外來者」（</w:t>
-      </w:r>
-      <w:hyperlink r:id="rId15">
-        <w:r>
-          <w:rPr>
-            <w:lang w:val="zh_TW" w:bidi="zh_TW"/>
-          </w:rPr>
-          <w:rPr>
-            <w:color w:val="0000EE"/>
-            <w:u w:val="single"/>
-          </w:rPr>
-          <w:t>申14:21</w:t>
-        </w:r>
-      </w:hyperlink>
-      <w:r>
-        <w:rPr>
-          <w:lang w:val="zh_TW" w:bidi="zh_TW"/>
-        </w:rPr>
-        <w:t>；</w:t>
-      </w:r>
-      <w:hyperlink r:id="rId16">
-        <w:r>
-          <w:rPr>
-            <w:lang w:val="zh_TW" w:bidi="zh_TW"/>
-          </w:rPr>
-          <w:rPr>
-            <w:color w:val="0000EE"/>
-            <w:u w:val="single"/>
-          </w:rPr>
-          <w:t>伯19:15</w:t>
-        </w:r>
-      </w:hyperlink>
-      <w:r>
-        <w:rPr>
-          <w:lang w:val="zh_TW" w:bidi="zh_TW"/>
-        </w:rPr>
-        <w:t>；</w:t>
-      </w:r>
-      <w:hyperlink r:id="rId17">
-        <w:r>
-          <w:rPr>
-            <w:lang w:val="zh_TW" w:bidi="zh_TW"/>
-          </w:rPr>
-          <w:rPr>
-            <w:color w:val="0000EE"/>
-            <w:u w:val="single"/>
-          </w:rPr>
-          <w:t>詩69:8</w:t>
-        </w:r>
-      </w:hyperlink>
-      <w:r>
-        <w:rPr>
-          <w:lang w:val="zh_TW" w:bidi="zh_TW"/>
-        </w:rPr>
-        <w:t>；</w:t>
-      </w:r>
-      <w:hyperlink r:id="rId18">
-        <w:r>
-          <w:rPr>
-            <w:lang w:val="zh_TW" w:bidi="zh_TW"/>
-          </w:rPr>
-          <w:rPr>
-            <w:color w:val="0000EE"/>
-            <w:u w:val="single"/>
-          </w:rPr>
-          <w:t>哀5:2</w:t>
-        </w:r>
-      </w:hyperlink>
-      <w:r>
-        <w:rPr>
-          <w:lang w:val="zh_TW" w:bidi="zh_TW"/>
-        </w:rPr>
-        <w:t>）或「陌生人」（</w:t>
-      </w:r>
-      <w:hyperlink r:id="rId19">
-        <w:r>
-          <w:rPr>
-            <w:lang w:val="zh_TW" w:bidi="zh_TW"/>
-          </w:rPr>
-          <w:rPr>
-            <w:color w:val="0000EE"/>
-            <w:u w:val="single"/>
-          </w:rPr>
-          <w:t>創15:13</w:t>
-        </w:r>
-      </w:hyperlink>
-      <w:r>
-        <w:rPr>
-          <w:lang w:val="zh_TW" w:bidi="zh_TW"/>
-        </w:rPr>
-        <w:t>；</w:t>
-      </w:r>
-      <w:hyperlink r:id="rId20">
-        <w:r>
-          <w:rPr>
-            <w:lang w:val="zh_TW" w:bidi="zh_TW"/>
-          </w:rPr>
-          <w:rPr>
-            <w:color w:val="0000EE"/>
-            <w:u w:val="single"/>
-          </w:rPr>
-          <w:t>出2:22</w:t>
-        </w:r>
-      </w:hyperlink>
-      <w:r>
-        <w:rPr>
-          <w:lang w:val="zh_TW" w:bidi="zh_TW"/>
-        </w:rPr>
-        <w:t>；</w:t>
-      </w:r>
-      <w:hyperlink r:id="rId21">
-        <w:r>
-          <w:rPr>
-            <w:lang w:val="zh_TW" w:bidi="zh_TW"/>
-          </w:rPr>
-          <w:rPr>
-            <w:color w:val="0000EE"/>
-            <w:u w:val="single"/>
-          </w:rPr>
-          <w:t>利25:35</w:t>
-        </w:r>
-      </w:hyperlink>
-      <w:r>
-        <w:rPr>
-          <w:lang w:val="zh_TW" w:bidi="zh_TW"/>
-        </w:rPr>
-        <w:t>）。另一個希伯來詞意為「居住者」或「定居者」（</w:t>
-      </w:r>
-      <w:hyperlink r:id="rId21">
-        <w:r>
-          <w:rPr>
-            <w:lang w:val="zh_TW" w:bidi="zh_TW"/>
-          </w:rPr>
-          <w:rPr>
-            <w:color w:val="0000EE"/>
-            <w:u w:val="single"/>
-          </w:rPr>
-          <w:t>利25:35</w:t>
-        </w:r>
-      </w:hyperlink>
-      <w:r>
-        <w:rPr>
-          <w:lang w:val="zh_TW" w:bidi="zh_TW"/>
-        </w:rPr>
-        <w:t>；</w:t>
-      </w:r>
-      <w:hyperlink r:id="rId22">
-        <w:r>
-          <w:rPr>
-            <w:lang w:val="zh_TW" w:bidi="zh_TW"/>
-          </w:rPr>
-          <w:rPr>
-            <w:color w:val="0000EE"/>
-            <w:u w:val="single"/>
-          </w:rPr>
-          <w:t>代上29:15</w:t>
-        </w:r>
-      </w:hyperlink>
-      <w:r>
-        <w:rPr>
-          <w:lang w:val="zh_TW" w:bidi="zh_TW"/>
-        </w:rPr>
-        <w:t>；</w:t>
-      </w:r>
-      <w:hyperlink r:id="rId23">
-        <w:r>
-          <w:rPr>
-            <w:lang w:val="zh_TW" w:bidi="zh_TW"/>
-          </w:rPr>
-          <w:rPr>
-            <w:color w:val="0000EE"/>
-            <w:u w:val="single"/>
-          </w:rPr>
-          <w:t>詩39:12</w:t>
-        </w:r>
-      </w:hyperlink>
-      <w:r>
-        <w:rPr>
-          <w:lang w:val="zh_TW" w:bidi="zh_TW"/>
-        </w:rPr>
-        <w:t>）。然而，它最常被翻譯為「寄居者」。</w:t>
+        <w:t>以色列人用的曆法是陰曆，但春季（逾越節）和秋季（吹角節、贖罪日、住棚節）的大節期卻顯示，他們也考量了太陽年（solar year）。與農事對應的基色曆（Gezer calendar）以太陽年為依據。猶太曆採用19年循環，其中有7年會加上閏月，使陰曆與太陽年對齊，聖經並沒有提到這套系統，學者認為第十三個月是後來才加上的。來自埃及象島（Elephantine）猶太殖民地的亞蘭文文件顯示，早在主前五世紀，這個19年循環的系統已經被使用。雖然沒有相關記錄留存，猶大和以色列王國很可能採用類似的制度。</w:t>
       </w:r>
     </w:p>
     <w:p>
@@ -475,9 +313,21 @@
         <w:rPr>
           <w:lang w:val="zh_TW" w:bidi="zh_TW"/>
         </w:rPr>
-        <w:t>臨時旅客或寄居者，通常是想暫時居住的人，或是從一個部落遷到另一個部落，並試圖獲得當地居民的某些優勢或權利。有時，整個部族都可以是以色列的臨時居民。基遍人（</w:t>
-      </w:r>
-      <w:hyperlink r:id="rId24">
+        <w:t>在猶太教的拉比傳統中，認為每年都有四季，但舊約僅提到兩季：「</w:t>
+      </w:r>
+      <w:r>
+        <w:rPr>
+          <w:lang w:val="zh_TW" w:bidi="zh_TW"/>
+        </w:rPr>
+        <w:t>稼穡、寒暑、冬夏</w:t>
+      </w:r>
+      <w:r>
+        <w:rPr>
+          <w:lang w:val="zh_TW" w:bidi="zh_TW"/>
+        </w:rPr>
+        <w:t>」（</w:t>
+      </w:r>
+      <w:hyperlink r:id="rId16">
         <w:r>
           <w:rPr>
             <w:lang w:val="zh_TW" w:bidi="zh_TW"/>
@@ -486,169 +336,7 @@
             <w:color w:val="0000EE"/>
             <w:u w:val="single"/>
           </w:rPr>
-          <w:t>書9</w:t>
-        </w:r>
-      </w:hyperlink>
-      <w:r>
-        <w:rPr>
-          <w:lang w:val="zh_TW" w:bidi="zh_TW"/>
-        </w:rPr>
-        <w:t>）和比珥人（</w:t>
-      </w:r>
-      <w:hyperlink r:id="rId25">
-        <w:r>
-          <w:rPr>
-            <w:lang w:val="zh_TW" w:bidi="zh_TW"/>
-          </w:rPr>
-          <w:rPr>
-            <w:color w:val="0000EE"/>
-            <w:u w:val="single"/>
-          </w:rPr>
-          <w:t>撒下4:3</w:t>
-        </w:r>
-      </w:hyperlink>
-      <w:r>
-        <w:rPr>
-          <w:lang w:val="zh_TW" w:bidi="zh_TW"/>
-        </w:rPr>
-        <w:t>；參</w:t>
-      </w:r>
-      <w:hyperlink r:id="rId26">
-        <w:r>
-          <w:rPr>
-            <w:lang w:val="zh_TW" w:bidi="zh_TW"/>
-          </w:rPr>
-          <w:rPr>
-            <w:color w:val="0000EE"/>
-            <w:u w:val="single"/>
-          </w:rPr>
-          <w:t>代下2:17</w:t>
-        </w:r>
-      </w:hyperlink>
-      <w:r>
-        <w:rPr>
-          <w:lang w:val="zh_TW" w:bidi="zh_TW"/>
-        </w:rPr>
-        <w:t>）就是這種情況。以色列人本身是埃及地的臨時居民（</w:t>
-      </w:r>
-      <w:hyperlink r:id="rId19">
-        <w:r>
-          <w:rPr>
-            <w:lang w:val="zh_TW" w:bidi="zh_TW"/>
-          </w:rPr>
-          <w:rPr>
-            <w:color w:val="0000EE"/>
-            <w:u w:val="single"/>
-          </w:rPr>
-          <w:t>創15:13</w:t>
-        </w:r>
-      </w:hyperlink>
-      <w:r>
-        <w:rPr>
-          <w:lang w:val="zh_TW" w:bidi="zh_TW"/>
-        </w:rPr>
-        <w:t>，</w:t>
-      </w:r>
-      <w:hyperlink r:id="rId27">
-        <w:r>
-          <w:rPr>
-            <w:lang w:val="zh_TW" w:bidi="zh_TW"/>
-          </w:rPr>
-          <w:rPr>
-            <w:color w:val="0000EE"/>
-            <w:u w:val="single"/>
-          </w:rPr>
-          <w:t>23:4</w:t>
-        </w:r>
-      </w:hyperlink>
-      <w:r>
-        <w:rPr>
-          <w:lang w:val="zh_TW" w:bidi="zh_TW"/>
-        </w:rPr>
-        <w:t>，</w:t>
-      </w:r>
-      <w:hyperlink r:id="rId28">
-        <w:r>
-          <w:rPr>
-            <w:lang w:val="zh_TW" w:bidi="zh_TW"/>
-          </w:rPr>
-          <w:rPr>
-            <w:color w:val="0000EE"/>
-            <w:u w:val="single"/>
-          </w:rPr>
-          <w:t>26:3</w:t>
-        </w:r>
-      </w:hyperlink>
-      <w:r>
-        <w:rPr>
-          <w:lang w:val="zh_TW" w:bidi="zh_TW"/>
-        </w:rPr>
-        <w:t>，</w:t>
-      </w:r>
-      <w:hyperlink r:id="rId29">
-        <w:r>
-          <w:rPr>
-            <w:lang w:val="zh_TW" w:bidi="zh_TW"/>
-          </w:rPr>
-          <w:rPr>
-            <w:color w:val="0000EE"/>
-            <w:u w:val="single"/>
-          </w:rPr>
-          <w:t>47:4</w:t>
-        </w:r>
-      </w:hyperlink>
-      <w:r>
-        <w:rPr>
-          <w:lang w:val="zh_TW" w:bidi="zh_TW"/>
-        </w:rPr>
-        <w:t>；</w:t>
-      </w:r>
-      <w:hyperlink r:id="rId20">
-        <w:r>
-          <w:rPr>
-            <w:lang w:val="zh_TW" w:bidi="zh_TW"/>
-          </w:rPr>
-          <w:rPr>
-            <w:color w:val="0000EE"/>
-            <w:u w:val="single"/>
-          </w:rPr>
-          <w:t>出2:22</w:t>
-        </w:r>
-      </w:hyperlink>
-      <w:r>
-        <w:rPr>
-          <w:lang w:val="zh_TW" w:bidi="zh_TW"/>
-        </w:rPr>
-        <w:t>，</w:t>
-      </w:r>
-      <w:hyperlink r:id="rId30">
-        <w:r>
-          <w:rPr>
-            <w:lang w:val="zh_TW" w:bidi="zh_TW"/>
-          </w:rPr>
-          <w:rPr>
-            <w:color w:val="0000EE"/>
-            <w:u w:val="single"/>
-          </w:rPr>
-          <w:t>23:9</w:t>
-        </w:r>
-      </w:hyperlink>
-      <w:r>
-        <w:rPr>
-          <w:lang w:val="zh_TW" w:bidi="zh_TW"/>
-        </w:rPr>
-        <w:t>）以及其它地方的臨時居民（</w:t>
-      </w:r>
-      <w:hyperlink r:id="rId31">
-        <w:r>
-          <w:rPr>
-            <w:lang w:val="zh_TW" w:bidi="zh_TW"/>
-          </w:rPr>
-          <w:rPr>
-            <w:color w:val="0000EE"/>
-            <w:u w:val="single"/>
-          </w:rPr>
-          <w:t>得1:1</w:t>
+          <w:t>創8:22</w:t>
         </w:r>
       </w:hyperlink>
       <w:r>
@@ -669,9 +357,40 @@
         <w:rPr>
           <w:lang w:val="zh_TW" w:bidi="zh_TW"/>
         </w:rPr>
-        <w:t>外邦人或臨時居民在以色列擁有某些權利，但也有一些限制。他們可以獻祭（</w:t>
-      </w:r>
-      <w:hyperlink r:id="rId32">
+        <w:t>四個季節與太陽的運行有關：</w:t>
+      </w:r>
+    </w:p>
+    <w:p>
+      <w:pPr>
+        <w:pStyle w:val="ListBullet"/>
+        <w:spacing w:line="240" w:lineRule="auto"/>
+        <w:ind w:left="720"/>
+      </w:pPr>
+      <w:r>
+        <w:rPr>
+          <w:lang w:val="zh_TW" w:bidi="zh_TW"/>
+        </w:rPr>
+      </w:r>
+      <w:r>
+        <w:rPr>
+          <w:lang w:val="zh_TW" w:bidi="zh_TW"/>
+        </w:rPr>
+        <w:t>秋季（</w:t>
+      </w:r>
+      <w:r>
+        <w:rPr>
+          <w:i/>
+          <w:lang w:val="zh_TW" w:bidi="zh_TW"/>
+        </w:rPr>
+        <w:t>setav；</w:t>
+      </w:r>
+      <w:r>
+        <w:rPr>
+          <w:lang w:val="zh_TW" w:bidi="zh_TW"/>
+        </w:rPr>
+        <w:t>原指「雨季」或「雨」；</w:t>
+      </w:r>
+      <w:hyperlink r:id="rId17">
         <w:r>
           <w:rPr>
             <w:lang w:val="zh_TW" w:bidi="zh_TW"/>
@@ -680,338 +399,107 @@
             <w:color w:val="0000EE"/>
             <w:u w:val="single"/>
           </w:rPr>
-          <w:t>利17:8</w:t>
+          <w:t>歌2:11</w:t>
         </w:r>
       </w:hyperlink>
       <w:r>
         <w:rPr>
           <w:lang w:val="zh_TW" w:bidi="zh_TW"/>
         </w:rPr>
-        <w:t>，</w:t>
-      </w:r>
-      <w:hyperlink r:id="rId33">
-        <w:r>
-          <w:rPr>
-            <w:lang w:val="zh_TW" w:bidi="zh_TW"/>
-          </w:rPr>
-          <w:rPr>
-            <w:color w:val="0000EE"/>
-            <w:u w:val="single"/>
-          </w:rPr>
-          <w:t>22:18</w:t>
-        </w:r>
-      </w:hyperlink>
-      <w:r>
-        <w:rPr>
-          <w:lang w:val="zh_TW" w:bidi="zh_TW"/>
-        </w:rPr>
-        <w:t>），但只有受過割禮，才能進入聖所（</w:t>
-      </w:r>
-      <w:hyperlink r:id="rId34">
-        <w:r>
-          <w:rPr>
-            <w:lang w:val="zh_TW" w:bidi="zh_TW"/>
-          </w:rPr>
-          <w:rPr>
-            <w:color w:val="0000EE"/>
-            <w:u w:val="single"/>
-          </w:rPr>
-          <w:t>結44:9</w:t>
-        </w:r>
-      </w:hyperlink>
-      <w:r>
-        <w:rPr>
-          <w:lang w:val="zh_TW" w:bidi="zh_TW"/>
-        </w:rPr>
-        <w:t>）。他們可以參加猶太的三個節期（</w:t>
-      </w:r>
-      <w:hyperlink r:id="rId35">
-        <w:r>
-          <w:rPr>
-            <w:lang w:val="zh_TW" w:bidi="zh_TW"/>
-          </w:rPr>
-          <w:rPr>
-            <w:color w:val="0000EE"/>
-            <w:u w:val="single"/>
-          </w:rPr>
-          <w:t>申16:11、14</w:t>
-        </w:r>
-      </w:hyperlink>
-      <w:r>
-        <w:rPr>
-          <w:lang w:val="zh_TW" w:bidi="zh_TW"/>
-        </w:rPr>
-        <w:t>），但只有受過割禮，才能吃逾越節的晚餐（</w:t>
-      </w:r>
-      <w:hyperlink r:id="rId36">
-        <w:r>
-          <w:rPr>
-            <w:lang w:val="zh_TW" w:bidi="zh_TW"/>
-          </w:rPr>
-          <w:rPr>
-            <w:color w:val="0000EE"/>
-            <w:u w:val="single"/>
-          </w:rPr>
-          <w:t>出12:43、48</w:t>
-        </w:r>
-      </w:hyperlink>
-      <w:r>
-        <w:rPr>
-          <w:lang w:val="zh_TW" w:bidi="zh_TW"/>
-        </w:rPr>
-        <w:t>）。外邦人不必遵循以色列的宗教，但他們可以享受其中一些利益（</w:t>
-      </w:r>
-      <w:hyperlink r:id="rId37">
-        <w:r>
-          <w:rPr>
-            <w:lang w:val="zh_TW" w:bidi="zh_TW"/>
-          </w:rPr>
-          <w:rPr>
-            <w:color w:val="0000EE"/>
-            <w:u w:val="single"/>
-          </w:rPr>
-          <w:t>申14:29</w:t>
-        </w:r>
-      </w:hyperlink>
-      <w:r>
-        <w:rPr>
-          <w:lang w:val="zh_TW" w:bidi="zh_TW"/>
-        </w:rPr>
-        <w:t>）。他們在安息日或贖罪日不能工作（</w:t>
-      </w:r>
-      <w:hyperlink r:id="rId38">
-        <w:r>
-          <w:rPr>
-            <w:lang w:val="zh_TW" w:bidi="zh_TW"/>
-          </w:rPr>
-          <w:rPr>
-            <w:color w:val="0000EE"/>
-            <w:u w:val="single"/>
-          </w:rPr>
-          <w:t>出20:10</w:t>
-        </w:r>
-      </w:hyperlink>
-      <w:r>
-        <w:rPr>
-          <w:lang w:val="zh_TW" w:bidi="zh_TW"/>
-        </w:rPr>
-        <w:t>，</w:t>
-      </w:r>
-      <w:hyperlink r:id="rId39">
-        <w:r>
-          <w:rPr>
-            <w:lang w:val="zh_TW" w:bidi="zh_TW"/>
-          </w:rPr>
-          <w:rPr>
-            <w:color w:val="0000EE"/>
-            <w:u w:val="single"/>
-          </w:rPr>
-          <w:t>23:12</w:t>
-        </w:r>
-      </w:hyperlink>
-      <w:r>
-        <w:rPr>
-          <w:lang w:val="zh_TW" w:bidi="zh_TW"/>
-        </w:rPr>
-        <w:t>；</w:t>
-      </w:r>
-      <w:hyperlink r:id="rId40">
-        <w:r>
-          <w:rPr>
-            <w:lang w:val="zh_TW" w:bidi="zh_TW"/>
-          </w:rPr>
-          <w:rPr>
-            <w:color w:val="0000EE"/>
-            <w:u w:val="single"/>
-          </w:rPr>
-          <w:t>利16:29</w:t>
-        </w:r>
-      </w:hyperlink>
-      <w:r>
-        <w:rPr>
-          <w:lang w:val="zh_TW" w:bidi="zh_TW"/>
-        </w:rPr>
-        <w:t>；</w:t>
-      </w:r>
-      <w:hyperlink r:id="rId41">
-        <w:r>
-          <w:rPr>
-            <w:lang w:val="zh_TW" w:bidi="zh_TW"/>
-          </w:rPr>
-          <w:rPr>
-            <w:color w:val="0000EE"/>
-            <w:u w:val="single"/>
-          </w:rPr>
-          <w:t>申5:14</w:t>
-        </w:r>
-      </w:hyperlink>
-      <w:r>
-        <w:rPr>
-          <w:lang w:val="zh_TW" w:bidi="zh_TW"/>
-        </w:rPr>
-        <w:t>），若褻瀆神的名字，可能會被石頭打死（</w:t>
-      </w:r>
-      <w:hyperlink r:id="rId42">
-        <w:r>
-          <w:rPr>
-            <w:lang w:val="zh_TW" w:bidi="zh_TW"/>
-          </w:rPr>
-          <w:rPr>
-            <w:color w:val="0000EE"/>
-            <w:u w:val="single"/>
-          </w:rPr>
-          <w:t>利24:16</w:t>
-        </w:r>
-      </w:hyperlink>
-      <w:r>
-        <w:rPr>
-          <w:lang w:val="zh_TW" w:bidi="zh_TW"/>
-        </w:rPr>
-        <w:t>；</w:t>
-      </w:r>
-      <w:hyperlink r:id="rId43">
-        <w:r>
-          <w:rPr>
-            <w:lang w:val="zh_TW" w:bidi="zh_TW"/>
-          </w:rPr>
-          <w:rPr>
-            <w:color w:val="0000EE"/>
-            <w:u w:val="single"/>
-          </w:rPr>
-          <w:t>民15:30</w:t>
-        </w:r>
-      </w:hyperlink>
-      <w:r>
-        <w:rPr>
-          <w:lang w:val="zh_TW" w:bidi="zh_TW"/>
-        </w:rPr>
-        <w:t>）。外邦人不可吃血（</w:t>
-      </w:r>
-      <w:hyperlink r:id="rId44">
-        <w:r>
-          <w:rPr>
-            <w:lang w:val="zh_TW" w:bidi="zh_TW"/>
-          </w:rPr>
-          <w:rPr>
-            <w:color w:val="0000EE"/>
-            <w:u w:val="single"/>
-          </w:rPr>
-          <w:t>利17:10–12</w:t>
-        </w:r>
-      </w:hyperlink>
-      <w:r>
-        <w:rPr>
-          <w:lang w:val="zh_TW" w:bidi="zh_TW"/>
-        </w:rPr>
-        <w:t>），但可以吃自然死亡的動物（</w:t>
-      </w:r>
-      <w:hyperlink r:id="rId15">
-        <w:r>
-          <w:rPr>
-            <w:lang w:val="zh_TW" w:bidi="zh_TW"/>
-          </w:rPr>
-          <w:rPr>
-            <w:color w:val="0000EE"/>
-            <w:u w:val="single"/>
-          </w:rPr>
-          <w:t>申14:21</w:t>
-        </w:r>
-      </w:hyperlink>
-      <w:r>
-        <w:rPr>
-          <w:lang w:val="zh_TW" w:bidi="zh_TW"/>
-        </w:rPr>
-        <w:t>）。以色列在性的道德規範也適用於外邦人（</w:t>
-      </w:r>
-      <w:hyperlink r:id="rId45">
-        <w:r>
-          <w:rPr>
-            <w:lang w:val="zh_TW" w:bidi="zh_TW"/>
-          </w:rPr>
-          <w:rPr>
-            <w:color w:val="0000EE"/>
-            <w:u w:val="single"/>
-          </w:rPr>
-          <w:t>利18:26</w:t>
-        </w:r>
-      </w:hyperlink>
-      <w:r>
-        <w:rPr>
-          <w:lang w:val="zh_TW" w:bidi="zh_TW"/>
-        </w:rPr>
-        <w:t>）。以色列人不可與外邦人通婚，但這仍然是常見的現象（</w:t>
-      </w:r>
-      <w:hyperlink r:id="rId46">
-        <w:r>
-          <w:rPr>
-            <w:lang w:val="zh_TW" w:bidi="zh_TW"/>
-          </w:rPr>
-          <w:rPr>
-            <w:color w:val="0000EE"/>
-            <w:u w:val="single"/>
-          </w:rPr>
-          <w:t>創34:14</w:t>
-        </w:r>
-      </w:hyperlink>
-      <w:r>
-        <w:rPr>
-          <w:lang w:val="zh_TW" w:bidi="zh_TW"/>
-        </w:rPr>
-        <w:t>；</w:t>
-      </w:r>
-      <w:hyperlink r:id="rId47">
-        <w:r>
-          <w:rPr>
-            <w:lang w:val="zh_TW" w:bidi="zh_TW"/>
-          </w:rPr>
-          <w:rPr>
-            <w:color w:val="0000EE"/>
-            <w:u w:val="single"/>
-          </w:rPr>
-          <w:t>出34:12、16</w:t>
-        </w:r>
-      </w:hyperlink>
-      <w:r>
-        <w:rPr>
-          <w:lang w:val="zh_TW" w:bidi="zh_TW"/>
-        </w:rPr>
-        <w:t>；</w:t>
-      </w:r>
-      <w:hyperlink r:id="rId48">
-        <w:r>
-          <w:rPr>
-            <w:lang w:val="zh_TW" w:bidi="zh_TW"/>
-          </w:rPr>
-          <w:rPr>
-            <w:color w:val="0000EE"/>
-            <w:u w:val="single"/>
-          </w:rPr>
-          <w:t>申7:3–4</w:t>
-        </w:r>
-      </w:hyperlink>
-      <w:r>
-        <w:rPr>
-          <w:lang w:val="zh_TW" w:bidi="zh_TW"/>
-        </w:rPr>
-        <w:t>；</w:t>
-      </w:r>
-      <w:hyperlink r:id="rId49">
-        <w:r>
-          <w:rPr>
-            <w:lang w:val="zh_TW" w:bidi="zh_TW"/>
-          </w:rPr>
-          <w:rPr>
-            <w:color w:val="0000EE"/>
-            <w:u w:val="single"/>
-          </w:rPr>
-          <w:t>書23:12</w:t>
-        </w:r>
-      </w:hyperlink>
-      <w:r>
-        <w:rPr>
-          <w:lang w:val="zh_TW" w:bidi="zh_TW"/>
-        </w:rPr>
-        <w:t>）。</w:t>
+        <w:t>）始於秋分（9月21日）</w:t>
+      </w:r>
+    </w:p>
+    <w:p>
+      <w:pPr>
+        <w:pStyle w:val="ListBullet"/>
+        <w:spacing w:line="240" w:lineRule="auto"/>
+        <w:ind w:left="720"/>
+      </w:pPr>
+      <w:r>
+        <w:rPr>
+          <w:lang w:val="zh_TW" w:bidi="zh_TW"/>
+        </w:rPr>
+      </w:r>
+      <w:r>
+        <w:rPr>
+          <w:lang w:val="zh_TW" w:bidi="zh_TW"/>
+        </w:rPr>
+        <w:t>冬季（</w:t>
+      </w:r>
+      <w:r>
+        <w:rPr>
+          <w:i/>
+          <w:lang w:val="zh_TW" w:bidi="zh_TW"/>
+        </w:rPr>
+        <w:t>horeph</w:t>
+      </w:r>
+      <w:r>
+        <w:rPr>
+          <w:lang w:val="zh_TW" w:bidi="zh_TW"/>
+        </w:rPr>
+        <w:t>）始於冬至（約12月22日）</w:t>
+      </w:r>
+    </w:p>
+    <w:p>
+      <w:pPr>
+        <w:pStyle w:val="ListBullet"/>
+        <w:spacing w:line="240" w:lineRule="auto"/>
+        <w:ind w:left="720"/>
+      </w:pPr>
+      <w:r>
+        <w:rPr>
+          <w:lang w:val="zh_TW" w:bidi="zh_TW"/>
+        </w:rPr>
+      </w:r>
+      <w:r>
+        <w:rPr>
+          <w:lang w:val="zh_TW" w:bidi="zh_TW"/>
+        </w:rPr>
+        <w:t>春天 （</w:t>
+      </w:r>
+      <w:r>
+        <w:rPr>
+          <w:i/>
+          <w:lang w:val="zh_TW" w:bidi="zh_TW"/>
+        </w:rPr>
+        <w:t>aviv</w:t>
+      </w:r>
+      <w:r>
+        <w:rPr>
+          <w:lang w:val="zh_TW" w:bidi="zh_TW"/>
+        </w:rPr>
+        <w:t>） 開始於春分（3月21日）</w:t>
+      </w:r>
+    </w:p>
+    <w:p>
+      <w:pPr>
+        <w:pStyle w:val="ListBullet"/>
+        <w:spacing w:line="240" w:lineRule="auto"/>
+        <w:ind w:left="720"/>
+      </w:pPr>
+      <w:r>
+        <w:rPr>
+          <w:lang w:val="zh_TW" w:bidi="zh_TW"/>
+        </w:rPr>
+      </w:r>
+      <w:r>
+        <w:rPr>
+          <w:lang w:val="zh_TW" w:bidi="zh_TW"/>
+        </w:rPr>
+        <w:t>夏季（</w:t>
+      </w:r>
+      <w:r>
+        <w:rPr>
+          <w:i/>
+          <w:lang w:val="zh_TW" w:bidi="zh_TW"/>
+        </w:rPr>
+        <w:t>qayits</w:t>
+      </w:r>
+      <w:r>
+        <w:rPr>
+          <w:lang w:val="zh_TW" w:bidi="zh_TW"/>
+        </w:rPr>
+        <w:t>）始於夏至（6月22日）</w:t>
       </w:r>
     </w:p>
     <w:p>
@@ -1025,313 +513,7 @@
         <w:rPr>
           <w:lang w:val="zh_TW" w:bidi="zh_TW"/>
         </w:rPr>
-        <w:t>摩西律法為外邦人提供公民權利（</w:t>
-      </w:r>
-      <w:hyperlink r:id="rId50">
-        <w:r>
-          <w:rPr>
-            <w:lang w:val="zh_TW" w:bidi="zh_TW"/>
-          </w:rPr>
-          <w:rPr>
-            <w:color w:val="0000EE"/>
-            <w:u w:val="single"/>
-          </w:rPr>
-          <w:t>出12:49</w:t>
-        </w:r>
-      </w:hyperlink>
-      <w:r>
-        <w:rPr>
-          <w:lang w:val="zh_TW" w:bidi="zh_TW"/>
-        </w:rPr>
-        <w:t>；</w:t>
-      </w:r>
-      <w:hyperlink r:id="rId51">
-        <w:r>
-          <w:rPr>
-            <w:lang w:val="zh_TW" w:bidi="zh_TW"/>
-          </w:rPr>
-          <w:rPr>
-            <w:color w:val="0000EE"/>
-            <w:u w:val="single"/>
-          </w:rPr>
-          <w:t>利24:22</w:t>
-        </w:r>
-      </w:hyperlink>
-      <w:r>
-        <w:rPr>
-          <w:lang w:val="zh_TW" w:bidi="zh_TW"/>
-        </w:rPr>
-        <w:t>）。他們遵循相同的法律程序和懲罰（</w:t>
-      </w:r>
-      <w:hyperlink r:id="rId52">
-        <w:r>
-          <w:rPr>
-            <w:lang w:val="zh_TW" w:bidi="zh_TW"/>
-          </w:rPr>
-          <w:rPr>
-            <w:color w:val="0000EE"/>
-            <w:u w:val="single"/>
-          </w:rPr>
-          <w:t>利20:2</w:t>
-        </w:r>
-      </w:hyperlink>
-      <w:r>
-        <w:rPr>
-          <w:lang w:val="zh_TW" w:bidi="zh_TW"/>
-        </w:rPr>
-        <w:t>，</w:t>
-      </w:r>
-      <w:hyperlink r:id="rId53">
-        <w:r>
-          <w:rPr>
-            <w:lang w:val="zh_TW" w:bidi="zh_TW"/>
-          </w:rPr>
-          <w:rPr>
-            <w:color w:val="0000EE"/>
-            <w:u w:val="single"/>
-          </w:rPr>
-          <w:t>24:16、22</w:t>
-        </w:r>
-      </w:hyperlink>
-      <w:r>
-        <w:rPr>
-          <w:lang w:val="zh_TW" w:bidi="zh_TW"/>
-        </w:rPr>
-        <w:t>；</w:t>
-      </w:r>
-      <w:hyperlink r:id="rId54">
-        <w:r>
-          <w:rPr>
-            <w:lang w:val="zh_TW" w:bidi="zh_TW"/>
-          </w:rPr>
-          <w:rPr>
-            <w:color w:val="0000EE"/>
-            <w:u w:val="single"/>
-          </w:rPr>
-          <w:t>申1:16</w:t>
-        </w:r>
-      </w:hyperlink>
-      <w:r>
-        <w:rPr>
-          <w:lang w:val="zh_TW" w:bidi="zh_TW"/>
-        </w:rPr>
-        <w:t>）。他們應被禮貌對待（</w:t>
-      </w:r>
-      <w:hyperlink r:id="rId55">
-        <w:r>
-          <w:rPr>
-            <w:lang w:val="zh_TW" w:bidi="zh_TW"/>
-          </w:rPr>
-          <w:rPr>
-            <w:color w:val="0000EE"/>
-            <w:u w:val="single"/>
-          </w:rPr>
-          <w:t>出22:21</w:t>
-        </w:r>
-      </w:hyperlink>
-      <w:r>
-        <w:rPr>
-          <w:lang w:val="zh_TW" w:bidi="zh_TW"/>
-        </w:rPr>
-        <w:t>，</w:t>
-      </w:r>
-      <w:hyperlink r:id="rId30">
-        <w:r>
-          <w:rPr>
-            <w:lang w:val="zh_TW" w:bidi="zh_TW"/>
-          </w:rPr>
-          <w:rPr>
-            <w:color w:val="0000EE"/>
-            <w:u w:val="single"/>
-          </w:rPr>
-          <w:t>23:9</w:t>
-        </w:r>
-      </w:hyperlink>
-      <w:r>
-        <w:rPr>
-          <w:lang w:val="zh_TW" w:bidi="zh_TW"/>
-        </w:rPr>
-        <w:t>）。他們應當被人以愛相待，與被神所愛的人一樣（</w:t>
-      </w:r>
-      <w:hyperlink r:id="rId56">
-        <w:r>
-          <w:rPr>
-            <w:lang w:val="zh_TW" w:bidi="zh_TW"/>
-          </w:rPr>
-          <w:rPr>
-            <w:color w:val="0000EE"/>
-            <w:u w:val="single"/>
-          </w:rPr>
-          <w:t>利19:34</w:t>
-        </w:r>
-      </w:hyperlink>
-      <w:r>
-        <w:rPr>
-          <w:lang w:val="zh_TW" w:bidi="zh_TW"/>
-        </w:rPr>
-        <w:t>；</w:t>
-      </w:r>
-      <w:hyperlink r:id="rId57">
-        <w:r>
-          <w:rPr>
-            <w:lang w:val="zh_TW" w:bidi="zh_TW"/>
-          </w:rPr>
-          <w:rPr>
-            <w:color w:val="0000EE"/>
-            <w:u w:val="single"/>
-          </w:rPr>
-          <w:t>申10:18–19</w:t>
-        </w:r>
-      </w:hyperlink>
-      <w:r>
-        <w:rPr>
-          <w:lang w:val="zh_TW" w:bidi="zh_TW"/>
-        </w:rPr>
-        <w:t>）。他們應被慷慨對待（</w:t>
-      </w:r>
-      <w:hyperlink r:id="rId58">
-        <w:r>
-          <w:rPr>
-            <w:lang w:val="zh_TW" w:bidi="zh_TW"/>
-          </w:rPr>
-          <w:rPr>
-            <w:color w:val="0000EE"/>
-            <w:u w:val="single"/>
-          </w:rPr>
-          <w:t>利19:10</w:t>
-        </w:r>
-      </w:hyperlink>
-      <w:r>
-        <w:rPr>
-          <w:lang w:val="zh_TW" w:bidi="zh_TW"/>
-        </w:rPr>
-        <w:t>，</w:t>
-      </w:r>
-      <w:hyperlink r:id="rId59">
-        <w:r>
-          <w:rPr>
-            <w:lang w:val="zh_TW" w:bidi="zh_TW"/>
-          </w:rPr>
-          <w:rPr>
-            <w:color w:val="0000EE"/>
-            <w:u w:val="single"/>
-          </w:rPr>
-          <w:t>23:22</w:t>
-        </w:r>
-      </w:hyperlink>
-      <w:r>
-        <w:rPr>
-          <w:lang w:val="zh_TW" w:bidi="zh_TW"/>
-        </w:rPr>
-        <w:t>；</w:t>
-      </w:r>
-      <w:hyperlink r:id="rId60">
-        <w:r>
-          <w:rPr>
-            <w:lang w:val="zh_TW" w:bidi="zh_TW"/>
-          </w:rPr>
-          <w:rPr>
-            <w:color w:val="0000EE"/>
-            <w:u w:val="single"/>
-          </w:rPr>
-          <w:t>申24:19–22</w:t>
-        </w:r>
-      </w:hyperlink>
-      <w:r>
-        <w:rPr>
-          <w:lang w:val="zh_TW" w:bidi="zh_TW"/>
-        </w:rPr>
-        <w:t>）。在困難時期，他們可以獲得庇護（保護或避難之所）（</w:t>
-      </w:r>
-      <w:hyperlink r:id="rId61">
-        <w:r>
-          <w:rPr>
-            <w:lang w:val="zh_TW" w:bidi="zh_TW"/>
-          </w:rPr>
-          <w:rPr>
-            <w:color w:val="0000EE"/>
-            <w:u w:val="single"/>
-          </w:rPr>
-          <w:t>民35:15</w:t>
-        </w:r>
-      </w:hyperlink>
-      <w:r>
-        <w:rPr>
-          <w:lang w:val="zh_TW" w:bidi="zh_TW"/>
-        </w:rPr>
-        <w:t>；</w:t>
-      </w:r>
-      <w:hyperlink r:id="rId62">
-        <w:r>
-          <w:rPr>
-            <w:lang w:val="zh_TW" w:bidi="zh_TW"/>
-          </w:rPr>
-          <w:rPr>
-            <w:color w:val="0000EE"/>
-            <w:u w:val="single"/>
-          </w:rPr>
-          <w:t>書20:9</w:t>
-        </w:r>
-      </w:hyperlink>
-      <w:r>
-        <w:rPr>
-          <w:lang w:val="zh_TW" w:bidi="zh_TW"/>
-        </w:rPr>
-        <w:t>）。外邦奴僕應得到與希伯來奴僕相同的待遇（</w:t>
-      </w:r>
-      <w:hyperlink r:id="rId63">
-        <w:r>
-          <w:rPr>
-            <w:lang w:val="zh_TW" w:bidi="zh_TW"/>
-          </w:rPr>
-          <w:rPr>
-            <w:color w:val="0000EE"/>
-            <w:u w:val="single"/>
-          </w:rPr>
-          <w:t>申24:14</w:t>
-        </w:r>
-      </w:hyperlink>
-      <w:r>
-        <w:rPr>
-          <w:lang w:val="zh_TW" w:bidi="zh_TW"/>
-        </w:rPr>
-        <w:t>）。外邦人不能參加各支派的會議或被立為王（</w:t>
-      </w:r>
-      <w:hyperlink r:id="rId64">
-        <w:r>
-          <w:rPr>
-            <w:lang w:val="zh_TW" w:bidi="zh_TW"/>
-          </w:rPr>
-          <w:rPr>
-            <w:color w:val="0000EE"/>
-            <w:u w:val="single"/>
-          </w:rPr>
-          <w:t>申17:15</w:t>
-        </w:r>
-      </w:hyperlink>
-      <w:r>
-        <w:rPr>
-          <w:lang w:val="zh_TW" w:bidi="zh_TW"/>
-        </w:rPr>
-        <w:t>）。先知以西結期待未來彌賽亞治理的時代。那時，外邦人將與神的百姓一同享受這片土地的所有祝福（</w:t>
-      </w:r>
-      <w:hyperlink r:id="rId65">
-        <w:r>
-          <w:rPr>
-            <w:lang w:val="zh_TW" w:bidi="zh_TW"/>
-          </w:rPr>
-          <w:rPr>
-            <w:color w:val="0000EE"/>
-            <w:u w:val="single"/>
-          </w:rPr>
-          <w:t>結47:22–23</w:t>
-        </w:r>
-      </w:hyperlink>
-      <w:r>
-        <w:rPr>
-          <w:lang w:val="zh_TW" w:bidi="zh_TW"/>
-        </w:rPr>
-        <w:t>）。</w:t>
+        <w:t>在別是巴發現的一座聖殿（追溯到公元前125年），與夏至的日出對齊。同樣，拉吉（Lachish）的一座聖殿則朝向冬至。來自君主時代的亞拉得（Arad）聖殿幾乎正對東方。它很可能與春分或秋分的日出對齊，耶路撒冷聖殿也是如此。</w:t>
       </w:r>
     </w:p>
     <w:p>
@@ -1345,9 +527,27 @@
         <w:rPr>
           <w:lang w:val="zh_TW" w:bidi="zh_TW"/>
         </w:rPr>
-        <w:t>在新約聖經中，「外邦人」經常被象徵地使用。一方面，基督的工作使所有外邦人（例如，那些與基督隔絕的人）成為神家中的成員（</w:t>
-      </w:r>
-      <w:hyperlink r:id="rId66">
+        <w:t>在希伯來詩詞中，太陽常被用作一個強烈的意象。它被描述為：</w:t>
+      </w:r>
+    </w:p>
+    <w:p>
+      <w:pPr>
+        <w:pStyle w:val="ListBullet"/>
+        <w:spacing w:line="240" w:lineRule="auto"/>
+        <w:ind w:left="720"/>
+      </w:pPr>
+      <w:r>
+        <w:rPr>
+          <w:lang w:val="zh_TW" w:bidi="zh_TW"/>
+        </w:rPr>
+      </w:r>
+      <w:r>
+        <w:rPr>
+          <w:lang w:val="zh_TW" w:bidi="zh_TW"/>
+        </w:rPr>
+        <w:t>擁有居所（</w:t>
+      </w:r>
+      <w:hyperlink r:id="rId18">
         <w:r>
           <w:rPr>
             <w:lang w:val="zh_TW" w:bidi="zh_TW"/>
@@ -1356,16 +556,34 @@
             <w:color w:val="0000EE"/>
             <w:u w:val="single"/>
           </w:rPr>
-          <w:t>弗2:11–19</w:t>
+          <w:t>哈3:11</w:t>
         </w:r>
       </w:hyperlink>
       <w:r>
         <w:rPr>
           <w:lang w:val="zh_TW" w:bidi="zh_TW"/>
         </w:rPr>
-        <w:t>）。另一方面，基督徒應該看自己是在這個世界上寄居的（</w:t>
-      </w:r>
-      <w:hyperlink r:id="rId67">
+        <w:t>）</w:t>
+      </w:r>
+    </w:p>
+    <w:p>
+      <w:pPr>
+        <w:pStyle w:val="ListBullet"/>
+        <w:spacing w:line="240" w:lineRule="auto"/>
+        <w:ind w:left="720"/>
+      </w:pPr>
+      <w:r>
+        <w:rPr>
+          <w:lang w:val="zh_TW" w:bidi="zh_TW"/>
+        </w:rPr>
+      </w:r>
+      <w:r>
+        <w:rPr>
+          <w:lang w:val="zh_TW" w:bidi="zh_TW"/>
+        </w:rPr>
+        <w:t>如同新郎出洞房般 （</w:t>
+      </w:r>
+      <w:hyperlink r:id="rId19">
         <w:r>
           <w:rPr>
             <w:lang w:val="zh_TW" w:bidi="zh_TW"/>
@@ -1374,32 +592,14 @@
             <w:color w:val="0000EE"/>
             <w:u w:val="single"/>
           </w:rPr>
-          <w:t>來11:13</w:t>
+          <w:t>詩19:4–5</w:t>
         </w:r>
       </w:hyperlink>
       <w:r>
         <w:rPr>
           <w:lang w:val="zh_TW" w:bidi="zh_TW"/>
         </w:rPr>
-        <w:t>；</w:t>
-      </w:r>
-      <w:hyperlink r:id="rId68">
-        <w:r>
-          <w:rPr>
-            <w:lang w:val="zh_TW" w:bidi="zh_TW"/>
-          </w:rPr>
-          <w:rPr>
-            <w:color w:val="0000EE"/>
-            <w:u w:val="single"/>
-          </w:rPr>
-          <w:t>彼前2:11</w:t>
-        </w:r>
-      </w:hyperlink>
-      <w:r>
-        <w:rPr>
-          <w:lang w:val="zh_TW" w:bidi="zh_TW"/>
-        </w:rPr>
-        <w:t>）。</w:t>
+        <w:t>）</w:t>
       </w:r>
     </w:p>
     <w:p>
@@ -1411,44 +611,153 @@
       </w:r>
       <w:r>
         <w:rPr>
-          <w:i/>
-          <w:lang w:val="zh_TW" w:bidi="zh_TW"/>
-        </w:rPr>
-        <w:t>另見</w:t>
-      </w:r>
-      <w:r>
-        <w:rPr>
-          <w:lang w:val="zh_TW" w:bidi="zh_TW"/>
-        </w:rPr>
-        <w:t>野蠻人</w:t>
-      </w:r>
-      <w:r>
-        <w:rPr>
-          <w:lang w:val="zh_TW" w:bidi="zh_TW"/>
-        </w:rPr>
-        <w:t>、</w:t>
-      </w:r>
-      <w:r>
-        <w:rPr>
-          <w:lang w:val="zh_TW" w:bidi="zh_TW"/>
-        </w:rPr>
-        <w:t>鄰舍</w:t>
-      </w:r>
-      <w:r>
-        <w:rPr>
-          <w:lang w:val="zh_TW" w:bidi="zh_TW"/>
-        </w:rPr>
-        <w:t>。</w:t>
-      </w:r>
-      <w:r>
-        <w:rPr>
-          <w:lang w:val="zh_TW" w:bidi="zh_TW"/>
-        </w:rPr>
-      </w:r>
-      <w:r>
-        <w:rPr>
-          <w:lang w:val="zh_TW" w:bidi="zh_TW"/>
-        </w:rPr>
+          <w:lang w:val="zh_TW" w:bidi="zh_TW"/>
+        </w:rPr>
+        <w:t>太陽象徵：</w:t>
+      </w:r>
+    </w:p>
+    <w:p>
+      <w:pPr>
+        <w:pStyle w:val="ListBullet"/>
+        <w:spacing w:line="240" w:lineRule="auto"/>
+        <w:ind w:left="720"/>
+      </w:pPr>
+      <w:r>
+        <w:rPr>
+          <w:lang w:val="zh_TW" w:bidi="zh_TW"/>
+        </w:rPr>
+      </w:r>
+      <w:r>
+        <w:rPr>
+          <w:lang w:val="zh_TW" w:bidi="zh_TW"/>
+        </w:rPr>
+        <w:t>恆久不變（</w:t>
+      </w:r>
+      <w:hyperlink r:id="rId20">
+        <w:r>
+          <w:rPr>
+            <w:lang w:val="zh_TW" w:bidi="zh_TW"/>
+          </w:rPr>
+          <w:rPr>
+            <w:color w:val="0000EE"/>
+            <w:u w:val="single"/>
+          </w:rPr>
+          <w:t>詩72:5、17</w:t>
+        </w:r>
+      </w:hyperlink>
+      <w:r>
+        <w:rPr>
+          <w:lang w:val="zh_TW" w:bidi="zh_TW"/>
+        </w:rPr>
+        <w:t>）</w:t>
+      </w:r>
+    </w:p>
+    <w:p>
+      <w:pPr>
+        <w:pStyle w:val="ListBullet"/>
+        <w:spacing w:line="240" w:lineRule="auto"/>
+        <w:ind w:left="720"/>
+      </w:pPr>
+      <w:r>
+        <w:rPr>
+          <w:lang w:val="zh_TW" w:bidi="zh_TW"/>
+        </w:rPr>
+      </w:r>
+      <w:r>
+        <w:rPr>
+          <w:lang w:val="zh_TW" w:bidi="zh_TW"/>
+        </w:rPr>
+        <w:t>律法（</w:t>
+      </w:r>
+      <w:hyperlink r:id="rId21">
+        <w:r>
+          <w:rPr>
+            <w:lang w:val="zh_TW" w:bidi="zh_TW"/>
+          </w:rPr>
+          <w:rPr>
+            <w:color w:val="0000EE"/>
+            <w:u w:val="single"/>
+          </w:rPr>
+          <w:t>詩19:7</w:t>
+        </w:r>
+      </w:hyperlink>
+      <w:r>
+        <w:rPr>
+          <w:lang w:val="zh_TW" w:bidi="zh_TW"/>
+        </w:rPr>
+        <w:t>）</w:t>
+      </w:r>
+    </w:p>
+    <w:p>
+      <w:pPr>
+        <w:pStyle w:val="ListBullet"/>
+        <w:spacing w:line="240" w:lineRule="auto"/>
+        <w:ind w:left="720"/>
+      </w:pPr>
+      <w:r>
+        <w:rPr>
+          <w:lang w:val="zh_TW" w:bidi="zh_TW"/>
+        </w:rPr>
+      </w:r>
+      <w:r>
+        <w:rPr>
+          <w:lang w:val="zh_TW" w:bidi="zh_TW"/>
+        </w:rPr>
+        <w:t>神的同在 （</w:t>
+      </w:r>
+      <w:hyperlink r:id="rId22">
+        <w:r>
+          <w:rPr>
+            <w:lang w:val="zh_TW" w:bidi="zh_TW"/>
+          </w:rPr>
+          <w:rPr>
+            <w:color w:val="0000EE"/>
+            <w:u w:val="single"/>
+          </w:rPr>
+          <w:t>詩84:11</w:t>
+        </w:r>
+      </w:hyperlink>
+      <w:r>
+        <w:rPr>
+          <w:lang w:val="zh_TW" w:bidi="zh_TW"/>
+        </w:rPr>
+        <w:t>）</w:t>
+      </w:r>
+    </w:p>
+    <w:p>
+      <w:pPr>
+        <w:pStyle w:val="ListBullet"/>
+        <w:spacing w:line="240" w:lineRule="auto"/>
+        <w:ind w:left="720"/>
+      </w:pPr>
+      <w:r>
+        <w:rPr>
+          <w:lang w:val="zh_TW" w:bidi="zh_TW"/>
+        </w:rPr>
+      </w:r>
+      <w:r>
+        <w:rPr>
+          <w:lang w:val="zh_TW" w:bidi="zh_TW"/>
+        </w:rPr>
+        <w:t>美麗（</w:t>
+      </w:r>
+      <w:hyperlink r:id="rId23">
+        <w:r>
+          <w:rPr>
+            <w:lang w:val="zh_TW" w:bidi="zh_TW"/>
+          </w:rPr>
+          <w:rPr>
+            <w:color w:val="0000EE"/>
+            <w:u w:val="single"/>
+          </w:rPr>
+          <w:t>歌6:10</w:t>
+        </w:r>
+      </w:hyperlink>
+      <w:r>
+        <w:rPr>
+          <w:lang w:val="zh_TW" w:bidi="zh_TW"/>
+        </w:rPr>
+        <w:t>）</w:t>
       </w:r>
     </w:p>
     <w:p>
@@ -1458,21 +767,47 @@
           <w:lang w:val="zh_TW" w:bidi="zh_TW"/>
         </w:rPr>
       </w:r>
-    </w:p>
-    <w:p>
-      <w:pPr>
-        <w:pStyle w:val="Heading2"/>
-      </w:pPr>
-      <w:r>
-        <w:rPr>
-          <w:lang w:val="zh_TW" w:bidi="zh_TW"/>
-        </w:rPr>
-        <w:t>外邦人院</w:t>
-      </w:r>
-      <w:r>
-        <w:rPr>
-          <w:lang w:val="zh_TW" w:bidi="zh_TW"/>
-        </w:rPr>
+      <w:r>
+        <w:rPr>
+          <w:lang w:val="zh_TW" w:bidi="zh_TW"/>
+        </w:rPr>
+        <w:t>在傳道書中，地上的人生常被描述為發生在「日光之下」（</w:t>
+      </w:r>
+      <w:hyperlink r:id="rId24">
+        <w:r>
+          <w:rPr>
+            <w:lang w:val="zh_TW" w:bidi="zh_TW"/>
+          </w:rPr>
+          <w:rPr>
+            <w:color w:val="0000EE"/>
+            <w:u w:val="single"/>
+          </w:rPr>
+          <w:t>傳1:3、9、14</w:t>
+        </w:r>
+      </w:hyperlink>
+      <w:r>
+        <w:rPr>
+          <w:lang w:val="zh_TW" w:bidi="zh_TW"/>
+        </w:rPr>
+        <w:t>，</w:t>
+      </w:r>
+      <w:hyperlink r:id="rId25">
+        <w:r>
+          <w:rPr>
+            <w:lang w:val="zh_TW" w:bidi="zh_TW"/>
+          </w:rPr>
+          <w:rPr>
+            <w:color w:val="0000EE"/>
+            <w:u w:val="single"/>
+          </w:rPr>
+          <w:t>2:11</w:t>
+        </w:r>
+      </w:hyperlink>
+      <w:r>
+        <w:rPr>
+          <w:lang w:val="zh_TW" w:bidi="zh_TW"/>
+        </w:rPr>
+        <w:t>）。</w:t>
       </w:r>
     </w:p>
     <w:p>
@@ -1486,7 +821,151 @@
         <w:rPr>
           <w:lang w:val="zh_TW" w:bidi="zh_TW"/>
         </w:rPr>
-        <w:t>外邦人院是希律王建造的耶路撒冷聖殿中最大的外圍區域。這個庭院呈長方形，但四邊不完全均勻，北端比南端更寬。猶太人和非猶太人（外邦人）都可以進入這個區域。</w:t>
+        <w:t>在混亂和神憤怒的時候，聖經描述太陽變暗（</w:t>
+      </w:r>
+      <w:hyperlink r:id="rId26">
+        <w:r>
+          <w:rPr>
+            <w:lang w:val="zh_TW" w:bidi="zh_TW"/>
+          </w:rPr>
+          <w:rPr>
+            <w:color w:val="0000EE"/>
+            <w:u w:val="single"/>
+          </w:rPr>
+          <w:t>賽13:10</w:t>
+        </w:r>
+      </w:hyperlink>
+      <w:r>
+        <w:rPr>
+          <w:lang w:val="zh_TW" w:bidi="zh_TW"/>
+        </w:rPr>
+        <w:t>；</w:t>
+      </w:r>
+      <w:hyperlink r:id="rId27">
+        <w:r>
+          <w:rPr>
+            <w:lang w:val="zh_TW" w:bidi="zh_TW"/>
+          </w:rPr>
+          <w:rPr>
+            <w:color w:val="0000EE"/>
+            <w:u w:val="single"/>
+          </w:rPr>
+          <w:t>結32:7</w:t>
+        </w:r>
+      </w:hyperlink>
+      <w:r>
+        <w:rPr>
+          <w:lang w:val="zh_TW" w:bidi="zh_TW"/>
+        </w:rPr>
+        <w:t>；</w:t>
+      </w:r>
+      <w:hyperlink r:id="rId28">
+        <w:r>
+          <w:rPr>
+            <w:lang w:val="zh_TW" w:bidi="zh_TW"/>
+          </w:rPr>
+          <w:rPr>
+            <w:color w:val="0000EE"/>
+            <w:u w:val="single"/>
+          </w:rPr>
+          <w:t>珥2:10、31</w:t>
+        </w:r>
+      </w:hyperlink>
+      <w:r>
+        <w:rPr>
+          <w:lang w:val="zh_TW" w:bidi="zh_TW"/>
+        </w:rPr>
+        <w:t>，</w:t>
+      </w:r>
+      <w:hyperlink r:id="rId29">
+        <w:r>
+          <w:rPr>
+            <w:lang w:val="zh_TW" w:bidi="zh_TW"/>
+          </w:rPr>
+          <w:rPr>
+            <w:color w:val="0000EE"/>
+            <w:u w:val="single"/>
+          </w:rPr>
+          <w:t>3:15</w:t>
+        </w:r>
+      </w:hyperlink>
+      <w:r>
+        <w:rPr>
+          <w:lang w:val="zh_TW" w:bidi="zh_TW"/>
+        </w:rPr>
+        <w:t>；</w:t>
+      </w:r>
+      <w:hyperlink r:id="rId30">
+        <w:r>
+          <w:rPr>
+            <w:lang w:val="zh_TW" w:bidi="zh_TW"/>
+          </w:rPr>
+          <w:rPr>
+            <w:color w:val="0000EE"/>
+            <w:u w:val="single"/>
+          </w:rPr>
+          <w:t>番1:15</w:t>
+        </w:r>
+      </w:hyperlink>
+      <w:r>
+        <w:rPr>
+          <w:lang w:val="zh_TW" w:bidi="zh_TW"/>
+        </w:rPr>
+        <w:t>；</w:t>
+      </w:r>
+      <w:hyperlink r:id="rId31">
+        <w:r>
+          <w:rPr>
+            <w:lang w:val="zh_TW" w:bidi="zh_TW"/>
+          </w:rPr>
+          <w:rPr>
+            <w:color w:val="0000EE"/>
+            <w:u w:val="single"/>
+          </w:rPr>
+          <w:t>太24:29</w:t>
+        </w:r>
+      </w:hyperlink>
+      <w:r>
+        <w:rPr>
+          <w:lang w:val="zh_TW" w:bidi="zh_TW"/>
+        </w:rPr>
+        <w:t>；</w:t>
+      </w:r>
+      <w:hyperlink r:id="rId32">
+        <w:r>
+          <w:rPr>
+            <w:lang w:val="zh_TW" w:bidi="zh_TW"/>
+          </w:rPr>
+          <w:rPr>
+            <w:color w:val="0000EE"/>
+            <w:u w:val="single"/>
+          </w:rPr>
+          <w:t>啟8:12</w:t>
+        </w:r>
+      </w:hyperlink>
+      <w:r>
+        <w:rPr>
+          <w:lang w:val="zh_TW" w:bidi="zh_TW"/>
+        </w:rPr>
+        <w:t>）。這個意象可能指的是日蝕，這在古人眼中是極其可怕的事件。太陽變得灰暗也可能是指「西洛可風」（sirocco）的影響，當沙塵暴或濃霧遮蔽天空時，陽光會黯淡無光。另一方面，耶和華得勝的日子則被描述為太陽要比現在的光強烈七倍（</w:t>
+      </w:r>
+      <w:hyperlink r:id="rId33">
+        <w:r>
+          <w:rPr>
+            <w:lang w:val="zh_TW" w:bidi="zh_TW"/>
+          </w:rPr>
+          <w:rPr>
+            <w:color w:val="0000EE"/>
+            <w:u w:val="single"/>
+          </w:rPr>
+          <w:t>賽30:26</w:t>
+        </w:r>
+      </w:hyperlink>
+      <w:r>
+        <w:rPr>
+          <w:lang w:val="zh_TW" w:bidi="zh_TW"/>
+        </w:rPr>
+        <w:t>）。</w:t>
       </w:r>
     </w:p>
     <w:p>
@@ -1498,63 +977,74 @@
       </w:r>
       <w:r>
         <w:rPr>
-          <w:lang w:val="zh_TW" w:bidi="zh_TW"/>
-        </w:rPr>
-        <w:t>在這個庭院內，商販出售用於聖殿獻祭的動物，兌換銀錢的人則幫助訪客將硬幣兌換成適合使用的貨幣。庭院內有一道隔牆，上面有警告標誌，禁止外邦人進入聖殿的內部區域。耶穌曾在這裡驅趕那些濫用聖殿做買賣的人和兌換銀錢的人（</w:t>
-      </w:r>
-      <w:hyperlink r:id="rId69">
-        <w:r>
-          <w:rPr>
-            <w:lang w:val="zh_TW" w:bidi="zh_TW"/>
-          </w:rPr>
-          <w:rPr>
-            <w:color w:val="0000EE"/>
-            <w:u w:val="single"/>
-          </w:rPr>
-          <w:t>太21:12–13</w:t>
-        </w:r>
-      </w:hyperlink>
-      <w:r>
-        <w:rPr>
-          <w:lang w:val="zh_TW" w:bidi="zh_TW"/>
-        </w:rPr>
-        <w:t>；</w:t>
-      </w:r>
-      <w:hyperlink r:id="rId70">
-        <w:r>
-          <w:rPr>
-            <w:lang w:val="zh_TW" w:bidi="zh_TW"/>
-          </w:rPr>
-          <w:rPr>
-            <w:color w:val="0000EE"/>
-            <w:u w:val="single"/>
-          </w:rPr>
-          <w:t>可11:15–18</w:t>
-        </w:r>
-      </w:hyperlink>
-      <w:r>
-        <w:rPr>
-          <w:lang w:val="zh_TW" w:bidi="zh_TW"/>
-        </w:rPr>
-        <w:t>；</w:t>
-      </w:r>
-      <w:hyperlink r:id="rId71">
-        <w:r>
-          <w:rPr>
-            <w:lang w:val="zh_TW" w:bidi="zh_TW"/>
-          </w:rPr>
-          <w:rPr>
-            <w:color w:val="0000EE"/>
-            <w:u w:val="single"/>
-          </w:rPr>
-          <w:t>約2:14–16</w:t>
-        </w:r>
-      </w:hyperlink>
-      <w:r>
-        <w:rPr>
-          <w:lang w:val="zh_TW" w:bidi="zh_TW"/>
-        </w:rPr>
-        <w:t>）。</w:t>
+          <w:i/>
+          <w:lang w:val="zh_TW" w:bidi="zh_TW"/>
+        </w:rPr>
+        <w:t>另見</w:t>
+      </w:r>
+      <w:r>
+        <w:rPr>
+          <w:lang w:val="zh_TW" w:bidi="zh_TW"/>
+        </w:rPr>
+        <w:t xml:space="preserve"> </w:t>
+      </w:r>
+      <w:r>
+        <w:rPr>
+          <w:lang w:val="zh_TW" w:bidi="zh_TW"/>
+        </w:rPr>
+        <w:t>天文學</w:t>
+      </w:r>
+      <w:r>
+        <w:rPr>
+          <w:lang w:val="zh_TW" w:bidi="zh_TW"/>
+        </w:rPr>
+        <w:t>、</w:t>
+      </w:r>
+      <w:r>
+        <w:rPr>
+          <w:lang w:val="zh_TW" w:bidi="zh_TW"/>
+        </w:rPr>
+        <w:t>古代與現代曆法</w:t>
+      </w:r>
+      <w:r>
+        <w:rPr>
+          <w:lang w:val="zh_TW" w:bidi="zh_TW"/>
+        </w:rPr>
+        <w:t>、</w:t>
+      </w:r>
+      <w:r>
+        <w:rPr>
+          <w:lang w:val="zh_TW" w:bidi="zh_TW"/>
+        </w:rPr>
+        <w:t>日</w:t>
+      </w:r>
+      <w:r>
+        <w:rPr>
+          <w:lang w:val="zh_TW" w:bidi="zh_TW"/>
+        </w:rPr>
+        <w:t>、</w:t>
+      </w:r>
+      <w:r>
+        <w:rPr>
+          <w:lang w:val="zh_TW" w:bidi="zh_TW"/>
+        </w:rPr>
+        <w:t>月亮</w:t>
+      </w:r>
+      <w:r>
+        <w:rPr>
+          <w:lang w:val="zh_TW" w:bidi="zh_TW"/>
+        </w:rPr>
+        <w:t>。</w:t>
+      </w:r>
+      <w:r>
+        <w:rPr>
+          <w:lang w:val="zh_TW" w:bidi="zh_TW"/>
+        </w:rPr>
+      </w:r>
+      <w:r>
+        <w:rPr>
+          <w:lang w:val="zh_TW" w:bidi="zh_TW"/>
+        </w:rPr>
       </w:r>
     </w:p>
     <w:p>
@@ -1564,30 +1054,805 @@
           <w:lang w:val="zh_TW" w:bidi="zh_TW"/>
         </w:rPr>
       </w:r>
-      <w:r>
-        <w:rPr>
-          <w:i/>
-          <w:lang w:val="zh_TW" w:bidi="zh_TW"/>
-        </w:rPr>
-        <w:t>另見</w:t>
-      </w:r>
-      <w:r>
-        <w:rPr>
-          <w:lang w:val="zh_TW" w:bidi="zh_TW"/>
-        </w:rPr>
-        <w:t xml:space="preserve"> </w:t>
-      </w:r>
-      <w:r>
-        <w:rPr>
-          <w:lang w:val="zh_TW" w:bidi="zh_TW"/>
-        </w:rPr>
-        <w:t>聖殿</w:t>
-      </w:r>
-      <w:r>
-        <w:rPr>
-          <w:lang w:val="zh_TW" w:bidi="zh_TW"/>
-        </w:rPr>
-        <w:t>。</w:t>
+    </w:p>
+    <w:p>
+      <w:pPr>
+        <w:pStyle w:val="Heading2"/>
+      </w:pPr>
+      <w:r>
+        <w:rPr>
+          <w:lang w:val="zh_TW" w:bidi="zh_TW"/>
+        </w:rPr>
+        <w:t>泰爾</w:t>
+      </w:r>
+      <w:r>
+        <w:rPr>
+          <w:lang w:val="zh_TW" w:bidi="zh_TW"/>
+        </w:rPr>
+      </w:r>
+    </w:p>
+    <w:p>
+      <w:pPr/>
+      <w:r>
+        <w:rPr>
+          <w:lang w:val="zh_TW" w:bidi="zh_TW"/>
+        </w:rPr>
+      </w:r>
+      <w:r>
+        <w:rPr>
+          <w:lang w:val="zh_TW" w:bidi="zh_TW"/>
+        </w:rPr>
+        <w:t>一個古老的腓尼基城邦國家，以小型獨立國家的方式自治。泰爾（Tyre）位於地中海沿岸，距離西頓以南32.2公里（20英里），阿卡以北37公里（23英里）。泰爾有兩個主要區域：</w:t>
+      </w:r>
+    </w:p>
+    <w:p>
+      <w:pPr>
+        <w:pStyle w:val="ListBullet"/>
+        <w:spacing w:line="240" w:lineRule="auto"/>
+        <w:ind w:left="720"/>
+      </w:pPr>
+      <w:r>
+        <w:rPr>
+          <w:lang w:val="zh_TW" w:bidi="zh_TW"/>
+        </w:rPr>
+      </w:r>
+      <w:r>
+        <w:rPr>
+          <w:lang w:val="zh_TW" w:bidi="zh_TW"/>
+        </w:rPr>
+        <w:t>位於陸地上較古老的港口城市</w:t>
+      </w:r>
+    </w:p>
+    <w:p>
+      <w:pPr>
+        <w:pStyle w:val="ListBullet"/>
+        <w:spacing w:line="240" w:lineRule="auto"/>
+        <w:ind w:left="720"/>
+      </w:pPr>
+      <w:r>
+        <w:rPr>
+          <w:lang w:val="zh_TW" w:bidi="zh_TW"/>
+        </w:rPr>
+      </w:r>
+      <w:r>
+        <w:rPr>
+          <w:lang w:val="zh_TW" w:bidi="zh_TW"/>
+        </w:rPr>
+        <w:t>距離海岸半英里（0.8公里）的島嶼城市，大多數人口居住在那裡。</w:t>
+      </w:r>
+    </w:p>
+    <w:p>
+      <w:pPr>
+        <w:pStyle w:val="Heading3"/>
+      </w:pPr>
+      <w:r>
+        <w:rPr>
+          <w:lang w:val="zh_TW" w:bidi="zh_TW"/>
+        </w:rPr>
+        <w:t>泰爾的歷史</w:t>
+      </w:r>
+    </w:p>
+    <w:p>
+      <w:pPr/>
+      <w:r>
+        <w:rPr>
+          <w:lang w:val="zh_TW" w:bidi="zh_TW"/>
+        </w:rPr>
+      </w:r>
+      <w:r>
+        <w:rPr>
+          <w:lang w:val="zh_TW" w:bidi="zh_TW"/>
+        </w:rPr>
+        <w:t>根據希羅多德（Herodotus）的說法，泰爾在大約公元前2700年建立。最早提到泰爾的是15世紀的烏加里特（Ugaritic）文件和類似的埃及文件。泰爾首次出現在聖經中是在亞設產業的城市列表中（</w:t>
+      </w:r>
+      <w:hyperlink r:id="rId34">
+        <w:r>
+          <w:rPr>
+            <w:lang w:val="zh_TW" w:bidi="zh_TW"/>
+          </w:rPr>
+          <w:rPr>
+            <w:color w:val="0000EE"/>
+            <w:u w:val="single"/>
+          </w:rPr>
+          <w:t>約書亞記19:29</w:t>
+        </w:r>
+      </w:hyperlink>
+      <w:r>
+        <w:rPr>
+          <w:lang w:val="zh_TW" w:bidi="zh_TW"/>
+        </w:rPr>
+        <w:t>）。當時，它被描述是「保障」，顯然從未被以色列人征服過（</w:t>
+      </w:r>
+      <w:hyperlink r:id="rId35">
+        <w:r>
+          <w:rPr>
+            <w:lang w:val="zh_TW" w:bidi="zh_TW"/>
+          </w:rPr>
+          <w:rPr>
+            <w:color w:val="0000EE"/>
+            <w:u w:val="single"/>
+          </w:rPr>
+          <w:t>撒母耳記下24:7</w:t>
+        </w:r>
+      </w:hyperlink>
+      <w:r>
+        <w:rPr>
+          <w:lang w:val="zh_TW" w:bidi="zh_TW"/>
+        </w:rPr>
+        <w:t>）。泰爾最重要的意義是一個商業中心。由於其地理位置，泰爾透過地中海地區的海路而有繁榮昌盛的貿易。與美索不達米亞和阿拉伯的陸路貿易往來也很重要。</w:t>
+      </w:r>
+    </w:p>
+    <w:p>
+      <w:pPr>
+        <w:pStyle w:val="Heading3"/>
+      </w:pPr>
+      <w:r>
+        <w:rPr>
+          <w:lang w:val="zh_TW" w:bidi="zh_TW"/>
+        </w:rPr>
+        <w:t>泰爾與以色列的關係</w:t>
+      </w:r>
+    </w:p>
+    <w:p>
+      <w:pPr/>
+      <w:r>
+        <w:rPr>
+          <w:lang w:val="zh_TW" w:bidi="zh_TW"/>
+        </w:rPr>
+      </w:r>
+      <w:r>
+        <w:rPr>
+          <w:lang w:val="zh_TW" w:bidi="zh_TW"/>
+        </w:rPr>
+        <w:t>當大衛和所羅門統治以色列時，泰爾是強大的商業盟友。大衛和所羅門都與泰爾的希蘭進行貿易。他們用農產品換取木材、建築材料和技術工人（</w:t>
+      </w:r>
+      <w:hyperlink r:id="rId36">
+        <w:r>
+          <w:rPr>
+            <w:lang w:val="zh_TW" w:bidi="zh_TW"/>
+          </w:rPr>
+          <w:rPr>
+            <w:color w:val="0000EE"/>
+            <w:u w:val="single"/>
+          </w:rPr>
+          <w:t>撒母耳記下5:11</w:t>
+        </w:r>
+      </w:hyperlink>
+      <w:r>
+        <w:rPr>
+          <w:lang w:val="zh_TW" w:bidi="zh_TW"/>
+        </w:rPr>
+        <w:t>；</w:t>
+      </w:r>
+      <w:hyperlink r:id="rId37">
+        <w:r>
+          <w:rPr>
+            <w:lang w:val="zh_TW" w:bidi="zh_TW"/>
+          </w:rPr>
+          <w:rPr>
+            <w:color w:val="0000EE"/>
+            <w:u w:val="single"/>
+          </w:rPr>
+          <w:t>列王紀上5:1–11</w:t>
+        </w:r>
+      </w:hyperlink>
+      <w:r>
+        <w:rPr>
+          <w:lang w:val="zh_TW" w:bidi="zh_TW"/>
+        </w:rPr>
+        <w:t>；</w:t>
+      </w:r>
+      <w:hyperlink r:id="rId38">
+        <w:r>
+          <w:rPr>
+            <w:lang w:val="zh_TW" w:bidi="zh_TW"/>
+          </w:rPr>
+          <w:rPr>
+            <w:color w:val="0000EE"/>
+            <w:u w:val="single"/>
+          </w:rPr>
+          <w:t>曆代志上14:1</w:t>
+        </w:r>
+      </w:hyperlink>
+      <w:r>
+        <w:rPr>
+          <w:lang w:val="zh_TW" w:bidi="zh_TW"/>
+        </w:rPr>
+        <w:t>；</w:t>
+      </w:r>
+      <w:hyperlink r:id="rId39">
+        <w:r>
+          <w:rPr>
+            <w:lang w:val="zh_TW" w:bidi="zh_TW"/>
+          </w:rPr>
+          <w:rPr>
+            <w:color w:val="0000EE"/>
+            <w:u w:val="single"/>
+          </w:rPr>
+          <w:t>曆代志下2:3</w:t>
+        </w:r>
+      </w:hyperlink>
+      <w:hyperlink r:id="rId37">
+        <w:r>
+          <w:rPr>
+            <w:lang w:val="zh_TW" w:bidi="zh_TW"/>
+          </w:rPr>
+          <w:rPr>
+            <w:color w:val="0000EE"/>
+            <w:u w:val="single"/>
+          </w:rPr>
+          <w:t>–</w:t>
+        </w:r>
+      </w:hyperlink>
+      <w:hyperlink r:id="rId39">
+        <w:r>
+          <w:rPr>
+            <w:lang w:val="zh_TW" w:bidi="zh_TW"/>
+          </w:rPr>
+          <w:rPr>
+            <w:color w:val="0000EE"/>
+            <w:u w:val="single"/>
+          </w:rPr>
+          <w:t>16</w:t>
+        </w:r>
+      </w:hyperlink>
+      <w:r>
+        <w:rPr>
+          <w:lang w:val="zh_TW" w:bidi="zh_TW"/>
+        </w:rPr>
+        <w:t>）。</w:t>
+      </w:r>
+    </w:p>
+    <w:p>
+      <w:pPr/>
+      <w:r>
+        <w:rPr>
+          <w:lang w:val="zh_TW" w:bidi="zh_TW"/>
+        </w:rPr>
+      </w:r>
+      <w:r>
+        <w:rPr>
+          <w:lang w:val="zh_TW" w:bidi="zh_TW"/>
+        </w:rPr>
+        <w:t>在王國分裂後，泰爾與以色列仍保持了一段時間的友好關係。亞哈的妻子耶洗別是「</w:t>
+      </w:r>
+      <w:r>
+        <w:rPr>
+          <w:lang w:val="zh_TW" w:bidi="zh_TW"/>
+        </w:rPr>
+        <w:t>西頓王謁巴力</w:t>
+      </w:r>
+      <w:r>
+        <w:rPr>
+          <w:lang w:val="zh_TW" w:bidi="zh_TW"/>
+        </w:rPr>
+        <w:t>」的女兒。這位王在其它地方被稱為泰爾王謁巴力（</w:t>
+      </w:r>
+      <w:hyperlink r:id="rId40">
+        <w:r>
+          <w:rPr>
+            <w:lang w:val="zh_TW" w:bidi="zh_TW"/>
+          </w:rPr>
+          <w:rPr>
+            <w:color w:val="0000EE"/>
+            <w:u w:val="single"/>
+          </w:rPr>
+          <w:t>列王紀上16:31</w:t>
+        </w:r>
+      </w:hyperlink>
+      <w:r>
+        <w:rPr>
+          <w:lang w:val="zh_TW" w:bidi="zh_TW"/>
+        </w:rPr>
+        <w:t>；古代歷史學家梅南德〔Menander〕也提到這位王）。在某個時候，亞述和巴比倫的侵略對泰爾施加了足夠的壓力，使其拒絕了聯盟。到撒馬利亞陷落時，泰爾和以色列不再是盟友，不久後成為敵人。</w:t>
+      </w:r>
+    </w:p>
+    <w:p>
+      <w:pPr>
+        <w:pStyle w:val="Heading3"/>
+      </w:pPr>
+      <w:r>
+        <w:rPr>
+          <w:lang w:val="zh_TW" w:bidi="zh_TW"/>
+        </w:rPr>
+        <w:t>關於泰爾的預言</w:t>
+      </w:r>
+    </w:p>
+    <w:p>
+      <w:pPr/>
+      <w:r>
+        <w:rPr>
+          <w:lang w:val="zh_TW" w:bidi="zh_TW"/>
+        </w:rPr>
+      </w:r>
+      <w:r>
+        <w:rPr>
+          <w:lang w:val="zh_TW" w:bidi="zh_TW"/>
+        </w:rPr>
+        <w:t>在王國時代後期，泰爾受到先知們的強烈責備（</w:t>
+      </w:r>
+      <w:hyperlink r:id="rId41">
+        <w:r>
+          <w:rPr>
+            <w:lang w:val="zh_TW" w:bidi="zh_TW"/>
+          </w:rPr>
+          <w:rPr>
+            <w:color w:val="0000EE"/>
+            <w:u w:val="single"/>
+          </w:rPr>
+          <w:t>以賽亞書23:1–18</w:t>
+        </w:r>
+      </w:hyperlink>
+      <w:r>
+        <w:rPr>
+          <w:lang w:val="zh_TW" w:bidi="zh_TW"/>
+        </w:rPr>
+        <w:t>；</w:t>
+      </w:r>
+      <w:hyperlink r:id="rId42">
+        <w:r>
+          <w:rPr>
+            <w:lang w:val="zh_TW" w:bidi="zh_TW"/>
+          </w:rPr>
+          <w:rPr>
+            <w:color w:val="0000EE"/>
+            <w:u w:val="single"/>
+          </w:rPr>
+          <w:t>耶利米書25:22</w:t>
+        </w:r>
+      </w:hyperlink>
+      <w:r>
+        <w:rPr>
+          <w:lang w:val="zh_TW" w:bidi="zh_TW"/>
+        </w:rPr>
+        <w:t>，</w:t>
+      </w:r>
+      <w:hyperlink r:id="rId43">
+        <w:r>
+          <w:rPr>
+            <w:lang w:val="zh_TW" w:bidi="zh_TW"/>
+          </w:rPr>
+          <w:rPr>
+            <w:color w:val="0000EE"/>
+            <w:u w:val="single"/>
+          </w:rPr>
+          <w:t>27:1</w:t>
+        </w:r>
+      </w:hyperlink>
+      <w:hyperlink r:id="rId41">
+        <w:r>
+          <w:rPr>
+            <w:lang w:val="zh_TW" w:bidi="zh_TW"/>
+          </w:rPr>
+          <w:rPr>
+            <w:color w:val="0000EE"/>
+            <w:u w:val="single"/>
+          </w:rPr>
+          <w:t>–</w:t>
+        </w:r>
+      </w:hyperlink>
+      <w:hyperlink r:id="rId43">
+        <w:r>
+          <w:rPr>
+            <w:lang w:val="zh_TW" w:bidi="zh_TW"/>
+          </w:rPr>
+          <w:rPr>
+            <w:color w:val="0000EE"/>
+            <w:u w:val="single"/>
+          </w:rPr>
+          <w:t>11</w:t>
+        </w:r>
+      </w:hyperlink>
+      <w:r>
+        <w:rPr>
+          <w:lang w:val="zh_TW" w:bidi="zh_TW"/>
+        </w:rPr>
+        <w:t>；</w:t>
+      </w:r>
+      <w:hyperlink r:id="rId44">
+        <w:r>
+          <w:rPr>
+            <w:lang w:val="zh_TW" w:bidi="zh_TW"/>
+          </w:rPr>
+          <w:rPr>
+            <w:color w:val="0000EE"/>
+            <w:u w:val="single"/>
+          </w:rPr>
+          <w:t>以西結書26:1</w:t>
+        </w:r>
+      </w:hyperlink>
+      <w:hyperlink r:id="rId41">
+        <w:r>
+          <w:rPr>
+            <w:lang w:val="zh_TW" w:bidi="zh_TW"/>
+          </w:rPr>
+          <w:rPr>
+            <w:color w:val="0000EE"/>
+            <w:u w:val="single"/>
+          </w:rPr>
+          <w:t>–</w:t>
+        </w:r>
+      </w:hyperlink>
+      <w:hyperlink r:id="rId44">
+        <w:r>
+          <w:rPr>
+            <w:lang w:val="zh_TW" w:bidi="zh_TW"/>
+          </w:rPr>
+          <w:rPr>
+            <w:color w:val="0000EE"/>
+            <w:u w:val="single"/>
+          </w:rPr>
+          <w:t>19</w:t>
+        </w:r>
+      </w:hyperlink>
+      <w:r>
+        <w:rPr>
+          <w:lang w:val="zh_TW" w:bidi="zh_TW"/>
+        </w:rPr>
+        <w:t>；</w:t>
+      </w:r>
+      <w:hyperlink r:id="rId45">
+        <w:r>
+          <w:rPr>
+            <w:lang w:val="zh_TW" w:bidi="zh_TW"/>
+          </w:rPr>
+          <w:rPr>
+            <w:color w:val="0000EE"/>
+            <w:u w:val="single"/>
+          </w:rPr>
+          <w:t>約珥書3:4</w:t>
+        </w:r>
+      </w:hyperlink>
+      <w:hyperlink r:id="rId41">
+        <w:r>
+          <w:rPr>
+            <w:lang w:val="zh_TW" w:bidi="zh_TW"/>
+          </w:rPr>
+          <w:rPr>
+            <w:color w:val="0000EE"/>
+            <w:u w:val="single"/>
+          </w:rPr>
+          <w:t>–</w:t>
+        </w:r>
+      </w:hyperlink>
+      <w:hyperlink r:id="rId45">
+        <w:r>
+          <w:rPr>
+            <w:lang w:val="zh_TW" w:bidi="zh_TW"/>
+          </w:rPr>
+          <w:rPr>
+            <w:color w:val="0000EE"/>
+            <w:u w:val="single"/>
+          </w:rPr>
+          <w:t>8</w:t>
+        </w:r>
+      </w:hyperlink>
+      <w:r>
+        <w:rPr>
+          <w:lang w:val="zh_TW" w:bidi="zh_TW"/>
+        </w:rPr>
+        <w:t>；</w:t>
+      </w:r>
+      <w:hyperlink r:id="rId46">
+        <w:r>
+          <w:rPr>
+            <w:lang w:val="zh_TW" w:bidi="zh_TW"/>
+          </w:rPr>
+          <w:rPr>
+            <w:color w:val="0000EE"/>
+            <w:u w:val="single"/>
+          </w:rPr>
+          <w:t>阿摩司書1:9</w:t>
+        </w:r>
+      </w:hyperlink>
+      <w:hyperlink r:id="rId41">
+        <w:r>
+          <w:rPr>
+            <w:lang w:val="zh_TW" w:bidi="zh_TW"/>
+          </w:rPr>
+          <w:rPr>
+            <w:color w:val="0000EE"/>
+            <w:u w:val="single"/>
+          </w:rPr>
+          <w:t>–</w:t>
+        </w:r>
+      </w:hyperlink>
+      <w:hyperlink r:id="rId46">
+        <w:r>
+          <w:rPr>
+            <w:lang w:val="zh_TW" w:bidi="zh_TW"/>
+          </w:rPr>
+          <w:rPr>
+            <w:color w:val="0000EE"/>
+            <w:u w:val="single"/>
+          </w:rPr>
+          <w:t>10</w:t>
+        </w:r>
+      </w:hyperlink>
+      <w:r>
+        <w:rPr>
+          <w:lang w:val="zh_TW" w:bidi="zh_TW"/>
+        </w:rPr>
+        <w:t>）。泰爾被譴責的原因有幾個：</w:t>
+      </w:r>
+    </w:p>
+    <w:p>
+      <w:pPr>
+        <w:pStyle w:val="ListBullet"/>
+        <w:spacing w:line="240" w:lineRule="auto"/>
+        <w:ind w:left="720"/>
+      </w:pPr>
+      <w:r>
+        <w:rPr>
+          <w:lang w:val="zh_TW" w:bidi="zh_TW"/>
+        </w:rPr>
+      </w:r>
+      <w:r>
+        <w:rPr>
+          <w:lang w:val="zh_TW" w:bidi="zh_TW"/>
+        </w:rPr>
+        <w:t>由於其商業重要性，泰爾成為亞述和埃及競爭的焦點。泰爾在這些競爭者之間周旋，同時積累自己的財富並剝削鄰國。</w:t>
+      </w:r>
+    </w:p>
+    <w:p>
+      <w:pPr>
+        <w:pStyle w:val="ListBullet"/>
+        <w:spacing w:line="240" w:lineRule="auto"/>
+        <w:ind w:left="720"/>
+      </w:pPr>
+      <w:r>
+        <w:rPr>
+          <w:lang w:val="zh_TW" w:bidi="zh_TW"/>
+        </w:rPr>
+      </w:r>
+      <w:r>
+        <w:rPr>
+          <w:lang w:val="zh_TW" w:bidi="zh_TW"/>
+        </w:rPr>
+        <w:t>泰爾充滿了貪婪的商人。</w:t>
+      </w:r>
+    </w:p>
+    <w:p>
+      <w:pPr>
+        <w:pStyle w:val="ListBullet"/>
+        <w:spacing w:line="240" w:lineRule="auto"/>
+        <w:ind w:left="720"/>
+      </w:pPr>
+      <w:r>
+        <w:rPr>
+          <w:lang w:val="zh_TW" w:bidi="zh_TW"/>
+        </w:rPr>
+      </w:r>
+      <w:r>
+        <w:rPr>
+          <w:lang w:val="zh_TW" w:bidi="zh_TW"/>
+        </w:rPr>
+        <w:t>泰爾也是宗教偶像崇拜和性道德敗壞的中心。</w:t>
+      </w:r>
+    </w:p>
+    <w:p>
+      <w:pPr>
+        <w:pStyle w:val="ListBullet"/>
+        <w:spacing w:line="240" w:lineRule="auto"/>
+        <w:ind w:left="720"/>
+      </w:pPr>
+      <w:r>
+        <w:rPr>
+          <w:lang w:val="zh_TW" w:bidi="zh_TW"/>
+        </w:rPr>
+      </w:r>
+      <w:r>
+        <w:rPr>
+          <w:lang w:val="zh_TW" w:bidi="zh_TW"/>
+        </w:rPr>
+        <w:t>泰爾因其巨大的財富和戰略位置而極其驕傲。</w:t>
+      </w:r>
+    </w:p>
+    <w:p>
+      <w:pPr/>
+      <w:r>
+        <w:rPr>
+          <w:lang w:val="zh_TW" w:bidi="zh_TW"/>
+        </w:rPr>
+      </w:r>
+      <w:r>
+        <w:rPr>
+          <w:lang w:val="zh_TW" w:bidi="zh_TW"/>
+        </w:rPr>
+        <w:t>以西結的預言提供了泰爾城的詳細圖景，其商業帝國、罪惡及最終的滅亡（</w:t>
+      </w:r>
+      <w:hyperlink r:id="rId47">
+        <w:r>
+          <w:rPr>
+            <w:lang w:val="zh_TW" w:bidi="zh_TW"/>
+          </w:rPr>
+          <w:rPr>
+            <w:color w:val="0000EE"/>
+            <w:u w:val="single"/>
+          </w:rPr>
+          <w:t>以西結書26:1</w:t>
+        </w:r>
+      </w:hyperlink>
+      <w:hyperlink r:id="rId41">
+        <w:r>
+          <w:rPr>
+            <w:lang w:val="zh_TW" w:bidi="zh_TW"/>
+          </w:rPr>
+          <w:rPr>
+            <w:color w:val="0000EE"/>
+            <w:u w:val="single"/>
+          </w:rPr>
+          <w:t>–</w:t>
+        </w:r>
+      </w:hyperlink>
+      <w:hyperlink r:id="rId47">
+        <w:r>
+          <w:rPr>
+            <w:lang w:val="zh_TW" w:bidi="zh_TW"/>
+          </w:rPr>
+          <w:rPr>
+            <w:color w:val="0000EE"/>
+            <w:u w:val="single"/>
+          </w:rPr>
+          <w:t>28</w:t>
+        </w:r>
+      </w:hyperlink>
+      <w:r>
+        <w:rPr>
+          <w:lang w:val="zh_TW" w:bidi="zh_TW"/>
+        </w:rPr>
+        <w:t>，</w:t>
+      </w:r>
+      <w:hyperlink r:id="rId48">
+        <w:r>
+          <w:rPr>
+            <w:lang w:val="zh_TW" w:bidi="zh_TW"/>
+          </w:rPr>
+          <w:rPr>
+            <w:color w:val="0000EE"/>
+            <w:u w:val="single"/>
+          </w:rPr>
+          <w:t>29:18</w:t>
+        </w:r>
+      </w:hyperlink>
+      <w:hyperlink r:id="rId41">
+        <w:r>
+          <w:rPr>
+            <w:lang w:val="zh_TW" w:bidi="zh_TW"/>
+          </w:rPr>
+          <w:rPr>
+            <w:color w:val="0000EE"/>
+            <w:u w:val="single"/>
+          </w:rPr>
+          <w:t>–</w:t>
+        </w:r>
+      </w:hyperlink>
+      <w:hyperlink r:id="rId48">
+        <w:r>
+          <w:rPr>
+            <w:lang w:val="zh_TW" w:bidi="zh_TW"/>
+          </w:rPr>
+          <w:rPr>
+            <w:color w:val="0000EE"/>
+            <w:u w:val="single"/>
+          </w:rPr>
+          <w:t>20</w:t>
+        </w:r>
+      </w:hyperlink>
+      <w:r>
+        <w:rPr>
+          <w:lang w:val="zh_TW" w:bidi="zh_TW"/>
+        </w:rPr>
+        <w:t>）。泰爾的最終毀滅經歷了將近1900年。直到公元1291年才被徹底摧毀。泰爾被尼布甲尼撒圍攻了13年——從公元前587年直到574年。亞歷山大大帝在公元前332年經過七個月的圍攻後征服了這座城市。亞歷山大從大陸建造了一條通往島上的高架道路。以西結對泰爾驕傲的描述將其與撒但的驕傲相提並論。泰爾的宣稱「</w:t>
+      </w:r>
+      <w:r>
+        <w:rPr>
+          <w:lang w:val="zh_TW" w:bidi="zh_TW"/>
+        </w:rPr>
+        <w:t>我是神； 我在海中坐神之位</w:t>
+      </w:r>
+      <w:r>
+        <w:rPr>
+          <w:lang w:val="zh_TW" w:bidi="zh_TW"/>
+        </w:rPr>
+        <w:t>」，這也是導致撒但墮落同樣的表達方式（</w:t>
+      </w:r>
+      <w:hyperlink r:id="rId49">
+        <w:r>
+          <w:rPr>
+            <w:lang w:val="zh_TW" w:bidi="zh_TW"/>
+          </w:rPr>
+          <w:rPr>
+            <w:color w:val="0000EE"/>
+            <w:u w:val="single"/>
+          </w:rPr>
+          <w:t>以西結書28:2</w:t>
+        </w:r>
+      </w:hyperlink>
+      <w:r>
+        <w:rPr>
+          <w:lang w:val="zh_TW" w:bidi="zh_TW"/>
+        </w:rPr>
+        <w:t>）。</w:t>
+      </w:r>
+    </w:p>
+    <w:p>
+      <w:pPr>
+        <w:pStyle w:val="Heading3"/>
+      </w:pPr>
+      <w:r>
+        <w:rPr>
+          <w:lang w:val="zh_TW" w:bidi="zh_TW"/>
+        </w:rPr>
+        <w:t>新約聖經中的泰爾</w:t>
+      </w:r>
+    </w:p>
+    <w:p>
+      <w:pPr/>
+      <w:r>
+        <w:rPr>
+          <w:lang w:val="zh_TW" w:bidi="zh_TW"/>
+        </w:rPr>
+      </w:r>
+      <w:r>
+        <w:rPr>
+          <w:lang w:val="zh_TW" w:bidi="zh_TW"/>
+        </w:rPr>
+        <w:t>亞歷山大征服並摧毀了部分城市。但新約聖經指出，泰爾已經恢復了一些地位。泰爾在人口和商業力量上等同於或超過耶路撒冷。耶穌在祂早期的事工中曾造訪泰爾周圍地區。祂在那裡醫治了敘利腓尼基婦女的女兒（</w:t>
+      </w:r>
+      <w:hyperlink r:id="rId50">
+        <w:r>
+          <w:rPr>
+            <w:lang w:val="zh_TW" w:bidi="zh_TW"/>
+          </w:rPr>
+          <w:rPr>
+            <w:color w:val="0000EE"/>
+            <w:u w:val="single"/>
+          </w:rPr>
+          <w:t>馬太福音15:21–28</w:t>
+        </w:r>
+      </w:hyperlink>
+      <w:r>
+        <w:rPr>
+          <w:lang w:val="zh_TW" w:bidi="zh_TW"/>
+        </w:rPr>
+        <w:t>；</w:t>
+      </w:r>
+      <w:hyperlink r:id="rId51">
+        <w:r>
+          <w:rPr>
+            <w:lang w:val="zh_TW" w:bidi="zh_TW"/>
+          </w:rPr>
+          <w:rPr>
+            <w:color w:val="0000EE"/>
+            <w:u w:val="single"/>
+          </w:rPr>
+          <w:t>馬可福音7:24–31</w:t>
+        </w:r>
+      </w:hyperlink>
+      <w:r>
+        <w:rPr>
+          <w:lang w:val="zh_TW" w:bidi="zh_TW"/>
+        </w:rPr>
+        <w:t>）。耶穌將棄絕祂的加利利城鎮與泰爾和西頓相比。這種比較意味著加利利人理論上可以拒絕耶穌的理由應該更少，因為他在那裡行了許多神蹟（</w:t>
+      </w:r>
+      <w:hyperlink r:id="rId52">
+        <w:r>
+          <w:rPr>
+            <w:lang w:val="zh_TW" w:bidi="zh_TW"/>
+          </w:rPr>
+          <w:rPr>
+            <w:color w:val="0000EE"/>
+            <w:u w:val="single"/>
+          </w:rPr>
+          <w:t>路加福音10:13–14</w:t>
+        </w:r>
+      </w:hyperlink>
+      <w:r>
+        <w:rPr>
+          <w:lang w:val="zh_TW" w:bidi="zh_TW"/>
+        </w:rPr>
+        <w:t>）。</w:t>
       </w:r>
       <w:r>
         <w:rPr>

--- a/zht/docx/150.content.docx
+++ b/zht/docx/150.content.docx
@@ -19,7 +19,7 @@
         <w:rPr>
           <w:lang w:val="zh_TW" w:bidi="zh_TW"/>
         </w:rPr>
-        <w:t>Resource: Tyndale Open Bible Dictionary</w:t>
+        <w:t>Resource: Aquifer Open Bible Dictionary</w:t>
       </w:r>
       <w:r>
         <w:rPr>
@@ -112,7 +112,7 @@
         <w:rPr>
           <w:lang w:val="zh_TW" w:bidi="zh_TW"/>
         </w:rPr>
-        <w:t>Tyndale Open Bible Dictionary</w:t>
+        <w:t>Aquifer Open Bible Dictionary</w:t>
       </w:r>
     </w:p>
     <w:p>
@@ -149,7 +149,7 @@
         <w:rPr>
           <w:lang w:val="zh_TW" w:bidi="zh_TW"/>
         </w:rPr>
-        <w:t>tai</w:t>
+        <w:t>ta</w:t>
       </w:r>
       <w:r>
         <w:rPr>
@@ -212,7 +212,7 @@
         <w:rPr>
           <w:lang w:val="zh_TW" w:bidi="zh_TW"/>
         </w:rPr>
-        <w:t>太陽</w:t>
+        <w:t>他拉 (人物)</w:t>
       </w:r>
       <w:r>
         <w:rPr>
@@ -231,7 +231,7 @@
         <w:rPr>
           <w:lang w:val="zh_TW" w:bidi="zh_TW"/>
         </w:rPr>
-        <w:t>太陽（譯註：或譯「日頭」）是神所創造的兩大光體之一，用來管理白晝（</w:t>
+        <w:t>他是亞伯蘭（亞伯拉罕）、拿鶴和哈蘭的父親（</w:t>
       </w:r>
       <w:hyperlink r:id="rId13">
         <w:r>
@@ -242,14 +242,14 @@
             <w:color w:val="0000EE"/>
             <w:u w:val="single"/>
           </w:rPr>
-          <w:t>創1:14–15</w:t>
+          <w:t>創11:26</w:t>
         </w:r>
       </w:hyperlink>
       <w:r>
         <w:rPr>
           <w:lang w:val="zh_TW" w:bidi="zh_TW"/>
         </w:rPr>
-        <w:t>）。在聖經時代，一天是從日落開始的，日常獻祭也與太陽的位置有關。第一個燔祭是在日出時獻上的（</w:t>
+        <w:t>；</w:t>
       </w:r>
       <w:hyperlink r:id="rId14">
         <w:r>
@@ -260,7 +260,7 @@
             <w:color w:val="0000EE"/>
             <w:u w:val="single"/>
           </w:rPr>
-          <w:t>出29:39</w:t>
+          <w:t>代上1:26</w:t>
         </w:r>
       </w:hyperlink>
       <w:r>
@@ -278,14 +278,14 @@
             <w:color w:val="0000EE"/>
             <w:u w:val="single"/>
           </w:rPr>
-          <w:t>民28:4</w:t>
+          <w:t>路3:34</w:t>
         </w:r>
       </w:hyperlink>
       <w:r>
         <w:rPr>
           <w:lang w:val="zh_TW" w:bidi="zh_TW"/>
         </w:rPr>
-        <w:t>）。在猶太教的拉比傳統中，白晝的時數隨著季節變化，取決於太陽週期。</w:t>
+        <w:t>）。</w:t>
       </w:r>
     </w:p>
     <w:p>
@@ -299,33 +299,25 @@
         <w:rPr>
           <w:lang w:val="zh_TW" w:bidi="zh_TW"/>
         </w:rPr>
-        <w:t>以色列人用的曆法是陰曆，但春季（逾越節）和秋季（吹角節、贖罪日、住棚節）的大節期卻顯示，他們也考量了太陽年（solar year）。與農事對應的基色曆（Gezer calendar）以太陽年為依據。猶太曆採用19年循環，其中有7年會加上閏月，使陰曆與太陽年對齊，聖經並沒有提到這套系統，學者認為第十三個月是後來才加上的。來自埃及象島（Elephantine）猶太殖民地的亞蘭文文件顯示，早在主前五世紀，這個19年循環的系統已經被使用。雖然沒有相關記錄留存，猶大和以色列王國很可能採用類似的制度。</w:t>
-      </w:r>
-    </w:p>
-    <w:p>
-      <w:pPr/>
-      <w:r>
-        <w:rPr>
-          <w:lang w:val="zh_TW" w:bidi="zh_TW"/>
-        </w:rPr>
-      </w:r>
-      <w:r>
-        <w:rPr>
-          <w:lang w:val="zh_TW" w:bidi="zh_TW"/>
-        </w:rPr>
-        <w:t>在猶太教的拉比傳統中，認為每年都有四季，但舊約僅提到兩季：「</w:t>
-      </w:r>
-      <w:r>
-        <w:rPr>
-          <w:lang w:val="zh_TW" w:bidi="zh_TW"/>
-        </w:rPr>
-        <w:t>稼穡、寒暑、冬夏</w:t>
-      </w:r>
-      <w:r>
-        <w:rPr>
-          <w:lang w:val="zh_TW" w:bidi="zh_TW"/>
-        </w:rPr>
-        <w:t>」（</w:t>
+        <w:t>在提到他拉的兒子時，亞伯蘭雖位列第一，但他很可能並不是長子。聖經記載他拉在70歲時，生了亞伯蘭、拿鶴和哈蘭（</w:t>
+      </w:r>
+      <w:hyperlink r:id="rId13">
+        <w:r>
+          <w:rPr>
+            <w:lang w:val="zh_TW" w:bidi="zh_TW"/>
+          </w:rPr>
+          <w:rPr>
+            <w:color w:val="0000EE"/>
+            <w:u w:val="single"/>
+          </w:rPr>
+          <w:t>創11:26</w:t>
+        </w:r>
+      </w:hyperlink>
+      <w:r>
+        <w:rPr>
+          <w:lang w:val="zh_TW" w:bidi="zh_TW"/>
+        </w:rPr>
+        <w:t>）。根據新約聖經的記載，亞伯蘭是在他父親去世後才離開哈蘭的，當時亞伯蘭75歲（</w:t>
       </w:r>
       <w:hyperlink r:id="rId16">
         <w:r>
@@ -336,59 +328,14 @@
             <w:color w:val="0000EE"/>
             <w:u w:val="single"/>
           </w:rPr>
-          <w:t>創8:22</w:t>
+          <w:t>創12:4</w:t>
         </w:r>
       </w:hyperlink>
       <w:r>
         <w:rPr>
           <w:lang w:val="zh_TW" w:bidi="zh_TW"/>
         </w:rPr>
-        <w:t>）。</w:t>
-      </w:r>
-    </w:p>
-    <w:p>
-      <w:pPr/>
-      <w:r>
-        <w:rPr>
-          <w:lang w:val="zh_TW" w:bidi="zh_TW"/>
-        </w:rPr>
-      </w:r>
-      <w:r>
-        <w:rPr>
-          <w:lang w:val="zh_TW" w:bidi="zh_TW"/>
-        </w:rPr>
-        <w:t>四個季節與太陽的運行有關：</w:t>
-      </w:r>
-    </w:p>
-    <w:p>
-      <w:pPr>
-        <w:pStyle w:val="ListBullet"/>
-        <w:spacing w:line="240" w:lineRule="auto"/>
-        <w:ind w:left="720"/>
-      </w:pPr>
-      <w:r>
-        <w:rPr>
-          <w:lang w:val="zh_TW" w:bidi="zh_TW"/>
-        </w:rPr>
-      </w:r>
-      <w:r>
-        <w:rPr>
-          <w:lang w:val="zh_TW" w:bidi="zh_TW"/>
-        </w:rPr>
-        <w:t>秋季（</w:t>
-      </w:r>
-      <w:r>
-        <w:rPr>
-          <w:i/>
-          <w:lang w:val="zh_TW" w:bidi="zh_TW"/>
-        </w:rPr>
-        <w:t>setav；</w:t>
-      </w:r>
-      <w:r>
-        <w:rPr>
-          <w:lang w:val="zh_TW" w:bidi="zh_TW"/>
-        </w:rPr>
-        <w:t>原指「雨季」或「雨」；</w:t>
+        <w:t>；</w:t>
       </w:r>
       <w:hyperlink r:id="rId17">
         <w:r>
@@ -399,107 +346,14 @@
             <w:color w:val="0000EE"/>
             <w:u w:val="single"/>
           </w:rPr>
-          <w:t>歌2:11</w:t>
+          <w:t>徒7:4</w:t>
         </w:r>
       </w:hyperlink>
       <w:r>
         <w:rPr>
           <w:lang w:val="zh_TW" w:bidi="zh_TW"/>
         </w:rPr>
-        <w:t>）始於秋分（9月21日）</w:t>
-      </w:r>
-    </w:p>
-    <w:p>
-      <w:pPr>
-        <w:pStyle w:val="ListBullet"/>
-        <w:spacing w:line="240" w:lineRule="auto"/>
-        <w:ind w:left="720"/>
-      </w:pPr>
-      <w:r>
-        <w:rPr>
-          <w:lang w:val="zh_TW" w:bidi="zh_TW"/>
-        </w:rPr>
-      </w:r>
-      <w:r>
-        <w:rPr>
-          <w:lang w:val="zh_TW" w:bidi="zh_TW"/>
-        </w:rPr>
-        <w:t>冬季（</w:t>
-      </w:r>
-      <w:r>
-        <w:rPr>
-          <w:i/>
-          <w:lang w:val="zh_TW" w:bidi="zh_TW"/>
-        </w:rPr>
-        <w:t>horeph</w:t>
-      </w:r>
-      <w:r>
-        <w:rPr>
-          <w:lang w:val="zh_TW" w:bidi="zh_TW"/>
-        </w:rPr>
-        <w:t>）始於冬至（約12月22日）</w:t>
-      </w:r>
-    </w:p>
-    <w:p>
-      <w:pPr>
-        <w:pStyle w:val="ListBullet"/>
-        <w:spacing w:line="240" w:lineRule="auto"/>
-        <w:ind w:left="720"/>
-      </w:pPr>
-      <w:r>
-        <w:rPr>
-          <w:lang w:val="zh_TW" w:bidi="zh_TW"/>
-        </w:rPr>
-      </w:r>
-      <w:r>
-        <w:rPr>
-          <w:lang w:val="zh_TW" w:bidi="zh_TW"/>
-        </w:rPr>
-        <w:t>春天 （</w:t>
-      </w:r>
-      <w:r>
-        <w:rPr>
-          <w:i/>
-          <w:lang w:val="zh_TW" w:bidi="zh_TW"/>
-        </w:rPr>
-        <w:t>aviv</w:t>
-      </w:r>
-      <w:r>
-        <w:rPr>
-          <w:lang w:val="zh_TW" w:bidi="zh_TW"/>
-        </w:rPr>
-        <w:t>） 開始於春分（3月21日）</w:t>
-      </w:r>
-    </w:p>
-    <w:p>
-      <w:pPr>
-        <w:pStyle w:val="ListBullet"/>
-        <w:spacing w:line="240" w:lineRule="auto"/>
-        <w:ind w:left="720"/>
-      </w:pPr>
-      <w:r>
-        <w:rPr>
-          <w:lang w:val="zh_TW" w:bidi="zh_TW"/>
-        </w:rPr>
-      </w:r>
-      <w:r>
-        <w:rPr>
-          <w:lang w:val="zh_TW" w:bidi="zh_TW"/>
-        </w:rPr>
-        <w:t>夏季（</w:t>
-      </w:r>
-      <w:r>
-        <w:rPr>
-          <w:i/>
-          <w:lang w:val="zh_TW" w:bidi="zh_TW"/>
-        </w:rPr>
-        <w:t>qayits</w:t>
-      </w:r>
-      <w:r>
-        <w:rPr>
-          <w:lang w:val="zh_TW" w:bidi="zh_TW"/>
-        </w:rPr>
-        <w:t>）始於夏至（6月22日）</w:t>
+        <w:t>）。</w:t>
       </w:r>
     </w:p>
     <w:p>
@@ -513,39 +367,7 @@
         <w:rPr>
           <w:lang w:val="zh_TW" w:bidi="zh_TW"/>
         </w:rPr>
-        <w:t>在別是巴發現的一座聖殿（追溯到公元前125年），與夏至的日出對齊。同樣，拉吉（Lachish）的一座聖殿則朝向冬至。來自君主時代的亞拉得（Arad）聖殿幾乎正對東方。它很可能與春分或秋分的日出對齊，耶路撒冷聖殿也是如此。</w:t>
-      </w:r>
-    </w:p>
-    <w:p>
-      <w:pPr/>
-      <w:r>
-        <w:rPr>
-          <w:lang w:val="zh_TW" w:bidi="zh_TW"/>
-        </w:rPr>
-      </w:r>
-      <w:r>
-        <w:rPr>
-          <w:lang w:val="zh_TW" w:bidi="zh_TW"/>
-        </w:rPr>
-        <w:t>在希伯來詩詞中，太陽常被用作一個強烈的意象。它被描述為：</w:t>
-      </w:r>
-    </w:p>
-    <w:p>
-      <w:pPr>
-        <w:pStyle w:val="ListBullet"/>
-        <w:spacing w:line="240" w:lineRule="auto"/>
-        <w:ind w:left="720"/>
-      </w:pPr>
-      <w:r>
-        <w:rPr>
-          <w:lang w:val="zh_TW" w:bidi="zh_TW"/>
-        </w:rPr>
-      </w:r>
-      <w:r>
-        <w:rPr>
-          <w:lang w:val="zh_TW" w:bidi="zh_TW"/>
-        </w:rPr>
-        <w:t>擁有居所（</w:t>
+        <w:t>他拉去世時是205歲（</w:t>
       </w:r>
       <w:hyperlink r:id="rId18">
         <w:r>
@@ -556,32 +378,14 @@
             <w:color w:val="0000EE"/>
             <w:u w:val="single"/>
           </w:rPr>
-          <w:t>哈3:11</w:t>
+          <w:t>創11:32</w:t>
         </w:r>
       </w:hyperlink>
       <w:r>
         <w:rPr>
           <w:lang w:val="zh_TW" w:bidi="zh_TW"/>
         </w:rPr>
-        <w:t>）</w:t>
-      </w:r>
-    </w:p>
-    <w:p>
-      <w:pPr>
-        <w:pStyle w:val="ListBullet"/>
-        <w:spacing w:line="240" w:lineRule="auto"/>
-        <w:ind w:left="720"/>
-      </w:pPr>
-      <w:r>
-        <w:rPr>
-          <w:lang w:val="zh_TW" w:bidi="zh_TW"/>
-        </w:rPr>
-      </w:r>
-      <w:r>
-        <w:rPr>
-          <w:lang w:val="zh_TW" w:bidi="zh_TW"/>
-        </w:rPr>
-        <w:t>如同新郎出洞房般 （</w:t>
+        <w:t>）。這推算在他拉生亞伯蘭時，他拉至少已經130歲。他拉啟程前往迦南，但他在抵達哈蘭後便停留在那裡，未能繼續前行（</w:t>
       </w:r>
       <w:hyperlink r:id="rId19">
         <w:r>
@@ -592,46 +396,14 @@
             <w:color w:val="0000EE"/>
             <w:u w:val="single"/>
           </w:rPr>
-          <w:t>詩19:4–5</w:t>
+          <w:t>創11:31–32</w:t>
         </w:r>
       </w:hyperlink>
       <w:r>
         <w:rPr>
           <w:lang w:val="zh_TW" w:bidi="zh_TW"/>
         </w:rPr>
-        <w:t>）</w:t>
-      </w:r>
-    </w:p>
-    <w:p>
-      <w:pPr/>
-      <w:r>
-        <w:rPr>
-          <w:lang w:val="zh_TW" w:bidi="zh_TW"/>
-        </w:rPr>
-      </w:r>
-      <w:r>
-        <w:rPr>
-          <w:lang w:val="zh_TW" w:bidi="zh_TW"/>
-        </w:rPr>
-        <w:t>太陽象徵：</w:t>
-      </w:r>
-    </w:p>
-    <w:p>
-      <w:pPr>
-        <w:pStyle w:val="ListBullet"/>
-        <w:spacing w:line="240" w:lineRule="auto"/>
-        <w:ind w:left="720"/>
-      </w:pPr>
-      <w:r>
-        <w:rPr>
-          <w:lang w:val="zh_TW" w:bidi="zh_TW"/>
-        </w:rPr>
-      </w:r>
-      <w:r>
-        <w:rPr>
-          <w:lang w:val="zh_TW" w:bidi="zh_TW"/>
-        </w:rPr>
-        <w:t>恆久不變（</w:t>
+        <w:t>）。亞伯蘭隨後在哈蘭領受了神的命令，要求他離開親族，繼續前往迦南（</w:t>
       </w:r>
       <w:hyperlink r:id="rId20">
         <w:r>
@@ -642,32 +414,103 @@
             <w:color w:val="0000EE"/>
             <w:u w:val="single"/>
           </w:rPr>
-          <w:t>詩72:5、17</w:t>
+          <w:t>創12:1</w:t>
         </w:r>
       </w:hyperlink>
       <w:r>
         <w:rPr>
           <w:lang w:val="zh_TW" w:bidi="zh_TW"/>
         </w:rPr>
-        <w:t>）</w:t>
+        <w:t>）。</w:t>
       </w:r>
     </w:p>
     <w:p>
-      <w:pPr>
-        <w:pStyle w:val="ListBullet"/>
-        <w:spacing w:line="240" w:lineRule="auto"/>
-        <w:ind w:left="720"/>
-      </w:pPr>
-      <w:r>
-        <w:rPr>
-          <w:lang w:val="zh_TW" w:bidi="zh_TW"/>
-        </w:rPr>
-      </w:r>
-      <w:r>
-        <w:rPr>
-          <w:lang w:val="zh_TW" w:bidi="zh_TW"/>
-        </w:rPr>
-        <w:t>律法（</w:t>
+      <w:pPr/>
+      <w:r>
+        <w:rPr>
+          <w:lang w:val="zh_TW" w:bidi="zh_TW"/>
+        </w:rPr>
+      </w:r>
+      <w:r>
+        <w:rPr>
+          <w:i/>
+          <w:lang w:val="zh_TW" w:bidi="zh_TW"/>
+        </w:rPr>
+        <w:t>另見</w:t>
+      </w:r>
+      <w:r>
+        <w:rPr>
+          <w:lang w:val="zh_TW" w:bidi="zh_TW"/>
+        </w:rPr>
+        <w:t>亞伯拉罕</w:t>
+      </w:r>
+      <w:r>
+        <w:rPr>
+          <w:lang w:val="zh_TW" w:bidi="zh_TW"/>
+        </w:rPr>
+        <w:t>。</w:t>
+      </w:r>
+      <w:r>
+        <w:rPr>
+          <w:lang w:val="zh_TW" w:bidi="zh_TW"/>
+        </w:rPr>
+      </w:r>
+      <w:r>
+        <w:rPr>
+          <w:lang w:val="zh_TW" w:bidi="zh_TW"/>
+        </w:rPr>
+      </w:r>
+    </w:p>
+    <w:p>
+      <w:pPr/>
+      <w:r>
+        <w:rPr>
+          <w:lang w:val="zh_TW" w:bidi="zh_TW"/>
+        </w:rPr>
+      </w:r>
+    </w:p>
+    <w:p>
+      <w:pPr>
+        <w:pStyle w:val="Heading2"/>
+      </w:pPr>
+      <w:r>
+        <w:rPr>
+          <w:lang w:val="zh_TW" w:bidi="zh_TW"/>
+        </w:rPr>
+        <w:t>他泊山</w:t>
+      </w:r>
+      <w:r>
+        <w:rPr>
+          <w:lang w:val="zh_TW" w:bidi="zh_TW"/>
+        </w:rPr>
+      </w:r>
+    </w:p>
+    <w:p>
+      <w:pPr/>
+      <w:r>
+        <w:rPr>
+          <w:lang w:val="zh_TW" w:bidi="zh_TW"/>
+        </w:rPr>
+      </w:r>
+      <w:r>
+        <w:rPr>
+          <w:lang w:val="zh_TW" w:bidi="zh_TW"/>
+        </w:rPr>
+        <w:t>下加利利地區一座重要山崗，位於耶斯列谷的東北區域。他泊山位於拿撒勒以東約六英里（9.7公里），從周圍的平地突然升起。雖然他泊山在該地區不是最高的山，海拔只有587.9米（1,929英尺），但他泊山是一個重要的地標。</w:t>
+      </w:r>
+    </w:p>
+    <w:p>
+      <w:pPr/>
+      <w:r>
+        <w:rPr>
+          <w:lang w:val="zh_TW" w:bidi="zh_TW"/>
+        </w:rPr>
+      </w:r>
+      <w:r>
+        <w:rPr>
+          <w:lang w:val="zh_TW" w:bidi="zh_TW"/>
+        </w:rPr>
+        <w:t>他泊山界定了以薩迦支派（Issachar）西部的邊界（</w:t>
       </w:r>
       <w:hyperlink r:id="rId21">
         <w:r>
@@ -678,32 +521,14 @@
             <w:color w:val="0000EE"/>
             <w:u w:val="single"/>
           </w:rPr>
-          <w:t>詩19:7</w:t>
+          <w:t>約書亞記19:22</w:t>
         </w:r>
       </w:hyperlink>
       <w:r>
         <w:rPr>
           <w:lang w:val="zh_TW" w:bidi="zh_TW"/>
         </w:rPr>
-        <w:t>）</w:t>
-      </w:r>
-    </w:p>
-    <w:p>
-      <w:pPr>
-        <w:pStyle w:val="ListBullet"/>
-        <w:spacing w:line="240" w:lineRule="auto"/>
-        <w:ind w:left="720"/>
-      </w:pPr>
-      <w:r>
-        <w:rPr>
-          <w:lang w:val="zh_TW" w:bidi="zh_TW"/>
-        </w:rPr>
-      </w:r>
-      <w:r>
-        <w:rPr>
-          <w:lang w:val="zh_TW" w:bidi="zh_TW"/>
-        </w:rPr>
-        <w:t>神的同在 （</w:t>
+        <w:t>）。它是跨地區的海岸公路——馬里斯大道（Via Maris）上有用的導航工具。這條公路經過加利利的米吉多，通往夏瑣。他泊山有時與遠在北方的黑門山相比（</w:t>
       </w:r>
       <w:hyperlink r:id="rId22">
         <w:r>
@@ -714,32 +539,14 @@
             <w:color w:val="0000EE"/>
             <w:u w:val="single"/>
           </w:rPr>
-          <w:t>詩84:11</w:t>
+          <w:t>詩篇89:12</w:t>
         </w:r>
       </w:hyperlink>
       <w:r>
         <w:rPr>
           <w:lang w:val="zh_TW" w:bidi="zh_TW"/>
         </w:rPr>
-        <w:t>）</w:t>
-      </w:r>
-    </w:p>
-    <w:p>
-      <w:pPr>
-        <w:pStyle w:val="ListBullet"/>
-        <w:spacing w:line="240" w:lineRule="auto"/>
-        <w:ind w:left="720"/>
-      </w:pPr>
-      <w:r>
-        <w:rPr>
-          <w:lang w:val="zh_TW" w:bidi="zh_TW"/>
-        </w:rPr>
-      </w:r>
-      <w:r>
-        <w:rPr>
-          <w:lang w:val="zh_TW" w:bidi="zh_TW"/>
-        </w:rPr>
-        <w:t>美麗（</w:t>
+        <w:t>；比較</w:t>
       </w:r>
       <w:hyperlink r:id="rId23">
         <w:r>
@@ -750,14 +557,25 @@
             <w:color w:val="0000EE"/>
             <w:u w:val="single"/>
           </w:rPr>
-          <w:t>歌6:10</w:t>
+          <w:t>耶利米書46:18</w:t>
         </w:r>
       </w:hyperlink>
       <w:r>
         <w:rPr>
           <w:lang w:val="zh_TW" w:bidi="zh_TW"/>
         </w:rPr>
-        <w:t>）</w:t>
+        <w:t>）。</w:t>
+      </w:r>
+    </w:p>
+    <w:p>
+      <w:pPr>
+        <w:pStyle w:val="Heading3"/>
+      </w:pPr>
+      <w:r>
+        <w:rPr>
+          <w:lang w:val="zh_TW" w:bidi="zh_TW"/>
+        </w:rPr>
+        <w:t>在他泊山發生了哪些重要事件？</w:t>
       </w:r>
     </w:p>
     <w:p>
@@ -771,7 +589,7 @@
         <w:rPr>
           <w:lang w:val="zh_TW" w:bidi="zh_TW"/>
         </w:rPr>
-        <w:t>在傳道書中，地上的人生常被描述為發生在「日光之下」（</w:t>
+        <w:t>在舊約聖經中，在士師記中，當底波拉和巴拉與迦南人的軍隊作戰時，提到了他泊山。來自夏瑣的迦南軍隊指揮官西西拉率領軍隊（</w:t>
       </w:r>
       <w:hyperlink r:id="rId24">
         <w:r>
@@ -782,14 +600,14 @@
             <w:color w:val="0000EE"/>
             <w:u w:val="single"/>
           </w:rPr>
-          <w:t>傳1:3、9、14</w:t>
+          <w:t>士師記4:1–24</w:t>
         </w:r>
       </w:hyperlink>
       <w:r>
         <w:rPr>
           <w:lang w:val="zh_TW" w:bidi="zh_TW"/>
         </w:rPr>
-        <w:t>，</w:t>
+        <w:t>）。巴拉的部隊來自附近的拿弗他利和西布倫支派，會合於他泊山。在底波拉的命令下，以色列人對西西拉發動了一場成功的戰役。基甸最終在他泊山面對殺害他兄弟的米甸王西巴和撒慕拿（</w:t>
       </w:r>
       <w:hyperlink r:id="rId25">
         <w:r>
@@ -800,7 +618,7 @@
             <w:color w:val="0000EE"/>
             <w:u w:val="single"/>
           </w:rPr>
-          <w:t>2:11</w:t>
+          <w:t>士師記8:18</w:t>
         </w:r>
       </w:hyperlink>
       <w:r>
@@ -821,7 +639,7 @@
         <w:rPr>
           <w:lang w:val="zh_TW" w:bidi="zh_TW"/>
         </w:rPr>
-        <w:t>在混亂和神憤怒的時候，聖經描述太陽變暗（</w:t>
+        <w:t>他泊山的山頂面積為1.3平方公里（半平方英里）。它地理位置優越，易於設防。在舊約的王國時期，那裡可能有敬拜的神龕（見</w:t>
       </w:r>
       <w:hyperlink r:id="rId26">
         <w:r>
@@ -832,14 +650,39 @@
             <w:color w:val="0000EE"/>
             <w:u w:val="single"/>
           </w:rPr>
-          <w:t>賽13:10</w:t>
+          <w:t>何西阿書5:1</w:t>
         </w:r>
       </w:hyperlink>
       <w:r>
         <w:rPr>
           <w:lang w:val="zh_TW" w:bidi="zh_TW"/>
         </w:rPr>
-        <w:t>；</w:t>
+        <w:t>），但到了希臘時代，則有軍事防禦。托勒密王朝加強了它的防禦，到安條克三世時期（公元前218年），他泊可能已成為耶斯列谷的行政中心。在羅馬時代，許多衝突發生在他泊山。在公元66年重要的猶太戰爭中，約瑟夫用一堵大牆加固了這座山，至今仍可見。</w:t>
+      </w:r>
+    </w:p>
+    <w:p>
+      <w:pPr>
+        <w:pStyle w:val="Heading4"/>
+      </w:pPr>
+      <w:r>
+        <w:rPr>
+          <w:lang w:val="zh_TW" w:bidi="zh_TW"/>
+        </w:rPr>
+        <w:t>耶穌的變相是否發生在他泊山？</w:t>
+      </w:r>
+    </w:p>
+    <w:p>
+      <w:pPr/>
+      <w:r>
+        <w:rPr>
+          <w:lang w:val="zh_TW" w:bidi="zh_TW"/>
+        </w:rPr>
+      </w:r>
+      <w:r>
+        <w:rPr>
+          <w:lang w:val="zh_TW" w:bidi="zh_TW"/>
+        </w:rPr>
+        <w:t>自四世紀以來，人們相信他泊山是變相的神跡發生之處——當耶穌的形象突然改變並發光，充滿天上的光（</w:t>
       </w:r>
       <w:hyperlink r:id="rId27">
         <w:r>
@@ -850,14 +693,79 @@
             <w:color w:val="0000EE"/>
             <w:u w:val="single"/>
           </w:rPr>
-          <w:t>結32:7</w:t>
+          <w:t>馬可福音9:2–13</w:t>
         </w:r>
       </w:hyperlink>
       <w:r>
         <w:rPr>
           <w:lang w:val="zh_TW" w:bidi="zh_TW"/>
         </w:rPr>
-        <w:t>；</w:t>
+        <w:t>）。這一點尚不確定，因為新約聖經並未提及他泊山的名字。康士坦丁大帝的母親海倫娜宣稱以色列和巴勒斯坦的許多地方為歷史遺址。她確信變相事件發生在他泊山，並於公元326年在該地建造了一座教堂。山上建立了祭壇、修道院和教堂，直到12世紀末亞阿拉伯征服者薩拉丁將其摧毀。今天，在山上可以看到一座19世紀的希臘東正教修道院和拉丁教堂。</w:t>
+      </w:r>
+      <w:r>
+        <w:rPr>
+          <w:lang w:val="zh_TW" w:bidi="zh_TW"/>
+        </w:rPr>
+      </w:r>
+      <w:r>
+        <w:rPr>
+          <w:lang w:val="zh_TW" w:bidi="zh_TW"/>
+        </w:rPr>
+      </w:r>
+    </w:p>
+    <w:p>
+      <w:pPr/>
+      <w:r>
+        <w:rPr>
+          <w:lang w:val="zh_TW" w:bidi="zh_TW"/>
+        </w:rPr>
+      </w:r>
+    </w:p>
+    <w:p>
+      <w:pPr>
+        <w:pStyle w:val="Heading2"/>
+      </w:pPr>
+      <w:r>
+        <w:rPr>
+          <w:lang w:val="zh_TW" w:bidi="zh_TW"/>
+        </w:rPr>
+        <w:t>他轄（Tahash）</w:t>
+      </w:r>
+      <w:r>
+        <w:rPr>
+          <w:lang w:val="zh_TW" w:bidi="zh_TW"/>
+        </w:rPr>
+      </w:r>
+    </w:p>
+    <w:p>
+      <w:pPr>
+        <w:pStyle w:val="Heading2"/>
+      </w:pPr>
+      <w:r>
+        <w:rPr>
+          <w:lang w:val="zh_TW" w:bidi="zh_TW"/>
+        </w:rPr>
+        <w:t>他轄</w:t>
+      </w:r>
+      <w:r>
+        <w:rPr>
+          <w:lang w:val="zh_TW" w:bidi="zh_TW"/>
+        </w:rPr>
+        <w:t>（Tahash）</w:t>
+      </w:r>
+    </w:p>
+    <w:p>
+      <w:pPr/>
+      <w:r>
+        <w:rPr>
+          <w:lang w:val="zh_TW" w:bidi="zh_TW"/>
+        </w:rPr>
+      </w:r>
+      <w:r>
+        <w:rPr>
+          <w:lang w:val="zh_TW" w:bidi="zh_TW"/>
+        </w:rPr>
+        <w:t>拿鶴和他的妾流瑪的兒子；亞伯拉罕的兄弟（</w:t>
       </w:r>
       <w:hyperlink r:id="rId28">
         <w:r>
@@ -868,14 +776,201 @@
             <w:color w:val="0000EE"/>
             <w:u w:val="single"/>
           </w:rPr>
-          <w:t>珥2:10、31</w:t>
+          <w:t>創22:24</w:t>
         </w:r>
       </w:hyperlink>
       <w:r>
         <w:rPr>
           <w:lang w:val="zh_TW" w:bidi="zh_TW"/>
         </w:rPr>
-        <w:t>，</w:t>
+        <w:t>）。</w:t>
+      </w:r>
+      <w:r>
+        <w:rPr>
+          <w:lang w:val="zh_TW" w:bidi="zh_TW"/>
+        </w:rPr>
+      </w:r>
+      <w:r>
+        <w:rPr>
+          <w:lang w:val="zh_TW" w:bidi="zh_TW"/>
+        </w:rPr>
+      </w:r>
+    </w:p>
+    <w:p>
+      <w:pPr/>
+      <w:r>
+        <w:rPr>
+          <w:lang w:val="zh_TW" w:bidi="zh_TW"/>
+        </w:rPr>
+      </w:r>
+    </w:p>
+    <w:p>
+      <w:pPr>
+        <w:pStyle w:val="Heading2"/>
+      </w:pPr>
+      <w:r>
+        <w:rPr>
+          <w:lang w:val="zh_TW" w:bidi="zh_TW"/>
+        </w:rPr>
+        <w:t>他轄（Thahash）</w:t>
+      </w:r>
+      <w:r>
+        <w:rPr>
+          <w:lang w:val="zh_TW" w:bidi="zh_TW"/>
+        </w:rPr>
+      </w:r>
+    </w:p>
+    <w:p>
+      <w:pPr/>
+      <w:r>
+        <w:rPr>
+          <w:lang w:val="zh_TW" w:bidi="zh_TW"/>
+        </w:rPr>
+      </w:r>
+      <w:hyperlink r:id="rId28">
+        <w:r>
+          <w:rPr>
+            <w:lang w:val="zh_TW" w:bidi="zh_TW"/>
+          </w:rPr>
+          <w:rPr>
+            <w:color w:val="0000EE"/>
+            <w:u w:val="single"/>
+          </w:rPr>
+          <w:t>創世記二十二章24節</w:t>
+        </w:r>
+      </w:hyperlink>
+      <w:r>
+        <w:rPr>
+          <w:lang w:val="zh_TW" w:bidi="zh_TW"/>
+        </w:rPr>
+        <w:t>中，流瑪的兒子他轄的另一種拼寫方式。</w:t>
+      </w:r>
+    </w:p>
+    <w:p>
+      <w:pPr/>
+      <w:r>
+        <w:rPr>
+          <w:lang w:val="zh_TW" w:bidi="zh_TW"/>
+        </w:rPr>
+      </w:r>
+      <w:r>
+        <w:rPr>
+          <w:i/>
+          <w:lang w:val="zh_TW" w:bidi="zh_TW"/>
+        </w:rPr>
+        <w:t>見</w:t>
+      </w:r>
+      <w:r>
+        <w:rPr>
+          <w:lang w:val="zh_TW" w:bidi="zh_TW"/>
+        </w:rPr>
+        <w:t>他轄（Tahash）</w:t>
+      </w:r>
+      <w:r>
+        <w:rPr>
+          <w:lang w:val="zh_TW" w:bidi="zh_TW"/>
+        </w:rPr>
+        <w:t>。</w:t>
+      </w:r>
+      <w:r>
+        <w:rPr>
+          <w:lang w:val="zh_TW" w:bidi="zh_TW"/>
+        </w:rPr>
+      </w:r>
+      <w:r>
+        <w:rPr>
+          <w:lang w:val="zh_TW" w:bidi="zh_TW"/>
+        </w:rPr>
+      </w:r>
+    </w:p>
+    <w:p>
+      <w:pPr/>
+      <w:r>
+        <w:rPr>
+          <w:lang w:val="zh_TW" w:bidi="zh_TW"/>
+        </w:rPr>
+      </w:r>
+    </w:p>
+    <w:p>
+      <w:pPr>
+        <w:pStyle w:val="Heading2"/>
+      </w:pPr>
+      <w:r>
+        <w:rPr>
+          <w:lang w:val="zh_TW" w:bidi="zh_TW"/>
+        </w:rPr>
+        <w:t>塔木德</w:t>
+      </w:r>
+      <w:r>
+        <w:rPr>
+          <w:lang w:val="zh_TW" w:bidi="zh_TW"/>
+        </w:rPr>
+      </w:r>
+    </w:p>
+    <w:p>
+      <w:pPr/>
+      <w:r>
+        <w:rPr>
+          <w:lang w:val="zh_TW" w:bidi="zh_TW"/>
+        </w:rPr>
+      </w:r>
+      <w:r>
+        <w:rPr>
+          <w:lang w:val="zh_TW" w:bidi="zh_TW"/>
+        </w:rPr>
+        <w:t>「塔木德」一詞意為「學習」或「研讀」。塔木德是一部用希伯來文和亞蘭文寫成的文獻集。它包括對舊約聖經律法部分的解釋以及源自許多拉比來源的智慧言論。它涵蓋的時期始於以斯拉之後不久，約公元前400年，到約公元500年代。</w:t>
+      </w:r>
+    </w:p>
+    <w:p>
+      <w:pPr>
+        <w:pStyle w:val="Heading3"/>
+      </w:pPr>
+      <w:r>
+        <w:rPr>
+          <w:lang w:val="zh_TW" w:bidi="zh_TW"/>
+        </w:rPr>
+        <w:t>口傳律法的起源與發展</w:t>
+      </w:r>
+    </w:p>
+    <w:p>
+      <w:pPr/>
+      <w:r>
+        <w:rPr>
+          <w:lang w:val="zh_TW" w:bidi="zh_TW"/>
+        </w:rPr>
+      </w:r>
+      <w:r>
+        <w:rPr>
+          <w:lang w:val="zh_TW" w:bidi="zh_TW"/>
+        </w:rPr>
+        <w:t>傳統猶太人相信摩西除了書面律法外，還領受了一部口傳律法。這部口傳律法是歷世歷代流傳下來的。塔木德主張這部口傳律法有早期的起源，《先賢篇》（</w:t>
+      </w:r>
+      <w:r>
+        <w:rPr>
+          <w:i/>
+          <w:lang w:val="zh_TW" w:bidi="zh_TW"/>
+        </w:rPr>
+        <w:t>Pirke Aboth）一章</w:t>
+      </w:r>
+      <w:r>
+        <w:rPr>
+          <w:lang w:val="zh_TW" w:bidi="zh_TW"/>
+        </w:rPr>
+        <w:t>1節將其歸於摩西。然而，一些學者認為這部口傳律法是在以斯拉之後發展起來的。比如，生活在被擄時期前的先知，從未提到人們未能遵循口傳律法。然而，這些先知經常警告人們忽視摩西所賜的書面律法。這表明在巴比倫被擄之前，並不存在一套口傳傳統。</w:t>
+      </w:r>
+    </w:p>
+    <w:p>
+      <w:pPr/>
+      <w:r>
+        <w:rPr>
+          <w:lang w:val="zh_TW" w:bidi="zh_TW"/>
+        </w:rPr>
+      </w:r>
+      <w:r>
+        <w:rPr>
+          <w:lang w:val="zh_TW" w:bidi="zh_TW"/>
+        </w:rPr>
+        <w:t>在以斯拉（「通達摩西律法書的文士」</w:t>
       </w:r>
       <w:hyperlink r:id="rId29">
         <w:r>
@@ -886,14 +981,135 @@
             <w:color w:val="0000EE"/>
             <w:u w:val="single"/>
           </w:rPr>
-          <w:t>3:15</w:t>
+          <w:t>以斯拉記7:6</w:t>
         </w:r>
       </w:hyperlink>
       <w:r>
         <w:rPr>
           <w:lang w:val="zh_TW" w:bidi="zh_TW"/>
         </w:rPr>
-        <w:t>；</w:t>
+        <w:t>）之後，會堂和學校的教師教授舊約聖經，他們的教導被記憶下來。多年來，人們使用不同的方法來背誦和記憶不斷增多的教導和解釋。</w:t>
+      </w:r>
+    </w:p>
+    <w:p>
+      <w:pPr/>
+      <w:r>
+        <w:rPr>
+          <w:lang w:val="zh_TW" w:bidi="zh_TW"/>
+        </w:rPr>
+      </w:r>
+      <w:r>
+        <w:rPr>
+          <w:lang w:val="zh_TW" w:bidi="zh_TW"/>
+        </w:rPr>
+        <w:t>隨著更多的教導不斷增加，即使是最好的記憶也無法保留所有的材料。為了讓後代更容易獲得豐富的知識、宗教見解和智慧以獲得指導和啟發，有必要創建一個包含過去世代所有重要教導的總結。這個總結被稱為塔木德（Talmud），是口傳律法的主要合集。猶太人將其視為僅次於聖經的著作。塔木德被視為國家和宗教思想的非凡成就，深刻地塑造了猶太人的世界觀。</w:t>
+      </w:r>
+    </w:p>
+    <w:p>
+      <w:pPr>
+        <w:pStyle w:val="Heading3"/>
+      </w:pPr>
+      <w:r>
+        <w:rPr>
+          <w:lang w:val="zh_TW" w:bidi="zh_TW"/>
+        </w:rPr>
+        <w:t>口傳律法的理由</w:t>
+      </w:r>
+    </w:p>
+    <w:p>
+      <w:pPr/>
+      <w:r>
+        <w:rPr>
+          <w:lang w:val="zh_TW" w:bidi="zh_TW"/>
+        </w:rPr>
+      </w:r>
+      <w:r>
+        <w:rPr>
+          <w:lang w:val="zh_TW" w:bidi="zh_TW"/>
+        </w:rPr>
+        <w:t>在被擄歸回的先知停止預言之後，以色列的生命變得複雜。需要擴展摩西五經的律法。口傳律法最初是為了幫助人們遵守神的書面話語。</w:t>
+      </w:r>
+    </w:p>
+    <w:p>
+      <w:pPr/>
+      <w:r>
+        <w:rPr>
+          <w:lang w:val="zh_TW" w:bidi="zh_TW"/>
+        </w:rPr>
+      </w:r>
+      <w:r>
+        <w:rPr>
+          <w:lang w:val="zh_TW" w:bidi="zh_TW"/>
+        </w:rPr>
+        <w:t>口傳律法包含在塔木德中有兩個目的：</w:t>
+      </w:r>
+    </w:p>
+    <w:p>
+      <w:pPr>
+        <w:pStyle w:val="ListNumber"/>
+        <w:numPr>
+          <w:ilvl w:val="0"/>
+          <w:numId w:val="14"/>
+        </w:numPr>
+        <w:spacing w:line="240" w:lineRule="auto"/>
+        <w:ind w:left="720"/>
+      </w:pPr>
+      <w:r>
+        <w:rPr>
+          <w:lang w:val="zh_TW" w:bidi="zh_TW"/>
+        </w:rPr>
+      </w:r>
+      <w:r>
+        <w:rPr>
+          <w:lang w:val="zh_TW" w:bidi="zh_TW"/>
+        </w:rPr>
+        <w:t>它提供了對書面律法的解釋。根據拉比的說法，口傳律法使遵守書面律法成為可能。沒有口傳律法，就不可能遵守書面律法。這方面的一個好例子可以在聖經的安息日律法中找到。大家都知道人們不應該在安息日工作。然而，拉比們說需要口傳律法來解釋「工作」實際上是什麼意思。</w:t>
+      </w:r>
+    </w:p>
+    <w:p>
+      <w:pPr>
+        <w:pStyle w:val="ListNumber"/>
+        <w:spacing w:line="240" w:lineRule="auto"/>
+        <w:ind w:left="720"/>
+      </w:pPr>
+      <w:r>
+        <w:rPr>
+          <w:lang w:val="zh_TW" w:bidi="zh_TW"/>
+        </w:rPr>
+      </w:r>
+      <w:r>
+        <w:rPr>
+          <w:lang w:val="zh_TW" w:bidi="zh_TW"/>
+        </w:rPr>
+        <w:t>口傳律法的第二個目的在於更新和調整成文律法以適應新的情況。口傳律法旨在使成文律法適用於每一代人。沒有口傳律法，人們可能會認為成文律法已然過時。</w:t>
+      </w:r>
+    </w:p>
+    <w:p>
+      <w:pPr/>
+      <w:r>
+        <w:rPr>
+          <w:lang w:val="zh_TW" w:bidi="zh_TW"/>
+        </w:rPr>
+      </w:r>
+      <w:r>
+        <w:rPr>
+          <w:lang w:val="zh_TW" w:bidi="zh_TW"/>
+        </w:rPr>
+        <w:t>因此，口傳律法幫助人們理解什麼不應該做，以及良好的猶太教信仰應該是如何的樣貌。</w:t>
+      </w:r>
+    </w:p>
+    <w:p>
+      <w:pPr/>
+      <w:r>
+        <w:rPr>
+          <w:lang w:val="zh_TW" w:bidi="zh_TW"/>
+        </w:rPr>
+      </w:r>
+      <w:r>
+        <w:rPr>
+          <w:lang w:val="zh_TW" w:bidi="zh_TW"/>
+        </w:rPr>
+        <w:t>每一個世代都面臨新的社會、政治和經濟情況。這意味著神的話語需要以新的方式來應用。然而，神的話語本身不應該僅僅為了迎合人們的需求或解決新問題而改變。我們在公元一世紀看到了這個例子。耶穌批評猶太領袖將他們的口述傳統置於神的話語之上（</w:t>
       </w:r>
       <w:hyperlink r:id="rId30">
         <w:r>
@@ -904,14 +1120,107 @@
             <w:color w:val="0000EE"/>
             <w:u w:val="single"/>
           </w:rPr>
-          <w:t>番1:15</w:t>
+          <w:t>馬可福音7:9–13</w:t>
         </w:r>
       </w:hyperlink>
       <w:r>
         <w:rPr>
           <w:lang w:val="zh_TW" w:bidi="zh_TW"/>
         </w:rPr>
-        <w:t>；</w:t>
+        <w:t>）。</w:t>
+      </w:r>
+    </w:p>
+    <w:p>
+      <w:pPr>
+        <w:pStyle w:val="Heading3"/>
+      </w:pPr>
+      <w:r>
+        <w:rPr>
+          <w:lang w:val="zh_TW" w:bidi="zh_TW"/>
+        </w:rPr>
+        <w:t>塔木德的早期形式</w:t>
+      </w:r>
+    </w:p>
+    <w:p>
+      <w:pPr/>
+      <w:r>
+        <w:rPr>
+          <w:lang w:val="zh_TW" w:bidi="zh_TW"/>
+        </w:rPr>
+      </w:r>
+      <w:r>
+        <w:rPr>
+          <w:lang w:val="zh_TW" w:bidi="zh_TW"/>
+        </w:rPr>
+        <w:t>最早教授口傳律法的方法之一是透過米大示（Midrash），意思是「解釋」。米大示是一種對聖經經文的註釋（解釋或觀察）。米大示有兩種類型：</w:t>
+      </w:r>
+    </w:p>
+    <w:p>
+      <w:pPr>
+        <w:pStyle w:val="ListNumber"/>
+        <w:numPr>
+          <w:ilvl w:val="0"/>
+          <w:numId w:val="15"/>
+        </w:numPr>
+        <w:spacing w:line="240" w:lineRule="auto"/>
+        <w:ind w:left="720"/>
+      </w:pPr>
+      <w:r>
+        <w:rPr>
+          <w:lang w:val="zh_TW" w:bidi="zh_TW"/>
+        </w:rPr>
+      </w:r>
+      <w:r>
+        <w:rPr>
+          <w:b/>
+          <w:lang w:val="zh_TW" w:bidi="zh_TW"/>
+        </w:rPr>
+        <w:t>米大示哈拉卡：</w:t>
+      </w:r>
+      <w:r>
+        <w:rPr>
+          <w:lang w:val="zh_TW" w:bidi="zh_TW"/>
+        </w:rPr>
+        <w:t>解釋舊約聖經中的律法部分，著重於如何活。</w:t>
+      </w:r>
+    </w:p>
+    <w:p>
+      <w:pPr>
+        <w:pStyle w:val="ListNumber"/>
+        <w:spacing w:line="240" w:lineRule="auto"/>
+        <w:ind w:left="720"/>
+      </w:pPr>
+      <w:r>
+        <w:rPr>
+          <w:lang w:val="zh_TW" w:bidi="zh_TW"/>
+        </w:rPr>
+      </w:r>
+      <w:r>
+        <w:rPr>
+          <w:b/>
+          <w:lang w:val="zh_TW" w:bidi="zh_TW"/>
+        </w:rPr>
+        <w:t>米大示哈加達：</w:t>
+      </w:r>
+      <w:r>
+        <w:rPr>
+          <w:lang w:val="zh_TW" w:bidi="zh_TW"/>
+        </w:rPr>
+        <w:t>解釋非律法部分，如倫理和熱心所在，意思是「敘述」。</w:t>
+      </w:r>
+    </w:p>
+    <w:p>
+      <w:pPr/>
+      <w:r>
+        <w:rPr>
+          <w:lang w:val="zh_TW" w:bidi="zh_TW"/>
+        </w:rPr>
+      </w:r>
+      <w:r>
+        <w:rPr>
+          <w:lang w:val="zh_TW" w:bidi="zh_TW"/>
+        </w:rPr>
+        <w:t>以斯拉和接受教導的同伴在公元前444年在耶路撒冷城牆完成時，使用了米大示。他們「使百姓明白律法；百姓都站在自己的地方。他們清清楚楚地念神的律法書，講明意思，使百姓明白所念的」(</w:t>
       </w:r>
       <w:hyperlink r:id="rId31">
         <w:r>
@@ -922,600 +1231,16 @@
             <w:color w:val="0000EE"/>
             <w:u w:val="single"/>
           </w:rPr>
-          <w:t>太24:29</w:t>
+          <w:t>尼希米記8:7</w:t>
         </w:r>
       </w:hyperlink>
       <w:r>
         <w:rPr>
           <w:lang w:val="zh_TW" w:bidi="zh_TW"/>
         </w:rPr>
-        <w:t>；</w:t>
-      </w:r>
-      <w:hyperlink r:id="rId32">
-        <w:r>
-          <w:rPr>
-            <w:lang w:val="zh_TW" w:bidi="zh_TW"/>
-          </w:rPr>
-          <w:rPr>
-            <w:color w:val="0000EE"/>
-            <w:u w:val="single"/>
-          </w:rPr>
-          <w:t>啟8:12</w:t>
-        </w:r>
-      </w:hyperlink>
-      <w:r>
-        <w:rPr>
-          <w:lang w:val="zh_TW" w:bidi="zh_TW"/>
-        </w:rPr>
-        <w:t>）。這個意象可能指的是日蝕，這在古人眼中是極其可怕的事件。太陽變得灰暗也可能是指「西洛可風」（sirocco）的影響，當沙塵暴或濃霧遮蔽天空時，陽光會黯淡無光。另一方面，耶和華得勝的日子則被描述為太陽要比現在的光強烈七倍（</w:t>
-      </w:r>
-      <w:hyperlink r:id="rId33">
-        <w:r>
-          <w:rPr>
-            <w:lang w:val="zh_TW" w:bidi="zh_TW"/>
-          </w:rPr>
-          <w:rPr>
-            <w:color w:val="0000EE"/>
-            <w:u w:val="single"/>
-          </w:rPr>
-          <w:t>賽30:26</w:t>
-        </w:r>
-      </w:hyperlink>
-      <w:r>
-        <w:rPr>
-          <w:lang w:val="zh_TW" w:bidi="zh_TW"/>
-        </w:rPr>
-        <w:t>）。</w:t>
-      </w:r>
-    </w:p>
-    <w:p>
-      <w:pPr/>
-      <w:r>
-        <w:rPr>
-          <w:lang w:val="zh_TW" w:bidi="zh_TW"/>
-        </w:rPr>
-      </w:r>
-      <w:r>
-        <w:rPr>
-          <w:i/>
-          <w:lang w:val="zh_TW" w:bidi="zh_TW"/>
-        </w:rPr>
-        <w:t>另見</w:t>
-      </w:r>
-      <w:r>
-        <w:rPr>
-          <w:lang w:val="zh_TW" w:bidi="zh_TW"/>
-        </w:rPr>
-        <w:t xml:space="preserve"> </w:t>
-      </w:r>
-      <w:r>
-        <w:rPr>
-          <w:lang w:val="zh_TW" w:bidi="zh_TW"/>
-        </w:rPr>
-        <w:t>天文學</w:t>
-      </w:r>
-      <w:r>
-        <w:rPr>
-          <w:lang w:val="zh_TW" w:bidi="zh_TW"/>
-        </w:rPr>
-        <w:t>、</w:t>
-      </w:r>
-      <w:r>
-        <w:rPr>
-          <w:lang w:val="zh_TW" w:bidi="zh_TW"/>
-        </w:rPr>
-        <w:t>古代與現代曆法</w:t>
-      </w:r>
-      <w:r>
-        <w:rPr>
-          <w:lang w:val="zh_TW" w:bidi="zh_TW"/>
-        </w:rPr>
-        <w:t>、</w:t>
-      </w:r>
-      <w:r>
-        <w:rPr>
-          <w:lang w:val="zh_TW" w:bidi="zh_TW"/>
-        </w:rPr>
-        <w:t>日</w:t>
-      </w:r>
-      <w:r>
-        <w:rPr>
-          <w:lang w:val="zh_TW" w:bidi="zh_TW"/>
-        </w:rPr>
-        <w:t>、</w:t>
-      </w:r>
-      <w:r>
-        <w:rPr>
-          <w:lang w:val="zh_TW" w:bidi="zh_TW"/>
-        </w:rPr>
-        <w:t>月亮</w:t>
-      </w:r>
-      <w:r>
-        <w:rPr>
-          <w:lang w:val="zh_TW" w:bidi="zh_TW"/>
-        </w:rPr>
-        <w:t>。</w:t>
-      </w:r>
-      <w:r>
-        <w:rPr>
-          <w:lang w:val="zh_TW" w:bidi="zh_TW"/>
-        </w:rPr>
-      </w:r>
-      <w:r>
-        <w:rPr>
-          <w:lang w:val="zh_TW" w:bidi="zh_TW"/>
-        </w:rPr>
-      </w:r>
-    </w:p>
-    <w:p>
-      <w:pPr/>
-      <w:r>
-        <w:rPr>
-          <w:lang w:val="zh_TW" w:bidi="zh_TW"/>
-        </w:rPr>
-      </w:r>
-    </w:p>
-    <w:p>
-      <w:pPr>
-        <w:pStyle w:val="Heading2"/>
-      </w:pPr>
-      <w:r>
-        <w:rPr>
-          <w:lang w:val="zh_TW" w:bidi="zh_TW"/>
-        </w:rPr>
-        <w:t>泰爾</w:t>
-      </w:r>
-      <w:r>
-        <w:rPr>
-          <w:lang w:val="zh_TW" w:bidi="zh_TW"/>
-        </w:rPr>
-      </w:r>
-    </w:p>
-    <w:p>
-      <w:pPr/>
-      <w:r>
-        <w:rPr>
-          <w:lang w:val="zh_TW" w:bidi="zh_TW"/>
-        </w:rPr>
-      </w:r>
-      <w:r>
-        <w:rPr>
-          <w:lang w:val="zh_TW" w:bidi="zh_TW"/>
-        </w:rPr>
-        <w:t>一個古老的腓尼基城邦國家，以小型獨立國家的方式自治。泰爾（Tyre）位於地中海沿岸，距離西頓以南32.2公里（20英里），阿卡以北37公里（23英里）。泰爾有兩個主要區域：</w:t>
-      </w:r>
-    </w:p>
-    <w:p>
-      <w:pPr>
-        <w:pStyle w:val="ListBullet"/>
-        <w:spacing w:line="240" w:lineRule="auto"/>
-        <w:ind w:left="720"/>
-      </w:pPr>
-      <w:r>
-        <w:rPr>
-          <w:lang w:val="zh_TW" w:bidi="zh_TW"/>
-        </w:rPr>
-      </w:r>
-      <w:r>
-        <w:rPr>
-          <w:lang w:val="zh_TW" w:bidi="zh_TW"/>
-        </w:rPr>
-        <w:t>位於陸地上較古老的港口城市</w:t>
-      </w:r>
-    </w:p>
-    <w:p>
-      <w:pPr>
-        <w:pStyle w:val="ListBullet"/>
-        <w:spacing w:line="240" w:lineRule="auto"/>
-        <w:ind w:left="720"/>
-      </w:pPr>
-      <w:r>
-        <w:rPr>
-          <w:lang w:val="zh_TW" w:bidi="zh_TW"/>
-        </w:rPr>
-      </w:r>
-      <w:r>
-        <w:rPr>
-          <w:lang w:val="zh_TW" w:bidi="zh_TW"/>
-        </w:rPr>
-        <w:t>距離海岸半英里（0.8公里）的島嶼城市，大多數人口居住在那裡。</w:t>
-      </w:r>
-    </w:p>
-    <w:p>
-      <w:pPr>
-        <w:pStyle w:val="Heading3"/>
-      </w:pPr>
-      <w:r>
-        <w:rPr>
-          <w:lang w:val="zh_TW" w:bidi="zh_TW"/>
-        </w:rPr>
-        <w:t>泰爾的歷史</w:t>
-      </w:r>
-    </w:p>
-    <w:p>
-      <w:pPr/>
-      <w:r>
-        <w:rPr>
-          <w:lang w:val="zh_TW" w:bidi="zh_TW"/>
-        </w:rPr>
-      </w:r>
-      <w:r>
-        <w:rPr>
-          <w:lang w:val="zh_TW" w:bidi="zh_TW"/>
-        </w:rPr>
-        <w:t>根據希羅多德（Herodotus）的說法，泰爾在大約公元前2700年建立。最早提到泰爾的是15世紀的烏加里特（Ugaritic）文件和類似的埃及文件。泰爾首次出現在聖經中是在亞設產業的城市列表中（</w:t>
-      </w:r>
-      <w:hyperlink r:id="rId34">
-        <w:r>
-          <w:rPr>
-            <w:lang w:val="zh_TW" w:bidi="zh_TW"/>
-          </w:rPr>
-          <w:rPr>
-            <w:color w:val="0000EE"/>
-            <w:u w:val="single"/>
-          </w:rPr>
-          <w:t>約書亞記19:29</w:t>
-        </w:r>
-      </w:hyperlink>
-      <w:r>
-        <w:rPr>
-          <w:lang w:val="zh_TW" w:bidi="zh_TW"/>
-        </w:rPr>
-        <w:t>）。當時，它被描述是「保障」，顯然從未被以色列人征服過（</w:t>
-      </w:r>
-      <w:hyperlink r:id="rId35">
-        <w:r>
-          <w:rPr>
-            <w:lang w:val="zh_TW" w:bidi="zh_TW"/>
-          </w:rPr>
-          <w:rPr>
-            <w:color w:val="0000EE"/>
-            <w:u w:val="single"/>
-          </w:rPr>
-          <w:t>撒母耳記下24:7</w:t>
-        </w:r>
-      </w:hyperlink>
-      <w:r>
-        <w:rPr>
-          <w:lang w:val="zh_TW" w:bidi="zh_TW"/>
-        </w:rPr>
-        <w:t>）。泰爾最重要的意義是一個商業中心。由於其地理位置，泰爾透過地中海地區的海路而有繁榮昌盛的貿易。與美索不達米亞和阿拉伯的陸路貿易往來也很重要。</w:t>
-      </w:r>
-    </w:p>
-    <w:p>
-      <w:pPr>
-        <w:pStyle w:val="Heading3"/>
-      </w:pPr>
-      <w:r>
-        <w:rPr>
-          <w:lang w:val="zh_TW" w:bidi="zh_TW"/>
-        </w:rPr>
-        <w:t>泰爾與以色列的關係</w:t>
-      </w:r>
-    </w:p>
-    <w:p>
-      <w:pPr/>
-      <w:r>
-        <w:rPr>
-          <w:lang w:val="zh_TW" w:bidi="zh_TW"/>
-        </w:rPr>
-      </w:r>
-      <w:r>
-        <w:rPr>
-          <w:lang w:val="zh_TW" w:bidi="zh_TW"/>
-        </w:rPr>
-        <w:t>當大衛和所羅門統治以色列時，泰爾是強大的商業盟友。大衛和所羅門都與泰爾的希蘭進行貿易。他們用農產品換取木材、建築材料和技術工人（</w:t>
-      </w:r>
-      <w:hyperlink r:id="rId36">
-        <w:r>
-          <w:rPr>
-            <w:lang w:val="zh_TW" w:bidi="zh_TW"/>
-          </w:rPr>
-          <w:rPr>
-            <w:color w:val="0000EE"/>
-            <w:u w:val="single"/>
-          </w:rPr>
-          <w:t>撒母耳記下5:11</w:t>
-        </w:r>
-      </w:hyperlink>
-      <w:r>
-        <w:rPr>
-          <w:lang w:val="zh_TW" w:bidi="zh_TW"/>
-        </w:rPr>
-        <w:t>；</w:t>
-      </w:r>
-      <w:hyperlink r:id="rId37">
-        <w:r>
-          <w:rPr>
-            <w:lang w:val="zh_TW" w:bidi="zh_TW"/>
-          </w:rPr>
-          <w:rPr>
-            <w:color w:val="0000EE"/>
-            <w:u w:val="single"/>
-          </w:rPr>
-          <w:t>列王紀上5:1–11</w:t>
-        </w:r>
-      </w:hyperlink>
-      <w:r>
-        <w:rPr>
-          <w:lang w:val="zh_TW" w:bidi="zh_TW"/>
-        </w:rPr>
-        <w:t>；</w:t>
-      </w:r>
-      <w:hyperlink r:id="rId38">
-        <w:r>
-          <w:rPr>
-            <w:lang w:val="zh_TW" w:bidi="zh_TW"/>
-          </w:rPr>
-          <w:rPr>
-            <w:color w:val="0000EE"/>
-            <w:u w:val="single"/>
-          </w:rPr>
-          <w:t>曆代志上14:1</w:t>
-        </w:r>
-      </w:hyperlink>
-      <w:r>
-        <w:rPr>
-          <w:lang w:val="zh_TW" w:bidi="zh_TW"/>
-        </w:rPr>
-        <w:t>；</w:t>
-      </w:r>
-      <w:hyperlink r:id="rId39">
-        <w:r>
-          <w:rPr>
-            <w:lang w:val="zh_TW" w:bidi="zh_TW"/>
-          </w:rPr>
-          <w:rPr>
-            <w:color w:val="0000EE"/>
-            <w:u w:val="single"/>
-          </w:rPr>
-          <w:t>曆代志下2:3</w:t>
-        </w:r>
-      </w:hyperlink>
-      <w:hyperlink r:id="rId37">
-        <w:r>
-          <w:rPr>
-            <w:lang w:val="zh_TW" w:bidi="zh_TW"/>
-          </w:rPr>
-          <w:rPr>
-            <w:color w:val="0000EE"/>
-            <w:u w:val="single"/>
-          </w:rPr>
-          <w:t>–</w:t>
-        </w:r>
-      </w:hyperlink>
-      <w:hyperlink r:id="rId39">
-        <w:r>
-          <w:rPr>
-            <w:lang w:val="zh_TW" w:bidi="zh_TW"/>
-          </w:rPr>
-          <w:rPr>
-            <w:color w:val="0000EE"/>
-            <w:u w:val="single"/>
-          </w:rPr>
-          <w:t>16</w:t>
-        </w:r>
-      </w:hyperlink>
-      <w:r>
-        <w:rPr>
-          <w:lang w:val="zh_TW" w:bidi="zh_TW"/>
-        </w:rPr>
-        <w:t>）。</w:t>
-      </w:r>
-    </w:p>
-    <w:p>
-      <w:pPr/>
-      <w:r>
-        <w:rPr>
-          <w:lang w:val="zh_TW" w:bidi="zh_TW"/>
-        </w:rPr>
-      </w:r>
-      <w:r>
-        <w:rPr>
-          <w:lang w:val="zh_TW" w:bidi="zh_TW"/>
-        </w:rPr>
-        <w:t>在王國分裂後，泰爾與以色列仍保持了一段時間的友好關係。亞哈的妻子耶洗別是「</w:t>
-      </w:r>
-      <w:r>
-        <w:rPr>
-          <w:lang w:val="zh_TW" w:bidi="zh_TW"/>
-        </w:rPr>
-        <w:t>西頓王謁巴力</w:t>
-      </w:r>
-      <w:r>
-        <w:rPr>
-          <w:lang w:val="zh_TW" w:bidi="zh_TW"/>
-        </w:rPr>
-        <w:t>」的女兒。這位王在其它地方被稱為泰爾王謁巴力（</w:t>
-      </w:r>
-      <w:hyperlink r:id="rId40">
-        <w:r>
-          <w:rPr>
-            <w:lang w:val="zh_TW" w:bidi="zh_TW"/>
-          </w:rPr>
-          <w:rPr>
-            <w:color w:val="0000EE"/>
-            <w:u w:val="single"/>
-          </w:rPr>
-          <w:t>列王紀上16:31</w:t>
-        </w:r>
-      </w:hyperlink>
-      <w:r>
-        <w:rPr>
-          <w:lang w:val="zh_TW" w:bidi="zh_TW"/>
-        </w:rPr>
-        <w:t>；古代歷史學家梅南德〔Menander〕也提到這位王）。在某個時候，亞述和巴比倫的侵略對泰爾施加了足夠的壓力，使其拒絕了聯盟。到撒馬利亞陷落時，泰爾和以色列不再是盟友，不久後成為敵人。</w:t>
-      </w:r>
-    </w:p>
-    <w:p>
-      <w:pPr>
-        <w:pStyle w:val="Heading3"/>
-      </w:pPr>
-      <w:r>
-        <w:rPr>
-          <w:lang w:val="zh_TW" w:bidi="zh_TW"/>
-        </w:rPr>
-        <w:t>關於泰爾的預言</w:t>
-      </w:r>
-    </w:p>
-    <w:p>
-      <w:pPr/>
-      <w:r>
-        <w:rPr>
-          <w:lang w:val="zh_TW" w:bidi="zh_TW"/>
-        </w:rPr>
-      </w:r>
-      <w:r>
-        <w:rPr>
-          <w:lang w:val="zh_TW" w:bidi="zh_TW"/>
-        </w:rPr>
-        <w:t>在王國時代後期，泰爾受到先知們的強烈責備（</w:t>
-      </w:r>
-      <w:hyperlink r:id="rId41">
-        <w:r>
-          <w:rPr>
-            <w:lang w:val="zh_TW" w:bidi="zh_TW"/>
-          </w:rPr>
-          <w:rPr>
-            <w:color w:val="0000EE"/>
-            <w:u w:val="single"/>
-          </w:rPr>
-          <w:t>以賽亞書23:1–18</w:t>
-        </w:r>
-      </w:hyperlink>
-      <w:r>
-        <w:rPr>
-          <w:lang w:val="zh_TW" w:bidi="zh_TW"/>
-        </w:rPr>
-        <w:t>；</w:t>
-      </w:r>
-      <w:hyperlink r:id="rId42">
-        <w:r>
-          <w:rPr>
-            <w:lang w:val="zh_TW" w:bidi="zh_TW"/>
-          </w:rPr>
-          <w:rPr>
-            <w:color w:val="0000EE"/>
-            <w:u w:val="single"/>
-          </w:rPr>
-          <w:t>耶利米書25:22</w:t>
-        </w:r>
-      </w:hyperlink>
-      <w:r>
-        <w:rPr>
-          <w:lang w:val="zh_TW" w:bidi="zh_TW"/>
-        </w:rPr>
-        <w:t>，</w:t>
-      </w:r>
-      <w:hyperlink r:id="rId43">
-        <w:r>
-          <w:rPr>
-            <w:lang w:val="zh_TW" w:bidi="zh_TW"/>
-          </w:rPr>
-          <w:rPr>
-            <w:color w:val="0000EE"/>
-            <w:u w:val="single"/>
-          </w:rPr>
-          <w:t>27:1</w:t>
-        </w:r>
-      </w:hyperlink>
-      <w:hyperlink r:id="rId41">
-        <w:r>
-          <w:rPr>
-            <w:lang w:val="zh_TW" w:bidi="zh_TW"/>
-          </w:rPr>
-          <w:rPr>
-            <w:color w:val="0000EE"/>
-            <w:u w:val="single"/>
-          </w:rPr>
-          <w:t>–</w:t>
-        </w:r>
-      </w:hyperlink>
-      <w:hyperlink r:id="rId43">
-        <w:r>
-          <w:rPr>
-            <w:lang w:val="zh_TW" w:bidi="zh_TW"/>
-          </w:rPr>
-          <w:rPr>
-            <w:color w:val="0000EE"/>
-            <w:u w:val="single"/>
-          </w:rPr>
-          <w:t>11</w:t>
-        </w:r>
-      </w:hyperlink>
-      <w:r>
-        <w:rPr>
-          <w:lang w:val="zh_TW" w:bidi="zh_TW"/>
-        </w:rPr>
-        <w:t>；</w:t>
-      </w:r>
-      <w:hyperlink r:id="rId44">
-        <w:r>
-          <w:rPr>
-            <w:lang w:val="zh_TW" w:bidi="zh_TW"/>
-          </w:rPr>
-          <w:rPr>
-            <w:color w:val="0000EE"/>
-            <w:u w:val="single"/>
-          </w:rPr>
-          <w:t>以西結書26:1</w:t>
-        </w:r>
-      </w:hyperlink>
-      <w:hyperlink r:id="rId41">
-        <w:r>
-          <w:rPr>
-            <w:lang w:val="zh_TW" w:bidi="zh_TW"/>
-          </w:rPr>
-          <w:rPr>
-            <w:color w:val="0000EE"/>
-            <w:u w:val="single"/>
-          </w:rPr>
-          <w:t>–</w:t>
-        </w:r>
-      </w:hyperlink>
-      <w:hyperlink r:id="rId44">
-        <w:r>
-          <w:rPr>
-            <w:lang w:val="zh_TW" w:bidi="zh_TW"/>
-          </w:rPr>
-          <w:rPr>
-            <w:color w:val="0000EE"/>
-            <w:u w:val="single"/>
-          </w:rPr>
-          <w:t>19</w:t>
-        </w:r>
-      </w:hyperlink>
-      <w:r>
-        <w:rPr>
-          <w:lang w:val="zh_TW" w:bidi="zh_TW"/>
-        </w:rPr>
-        <w:t>；</w:t>
-      </w:r>
-      <w:hyperlink r:id="rId45">
-        <w:r>
-          <w:rPr>
-            <w:lang w:val="zh_TW" w:bidi="zh_TW"/>
-          </w:rPr>
-          <w:rPr>
-            <w:color w:val="0000EE"/>
-            <w:u w:val="single"/>
-          </w:rPr>
-          <w:t>約珥書3:4</w:t>
-        </w:r>
-      </w:hyperlink>
-      <w:hyperlink r:id="rId41">
-        <w:r>
-          <w:rPr>
-            <w:lang w:val="zh_TW" w:bidi="zh_TW"/>
-          </w:rPr>
-          <w:rPr>
-            <w:color w:val="0000EE"/>
-            <w:u w:val="single"/>
-          </w:rPr>
-          <w:t>–</w:t>
-        </w:r>
-      </w:hyperlink>
-      <w:hyperlink r:id="rId45">
+        <w:t>–</w:t>
+      </w:r>
+      <w:hyperlink r:id="rId31">
         <w:r>
           <w:rPr>
             <w:lang w:val="zh_TW" w:bidi="zh_TW"/>
@@ -1531,121 +1256,7 @@
         <w:rPr>
           <w:lang w:val="zh_TW" w:bidi="zh_TW"/>
         </w:rPr>
-        <w:t>；</w:t>
-      </w:r>
-      <w:hyperlink r:id="rId46">
-        <w:r>
-          <w:rPr>
-            <w:lang w:val="zh_TW" w:bidi="zh_TW"/>
-          </w:rPr>
-          <w:rPr>
-            <w:color w:val="0000EE"/>
-            <w:u w:val="single"/>
-          </w:rPr>
-          <w:t>阿摩司書1:9</w:t>
-        </w:r>
-      </w:hyperlink>
-      <w:hyperlink r:id="rId41">
-        <w:r>
-          <w:rPr>
-            <w:lang w:val="zh_TW" w:bidi="zh_TW"/>
-          </w:rPr>
-          <w:rPr>
-            <w:color w:val="0000EE"/>
-            <w:u w:val="single"/>
-          </w:rPr>
-          <w:t>–</w:t>
-        </w:r>
-      </w:hyperlink>
-      <w:hyperlink r:id="rId46">
-        <w:r>
-          <w:rPr>
-            <w:lang w:val="zh_TW" w:bidi="zh_TW"/>
-          </w:rPr>
-          <w:rPr>
-            <w:color w:val="0000EE"/>
-            <w:u w:val="single"/>
-          </w:rPr>
-          <w:t>10</w:t>
-        </w:r>
-      </w:hyperlink>
-      <w:r>
-        <w:rPr>
-          <w:lang w:val="zh_TW" w:bidi="zh_TW"/>
-        </w:rPr>
-        <w:t>）。泰爾被譴責的原因有幾個：</w:t>
-      </w:r>
-    </w:p>
-    <w:p>
-      <w:pPr>
-        <w:pStyle w:val="ListBullet"/>
-        <w:spacing w:line="240" w:lineRule="auto"/>
-        <w:ind w:left="720"/>
-      </w:pPr>
-      <w:r>
-        <w:rPr>
-          <w:lang w:val="zh_TW" w:bidi="zh_TW"/>
-        </w:rPr>
-      </w:r>
-      <w:r>
-        <w:rPr>
-          <w:lang w:val="zh_TW" w:bidi="zh_TW"/>
-        </w:rPr>
-        <w:t>由於其商業重要性，泰爾成為亞述和埃及競爭的焦點。泰爾在這些競爭者之間周旋，同時積累自己的財富並剝削鄰國。</w:t>
-      </w:r>
-    </w:p>
-    <w:p>
-      <w:pPr>
-        <w:pStyle w:val="ListBullet"/>
-        <w:spacing w:line="240" w:lineRule="auto"/>
-        <w:ind w:left="720"/>
-      </w:pPr>
-      <w:r>
-        <w:rPr>
-          <w:lang w:val="zh_TW" w:bidi="zh_TW"/>
-        </w:rPr>
-      </w:r>
-      <w:r>
-        <w:rPr>
-          <w:lang w:val="zh_TW" w:bidi="zh_TW"/>
-        </w:rPr>
-        <w:t>泰爾充滿了貪婪的商人。</w:t>
-      </w:r>
-    </w:p>
-    <w:p>
-      <w:pPr>
-        <w:pStyle w:val="ListBullet"/>
-        <w:spacing w:line="240" w:lineRule="auto"/>
-        <w:ind w:left="720"/>
-      </w:pPr>
-      <w:r>
-        <w:rPr>
-          <w:lang w:val="zh_TW" w:bidi="zh_TW"/>
-        </w:rPr>
-      </w:r>
-      <w:r>
-        <w:rPr>
-          <w:lang w:val="zh_TW" w:bidi="zh_TW"/>
-        </w:rPr>
-        <w:t>泰爾也是宗教偶像崇拜和性道德敗壞的中心。</w:t>
-      </w:r>
-    </w:p>
-    <w:p>
-      <w:pPr>
-        <w:pStyle w:val="ListBullet"/>
-        <w:spacing w:line="240" w:lineRule="auto"/>
-        <w:ind w:left="720"/>
-      </w:pPr>
-      <w:r>
-        <w:rPr>
-          <w:lang w:val="zh_TW" w:bidi="zh_TW"/>
-        </w:rPr>
-      </w:r>
-      <w:r>
-        <w:rPr>
-          <w:lang w:val="zh_TW" w:bidi="zh_TW"/>
-        </w:rPr>
-        <w:t>泰爾因其巨大的財富和戰略位置而極其驕傲。</w:t>
+        <w:t>)。</w:t>
       </w:r>
     </w:p>
     <w:p>
@@ -1659,132 +1270,7 @@
         <w:rPr>
           <w:lang w:val="zh_TW" w:bidi="zh_TW"/>
         </w:rPr>
-        <w:t>以西結的預言提供了泰爾城的詳細圖景，其商業帝國、罪惡及最終的滅亡（</w:t>
-      </w:r>
-      <w:hyperlink r:id="rId47">
-        <w:r>
-          <w:rPr>
-            <w:lang w:val="zh_TW" w:bidi="zh_TW"/>
-          </w:rPr>
-          <w:rPr>
-            <w:color w:val="0000EE"/>
-            <w:u w:val="single"/>
-          </w:rPr>
-          <w:t>以西結書26:1</w:t>
-        </w:r>
-      </w:hyperlink>
-      <w:hyperlink r:id="rId41">
-        <w:r>
-          <w:rPr>
-            <w:lang w:val="zh_TW" w:bidi="zh_TW"/>
-          </w:rPr>
-          <w:rPr>
-            <w:color w:val="0000EE"/>
-            <w:u w:val="single"/>
-          </w:rPr>
-          <w:t>–</w:t>
-        </w:r>
-      </w:hyperlink>
-      <w:hyperlink r:id="rId47">
-        <w:r>
-          <w:rPr>
-            <w:lang w:val="zh_TW" w:bidi="zh_TW"/>
-          </w:rPr>
-          <w:rPr>
-            <w:color w:val="0000EE"/>
-            <w:u w:val="single"/>
-          </w:rPr>
-          <w:t>28</w:t>
-        </w:r>
-      </w:hyperlink>
-      <w:r>
-        <w:rPr>
-          <w:lang w:val="zh_TW" w:bidi="zh_TW"/>
-        </w:rPr>
-        <w:t>，</w:t>
-      </w:r>
-      <w:hyperlink r:id="rId48">
-        <w:r>
-          <w:rPr>
-            <w:lang w:val="zh_TW" w:bidi="zh_TW"/>
-          </w:rPr>
-          <w:rPr>
-            <w:color w:val="0000EE"/>
-            <w:u w:val="single"/>
-          </w:rPr>
-          <w:t>29:18</w:t>
-        </w:r>
-      </w:hyperlink>
-      <w:hyperlink r:id="rId41">
-        <w:r>
-          <w:rPr>
-            <w:lang w:val="zh_TW" w:bidi="zh_TW"/>
-          </w:rPr>
-          <w:rPr>
-            <w:color w:val="0000EE"/>
-            <w:u w:val="single"/>
-          </w:rPr>
-          <w:t>–</w:t>
-        </w:r>
-      </w:hyperlink>
-      <w:hyperlink r:id="rId48">
-        <w:r>
-          <w:rPr>
-            <w:lang w:val="zh_TW" w:bidi="zh_TW"/>
-          </w:rPr>
-          <w:rPr>
-            <w:color w:val="0000EE"/>
-            <w:u w:val="single"/>
-          </w:rPr>
-          <w:t>20</w:t>
-        </w:r>
-      </w:hyperlink>
-      <w:r>
-        <w:rPr>
-          <w:lang w:val="zh_TW" w:bidi="zh_TW"/>
-        </w:rPr>
-        <w:t>）。泰爾的最終毀滅經歷了將近1900年。直到公元1291年才被徹底摧毀。泰爾被尼布甲尼撒圍攻了13年——從公元前587年直到574年。亞歷山大大帝在公元前332年經過七個月的圍攻後征服了這座城市。亞歷山大從大陸建造了一條通往島上的高架道路。以西結對泰爾驕傲的描述將其與撒但的驕傲相提並論。泰爾的宣稱「</w:t>
-      </w:r>
-      <w:r>
-        <w:rPr>
-          <w:lang w:val="zh_TW" w:bidi="zh_TW"/>
-        </w:rPr>
-        <w:t>我是神； 我在海中坐神之位</w:t>
-      </w:r>
-      <w:r>
-        <w:rPr>
-          <w:lang w:val="zh_TW" w:bidi="zh_TW"/>
-        </w:rPr>
-        <w:t>」，這也是導致撒但墮落同樣的表達方式（</w:t>
-      </w:r>
-      <w:hyperlink r:id="rId49">
-        <w:r>
-          <w:rPr>
-            <w:lang w:val="zh_TW" w:bidi="zh_TW"/>
-          </w:rPr>
-          <w:rPr>
-            <w:color w:val="0000EE"/>
-            <w:u w:val="single"/>
-          </w:rPr>
-          <w:t>以西結書28:2</w:t>
-        </w:r>
-      </w:hyperlink>
-      <w:r>
-        <w:rPr>
-          <w:lang w:val="zh_TW" w:bidi="zh_TW"/>
-        </w:rPr>
-        <w:t>）。</w:t>
-      </w:r>
-    </w:p>
-    <w:p>
-      <w:pPr>
-        <w:pStyle w:val="Heading3"/>
-      </w:pPr>
-      <w:r>
-        <w:rPr>
-          <w:lang w:val="zh_TW" w:bidi="zh_TW"/>
-        </w:rPr>
-        <w:t>新約聖經中的泰爾</w:t>
+        <w:t>在以斯拉之後，許多教師使用這種米大示的方法。這些宗教領袖被稱為經師（Soferim，「守書人」或「文士」），直到大約公元前200年。他們有時被稱為「大會堂」。他們教導以色列要避免崇拜假神或忘記神的律法。</w:t>
       </w:r>
     </w:p>
     <w:p>
@@ -1798,61 +1284,176 @@
         <w:rPr>
           <w:lang w:val="zh_TW" w:bidi="zh_TW"/>
         </w:rPr>
-        <w:t>亞歷山大征服並摧毀了部分城市。但新約聖經指出，泰爾已經恢復了一些地位。泰爾在人口和商業力量上等同於或超過耶路撒冷。耶穌在祂早期的事工中曾造訪泰爾周圍地區。祂在那裡醫治了敘利腓尼基婦女的女兒（</w:t>
-      </w:r>
-      <w:hyperlink r:id="rId50">
-        <w:r>
-          <w:rPr>
-            <w:lang w:val="zh_TW" w:bidi="zh_TW"/>
-          </w:rPr>
-          <w:rPr>
-            <w:color w:val="0000EE"/>
-            <w:u w:val="single"/>
-          </w:rPr>
-          <w:t>馬太福音15:21–28</w:t>
-        </w:r>
-      </w:hyperlink>
+        <w:t>經師之後是哈西典（「虔誠者」），他們試圖鼓勵宗教委身。哈西典之後是公元前128年的法利賽人（「分離者」）。所有這些群體都對米大示方法有所貢獻。</w:t>
+      </w:r>
+    </w:p>
+    <w:p>
+      <w:pPr/>
+      <w:r>
+        <w:rPr>
+          <w:lang w:val="zh_TW" w:bidi="zh_TW"/>
+        </w:rPr>
+      </w:r>
+      <w:r>
+        <w:rPr>
+          <w:lang w:val="zh_TW" w:bidi="zh_TW"/>
+        </w:rPr>
+        <w:t>隨著時間的推移，需要記住的材料越來越多。人們通過不斷重複來學習。這種新方法被稱為米示拿（Mishnah），意思是「重複」。米示拿的教師被稱為他拿念（Tannaim），意思是「口頭傳授者」。</w:t>
+      </w:r>
+    </w:p>
+    <w:p>
+      <w:pPr/>
+      <w:r>
+        <w:rPr>
+          <w:lang w:val="zh_TW" w:bidi="zh_TW"/>
+        </w:rPr>
+      </w:r>
+      <w:r>
+        <w:rPr>
+          <w:lang w:val="zh_TW" w:bidi="zh_TW"/>
+        </w:rPr>
+        <w:t>米大示和米示拿都被使用了許多年。口傳律法最終發展龐大到人們難以學習和記憶的地步。因此，它被書寫記錄下來。後來的拉比對米示拿進行了詳細的討論和解釋。這些討論被稱為革馬拉（Gemara，意為「完成」）。與最初的口傳律法一樣，革馬拉也是先口述傳承，然後才文字記錄。革馬拉和米示拿一起組成了塔木德。</w:t>
+      </w:r>
+    </w:p>
+    <w:p>
+      <w:pPr/>
+      <w:r>
+        <w:rPr>
+          <w:lang w:val="zh_TW" w:bidi="zh_TW"/>
+        </w:rPr>
+      </w:r>
+      <w:r>
+        <w:rPr>
+          <w:i/>
+          <w:lang w:val="zh_TW" w:bidi="zh_TW"/>
+        </w:rPr>
+        <w:t>另見</w:t>
+      </w:r>
+      <w:r>
+        <w:rPr>
+          <w:lang w:val="zh_TW" w:bidi="zh_TW"/>
+        </w:rPr>
+        <w:t xml:space="preserve"> </w:t>
+      </w:r>
+      <w:r>
+        <w:rPr>
+          <w:lang w:val="zh_TW" w:bidi="zh_TW"/>
+        </w:rPr>
+        <w:t>革馬拉</w:t>
+      </w:r>
       <w:r>
         <w:rPr>
           <w:lang w:val="zh_TW" w:bidi="zh_TW"/>
         </w:rPr>
         <w:t>；</w:t>
       </w:r>
-      <w:hyperlink r:id="rId51">
-        <w:r>
-          <w:rPr>
-            <w:lang w:val="zh_TW" w:bidi="zh_TW"/>
-          </w:rPr>
-          <w:rPr>
-            <w:color w:val="0000EE"/>
-            <w:u w:val="single"/>
-          </w:rPr>
-          <w:t>馬可福音7:24–31</w:t>
-        </w:r>
-      </w:hyperlink>
-      <w:r>
-        <w:rPr>
-          <w:lang w:val="zh_TW" w:bidi="zh_TW"/>
-        </w:rPr>
-        <w:t>）。耶穌將棄絕祂的加利利城鎮與泰爾和西頓相比。這種比較意味著加利利人理論上可以拒絕耶穌的理由應該更少，因為他在那裡行了許多神蹟（</w:t>
-      </w:r>
-      <w:hyperlink r:id="rId52">
-        <w:r>
-          <w:rPr>
-            <w:lang w:val="zh_TW" w:bidi="zh_TW"/>
-          </w:rPr>
-          <w:rPr>
-            <w:color w:val="0000EE"/>
-            <w:u w:val="single"/>
-          </w:rPr>
-          <w:t>路加福音10:13–14</w:t>
-        </w:r>
-      </w:hyperlink>
-      <w:r>
-        <w:rPr>
-          <w:lang w:val="zh_TW" w:bidi="zh_TW"/>
-        </w:rPr>
-        <w:t>）。</w:t>
+      <w:r>
+        <w:rPr>
+          <w:lang w:val="zh_TW" w:bidi="zh_TW"/>
+        </w:rPr>
+        <w:t>哈加達</w:t>
+      </w:r>
+      <w:r>
+        <w:rPr>
+          <w:lang w:val="zh_TW" w:bidi="zh_TW"/>
+        </w:rPr>
+        <w:t>；</w:t>
+      </w:r>
+      <w:r>
+        <w:rPr>
+          <w:lang w:val="zh_TW" w:bidi="zh_TW"/>
+        </w:rPr>
+        <w:t>哈拉卡</w:t>
+      </w:r>
+      <w:r>
+        <w:rPr>
+          <w:lang w:val="zh_TW" w:bidi="zh_TW"/>
+        </w:rPr>
+        <w:t>；</w:t>
+      </w:r>
+      <w:r>
+        <w:rPr>
+          <w:lang w:val="zh_TW" w:bidi="zh_TW"/>
+        </w:rPr>
+        <w:t>聖經中的法律概念</w:t>
+      </w:r>
+      <w:r>
+        <w:rPr>
+          <w:lang w:val="zh_TW" w:bidi="zh_TW"/>
+        </w:rPr>
+        <w:t>；</w:t>
+      </w:r>
+      <w:r>
+        <w:rPr>
+          <w:lang w:val="zh_TW" w:bidi="zh_TW"/>
+        </w:rPr>
+        <w:t>米大示</w:t>
+      </w:r>
+      <w:r>
+        <w:rPr>
+          <w:lang w:val="zh_TW" w:bidi="zh_TW"/>
+        </w:rPr>
+        <w:t>；</w:t>
+      </w:r>
+      <w:r>
+        <w:rPr>
+          <w:lang w:val="zh_TW" w:bidi="zh_TW"/>
+        </w:rPr>
+        <w:t>米示拿</w:t>
+      </w:r>
+      <w:r>
+        <w:rPr>
+          <w:lang w:val="zh_TW" w:bidi="zh_TW"/>
+        </w:rPr>
+        <w:t>；</w:t>
+      </w:r>
+      <w:r>
+        <w:rPr>
+          <w:lang w:val="zh_TW" w:bidi="zh_TW"/>
+        </w:rPr>
+        <w:t>法利賽人</w:t>
+      </w:r>
+      <w:r>
+        <w:rPr>
+          <w:lang w:val="zh_TW" w:bidi="zh_TW"/>
+        </w:rPr>
+        <w:t>；</w:t>
+      </w:r>
+      <w:r>
+        <w:rPr>
+          <w:lang w:val="zh_TW" w:bidi="zh_TW"/>
+        </w:rPr>
+        <w:t>妥拉</w:t>
+      </w:r>
+      <w:r>
+        <w:rPr>
+          <w:lang w:val="zh_TW" w:bidi="zh_TW"/>
+        </w:rPr>
+        <w:t>；</w:t>
+      </w:r>
+      <w:r>
+        <w:rPr>
+          <w:lang w:val="zh_TW" w:bidi="zh_TW"/>
+        </w:rPr>
+        <w:t>傳統</w:t>
+      </w:r>
+      <w:r>
+        <w:rPr>
+          <w:lang w:val="zh_TW" w:bidi="zh_TW"/>
+        </w:rPr>
+        <w:t>；</w:t>
+      </w:r>
+      <w:r>
+        <w:rPr>
+          <w:lang w:val="zh_TW" w:bidi="zh_TW"/>
+        </w:rPr>
+        <w:t>口頭傳統</w:t>
+      </w:r>
+      <w:r>
+        <w:rPr>
+          <w:lang w:val="zh_TW" w:bidi="zh_TW"/>
+        </w:rPr>
+        <w:t>。</w:t>
       </w:r>
       <w:r>
         <w:rPr>
@@ -3754,6 +3355,18 @@
   </w:num>
   <w:num w:numId="13" w16cid:durableId="592781308">
     <w:abstractNumId w:val="11"/>
+  </w:num>
+  <w:num w:numId="14">
+    <w:abstractNumId w:val="3"/>
+    <w:lvlOverride w:ilvl="0">
+      <w:startOverride w:val="1"/>
+    </w:lvlOverride>
+  </w:num>
+  <w:num w:numId="15">
+    <w:abstractNumId w:val="3"/>
+    <w:lvlOverride w:ilvl="0">
+      <w:startOverride w:val="1"/>
+    </w:lvlOverride>
   </w:num>
   <w:numIdMacAtCleanup w:val="10"/>
 </w:numbering>

--- a/zht/docx/150.content.docx
+++ b/zht/docx/150.content.docx
@@ -149,7 +149,7 @@
         <w:rPr>
           <w:lang w:val="zh_TW" w:bidi="zh_TW"/>
         </w:rPr>
-        <w:t>ta</w:t>
+        <w:t>shu</w:t>
       </w:r>
       <w:r>
         <w:rPr>
@@ -212,7 +212,7 @@
         <w:rPr>
           <w:lang w:val="zh_TW" w:bidi="zh_TW"/>
         </w:rPr>
-        <w:t>他拉 (人物)</w:t>
+        <w:t>書珥</w:t>
       </w:r>
       <w:r>
         <w:rPr>
@@ -231,7 +231,7 @@
         <w:rPr>
           <w:lang w:val="zh_TW" w:bidi="zh_TW"/>
         </w:rPr>
-        <w:t>他是亞伯蘭（亞伯拉罕）、拿鶴和哈蘭的父親（</w:t>
+        <w:t>這是位於埃及尼羅河三角洲以東的西奈半島的曠野地區，位於南地（Negev）以西。在古代，有一條商隊路線從埃及經過這裡到達巴勒斯坦。亞伯拉罕曾在書珥和加低斯之間居住過一段時間（</w:t>
       </w:r>
       <w:hyperlink r:id="rId13">
         <w:r>
@@ -242,25 +242,259 @@
             <w:color w:val="0000EE"/>
             <w:u w:val="single"/>
           </w:rPr>
-          <w:t>創11:26</w:t>
-        </w:r>
-      </w:hyperlink>
+          <w:t>創20:1</w:t>
+        </w:r>
+      </w:hyperlink>
+      <w:r>
+        <w:rPr>
+          <w:lang w:val="zh_TW" w:bidi="zh_TW"/>
+        </w:rPr>
+        <w:t>）。以實瑪利人也曾居住在這個地區（</w:t>
+      </w:r>
+      <w:hyperlink r:id="rId14">
+        <w:r>
+          <w:rPr>
+            <w:lang w:val="zh_TW" w:bidi="zh_TW"/>
+          </w:rPr>
+          <w:rPr>
+            <w:color w:val="0000EE"/>
+            <w:u w:val="single"/>
+          </w:rPr>
+          <w:t>創25:18</w:t>
+        </w:r>
+      </w:hyperlink>
+      <w:r>
+        <w:rPr>
+          <w:lang w:val="zh_TW" w:bidi="zh_TW"/>
+        </w:rPr>
+        <w:t>）。過紅海後，摩西帶領以色列人在這片乾旱的地上行走了三天（</w:t>
+      </w:r>
+      <w:hyperlink r:id="rId15">
+        <w:r>
+          <w:rPr>
+            <w:lang w:val="zh_TW" w:bidi="zh_TW"/>
+          </w:rPr>
+          <w:rPr>
+            <w:color w:val="0000EE"/>
+            <w:u w:val="single"/>
+          </w:rPr>
+          <w:t>出15:22</w:t>
+        </w:r>
+      </w:hyperlink>
+      <w:r>
+        <w:rPr>
+          <w:lang w:val="zh_TW" w:bidi="zh_TW"/>
+        </w:rPr>
+        <w:t>）。以色列王掃羅在書珥附近征服了亞瑪力人（</w:t>
+      </w:r>
+      <w:hyperlink r:id="rId16">
+        <w:r>
+          <w:rPr>
+            <w:lang w:val="zh_TW" w:bidi="zh_TW"/>
+          </w:rPr>
+          <w:rPr>
+            <w:color w:val="0000EE"/>
+            <w:u w:val="single"/>
+          </w:rPr>
+          <w:t>撒上15:7</w:t>
+        </w:r>
+      </w:hyperlink>
+      <w:r>
+        <w:rPr>
+          <w:lang w:val="zh_TW" w:bidi="zh_TW"/>
+        </w:rPr>
+        <w:t>）。後來，大衛在這裡擊敗了基述人、基色人和亞瑪力人（</w:t>
+      </w:r>
+      <w:hyperlink r:id="rId17">
+        <w:r>
+          <w:rPr>
+            <w:lang w:val="zh_TW" w:bidi="zh_TW"/>
+          </w:rPr>
+          <w:rPr>
+            <w:color w:val="0000EE"/>
+            <w:u w:val="single"/>
+          </w:rPr>
+          <w:t>撒上27:8</w:t>
+        </w:r>
+      </w:hyperlink>
+      <w:r>
+        <w:rPr>
+          <w:lang w:val="zh_TW" w:bidi="zh_TW"/>
+        </w:rPr>
+        <w:t>）。</w:t>
+      </w:r>
+      <w:hyperlink r:id="rId18">
+        <w:r>
+          <w:rPr>
+            <w:lang w:val="zh_TW" w:bidi="zh_TW"/>
+          </w:rPr>
+          <w:rPr>
+            <w:color w:val="0000EE"/>
+            <w:u w:val="single"/>
+          </w:rPr>
+          <w:t>民數記三十三章8節</w:t>
+        </w:r>
+      </w:hyperlink>
+      <w:r>
+        <w:rPr>
+          <w:lang w:val="zh_TW" w:bidi="zh_TW"/>
+        </w:rPr>
+        <w:t>稱這個地區為伊坦的曠野。</w:t>
+      </w:r>
+    </w:p>
+    <w:p>
+      <w:pPr/>
+      <w:r>
+        <w:rPr>
+          <w:lang w:val="zh_TW" w:bidi="zh_TW"/>
+        </w:rPr>
+      </w:r>
+      <w:r>
+        <w:rPr>
+          <w:i/>
+          <w:lang w:val="zh_TW" w:bidi="zh_TW"/>
+        </w:rPr>
+        <w:t xml:space="preserve">另見 </w:t>
+      </w:r>
+      <w:r>
+        <w:rPr>
+          <w:lang w:val="zh_TW" w:bidi="zh_TW"/>
+        </w:rPr>
+        <w:t>西奈，西奈山</w:t>
+      </w:r>
       <w:r>
         <w:rPr>
           <w:lang w:val="zh_TW" w:bidi="zh_TW"/>
         </w:rPr>
         <w:t>；</w:t>
       </w:r>
-      <w:hyperlink r:id="rId14">
-        <w:r>
-          <w:rPr>
-            <w:lang w:val="zh_TW" w:bidi="zh_TW"/>
-          </w:rPr>
-          <w:rPr>
-            <w:color w:val="0000EE"/>
-            <w:u w:val="single"/>
-          </w:rPr>
-          <w:t>代上1:26</w:t>
+      <w:r>
+        <w:rPr>
+          <w:lang w:val="zh_TW" w:bidi="zh_TW"/>
+        </w:rPr>
+        <w:t>曠野漂流</w:t>
+      </w:r>
+      <w:r>
+        <w:rPr>
+          <w:lang w:val="zh_TW" w:bidi="zh_TW"/>
+        </w:rPr>
+        <w:t>。</w:t>
+      </w:r>
+      <w:r>
+        <w:rPr>
+          <w:lang w:val="zh_TW" w:bidi="zh_TW"/>
+        </w:rPr>
+      </w:r>
+      <w:r>
+        <w:rPr>
+          <w:lang w:val="zh_TW" w:bidi="zh_TW"/>
+        </w:rPr>
+      </w:r>
+    </w:p>
+    <w:p>
+      <w:pPr/>
+      <w:r>
+        <w:rPr>
+          <w:lang w:val="zh_TW" w:bidi="zh_TW"/>
+        </w:rPr>
+      </w:r>
+    </w:p>
+    <w:p>
+      <w:pPr>
+        <w:pStyle w:val="Heading2"/>
+      </w:pPr>
+      <w:r>
+        <w:rPr>
+          <w:lang w:val="zh_TW" w:bidi="zh_TW"/>
+        </w:rPr>
+        <w:t>書卷</w:t>
+      </w:r>
+      <w:r>
+        <w:rPr>
+          <w:lang w:val="zh_TW" w:bidi="zh_TW"/>
+        </w:rPr>
+      </w:r>
+    </w:p>
+    <w:p>
+      <w:pPr/>
+      <w:r>
+        <w:rPr>
+          <w:lang w:val="zh_TW" w:bidi="zh_TW"/>
+        </w:rPr>
+      </w:r>
+      <w:r>
+        <w:rPr>
+          <w:lang w:val="zh_TW" w:bidi="zh_TW"/>
+        </w:rPr>
+        <w:t>書寫用的紙張或卷軸，常被用來保存記錄或故事。這些材料通常由木材、羊皮紙、或蒲草紙製成。至於有頁面裝訂成冊的書籍，則是在聖經時期之後才逐漸發展出來的。</w:t>
+      </w:r>
+    </w:p>
+    <w:p>
+      <w:pPr/>
+      <w:r>
+        <w:rPr>
+          <w:lang w:val="zh_TW" w:bidi="zh_TW"/>
+        </w:rPr>
+      </w:r>
+      <w:r>
+        <w:rPr>
+          <w:lang w:val="zh_TW" w:bidi="zh_TW"/>
+        </w:rPr>
+        <w:t>聖經包含多卷被稱為「書卷」的經文，因為這些文獻在被編入聖經之前就是單獨的書卷。聖經共有66卷書（例如：創世記、以賽亞書、馬太福音和啟示錄）。</w:t>
+      </w:r>
+    </w:p>
+    <w:p>
+      <w:pPr>
+        <w:pStyle w:val="Heading3"/>
+      </w:pPr>
+      <w:r>
+        <w:rPr>
+          <w:lang w:val="zh_TW" w:bidi="zh_TW"/>
+        </w:rPr>
+        <w:t>律法書</w:t>
+      </w:r>
+    </w:p>
+    <w:p>
+      <w:pPr/>
+      <w:r>
+        <w:rPr>
+          <w:lang w:val="zh_TW" w:bidi="zh_TW"/>
+        </w:rPr>
+      </w:r>
+      <w:r>
+        <w:rPr>
+          <w:lang w:val="zh_TW" w:bidi="zh_TW"/>
+        </w:rPr>
+        <w:t>對古代以色列人來說是最重要的書卷（</w:t>
+      </w:r>
+      <w:hyperlink r:id="rId19">
+        <w:r>
+          <w:rPr>
+            <w:lang w:val="zh_TW" w:bidi="zh_TW"/>
+          </w:rPr>
+          <w:rPr>
+            <w:color w:val="0000EE"/>
+            <w:u w:val="single"/>
+          </w:rPr>
+          <w:t>王下22:8</w:t>
+        </w:r>
+      </w:hyperlink>
+      <w:r>
+        <w:rPr>
+          <w:lang w:val="zh_TW" w:bidi="zh_TW"/>
+        </w:rPr>
+        <w:t>）。這卷書之所以重要，是因為它是神賜給摩西的（</w:t>
+      </w:r>
+      <w:hyperlink r:id="rId20">
+        <w:r>
+          <w:rPr>
+            <w:lang w:val="zh_TW" w:bidi="zh_TW"/>
+          </w:rPr>
+          <w:rPr>
+            <w:color w:val="0000EE"/>
+            <w:u w:val="single"/>
+          </w:rPr>
+          <w:t>書23:6</w:t>
         </w:r>
       </w:hyperlink>
       <w:r>
@@ -269,16 +503,88 @@
         </w:rPr>
         <w:t>；</w:t>
       </w:r>
-      <w:hyperlink r:id="rId15">
-        <w:r>
-          <w:rPr>
-            <w:lang w:val="zh_TW" w:bidi="zh_TW"/>
-          </w:rPr>
-          <w:rPr>
-            <w:color w:val="0000EE"/>
-            <w:u w:val="single"/>
-          </w:rPr>
-          <w:t>路3:34</w:t>
+      <w:hyperlink r:id="rId21">
+        <w:r>
+          <w:rPr>
+            <w:lang w:val="zh_TW" w:bidi="zh_TW"/>
+          </w:rPr>
+          <w:rPr>
+            <w:color w:val="0000EE"/>
+            <w:u w:val="single"/>
+          </w:rPr>
+          <w:t>可12:26</w:t>
+        </w:r>
+      </w:hyperlink>
+      <w:r>
+        <w:rPr>
+          <w:lang w:val="zh_TW" w:bidi="zh_TW"/>
+        </w:rPr>
+        <w:t>）。它很重要，也是因為其中包含了摩西之約（例如，</w:t>
+      </w:r>
+      <w:hyperlink r:id="rId22">
+        <w:r>
+          <w:rPr>
+            <w:lang w:val="zh_TW" w:bidi="zh_TW"/>
+          </w:rPr>
+          <w:rPr>
+            <w:color w:val="0000EE"/>
+            <w:u w:val="single"/>
+          </w:rPr>
+          <w:t>出20章</w:t>
+        </w:r>
+      </w:hyperlink>
+      <w:r>
+        <w:rPr>
+          <w:lang w:val="zh_TW" w:bidi="zh_TW"/>
+        </w:rPr>
+        <w:t>）。神曾吩咐約書亞晝夜思想這卷書（</w:t>
+      </w:r>
+      <w:hyperlink r:id="rId23">
+        <w:r>
+          <w:rPr>
+            <w:lang w:val="zh_TW" w:bidi="zh_TW"/>
+          </w:rPr>
+          <w:rPr>
+            <w:color w:val="0000EE"/>
+            <w:u w:val="single"/>
+          </w:rPr>
+          <w:t>書1:8</w:t>
+        </w:r>
+      </w:hyperlink>
+      <w:r>
+        <w:rPr>
+          <w:lang w:val="zh_TW" w:bidi="zh_TW"/>
+        </w:rPr>
+        <w:t>）。先知們經常引用它，尤其是申命記。在約西亞作王時期，律法書在聖殿的修復過程中被發現，這導致了重要的宗教改革（</w:t>
+      </w:r>
+      <w:hyperlink r:id="rId24">
+        <w:r>
+          <w:rPr>
+            <w:lang w:val="zh_TW" w:bidi="zh_TW"/>
+          </w:rPr>
+          <w:rPr>
+            <w:color w:val="0000EE"/>
+            <w:u w:val="single"/>
+          </w:rPr>
+          <w:t>王下22:8</w:t>
+        </w:r>
+      </w:hyperlink>
+      <w:r>
+        <w:rPr>
+          <w:lang w:val="zh_TW" w:bidi="zh_TW"/>
+        </w:rPr>
+        <w:t>–</w:t>
+      </w:r>
+      <w:hyperlink r:id="rId24">
+        <w:r>
+          <w:rPr>
+            <w:lang w:val="zh_TW" w:bidi="zh_TW"/>
+          </w:rPr>
+          <w:rPr>
+            <w:color w:val="0000EE"/>
+            <w:u w:val="single"/>
+          </w:rPr>
+          <w:t>13</w:t>
         </w:r>
       </w:hyperlink>
       <w:r>
@@ -289,6 +595,17 @@
       </w:r>
     </w:p>
     <w:p>
+      <w:pPr>
+        <w:pStyle w:val="Heading3"/>
+      </w:pPr>
+      <w:r>
+        <w:rPr>
+          <w:lang w:val="zh_TW" w:bidi="zh_TW"/>
+        </w:rPr>
+        <w:t>聖經中提到的書卷</w:t>
+      </w:r>
+    </w:p>
+    <w:p>
       <w:pPr/>
       <w:r>
         <w:rPr>
@@ -299,36 +616,72 @@
         <w:rPr>
           <w:lang w:val="zh_TW" w:bidi="zh_TW"/>
         </w:rPr>
-        <w:t>在提到他拉的兒子時，亞伯蘭雖位列第一，但他很可能並不是長子。聖經記載他拉在70歲時，生了亞伯蘭、拿鶴和哈蘭（</w:t>
-      </w:r>
-      <w:hyperlink r:id="rId13">
-        <w:r>
-          <w:rPr>
-            <w:lang w:val="zh_TW" w:bidi="zh_TW"/>
-          </w:rPr>
-          <w:rPr>
-            <w:color w:val="0000EE"/>
-            <w:u w:val="single"/>
-          </w:rPr>
-          <w:t>創11:26</w:t>
-        </w:r>
-      </w:hyperlink>
-      <w:r>
-        <w:rPr>
-          <w:lang w:val="zh_TW" w:bidi="zh_TW"/>
-        </w:rPr>
-        <w:t>）。根據新約聖經的記載，亞伯蘭是在他父親去世後才離開哈蘭的，當時亞伯蘭75歲（</w:t>
-      </w:r>
-      <w:hyperlink r:id="rId16">
-        <w:r>
-          <w:rPr>
-            <w:lang w:val="zh_TW" w:bidi="zh_TW"/>
-          </w:rPr>
-          <w:rPr>
-            <w:color w:val="0000EE"/>
-            <w:u w:val="single"/>
-          </w:rPr>
-          <w:t>創12:4</w:t>
+        <w:t>聖經中特別提到的一些作為資料來源的書卷包括：</w:t>
+      </w:r>
+    </w:p>
+    <w:p>
+      <w:pPr>
+        <w:pStyle w:val="ListBullet"/>
+        <w:spacing w:line="240" w:lineRule="auto"/>
+        <w:ind w:left="720"/>
+      </w:pPr>
+      <w:r>
+        <w:rPr>
+          <w:lang w:val="zh_TW" w:bidi="zh_TW"/>
+        </w:rPr>
+      </w:r>
+      <w:r>
+        <w:rPr>
+          <w:lang w:val="zh_TW" w:bidi="zh_TW"/>
+        </w:rPr>
+        <w:t>耶和華的戰記（</w:t>
+      </w:r>
+      <w:hyperlink r:id="rId25">
+        <w:r>
+          <w:rPr>
+            <w:lang w:val="zh_TW" w:bidi="zh_TW"/>
+          </w:rPr>
+          <w:rPr>
+            <w:color w:val="0000EE"/>
+            <w:u w:val="single"/>
+          </w:rPr>
+          <w:t>民21:14</w:t>
+        </w:r>
+      </w:hyperlink>
+      <w:r>
+        <w:rPr>
+          <w:lang w:val="zh_TW" w:bidi="zh_TW"/>
+        </w:rPr>
+        <w:t>）</w:t>
+      </w:r>
+    </w:p>
+    <w:p>
+      <w:pPr>
+        <w:pStyle w:val="ListBullet"/>
+        <w:spacing w:line="240" w:lineRule="auto"/>
+        <w:ind w:left="720"/>
+      </w:pPr>
+      <w:r>
+        <w:rPr>
+          <w:lang w:val="zh_TW" w:bidi="zh_TW"/>
+        </w:rPr>
+      </w:r>
+      <w:r>
+        <w:rPr>
+          <w:lang w:val="zh_TW" w:bidi="zh_TW"/>
+        </w:rPr>
+        <w:t>雅煞珥書（</w:t>
+      </w:r>
+      <w:hyperlink r:id="rId26">
+        <w:r>
+          <w:rPr>
+            <w:lang w:val="zh_TW" w:bidi="zh_TW"/>
+          </w:rPr>
+          <w:rPr>
+            <w:color w:val="0000EE"/>
+            <w:u w:val="single"/>
+          </w:rPr>
+          <w:t>約書亞10:13</w:t>
         </w:r>
       </w:hyperlink>
       <w:r>
@@ -337,16 +690,341 @@
         </w:rPr>
         <w:t>；</w:t>
       </w:r>
-      <w:hyperlink r:id="rId17">
-        <w:r>
-          <w:rPr>
-            <w:lang w:val="zh_TW" w:bidi="zh_TW"/>
-          </w:rPr>
-          <w:rPr>
-            <w:color w:val="0000EE"/>
-            <w:u w:val="single"/>
-          </w:rPr>
-          <w:t>徒7:4</w:t>
+      <w:hyperlink r:id="rId27">
+        <w:r>
+          <w:rPr>
+            <w:lang w:val="zh_TW" w:bidi="zh_TW"/>
+          </w:rPr>
+          <w:rPr>
+            <w:color w:val="0000EE"/>
+            <w:u w:val="single"/>
+          </w:rPr>
+          <w:t>撒母耳下1:18</w:t>
+        </w:r>
+      </w:hyperlink>
+      <w:r>
+        <w:rPr>
+          <w:lang w:val="zh_TW" w:bidi="zh_TW"/>
+        </w:rPr>
+        <w:t>）</w:t>
+      </w:r>
+    </w:p>
+    <w:p>
+      <w:pPr>
+        <w:pStyle w:val="ListBullet"/>
+        <w:spacing w:line="240" w:lineRule="auto"/>
+        <w:ind w:left="720"/>
+      </w:pPr>
+      <w:r>
+        <w:rPr>
+          <w:lang w:val="zh_TW" w:bidi="zh_TW"/>
+        </w:rPr>
+      </w:r>
+      <w:r>
+        <w:rPr>
+          <w:lang w:val="zh_TW" w:bidi="zh_TW"/>
+        </w:rPr>
+        <w:t>所羅門記（</w:t>
+      </w:r>
+      <w:hyperlink r:id="rId28">
+        <w:r>
+          <w:rPr>
+            <w:lang w:val="zh_TW" w:bidi="zh_TW"/>
+          </w:rPr>
+          <w:rPr>
+            <w:color w:val="0000EE"/>
+            <w:u w:val="single"/>
+          </w:rPr>
+          <w:t>王上11:41</w:t>
+        </w:r>
+      </w:hyperlink>
+      <w:r>
+        <w:rPr>
+          <w:lang w:val="zh_TW" w:bidi="zh_TW"/>
+        </w:rPr>
+        <w:t>）</w:t>
+      </w:r>
+    </w:p>
+    <w:p>
+      <w:pPr>
+        <w:pStyle w:val="ListBullet"/>
+        <w:spacing w:line="240" w:lineRule="auto"/>
+        <w:ind w:left="720"/>
+      </w:pPr>
+      <w:r>
+        <w:rPr>
+          <w:lang w:val="zh_TW" w:bidi="zh_TW"/>
+        </w:rPr>
+      </w:r>
+      <w:r>
+        <w:rPr>
+          <w:lang w:val="zh_TW" w:bidi="zh_TW"/>
+        </w:rPr>
+        <w:t>猶大列王記（</w:t>
+      </w:r>
+      <w:hyperlink r:id="rId29">
+        <w:r>
+          <w:rPr>
+            <w:lang w:val="zh_TW" w:bidi="zh_TW"/>
+          </w:rPr>
+          <w:rPr>
+            <w:color w:val="0000EE"/>
+            <w:u w:val="single"/>
+          </w:rPr>
+          <w:t>王上14:29</w:t>
+        </w:r>
+      </w:hyperlink>
+      <w:r>
+        <w:rPr>
+          <w:lang w:val="zh_TW" w:bidi="zh_TW"/>
+        </w:rPr>
+        <w:t>）</w:t>
+      </w:r>
+    </w:p>
+    <w:p>
+      <w:pPr/>
+      <w:r>
+        <w:rPr>
+          <w:lang w:val="zh_TW" w:bidi="zh_TW"/>
+        </w:rPr>
+      </w:r>
+      <w:r>
+        <w:rPr>
+          <w:lang w:val="zh_TW" w:bidi="zh_TW"/>
+        </w:rPr>
+        <w:t>歷代志中還提到了多卷被用作資料來源的先知文獻：</w:t>
+      </w:r>
+    </w:p>
+    <w:p>
+      <w:pPr>
+        <w:pStyle w:val="ListBullet"/>
+        <w:spacing w:line="240" w:lineRule="auto"/>
+        <w:ind w:left="720"/>
+      </w:pPr>
+      <w:r>
+        <w:rPr>
+          <w:lang w:val="zh_TW" w:bidi="zh_TW"/>
+        </w:rPr>
+      </w:r>
+      <w:r>
+        <w:rPr>
+          <w:lang w:val="zh_TW" w:bidi="zh_TW"/>
+        </w:rPr>
+        <w:t>先見撒母耳的書</w:t>
+      </w:r>
+    </w:p>
+    <w:p>
+      <w:pPr>
+        <w:pStyle w:val="ListBullet"/>
+        <w:spacing w:line="240" w:lineRule="auto"/>
+        <w:ind w:left="720"/>
+      </w:pPr>
+      <w:r>
+        <w:rPr>
+          <w:lang w:val="zh_TW" w:bidi="zh_TW"/>
+        </w:rPr>
+      </w:r>
+      <w:r>
+        <w:rPr>
+          <w:lang w:val="zh_TW" w:bidi="zh_TW"/>
+        </w:rPr>
+        <w:t>先知拿單的書</w:t>
+      </w:r>
+    </w:p>
+    <w:p>
+      <w:pPr>
+        <w:pStyle w:val="ListBullet"/>
+        <w:spacing w:line="240" w:lineRule="auto"/>
+        <w:ind w:left="720"/>
+      </w:pPr>
+      <w:r>
+        <w:rPr>
+          <w:lang w:val="zh_TW" w:bidi="zh_TW"/>
+        </w:rPr>
+      </w:r>
+      <w:r>
+        <w:rPr>
+          <w:lang w:val="zh_TW" w:bidi="zh_TW"/>
+        </w:rPr>
+        <w:t>先見迦得的書（</w:t>
+      </w:r>
+      <w:hyperlink r:id="rId30">
+        <w:r>
+          <w:rPr>
+            <w:lang w:val="zh_TW" w:bidi="zh_TW"/>
+          </w:rPr>
+          <w:rPr>
+            <w:color w:val="0000EE"/>
+            <w:u w:val="single"/>
+          </w:rPr>
+          <w:t>代上29:29</w:t>
+        </w:r>
+      </w:hyperlink>
+      <w:r>
+        <w:rPr>
+          <w:lang w:val="zh_TW" w:bidi="zh_TW"/>
+        </w:rPr>
+        <w:t>）</w:t>
+      </w:r>
+    </w:p>
+    <w:p>
+      <w:pPr>
+        <w:pStyle w:val="ListBullet"/>
+        <w:spacing w:line="240" w:lineRule="auto"/>
+        <w:ind w:left="720"/>
+      </w:pPr>
+      <w:r>
+        <w:rPr>
+          <w:lang w:val="zh_TW" w:bidi="zh_TW"/>
+        </w:rPr>
+      </w:r>
+      <w:r>
+        <w:rPr>
+          <w:lang w:val="zh_TW" w:bidi="zh_TW"/>
+        </w:rPr>
+        <w:t>示羅人亞希雅的預言書（</w:t>
+      </w:r>
+      <w:hyperlink r:id="rId31">
+        <w:r>
+          <w:rPr>
+            <w:lang w:val="zh_TW" w:bidi="zh_TW"/>
+          </w:rPr>
+          <w:rPr>
+            <w:color w:val="0000EE"/>
+            <w:u w:val="single"/>
+          </w:rPr>
+          <w:t>代下9:29</w:t>
+        </w:r>
+      </w:hyperlink>
+      <w:r>
+        <w:rPr>
+          <w:lang w:val="zh_TW" w:bidi="zh_TW"/>
+        </w:rPr>
+        <w:t>）</w:t>
+      </w:r>
+    </w:p>
+    <w:p>
+      <w:pPr/>
+      <w:r>
+        <w:rPr>
+          <w:lang w:val="zh_TW" w:bidi="zh_TW"/>
+        </w:rPr>
+      </w:r>
+      <w:r>
+        <w:rPr>
+          <w:lang w:val="zh_TW" w:bidi="zh_TW"/>
+        </w:rPr>
+        <w:t>這些先知文獻被引用於歷代志，表明以色列人將自己的歷史視為神作為的記錄。</w:t>
+      </w:r>
+    </w:p>
+    <w:p>
+      <w:pPr/>
+      <w:r>
+        <w:rPr>
+          <w:lang w:val="zh_TW" w:bidi="zh_TW"/>
+        </w:rPr>
+      </w:r>
+      <w:r>
+        <w:rPr>
+          <w:i/>
+          <w:lang w:val="zh_TW" w:bidi="zh_TW"/>
+        </w:rPr>
+        <w:t>見</w:t>
+      </w:r>
+      <w:r>
+        <w:rPr>
+          <w:lang w:val="zh_TW" w:bidi="zh_TW"/>
+        </w:rPr>
+        <w:t xml:space="preserve"> </w:t>
+      </w:r>
+      <w:r>
+        <w:rPr>
+          <w:lang w:val="zh_TW" w:bidi="zh_TW"/>
+        </w:rPr>
+        <w:t>寫作</w:t>
+      </w:r>
+      <w:r>
+        <w:rPr>
+          <w:lang w:val="zh_TW" w:bidi="zh_TW"/>
+        </w:rPr>
+        <w:t>。</w:t>
+      </w:r>
+      <w:r>
+        <w:rPr>
+          <w:lang w:val="zh_TW" w:bidi="zh_TW"/>
+        </w:rPr>
+      </w:r>
+      <w:r>
+        <w:rPr>
+          <w:lang w:val="zh_TW" w:bidi="zh_TW"/>
+        </w:rPr>
+      </w:r>
+    </w:p>
+    <w:p>
+      <w:pPr/>
+      <w:r>
+        <w:rPr>
+          <w:lang w:val="zh_TW" w:bidi="zh_TW"/>
+        </w:rPr>
+      </w:r>
+    </w:p>
+    <w:p>
+      <w:pPr>
+        <w:pStyle w:val="Heading2"/>
+      </w:pPr>
+      <w:r>
+        <w:rPr>
+          <w:lang w:val="zh_TW" w:bidi="zh_TW"/>
+        </w:rPr>
+        <w:t>書尼，書尼族</w:t>
+      </w:r>
+      <w:r>
+        <w:rPr>
+          <w:lang w:val="zh_TW" w:bidi="zh_TW"/>
+        </w:rPr>
+      </w:r>
+    </w:p>
+    <w:p>
+      <w:pPr/>
+      <w:r>
+        <w:rPr>
+          <w:lang w:val="zh_TW" w:bidi="zh_TW"/>
+        </w:rPr>
+      </w:r>
+      <w:r>
+        <w:rPr>
+          <w:lang w:val="zh_TW" w:bidi="zh_TW"/>
+        </w:rPr>
+        <w:t>迦得的七個兒子中的第三個（</w:t>
+      </w:r>
+      <w:hyperlink r:id="rId32">
+        <w:r>
+          <w:rPr>
+            <w:lang w:val="zh_TW" w:bidi="zh_TW"/>
+          </w:rPr>
+          <w:rPr>
+            <w:color w:val="0000EE"/>
+            <w:u w:val="single"/>
+          </w:rPr>
+          <w:t>創46:16</w:t>
+        </w:r>
+      </w:hyperlink>
+      <w:r>
+        <w:rPr>
+          <w:lang w:val="zh_TW" w:bidi="zh_TW"/>
+        </w:rPr>
+        <w:t>），也是書尼族的始祖（</w:t>
+      </w:r>
+      <w:hyperlink r:id="rId33">
+        <w:r>
+          <w:rPr>
+            <w:lang w:val="zh_TW" w:bidi="zh_TW"/>
+          </w:rPr>
+          <w:rPr>
+            <w:color w:val="0000EE"/>
+            <w:u w:val="single"/>
+          </w:rPr>
+          <w:t>民26:15</w:t>
         </w:r>
       </w:hyperlink>
       <w:r>
@@ -355,6 +1033,16 @@
         </w:rPr>
         <w:t>）。</w:t>
       </w:r>
+      <w:r>
+        <w:rPr>
+          <w:lang w:val="zh_TW" w:bidi="zh_TW"/>
+        </w:rPr>
+      </w:r>
+      <w:r>
+        <w:rPr>
+          <w:lang w:val="zh_TW" w:bidi="zh_TW"/>
+        </w:rPr>
+      </w:r>
     </w:p>
     <w:p>
       <w:pPr/>
@@ -363,111 +1051,6 @@
           <w:lang w:val="zh_TW" w:bidi="zh_TW"/>
         </w:rPr>
       </w:r>
-      <w:r>
-        <w:rPr>
-          <w:lang w:val="zh_TW" w:bidi="zh_TW"/>
-        </w:rPr>
-        <w:t>他拉去世時是205歲（</w:t>
-      </w:r>
-      <w:hyperlink r:id="rId18">
-        <w:r>
-          <w:rPr>
-            <w:lang w:val="zh_TW" w:bidi="zh_TW"/>
-          </w:rPr>
-          <w:rPr>
-            <w:color w:val="0000EE"/>
-            <w:u w:val="single"/>
-          </w:rPr>
-          <w:t>創11:32</w:t>
-        </w:r>
-      </w:hyperlink>
-      <w:r>
-        <w:rPr>
-          <w:lang w:val="zh_TW" w:bidi="zh_TW"/>
-        </w:rPr>
-        <w:t>）。這推算在他拉生亞伯蘭時，他拉至少已經130歲。他拉啟程前往迦南，但他在抵達哈蘭後便停留在那裡，未能繼續前行（</w:t>
-      </w:r>
-      <w:hyperlink r:id="rId19">
-        <w:r>
-          <w:rPr>
-            <w:lang w:val="zh_TW" w:bidi="zh_TW"/>
-          </w:rPr>
-          <w:rPr>
-            <w:color w:val="0000EE"/>
-            <w:u w:val="single"/>
-          </w:rPr>
-          <w:t>創11:31–32</w:t>
-        </w:r>
-      </w:hyperlink>
-      <w:r>
-        <w:rPr>
-          <w:lang w:val="zh_TW" w:bidi="zh_TW"/>
-        </w:rPr>
-        <w:t>）。亞伯蘭隨後在哈蘭領受了神的命令，要求他離開親族，繼續前往迦南（</w:t>
-      </w:r>
-      <w:hyperlink r:id="rId20">
-        <w:r>
-          <w:rPr>
-            <w:lang w:val="zh_TW" w:bidi="zh_TW"/>
-          </w:rPr>
-          <w:rPr>
-            <w:color w:val="0000EE"/>
-            <w:u w:val="single"/>
-          </w:rPr>
-          <w:t>創12:1</w:t>
-        </w:r>
-      </w:hyperlink>
-      <w:r>
-        <w:rPr>
-          <w:lang w:val="zh_TW" w:bidi="zh_TW"/>
-        </w:rPr>
-        <w:t>）。</w:t>
-      </w:r>
-    </w:p>
-    <w:p>
-      <w:pPr/>
-      <w:r>
-        <w:rPr>
-          <w:lang w:val="zh_TW" w:bidi="zh_TW"/>
-        </w:rPr>
-      </w:r>
-      <w:r>
-        <w:rPr>
-          <w:i/>
-          <w:lang w:val="zh_TW" w:bidi="zh_TW"/>
-        </w:rPr>
-        <w:t>另見</w:t>
-      </w:r>
-      <w:r>
-        <w:rPr>
-          <w:lang w:val="zh_TW" w:bidi="zh_TW"/>
-        </w:rPr>
-        <w:t>亞伯拉罕</w:t>
-      </w:r>
-      <w:r>
-        <w:rPr>
-          <w:lang w:val="zh_TW" w:bidi="zh_TW"/>
-        </w:rPr>
-        <w:t>。</w:t>
-      </w:r>
-      <w:r>
-        <w:rPr>
-          <w:lang w:val="zh_TW" w:bidi="zh_TW"/>
-        </w:rPr>
-      </w:r>
-      <w:r>
-        <w:rPr>
-          <w:lang w:val="zh_TW" w:bidi="zh_TW"/>
-        </w:rPr>
-      </w:r>
-    </w:p>
-    <w:p>
-      <w:pPr/>
-      <w:r>
-        <w:rPr>
-          <w:lang w:val="zh_TW" w:bidi="zh_TW"/>
-        </w:rPr>
-      </w:r>
     </w:p>
     <w:p>
       <w:pPr>
@@ -477,571 +1060,12 @@
         <w:rPr>
           <w:lang w:val="zh_TW" w:bidi="zh_TW"/>
         </w:rPr>
-        <w:t>他泊山</w:t>
-      </w:r>
-      <w:r>
-        <w:rPr>
-          <w:lang w:val="zh_TW" w:bidi="zh_TW"/>
-        </w:rPr>
-      </w:r>
-    </w:p>
-    <w:p>
-      <w:pPr/>
-      <w:r>
-        <w:rPr>
-          <w:lang w:val="zh_TW" w:bidi="zh_TW"/>
-        </w:rPr>
-      </w:r>
-      <w:r>
-        <w:rPr>
-          <w:lang w:val="zh_TW" w:bidi="zh_TW"/>
-        </w:rPr>
-        <w:t>下加利利地區一座重要山崗，位於耶斯列谷的東北區域。他泊山位於拿撒勒以東約六英里（9.7公里），從周圍的平地突然升起。雖然他泊山在該地區不是最高的山，海拔只有587.9米（1,929英尺），但他泊山是一個重要的地標。</w:t>
-      </w:r>
-    </w:p>
-    <w:p>
-      <w:pPr/>
-      <w:r>
-        <w:rPr>
-          <w:lang w:val="zh_TW" w:bidi="zh_TW"/>
-        </w:rPr>
-      </w:r>
-      <w:r>
-        <w:rPr>
-          <w:lang w:val="zh_TW" w:bidi="zh_TW"/>
-        </w:rPr>
-        <w:t>他泊山界定了以薩迦支派（Issachar）西部的邊界（</w:t>
-      </w:r>
-      <w:hyperlink r:id="rId21">
-        <w:r>
-          <w:rPr>
-            <w:lang w:val="zh_TW" w:bidi="zh_TW"/>
-          </w:rPr>
-          <w:rPr>
-            <w:color w:val="0000EE"/>
-            <w:u w:val="single"/>
-          </w:rPr>
-          <w:t>約書亞記19:22</w:t>
-        </w:r>
-      </w:hyperlink>
-      <w:r>
-        <w:rPr>
-          <w:lang w:val="zh_TW" w:bidi="zh_TW"/>
-        </w:rPr>
-        <w:t>）。它是跨地區的海岸公路——馬里斯大道（Via Maris）上有用的導航工具。這條公路經過加利利的米吉多，通往夏瑣。他泊山有時與遠在北方的黑門山相比（</w:t>
-      </w:r>
-      <w:hyperlink r:id="rId22">
-        <w:r>
-          <w:rPr>
-            <w:lang w:val="zh_TW" w:bidi="zh_TW"/>
-          </w:rPr>
-          <w:rPr>
-            <w:color w:val="0000EE"/>
-            <w:u w:val="single"/>
-          </w:rPr>
-          <w:t>詩篇89:12</w:t>
-        </w:r>
-      </w:hyperlink>
-      <w:r>
-        <w:rPr>
-          <w:lang w:val="zh_TW" w:bidi="zh_TW"/>
-        </w:rPr>
-        <w:t>；比較</w:t>
-      </w:r>
-      <w:hyperlink r:id="rId23">
-        <w:r>
-          <w:rPr>
-            <w:lang w:val="zh_TW" w:bidi="zh_TW"/>
-          </w:rPr>
-          <w:rPr>
-            <w:color w:val="0000EE"/>
-            <w:u w:val="single"/>
-          </w:rPr>
-          <w:t>耶利米書46:18</w:t>
-        </w:r>
-      </w:hyperlink>
-      <w:r>
-        <w:rPr>
-          <w:lang w:val="zh_TW" w:bidi="zh_TW"/>
-        </w:rPr>
-        <w:t>）。</w:t>
-      </w:r>
-    </w:p>
-    <w:p>
-      <w:pPr>
-        <w:pStyle w:val="Heading3"/>
-      </w:pPr>
-      <w:r>
-        <w:rPr>
-          <w:lang w:val="zh_TW" w:bidi="zh_TW"/>
-        </w:rPr>
-        <w:t>在他泊山發生了哪些重要事件？</w:t>
-      </w:r>
-    </w:p>
-    <w:p>
-      <w:pPr/>
-      <w:r>
-        <w:rPr>
-          <w:lang w:val="zh_TW" w:bidi="zh_TW"/>
-        </w:rPr>
-      </w:r>
-      <w:r>
-        <w:rPr>
-          <w:lang w:val="zh_TW" w:bidi="zh_TW"/>
-        </w:rPr>
-        <w:t>在舊約聖經中，在士師記中，當底波拉和巴拉與迦南人的軍隊作戰時，提到了他泊山。來自夏瑣的迦南軍隊指揮官西西拉率領軍隊（</w:t>
-      </w:r>
-      <w:hyperlink r:id="rId24">
-        <w:r>
-          <w:rPr>
-            <w:lang w:val="zh_TW" w:bidi="zh_TW"/>
-          </w:rPr>
-          <w:rPr>
-            <w:color w:val="0000EE"/>
-            <w:u w:val="single"/>
-          </w:rPr>
-          <w:t>士師記4:1–24</w:t>
-        </w:r>
-      </w:hyperlink>
-      <w:r>
-        <w:rPr>
-          <w:lang w:val="zh_TW" w:bidi="zh_TW"/>
-        </w:rPr>
-        <w:t>）。巴拉的部隊來自附近的拿弗他利和西布倫支派，會合於他泊山。在底波拉的命令下，以色列人對西西拉發動了一場成功的戰役。基甸最終在他泊山面對殺害他兄弟的米甸王西巴和撒慕拿（</w:t>
-      </w:r>
-      <w:hyperlink r:id="rId25">
-        <w:r>
-          <w:rPr>
-            <w:lang w:val="zh_TW" w:bidi="zh_TW"/>
-          </w:rPr>
-          <w:rPr>
-            <w:color w:val="0000EE"/>
-            <w:u w:val="single"/>
-          </w:rPr>
-          <w:t>士師記8:18</w:t>
-        </w:r>
-      </w:hyperlink>
-      <w:r>
-        <w:rPr>
-          <w:lang w:val="zh_TW" w:bidi="zh_TW"/>
-        </w:rPr>
-        <w:t>）。</w:t>
-      </w:r>
-    </w:p>
-    <w:p>
-      <w:pPr/>
-      <w:r>
-        <w:rPr>
-          <w:lang w:val="zh_TW" w:bidi="zh_TW"/>
-        </w:rPr>
-      </w:r>
-      <w:r>
-        <w:rPr>
-          <w:lang w:val="zh_TW" w:bidi="zh_TW"/>
-        </w:rPr>
-        <w:t>他泊山的山頂面積為1.3平方公里（半平方英里）。它地理位置優越，易於設防。在舊約的王國時期，那裡可能有敬拜的神龕（見</w:t>
-      </w:r>
-      <w:hyperlink r:id="rId26">
-        <w:r>
-          <w:rPr>
-            <w:lang w:val="zh_TW" w:bidi="zh_TW"/>
-          </w:rPr>
-          <w:rPr>
-            <w:color w:val="0000EE"/>
-            <w:u w:val="single"/>
-          </w:rPr>
-          <w:t>何西阿書5:1</w:t>
-        </w:r>
-      </w:hyperlink>
-      <w:r>
-        <w:rPr>
-          <w:lang w:val="zh_TW" w:bidi="zh_TW"/>
-        </w:rPr>
-        <w:t>），但到了希臘時代，則有軍事防禦。托勒密王朝加強了它的防禦，到安條克三世時期（公元前218年），他泊可能已成為耶斯列谷的行政中心。在羅馬時代，許多衝突發生在他泊山。在公元66年重要的猶太戰爭中，約瑟夫用一堵大牆加固了這座山，至今仍可見。</w:t>
-      </w:r>
-    </w:p>
-    <w:p>
-      <w:pPr>
-        <w:pStyle w:val="Heading4"/>
-      </w:pPr>
-      <w:r>
-        <w:rPr>
-          <w:lang w:val="zh_TW" w:bidi="zh_TW"/>
-        </w:rPr>
-        <w:t>耶穌的變相是否發生在他泊山？</w:t>
-      </w:r>
-    </w:p>
-    <w:p>
-      <w:pPr/>
-      <w:r>
-        <w:rPr>
-          <w:lang w:val="zh_TW" w:bidi="zh_TW"/>
-        </w:rPr>
-      </w:r>
-      <w:r>
-        <w:rPr>
-          <w:lang w:val="zh_TW" w:bidi="zh_TW"/>
-        </w:rPr>
-        <w:t>自四世紀以來，人們相信他泊山是變相的神跡發生之處——當耶穌的形象突然改變並發光，充滿天上的光（</w:t>
-      </w:r>
-      <w:hyperlink r:id="rId27">
-        <w:r>
-          <w:rPr>
-            <w:lang w:val="zh_TW" w:bidi="zh_TW"/>
-          </w:rPr>
-          <w:rPr>
-            <w:color w:val="0000EE"/>
-            <w:u w:val="single"/>
-          </w:rPr>
-          <w:t>馬可福音9:2–13</w:t>
-        </w:r>
-      </w:hyperlink>
-      <w:r>
-        <w:rPr>
-          <w:lang w:val="zh_TW" w:bidi="zh_TW"/>
-        </w:rPr>
-        <w:t>）。這一點尚不確定，因為新約聖經並未提及他泊山的名字。康士坦丁大帝的母親海倫娜宣稱以色列和巴勒斯坦的許多地方為歷史遺址。她確信變相事件發生在他泊山，並於公元326年在該地建造了一座教堂。山上建立了祭壇、修道院和教堂，直到12世紀末亞阿拉伯征服者薩拉丁將其摧毀。今天，在山上可以看到一座19世紀的希臘東正教修道院和拉丁教堂。</w:t>
-      </w:r>
-      <w:r>
-        <w:rPr>
-          <w:lang w:val="zh_TW" w:bidi="zh_TW"/>
-        </w:rPr>
-      </w:r>
-      <w:r>
-        <w:rPr>
-          <w:lang w:val="zh_TW" w:bidi="zh_TW"/>
-        </w:rPr>
-      </w:r>
-    </w:p>
-    <w:p>
-      <w:pPr/>
-      <w:r>
-        <w:rPr>
-          <w:lang w:val="zh_TW" w:bidi="zh_TW"/>
-        </w:rPr>
-      </w:r>
-    </w:p>
-    <w:p>
-      <w:pPr>
-        <w:pStyle w:val="Heading2"/>
-      </w:pPr>
-      <w:r>
-        <w:rPr>
-          <w:lang w:val="zh_TW" w:bidi="zh_TW"/>
-        </w:rPr>
-        <w:t>他轄（Tahash）</w:t>
-      </w:r>
-      <w:r>
-        <w:rPr>
-          <w:lang w:val="zh_TW" w:bidi="zh_TW"/>
-        </w:rPr>
-      </w:r>
-    </w:p>
-    <w:p>
-      <w:pPr>
-        <w:pStyle w:val="Heading2"/>
-      </w:pPr>
-      <w:r>
-        <w:rPr>
-          <w:lang w:val="zh_TW" w:bidi="zh_TW"/>
-        </w:rPr>
-        <w:t>他轄</w:t>
-      </w:r>
-      <w:r>
-        <w:rPr>
-          <w:lang w:val="zh_TW" w:bidi="zh_TW"/>
-        </w:rPr>
-        <w:t>（Tahash）</w:t>
-      </w:r>
-    </w:p>
-    <w:p>
-      <w:pPr/>
-      <w:r>
-        <w:rPr>
-          <w:lang w:val="zh_TW" w:bidi="zh_TW"/>
-        </w:rPr>
-      </w:r>
-      <w:r>
-        <w:rPr>
-          <w:lang w:val="zh_TW" w:bidi="zh_TW"/>
-        </w:rPr>
-        <w:t>拿鶴和他的妾流瑪的兒子；亞伯拉罕的兄弟（</w:t>
-      </w:r>
-      <w:hyperlink r:id="rId28">
-        <w:r>
-          <w:rPr>
-            <w:lang w:val="zh_TW" w:bidi="zh_TW"/>
-          </w:rPr>
-          <w:rPr>
-            <w:color w:val="0000EE"/>
-            <w:u w:val="single"/>
-          </w:rPr>
-          <w:t>創22:24</w:t>
-        </w:r>
-      </w:hyperlink>
-      <w:r>
-        <w:rPr>
-          <w:lang w:val="zh_TW" w:bidi="zh_TW"/>
-        </w:rPr>
-        <w:t>）。</w:t>
-      </w:r>
-      <w:r>
-        <w:rPr>
-          <w:lang w:val="zh_TW" w:bidi="zh_TW"/>
-        </w:rPr>
-      </w:r>
-      <w:r>
-        <w:rPr>
-          <w:lang w:val="zh_TW" w:bidi="zh_TW"/>
-        </w:rPr>
-      </w:r>
-    </w:p>
-    <w:p>
-      <w:pPr/>
-      <w:r>
-        <w:rPr>
-          <w:lang w:val="zh_TW" w:bidi="zh_TW"/>
-        </w:rPr>
-      </w:r>
-    </w:p>
-    <w:p>
-      <w:pPr>
-        <w:pStyle w:val="Heading2"/>
-      </w:pPr>
-      <w:r>
-        <w:rPr>
-          <w:lang w:val="zh_TW" w:bidi="zh_TW"/>
-        </w:rPr>
-        <w:t>他轄（Thahash）</w:t>
-      </w:r>
-      <w:r>
-        <w:rPr>
-          <w:lang w:val="zh_TW" w:bidi="zh_TW"/>
-        </w:rPr>
-      </w:r>
-    </w:p>
-    <w:p>
-      <w:pPr/>
-      <w:r>
-        <w:rPr>
-          <w:lang w:val="zh_TW" w:bidi="zh_TW"/>
-        </w:rPr>
-      </w:r>
-      <w:hyperlink r:id="rId28">
-        <w:r>
-          <w:rPr>
-            <w:lang w:val="zh_TW" w:bidi="zh_TW"/>
-          </w:rPr>
-          <w:rPr>
-            <w:color w:val="0000EE"/>
-            <w:u w:val="single"/>
-          </w:rPr>
-          <w:t>創世記二十二章24節</w:t>
-        </w:r>
-      </w:hyperlink>
-      <w:r>
-        <w:rPr>
-          <w:lang w:val="zh_TW" w:bidi="zh_TW"/>
-        </w:rPr>
-        <w:t>中，流瑪的兒子他轄的另一種拼寫方式。</w:t>
-      </w:r>
-    </w:p>
-    <w:p>
-      <w:pPr/>
-      <w:r>
-        <w:rPr>
-          <w:lang w:val="zh_TW" w:bidi="zh_TW"/>
-        </w:rPr>
-      </w:r>
-      <w:r>
-        <w:rPr>
-          <w:i/>
-          <w:lang w:val="zh_TW" w:bidi="zh_TW"/>
-        </w:rPr>
-        <w:t>見</w:t>
-      </w:r>
-      <w:r>
-        <w:rPr>
-          <w:lang w:val="zh_TW" w:bidi="zh_TW"/>
-        </w:rPr>
-        <w:t>他轄（Tahash）</w:t>
-      </w:r>
-      <w:r>
-        <w:rPr>
-          <w:lang w:val="zh_TW" w:bidi="zh_TW"/>
-        </w:rPr>
-        <w:t>。</w:t>
-      </w:r>
-      <w:r>
-        <w:rPr>
-          <w:lang w:val="zh_TW" w:bidi="zh_TW"/>
-        </w:rPr>
-      </w:r>
-      <w:r>
-        <w:rPr>
-          <w:lang w:val="zh_TW" w:bidi="zh_TW"/>
-        </w:rPr>
-      </w:r>
-    </w:p>
-    <w:p>
-      <w:pPr/>
-      <w:r>
-        <w:rPr>
-          <w:lang w:val="zh_TW" w:bidi="zh_TW"/>
-        </w:rPr>
-      </w:r>
-    </w:p>
-    <w:p>
-      <w:pPr>
-        <w:pStyle w:val="Heading2"/>
-      </w:pPr>
-      <w:r>
-        <w:rPr>
-          <w:lang w:val="zh_TW" w:bidi="zh_TW"/>
-        </w:rPr>
-        <w:t>塔木德</w:t>
-      </w:r>
-      <w:r>
-        <w:rPr>
-          <w:lang w:val="zh_TW" w:bidi="zh_TW"/>
-        </w:rPr>
-      </w:r>
-    </w:p>
-    <w:p>
-      <w:pPr/>
-      <w:r>
-        <w:rPr>
-          <w:lang w:val="zh_TW" w:bidi="zh_TW"/>
-        </w:rPr>
-      </w:r>
-      <w:r>
-        <w:rPr>
-          <w:lang w:val="zh_TW" w:bidi="zh_TW"/>
-        </w:rPr>
-        <w:t>「塔木德」一詞意為「學習」或「研讀」。塔木德是一部用希伯來文和亞蘭文寫成的文獻集。它包括對舊約聖經律法部分的解釋以及源自許多拉比來源的智慧言論。它涵蓋的時期始於以斯拉之後不久，約公元前400年，到約公元500年代。</w:t>
-      </w:r>
-    </w:p>
-    <w:p>
-      <w:pPr>
-        <w:pStyle w:val="Heading3"/>
-      </w:pPr>
-      <w:r>
-        <w:rPr>
-          <w:lang w:val="zh_TW" w:bidi="zh_TW"/>
-        </w:rPr>
-        <w:t>口傳律法的起源與發展</w:t>
-      </w:r>
-    </w:p>
-    <w:p>
-      <w:pPr/>
-      <w:r>
-        <w:rPr>
-          <w:lang w:val="zh_TW" w:bidi="zh_TW"/>
-        </w:rPr>
-      </w:r>
-      <w:r>
-        <w:rPr>
-          <w:lang w:val="zh_TW" w:bidi="zh_TW"/>
-        </w:rPr>
-        <w:t>傳統猶太人相信摩西除了書面律法外，還領受了一部口傳律法。這部口傳律法是歷世歷代流傳下來的。塔木德主張這部口傳律法有早期的起源，《先賢篇》（</w:t>
-      </w:r>
-      <w:r>
-        <w:rPr>
-          <w:i/>
-          <w:lang w:val="zh_TW" w:bidi="zh_TW"/>
-        </w:rPr>
-        <w:t>Pirke Aboth）一章</w:t>
-      </w:r>
-      <w:r>
-        <w:rPr>
-          <w:lang w:val="zh_TW" w:bidi="zh_TW"/>
-        </w:rPr>
-        <w:t>1節將其歸於摩西。然而，一些學者認為這部口傳律法是在以斯拉之後發展起來的。比如，生活在被擄時期前的先知，從未提到人們未能遵循口傳律法。然而，這些先知經常警告人們忽視摩西所賜的書面律法。這表明在巴比倫被擄之前，並不存在一套口傳傳統。</w:t>
-      </w:r>
-    </w:p>
-    <w:p>
-      <w:pPr/>
-      <w:r>
-        <w:rPr>
-          <w:lang w:val="zh_TW" w:bidi="zh_TW"/>
-        </w:rPr>
-      </w:r>
-      <w:r>
-        <w:rPr>
-          <w:lang w:val="zh_TW" w:bidi="zh_TW"/>
-        </w:rPr>
-        <w:t>在以斯拉（「通達摩西律法書的文士」</w:t>
-      </w:r>
-      <w:hyperlink r:id="rId29">
-        <w:r>
-          <w:rPr>
-            <w:lang w:val="zh_TW" w:bidi="zh_TW"/>
-          </w:rPr>
-          <w:rPr>
-            <w:color w:val="0000EE"/>
-            <w:u w:val="single"/>
-          </w:rPr>
-          <w:t>以斯拉記7:6</w:t>
-        </w:r>
-      </w:hyperlink>
-      <w:r>
-        <w:rPr>
-          <w:lang w:val="zh_TW" w:bidi="zh_TW"/>
-        </w:rPr>
-        <w:t>）之後，會堂和學校的教師教授舊約聖經，他們的教導被記憶下來。多年來，人們使用不同的方法來背誦和記憶不斷增多的教導和解釋。</w:t>
-      </w:r>
-    </w:p>
-    <w:p>
-      <w:pPr/>
-      <w:r>
-        <w:rPr>
-          <w:lang w:val="zh_TW" w:bidi="zh_TW"/>
-        </w:rPr>
-      </w:r>
-      <w:r>
-        <w:rPr>
-          <w:lang w:val="zh_TW" w:bidi="zh_TW"/>
-        </w:rPr>
-        <w:t>隨著更多的教導不斷增加，即使是最好的記憶也無法保留所有的材料。為了讓後代更容易獲得豐富的知識、宗教見解和智慧以獲得指導和啟發，有必要創建一個包含過去世代所有重要教導的總結。這個總結被稱為塔木德（Talmud），是口傳律法的主要合集。猶太人將其視為僅次於聖經的著作。塔木德被視為國家和宗教思想的非凡成就，深刻地塑造了猶太人的世界觀。</w:t>
-      </w:r>
-    </w:p>
-    <w:p>
-      <w:pPr>
-        <w:pStyle w:val="Heading3"/>
-      </w:pPr>
-      <w:r>
-        <w:rPr>
-          <w:lang w:val="zh_TW" w:bidi="zh_TW"/>
-        </w:rPr>
-        <w:t>口傳律法的理由</w:t>
-      </w:r>
-    </w:p>
-    <w:p>
-      <w:pPr/>
-      <w:r>
-        <w:rPr>
-          <w:lang w:val="zh_TW" w:bidi="zh_TW"/>
-        </w:rPr>
-      </w:r>
-      <w:r>
-        <w:rPr>
-          <w:lang w:val="zh_TW" w:bidi="zh_TW"/>
-        </w:rPr>
-        <w:t>在被擄歸回的先知停止預言之後，以色列的生命變得複雜。需要擴展摩西五經的律法。口傳律法最初是為了幫助人們遵守神的書面話語。</w:t>
-      </w:r>
-    </w:p>
-    <w:p>
-      <w:pPr/>
-      <w:r>
-        <w:rPr>
-          <w:lang w:val="zh_TW" w:bidi="zh_TW"/>
-        </w:rPr>
-      </w:r>
-      <w:r>
-        <w:rPr>
-          <w:lang w:val="zh_TW" w:bidi="zh_TW"/>
-        </w:rPr>
-        <w:t>口傳律法包含在塔木德中有兩個目的：</w:t>
+        <w:t>書亞</w:t>
+      </w:r>
+      <w:r>
+        <w:rPr>
+          <w:lang w:val="zh_TW" w:bidi="zh_TW"/>
+        </w:rPr>
       </w:r>
     </w:p>
     <w:p>
@@ -1063,7 +1087,68 @@
         <w:rPr>
           <w:lang w:val="zh_TW" w:bidi="zh_TW"/>
         </w:rPr>
-        <w:t>它提供了對書面律法的解釋。根據拉比的說法，口傳律法使遵守書面律法成為可能。沒有口傳律法，就不可能遵守書面律法。這方面的一個好例子可以在聖經的安息日律法中找到。大家都知道人們不應該在安息日工作。然而，拉比們說需要口傳律法來解釋「工作」實際上是什麼意思。</w:t>
+        <w:t>一位迦南人，他的女兒嫁給了猶大，並為猶大生了三個兒子：珥、俄南和示拉（</w:t>
+      </w:r>
+      <w:hyperlink r:id="rId34">
+        <w:r>
+          <w:rPr>
+            <w:lang w:val="zh_TW" w:bidi="zh_TW"/>
+          </w:rPr>
+          <w:rPr>
+            <w:color w:val="0000EE"/>
+            <w:u w:val="single"/>
+          </w:rPr>
+          <w:t>創38:2–5</w:t>
+        </w:r>
+      </w:hyperlink>
+      <w:r>
+        <w:rPr>
+          <w:lang w:val="zh_TW" w:bidi="zh_TW"/>
+        </w:rPr>
+        <w:t>、</w:t>
+      </w:r>
+      <w:hyperlink r:id="rId34">
+        <w:r>
+          <w:rPr>
+            <w:lang w:val="zh_TW" w:bidi="zh_TW"/>
+          </w:rPr>
+          <w:rPr>
+            <w:color w:val="0000EE"/>
+            <w:u w:val="single"/>
+          </w:rPr>
+          <w:t>12</w:t>
+        </w:r>
+      </w:hyperlink>
+      <w:r>
+        <w:rPr>
+          <w:lang w:val="zh_TW" w:bidi="zh_TW"/>
+        </w:rPr>
+        <w:t>）。</w:t>
+      </w:r>
+      <w:r>
+        <w:rPr>
+          <w:i/>
+          <w:lang w:val="zh_TW" w:bidi="zh_TW"/>
+        </w:rPr>
+        <w:t>見</w:t>
+      </w:r>
+      <w:r>
+        <w:rPr>
+          <w:lang w:val="zh_TW" w:bidi="zh_TW"/>
+        </w:rPr>
+        <w:t xml:space="preserve"> </w:t>
+      </w:r>
+      <w:r>
+        <w:rPr>
+          <w:lang w:val="zh_TW" w:bidi="zh_TW"/>
+        </w:rPr>
+        <w:t>拔書亞（Bathshua） #1</w:t>
+      </w:r>
+      <w:r>
+        <w:rPr>
+          <w:lang w:val="zh_TW" w:bidi="zh_TW"/>
+        </w:rPr>
+        <w:t>。</w:t>
       </w:r>
     </w:p>
     <w:p>
@@ -1081,7 +1166,35 @@
         <w:rPr>
           <w:lang w:val="zh_TW" w:bidi="zh_TW"/>
         </w:rPr>
-        <w:t>口傳律法的第二個目的在於更新和調整成文律法以適應新的情況。口傳律法旨在使成文律法適用於每一代人。沒有口傳律法，人們可能會認為成文律法已然過時。</w:t>
+        <w:t>亞設支派的人希別的女兒，也是雅弗勒、朔默和何坦的姊妹（</w:t>
+      </w:r>
+      <w:hyperlink r:id="rId35">
+        <w:r>
+          <w:rPr>
+            <w:lang w:val="zh_TW" w:bidi="zh_TW"/>
+          </w:rPr>
+          <w:rPr>
+            <w:color w:val="0000EE"/>
+            <w:u w:val="single"/>
+          </w:rPr>
+          <w:t>代上7:32</w:t>
+        </w:r>
+      </w:hyperlink>
+      <w:r>
+        <w:rPr>
+          <w:lang w:val="zh_TW" w:bidi="zh_TW"/>
+        </w:rPr>
+        <w:t>）。</w:t>
+      </w:r>
+      <w:r>
+        <w:rPr>
+          <w:lang w:val="zh_TW" w:bidi="zh_TW"/>
+        </w:rPr>
+      </w:r>
+      <w:r>
+        <w:rPr>
+          <w:lang w:val="zh_TW" w:bidi="zh_TW"/>
+        </w:rPr>
       </w:r>
     </w:p>
     <w:p>
@@ -1091,11 +1204,21 @@
           <w:lang w:val="zh_TW" w:bidi="zh_TW"/>
         </w:rPr>
       </w:r>
-      <w:r>
-        <w:rPr>
-          <w:lang w:val="zh_TW" w:bidi="zh_TW"/>
-        </w:rPr>
-        <w:t>因此，口傳律法幫助人們理解什麼不應該做，以及良好的猶太教信仰應該是如何的樣貌。</w:t>
+    </w:p>
+    <w:p>
+      <w:pPr>
+        <w:pStyle w:val="Heading2"/>
+      </w:pPr>
+      <w:r>
+        <w:rPr>
+          <w:lang w:val="zh_TW" w:bidi="zh_TW"/>
+        </w:rPr>
+        <w:t>書亞 （Shuah）</w:t>
+      </w:r>
+      <w:r>
+        <w:rPr>
+          <w:lang w:val="zh_TW" w:bidi="zh_TW"/>
+        </w:rPr>
       </w:r>
     </w:p>
     <w:p>
@@ -1109,18 +1232,66 @@
         <w:rPr>
           <w:lang w:val="zh_TW" w:bidi="zh_TW"/>
         </w:rPr>
-        <w:t>每一個世代都面臨新的社會、政治和經濟情況。這意味著神的話語需要以新的方式來應用。然而，神的話語本身不應該僅僅為了迎合人們的需求或解決新問題而改變。我們在公元一世紀看到了這個例子。耶穌批評猶太領袖將他們的口述傳統置於神的話語之上（</w:t>
-      </w:r>
-      <w:hyperlink r:id="rId30">
-        <w:r>
-          <w:rPr>
-            <w:lang w:val="zh_TW" w:bidi="zh_TW"/>
-          </w:rPr>
-          <w:rPr>
-            <w:color w:val="0000EE"/>
-            <w:u w:val="single"/>
-          </w:rPr>
-          <w:t>馬可福音7:9–13</w:t>
+        <w:t>1. 書亞是基土拉為亞伯拉罕所生的六個兒子之一（</w:t>
+      </w:r>
+      <w:hyperlink r:id="rId36">
+        <w:r>
+          <w:rPr>
+            <w:lang w:val="zh_TW" w:bidi="zh_TW"/>
+          </w:rPr>
+          <w:rPr>
+            <w:color w:val="0000EE"/>
+            <w:u w:val="single"/>
+          </w:rPr>
+          <w:t>創25:2</w:t>
+        </w:r>
+      </w:hyperlink>
+      <w:r>
+        <w:rPr>
+          <w:lang w:val="zh_TW" w:bidi="zh_TW"/>
+        </w:rPr>
+        <w:t>；</w:t>
+      </w:r>
+      <w:hyperlink r:id="rId37">
+        <w:r>
+          <w:rPr>
+            <w:lang w:val="zh_TW" w:bidi="zh_TW"/>
+          </w:rPr>
+          <w:rPr>
+            <w:color w:val="0000EE"/>
+            <w:u w:val="single"/>
+          </w:rPr>
+          <w:t>代上1:32</w:t>
+        </w:r>
+      </w:hyperlink>
+      <w:r>
+        <w:rPr>
+          <w:lang w:val="zh_TW" w:bidi="zh_TW"/>
+        </w:rPr>
+        <w:t>）。他可能是住在烏斯地附近的</w:t>
+      </w:r>
+      <w:r>
+        <w:rPr>
+          <w:lang w:val="zh_TW" w:bidi="zh_TW"/>
+        </w:rPr>
+        <w:t>書亞人</w:t>
+      </w:r>
+      <w:r>
+        <w:rPr>
+          <w:lang w:val="zh_TW" w:bidi="zh_TW"/>
+        </w:rPr>
+        <w:t>的先祖（</w:t>
+      </w:r>
+      <w:hyperlink r:id="rId38">
+        <w:r>
+          <w:rPr>
+            <w:lang w:val="zh_TW" w:bidi="zh_TW"/>
+          </w:rPr>
+          <w:rPr>
+            <w:color w:val="0000EE"/>
+            <w:u w:val="single"/>
+          </w:rPr>
+          <w:t>伯2:11</w:t>
         </w:r>
       </w:hyperlink>
       <w:r>
@@ -1131,17 +1302,6 @@
       </w:r>
     </w:p>
     <w:p>
-      <w:pPr>
-        <w:pStyle w:val="Heading3"/>
-      </w:pPr>
-      <w:r>
-        <w:rPr>
-          <w:lang w:val="zh_TW" w:bidi="zh_TW"/>
-        </w:rPr>
-        <w:t>塔木德的早期形式</w:t>
-      </w:r>
-    </w:p>
-    <w:p>
       <w:pPr/>
       <w:r>
         <w:rPr>
@@ -1152,7 +1312,163 @@
         <w:rPr>
           <w:lang w:val="zh_TW" w:bidi="zh_TW"/>
         </w:rPr>
-        <w:t>最早教授口傳律法的方法之一是透過米大示（Midrash），意思是「解釋」。米大示是一種對聖經經文的註釋（解釋或觀察）。米大示有兩種類型：</w:t>
+        <w:t>2. 猶大的岳父，見於</w:t>
+      </w:r>
+      <w:hyperlink r:id="rId39">
+        <w:r>
+          <w:rPr>
+            <w:lang w:val="zh_TW" w:bidi="zh_TW"/>
+          </w:rPr>
+          <w:rPr>
+            <w:color w:val="0000EE"/>
+            <w:u w:val="single"/>
+          </w:rPr>
+          <w:t>創世記三十八章2節</w:t>
+        </w:r>
+      </w:hyperlink>
+      <w:r>
+        <w:rPr>
+          <w:lang w:val="zh_TW" w:bidi="zh_TW"/>
+        </w:rPr>
+        <w:t>、</w:t>
+      </w:r>
+      <w:hyperlink r:id="rId39">
+        <w:r>
+          <w:rPr>
+            <w:lang w:val="zh_TW" w:bidi="zh_TW"/>
+          </w:rPr>
+          <w:rPr>
+            <w:color w:val="0000EE"/>
+            <w:u w:val="single"/>
+          </w:rPr>
+          <w:t>12節</w:t>
+        </w:r>
+      </w:hyperlink>
+      <w:r>
+        <w:rPr>
+          <w:lang w:val="zh_TW" w:bidi="zh_TW"/>
+        </w:rPr>
+        <w:t>。</w:t>
+      </w:r>
+    </w:p>
+    <w:p>
+      <w:pPr/>
+      <w:r>
+        <w:rPr>
+          <w:lang w:val="zh_TW" w:bidi="zh_TW"/>
+        </w:rPr>
+      </w:r>
+      <w:r>
+        <w:rPr>
+          <w:i/>
+          <w:lang w:val="zh_TW" w:bidi="zh_TW"/>
+        </w:rPr>
+        <w:t xml:space="preserve">見 </w:t>
+      </w:r>
+      <w:r>
+        <w:rPr>
+          <w:lang w:val="zh_TW" w:bidi="zh_TW"/>
+        </w:rPr>
+        <w:t>書亞（Shua）#1</w:t>
+      </w:r>
+      <w:r>
+        <w:rPr>
+          <w:lang w:val="zh_TW" w:bidi="zh_TW"/>
+        </w:rPr>
+        <w:t>。</w:t>
+      </w:r>
+    </w:p>
+    <w:p>
+      <w:pPr/>
+      <w:r>
+        <w:rPr>
+          <w:lang w:val="zh_TW" w:bidi="zh_TW"/>
+        </w:rPr>
+      </w:r>
+      <w:r>
+        <w:rPr>
+          <w:lang w:val="zh_TW" w:bidi="zh_TW"/>
+        </w:rPr>
+        <w:t>3. 有些譯本將其寫為書哈（Shuhah），他是基祿的兄弟，見於</w:t>
+      </w:r>
+      <w:hyperlink r:id="rId40">
+        <w:r>
+          <w:rPr>
+            <w:lang w:val="zh_TW" w:bidi="zh_TW"/>
+          </w:rPr>
+          <w:rPr>
+            <w:color w:val="0000EE"/>
+            <w:u w:val="single"/>
+          </w:rPr>
+          <w:t>歷代志上四章11節</w:t>
+        </w:r>
+      </w:hyperlink>
+      <w:r>
+        <w:rPr>
+          <w:lang w:val="zh_TW" w:bidi="zh_TW"/>
+        </w:rPr>
+        <w:t>。</w:t>
+      </w:r>
+    </w:p>
+    <w:p>
+      <w:pPr/>
+      <w:r>
+        <w:rPr>
+          <w:lang w:val="zh_TW" w:bidi="zh_TW"/>
+        </w:rPr>
+      </w:r>
+      <w:r>
+        <w:rPr>
+          <w:i/>
+          <w:lang w:val="zh_TW" w:bidi="zh_TW"/>
+        </w:rPr>
+        <w:t xml:space="preserve">見 </w:t>
+      </w:r>
+      <w:r>
+        <w:rPr>
+          <w:lang w:val="zh_TW" w:bidi="zh_TW"/>
+        </w:rPr>
+        <w:t>書哈</w:t>
+      </w:r>
+      <w:r>
+        <w:rPr>
+          <w:lang w:val="zh_TW" w:bidi="zh_TW"/>
+        </w:rPr>
+        <w:t>。</w:t>
+      </w:r>
+      <w:r>
+        <w:rPr>
+          <w:lang w:val="zh_TW" w:bidi="zh_TW"/>
+        </w:rPr>
+      </w:r>
+      <w:r>
+        <w:rPr>
+          <w:lang w:val="zh_TW" w:bidi="zh_TW"/>
+        </w:rPr>
+      </w:r>
+    </w:p>
+    <w:p>
+      <w:pPr/>
+      <w:r>
+        <w:rPr>
+          <w:lang w:val="zh_TW" w:bidi="zh_TW"/>
+        </w:rPr>
+      </w:r>
+    </w:p>
+    <w:p>
+      <w:pPr>
+        <w:pStyle w:val="Heading2"/>
+      </w:pPr>
+      <w:r>
+        <w:rPr>
+          <w:lang w:val="zh_TW" w:bidi="zh_TW"/>
+        </w:rPr>
+        <w:t>書亞，拔書亞</w:t>
+      </w:r>
+      <w:r>
+        <w:rPr>
+          <w:lang w:val="zh_TW" w:bidi="zh_TW"/>
+        </w:rPr>
       </w:r>
     </w:p>
     <w:p>
@@ -1172,16 +1488,45 @@
       </w:r>
       <w:r>
         <w:rPr>
-          <w:b/>
-          <w:lang w:val="zh_TW" w:bidi="zh_TW"/>
-        </w:rPr>
-        <w:t>米大示哈拉卡：</w:t>
-      </w:r>
-      <w:r>
-        <w:rPr>
-          <w:lang w:val="zh_TW" w:bidi="zh_TW"/>
-        </w:rPr>
-        <w:t>解釋舊約聖經中的律法部分，著重於如何活。</w:t>
+          <w:lang w:val="zh_TW" w:bidi="zh_TW"/>
+        </w:rPr>
+        <w:t>猶大的迦南人妻子。她為猶大生了三個兒子：珥、俄南和示拉（</w:t>
+      </w:r>
+      <w:hyperlink r:id="rId41">
+        <w:r>
+          <w:rPr>
+            <w:lang w:val="zh_TW" w:bidi="zh_TW"/>
+          </w:rPr>
+          <w:rPr>
+            <w:color w:val="0000EE"/>
+            <w:u w:val="single"/>
+          </w:rPr>
+          <w:t>創38:2–5</w:t>
+        </w:r>
+      </w:hyperlink>
+      <w:r>
+        <w:rPr>
+          <w:lang w:val="zh_TW" w:bidi="zh_TW"/>
+        </w:rPr>
+        <w:t>；</w:t>
+      </w:r>
+      <w:hyperlink r:id="rId42">
+        <w:r>
+          <w:rPr>
+            <w:lang w:val="zh_TW" w:bidi="zh_TW"/>
+          </w:rPr>
+          <w:rPr>
+            <w:color w:val="0000EE"/>
+            <w:u w:val="single"/>
+          </w:rPr>
+          <w:t>代上2:3</w:t>
+        </w:r>
+      </w:hyperlink>
+      <w:r>
+        <w:rPr>
+          <w:lang w:val="zh_TW" w:bidi="zh_TW"/>
+        </w:rPr>
+        <w:t>；和合本譯為：書亞）。</w:t>
       </w:r>
     </w:p>
     <w:p>
@@ -1197,16 +1542,74 @@
       </w:r>
       <w:r>
         <w:rPr>
-          <w:b/>
-          <w:lang w:val="zh_TW" w:bidi="zh_TW"/>
-        </w:rPr>
-        <w:t>米大示哈加達：</w:t>
-      </w:r>
-      <w:r>
-        <w:rPr>
-          <w:lang w:val="zh_TW" w:bidi="zh_TW"/>
-        </w:rPr>
-        <w:t>解釋非律法部分，如倫理和熱心所在，意思是「敘述」。</w:t>
+          <w:lang w:val="zh_TW" w:bidi="zh_TW"/>
+        </w:rPr>
+        <w:t>拔書亞（Bathshua）是拔示巴（Bathsheba）的另一種英文拼寫形式，見於</w:t>
+      </w:r>
+      <w:hyperlink r:id="rId43">
+        <w:r>
+          <w:rPr>
+            <w:lang w:val="zh_TW" w:bidi="zh_TW"/>
+          </w:rPr>
+          <w:rPr>
+            <w:color w:val="0000EE"/>
+            <w:u w:val="single"/>
+          </w:rPr>
+          <w:t>歷代志上三章5節</w:t>
+        </w:r>
+      </w:hyperlink>
+      <w:r>
+        <w:rPr>
+          <w:lang w:val="zh_TW" w:bidi="zh_TW"/>
+        </w:rPr>
+        <w:t>（和合本譯為：拔書亞）。</w:t>
+      </w:r>
+    </w:p>
+    <w:p>
+      <w:pPr>
+        <w:pStyle w:val="ListNumber"/>
+        <w:spacing w:line="240" w:lineRule="auto"/>
+        <w:ind w:left="720"/>
+      </w:pPr>
+      <w:r>
+        <w:rPr>
+          <w:lang w:val="zh_TW" w:bidi="zh_TW"/>
+        </w:rPr>
+      </w:r>
+      <w:r>
+        <w:rPr>
+          <w:i/>
+          <w:lang w:val="zh_TW" w:bidi="zh_TW"/>
+        </w:rPr>
+        <w:t>見</w:t>
+      </w:r>
+      <w:r>
+        <w:rPr>
+          <w:lang w:val="zh_TW" w:bidi="zh_TW"/>
+        </w:rPr>
+        <w:t xml:space="preserve"> </w:t>
+      </w:r>
+      <w:r>
+        <w:rPr>
+          <w:lang w:val="zh_TW" w:bidi="zh_TW"/>
+        </w:rPr>
+        <w:t>拔示巴</w:t>
+      </w:r>
+      <w:r>
+        <w:rPr>
+          <w:lang w:val="zh_TW" w:bidi="zh_TW"/>
+        </w:rPr>
+        <w:t>。</w:t>
+      </w:r>
+      <w:r>
+        <w:rPr>
+          <w:lang w:val="zh_TW" w:bidi="zh_TW"/>
+        </w:rPr>
+      </w:r>
+      <w:r>
+        <w:rPr>
+          <w:lang w:val="zh_TW" w:bidi="zh_TW"/>
+        </w:rPr>
       </w:r>
     </w:p>
     <w:p>
@@ -1216,47 +1619,391 @@
           <w:lang w:val="zh_TW" w:bidi="zh_TW"/>
         </w:rPr>
       </w:r>
-      <w:r>
-        <w:rPr>
-          <w:lang w:val="zh_TW" w:bidi="zh_TW"/>
-        </w:rPr>
-        <w:t>以斯拉和接受教導的同伴在公元前444年在耶路撒冷城牆完成時，使用了米大示。他們「使百姓明白律法；百姓都站在自己的地方。他們清清楚楚地念神的律法書，講明意思，使百姓明白所念的」(</w:t>
-      </w:r>
-      <w:hyperlink r:id="rId31">
-        <w:r>
-          <w:rPr>
-            <w:lang w:val="zh_TW" w:bidi="zh_TW"/>
-          </w:rPr>
-          <w:rPr>
-            <w:color w:val="0000EE"/>
-            <w:u w:val="single"/>
-          </w:rPr>
-          <w:t>尼希米記8:7</w:t>
-        </w:r>
-      </w:hyperlink>
-      <w:r>
-        <w:rPr>
-          <w:lang w:val="zh_TW" w:bidi="zh_TW"/>
-        </w:rPr>
-        <w:t>–</w:t>
-      </w:r>
-      <w:hyperlink r:id="rId31">
-        <w:r>
-          <w:rPr>
-            <w:lang w:val="zh_TW" w:bidi="zh_TW"/>
-          </w:rPr>
-          <w:rPr>
-            <w:color w:val="0000EE"/>
-            <w:u w:val="single"/>
-          </w:rPr>
-          <w:t>8</w:t>
-        </w:r>
-      </w:hyperlink>
-      <w:r>
-        <w:rPr>
-          <w:lang w:val="zh_TW" w:bidi="zh_TW"/>
-        </w:rPr>
-        <w:t>)。</w:t>
+    </w:p>
+    <w:p>
+      <w:pPr>
+        <w:pStyle w:val="Heading2"/>
+      </w:pPr>
+      <w:r>
+        <w:rPr>
+          <w:lang w:val="zh_TW" w:bidi="zh_TW"/>
+        </w:rPr>
+        <w:t>疏割</w:t>
+      </w:r>
+      <w:r>
+        <w:rPr>
+          <w:lang w:val="zh_TW" w:bidi="zh_TW"/>
+        </w:rPr>
+      </w:r>
+    </w:p>
+    <w:p>
+      <w:pPr>
+        <w:pStyle w:val="ListNumber"/>
+        <w:numPr>
+          <w:ilvl w:val="0"/>
+          <w:numId w:val="16"/>
+        </w:numPr>
+        <w:spacing w:line="240" w:lineRule="auto"/>
+        <w:ind w:left="720"/>
+      </w:pPr>
+      <w:r>
+        <w:rPr>
+          <w:lang w:val="zh_TW" w:bidi="zh_TW"/>
+        </w:rPr>
+      </w:r>
+      <w:r>
+        <w:rPr>
+          <w:lang w:val="zh_TW" w:bidi="zh_TW"/>
+        </w:rPr>
+        <w:t>這是約旦河谷的一座城，與其它城邑一同被列為屬於迦得支派的地業（</w:t>
+      </w:r>
+      <w:hyperlink r:id="rId44">
+        <w:r>
+          <w:rPr>
+            <w:lang w:val="zh_TW" w:bidi="zh_TW"/>
+          </w:rPr>
+          <w:rPr>
+            <w:color w:val="0000EE"/>
+            <w:u w:val="single"/>
+          </w:rPr>
+          <w:t>書13:27</w:t>
+        </w:r>
+      </w:hyperlink>
+      <w:r>
+        <w:rPr>
+          <w:lang w:val="zh_TW" w:bidi="zh_TW"/>
+        </w:rPr>
+        <w:t>）。疏割位於一個肥沃的山谷——加烏爾阿布烏代達谷（Ghaur Abu 'Udeidah）。這山谷在聖經中稱為疏割谷（</w:t>
+      </w:r>
+      <w:hyperlink r:id="rId45">
+        <w:r>
+          <w:rPr>
+            <w:lang w:val="zh_TW" w:bidi="zh_TW"/>
+          </w:rPr>
+          <w:rPr>
+            <w:color w:val="0000EE"/>
+            <w:u w:val="single"/>
+          </w:rPr>
+          <w:t>詩60:6</w:t>
+        </w:r>
+      </w:hyperlink>
+      <w:r>
+        <w:rPr>
+          <w:lang w:val="zh_TW" w:bidi="zh_TW"/>
+        </w:rPr>
+        <w:t>，</w:t>
+      </w:r>
+      <w:hyperlink r:id="rId46">
+        <w:r>
+          <w:rPr>
+            <w:lang w:val="zh_TW" w:bidi="zh_TW"/>
+          </w:rPr>
+          <w:rPr>
+            <w:color w:val="0000EE"/>
+            <w:u w:val="single"/>
+          </w:rPr>
+          <w:t>108:7</w:t>
+        </w:r>
+      </w:hyperlink>
+      <w:r>
+        <w:rPr>
+          <w:lang w:val="zh_TW" w:bidi="zh_TW"/>
+        </w:rPr>
+        <w:t>）。其位於約旦河谷東側中央地帶，介於利傑布溪谷（Wadi Rejeb）與雅博河（Jabbok River）之間。</w:t>
+        <w:br/>
+      </w:r>
+      <w:r>
+        <w:rPr>
+          <w:lang w:val="zh_TW" w:bidi="zh_TW"/>
+        </w:rPr>
+        <w:t>這地方首次出現在雅各與以掃相會的記載中，相會地點位於毗努伊勒南面不遠處。雅各與以掃見面後，前往疏割，並為自己的牲畜搭建棚子。這就是該地名稱的由來（疏割的意思是「棚」，</w:t>
+      </w:r>
+      <w:hyperlink r:id="rId47">
+        <w:r>
+          <w:rPr>
+            <w:lang w:val="zh_TW" w:bidi="zh_TW"/>
+          </w:rPr>
+          <w:rPr>
+            <w:color w:val="0000EE"/>
+            <w:u w:val="single"/>
+          </w:rPr>
+          <w:t>創33:17</w:t>
+        </w:r>
+      </w:hyperlink>
+      <w:r>
+        <w:rPr>
+          <w:lang w:val="zh_TW" w:bidi="zh_TW"/>
+        </w:rPr>
+        <w:t>）。</w:t>
+        <w:br/>
+      </w:r>
+      <w:r>
+        <w:rPr>
+          <w:lang w:val="zh_TW" w:bidi="zh_TW"/>
+        </w:rPr>
+        <w:t>後來，當基甸和他的部下追趕米甸人時，疏割人拒絕供應食物給他們（</w:t>
+      </w:r>
+      <w:hyperlink r:id="rId48">
+        <w:r>
+          <w:rPr>
+            <w:lang w:val="zh_TW" w:bidi="zh_TW"/>
+          </w:rPr>
+          <w:rPr>
+            <w:color w:val="0000EE"/>
+            <w:u w:val="single"/>
+          </w:rPr>
+          <w:t>士8:5–9</w:t>
+        </w:r>
+      </w:hyperlink>
+      <w:r>
+        <w:rPr>
+          <w:lang w:val="zh_TW" w:bidi="zh_TW"/>
+        </w:rPr>
+        <w:t>）。基甸回來後，懲罰了疏割的長老（</w:t>
+      </w:r>
+      <w:hyperlink r:id="rId49">
+        <w:r>
+          <w:rPr>
+            <w:lang w:val="zh_TW" w:bidi="zh_TW"/>
+          </w:rPr>
+          <w:rPr>
+            <w:color w:val="0000EE"/>
+            <w:u w:val="single"/>
+          </w:rPr>
+          <w:t>士8:13–17</w:t>
+        </w:r>
+      </w:hyperlink>
+      <w:r>
+        <w:rPr>
+          <w:lang w:val="zh_TW" w:bidi="zh_TW"/>
+        </w:rPr>
+        <w:t>）。這段經文所描述的社會情況顯示，基甸探訪疏割時，當地居民可能還不是以色列人。</w:t>
+        <w:br/>
+      </w:r>
+      <w:r>
+        <w:rPr>
+          <w:lang w:val="zh_TW" w:bidi="zh_TW"/>
+        </w:rPr>
+        <w:t>疏割也與所羅門的建築工程有關。聖殿重要器具和設備所需的鑄件，是在疏割與撒拉但之間的地區鑄造的（</w:t>
+      </w:r>
+      <w:hyperlink r:id="rId50">
+        <w:r>
+          <w:rPr>
+            <w:lang w:val="zh_TW" w:bidi="zh_TW"/>
+          </w:rPr>
+          <w:rPr>
+            <w:color w:val="0000EE"/>
+            <w:u w:val="single"/>
+          </w:rPr>
+          <w:t>王上7:46</w:t>
+        </w:r>
+      </w:hyperlink>
+      <w:r>
+        <w:rPr>
+          <w:lang w:val="zh_TW" w:bidi="zh_TW"/>
+        </w:rPr>
+        <w:t>；</w:t>
+      </w:r>
+      <w:hyperlink r:id="rId51">
+        <w:r>
+          <w:rPr>
+            <w:lang w:val="zh_TW" w:bidi="zh_TW"/>
+          </w:rPr>
+          <w:rPr>
+            <w:color w:val="0000EE"/>
+            <w:u w:val="single"/>
+          </w:rPr>
+          <w:t>代下4:17</w:t>
+        </w:r>
+      </w:hyperlink>
+      <w:r>
+        <w:rPr>
+          <w:lang w:val="zh_TW" w:bidi="zh_TW"/>
+        </w:rPr>
+        <w:t>）。以色列進入列王時期後，埃及王示撒可能曾摧毀疏割。</w:t>
+        <w:br/>
+      </w:r>
+      <w:r>
+        <w:rPr>
+          <w:lang w:val="zh_TW" w:bidi="zh_TW"/>
+        </w:rPr>
+        <w:t>有些學者認為，疏割這個地名也出現在另外兩處經文中。第一處是大衛與亞捫人交戰之前聚集軍隊的地方；當時約櫃和軍兵都「住在棚裡（sukkoth）」（</w:t>
+      </w:r>
+      <w:hyperlink r:id="rId52">
+        <w:r>
+          <w:rPr>
+            <w:lang w:val="zh_TW" w:bidi="zh_TW"/>
+          </w:rPr>
+          <w:rPr>
+            <w:color w:val="0000EE"/>
+            <w:u w:val="single"/>
+          </w:rPr>
+          <w:t>撒下11:11</w:t>
+        </w:r>
+      </w:hyperlink>
+      <w:r>
+        <w:rPr>
+          <w:lang w:val="zh_TW" w:bidi="zh_TW"/>
+        </w:rPr>
+        <w:t>）。第二處是便‧哈達與撒馬利亞交戰時聚集軍隊的地方（</w:t>
+      </w:r>
+      <w:hyperlink r:id="rId53">
+        <w:r>
+          <w:rPr>
+            <w:lang w:val="zh_TW" w:bidi="zh_TW"/>
+          </w:rPr>
+          <w:rPr>
+            <w:color w:val="0000EE"/>
+            <w:u w:val="single"/>
+          </w:rPr>
+          <w:t>王上20:12</w:t>
+        </w:r>
+      </w:hyperlink>
+      <w:r>
+        <w:rPr>
+          <w:lang w:val="zh_TW" w:bidi="zh_TW"/>
+        </w:rPr>
+        <w:t>、</w:t>
+      </w:r>
+      <w:hyperlink r:id="rId53">
+        <w:r>
+          <w:rPr>
+            <w:lang w:val="zh_TW" w:bidi="zh_TW"/>
+          </w:rPr>
+          <w:rPr>
+            <w:color w:val="0000EE"/>
+            <w:u w:val="single"/>
+          </w:rPr>
+          <w:t>16</w:t>
+        </w:r>
+      </w:hyperlink>
+      <w:r>
+        <w:rPr>
+          <w:lang w:val="zh_TW" w:bidi="zh_TW"/>
+        </w:rPr>
+        <w:t>）。</w:t>
+      </w:r>
+    </w:p>
+    <w:p>
+      <w:pPr>
+        <w:pStyle w:val="ListNumber"/>
+        <w:spacing w:line="240" w:lineRule="auto"/>
+        <w:ind w:left="720"/>
+      </w:pPr>
+      <w:r>
+        <w:rPr>
+          <w:lang w:val="zh_TW" w:bidi="zh_TW"/>
+        </w:rPr>
+      </w:r>
+      <w:r>
+        <w:rPr>
+          <w:lang w:val="zh_TW" w:bidi="zh_TW"/>
+        </w:rPr>
+        <w:t>埃及的一座城。當以色列人出埃及時，這是他們離開埃及後第一個停留的地點（</w:t>
+      </w:r>
+      <w:hyperlink r:id="rId54">
+        <w:r>
+          <w:rPr>
+            <w:lang w:val="zh_TW" w:bidi="zh_TW"/>
+          </w:rPr>
+          <w:rPr>
+            <w:color w:val="0000EE"/>
+            <w:u w:val="single"/>
+          </w:rPr>
+          <w:t>出12:37</w:t>
+        </w:r>
+      </w:hyperlink>
+      <w:r>
+        <w:rPr>
+          <w:lang w:val="zh_TW" w:bidi="zh_TW"/>
+        </w:rPr>
+        <w:t>，</w:t>
+      </w:r>
+      <w:hyperlink r:id="rId55">
+        <w:r>
+          <w:rPr>
+            <w:lang w:val="zh_TW" w:bidi="zh_TW"/>
+          </w:rPr>
+          <w:rPr>
+            <w:color w:val="0000EE"/>
+            <w:u w:val="single"/>
+          </w:rPr>
+          <w:t>13:20</w:t>
+        </w:r>
+      </w:hyperlink>
+      <w:r>
+        <w:rPr>
+          <w:lang w:val="zh_TW" w:bidi="zh_TW"/>
+        </w:rPr>
+        <w:t>；</w:t>
+      </w:r>
+      <w:hyperlink r:id="rId56">
+        <w:r>
+          <w:rPr>
+            <w:lang w:val="zh_TW" w:bidi="zh_TW"/>
+          </w:rPr>
+          <w:rPr>
+            <w:color w:val="0000EE"/>
+            <w:u w:val="single"/>
+          </w:rPr>
+          <w:t>民33:5–6</w:t>
+        </w:r>
+      </w:hyperlink>
+      <w:r>
+        <w:rPr>
+          <w:lang w:val="zh_TW" w:bidi="zh_TW"/>
+        </w:rPr>
+        <w:t>）。疏割位於蘭塞與以倘之間。</w:t>
+        <w:br/>
+      </w:r>
+      <w:r>
+        <w:rPr>
+          <w:lang w:val="zh_TW" w:bidi="zh_TW"/>
+        </w:rPr>
+        <w:t>埃及文獻《阿納斯塔西文集（Anastasi Collection）》提到一個地方，很可能就是聖經中的疏割。其中記載，一個以東部族把羊群從曠野帶到尼羅河三角洲牧放，途中經過特庫（Tkw，古埃及文對疏割的稱呼）這個要塞（阿納斯塔西蒲草紙抄本第六卷〔Papyrus Anastasi VI〕， 54）。駐守當地的軍事部隊由弓箭手部隊的首領統率，而這座堡壘以法老梅爾奈普塔（Merneptah）的名字命名（阿納斯塔西蒲草紙抄本第六卷， VI， 55）。</w:t>
+        <w:br/>
+      </w:r>
+      <w:r>
+        <w:rPr>
+          <w:lang w:val="zh_TW" w:bidi="zh_TW"/>
+        </w:rPr>
+        <w:t>大多數學者認為，疏割位於泰勒·麥斯庫塔（Tell el-Maskhuta），即圖米拉特河（Wadi Tumeilat）源頭附近的一處遺址。</w:t>
+        <w:br/>
+      </w:r>
+      <w:r>
+        <w:rPr>
+          <w:i/>
+          <w:lang w:val="zh_TW" w:bidi="zh_TW"/>
+        </w:rPr>
+        <w:t>見</w:t>
+      </w:r>
+      <w:r>
+        <w:rPr>
+          <w:lang w:val="zh_TW" w:bidi="zh_TW"/>
+        </w:rPr>
+        <w:t xml:space="preserve"> </w:t>
+      </w:r>
+      <w:r>
+        <w:rPr>
+          <w:lang w:val="zh_TW" w:bidi="zh_TW"/>
+        </w:rPr>
+        <w:t>地圖</w:t>
+      </w:r>
+      <w:r>
+        <w:rPr>
+          <w:lang w:val="zh_TW" w:bidi="zh_TW"/>
+        </w:rPr>
+        <w:t>。</w:t>
+      </w:r>
+      <w:r>
+        <w:rPr>
+          <w:lang w:val="zh_TW" w:bidi="zh_TW"/>
+        </w:rPr>
+      </w:r>
+      <w:r>
+        <w:rPr>
+          <w:lang w:val="zh_TW" w:bidi="zh_TW"/>
+        </w:rPr>
       </w:r>
     </w:p>
     <w:p>
@@ -1266,11 +2013,21 @@
           <w:lang w:val="zh_TW" w:bidi="zh_TW"/>
         </w:rPr>
       </w:r>
-      <w:r>
-        <w:rPr>
-          <w:lang w:val="zh_TW" w:bidi="zh_TW"/>
-        </w:rPr>
-        <w:t>在以斯拉之後，許多教師使用這種米大示的方法。這些宗教領袖被稱為經師（Soferim，「守書人」或「文士」），直到大約公元前200年。他們有時被稱為「大會堂」。他們教導以色列要避免崇拜假神或忘記神的律法。</w:t>
+    </w:p>
+    <w:p>
+      <w:pPr>
+        <w:pStyle w:val="Heading2"/>
+      </w:pPr>
+      <w:r>
+        <w:rPr>
+          <w:lang w:val="zh_TW" w:bidi="zh_TW"/>
+        </w:rPr>
+        <w:t>贖價</w:t>
+      </w:r>
+      <w:r>
+        <w:rPr>
+          <w:lang w:val="zh_TW" w:bidi="zh_TW"/>
+        </w:rPr>
       </w:r>
     </w:p>
     <w:p>
@@ -1284,7 +2041,54 @@
         <w:rPr>
           <w:lang w:val="zh_TW" w:bidi="zh_TW"/>
         </w:rPr>
-        <w:t>經師之後是哈西典（「虔誠者」），他們試圖鼓勵宗教委身。哈西典之後是公元前128年的法利賽人（「分離者」）。所有這些群體都對米大示方法有所貢獻。</w:t>
+        <w:t>為釋放奴隸、俘虜、財產或生命而付出的代價。 耶穌說祂的全部工作就是通過捨命作多人的贖價來服事他們（</w:t>
+      </w:r>
+      <w:hyperlink r:id="rId57">
+        <w:r>
+          <w:rPr>
+            <w:lang w:val="zh_TW" w:bidi="zh_TW"/>
+          </w:rPr>
+          <w:rPr>
+            <w:color w:val="0000EE"/>
+            <w:u w:val="single"/>
+          </w:rPr>
+          <w:t>太20:28</w:t>
+        </w:r>
+      </w:hyperlink>
+      <w:r>
+        <w:rPr>
+          <w:lang w:val="zh_TW" w:bidi="zh_TW"/>
+        </w:rPr>
+        <w:t>；</w:t>
+      </w:r>
+      <w:hyperlink r:id="rId58">
+        <w:r>
+          <w:rPr>
+            <w:lang w:val="zh_TW" w:bidi="zh_TW"/>
+          </w:rPr>
+          <w:rPr>
+            <w:color w:val="0000EE"/>
+            <w:u w:val="single"/>
+          </w:rPr>
+          <w:t>可10:45</w:t>
+        </w:r>
+      </w:hyperlink>
+      <w:r>
+        <w:rPr>
+          <w:lang w:val="zh_TW" w:bidi="zh_TW"/>
+        </w:rPr>
+        <w:t>）。「贖價（ransom）」與「救贖（redemption）」和「拯救（salvation）」等詞密切相關，指的是基督如何為人類的罪付出代價。</w:t>
+      </w:r>
+    </w:p>
+    <w:p>
+      <w:pPr>
+        <w:pStyle w:val="Heading3"/>
+      </w:pPr>
+      <w:r>
+        <w:rPr>
+          <w:lang w:val="zh_TW" w:bidi="zh_TW"/>
+        </w:rPr>
+        <w:t>在舊約中</w:t>
       </w:r>
     </w:p>
     <w:p>
@@ -1298,7 +2102,25 @@
         <w:rPr>
           <w:lang w:val="zh_TW" w:bidi="zh_TW"/>
         </w:rPr>
-        <w:t>隨著時間的推移，需要記住的材料越來越多。人們通過不斷重複來學習。這種新方法被稱為米示拿（Mishnah），意思是「重複」。米示拿的教師被稱為他拿念（Tannaim），意思是「口頭傳授者」。</w:t>
+        <w:t>在舊約中，神給祂的百姓一些規則，允許他們通過支付贖價來買回（或贖回）生命和財產（參</w:t>
+      </w:r>
+      <w:hyperlink r:id="rId59">
+        <w:r>
+          <w:rPr>
+            <w:lang w:val="zh_TW" w:bidi="zh_TW"/>
+          </w:rPr>
+          <w:rPr>
+            <w:color w:val="0000EE"/>
+            <w:u w:val="single"/>
+          </w:rPr>
+          <w:t>利25–27章</w:t>
+        </w:r>
+      </w:hyperlink>
+      <w:r>
+        <w:rPr>
+          <w:lang w:val="zh_TW" w:bidi="zh_TW"/>
+        </w:rPr>
+        <w:t>）。贖價是用來替代被贖回或被釋放的某物或某人而支付的款項。</w:t>
       </w:r>
     </w:p>
     <w:p>
@@ -1312,7 +2134,7 @@
         <w:rPr>
           <w:lang w:val="zh_TW" w:bidi="zh_TW"/>
         </w:rPr>
-        <w:t>米大示和米示拿都被使用了許多年。口傳律法最終發展龐大到人們難以學習和記憶的地步。因此，它被書寫記錄下來。後來的拉比對米示拿進行了詳細的討論和解釋。這些討論被稱為革馬拉（Gemara，意為「完成」）。與最初的口傳律法一樣，革馬拉也是先口述傳承，然後才文字記錄。革馬拉和米示拿一起組成了塔木德。</w:t>
+        <w:t>舊約使用了三個不同的希伯來文詞語來表示贖價或贖回。只有在經文明確顯示已支付某種代價時，這些詞語才會被翻譯為「贖價」。即使英文譯本使用其他詞彙如redemption（救贖），它們通常仍然意味著某種贖價已被支付。</w:t>
       </w:r>
     </w:p>
     <w:p>
@@ -1324,22 +2146,5172 @@
       </w:r>
       <w:r>
         <w:rPr>
+          <w:lang w:val="zh_TW" w:bidi="zh_TW"/>
+        </w:rPr>
+        <w:t>其中一個希伯文詞語（</w:t>
+      </w:r>
+      <w:r>
+        <w:rPr>
           <w:i/>
           <w:lang w:val="zh_TW" w:bidi="zh_TW"/>
         </w:rPr>
+        <w:t>kopher</w:t>
+      </w:r>
+      <w:r>
+        <w:rPr>
+          <w:lang w:val="zh_TW" w:bidi="zh_TW"/>
+        </w:rPr>
+        <w:t>）意指「覆蓋」或「遮蓋」。這是一種用來代替懲罰的支付。例如：</w:t>
+      </w:r>
+    </w:p>
+    <w:p>
+      <w:pPr>
+        <w:pStyle w:val="ListBullet"/>
+        <w:spacing w:line="240" w:lineRule="auto"/>
+        <w:ind w:left="720"/>
+      </w:pPr>
+      <w:r>
+        <w:rPr>
+          <w:lang w:val="zh_TW" w:bidi="zh_TW"/>
+        </w:rPr>
+      </w:r>
+      <w:r>
+        <w:rPr>
+          <w:lang w:val="zh_TW" w:bidi="zh_TW"/>
+        </w:rPr>
+        <w:t>如果一頭牛殺了人，牛的主人可以支付贖價來保全自己的性命（</w:t>
+      </w:r>
+      <w:hyperlink r:id="rId60">
+        <w:r>
+          <w:rPr>
+            <w:lang w:val="zh_TW" w:bidi="zh_TW"/>
+          </w:rPr>
+          <w:rPr>
+            <w:color w:val="0000EE"/>
+            <w:u w:val="single"/>
+          </w:rPr>
+          <w:t>出21:30</w:t>
+        </w:r>
+      </w:hyperlink>
+      <w:r>
+        <w:rPr>
+          <w:lang w:val="zh_TW" w:bidi="zh_TW"/>
+        </w:rPr>
+        <w:t xml:space="preserve">）。 </w:t>
+      </w:r>
+    </w:p>
+    <w:p>
+      <w:pPr>
+        <w:pStyle w:val="ListBullet"/>
+        <w:spacing w:line="240" w:lineRule="auto"/>
+        <w:ind w:left="720"/>
+      </w:pPr>
+      <w:r>
+        <w:rPr>
+          <w:lang w:val="zh_TW" w:bidi="zh_TW"/>
+        </w:rPr>
+      </w:r>
+      <w:r>
+        <w:rPr>
+          <w:lang w:val="zh_TW" w:bidi="zh_TW"/>
+        </w:rPr>
+        <w:t>神要求每個以色列人在人口普查時支付半舍客勒作為贖價，以防止瘟疫（</w:t>
+      </w:r>
+      <w:hyperlink r:id="rId61">
+        <w:r>
+          <w:rPr>
+            <w:lang w:val="zh_TW" w:bidi="zh_TW"/>
+          </w:rPr>
+          <w:rPr>
+            <w:color w:val="0000EE"/>
+            <w:u w:val="single"/>
+          </w:rPr>
+          <w:t>出30:12</w:t>
+        </w:r>
+      </w:hyperlink>
+      <w:r>
+        <w:rPr>
+          <w:lang w:val="zh_TW" w:bidi="zh_TW"/>
+        </w:rPr>
+        <w:t>）。這「贖罪銀（atonement money）」是用於會幕事奉中使用的祭物。</w:t>
+      </w:r>
+    </w:p>
+    <w:p>
+      <w:pPr>
+        <w:pStyle w:val="ListBullet"/>
+        <w:spacing w:line="240" w:lineRule="auto"/>
+        <w:ind w:left="720"/>
+      </w:pPr>
+      <w:r>
+        <w:rPr>
+          <w:lang w:val="zh_TW" w:bidi="zh_TW"/>
+        </w:rPr>
+      </w:r>
+      <w:r>
+        <w:rPr>
+          <w:lang w:val="zh_TW" w:bidi="zh_TW"/>
+        </w:rPr>
+        <w:t>兇手不能被贖，任何在逃城中尋求避難的人也不能被贖回（</w:t>
+      </w:r>
+      <w:hyperlink r:id="rId62">
+        <w:r>
+          <w:rPr>
+            <w:lang w:val="zh_TW" w:bidi="zh_TW"/>
+          </w:rPr>
+          <w:rPr>
+            <w:color w:val="0000EE"/>
+            <w:u w:val="single"/>
+          </w:rPr>
+          <w:t>民35:31–32</w:t>
+        </w:r>
+      </w:hyperlink>
+      <w:r>
+        <w:rPr>
+          <w:lang w:val="zh_TW" w:bidi="zh_TW"/>
+        </w:rPr>
+        <w:t>）。</w:t>
+      </w:r>
+    </w:p>
+    <w:p>
+      <w:pPr>
+        <w:pStyle w:val="ListBullet"/>
+        <w:spacing w:line="240" w:lineRule="auto"/>
+        <w:ind w:left="720"/>
+      </w:pPr>
+      <w:r>
+        <w:rPr>
+          <w:lang w:val="zh_TW" w:bidi="zh_TW"/>
+        </w:rPr>
+      </w:r>
+      <w:r>
+        <w:rPr>
+          <w:lang w:val="zh_TW" w:bidi="zh_TW"/>
+        </w:rPr>
+        <w:t>無法通過支付贖價來避免死亡（</w:t>
+      </w:r>
+      <w:hyperlink r:id="rId63">
+        <w:r>
+          <w:rPr>
+            <w:lang w:val="zh_TW" w:bidi="zh_TW"/>
+          </w:rPr>
+          <w:rPr>
+            <w:color w:val="0000EE"/>
+            <w:u w:val="single"/>
+          </w:rPr>
+          <w:t>詩49:7–9</w:t>
+        </w:r>
+      </w:hyperlink>
+      <w:r>
+        <w:rPr>
+          <w:lang w:val="zh_TW" w:bidi="zh_TW"/>
+        </w:rPr>
+        <w:t xml:space="preserve">）。 </w:t>
+      </w:r>
+    </w:p>
+    <w:p>
+      <w:pPr/>
+      <w:r>
+        <w:rPr>
+          <w:lang w:val="zh_TW" w:bidi="zh_TW"/>
+        </w:rPr>
+      </w:r>
+      <w:r>
+        <w:rPr>
+          <w:lang w:val="zh_TW" w:bidi="zh_TW"/>
+        </w:rPr>
+        <w:t>在某些情況下，這個詞用來指為了不正當地影響某人或讓他們保持沉默而支付的款項（</w:t>
+      </w:r>
+      <w:hyperlink r:id="rId64">
+        <w:r>
+          <w:rPr>
+            <w:lang w:val="zh_TW" w:bidi="zh_TW"/>
+          </w:rPr>
+          <w:rPr>
+            <w:color w:val="0000EE"/>
+            <w:u w:val="single"/>
+          </w:rPr>
+          <w:t>撒上12:3</w:t>
+        </w:r>
+      </w:hyperlink>
+      <w:r>
+        <w:rPr>
+          <w:lang w:val="zh_TW" w:bidi="zh_TW"/>
+        </w:rPr>
+        <w:t>；</w:t>
+      </w:r>
+      <w:hyperlink r:id="rId65">
+        <w:r>
+          <w:rPr>
+            <w:lang w:val="zh_TW" w:bidi="zh_TW"/>
+          </w:rPr>
+          <w:rPr>
+            <w:color w:val="0000EE"/>
+            <w:u w:val="single"/>
+          </w:rPr>
+          <w:t>箴6:35</w:t>
+        </w:r>
+      </w:hyperlink>
+      <w:r>
+        <w:rPr>
+          <w:lang w:val="zh_TW" w:bidi="zh_TW"/>
+        </w:rPr>
+        <w:t>；</w:t>
+      </w:r>
+      <w:hyperlink r:id="rId66">
+        <w:r>
+          <w:rPr>
+            <w:lang w:val="zh_TW" w:bidi="zh_TW"/>
+          </w:rPr>
+          <w:rPr>
+            <w:color w:val="0000EE"/>
+            <w:u w:val="single"/>
+          </w:rPr>
+          <w:t>摩5:12</w:t>
+        </w:r>
+      </w:hyperlink>
+      <w:r>
+        <w:rPr>
+          <w:lang w:val="zh_TW" w:bidi="zh_TW"/>
+        </w:rPr>
+        <w:t>）。</w:t>
+      </w:r>
+    </w:p>
+    <w:p>
+      <w:pPr/>
+      <w:r>
+        <w:rPr>
+          <w:lang w:val="zh_TW" w:bidi="zh_TW"/>
+        </w:rPr>
+      </w:r>
+      <w:r>
+        <w:rPr>
+          <w:lang w:val="zh_TW" w:bidi="zh_TW"/>
+        </w:rPr>
+        <w:t>第二個希伯來詞語「贖價」和「贖回」與</w:t>
+      </w:r>
+      <w:r>
+        <w:rPr>
+          <w:i/>
+          <w:lang w:val="zh_TW" w:bidi="zh_TW"/>
+        </w:rPr>
+        <w:t>go’el</w:t>
+      </w:r>
+      <w:r>
+        <w:rPr>
+          <w:lang w:val="zh_TW" w:bidi="zh_TW"/>
+        </w:rPr>
+        <w:t>有關。</w:t>
+      </w:r>
+      <w:r>
+        <w:rPr>
+          <w:i/>
+          <w:lang w:val="zh_TW" w:bidi="zh_TW"/>
+        </w:rPr>
+        <w:t>Go’el</w:t>
+      </w:r>
+      <w:r>
+        <w:rPr>
+          <w:lang w:val="zh_TW" w:bidi="zh_TW"/>
+        </w:rPr>
+        <w:t>的意思是「救贖者（redeemer）」，或將失去的東西取回來的人。這個詞源自希伯來文詞語，意為「恢復、修復、拯救或救援（restore, repair, deliver, or rescue）」。這個詞涉及神的家庭律法，要求親屬互相幫助（</w:t>
+      </w:r>
+      <w:hyperlink r:id="rId67">
+        <w:r>
+          <w:rPr>
+            <w:lang w:val="zh_TW" w:bidi="zh_TW"/>
+          </w:rPr>
+          <w:rPr>
+            <w:color w:val="0000EE"/>
+            <w:u w:val="single"/>
+          </w:rPr>
+          <w:t>利25:25–55</w:t>
+        </w:r>
+      </w:hyperlink>
+      <w:r>
+        <w:rPr>
+          <w:lang w:val="zh_TW" w:bidi="zh_TW"/>
+        </w:rPr>
+        <w:t>）。一位近親（親屬）有以下幾項職責：</w:t>
+      </w:r>
+    </w:p>
+    <w:p>
+      <w:pPr>
+        <w:pStyle w:val="ListBullet"/>
+        <w:spacing w:line="240" w:lineRule="auto"/>
+        <w:ind w:left="720"/>
+      </w:pPr>
+      <w:r>
+        <w:rPr>
+          <w:lang w:val="zh_TW" w:bidi="zh_TW"/>
+        </w:rPr>
+      </w:r>
+      <w:r>
+        <w:rPr>
+          <w:lang w:val="zh_TW" w:bidi="zh_TW"/>
+        </w:rPr>
+        <w:t>親屬有責任買回家族成員因為某些原因必須賣掉的財產（</w:t>
+      </w:r>
+      <w:hyperlink r:id="rId68">
+        <w:r>
+          <w:rPr>
+            <w:lang w:val="zh_TW" w:bidi="zh_TW"/>
+          </w:rPr>
+          <w:rPr>
+            <w:color w:val="0000EE"/>
+            <w:u w:val="single"/>
+          </w:rPr>
+          <w:t>利25:25–34；</w:t>
+        </w:r>
+      </w:hyperlink>
+      <w:hyperlink r:id="rId69">
+        <w:r>
+          <w:rPr>
+            <w:lang w:val="zh_TW" w:bidi="zh_TW"/>
+          </w:rPr>
+          <w:rPr>
+            <w:color w:val="0000EE"/>
+            <w:u w:val="single"/>
+          </w:rPr>
+          <w:t>得4:4–6</w:t>
+        </w:r>
+      </w:hyperlink>
+      <w:r>
+        <w:rPr>
+          <w:lang w:val="zh_TW" w:bidi="zh_TW"/>
+        </w:rPr>
+        <w:t>）。</w:t>
+      </w:r>
+    </w:p>
+    <w:p>
+      <w:pPr>
+        <w:pStyle w:val="ListBullet"/>
+        <w:spacing w:line="240" w:lineRule="auto"/>
+        <w:ind w:left="720"/>
+      </w:pPr>
+      <w:r>
+        <w:rPr>
+          <w:lang w:val="zh_TW" w:bidi="zh_TW"/>
+        </w:rPr>
+      </w:r>
+      <w:r>
+        <w:rPr>
+          <w:lang w:val="zh_TW" w:bidi="zh_TW"/>
+        </w:rPr>
+        <w:t>親屬有責任解救因貧困而被迫賣身為奴的親屬（</w:t>
+      </w:r>
+      <w:hyperlink r:id="rId70">
+        <w:r>
+          <w:rPr>
+            <w:lang w:val="zh_TW" w:bidi="zh_TW"/>
+          </w:rPr>
+          <w:rPr>
+            <w:color w:val="0000EE"/>
+            <w:u w:val="single"/>
+          </w:rPr>
+          <w:t>利25:47–55</w:t>
+        </w:r>
+      </w:hyperlink>
+      <w:r>
+        <w:rPr>
+          <w:lang w:val="zh_TW" w:bidi="zh_TW"/>
+        </w:rPr>
+        <w:t>）。</w:t>
+      </w:r>
+    </w:p>
+    <w:p>
+      <w:pPr>
+        <w:pStyle w:val="ListBullet"/>
+        <w:spacing w:line="240" w:lineRule="auto"/>
+        <w:ind w:left="720"/>
+      </w:pPr>
+      <w:r>
+        <w:rPr>
+          <w:lang w:val="zh_TW" w:bidi="zh_TW"/>
+        </w:rPr>
+      </w:r>
+      <w:r>
+        <w:rPr>
+          <w:lang w:val="zh_TW" w:bidi="zh_TW"/>
+        </w:rPr>
+        <w:t>親屬有責任為死去的親屬伸張正義，懲罰殺害他們的人（</w:t>
+      </w:r>
+      <w:hyperlink r:id="rId71">
+        <w:r>
+          <w:rPr>
+            <w:lang w:val="zh_TW" w:bidi="zh_TW"/>
+          </w:rPr>
+          <w:rPr>
+            <w:color w:val="0000EE"/>
+            <w:u w:val="single"/>
+          </w:rPr>
+          <w:t>民35:19–27；</w:t>
+        </w:r>
+      </w:hyperlink>
+      <w:hyperlink r:id="rId72">
+        <w:r>
+          <w:rPr>
+            <w:lang w:val="zh_TW" w:bidi="zh_TW"/>
+          </w:rPr>
+          <w:rPr>
+            <w:color w:val="0000EE"/>
+            <w:u w:val="single"/>
+          </w:rPr>
+          <w:t>書20:3–5</w:t>
+        </w:r>
+      </w:hyperlink>
+      <w:r>
+        <w:rPr>
+          <w:lang w:val="zh_TW" w:bidi="zh_TW"/>
+        </w:rPr>
+        <w:t xml:space="preserve">）。 </w:t>
+      </w:r>
+    </w:p>
+    <w:p>
+      <w:pPr>
+        <w:pStyle w:val="ListBullet"/>
+        <w:spacing w:line="240" w:lineRule="auto"/>
+        <w:ind w:left="720"/>
+      </w:pPr>
+      <w:r>
+        <w:rPr>
+          <w:lang w:val="zh_TW" w:bidi="zh_TW"/>
+        </w:rPr>
+      </w:r>
+      <w:r>
+        <w:rPr>
+          <w:lang w:val="zh_TW" w:bidi="zh_TW"/>
+        </w:rPr>
+        <w:t>親屬也有義務娶已故兄弟沒有子女的妻子，以延續家族血脈（</w:t>
+      </w:r>
+      <w:hyperlink r:id="rId73">
+        <w:r>
+          <w:rPr>
+            <w:lang w:val="zh_TW" w:bidi="zh_TW"/>
+          </w:rPr>
+          <w:rPr>
+            <w:color w:val="0000EE"/>
+            <w:u w:val="single"/>
+          </w:rPr>
+          <w:t>得3:9–13，</w:t>
+        </w:r>
+      </w:hyperlink>
+      <w:hyperlink r:id="rId74">
+        <w:r>
+          <w:rPr>
+            <w:lang w:val="zh_TW" w:bidi="zh_TW"/>
+          </w:rPr>
+          <w:rPr>
+            <w:color w:val="0000EE"/>
+            <w:u w:val="single"/>
+          </w:rPr>
+          <w:t>4:1–12</w:t>
+        </w:r>
+      </w:hyperlink>
+      <w:r>
+        <w:rPr>
+          <w:lang w:val="zh_TW" w:bidi="zh_TW"/>
+        </w:rPr>
+        <w:t xml:space="preserve">）。 </w:t>
+      </w:r>
+    </w:p>
+    <w:p>
+      <w:pPr/>
+      <w:r>
+        <w:rPr>
+          <w:lang w:val="zh_TW" w:bidi="zh_TW"/>
+        </w:rPr>
+      </w:r>
+      <w:r>
+        <w:rPr>
+          <w:lang w:val="zh_TW" w:bidi="zh_TW"/>
+        </w:rPr>
+        <w:t>一般來說，</w:t>
+      </w:r>
+      <w:r>
+        <w:rPr>
+          <w:i/>
+          <w:lang w:val="zh_TW" w:bidi="zh_TW"/>
+        </w:rPr>
+        <w:t>go‘el</w:t>
+      </w:r>
+      <w:r>
+        <w:rPr>
+          <w:lang w:val="zh_TW" w:bidi="zh_TW"/>
+        </w:rPr>
+        <w:t xml:space="preserve"> 是幫助或保護他人的人。例如，約伯呼求神捍衛他（</w:t>
+      </w:r>
+      <w:hyperlink r:id="rId75">
+        <w:r>
+          <w:rPr>
+            <w:lang w:val="zh_TW" w:bidi="zh_TW"/>
+          </w:rPr>
+          <w:rPr>
+            <w:color w:val="0000EE"/>
+            <w:u w:val="single"/>
+          </w:rPr>
+          <w:t>伯19:25</w:t>
+        </w:r>
+      </w:hyperlink>
+      <w:r>
+        <w:rPr>
+          <w:lang w:val="zh_TW" w:bidi="zh_TW"/>
+        </w:rPr>
+        <w:t xml:space="preserve">）。 </w:t>
+      </w:r>
+    </w:p>
+    <w:p>
+      <w:pPr/>
+      <w:r>
+        <w:rPr>
+          <w:lang w:val="zh_TW" w:bidi="zh_TW"/>
+        </w:rPr>
+      </w:r>
+      <w:r>
+        <w:rPr>
+          <w:lang w:val="zh_TW" w:bidi="zh_TW"/>
+        </w:rPr>
+        <w:t>在最高意義上，神是以色列的親屬和</w:t>
+      </w:r>
+      <w:r>
+        <w:rPr>
+          <w:i/>
+          <w:lang w:val="zh_TW" w:bidi="zh_TW"/>
+        </w:rPr>
+        <w:t xml:space="preserve">go’el </w:t>
+      </w:r>
+      <w:r>
+        <w:rPr>
+          <w:lang w:val="zh_TW" w:bidi="zh_TW"/>
+        </w:rPr>
+        <w:t>（救贖者）。神救贖他們脫離：</w:t>
+      </w:r>
+    </w:p>
+    <w:p>
+      <w:pPr>
+        <w:pStyle w:val="ListBullet"/>
+        <w:spacing w:line="240" w:lineRule="auto"/>
+        <w:ind w:left="720"/>
+      </w:pPr>
+      <w:r>
+        <w:rPr>
+          <w:lang w:val="zh_TW" w:bidi="zh_TW"/>
+        </w:rPr>
+      </w:r>
+      <w:r>
+        <w:rPr>
+          <w:lang w:val="zh_TW" w:bidi="zh_TW"/>
+        </w:rPr>
+        <w:t>埃及的奴役（</w:t>
+      </w:r>
+      <w:hyperlink r:id="rId76">
+        <w:r>
+          <w:rPr>
+            <w:lang w:val="zh_TW" w:bidi="zh_TW"/>
+          </w:rPr>
+          <w:rPr>
+            <w:color w:val="0000EE"/>
+            <w:u w:val="single"/>
+          </w:rPr>
+          <w:t>出6:5–7</w:t>
+        </w:r>
+      </w:hyperlink>
+      <w:r>
+        <w:rPr>
+          <w:lang w:val="zh_TW" w:bidi="zh_TW"/>
+        </w:rPr>
+        <w:t>），</w:t>
+      </w:r>
+    </w:p>
+    <w:p>
+      <w:pPr>
+        <w:pStyle w:val="ListBullet"/>
+        <w:spacing w:line="240" w:lineRule="auto"/>
+        <w:ind w:left="720"/>
+      </w:pPr>
+      <w:r>
+        <w:rPr>
+          <w:lang w:val="zh_TW" w:bidi="zh_TW"/>
+        </w:rPr>
+      </w:r>
+      <w:r>
+        <w:rPr>
+          <w:lang w:val="zh_TW" w:bidi="zh_TW"/>
+        </w:rPr>
+        <w:t>被擄到巴比倫的困境中，</w:t>
+      </w:r>
+    </w:p>
+    <w:p>
+      <w:pPr>
+        <w:pStyle w:val="ListBullet"/>
+        <w:spacing w:line="240" w:lineRule="auto"/>
+        <w:ind w:left="720"/>
+      </w:pPr>
+      <w:r>
+        <w:rPr>
+          <w:lang w:val="zh_TW" w:bidi="zh_TW"/>
+        </w:rPr>
+      </w:r>
+      <w:r>
+        <w:rPr>
+          <w:lang w:val="zh_TW" w:bidi="zh_TW"/>
+        </w:rPr>
+        <w:t>一般的苦難（</w:t>
+      </w:r>
+      <w:r>
+        <w:rPr>
+          <w:i/>
+          <w:lang w:val="zh_TW" w:bidi="zh_TW"/>
+        </w:rPr>
+        <w:t>go’el</w:t>
+      </w:r>
+      <w:r>
+        <w:rPr>
+          <w:lang w:val="zh_TW" w:bidi="zh_TW"/>
+        </w:rPr>
+        <w:t>一詞在</w:t>
+      </w:r>
+      <w:hyperlink r:id="rId77">
+        <w:r>
+          <w:rPr>
+            <w:lang w:val="zh_TW" w:bidi="zh_TW"/>
+          </w:rPr>
+          <w:rPr>
+            <w:color w:val="0000EE"/>
+            <w:u w:val="single"/>
+          </w:rPr>
+          <w:t>賽40–46章</w:t>
+        </w:r>
+      </w:hyperlink>
+      <w:r>
+        <w:rPr>
+          <w:lang w:val="zh_TW" w:bidi="zh_TW"/>
+        </w:rPr>
+        <w:t xml:space="preserve">中出現了13次）。 </w:t>
+      </w:r>
+    </w:p>
+    <w:p>
+      <w:pPr/>
+      <w:r>
+        <w:rPr>
+          <w:lang w:val="zh_TW" w:bidi="zh_TW"/>
+        </w:rPr>
+      </w:r>
+      <w:r>
+        <w:rPr>
+          <w:lang w:val="zh_TW" w:bidi="zh_TW"/>
+        </w:rPr>
+        <w:t>因此，以色列被稱為「耶和華救贖的民」（</w:t>
+      </w:r>
+      <w:hyperlink r:id="rId78">
+        <w:r>
+          <w:rPr>
+            <w:lang w:val="zh_TW" w:bidi="zh_TW"/>
+          </w:rPr>
+          <w:rPr>
+            <w:color w:val="0000EE"/>
+            <w:u w:val="single"/>
+          </w:rPr>
+          <w:t>賽35:10</w:t>
+        </w:r>
+      </w:hyperlink>
+      <w:r>
+        <w:rPr>
+          <w:lang w:val="zh_TW" w:bidi="zh_TW"/>
+        </w:rPr>
+        <w:t>），「無銀」被贖（</w:t>
+      </w:r>
+      <w:hyperlink r:id="rId79">
+        <w:r>
+          <w:rPr>
+            <w:lang w:val="zh_TW" w:bidi="zh_TW"/>
+          </w:rPr>
+          <w:rPr>
+            <w:color w:val="0000EE"/>
+            <w:u w:val="single"/>
+          </w:rPr>
+          <w:t>52:3</w:t>
+        </w:r>
+      </w:hyperlink>
+      <w:r>
+        <w:rPr>
+          <w:lang w:val="zh_TW" w:bidi="zh_TW"/>
+        </w:rPr>
+        <w:t>）。在這些情況下，「贖價」是指神的大能和力量。</w:t>
+      </w:r>
+    </w:p>
+    <w:p>
+      <w:pPr/>
+      <w:r>
+        <w:rPr>
+          <w:lang w:val="zh_TW" w:bidi="zh_TW"/>
+        </w:rPr>
+      </w:r>
+      <w:r>
+        <w:rPr>
+          <w:lang w:val="zh_TW" w:bidi="zh_TW"/>
+        </w:rPr>
+        <w:t>舊約使用第三個希伯來文詞語（</w:t>
+      </w:r>
+      <w:r>
+        <w:rPr>
+          <w:i/>
+          <w:lang w:val="zh_TW" w:bidi="zh_TW"/>
+        </w:rPr>
+        <w:t>pidyon</w:t>
+      </w:r>
+      <w:r>
+        <w:rPr>
+          <w:lang w:val="zh_TW" w:bidi="zh_TW"/>
+        </w:rPr>
+        <w:t>）來表示贖價或支付。這個詞來自商業律法。在舊約中，它主要有三種用法：</w:t>
+      </w:r>
+    </w:p>
+    <w:p>
+      <w:pPr>
+        <w:pStyle w:val="ListBullet"/>
+        <w:spacing w:line="240" w:lineRule="auto"/>
+        <w:ind w:left="720"/>
+      </w:pPr>
+      <w:r>
+        <w:rPr>
+          <w:lang w:val="zh_TW" w:bidi="zh_TW"/>
+        </w:rPr>
+      </w:r>
+      <w:r>
+        <w:rPr>
+          <w:lang w:val="zh_TW" w:bidi="zh_TW"/>
+        </w:rPr>
+        <w:t>這個詞用於長子。神在埃及的逾越節拯救了以色列的長子，之後所有的長子和頭生的牲畜都屬於神。人們必須支付贖價來保留自己的長子（</w:t>
+      </w:r>
+      <w:hyperlink r:id="rId80">
+        <w:r>
+          <w:rPr>
+            <w:lang w:val="zh_TW" w:bidi="zh_TW"/>
+          </w:rPr>
+          <w:rPr>
+            <w:color w:val="0000EE"/>
+            <w:u w:val="single"/>
+          </w:rPr>
+          <w:t>出13:12–15</w:t>
+        </w:r>
+      </w:hyperlink>
+      <w:r>
+        <w:rPr>
+          <w:lang w:val="zh_TW" w:bidi="zh_TW"/>
+        </w:rPr>
+        <w:t>，</w:t>
+      </w:r>
+      <w:hyperlink r:id="rId81">
+        <w:r>
+          <w:rPr>
+            <w:lang w:val="zh_TW" w:bidi="zh_TW"/>
+          </w:rPr>
+          <w:rPr>
+            <w:color w:val="0000EE"/>
+            <w:u w:val="single"/>
+          </w:rPr>
+          <w:t>34:20</w:t>
+        </w:r>
+      </w:hyperlink>
+      <w:r>
+        <w:rPr>
+          <w:lang w:val="zh_TW" w:bidi="zh_TW"/>
+        </w:rPr>
+        <w:t>；</w:t>
+      </w:r>
+      <w:hyperlink r:id="rId82">
+        <w:r>
+          <w:rPr>
+            <w:lang w:val="zh_TW" w:bidi="zh_TW"/>
+          </w:rPr>
+          <w:rPr>
+            <w:color w:val="0000EE"/>
+            <w:u w:val="single"/>
+          </w:rPr>
+          <w:t>利27:27</w:t>
+        </w:r>
+      </w:hyperlink>
+      <w:r>
+        <w:rPr>
+          <w:lang w:val="zh_TW" w:bidi="zh_TW"/>
+        </w:rPr>
+        <w:t>；</w:t>
+      </w:r>
+      <w:hyperlink r:id="rId83">
+        <w:r>
+          <w:rPr>
+            <w:lang w:val="zh_TW" w:bidi="zh_TW"/>
+          </w:rPr>
+          <w:rPr>
+            <w:color w:val="0000EE"/>
+            <w:u w:val="single"/>
+          </w:rPr>
+          <w:t>民18:15–17</w:t>
+        </w:r>
+      </w:hyperlink>
+      <w:r>
+        <w:rPr>
+          <w:lang w:val="zh_TW" w:bidi="zh_TW"/>
+        </w:rPr>
+        <w:t>）。後來，神揀選了利未人來事奉祂，而不是所有的長子。由於長子比利未人多273人，因此多出的長子需要每人支付五舍客勒的贖銀（</w:t>
+      </w:r>
+      <w:hyperlink r:id="rId84">
+        <w:r>
+          <w:rPr>
+            <w:lang w:val="zh_TW" w:bidi="zh_TW"/>
+          </w:rPr>
+          <w:rPr>
+            <w:color w:val="0000EE"/>
+            <w:u w:val="single"/>
+          </w:rPr>
+          <w:t>民3:40–48</w:t>
+        </w:r>
+      </w:hyperlink>
+      <w:r>
+        <w:rPr>
+          <w:lang w:val="zh_TW" w:bidi="zh_TW"/>
+        </w:rPr>
+        <w:t xml:space="preserve">）。 </w:t>
+      </w:r>
+    </w:p>
+    <w:p>
+      <w:pPr>
+        <w:pStyle w:val="ListBullet"/>
+        <w:spacing w:line="240" w:lineRule="auto"/>
+        <w:ind w:left="720"/>
+      </w:pPr>
+      <w:r>
+        <w:rPr>
+          <w:lang w:val="zh_TW" w:bidi="zh_TW"/>
+        </w:rPr>
+      </w:r>
+      <w:r>
+        <w:rPr>
+          <w:lang w:val="zh_TW" w:bidi="zh_TW"/>
+        </w:rPr>
+        <w:t>這個詞也用於贖回奴隸所支付的價錢（</w:t>
+      </w:r>
+      <w:hyperlink r:id="rId85">
+        <w:r>
+          <w:rPr>
+            <w:lang w:val="zh_TW" w:bidi="zh_TW"/>
+          </w:rPr>
+          <w:rPr>
+            <w:color w:val="0000EE"/>
+            <w:u w:val="single"/>
+          </w:rPr>
+          <w:t>申15:15</w:t>
+        </w:r>
+      </w:hyperlink>
+      <w:r>
+        <w:rPr>
+          <w:lang w:val="zh_TW" w:bidi="zh_TW"/>
+        </w:rPr>
+        <w:t>，</w:t>
+      </w:r>
+      <w:hyperlink r:id="rId86">
+        <w:r>
+          <w:rPr>
+            <w:lang w:val="zh_TW" w:bidi="zh_TW"/>
+          </w:rPr>
+          <w:rPr>
+            <w:color w:val="0000EE"/>
+            <w:u w:val="single"/>
+          </w:rPr>
+          <w:t>24:18</w:t>
+        </w:r>
+      </w:hyperlink>
+      <w:r>
+        <w:rPr>
+          <w:lang w:val="zh_TW" w:bidi="zh_TW"/>
+        </w:rPr>
+        <w:t>）。它也適用於釋放作為妾的婢女（</w:t>
+      </w:r>
+      <w:hyperlink r:id="rId87">
+        <w:r>
+          <w:rPr>
+            <w:lang w:val="zh_TW" w:bidi="zh_TW"/>
+          </w:rPr>
+          <w:rPr>
+            <w:color w:val="0000EE"/>
+            <w:u w:val="single"/>
+          </w:rPr>
+          <w:t>出21:8–11</w:t>
+        </w:r>
+      </w:hyperlink>
+      <w:r>
+        <w:rPr>
+          <w:lang w:val="zh_TW" w:bidi="zh_TW"/>
+        </w:rPr>
+        <w:t>；</w:t>
+      </w:r>
+      <w:hyperlink r:id="rId88">
+        <w:r>
+          <w:rPr>
+            <w:lang w:val="zh_TW" w:bidi="zh_TW"/>
+          </w:rPr>
+          <w:rPr>
+            <w:color w:val="0000EE"/>
+            <w:u w:val="single"/>
+          </w:rPr>
+          <w:t>利19:20</w:t>
+        </w:r>
+      </w:hyperlink>
+      <w:r>
+        <w:rPr>
+          <w:lang w:val="zh_TW" w:bidi="zh_TW"/>
+        </w:rPr>
+        <w:t>）。神透過提醒以色列人祂曾將他們從埃及的奴役中解救出來，藉此證明這些規則的合理性（</w:t>
+      </w:r>
+      <w:hyperlink r:id="rId85">
+        <w:r>
+          <w:rPr>
+            <w:lang w:val="zh_TW" w:bidi="zh_TW"/>
+          </w:rPr>
+          <w:rPr>
+            <w:color w:val="0000EE"/>
+            <w:u w:val="single"/>
+          </w:rPr>
+          <w:t>申15:15，</w:t>
+        </w:r>
+      </w:hyperlink>
+      <w:hyperlink r:id="rId86">
+        <w:r>
+          <w:rPr>
+            <w:lang w:val="zh_TW" w:bidi="zh_TW"/>
+          </w:rPr>
+          <w:rPr>
+            <w:color w:val="0000EE"/>
+            <w:u w:val="single"/>
+          </w:rPr>
+          <w:t>24:18</w:t>
+        </w:r>
+      </w:hyperlink>
+      <w:r>
+        <w:rPr>
+          <w:lang w:val="zh_TW" w:bidi="zh_TW"/>
+        </w:rPr>
+        <w:t xml:space="preserve">）。 </w:t>
+      </w:r>
+    </w:p>
+    <w:p>
+      <w:pPr>
+        <w:pStyle w:val="ListBullet"/>
+        <w:spacing w:line="240" w:lineRule="auto"/>
+        <w:ind w:left="720"/>
+      </w:pPr>
+      <w:r>
+        <w:rPr>
+          <w:lang w:val="zh_TW" w:bidi="zh_TW"/>
+        </w:rPr>
+      </w:r>
+      <w:r>
+        <w:rPr>
+          <w:lang w:val="zh_TW" w:bidi="zh_TW"/>
+        </w:rPr>
+        <w:t>當聖經提到神將以色列人從埃及（</w:t>
+      </w:r>
+      <w:hyperlink r:id="rId89">
+        <w:r>
+          <w:rPr>
+            <w:lang w:val="zh_TW" w:bidi="zh_TW"/>
+          </w:rPr>
+          <w:rPr>
+            <w:color w:val="0000EE"/>
+            <w:u w:val="single"/>
+          </w:rPr>
+          <w:t>申7:8</w:t>
+        </w:r>
+      </w:hyperlink>
+      <w:r>
+        <w:rPr>
+          <w:lang w:val="zh_TW" w:bidi="zh_TW"/>
+        </w:rPr>
+        <w:t>，</w:t>
+      </w:r>
+      <w:hyperlink r:id="rId90">
+        <w:r>
+          <w:rPr>
+            <w:lang w:val="zh_TW" w:bidi="zh_TW"/>
+          </w:rPr>
+          <w:rPr>
+            <w:color w:val="0000EE"/>
+            <w:u w:val="single"/>
+          </w:rPr>
+          <w:t>9:26</w:t>
+        </w:r>
+      </w:hyperlink>
+      <w:r>
+        <w:rPr>
+          <w:lang w:val="zh_TW" w:bidi="zh_TW"/>
+        </w:rPr>
+        <w:t>，</w:t>
+      </w:r>
+      <w:hyperlink r:id="rId91">
+        <w:r>
+          <w:rPr>
+            <w:lang w:val="zh_TW" w:bidi="zh_TW"/>
+          </w:rPr>
+          <w:rPr>
+            <w:color w:val="0000EE"/>
+            <w:u w:val="single"/>
+          </w:rPr>
+          <w:t>13:5</w:t>
+        </w:r>
+      </w:hyperlink>
+      <w:r>
+        <w:rPr>
+          <w:lang w:val="zh_TW" w:bidi="zh_TW"/>
+        </w:rPr>
+        <w:t>；</w:t>
+      </w:r>
+      <w:hyperlink r:id="rId92">
+        <w:r>
+          <w:rPr>
+            <w:lang w:val="zh_TW" w:bidi="zh_TW"/>
+          </w:rPr>
+          <w:rPr>
+            <w:color w:val="0000EE"/>
+            <w:u w:val="single"/>
+          </w:rPr>
+          <w:t>撒下7:23</w:t>
+        </w:r>
+      </w:hyperlink>
+      <w:r>
+        <w:rPr>
+          <w:lang w:val="zh_TW" w:bidi="zh_TW"/>
+        </w:rPr>
+        <w:t>；</w:t>
+      </w:r>
+      <w:hyperlink r:id="rId93">
+        <w:r>
+          <w:rPr>
+            <w:lang w:val="zh_TW" w:bidi="zh_TW"/>
+          </w:rPr>
+          <w:rPr>
+            <w:color w:val="0000EE"/>
+            <w:u w:val="single"/>
+          </w:rPr>
+          <w:t>代上17:21</w:t>
+        </w:r>
+      </w:hyperlink>
+      <w:r>
+        <w:rPr>
+          <w:lang w:val="zh_TW" w:bidi="zh_TW"/>
+        </w:rPr>
+        <w:t>；</w:t>
+      </w:r>
+      <w:hyperlink r:id="rId94">
+        <w:r>
+          <w:rPr>
+            <w:lang w:val="zh_TW" w:bidi="zh_TW"/>
+          </w:rPr>
+          <w:rPr>
+            <w:color w:val="0000EE"/>
+            <w:u w:val="single"/>
+          </w:rPr>
+          <w:t>詩78:42</w:t>
+        </w:r>
+      </w:hyperlink>
+      <w:r>
+        <w:rPr>
+          <w:lang w:val="zh_TW" w:bidi="zh_TW"/>
+        </w:rPr>
+        <w:t>）以及從巴比倫（</w:t>
+      </w:r>
+      <w:hyperlink r:id="rId78">
+        <w:r>
+          <w:rPr>
+            <w:lang w:val="zh_TW" w:bidi="zh_TW"/>
+          </w:rPr>
+          <w:rPr>
+            <w:color w:val="0000EE"/>
+            <w:u w:val="single"/>
+          </w:rPr>
+          <w:t>賽35:10，</w:t>
+        </w:r>
+      </w:hyperlink>
+      <w:hyperlink r:id="rId95">
+        <w:r>
+          <w:rPr>
+            <w:lang w:val="zh_TW" w:bidi="zh_TW"/>
+          </w:rPr>
+          <w:rPr>
+            <w:color w:val="0000EE"/>
+            <w:u w:val="single"/>
+          </w:rPr>
+          <w:t>51:11</w:t>
+        </w:r>
+      </w:hyperlink>
+      <w:r>
+        <w:rPr>
+          <w:lang w:val="zh_TW" w:bidi="zh_TW"/>
+        </w:rPr>
+        <w:t>）中救贖出來時，也使用了這個希伯來詞。聖經有時提及神拯救百姓，卻沒有提到具體事件（</w:t>
+      </w:r>
+      <w:hyperlink r:id="rId96">
+        <w:r>
+          <w:rPr>
+            <w:lang w:val="zh_TW" w:bidi="zh_TW"/>
+          </w:rPr>
+          <w:rPr>
+            <w:color w:val="0000EE"/>
+            <w:u w:val="single"/>
+          </w:rPr>
+          <w:t>何7:13；</w:t>
+        </w:r>
+      </w:hyperlink>
+      <w:r>
+        <w:rPr>
+          <w:lang w:val="zh_TW" w:bidi="zh_TW"/>
+        </w:rPr>
+        <w:t>參</w:t>
+      </w:r>
+      <w:hyperlink r:id="rId97">
+        <w:r>
+          <w:rPr>
+            <w:lang w:val="zh_TW" w:bidi="zh_TW"/>
+          </w:rPr>
+          <w:rPr>
+            <w:color w:val="0000EE"/>
+            <w:u w:val="single"/>
+          </w:rPr>
+          <w:t>申21:8</w:t>
+        </w:r>
+      </w:hyperlink>
+      <w:r>
+        <w:rPr>
+          <w:lang w:val="zh_TW" w:bidi="zh_TW"/>
+        </w:rPr>
+        <w:t>；</w:t>
+      </w:r>
+      <w:hyperlink r:id="rId98">
+        <w:r>
+          <w:rPr>
+            <w:lang w:val="zh_TW" w:bidi="zh_TW"/>
+          </w:rPr>
+          <w:rPr>
+            <w:color w:val="0000EE"/>
+            <w:u w:val="single"/>
+          </w:rPr>
+          <w:t>尼1:10</w:t>
+        </w:r>
+      </w:hyperlink>
+      <w:r>
+        <w:rPr>
+          <w:lang w:val="zh_TW" w:bidi="zh_TW"/>
+        </w:rPr>
+        <w:t>；</w:t>
+      </w:r>
+      <w:hyperlink r:id="rId99">
+        <w:r>
+          <w:rPr>
+            <w:lang w:val="zh_TW" w:bidi="zh_TW"/>
+          </w:rPr>
+          <w:rPr>
+            <w:color w:val="0000EE"/>
+            <w:u w:val="single"/>
+          </w:rPr>
+          <w:t>賽1:27</w:t>
+        </w:r>
+      </w:hyperlink>
+      <w:r>
+        <w:rPr>
+          <w:lang w:val="zh_TW" w:bidi="zh_TW"/>
+        </w:rPr>
+        <w:t>；</w:t>
+      </w:r>
+      <w:hyperlink r:id="rId100">
+        <w:r>
+          <w:rPr>
+            <w:lang w:val="zh_TW" w:bidi="zh_TW"/>
+          </w:rPr>
+          <w:rPr>
+            <w:color w:val="0000EE"/>
+            <w:u w:val="single"/>
+          </w:rPr>
+          <w:t>耶31:11</w:t>
+        </w:r>
+      </w:hyperlink>
+      <w:r>
+        <w:rPr>
+          <w:lang w:val="zh_TW" w:bidi="zh_TW"/>
+        </w:rPr>
+        <w:t>）。神也救贖人脫離死亡（</w:t>
+      </w:r>
+      <w:hyperlink r:id="rId101">
+        <w:r>
+          <w:rPr>
+            <w:lang w:val="zh_TW" w:bidi="zh_TW"/>
+          </w:rPr>
+          <w:rPr>
+            <w:color w:val="0000EE"/>
+            <w:u w:val="single"/>
+          </w:rPr>
+          <w:t>何13:14</w:t>
+        </w:r>
+      </w:hyperlink>
+      <w:r>
+        <w:rPr>
+          <w:lang w:val="zh_TW" w:bidi="zh_TW"/>
+        </w:rPr>
+        <w:t>）、脫離罪惡（</w:t>
+      </w:r>
+      <w:hyperlink r:id="rId102">
+        <w:r>
+          <w:rPr>
+            <w:lang w:val="zh_TW" w:bidi="zh_TW"/>
+          </w:rPr>
+          <w:rPr>
+            <w:color w:val="0000EE"/>
+            <w:u w:val="single"/>
+          </w:rPr>
+          <w:t>詩130:8</w:t>
+        </w:r>
+      </w:hyperlink>
+      <w:r>
+        <w:rPr>
+          <w:lang w:val="zh_TW" w:bidi="zh_TW"/>
+        </w:rPr>
+        <w:t>）、脫離困難（</w:t>
+      </w:r>
+      <w:hyperlink r:id="rId103">
+        <w:r>
+          <w:rPr>
+            <w:lang w:val="zh_TW" w:bidi="zh_TW"/>
+          </w:rPr>
+          <w:rPr>
+            <w:color w:val="0000EE"/>
+            <w:u w:val="single"/>
+          </w:rPr>
+          <w:t>25:22</w:t>
+        </w:r>
+      </w:hyperlink>
+      <w:r>
+        <w:rPr>
+          <w:lang w:val="zh_TW" w:bidi="zh_TW"/>
+        </w:rPr>
+        <w:t>）。這種拯救總是暗示某種形式的支付或代價，例如救贖所需的神的「大能」或「大能之手」。</w:t>
+      </w:r>
+    </w:p>
+    <w:p>
+      <w:pPr>
+        <w:pStyle w:val="Heading3"/>
+      </w:pPr>
+      <w:r>
+        <w:rPr>
+          <w:lang w:val="zh_TW" w:bidi="zh_TW"/>
+        </w:rPr>
+        <w:t>在新約中</w:t>
+      </w:r>
+    </w:p>
+    <w:p>
+      <w:pPr/>
+      <w:r>
+        <w:rPr>
+          <w:lang w:val="zh_TW" w:bidi="zh_TW"/>
+        </w:rPr>
+      </w:r>
+      <w:r>
+        <w:rPr>
+          <w:lang w:val="zh_TW" w:bidi="zh_TW"/>
+        </w:rPr>
+        <w:t>在新約中，只有一組相關的詞語用來表示贖價。這個詞的基本意思是「釋放（set free）」或「解救（release）」。它的意思是通過支付代價來釋放某人。在英文聖經中，ransom（贖價）這個詞大約出現了8次。這些都是明確描述支付代價來解救某人的情況。希臘文舊約（稱為七十士譯本）謹慎地使用了這個詞。他們只在三個希伯來文詞語明確表示支付贖價時才使用它。</w:t>
+      </w:r>
+    </w:p>
+    <w:p>
+      <w:pPr/>
+      <w:r>
+        <w:rPr>
+          <w:lang w:val="zh_TW" w:bidi="zh_TW"/>
+        </w:rPr>
+      </w:r>
+      <w:r>
+        <w:rPr>
+          <w:lang w:val="zh_TW" w:bidi="zh_TW"/>
+        </w:rPr>
+        <w:t>在新約中，「贖價」最重要的用法是當耶穌談到祂自己的死亡時。耶穌說祂的死將作為「多人的贖價」（</w:t>
+      </w:r>
+      <w:hyperlink r:id="rId57">
+        <w:r>
+          <w:rPr>
+            <w:lang w:val="zh_TW" w:bidi="zh_TW"/>
+          </w:rPr>
+          <w:rPr>
+            <w:color w:val="0000EE"/>
+            <w:u w:val="single"/>
+          </w:rPr>
+          <w:t>太20:28</w:t>
+        </w:r>
+      </w:hyperlink>
+      <w:r>
+        <w:rPr>
+          <w:lang w:val="zh_TW" w:bidi="zh_TW"/>
+        </w:rPr>
+        <w:t>；</w:t>
+      </w:r>
+      <w:hyperlink r:id="rId58">
+        <w:r>
+          <w:rPr>
+            <w:lang w:val="zh_TW" w:bidi="zh_TW"/>
+          </w:rPr>
+          <w:rPr>
+            <w:color w:val="0000EE"/>
+            <w:u w:val="single"/>
+          </w:rPr>
+          <w:t>可10:45</w:t>
+        </w:r>
+      </w:hyperlink>
+      <w:r>
+        <w:rPr>
+          <w:lang w:val="zh_TW" w:bidi="zh_TW"/>
+        </w:rPr>
+        <w:t>）。耶穌的這一說法有三個重要含義：</w:t>
+      </w:r>
+    </w:p>
+    <w:p>
+      <w:pPr>
+        <w:pStyle w:val="ListNumber"/>
+        <w:numPr>
+          <w:ilvl w:val="0"/>
+          <w:numId w:val="17"/>
+        </w:numPr>
+        <w:spacing w:line="240" w:lineRule="auto"/>
+        <w:ind w:left="720"/>
+      </w:pPr>
+      <w:r>
+        <w:rPr>
+          <w:lang w:val="zh_TW" w:bidi="zh_TW"/>
+        </w:rPr>
+      </w:r>
+      <w:r>
+        <w:rPr>
+          <w:lang w:val="zh_TW" w:bidi="zh_TW"/>
+        </w:rPr>
+        <w:t>耶穌來是要服事人，並付上贖價。</w:t>
+      </w:r>
+    </w:p>
+    <w:p>
+      <w:pPr>
+        <w:pStyle w:val="ListNumber"/>
+        <w:spacing w:line="240" w:lineRule="auto"/>
+        <w:ind w:left="720"/>
+      </w:pPr>
+      <w:r>
+        <w:rPr>
+          <w:lang w:val="zh_TW" w:bidi="zh_TW"/>
+        </w:rPr>
+      </w:r>
+      <w:r>
+        <w:rPr>
+          <w:lang w:val="zh_TW" w:bidi="zh_TW"/>
+        </w:rPr>
+        <w:t>贖價是祂自己的生命。</w:t>
+      </w:r>
+    </w:p>
+    <w:p>
+      <w:pPr>
+        <w:pStyle w:val="ListNumber"/>
+        <w:spacing w:line="240" w:lineRule="auto"/>
+        <w:ind w:left="720"/>
+      </w:pPr>
+      <w:r>
+        <w:rPr>
+          <w:lang w:val="zh_TW" w:bidi="zh_TW"/>
+        </w:rPr>
+      </w:r>
+      <w:r>
+        <w:rPr>
+          <w:lang w:val="zh_TW" w:bidi="zh_TW"/>
+        </w:rPr>
+        <w:t xml:space="preserve">祂的贖價具有替代性（substitutionary，耶穌通過支付這個贖價來代替我們）。 </w:t>
+      </w:r>
+    </w:p>
+    <w:p>
+      <w:pPr/>
+      <w:r>
+        <w:rPr>
+          <w:lang w:val="zh_TW" w:bidi="zh_TW"/>
+        </w:rPr>
+      </w:r>
+      <w:r>
+        <w:rPr>
+          <w:lang w:val="zh_TW" w:bidi="zh_TW"/>
+        </w:rPr>
+        <w:t>新約的其他部分進一步解釋了這一點：</w:t>
+      </w:r>
+    </w:p>
+    <w:p>
+      <w:pPr>
+        <w:pStyle w:val="ListBullet"/>
+        <w:spacing w:line="240" w:lineRule="auto"/>
+        <w:ind w:left="720"/>
+      </w:pPr>
+      <w:r>
+        <w:rPr>
+          <w:lang w:val="zh_TW" w:bidi="zh_TW"/>
+        </w:rPr>
+      </w:r>
+      <w:r>
+        <w:rPr>
+          <w:lang w:val="zh_TW" w:bidi="zh_TW"/>
+        </w:rPr>
+        <w:t>耶穌基督「捨自己作萬人的贖價」（</w:t>
+      </w:r>
+      <w:hyperlink r:id="rId104">
+        <w:r>
+          <w:rPr>
+            <w:lang w:val="zh_TW" w:bidi="zh_TW"/>
+          </w:rPr>
+          <w:rPr>
+            <w:color w:val="0000EE"/>
+            <w:u w:val="single"/>
+          </w:rPr>
+          <w:t>提前2:6</w:t>
+        </w:r>
+      </w:hyperlink>
+      <w:r>
+        <w:rPr>
+          <w:lang w:val="zh_TW" w:bidi="zh_TW"/>
+        </w:rPr>
+        <w:t xml:space="preserve">）。 </w:t>
+      </w:r>
+    </w:p>
+    <w:p>
+      <w:pPr>
+        <w:pStyle w:val="ListBullet"/>
+        <w:spacing w:line="240" w:lineRule="auto"/>
+        <w:ind w:left="720"/>
+      </w:pPr>
+      <w:r>
+        <w:rPr>
+          <w:lang w:val="zh_TW" w:bidi="zh_TW"/>
+        </w:rPr>
+      </w:r>
+      <w:r>
+        <w:rPr>
+          <w:lang w:val="zh_TW" w:bidi="zh_TW"/>
+        </w:rPr>
+        <w:t>耶穌基督「為我們捨了自己，要贖我們脫離一切罪惡」（</w:t>
+      </w:r>
+      <w:hyperlink r:id="rId105">
+        <w:r>
+          <w:rPr>
+            <w:lang w:val="zh_TW" w:bidi="zh_TW"/>
+          </w:rPr>
+          <w:rPr>
+            <w:color w:val="0000EE"/>
+            <w:u w:val="single"/>
+          </w:rPr>
+          <w:t>多2:14</w:t>
+        </w:r>
+      </w:hyperlink>
+      <w:r>
+        <w:rPr>
+          <w:lang w:val="zh_TW" w:bidi="zh_TW"/>
+        </w:rPr>
+        <w:t xml:space="preserve">）。 </w:t>
+      </w:r>
+    </w:p>
+    <w:p>
+      <w:pPr>
+        <w:pStyle w:val="ListBullet"/>
+        <w:spacing w:line="240" w:lineRule="auto"/>
+        <w:ind w:left="720"/>
+      </w:pPr>
+      <w:r>
+        <w:rPr>
+          <w:lang w:val="zh_TW" w:bidi="zh_TW"/>
+        </w:rPr>
+      </w:r>
+      <w:r>
+        <w:rPr>
+          <w:lang w:val="zh_TW" w:bidi="zh_TW"/>
+        </w:rPr>
+        <w:t>贖價的代價是「基督的寶血」，祂如同無瑕疵的羔羊（</w:t>
+      </w:r>
+      <w:hyperlink r:id="rId106">
+        <w:r>
+          <w:rPr>
+            <w:lang w:val="zh_TW" w:bidi="zh_TW"/>
+          </w:rPr>
+          <w:rPr>
+            <w:color w:val="0000EE"/>
+            <w:u w:val="single"/>
+          </w:rPr>
+          <w:t>彼前1:18–19</w:t>
+        </w:r>
+      </w:hyperlink>
+      <w:r>
+        <w:rPr>
+          <w:lang w:val="zh_TW" w:bidi="zh_TW"/>
+        </w:rPr>
+        <w:t>）。</w:t>
+      </w:r>
+    </w:p>
+    <w:p>
+      <w:pPr/>
+      <w:r>
+        <w:rPr>
+          <w:lang w:val="zh_TW" w:bidi="zh_TW"/>
+        </w:rPr>
+      </w:r>
+      <w:r>
+        <w:rPr>
+          <w:lang w:val="zh_TW" w:bidi="zh_TW"/>
+        </w:rPr>
+        <w:t>這讓我們想起舊約中指向耶穌的動物獻祭，但是有一個很大的區別：</w:t>
+      </w:r>
+    </w:p>
+    <w:p>
+      <w:pPr>
+        <w:pStyle w:val="ListBullet"/>
+        <w:spacing w:line="240" w:lineRule="auto"/>
+        <w:ind w:left="720"/>
+      </w:pPr>
+      <w:r>
+        <w:rPr>
+          <w:lang w:val="zh_TW" w:bidi="zh_TW"/>
+        </w:rPr>
+      </w:r>
+      <w:r>
+        <w:rPr>
+          <w:lang w:val="zh_TW" w:bidi="zh_TW"/>
+        </w:rPr>
+        <w:t>山羊和牛犢的血無法拯救人。</w:t>
+      </w:r>
+    </w:p>
+    <w:p>
+      <w:pPr>
+        <w:pStyle w:val="ListBullet"/>
+        <w:spacing w:line="240" w:lineRule="auto"/>
+        <w:ind w:left="720"/>
+      </w:pPr>
+      <w:r>
+        <w:rPr>
+          <w:lang w:val="zh_TW" w:bidi="zh_TW"/>
+        </w:rPr>
+      </w:r>
+      <w:r>
+        <w:rPr>
+          <w:lang w:val="zh_TW" w:bidi="zh_TW"/>
+        </w:rPr>
+        <w:t>但是基督的血提供了永遠的贖罪（</w:t>
+      </w:r>
+      <w:hyperlink r:id="rId107">
+        <w:r>
+          <w:rPr>
+            <w:lang w:val="zh_TW" w:bidi="zh_TW"/>
+          </w:rPr>
+          <w:rPr>
+            <w:color w:val="0000EE"/>
+            <w:u w:val="single"/>
+          </w:rPr>
+          <w:t>來9:12</w:t>
+        </w:r>
+      </w:hyperlink>
+      <w:r>
+        <w:rPr>
+          <w:lang w:val="zh_TW" w:bidi="zh_TW"/>
+        </w:rPr>
+        <w:t xml:space="preserve">）。 </w:t>
+      </w:r>
+    </w:p>
+    <w:p>
+      <w:pPr/>
+      <w:r>
+        <w:rPr>
+          <w:lang w:val="zh_TW" w:bidi="zh_TW"/>
+        </w:rPr>
+      </w:r>
+      <w:r>
+        <w:rPr>
+          <w:lang w:val="zh_TW" w:bidi="zh_TW"/>
+        </w:rPr>
+        <w:t>聖經告訴我們，得救的人在天堂會唱新歌。他們讚美耶穌（稱為羔羊），因為祂的血為他們付了贖價（</w:t>
+      </w:r>
+      <w:hyperlink r:id="rId108">
+        <w:r>
+          <w:rPr>
+            <w:lang w:val="zh_TW" w:bidi="zh_TW"/>
+          </w:rPr>
+          <w:rPr>
+            <w:color w:val="0000EE"/>
+            <w:u w:val="single"/>
+          </w:rPr>
+          <w:t>啟5:9</w:t>
+        </w:r>
+      </w:hyperlink>
+      <w:r>
+        <w:rPr>
+          <w:lang w:val="zh_TW" w:bidi="zh_TW"/>
+        </w:rPr>
+        <w:t>；參</w:t>
+      </w:r>
+      <w:hyperlink r:id="rId109">
+        <w:r>
+          <w:rPr>
+            <w:lang w:val="zh_TW" w:bidi="zh_TW"/>
+          </w:rPr>
+          <w:rPr>
+            <w:color w:val="0000EE"/>
+            <w:u w:val="single"/>
+          </w:rPr>
+          <w:t>14:3–4</w:t>
+        </w:r>
+      </w:hyperlink>
+      <w:r>
+        <w:rPr>
+          <w:lang w:val="zh_TW" w:bidi="zh_TW"/>
+        </w:rPr>
+        <w:t>）。</w:t>
+      </w:r>
+    </w:p>
+    <w:p>
+      <w:pPr/>
+      <w:r>
+        <w:rPr>
+          <w:lang w:val="zh_TW" w:bidi="zh_TW"/>
+        </w:rPr>
+      </w:r>
+      <w:r>
+        <w:rPr>
+          <w:i/>
+          <w:lang w:val="zh_TW" w:bidi="zh_TW"/>
+        </w:rPr>
         <w:t>另見</w:t>
       </w:r>
       <w:r>
         <w:rPr>
           <w:lang w:val="zh_TW" w:bidi="zh_TW"/>
         </w:rPr>
+        <w:t>贖罪</w:t>
+      </w:r>
+      <w:r>
+        <w:rPr>
+          <w:lang w:val="zh_TW" w:bidi="zh_TW"/>
+        </w:rPr>
+        <w:t>；</w:t>
+      </w:r>
+      <w:r>
+        <w:rPr>
+          <w:lang w:val="zh_TW" w:bidi="zh_TW"/>
+        </w:rPr>
+        <w:t>救贖主、救贖</w:t>
+      </w:r>
+      <w:r>
+        <w:rPr>
+          <w:lang w:val="zh_TW" w:bidi="zh_TW"/>
+        </w:rPr>
+        <w:t>。</w:t>
+      </w:r>
+      <w:r>
+        <w:rPr>
+          <w:lang w:val="zh_TW" w:bidi="zh_TW"/>
+        </w:rPr>
+      </w:r>
+      <w:r>
+        <w:rPr>
+          <w:lang w:val="zh_TW" w:bidi="zh_TW"/>
+        </w:rPr>
+      </w:r>
+    </w:p>
+    <w:p>
+      <w:pPr/>
+      <w:r>
+        <w:rPr>
+          <w:lang w:val="zh_TW" w:bidi="zh_TW"/>
+        </w:rPr>
+      </w:r>
+    </w:p>
+    <w:p>
+      <w:pPr>
+        <w:pStyle w:val="Heading2"/>
+      </w:pPr>
+      <w:r>
+        <w:rPr>
+          <w:lang w:val="zh_TW" w:bidi="zh_TW"/>
+        </w:rPr>
+        <w:t>屬血氣的人</w:t>
+      </w:r>
+      <w:r>
+        <w:rPr>
+          <w:lang w:val="zh_TW" w:bidi="zh_TW"/>
+        </w:rPr>
+      </w:r>
+    </w:p>
+    <w:p>
+      <w:pPr/>
+      <w:r>
+        <w:rPr>
+          <w:lang w:val="zh_TW" w:bidi="zh_TW"/>
+        </w:rPr>
+      </w:r>
+      <w:r>
+        <w:rPr>
+          <w:lang w:val="zh_TW" w:bidi="zh_TW"/>
+        </w:rPr>
+        <w:t>「屬血氣的人」（譯註：NLT譯為Natural man，意即「自然人」）這個表達出現在一些聖經翻譯中，例如在</w:t>
+      </w:r>
+      <w:hyperlink r:id="rId110">
+        <w:r>
+          <w:rPr>
+            <w:lang w:val="zh_TW" w:bidi="zh_TW"/>
+          </w:rPr>
+          <w:rPr>
+            <w:color w:val="0000EE"/>
+            <w:u w:val="single"/>
+          </w:rPr>
+          <w:t>哥林多前書二章14節</w:t>
+        </w:r>
+      </w:hyperlink>
+      <w:r>
+        <w:rPr>
+          <w:lang w:val="zh_TW" w:bidi="zh_TW"/>
+        </w:rPr>
+        <w:t>。翻譯為「血氣的」或「屬情</w:t>
+      </w:r>
+      <w:r>
+        <w:rPr>
+          <w:lang w:val="zh_TW" w:bidi="zh_TW"/>
+        </w:rPr>
+        <w:t>慾的</w:t>
+      </w:r>
+      <w:r>
+        <w:rPr>
+          <w:lang w:val="zh_TW" w:bidi="zh_TW"/>
+        </w:rPr>
+        <w:t>」一詞也出現在</w:t>
+      </w:r>
+      <w:hyperlink r:id="rId111">
+        <w:r>
+          <w:rPr>
+            <w:lang w:val="zh_TW" w:bidi="zh_TW"/>
+          </w:rPr>
+          <w:rPr>
+            <w:color w:val="0000EE"/>
+            <w:u w:val="single"/>
+          </w:rPr>
+          <w:t>哥林多前書十五章44節、46節</w:t>
+        </w:r>
+      </w:hyperlink>
+      <w:r>
+        <w:rPr>
+          <w:lang w:val="zh_TW" w:bidi="zh_TW"/>
+        </w:rPr>
+        <w:t>，</w:t>
+      </w:r>
+      <w:hyperlink r:id="rId112">
+        <w:r>
+          <w:rPr>
+            <w:lang w:val="zh_TW" w:bidi="zh_TW"/>
+          </w:rPr>
+          <w:rPr>
+            <w:color w:val="0000EE"/>
+            <w:u w:val="single"/>
+          </w:rPr>
+          <w:t>雅各書三章15節</w:t>
+        </w:r>
+      </w:hyperlink>
+      <w:r>
+        <w:rPr>
+          <w:lang w:val="zh_TW" w:bidi="zh_TW"/>
+        </w:rPr>
+        <w:t>，和</w:t>
+      </w:r>
+      <w:hyperlink r:id="rId113">
+        <w:r>
+          <w:rPr>
+            <w:lang w:val="zh_TW" w:bidi="zh_TW"/>
+          </w:rPr>
+          <w:rPr>
+            <w:color w:val="0000EE"/>
+            <w:u w:val="single"/>
+          </w:rPr>
+          <w:t>猶大書19節</w:t>
+        </w:r>
+      </w:hyperlink>
+      <w:r>
+        <w:rPr>
+          <w:lang w:val="zh_TW" w:bidi="zh_TW"/>
+        </w:rPr>
+        <w:t>中。</w:t>
+      </w:r>
+    </w:p>
+    <w:p>
+      <w:pPr>
+        <w:pStyle w:val="Heading3"/>
+      </w:pPr>
+      <w:r>
+        <w:rPr>
+          <w:lang w:val="zh_TW" w:bidi="zh_TW"/>
+        </w:rPr>
+        <w:t>「屬血氣的人」的意思是什麼？</w:t>
+      </w:r>
+    </w:p>
+    <w:p>
+      <w:pPr/>
+      <w:r>
+        <w:rPr>
+          <w:lang w:val="zh_TW" w:bidi="zh_TW"/>
+        </w:rPr>
+      </w:r>
+      <w:r>
+        <w:rPr>
+          <w:lang w:val="zh_TW" w:bidi="zh_TW"/>
+        </w:rPr>
+        <w:t>這個詞與希臘文中通常譯為「魂」（soul）的名詞有關，其具體意義取決於上下文。這詞在哥林多前書出現過四次，都與「屬靈的」形成對比，而「屬靈的」在保羅書信中是一個常見的詞。在幾乎每個例子中，「屬靈的」都是指聖靈的工作。</w:t>
+      </w:r>
+    </w:p>
+    <w:p>
+      <w:pPr/>
+      <w:r>
+        <w:rPr>
+          <w:lang w:val="zh_TW" w:bidi="zh_TW"/>
+        </w:rPr>
+      </w:r>
+      <w:r>
+        <w:rPr>
+          <w:lang w:val="zh_TW" w:bidi="zh_TW"/>
+        </w:rPr>
+        <w:t>應用於事物上，「屬靈的」意味著「來自聖靈」或「由聖靈而生的」。新約作者描述了幾件事為「屬靈的」：</w:t>
+      </w:r>
+    </w:p>
+    <w:p>
+      <w:pPr>
+        <w:pStyle w:val="ListBullet"/>
+        <w:spacing w:line="240" w:lineRule="auto"/>
+        <w:ind w:left="720"/>
+      </w:pPr>
+      <w:r>
+        <w:rPr>
+          <w:lang w:val="zh_TW" w:bidi="zh_TW"/>
+        </w:rPr>
+      </w:r>
+      <w:r>
+        <w:rPr>
+          <w:lang w:val="zh_TW" w:bidi="zh_TW"/>
+        </w:rPr>
+        <w:t>律法在</w:t>
+      </w:r>
+      <w:hyperlink r:id="rId114">
+        <w:r>
+          <w:rPr>
+            <w:lang w:val="zh_TW" w:bidi="zh_TW"/>
+          </w:rPr>
+          <w:rPr>
+            <w:color w:val="0000EE"/>
+            <w:u w:val="single"/>
+          </w:rPr>
+          <w:t>羅馬書七章14節</w:t>
+        </w:r>
+      </w:hyperlink>
+      <w:r>
+        <w:rPr>
+          <w:lang w:val="zh_TW" w:bidi="zh_TW"/>
+        </w:rPr>
+        <w:t>中是「屬靈的」。</w:t>
+      </w:r>
+    </w:p>
+    <w:p>
+      <w:pPr>
+        <w:pStyle w:val="ListBullet"/>
+        <w:spacing w:line="240" w:lineRule="auto"/>
+        <w:ind w:left="720"/>
+      </w:pPr>
+      <w:r>
+        <w:rPr>
+          <w:lang w:val="zh_TW" w:bidi="zh_TW"/>
+        </w:rPr>
+      </w:r>
+      <w:r>
+        <w:rPr>
+          <w:lang w:val="zh_TW" w:bidi="zh_TW"/>
+        </w:rPr>
+        <w:t>恩賜在</w:t>
+      </w:r>
+      <w:hyperlink r:id="rId115">
+        <w:r>
+          <w:rPr>
+            <w:lang w:val="zh_TW" w:bidi="zh_TW"/>
+          </w:rPr>
+          <w:rPr>
+            <w:color w:val="0000EE"/>
+            <w:u w:val="single"/>
+          </w:rPr>
+          <w:t>哥林多前書十二章1節</w:t>
+        </w:r>
+      </w:hyperlink>
+      <w:r>
+        <w:rPr>
+          <w:lang w:val="zh_TW" w:bidi="zh_TW"/>
+        </w:rPr>
+        <w:t>中是「屬靈的」。</w:t>
+      </w:r>
+    </w:p>
+    <w:p>
+      <w:pPr>
+        <w:pStyle w:val="ListBullet"/>
+        <w:spacing w:line="240" w:lineRule="auto"/>
+        <w:ind w:left="720"/>
+      </w:pPr>
+      <w:r>
+        <w:rPr>
+          <w:lang w:val="zh_TW" w:bidi="zh_TW"/>
+        </w:rPr>
+      </w:r>
+      <w:r>
+        <w:rPr>
+          <w:lang w:val="zh_TW" w:bidi="zh_TW"/>
+        </w:rPr>
+        <w:t>福氣在</w:t>
+      </w:r>
+      <w:hyperlink r:id="rId116">
+        <w:r>
+          <w:rPr>
+            <w:lang w:val="zh_TW" w:bidi="zh_TW"/>
+          </w:rPr>
+          <w:rPr>
+            <w:color w:val="0000EE"/>
+            <w:u w:val="single"/>
+          </w:rPr>
+          <w:t>以弗所書一章3節</w:t>
+        </w:r>
+      </w:hyperlink>
+      <w:r>
+        <w:rPr>
+          <w:lang w:val="zh_TW" w:bidi="zh_TW"/>
+        </w:rPr>
+        <w:t>中是「屬靈的」。</w:t>
+      </w:r>
+    </w:p>
+    <w:p>
+      <w:pPr>
+        <w:pStyle w:val="ListBullet"/>
+        <w:spacing w:line="240" w:lineRule="auto"/>
+        <w:ind w:left="720"/>
+      </w:pPr>
+      <w:r>
+        <w:rPr>
+          <w:lang w:val="zh_TW" w:bidi="zh_TW"/>
+        </w:rPr>
+      </w:r>
+      <w:r>
+        <w:rPr>
+          <w:lang w:val="zh_TW" w:bidi="zh_TW"/>
+        </w:rPr>
+        <w:t>靈祭</w:t>
+      </w:r>
+      <w:r>
+        <w:rPr>
+          <w:lang w:val="zh_TW" w:bidi="zh_TW"/>
+        </w:rPr>
+        <w:t>在</w:t>
+      </w:r>
+      <w:hyperlink r:id="rId117">
+        <w:r>
+          <w:rPr>
+            <w:lang w:val="zh_TW" w:bidi="zh_TW"/>
+          </w:rPr>
+          <w:rPr>
+            <w:color w:val="0000EE"/>
+            <w:u w:val="single"/>
+          </w:rPr>
+          <w:t>彼得前書二章5節</w:t>
+        </w:r>
+      </w:hyperlink>
+      <w:r>
+        <w:rPr>
+          <w:lang w:val="zh_TW" w:bidi="zh_TW"/>
+        </w:rPr>
+        <w:t>中是「屬靈的」。</w:t>
+      </w:r>
+    </w:p>
+    <w:p>
+      <w:pPr/>
+      <w:r>
+        <w:rPr>
+          <w:lang w:val="zh_TW" w:bidi="zh_TW"/>
+        </w:rPr>
+      </w:r>
+      <w:r>
+        <w:rPr>
+          <w:lang w:val="zh_TW" w:bidi="zh_TW"/>
+        </w:rPr>
+        <w:t>當這個詞應用在人身上時，意味著一個人受到聖靈的激勵和引導（</w:t>
+      </w:r>
+      <w:hyperlink r:id="rId118">
+        <w:r>
+          <w:rPr>
+            <w:lang w:val="zh_TW" w:bidi="zh_TW"/>
+          </w:rPr>
+          <w:rPr>
+            <w:color w:val="0000EE"/>
+            <w:u w:val="single"/>
+          </w:rPr>
+          <w:t>林前2:15</w:t>
+        </w:r>
+      </w:hyperlink>
+      <w:r>
+        <w:rPr>
+          <w:lang w:val="zh_TW" w:bidi="zh_TW"/>
+        </w:rPr>
+        <w:t>，</w:t>
+      </w:r>
+      <w:hyperlink r:id="rId119">
+        <w:r>
+          <w:rPr>
+            <w:lang w:val="zh_TW" w:bidi="zh_TW"/>
+          </w:rPr>
+          <w:rPr>
+            <w:color w:val="0000EE"/>
+            <w:u w:val="single"/>
+          </w:rPr>
+          <w:t>14:37</w:t>
+        </w:r>
+      </w:hyperlink>
+      <w:r>
+        <w:rPr>
+          <w:lang w:val="zh_TW" w:bidi="zh_TW"/>
+        </w:rPr>
+        <w:t>；</w:t>
+      </w:r>
+      <w:hyperlink r:id="rId120">
+        <w:r>
+          <w:rPr>
+            <w:lang w:val="zh_TW" w:bidi="zh_TW"/>
+          </w:rPr>
+          <w:rPr>
+            <w:color w:val="0000EE"/>
+            <w:u w:val="single"/>
+          </w:rPr>
+          <w:t>加6:1</w:t>
+        </w:r>
+      </w:hyperlink>
+      <w:r>
+        <w:rPr>
+          <w:lang w:val="zh_TW" w:bidi="zh_TW"/>
+        </w:rPr>
+        <w:t>）。與「屬靈的」相對，「屬血氣的」則通常指缺乏聖靈或敵對聖靈及其工作的狀態。</w:t>
+      </w:r>
+    </w:p>
+    <w:p>
+      <w:pPr>
+        <w:pStyle w:val="Heading3"/>
+      </w:pPr>
+      <w:r>
+        <w:rPr>
+          <w:lang w:val="zh_TW" w:bidi="zh_TW"/>
+        </w:rPr>
+        <w:t>聖經中「屬血氣的」與「屬靈的」區別</w:t>
+      </w:r>
+    </w:p>
+    <w:p>
+      <w:pPr/>
+      <w:r>
+        <w:rPr>
+          <w:lang w:val="zh_TW" w:bidi="zh_TW"/>
+        </w:rPr>
+      </w:r>
+      <w:r>
+        <w:rPr>
+          <w:lang w:val="zh_TW" w:bidi="zh_TW"/>
+        </w:rPr>
+        <w:t>在</w:t>
+      </w:r>
+      <w:hyperlink r:id="rId121">
+        <w:r>
+          <w:rPr>
+            <w:lang w:val="zh_TW" w:bidi="zh_TW"/>
+          </w:rPr>
+          <w:rPr>
+            <w:color w:val="0000EE"/>
+            <w:u w:val="single"/>
+          </w:rPr>
+          <w:t>哥林多前書二章14至15節</w:t>
+        </w:r>
+      </w:hyperlink>
+      <w:r>
+        <w:rPr>
+          <w:lang w:val="zh_TW" w:bidi="zh_TW"/>
+        </w:rPr>
+        <w:t>中，「屬血氣的人」與「屬靈的人」形成鮮明對比。在這個語境中，屬血氣的人不接受從神的靈而來的事物（</w:t>
+      </w:r>
+      <w:hyperlink r:id="rId110">
+        <w:r>
+          <w:rPr>
+            <w:lang w:val="zh_TW" w:bidi="zh_TW"/>
+          </w:rPr>
+          <w:rPr>
+            <w:color w:val="0000EE"/>
+            <w:u w:val="single"/>
+          </w:rPr>
+          <w:t>林前2:14</w:t>
+        </w:r>
+      </w:hyperlink>
+      <w:r>
+        <w:rPr>
+          <w:lang w:val="zh_TW" w:bidi="zh_TW"/>
+        </w:rPr>
+        <w:t>）。相反，這些事物對他來說是「愚拙的」，因為這些事必須用屬靈的方法才能明白。他之所以認為愚拙，是因為不信（</w:t>
+      </w:r>
+      <w:hyperlink r:id="rId122">
+        <w:r>
+          <w:rPr>
+            <w:lang w:val="zh_TW" w:bidi="zh_TW"/>
+          </w:rPr>
+          <w:rPr>
+            <w:color w:val="0000EE"/>
+            <w:u w:val="single"/>
+          </w:rPr>
+          <w:t>1:21</w:t>
+        </w:r>
+      </w:hyperlink>
+      <w:r>
+        <w:rPr>
+          <w:lang w:val="zh_TW" w:bidi="zh_TW"/>
+        </w:rPr>
+        <w:t>）；而他所缺乏的，是唯有聖靈才能帶來的洞見。保羅所描繪的，明顯是指一個沒有聖靈，甚至敵對聖靈和神啟示真理的人。</w:t>
+      </w:r>
+    </w:p>
+    <w:p>
+      <w:pPr/>
+      <w:r>
+        <w:rPr>
+          <w:lang w:val="zh_TW" w:bidi="zh_TW"/>
+        </w:rPr>
+      </w:r>
+      <w:r>
+        <w:rPr>
+          <w:lang w:val="zh_TW" w:bidi="zh_TW"/>
+        </w:rPr>
+        <w:t>在</w:t>
+      </w:r>
+      <w:hyperlink r:id="rId123">
+        <w:r>
+          <w:rPr>
+            <w:lang w:val="zh_TW" w:bidi="zh_TW"/>
+          </w:rPr>
+          <w:rPr>
+            <w:color w:val="0000EE"/>
+            <w:u w:val="single"/>
+          </w:rPr>
+          <w:t>哥林多前書十五章44至46節</w:t>
+        </w:r>
+      </w:hyperlink>
+      <w:r>
+        <w:rPr>
+          <w:lang w:val="zh_TW" w:bidi="zh_TW"/>
+        </w:rPr>
+        <w:t>中，「屬靈的」與「屬血氣的」對比則出現在另一個脈絡。這裡將死亡時的「身體」與復活時的「身體」作比較。信徒埋葬時「所種的是血氣的身體」（第</w:t>
+      </w:r>
+      <w:hyperlink r:id="rId111">
+        <w:r>
+          <w:rPr>
+            <w:lang w:val="zh_TW" w:bidi="zh_TW"/>
+          </w:rPr>
+          <w:rPr>
+            <w:color w:val="0000EE"/>
+            <w:u w:val="single"/>
+          </w:rPr>
+          <w:t>44</w:t>
+        </w:r>
+      </w:hyperlink>
+      <w:r>
+        <w:rPr>
+          <w:lang w:val="zh_TW" w:bidi="zh_TW"/>
+        </w:rPr>
+        <w:t>節上）；復活時，「</w:t>
+      </w:r>
+      <w:r>
+        <w:rPr>
+          <w:lang w:val="zh_TW" w:bidi="zh_TW"/>
+        </w:rPr>
+        <w:t>是靈性的身體</w:t>
+      </w:r>
+      <w:r>
+        <w:rPr>
+          <w:lang w:val="zh_TW" w:bidi="zh_TW"/>
+        </w:rPr>
+        <w:t>」。復活的身體將被聖靈更新並轉化（</w:t>
+      </w:r>
+      <w:hyperlink r:id="rId124">
+        <w:r>
+          <w:rPr>
+            <w:lang w:val="zh_TW" w:bidi="zh_TW"/>
+          </w:rPr>
+          <w:rPr>
+            <w:color w:val="0000EE"/>
+            <w:u w:val="single"/>
+          </w:rPr>
+          <w:t>羅8:11</w:t>
+        </w:r>
+      </w:hyperlink>
+      <w:r>
+        <w:rPr>
+          <w:lang w:val="zh_TW" w:bidi="zh_TW"/>
+        </w:rPr>
+        <w:t>）。</w:t>
+      </w:r>
+    </w:p>
+    <w:p>
+      <w:pPr/>
+      <w:r>
+        <w:rPr>
+          <w:lang w:val="zh_TW" w:bidi="zh_TW"/>
+        </w:rPr>
+      </w:r>
+      <w:r>
+        <w:rPr>
+          <w:lang w:val="zh_TW" w:bidi="zh_TW"/>
+        </w:rPr>
+        <w:t>然而，在</w:t>
+      </w:r>
+      <w:hyperlink r:id="rId111">
+        <w:r>
+          <w:rPr>
+            <w:lang w:val="zh_TW" w:bidi="zh_TW"/>
+          </w:rPr>
+          <w:rPr>
+            <w:color w:val="0000EE"/>
+            <w:u w:val="single"/>
+          </w:rPr>
+          <w:t>哥林多前書十五章44節下</w:t>
+        </w:r>
+      </w:hyperlink>
+      <w:r>
+        <w:rPr>
+          <w:lang w:val="zh_TW" w:bidi="zh_TW"/>
+        </w:rPr>
+        <w:t>和</w:t>
+      </w:r>
+      <w:hyperlink r:id="rId125">
+        <w:r>
+          <w:rPr>
+            <w:lang w:val="zh_TW" w:bidi="zh_TW"/>
+          </w:rPr>
+          <w:rPr>
+            <w:color w:val="0000EE"/>
+            <w:u w:val="single"/>
+          </w:rPr>
+          <w:t>45節上</w:t>
+        </w:r>
+      </w:hyperlink>
+      <w:r>
+        <w:rPr>
+          <w:lang w:val="zh_TW" w:bidi="zh_TW"/>
+        </w:rPr>
+        <w:t>，保羅將「血氣的身體」與剛剛受造、墮落之前的亞當聯繫起來（</w:t>
+      </w:r>
+      <w:hyperlink r:id="rId126">
+        <w:r>
+          <w:rPr>
+            <w:lang w:val="zh_TW" w:bidi="zh_TW"/>
+          </w:rPr>
+          <w:rPr>
+            <w:color w:val="0000EE"/>
+            <w:u w:val="single"/>
+          </w:rPr>
+          <w:t>創2:7</w:t>
+        </w:r>
+      </w:hyperlink>
+      <w:r>
+        <w:rPr>
+          <w:lang w:val="zh_TW" w:bidi="zh_TW"/>
+        </w:rPr>
+        <w:t>）。這表明，所謂的「血氣」是指創造時的模樣。按照神起初的創造，「血氣的」亞當是「甚好」（</w:t>
+      </w:r>
+      <w:hyperlink r:id="rId127">
+        <w:r>
+          <w:rPr>
+            <w:lang w:val="zh_TW" w:bidi="zh_TW"/>
+          </w:rPr>
+          <w:rPr>
+            <w:color w:val="0000EE"/>
+            <w:u w:val="single"/>
+          </w:rPr>
+          <w:t>創1:31</w:t>
+        </w:r>
+      </w:hyperlink>
+      <w:r>
+        <w:rPr>
+          <w:lang w:val="zh_TW" w:bidi="zh_TW"/>
+        </w:rPr>
+        <w:t>）。然而，人類的罪惡破壞了「血氣的」亞當，使他落在死亡的定罪之下。因此，按照原始創造的角度來衡量，原來創造那個「血氣的」亞當本是自然的，人的罪惡卻使本是自然的「血氣」反成了異常的「血氣」。聖靈現在在基督裡的工作，就是除去這種異常，並完成神創造時原本的旨意（</w:t>
+      </w:r>
+      <w:hyperlink r:id="rId128">
+        <w:r>
+          <w:rPr>
+            <w:lang w:val="zh_TW" w:bidi="zh_TW"/>
+          </w:rPr>
+          <w:rPr>
+            <w:color w:val="0000EE"/>
+            <w:u w:val="single"/>
+          </w:rPr>
+          <w:t>羅8:19</w:t>
+        </w:r>
+      </w:hyperlink>
+      <w:hyperlink r:id="rId123">
+        <w:r>
+          <w:rPr>
+            <w:lang w:val="zh_TW" w:bidi="zh_TW"/>
+          </w:rPr>
+          <w:rPr>
+            <w:color w:val="0000EE"/>
+            <w:u w:val="single"/>
+          </w:rPr>
+          <w:t>–</w:t>
+        </w:r>
+      </w:hyperlink>
+      <w:hyperlink r:id="rId128">
+        <w:r>
+          <w:rPr>
+            <w:lang w:val="zh_TW" w:bidi="zh_TW"/>
+          </w:rPr>
+          <w:rPr>
+            <w:color w:val="0000EE"/>
+            <w:u w:val="single"/>
+          </w:rPr>
+          <w:t>22</w:t>
+        </w:r>
+      </w:hyperlink>
+      <w:r>
+        <w:rPr>
+          <w:lang w:val="zh_TW" w:bidi="zh_TW"/>
+        </w:rPr>
+        <w:t>；</w:t>
+      </w:r>
+      <w:hyperlink r:id="rId129">
+        <w:r>
+          <w:rPr>
+            <w:lang w:val="zh_TW" w:bidi="zh_TW"/>
+          </w:rPr>
+          <w:rPr>
+            <w:color w:val="0000EE"/>
+            <w:u w:val="single"/>
+          </w:rPr>
+          <w:t>林後5:17</w:t>
+        </w:r>
+      </w:hyperlink>
+      <w:r>
+        <w:rPr>
+          <w:lang w:val="zh_TW" w:bidi="zh_TW"/>
+        </w:rPr>
+        <w:t>）。</w:t>
+      </w:r>
+    </w:p>
+    <w:p>
+      <w:pPr/>
+      <w:r>
+        <w:rPr>
+          <w:lang w:val="zh_TW" w:bidi="zh_TW"/>
+        </w:rPr>
+      </w:r>
+      <w:r>
+        <w:rPr>
+          <w:i/>
+          <w:lang w:val="zh_TW" w:bidi="zh_TW"/>
+        </w:rPr>
+        <w:t>另見</w:t>
+      </w:r>
+      <w:r>
+        <w:rPr>
+          <w:lang w:val="zh_TW" w:bidi="zh_TW"/>
+        </w:rPr>
+        <w:t>人</w:t>
+      </w:r>
+      <w:r>
+        <w:rPr>
+          <w:lang w:val="zh_TW" w:bidi="zh_TW"/>
+        </w:rPr>
+        <w:t>；</w:t>
+      </w:r>
+      <w:r>
+        <w:rPr>
+          <w:lang w:val="zh_TW" w:bidi="zh_TW"/>
+        </w:rPr>
+        <w:t>新人與舊人</w:t>
+      </w:r>
+      <w:r>
+        <w:rPr>
+          <w:lang w:val="zh_TW" w:bidi="zh_TW"/>
+        </w:rPr>
+        <w:t>。</w:t>
+      </w:r>
+      <w:r>
+        <w:rPr>
+          <w:lang w:val="zh_TW" w:bidi="zh_TW"/>
+        </w:rPr>
+      </w:r>
+      <w:r>
+        <w:rPr>
+          <w:lang w:val="zh_TW" w:bidi="zh_TW"/>
+        </w:rPr>
+      </w:r>
+    </w:p>
+    <w:p>
+      <w:pPr/>
+      <w:r>
+        <w:rPr>
+          <w:lang w:val="zh_TW" w:bidi="zh_TW"/>
+        </w:rPr>
+      </w:r>
+    </w:p>
+    <w:p>
+      <w:pPr>
+        <w:pStyle w:val="Heading2"/>
+      </w:pPr>
+      <w:r>
+        <w:rPr>
+          <w:lang w:val="zh_TW" w:bidi="zh_TW"/>
+        </w:rPr>
+        <w:t>數字和數字象徵學</w:t>
+      </w:r>
+      <w:r>
+        <w:rPr>
+          <w:lang w:val="zh_TW" w:bidi="zh_TW"/>
+        </w:rPr>
+      </w:r>
+    </w:p>
+    <w:p>
+      <w:pPr/>
+      <w:r>
+        <w:rPr>
+          <w:lang w:val="zh_TW" w:bidi="zh_TW"/>
+        </w:rPr>
+      </w:r>
+      <w:r>
+        <w:rPr>
+          <w:lang w:val="zh_TW" w:bidi="zh_TW"/>
+        </w:rPr>
+        <w:t>在聖經中，數字常有兩層意思。首先，它們表明了實際的數量，例如計算人數或測量時間。其次，數字也可能具有特別的意義，用以教導我們關於神或祂的計劃。</w:t>
+      </w:r>
+    </w:p>
+    <w:p>
+      <w:pPr/>
+      <w:r>
+        <w:rPr>
+          <w:lang w:val="zh_TW" w:bidi="zh_TW"/>
+        </w:rPr>
+      </w:r>
+      <w:r>
+        <w:rPr>
+          <w:lang w:val="zh_TW" w:bidi="zh_TW"/>
+        </w:rPr>
+        <w:t>但以理書和啟示錄以特殊的方式使用數字，這兩卷書常以具體的數字來傳達重要的信息。</w:t>
+      </w:r>
+    </w:p>
+    <w:p>
+      <w:pPr/>
+      <w:r>
+        <w:rPr>
+          <w:lang w:val="zh_TW" w:bidi="zh_TW"/>
+        </w:rPr>
+      </w:r>
+      <w:r>
+        <w:rPr>
+          <w:lang w:val="zh_TW" w:bidi="zh_TW"/>
+        </w:rPr>
+        <w:t>許多基督徒對於從數字中尋找隱藏意義持謹慎態度。因為有些團體過度使用數字象徵學（numerology），試圖在舊約聖經的每一個數字中找出特別的含義，即使那些數字可能只是單純的事實。這種看法最早出自神祕的前基督教（pre-Christian）猶太團體，後來卡巴拉學派（Kabbalists）進一步發展，他們經常為數字賦予隱藏的意義。</w:t>
+      </w:r>
+    </w:p>
+    <w:p>
+      <w:pPr>
+        <w:pStyle w:val="Heading3"/>
+      </w:pPr>
+      <w:r>
+        <w:rPr>
+          <w:lang w:val="zh_TW" w:bidi="zh_TW"/>
+        </w:rPr>
+        <w:t>概述</w:t>
+      </w:r>
+    </w:p>
+    <w:p>
+      <w:pPr>
+        <w:pStyle w:val="ListBullet"/>
+        <w:spacing w:line="240" w:lineRule="auto"/>
+        <w:ind w:left="720"/>
+      </w:pPr>
+      <w:r>
+        <w:rPr>
+          <w:lang w:val="zh_TW" w:bidi="zh_TW"/>
+        </w:rPr>
+      </w:r>
+      <w:r>
+        <w:rPr>
+          <w:u w:val="single"/>
+          <w:lang w:val="zh_TW" w:bidi="zh_TW"/>
+        </w:rPr>
+        <w:t>數字的表達</w:t>
+      </w:r>
+    </w:p>
+    <w:p>
+      <w:pPr>
+        <w:pStyle w:val="ListBullet"/>
+        <w:spacing w:line="240" w:lineRule="auto"/>
+        <w:ind w:left="720"/>
+      </w:pPr>
+      <w:r>
+        <w:rPr>
+          <w:lang w:val="zh_TW" w:bidi="zh_TW"/>
+        </w:rPr>
+      </w:r>
+      <w:r>
+        <w:rPr>
+          <w:u w:val="single"/>
+          <w:lang w:val="zh_TW" w:bidi="zh_TW"/>
+        </w:rPr>
+        <w:t>數字符號的書寫方式</w:t>
+      </w:r>
+    </w:p>
+    <w:p>
+      <w:pPr>
+        <w:pStyle w:val="ListBullet"/>
+        <w:spacing w:line="240" w:lineRule="auto"/>
+        <w:ind w:left="720"/>
+      </w:pPr>
+      <w:r>
+        <w:rPr>
+          <w:lang w:val="zh_TW" w:bidi="zh_TW"/>
+        </w:rPr>
+      </w:r>
+      <w:r>
+        <w:rPr>
+          <w:u w:val="single"/>
+          <w:lang w:val="zh_TW" w:bidi="zh_TW"/>
+        </w:rPr>
+        <w:t>大數字的問題</w:t>
+      </w:r>
+    </w:p>
+    <w:p>
+      <w:pPr>
+        <w:pStyle w:val="ListBullet"/>
+        <w:spacing w:line="240" w:lineRule="auto"/>
+        <w:ind w:left="720"/>
+      </w:pPr>
+      <w:r>
+        <w:rPr>
+          <w:lang w:val="zh_TW" w:bidi="zh_TW"/>
+        </w:rPr>
+      </w:r>
+      <w:r>
+        <w:rPr>
+          <w:u w:val="single"/>
+          <w:lang w:val="zh_TW" w:bidi="zh_TW"/>
+        </w:rPr>
+        <w:t>按世代計算</w:t>
+      </w:r>
+    </w:p>
+    <w:p>
+      <w:pPr>
+        <w:pStyle w:val="ListBullet"/>
+        <w:spacing w:line="240" w:lineRule="auto"/>
+        <w:ind w:left="720"/>
+      </w:pPr>
+      <w:r>
+        <w:rPr>
+          <w:lang w:val="zh_TW" w:bidi="zh_TW"/>
+        </w:rPr>
+      </w:r>
+      <w:r>
+        <w:rPr>
+          <w:u w:val="single"/>
+          <w:lang w:val="zh_TW" w:bidi="zh_TW"/>
+        </w:rPr>
+        <w:t>數字的約略用法</w:t>
+      </w:r>
+    </w:p>
+    <w:p>
+      <w:pPr>
+        <w:pStyle w:val="ListBullet"/>
+        <w:spacing w:line="240" w:lineRule="auto"/>
+        <w:ind w:left="720"/>
+      </w:pPr>
+      <w:r>
+        <w:rPr>
+          <w:lang w:val="zh_TW" w:bidi="zh_TW"/>
+        </w:rPr>
+      </w:r>
+      <w:r>
+        <w:rPr>
+          <w:u w:val="single"/>
+          <w:lang w:val="zh_TW" w:bidi="zh_TW"/>
+        </w:rPr>
+        <w:t>數字的象徵用法</w:t>
+      </w:r>
+    </w:p>
+    <w:p>
+      <w:pPr>
+        <w:pStyle w:val="ListBullet"/>
+        <w:spacing w:line="240" w:lineRule="auto"/>
+        <w:ind w:left="720"/>
+      </w:pPr>
+      <w:r>
+        <w:rPr>
+          <w:lang w:val="zh_TW" w:bidi="zh_TW"/>
+        </w:rPr>
+      </w:r>
+      <w:r>
+        <w:rPr>
+          <w:u w:val="single"/>
+          <w:lang w:val="zh_TW" w:bidi="zh_TW"/>
+        </w:rPr>
+        <w:t>精確的統計</w:t>
+      </w:r>
+    </w:p>
+    <w:p>
+      <w:pPr>
+        <w:pStyle w:val="ListBullet"/>
+        <w:spacing w:line="240" w:lineRule="auto"/>
+        <w:ind w:left="720"/>
+      </w:pPr>
+      <w:r>
+        <w:rPr>
+          <w:lang w:val="zh_TW" w:bidi="zh_TW"/>
+        </w:rPr>
+      </w:r>
+      <w:r>
+        <w:rPr>
+          <w:u w:val="single"/>
+          <w:lang w:val="zh_TW" w:bidi="zh_TW"/>
+        </w:rPr>
+        <w:t>數字象徵學</w:t>
+      </w:r>
+    </w:p>
+    <w:p>
+      <w:pPr>
+        <w:pStyle w:val="Heading3"/>
+      </w:pPr>
+      <w:r>
+        <w:rPr>
+          <w:lang w:val="zh_TW" w:bidi="zh_TW"/>
+        </w:rPr>
+        <w:t>數字的表達</w:t>
+      </w:r>
+    </w:p>
+    <w:p>
+      <w:pPr/>
+      <w:r>
+        <w:rPr>
+          <w:lang w:val="zh_TW" w:bidi="zh_TW"/>
+        </w:rPr>
+      </w:r>
+      <w:r>
+        <w:rPr>
+          <w:lang w:val="zh_TW" w:bidi="zh_TW"/>
+        </w:rPr>
+        <w:t>希伯來文與其它閃族語言一樣，擁有一個簡單但實用的數字系統。數字一是形容詞，從二開始，數字則是名詞。這些名詞有男性與女性兩種形式，且以平行方式使用：男性形式用於女性名詞之前，女性形式則用於男性名詞之前。</w:t>
+      </w:r>
+    </w:p>
+    <w:p>
+      <w:pPr/>
+      <w:r>
+        <w:rPr>
+          <w:lang w:val="zh_TW" w:bidi="zh_TW"/>
+        </w:rPr>
+      </w:r>
+      <w:r>
+        <w:rPr>
+          <w:lang w:val="zh_TW" w:bidi="zh_TW"/>
+        </w:rPr>
+        <w:t>序數（第一、第二、第三）與基數（一、二、三）並存。如同多數語言，基數有時可以代替序數。例如，「第二日」可以表達為「日二」。從十到十九之間，有一種合成形式，與英文的十三（thirteen〔three-ten〕）相似，而二十（twenty）的字面意思是「十的複數」。它是「十」的複數。「三十」、「四十」等的字面意思則是「三的複數」、「四的複數」。這樣的規律一直持續到一百，而一百則是另一個全新的字詞。</w:t>
+      </w:r>
+    </w:p>
+    <w:p>
+      <w:pPr/>
+      <w:r>
+        <w:rPr>
+          <w:lang w:val="zh_TW" w:bidi="zh_TW"/>
+        </w:rPr>
+      </w:r>
+      <w:r>
+        <w:rPr>
+          <w:lang w:val="zh_TW" w:bidi="zh_TW"/>
+        </w:rPr>
+        <w:t>希伯來文中也有「一千」與「一萬」等獨立的字詞，這與希臘文、中文及許多其它語言相似。更大的數字必須用這些單位的倍數來表達。「萬萬」和「千千」這些表達方式顯示，古人對大數字的表達多是約略的。由於當時的人口稀少、國度規模也小，因此很少需要使用極大的數字。</w:t>
+      </w:r>
+    </w:p>
+    <w:p>
+      <w:pPr/>
+      <w:r>
+        <w:rPr>
+          <w:lang w:val="zh_TW" w:bidi="zh_TW"/>
+        </w:rPr>
+      </w:r>
+      <w:r>
+        <w:rPr>
+          <w:lang w:val="zh_TW" w:bidi="zh_TW"/>
+        </w:rPr>
+        <w:t>在希伯來文中除了單數與複數形式外，還有一種雙數形式，用以表達兩個東西（例如兩百、兩千）。分數（如二分之一、三分之一、十分之一）也可以表達。乘法、除法、加法與減法都曾使用，聖經中可以找到這四種運算的例子。希伯來數學系統基本上屬於更廣泛的西亞數學體系之一。我們對這體系的了解主要來自美索不達米亞與埃及。不過，這些地區所使用的數學系統比以色列的更為發達。</w:t>
+      </w:r>
+    </w:p>
+    <w:p>
+      <w:pPr>
+        <w:pStyle w:val="Heading3"/>
+      </w:pPr>
+      <w:r>
+        <w:rPr>
+          <w:lang w:val="zh_TW" w:bidi="zh_TW"/>
+        </w:rPr>
+        <w:t>數字符號的書寫方法</w:t>
+      </w:r>
+    </w:p>
+    <w:p>
+      <w:pPr/>
+      <w:r>
+        <w:rPr>
+          <w:lang w:val="zh_TW" w:bidi="zh_TW"/>
+        </w:rPr>
+      </w:r>
+      <w:r>
+        <w:rPr>
+          <w:lang w:val="zh_TW" w:bidi="zh_TW"/>
+        </w:rPr>
+        <w:t>在聖經中，數字一律以文字寫出。這種做法也見於著名的摩押石碑（Moabite Stone）與西羅亞銘文（Siloam Inscription）。古代世界的各民族都能以各種符號或代碼（如我們的1、2、3）來表示數字。然而，這種方法容易出錯，因此後來人們通常以完整的文字寫出數字。雖然仍有可能引起混淆，但機率已大為減少。</w:t>
+      </w:r>
+    </w:p>
+    <w:p>
+      <w:pPr/>
+      <w:r>
+        <w:rPr>
+          <w:lang w:val="zh_TW" w:bidi="zh_TW"/>
+        </w:rPr>
+      </w:r>
+      <w:r>
+        <w:rPr>
+          <w:lang w:val="zh_TW" w:bidi="zh_TW"/>
+        </w:rPr>
+        <w:t>在希伯來文與希臘文中，還有另一種書寫數字的方式，就是用字母表中的連續字母代替連續的數字，類似以A代表1、B代表2。到了新約聖經的時代，已廣泛使用這種方法，並且成為現代希伯來文的慣例。這種系統的優點是，可以在數字組合中插入任意的母音，形成可讀的造字。例如，在</w:t>
+      </w:r>
+      <w:hyperlink r:id="rId130">
+        <w:r>
+          <w:rPr>
+            <w:lang w:val="zh_TW" w:bidi="zh_TW"/>
+          </w:rPr>
+          <w:rPr>
+            <w:color w:val="0000EE"/>
+            <w:u w:val="single"/>
+          </w:rPr>
+          <w:t>啟示錄十三章18節</w:t>
+        </w:r>
+      </w:hyperlink>
+      <w:r>
+        <w:rPr>
+          <w:lang w:val="zh_TW" w:bidi="zh_TW"/>
+        </w:rPr>
+        <w:t>所提到的「獸的數目」666，可以用字母表示，對應於「尼祿凱撒」這個名字的子音。若採用另一讀法616，則也可能對應其它名字。</w:t>
+      </w:r>
+    </w:p>
+    <w:p>
+      <w:pPr>
+        <w:pStyle w:val="Heading3"/>
+      </w:pPr>
+      <w:r>
+        <w:rPr>
+          <w:lang w:val="zh_TW" w:bidi="zh_TW"/>
+        </w:rPr>
+        <w:t>大數字的問題</w:t>
+      </w:r>
+    </w:p>
+    <w:p>
+      <w:pPr/>
+      <w:r>
+        <w:rPr>
+          <w:lang w:val="zh_TW" w:bidi="zh_TW"/>
+        </w:rPr>
+      </w:r>
+      <w:r>
+        <w:rPr>
+          <w:lang w:val="zh_TW" w:bidi="zh_TW"/>
+        </w:rPr>
+        <w:t>即使考慮到所有這些可能性，與大數字有關的問題仍然存在，尤其是在舊約聖經中。最明顯的例子是</w:t>
+      </w:r>
+      <w:hyperlink r:id="rId131">
+        <w:r>
+          <w:rPr>
+            <w:lang w:val="zh_TW" w:bidi="zh_TW"/>
+          </w:rPr>
+          <w:rPr>
+            <w:color w:val="0000EE"/>
+            <w:u w:val="single"/>
+          </w:rPr>
+          <w:t>創世記五章</w:t>
+        </w:r>
+      </w:hyperlink>
+      <w:r>
+        <w:rPr>
+          <w:lang w:val="zh_TW" w:bidi="zh_TW"/>
+        </w:rPr>
+        <w:t>中十位長壽族長的年歲。希伯來文本、撒馬利亞文本以及最早的希臘文譯本（即七十士譯本）所記載的數字彼此不同，相差達數百年。然而，這些年歲都極大。</w:t>
+      </w:r>
+    </w:p>
+    <w:p>
+      <w:pPr/>
+      <w:r>
+        <w:rPr>
+          <w:lang w:val="zh_TW" w:bidi="zh_TW"/>
+        </w:rPr>
+      </w:r>
+      <w:r>
+        <w:rPr>
+          <w:lang w:val="zh_TW" w:bidi="zh_TW"/>
+        </w:rPr>
+        <w:t>有些人將這些數字按字面意思來理解。他們指出，這些族長的年歲逐步遞減，直到挪亞時代，神為人所設定的壽命降為120歲（</w:t>
+      </w:r>
+      <w:hyperlink r:id="rId132">
+        <w:r>
+          <w:rPr>
+            <w:lang w:val="zh_TW" w:bidi="zh_TW"/>
+          </w:rPr>
+          <w:rPr>
+            <w:color w:val="0000EE"/>
+            <w:u w:val="single"/>
+          </w:rPr>
+          <w:t>創6:3</w:t>
+        </w:r>
+      </w:hyperlink>
+      <w:r>
+        <w:rPr>
+          <w:lang w:val="zh_TW" w:bidi="zh_TW"/>
+        </w:rPr>
+        <w:t>）；後來又降到人類平均七十歲的壽數（</w:t>
+      </w:r>
+      <w:hyperlink r:id="rId133">
+        <w:r>
+          <w:rPr>
+            <w:lang w:val="zh_TW" w:bidi="zh_TW"/>
+          </w:rPr>
+          <w:rPr>
+            <w:color w:val="0000EE"/>
+            <w:u w:val="single"/>
+          </w:rPr>
+          <w:t>詩90:10</w:t>
+        </w:r>
+      </w:hyperlink>
+      <w:r>
+        <w:rPr>
+          <w:lang w:val="zh_TW" w:bidi="zh_TW"/>
+        </w:rPr>
+        <w:t>）。這與人類在墮落之後靈性的逐步敗壞相對應——從亞當的完全狀態到如今的光景。無論這些數字的具體解釋為何，毫無疑問，聖經的神學意圖正是在於表達這一點。</w:t>
+      </w:r>
+    </w:p>
+    <w:p>
+      <w:pPr/>
+      <w:r>
+        <w:rPr>
+          <w:lang w:val="zh_TW" w:bidi="zh_TW"/>
+        </w:rPr>
+      </w:r>
+      <w:r>
+        <w:rPr>
+          <w:lang w:val="zh_TW" w:bidi="zh_TW"/>
+        </w:rPr>
+        <w:t>以色列人出埃及的龐大人數也是一個問題。如果真的有60萬名能作戰的男子（</w:t>
+      </w:r>
+      <w:hyperlink r:id="rId134">
+        <w:r>
+          <w:rPr>
+            <w:lang w:val="zh_TW" w:bidi="zh_TW"/>
+          </w:rPr>
+          <w:rPr>
+            <w:color w:val="0000EE"/>
+            <w:u w:val="single"/>
+          </w:rPr>
+          <w:t>民1:46</w:t>
+        </w:r>
+      </w:hyperlink>
+      <w:r>
+        <w:rPr>
+          <w:lang w:val="zh_TW" w:bidi="zh_TW"/>
+        </w:rPr>
+        <w:t>），那就意味著整個民族的人口約有200萬或更多。也許那個譯為「千」的字詞其實是指「支派單位」。無論確切的數字是多少，總人數顯然要小得多。當然，神完全有能力在曠野中供養任何數量的人。然而，考古學中關於以色列人攻取迦南前後該地人口的證據，似乎支持人口數較少的看法。相同的原則也可以用來解釋各以色列支派勇士人數的龐大記載，甚至也可能適用於舊約歷史書中所提到以色列和猶大的軍事總數之巨大數據。</w:t>
+      </w:r>
+    </w:p>
+    <w:p>
+      <w:pPr/>
+      <w:r>
+        <w:rPr>
+          <w:lang w:val="zh_TW" w:bidi="zh_TW"/>
+        </w:rPr>
+      </w:r>
+      <w:r>
+        <w:rPr>
+          <w:lang w:val="zh_TW" w:bidi="zh_TW"/>
+        </w:rPr>
+        <w:t>對一般的聖經讀者或聽眾而言，也許最大的問題之一是歷代志與列王紀中所記載的數字不同，儘管兩卷書描述的是同樣的事件。這些差異可能是由於抄寫錯誤，或因以符號或單一字母書寫數字時產生混淆所致，這可以解釋許多個別的不一致情況，但並不能解釋所有的差異。歷代志中的數字通常大得多，這些極大的整數很可能具有象徵意義，而非要按字面來理解。猶太人當時同時擁有列王紀與歷代志這兩卷書，因此他們自己也不太可能把這兩組數字都視為字面上的事實。</w:t>
+      </w:r>
+    </w:p>
+    <w:p>
+      <w:pPr>
+        <w:pStyle w:val="Heading3"/>
+      </w:pPr>
+      <w:r>
+        <w:rPr>
+          <w:lang w:val="zh_TW" w:bidi="zh_TW"/>
+        </w:rPr>
+        <w:t>按世代計算</w:t>
+      </w:r>
+    </w:p>
+    <w:p>
+      <w:pPr/>
+      <w:r>
+        <w:rPr>
+          <w:lang w:val="zh_TW" w:bidi="zh_TW"/>
+        </w:rPr>
+      </w:r>
+      <w:r>
+        <w:rPr>
+          <w:lang w:val="zh_TW" w:bidi="zh_TW"/>
+        </w:rPr>
+        <w:t>舊約聖經的一個問題是事件的年代推算。即使有精確的數字系統，也沒有一個絕對固定的起算點。後來的猶太人和基督徒以創造的推定日期作為起點來計算。從大衛和所羅門之後，年代的推算既依據內部參照，也依據外部參照。內部參照是指猶大諸王與以色列諸王的對比年代，外部參照則涉及以色列以外的君王與王后。</w:t>
+      </w:r>
+    </w:p>
+    <w:p>
+      <w:pPr/>
+      <w:r>
+        <w:rPr>
+          <w:lang w:val="zh_TW" w:bidi="zh_TW"/>
+        </w:rPr>
+      </w:r>
+      <w:r>
+        <w:rPr>
+          <w:lang w:val="zh_TW" w:bidi="zh_TW"/>
+        </w:rPr>
+        <w:t>這種開放的時間結構解釋了「四十年」這個模糊的時期，舊約聖經中常使用這個表達（例如士師記）來指任何漫長但不確定的時段。這幾乎可以肯定是指一個世代（希伯來文</w:t>
+      </w:r>
+      <w:r>
+        <w:rPr>
+          <w:i/>
+          <w:lang w:val="zh_TW" w:bidi="zh_TW"/>
+        </w:rPr>
+        <w:t>dor</w:t>
+      </w:r>
+      <w:r>
+        <w:rPr>
+          <w:lang w:val="zh_TW" w:bidi="zh_TW"/>
+        </w:rPr>
+        <w:t>）。按世代計算的方法明顯地出現在聖經某些地方，在其它地方則可能是隱含的。例如，亞伯拉罕的後裔要「到了第四代」才回到迦南（</w:t>
+      </w:r>
+      <w:hyperlink r:id="rId135">
+        <w:r>
+          <w:rPr>
+            <w:lang w:val="zh_TW" w:bidi="zh_TW"/>
+          </w:rPr>
+          <w:rPr>
+            <w:color w:val="0000EE"/>
+            <w:u w:val="single"/>
+          </w:rPr>
+          <w:t>創15:16</w:t>
+        </w:r>
+      </w:hyperlink>
+      <w:r>
+        <w:rPr>
+          <w:lang w:val="zh_TW" w:bidi="zh_TW"/>
+        </w:rPr>
+        <w:t>）。而基督的家譜則整齊地分為三組，每組十四代（</w:t>
+      </w:r>
+      <w:hyperlink r:id="rId136">
+        <w:r>
+          <w:rPr>
+            <w:lang w:val="zh_TW" w:bidi="zh_TW"/>
+          </w:rPr>
+          <w:rPr>
+            <w:color w:val="0000EE"/>
+            <w:u w:val="single"/>
+          </w:rPr>
+          <w:t>太1:17</w:t>
+        </w:r>
+      </w:hyperlink>
+      <w:r>
+        <w:rPr>
+          <w:lang w:val="zh_TW" w:bidi="zh_TW"/>
+        </w:rPr>
+        <w:t>），並非按年分分段。</w:t>
+      </w:r>
+    </w:p>
+    <w:p>
+      <w:pPr/>
+      <w:r>
+        <w:rPr>
+          <w:lang w:val="zh_TW" w:bidi="zh_TW"/>
+        </w:rPr>
+      </w:r>
+      <w:r>
+        <w:rPr>
+          <w:lang w:val="zh_TW" w:bidi="zh_TW"/>
+        </w:rPr>
+        <w:t>凡有人保存與誦讀祖先名錄的地方，按世代來計算是自然的事。然而，經文也說亞伯拉罕的後裔大約在四百年後回到迦南（</w:t>
+      </w:r>
+      <w:hyperlink r:id="rId137">
+        <w:r>
+          <w:rPr>
+            <w:lang w:val="zh_TW" w:bidi="zh_TW"/>
+          </w:rPr>
+          <w:rPr>
+            <w:color w:val="0000EE"/>
+            <w:u w:val="single"/>
+          </w:rPr>
+          <w:t>加3:17</w:t>
+        </w:r>
+      </w:hyperlink>
+      <w:r>
+        <w:rPr>
+          <w:lang w:val="zh_TW" w:bidi="zh_TW"/>
+        </w:rPr>
+        <w:t>）。「世代」一詞有時是指100年，而希伯來文中「世代」也可能是指120年（</w:t>
+      </w:r>
+      <w:hyperlink r:id="rId132">
+        <w:r>
+          <w:rPr>
+            <w:lang w:val="zh_TW" w:bidi="zh_TW"/>
+          </w:rPr>
+          <w:rPr>
+            <w:color w:val="0000EE"/>
+            <w:u w:val="single"/>
+          </w:rPr>
+          <w:t>創6:3</w:t>
+        </w:r>
+      </w:hyperlink>
+      <w:r>
+        <w:rPr>
+          <w:lang w:val="zh_TW" w:bidi="zh_TW"/>
+        </w:rPr>
+        <w:t>）。古代希伯來人通常會用一些模糊的表達，如「在那些日子」、「那些日子以後」或「日子將到」，來指過去、現在與未來，而不具體提及數字。換句話說，聖經的作者更關心神學意義，而非數學的精確性。</w:t>
+      </w:r>
+    </w:p>
+    <w:p>
+      <w:pPr>
+        <w:pStyle w:val="Heading3"/>
+      </w:pPr>
+      <w:r>
+        <w:rPr>
+          <w:lang w:val="zh_TW" w:bidi="zh_TW"/>
+        </w:rPr>
+        <w:t>數字的約略用法</w:t>
+      </w:r>
+    </w:p>
+    <w:p>
+      <w:pPr/>
+      <w:r>
+        <w:rPr>
+          <w:lang w:val="zh_TW" w:bidi="zh_TW"/>
+        </w:rPr>
+      </w:r>
+      <w:r>
+        <w:rPr>
+          <w:lang w:val="zh_TW" w:bidi="zh_TW"/>
+        </w:rPr>
+        <w:t>在舊約聖經中，以色列人在曠野漂流40年就是數字約略用法的一個好例子 （</w:t>
+      </w:r>
+      <w:hyperlink r:id="rId138">
+        <w:r>
+          <w:rPr>
+            <w:lang w:val="zh_TW" w:bidi="zh_TW"/>
+          </w:rPr>
+          <w:rPr>
+            <w:color w:val="0000EE"/>
+            <w:u w:val="single"/>
+          </w:rPr>
+          <w:t>民14:33</w:t>
+        </w:r>
+      </w:hyperlink>
+      <w:r>
+        <w:rPr>
+          <w:lang w:val="zh_TW" w:bidi="zh_TW"/>
+        </w:rPr>
+        <w:t>）。在新約聖經中，耶穌在曠野受試探40天（</w:t>
+      </w:r>
+      <w:hyperlink r:id="rId139">
+        <w:r>
+          <w:rPr>
+            <w:lang w:val="zh_TW" w:bidi="zh_TW"/>
+          </w:rPr>
+          <w:rPr>
+            <w:color w:val="0000EE"/>
+            <w:u w:val="single"/>
+          </w:rPr>
+          <w:t>太4:2</w:t>
+        </w:r>
+      </w:hyperlink>
+      <w:r>
+        <w:rPr>
+          <w:lang w:val="zh_TW" w:bidi="zh_TW"/>
+        </w:rPr>
+        <w:t>）；從祂復活到升天之間也有40天 （</w:t>
+      </w:r>
+      <w:hyperlink r:id="rId140">
+        <w:r>
+          <w:rPr>
+            <w:lang w:val="zh_TW" w:bidi="zh_TW"/>
+          </w:rPr>
+          <w:rPr>
+            <w:color w:val="0000EE"/>
+            <w:u w:val="single"/>
+          </w:rPr>
+          <w:t>徒1:3</w:t>
+        </w:r>
+      </w:hyperlink>
+      <w:r>
+        <w:rPr>
+          <w:lang w:val="zh_TW" w:bidi="zh_TW"/>
+        </w:rPr>
+        <w:t>）。</w:t>
+      </w:r>
+    </w:p>
+    <w:p>
+      <w:pPr/>
+      <w:r>
+        <w:rPr>
+          <w:lang w:val="zh_TW" w:bidi="zh_TW"/>
+        </w:rPr>
+      </w:r>
+      <w:r>
+        <w:rPr>
+          <w:lang w:val="zh_TW" w:bidi="zh_TW"/>
+        </w:rPr>
+        <w:t>摩西蒙召時年40歲（</w:t>
+      </w:r>
+      <w:hyperlink r:id="rId141">
+        <w:r>
+          <w:rPr>
+            <w:lang w:val="zh_TW" w:bidi="zh_TW"/>
+          </w:rPr>
+          <w:rPr>
+            <w:color w:val="0000EE"/>
+            <w:u w:val="single"/>
+          </w:rPr>
+          <w:t>徒7:23</w:t>
+        </w:r>
+      </w:hyperlink>
+      <w:r>
+        <w:rPr>
+          <w:lang w:val="zh_TW" w:bidi="zh_TW"/>
+        </w:rPr>
+        <w:t>），他顯然在米甸住了40年（</w:t>
+      </w:r>
+      <w:hyperlink r:id="rId142">
+        <w:r>
+          <w:rPr>
+            <w:lang w:val="zh_TW" w:bidi="zh_TW"/>
+          </w:rPr>
+          <w:rPr>
+            <w:color w:val="0000EE"/>
+            <w:u w:val="single"/>
+          </w:rPr>
+          <w:t>出7:7</w:t>
+        </w:r>
+      </w:hyperlink>
+      <w:r>
+        <w:rPr>
+          <w:lang w:val="zh_TW" w:bidi="zh_TW"/>
+        </w:rPr>
+        <w:t>），又帶領以色列人出埃及並在曠野中行走40年（</w:t>
+      </w:r>
+      <w:hyperlink r:id="rId143">
+        <w:r>
+          <w:rPr>
+            <w:lang w:val="zh_TW" w:bidi="zh_TW"/>
+          </w:rPr>
+          <w:rPr>
+            <w:color w:val="0000EE"/>
+            <w:u w:val="single"/>
+          </w:rPr>
+          <w:t>申34:7</w:t>
+        </w:r>
+      </w:hyperlink>
+      <w:r>
+        <w:rPr>
+          <w:lang w:val="zh_TW" w:bidi="zh_TW"/>
+        </w:rPr>
+        <w:t>）。因此，經上說他死的時候是120歲。然而，兩個世代，也就是40年的兩倍，乃是健康男子的正常最長壽命（</w:t>
+      </w:r>
+      <w:hyperlink r:id="rId133">
+        <w:r>
+          <w:rPr>
+            <w:lang w:val="zh_TW" w:bidi="zh_TW"/>
+          </w:rPr>
+          <w:rPr>
+            <w:color w:val="0000EE"/>
+            <w:u w:val="single"/>
+          </w:rPr>
+          <w:t>詩90:10</w:t>
+        </w:r>
+      </w:hyperlink>
+      <w:r>
+        <w:rPr>
+          <w:lang w:val="zh_TW" w:bidi="zh_TW"/>
+        </w:rPr>
+        <w:t>），但因人生艱難，往往縮短為70年。數字七十有時也以這種約略的方式使用。</w:t>
+      </w:r>
+    </w:p>
+    <w:p>
+      <w:pPr>
+        <w:pStyle w:val="Heading3"/>
+      </w:pPr>
+      <w:r>
+        <w:rPr>
+          <w:lang w:val="zh_TW" w:bidi="zh_TW"/>
+        </w:rPr>
+        <w:t>數字的象徵用法</w:t>
+      </w:r>
+    </w:p>
+    <w:p>
+      <w:pPr/>
+      <w:r>
+        <w:rPr>
+          <w:lang w:val="zh_TW" w:bidi="zh_TW"/>
+        </w:rPr>
+      </w:r>
+      <w:r>
+        <w:rPr>
+          <w:lang w:val="zh_TW" w:bidi="zh_TW"/>
+        </w:rPr>
+        <w:t>在聖經中，七象徵完全或完美。神在第七日歇了祂一切的工，完成創造（</w:t>
+      </w:r>
+      <w:hyperlink r:id="rId144">
+        <w:r>
+          <w:rPr>
+            <w:lang w:val="zh_TW" w:bidi="zh_TW"/>
+          </w:rPr>
+          <w:rPr>
+            <w:color w:val="0000EE"/>
+            <w:u w:val="single"/>
+          </w:rPr>
+          <w:t>創2:2</w:t>
+        </w:r>
+      </w:hyperlink>
+      <w:r>
+        <w:rPr>
+          <w:lang w:val="zh_TW" w:bidi="zh_TW"/>
+        </w:rPr>
+        <w:t>）。法老在夢中看見七隻從尼羅河上來的母牛（</w:t>
+      </w:r>
+      <w:hyperlink r:id="rId145">
+        <w:r>
+          <w:rPr>
+            <w:lang w:val="zh_TW" w:bidi="zh_TW"/>
+          </w:rPr>
+          <w:rPr>
+            <w:color w:val="0000EE"/>
+            <w:u w:val="single"/>
+          </w:rPr>
+          <w:t>41:2</w:t>
+        </w:r>
+      </w:hyperlink>
+      <w:r>
+        <w:rPr>
+          <w:lang w:val="zh_TW" w:bidi="zh_TW"/>
+        </w:rPr>
+        <w:t>）。參孫那分別為聖的拿細耳人之髮被編成七條辮子（</w:t>
+      </w:r>
+      <w:hyperlink r:id="rId146">
+        <w:r>
+          <w:rPr>
+            <w:lang w:val="zh_TW" w:bidi="zh_TW"/>
+          </w:rPr>
+          <w:rPr>
+            <w:color w:val="0000EE"/>
+            <w:u w:val="single"/>
+          </w:rPr>
+          <w:t>士16:13</w:t>
+        </w:r>
+      </w:hyperlink>
+      <w:r>
+        <w:rPr>
+          <w:lang w:val="zh_TW" w:bidi="zh_TW"/>
+        </w:rPr>
+        <w:t>）。抹大拉的馬利亞身上曾有七個鬼被趕出，表明她先前完全被撒但轄制（</w:t>
+      </w:r>
+      <w:hyperlink r:id="rId147">
+        <w:r>
+          <w:rPr>
+            <w:lang w:val="zh_TW" w:bidi="zh_TW"/>
+          </w:rPr>
+          <w:rPr>
+            <w:color w:val="0000EE"/>
+            <w:u w:val="single"/>
+          </w:rPr>
+          <w:t>路8:2</w:t>
+        </w:r>
+      </w:hyperlink>
+      <w:r>
+        <w:rPr>
+          <w:lang w:val="zh_TW" w:bidi="zh_TW"/>
+        </w:rPr>
+        <w:t>）。而「七個......鬼」要進入那被潔淨卻空虛的人的裡面（</w:t>
+      </w:r>
+      <w:hyperlink r:id="rId148">
+        <w:r>
+          <w:rPr>
+            <w:lang w:val="zh_TW" w:bidi="zh_TW"/>
+          </w:rPr>
+          <w:rPr>
+            <w:color w:val="0000EE"/>
+            <w:u w:val="single"/>
+          </w:rPr>
+          <w:t>太12:45</w:t>
+        </w:r>
+      </w:hyperlink>
+      <w:r>
+        <w:rPr>
+          <w:lang w:val="zh_TW" w:bidi="zh_TW"/>
+        </w:rPr>
+        <w:t>）。然而，從正面的例子來看，也有神的七靈（</w:t>
+      </w:r>
+      <w:hyperlink r:id="rId149">
+        <w:r>
+          <w:rPr>
+            <w:lang w:val="zh_TW" w:bidi="zh_TW"/>
+          </w:rPr>
+          <w:rPr>
+            <w:color w:val="0000EE"/>
+            <w:u w:val="single"/>
+          </w:rPr>
+          <w:t>啟3:1</w:t>
+        </w:r>
+      </w:hyperlink>
+      <w:r>
+        <w:rPr>
+          <w:lang w:val="zh_TW" w:bidi="zh_TW"/>
+        </w:rPr>
+        <w:t>）。</w:t>
+      </w:r>
+    </w:p>
+    <w:p>
+      <w:pPr/>
+      <w:r>
+        <w:rPr>
+          <w:lang w:val="zh_TW" w:bidi="zh_TW"/>
+        </w:rPr>
+      </w:r>
+      <w:r>
+        <w:rPr>
+          <w:lang w:val="zh_TW" w:bidi="zh_TW"/>
+        </w:rPr>
+        <w:t>在第七年，希伯來的奴僕要得自由（</w:t>
+      </w:r>
+      <w:hyperlink r:id="rId150">
+        <w:r>
+          <w:rPr>
+            <w:lang w:val="zh_TW" w:bidi="zh_TW"/>
+          </w:rPr>
+          <w:rPr>
+            <w:color w:val="0000EE"/>
+            <w:u w:val="single"/>
+          </w:rPr>
+          <w:t>出21:2</w:t>
+        </w:r>
+      </w:hyperlink>
+      <w:r>
+        <w:rPr>
+          <w:lang w:val="zh_TW" w:bidi="zh_TW"/>
+        </w:rPr>
+        <w:t>）。奴僕的勞役在七年之後就完成。每逢第七年是安息年（</w:t>
+      </w:r>
+      <w:hyperlink r:id="rId151">
+        <w:r>
+          <w:rPr>
+            <w:lang w:val="zh_TW" w:bidi="zh_TW"/>
+          </w:rPr>
+          <w:rPr>
+            <w:color w:val="0000EE"/>
+            <w:u w:val="single"/>
+          </w:rPr>
+          <w:t>利25:4</w:t>
+        </w:r>
+      </w:hyperlink>
+      <w:r>
+        <w:rPr>
+          <w:lang w:val="zh_TW" w:bidi="zh_TW"/>
+        </w:rPr>
+        <w:t>）。七個七再次強調完全的意義。禧年是在七個七年之後的第50年舉行，那一年所有的地都要釋放，歸還原主（</w:t>
+      </w:r>
+      <w:hyperlink r:id="rId152">
+        <w:r>
+          <w:rPr>
+            <w:lang w:val="zh_TW" w:bidi="zh_TW"/>
+          </w:rPr>
+          <w:rPr>
+            <w:color w:val="0000EE"/>
+            <w:u w:val="single"/>
+          </w:rPr>
+          <w:t>利25:10</w:t>
+        </w:r>
+      </w:hyperlink>
+      <w:r>
+        <w:rPr>
+          <w:lang w:val="zh_TW" w:bidi="zh_TW"/>
+        </w:rPr>
+        <w:t>）。五旬節或七七節是在逾越節後七個七日舉行。</w:t>
+      </w:r>
+    </w:p>
+    <w:p>
+      <w:pPr/>
+      <w:r>
+        <w:rPr>
+          <w:lang w:val="zh_TW" w:bidi="zh_TW"/>
+        </w:rPr>
+      </w:r>
+      <w:r>
+        <w:rPr>
+          <w:lang w:val="zh_TW" w:bidi="zh_TW"/>
+        </w:rPr>
+        <w:t>「七十」在希伯來文中直譯為「許多的七」。 「七十」更進一步強化了完全的概念。 以色列有70位長老（</w:t>
+      </w:r>
+      <w:hyperlink r:id="rId153">
+        <w:r>
+          <w:rPr>
+            <w:lang w:val="zh_TW" w:bidi="zh_TW"/>
+          </w:rPr>
+          <w:rPr>
+            <w:color w:val="0000EE"/>
+            <w:u w:val="single"/>
+          </w:rPr>
+          <w:t>出24:1</w:t>
+        </w:r>
+      </w:hyperlink>
+      <w:r>
+        <w:rPr>
+          <w:lang w:val="zh_TW" w:bidi="zh_TW"/>
+        </w:rPr>
+        <w:t>）。以色列被擄到巴比倫70年，以完成受罰的年數 （</w:t>
+      </w:r>
+      <w:hyperlink r:id="rId154">
+        <w:r>
+          <w:rPr>
+            <w:lang w:val="zh_TW" w:bidi="zh_TW"/>
+          </w:rPr>
+          <w:rPr>
+            <w:color w:val="0000EE"/>
+            <w:u w:val="single"/>
+          </w:rPr>
+          <w:t>耶25:12</w:t>
+        </w:r>
+      </w:hyperlink>
+      <w:r>
+        <w:rPr>
+          <w:lang w:val="zh_TW" w:bidi="zh_TW"/>
+        </w:rPr>
+        <w:t>）。「七十個七次」（</w:t>
+      </w:r>
+      <w:hyperlink r:id="rId155">
+        <w:r>
+          <w:rPr>
+            <w:lang w:val="zh_TW" w:bidi="zh_TW"/>
+          </w:rPr>
+          <w:rPr>
+            <w:color w:val="0000EE"/>
+            <w:u w:val="single"/>
+          </w:rPr>
+          <w:t>太18:22</w:t>
+        </w:r>
+      </w:hyperlink>
+      <w:r>
+        <w:rPr>
+          <w:lang w:val="zh_TW" w:bidi="zh_TW"/>
+        </w:rPr>
+        <w:t>）更進一步重申這意象。主耶穌並不是給彼得一個數學上的計算標準，而是強調人應該對弟兄的罪行實行無限的饒恕。</w:t>
+      </w:r>
+    </w:p>
+    <w:p>
+      <w:pPr/>
+      <w:r>
+        <w:rPr>
+          <w:lang w:val="zh_TW" w:bidi="zh_TW"/>
+        </w:rPr>
+      </w:r>
+      <w:r>
+        <w:rPr>
+          <w:lang w:val="zh_TW" w:bidi="zh_TW"/>
+        </w:rPr>
+        <w:t>「三」也可能具有完全或完美的意義，雖然不如七那樣強烈（</w:t>
+      </w:r>
+      <w:hyperlink r:id="rId156">
+        <w:r>
+          <w:rPr>
+            <w:lang w:val="zh_TW" w:bidi="zh_TW"/>
+          </w:rPr>
+          <w:rPr>
+            <w:color w:val="0000EE"/>
+            <w:u w:val="single"/>
+          </w:rPr>
+          <w:t>王下13:18</w:t>
+        </w:r>
+      </w:hyperlink>
+      <w:r>
+        <w:rPr>
+          <w:lang w:val="zh_TW" w:bidi="zh_TW"/>
+        </w:rPr>
+        <w:t>）。許多事情都發生在「第三天」（</w:t>
+      </w:r>
+      <w:hyperlink r:id="rId157">
+        <w:r>
+          <w:rPr>
+            <w:lang w:val="zh_TW" w:bidi="zh_TW"/>
+          </w:rPr>
+          <w:rPr>
+            <w:color w:val="0000EE"/>
+            <w:u w:val="single"/>
+          </w:rPr>
+          <w:t>何6:2</w:t>
+        </w:r>
+      </w:hyperlink>
+      <w:r>
+        <w:rPr>
+          <w:lang w:val="zh_TW" w:bidi="zh_TW"/>
+        </w:rPr>
+        <w:t>）。約拿在大魚腹中三日（</w:t>
+      </w:r>
+      <w:hyperlink r:id="rId158">
+        <w:r>
+          <w:rPr>
+            <w:lang w:val="zh_TW" w:bidi="zh_TW"/>
+          </w:rPr>
+          <w:rPr>
+            <w:color w:val="0000EE"/>
+            <w:u w:val="single"/>
+          </w:rPr>
+          <w:t>太12:40</w:t>
+        </w:r>
+      </w:hyperlink>
+      <w:r>
+        <w:rPr>
+          <w:lang w:val="zh_TW" w:bidi="zh_TW"/>
+        </w:rPr>
+        <w:t>）。主耶穌在第三天復活（</w:t>
+      </w:r>
+      <w:hyperlink r:id="rId159">
+        <w:r>
+          <w:rPr>
+            <w:lang w:val="zh_TW" w:bidi="zh_TW"/>
+          </w:rPr>
+          <w:rPr>
+            <w:color w:val="0000EE"/>
+            <w:u w:val="single"/>
+          </w:rPr>
+          <w:t>林前15:4</w:t>
+        </w:r>
+      </w:hyperlink>
+      <w:r>
+        <w:rPr>
+          <w:lang w:val="zh_TW" w:bidi="zh_TW"/>
+        </w:rPr>
+        <w:t>）。神給大衛三種懲罰選擇：三年的饑荒、三個月的敗逃，或三天的瘟疫（</w:t>
+      </w:r>
+      <w:hyperlink r:id="rId160">
+        <w:r>
+          <w:rPr>
+            <w:lang w:val="zh_TW" w:bidi="zh_TW"/>
+          </w:rPr>
+          <w:rPr>
+            <w:color w:val="0000EE"/>
+            <w:u w:val="single"/>
+          </w:rPr>
+          <w:t>撒下24:13</w:t>
+        </w:r>
+      </w:hyperlink>
+      <w:r>
+        <w:rPr>
+          <w:lang w:val="zh_TW" w:bidi="zh_TW"/>
+        </w:rPr>
+        <w:t>）。</w:t>
+      </w:r>
+    </w:p>
+    <w:p>
+      <w:pPr/>
+      <w:r>
+        <w:rPr>
+          <w:lang w:val="zh_TW" w:bidi="zh_TW"/>
+        </w:rPr>
+      </w:r>
+      <w:r>
+        <w:rPr>
+          <w:lang w:val="zh_TW" w:bidi="zh_TW"/>
+        </w:rPr>
+        <w:t>對基督徒而言，「三」有更深的屬靈意義，代表三位一體中的三個位格。這三個位格在大使命中被清楚表達出來（</w:t>
+      </w:r>
+      <w:hyperlink r:id="rId161">
+        <w:r>
+          <w:rPr>
+            <w:lang w:val="zh_TW" w:bidi="zh_TW"/>
+          </w:rPr>
+          <w:rPr>
+            <w:color w:val="0000EE"/>
+            <w:u w:val="single"/>
+          </w:rPr>
+          <w:t>太28:19</w:t>
+        </w:r>
+      </w:hyperlink>
+      <w:r>
+        <w:rPr>
+          <w:lang w:val="zh_TW" w:bidi="zh_TW"/>
+        </w:rPr>
+        <w:t>），也出現在保羅的祝禱中（</w:t>
+      </w:r>
+      <w:hyperlink r:id="rId162">
+        <w:r>
+          <w:rPr>
+            <w:lang w:val="zh_TW" w:bidi="zh_TW"/>
+          </w:rPr>
+          <w:rPr>
+            <w:color w:val="0000EE"/>
+            <w:u w:val="single"/>
+          </w:rPr>
+          <w:t>林後13:13</w:t>
+        </w:r>
+      </w:hyperlink>
+      <w:r>
+        <w:rPr>
+          <w:lang w:val="zh_TW" w:bidi="zh_TW"/>
+        </w:rPr>
+        <w:t>）。新約聖經中有許多三重結構的例子，而舊約聖經中也有其預表。</w:t>
+      </w:r>
+      <w:hyperlink r:id="rId163">
+        <w:r>
+          <w:rPr>
+            <w:lang w:val="zh_TW" w:bidi="zh_TW"/>
+          </w:rPr>
+          <w:rPr>
+            <w:color w:val="0000EE"/>
+            <w:u w:val="single"/>
+          </w:rPr>
+          <w:t>以賽亞書六章3節</w:t>
+        </w:r>
+      </w:hyperlink>
+      <w:r>
+        <w:rPr>
+          <w:lang w:val="zh_TW" w:bidi="zh_TW"/>
+        </w:rPr>
+        <w:t>三次重複的「聖哉」最為著名。</w:t>
+      </w:r>
+    </w:p>
+    <w:p>
+      <w:pPr/>
+      <w:r>
+        <w:rPr>
+          <w:lang w:val="zh_TW" w:bidi="zh_TW"/>
+        </w:rPr>
+      </w:r>
+      <w:r>
+        <w:rPr>
+          <w:lang w:val="zh_TW" w:bidi="zh_TW"/>
+        </w:rPr>
+        <w:t>有些學者認為四也是完全的象徵。例如，在</w:t>
+      </w:r>
+      <w:hyperlink r:id="rId164">
+        <w:r>
+          <w:rPr>
+            <w:lang w:val="zh_TW" w:bidi="zh_TW"/>
+          </w:rPr>
+          <w:rPr>
+            <w:color w:val="0000EE"/>
+            <w:u w:val="single"/>
+          </w:rPr>
+          <w:t>但以理書七章2節</w:t>
+        </w:r>
+      </w:hyperlink>
+      <w:r>
+        <w:rPr>
+          <w:lang w:val="zh_TW" w:bidi="zh_TW"/>
+        </w:rPr>
+        <w:t>中提到天的四風；</w:t>
+      </w:r>
+      <w:hyperlink r:id="rId165">
+        <w:r>
+          <w:rPr>
+            <w:lang w:val="zh_TW" w:bidi="zh_TW"/>
+          </w:rPr>
+          <w:rPr>
+            <w:color w:val="0000EE"/>
+            <w:u w:val="single"/>
+          </w:rPr>
+          <w:t>啟示錄六章1至7節</w:t>
+        </w:r>
+      </w:hyperlink>
+      <w:r>
+        <w:rPr>
+          <w:lang w:val="zh_TW" w:bidi="zh_TW"/>
+        </w:rPr>
+        <w:t>中有四匹馬；</w:t>
+      </w:r>
+      <w:hyperlink r:id="rId166">
+        <w:r>
+          <w:rPr>
+            <w:lang w:val="zh_TW" w:bidi="zh_TW"/>
+          </w:rPr>
+          <w:rPr>
+            <w:color w:val="0000EE"/>
+            <w:u w:val="single"/>
+          </w:rPr>
+          <w:t>啟示錄四章6節</w:t>
+        </w:r>
+      </w:hyperlink>
+      <w:r>
+        <w:rPr>
+          <w:lang w:val="zh_TW" w:bidi="zh_TW"/>
+        </w:rPr>
+        <w:t>描述神寶座周圍有四個活物。</w:t>
+      </w:r>
+    </w:p>
+    <w:p>
+      <w:pPr/>
+      <w:r>
+        <w:rPr>
+          <w:lang w:val="zh_TW" w:bidi="zh_TW"/>
+        </w:rPr>
+      </w:r>
+      <w:r>
+        <w:rPr>
+          <w:lang w:val="zh_TW" w:bidi="zh_TW"/>
+        </w:rPr>
+        <w:t>五通常被用作小數字的象徵，帶有不確定的意思（</w:t>
+      </w:r>
+      <w:hyperlink r:id="rId167">
+        <w:r>
+          <w:rPr>
+            <w:lang w:val="zh_TW" w:bidi="zh_TW"/>
+          </w:rPr>
+          <w:rPr>
+            <w:color w:val="0000EE"/>
+            <w:u w:val="single"/>
+          </w:rPr>
+          <w:t>賽19:18</w:t>
+        </w:r>
+      </w:hyperlink>
+      <w:r>
+        <w:rPr>
+          <w:lang w:val="zh_TW" w:bidi="zh_TW"/>
+        </w:rPr>
+        <w:t>，</w:t>
+      </w:r>
+      <w:hyperlink r:id="rId168">
+        <w:r>
+          <w:rPr>
+            <w:lang w:val="zh_TW" w:bidi="zh_TW"/>
+          </w:rPr>
+          <w:rPr>
+            <w:color w:val="0000EE"/>
+            <w:u w:val="single"/>
+          </w:rPr>
+          <w:t>30:17</w:t>
+        </w:r>
+      </w:hyperlink>
+      <w:r>
+        <w:rPr>
+          <w:lang w:val="zh_TW" w:bidi="zh_TW"/>
+        </w:rPr>
+        <w:t>）。至於八或九，則似乎沒有特別的象徵意義。它們與其它數字一樣，常用來實際描述神的作為（臨到埃及的九災，</w:t>
+      </w:r>
+      <w:hyperlink r:id="rId169">
+        <w:r>
+          <w:rPr>
+            <w:lang w:val="zh_TW" w:bidi="zh_TW"/>
+          </w:rPr>
+          <w:rPr>
+            <w:color w:val="0000EE"/>
+            <w:u w:val="single"/>
+          </w:rPr>
+          <w:t>出7–10章</w:t>
+        </w:r>
+      </w:hyperlink>
+      <w:r>
+        <w:rPr>
+          <w:lang w:val="zh_TW" w:bidi="zh_TW"/>
+        </w:rPr>
+        <w:t>）。</w:t>
+      </w:r>
+    </w:p>
+    <w:p>
+      <w:pPr/>
+      <w:r>
+        <w:rPr>
+          <w:lang w:val="zh_TW" w:bidi="zh_TW"/>
+        </w:rPr>
+      </w:r>
+      <w:r>
+        <w:rPr>
+          <w:lang w:val="zh_TW" w:bidi="zh_TW"/>
+        </w:rPr>
+        <w:t>「十」之所以有特別的意義，是因為有十誡（</w:t>
+      </w:r>
+      <w:hyperlink r:id="rId170">
+        <w:r>
+          <w:rPr>
+            <w:lang w:val="zh_TW" w:bidi="zh_TW"/>
+          </w:rPr>
+          <w:rPr>
+            <w:color w:val="0000EE"/>
+            <w:u w:val="single"/>
+          </w:rPr>
+          <w:t>出20:1–17</w:t>
+        </w:r>
+      </w:hyperlink>
+      <w:r>
+        <w:rPr>
+          <w:lang w:val="zh_TW" w:bidi="zh_TW"/>
+        </w:rPr>
+        <w:t>）。在聖經較早的部分，十並沒有特殊的象徵含義。如果有的話，它往往很寬泛地被使用。拉班改變雅各的工價十次（</w:t>
+      </w:r>
+      <w:hyperlink r:id="rId171">
+        <w:r>
+          <w:rPr>
+            <w:lang w:val="zh_TW" w:bidi="zh_TW"/>
+          </w:rPr>
+          <w:rPr>
+            <w:color w:val="0000EE"/>
+            <w:u w:val="single"/>
+          </w:rPr>
+          <w:t>創31:7</w:t>
+        </w:r>
+      </w:hyperlink>
+      <w:r>
+        <w:rPr>
+          <w:lang w:val="zh_TW" w:bidi="zh_TW"/>
+        </w:rPr>
+        <w:t>）。但以理和他的朋友們比所有其他學生聰明十倍（</w:t>
+      </w:r>
+      <w:hyperlink r:id="rId172">
+        <w:r>
+          <w:rPr>
+            <w:lang w:val="zh_TW" w:bidi="zh_TW"/>
+          </w:rPr>
+          <w:rPr>
+            <w:color w:val="0000EE"/>
+            <w:u w:val="single"/>
+          </w:rPr>
+          <w:t>但1:20</w:t>
+        </w:r>
+      </w:hyperlink>
+      <w:r>
+        <w:rPr>
+          <w:lang w:val="zh_TW" w:bidi="zh_TW"/>
+        </w:rPr>
+        <w:t>）。猶太的居民被十次警告敵人即將來襲（</w:t>
+      </w:r>
+      <w:hyperlink r:id="rId173">
+        <w:r>
+          <w:rPr>
+            <w:lang w:val="zh_TW" w:bidi="zh_TW"/>
+          </w:rPr>
+          <w:rPr>
+            <w:color w:val="0000EE"/>
+            <w:u w:val="single"/>
+          </w:rPr>
+          <w:t>尼4:12</w:t>
+        </w:r>
+      </w:hyperlink>
+      <w:r>
+        <w:rPr>
+          <w:lang w:val="zh_TW" w:bidi="zh_TW"/>
+        </w:rPr>
+        <w:t>）。</w:t>
+      </w:r>
+    </w:p>
+    <w:p>
+      <w:pPr/>
+      <w:r>
+        <w:rPr>
+          <w:lang w:val="zh_TW" w:bidi="zh_TW"/>
+        </w:rPr>
+      </w:r>
+      <w:r>
+        <w:rPr>
+          <w:lang w:val="zh_TW" w:bidi="zh_TW"/>
+        </w:rPr>
+        <w:t>十一似乎沒有特別的聖經意義，但十二則確實有特別的意義。最明顯的例證就是以色列的十二支派。在</w:t>
+      </w:r>
+      <w:hyperlink r:id="rId174">
+        <w:r>
+          <w:rPr>
+            <w:lang w:val="zh_TW" w:bidi="zh_TW"/>
+          </w:rPr>
+          <w:rPr>
+            <w:color w:val="0000EE"/>
+            <w:u w:val="single"/>
+          </w:rPr>
+          <w:t>啟示錄七章4至8節</w:t>
+        </w:r>
+      </w:hyperlink>
+      <w:r>
+        <w:rPr>
+          <w:lang w:val="zh_TW" w:bidi="zh_TW"/>
+        </w:rPr>
+        <w:t>中，支派的數目被限定為12，在數學上具有重要意義。但支派完全被排除——可能是因為但陷入拜偶像的罪（</w:t>
+      </w:r>
+      <w:hyperlink r:id="rId175">
+        <w:r>
+          <w:rPr>
+            <w:lang w:val="zh_TW" w:bidi="zh_TW"/>
+          </w:rPr>
+          <w:rPr>
+            <w:color w:val="0000EE"/>
+            <w:u w:val="single"/>
+          </w:rPr>
+          <w:t>士18:14–20</w:t>
+        </w:r>
+      </w:hyperlink>
+      <w:r>
+        <w:rPr>
+          <w:lang w:val="zh_TW" w:bidi="zh_TW"/>
+        </w:rPr>
+        <w:t>）。以實瑪利的後裔也分為十二個支派（</w:t>
+      </w:r>
+      <w:hyperlink r:id="rId176">
+        <w:r>
+          <w:rPr>
+            <w:lang w:val="zh_TW" w:bidi="zh_TW"/>
+          </w:rPr>
+          <w:rPr>
+            <w:color w:val="0000EE"/>
+            <w:u w:val="single"/>
+          </w:rPr>
+          <w:t>創17:20</w:t>
+        </w:r>
+      </w:hyperlink>
+      <w:r>
+        <w:rPr>
+          <w:lang w:val="zh_TW" w:bidi="zh_TW"/>
+        </w:rPr>
+        <w:t>）。</w:t>
+      </w:r>
+    </w:p>
+    <w:p>
+      <w:pPr/>
+      <w:r>
+        <w:rPr>
+          <w:lang w:val="zh_TW" w:bidi="zh_TW"/>
+        </w:rPr>
+      </w:r>
+      <w:r>
+        <w:rPr>
+          <w:lang w:val="zh_TW" w:bidi="zh_TW"/>
+        </w:rPr>
+        <w:t>數字十二在以色列以外也顯然具有重要意義。在新約聖經中，基督揀選了十二位使徒（</w:t>
+      </w:r>
+      <w:hyperlink r:id="rId177">
+        <w:r>
+          <w:rPr>
+            <w:lang w:val="zh_TW" w:bidi="zh_TW"/>
+          </w:rPr>
+          <w:rPr>
+            <w:color w:val="0000EE"/>
+            <w:u w:val="single"/>
+          </w:rPr>
+          <w:t>太10:1–4</w:t>
+        </w:r>
+      </w:hyperlink>
+      <w:r>
+        <w:rPr>
+          <w:lang w:val="zh_TW" w:bidi="zh_TW"/>
+        </w:rPr>
+        <w:t>）。當基督告訴使徒們，他們將坐在十二個寶座上審判以色列十二支派時，就明確指出了這個數字的聯繫（</w:t>
+      </w:r>
+      <w:hyperlink r:id="rId178">
+        <w:r>
+          <w:rPr>
+            <w:lang w:val="zh_TW" w:bidi="zh_TW"/>
+          </w:rPr>
+          <w:rPr>
+            <w:color w:val="0000EE"/>
+            <w:u w:val="single"/>
+          </w:rPr>
+          <w:t>太19:28</w:t>
+        </w:r>
+      </w:hyperlink>
+      <w:r>
+        <w:rPr>
+          <w:lang w:val="zh_TW" w:bidi="zh_TW"/>
+        </w:rPr>
+        <w:t>）。有趣的是，在選出並任命馬提亞之後（</w:t>
+      </w:r>
+      <w:hyperlink r:id="rId179">
+        <w:r>
+          <w:rPr>
+            <w:lang w:val="zh_TW" w:bidi="zh_TW"/>
+          </w:rPr>
+          <w:rPr>
+            <w:color w:val="0000EE"/>
+            <w:u w:val="single"/>
+          </w:rPr>
+          <w:t>徒1:26</w:t>
+        </w:r>
+      </w:hyperlink>
+      <w:r>
+        <w:rPr>
+          <w:lang w:val="zh_TW" w:bidi="zh_TW"/>
+        </w:rPr>
+        <w:t>），基督教會並沒有再刻意維持使徒人數為十二。正如「七個七」加強了七的意象，「十二乘十二」也強化了十二的象徵意義；當這個數字再乘以一千，就成為144,000被救贖的人（</w:t>
+      </w:r>
+      <w:hyperlink r:id="rId180">
+        <w:r>
+          <w:rPr>
+            <w:lang w:val="zh_TW" w:bidi="zh_TW"/>
+          </w:rPr>
+          <w:rPr>
+            <w:color w:val="0000EE"/>
+            <w:u w:val="single"/>
+          </w:rPr>
+          <w:t>啟7:4</w:t>
+        </w:r>
+      </w:hyperlink>
+      <w:r>
+        <w:rPr>
+          <w:lang w:val="zh_TW" w:bidi="zh_TW"/>
+        </w:rPr>
+        <w:t>）。這144,000人是從「以色列人各支派中」受印的。</w:t>
+      </w:r>
+    </w:p>
+    <w:p>
+      <w:pPr>
+        <w:pStyle w:val="Heading3"/>
+      </w:pPr>
+      <w:r>
+        <w:rPr>
+          <w:lang w:val="zh_TW" w:bidi="zh_TW"/>
+        </w:rPr>
+        <w:t>精確的統計</w:t>
+      </w:r>
+    </w:p>
+    <w:p>
+      <w:pPr/>
+      <w:r>
+        <w:rPr>
+          <w:lang w:val="zh_TW" w:bidi="zh_TW"/>
+        </w:rPr>
+      </w:r>
+      <w:r>
+        <w:rPr>
+          <w:lang w:val="zh_TW" w:bidi="zh_TW"/>
+        </w:rPr>
+        <w:t>有些數字具有比喻性的用法，用來表達完全、極大的數量或類似的概念。但希伯來文中也常用數字來表達精確的計算或測量。這類用法我們是從泥板與陶片（即寫有墨字、用於記錄的破陶片）中得知的。然而，要確定經文最早的原貌及其準確含義，仍然非常困難。</w:t>
+      </w:r>
+    </w:p>
+    <w:p>
+      <w:pPr/>
+      <w:r>
+        <w:rPr>
+          <w:lang w:val="zh_TW" w:bidi="zh_TW"/>
+        </w:rPr>
+      </w:r>
+      <w:r>
+        <w:rPr>
+          <w:lang w:val="zh_TW" w:bidi="zh_TW"/>
+        </w:rPr>
+        <w:t>一個例子是伯‧示麥居民中約耶哥尼雅子孫的人數，這些人因未與其他人一同歡喜迎接神的約櫃從非利士地回到以色列而被神擊殺（</w:t>
+      </w:r>
+      <w:hyperlink r:id="rId181">
+        <w:r>
+          <w:rPr>
+            <w:lang w:val="zh_TW" w:bidi="zh_TW"/>
+          </w:rPr>
+          <w:rPr>
+            <w:color w:val="0000EE"/>
+            <w:u w:val="single"/>
+          </w:rPr>
+          <w:t>撒上6:19</w:t>
+        </w:r>
+      </w:hyperlink>
+      <w:r>
+        <w:rPr>
+          <w:lang w:val="zh_TW" w:bidi="zh_TW"/>
+        </w:rPr>
+        <w:t>）。希臘文譯本（七十士譯本）記為「七十人」，而後來的希伯來抄本則增添了「五萬」。由於伯‧示麥本身只是個邊境小城，而「耶哥尼雅的子孫」想必只是其中一個支派，因此較小的數字顯然才是原本的。那龐大的數字顯然是後來抄寫時混亂所致。</w:t>
+      </w:r>
+    </w:p>
+    <w:p>
+      <w:pPr/>
+      <w:r>
+        <w:rPr>
+          <w:lang w:val="zh_TW" w:bidi="zh_TW"/>
+        </w:rPr>
+      </w:r>
+      <w:r>
+        <w:rPr>
+          <w:lang w:val="zh_TW" w:bidi="zh_TW"/>
+        </w:rPr>
+        <w:t>要判斷一個數字是實際的還是象徵性的，可以採用幾個原則：這個數字是否很小？是否不尋常且沒有明顯的神學意義？例如，艾城的人在第一次攻擊中殺死了大約36名以色列人（</w:t>
+      </w:r>
+      <w:hyperlink r:id="rId182">
+        <w:r>
+          <w:rPr>
+            <w:lang w:val="zh_TW" w:bidi="zh_TW"/>
+          </w:rPr>
+          <w:rPr>
+            <w:color w:val="0000EE"/>
+            <w:u w:val="single"/>
+          </w:rPr>
+          <w:t>書7:5</w:t>
+        </w:r>
+      </w:hyperlink>
+      <w:r>
+        <w:rPr>
+          <w:lang w:val="zh_TW" w:bidi="zh_TW"/>
+        </w:rPr>
+        <w:t>）。這個數字很小，顯示這是人們清楚記得的歷史細節。同樣地，</w:t>
+      </w:r>
+      <w:hyperlink r:id="rId183">
+        <w:r>
+          <w:rPr>
+            <w:lang w:val="zh_TW" w:bidi="zh_TW"/>
+          </w:rPr>
+          <w:rPr>
+            <w:color w:val="0000EE"/>
+            <w:u w:val="single"/>
+          </w:rPr>
+          <w:t>創世記十四章14節</w:t>
+        </w:r>
+      </w:hyperlink>
+      <w:r>
+        <w:rPr>
+          <w:lang w:val="zh_TW" w:bidi="zh_TW"/>
+        </w:rPr>
+        <w:t>中亞伯拉罕的318名壯丁，以及</w:t>
+      </w:r>
+      <w:hyperlink r:id="rId184">
+        <w:r>
+          <w:rPr>
+            <w:lang w:val="zh_TW" w:bidi="zh_TW"/>
+          </w:rPr>
+          <w:rPr>
+            <w:color w:val="0000EE"/>
+            <w:u w:val="single"/>
+          </w:rPr>
+          <w:t>約翰福音二十一章11節</w:t>
+        </w:r>
+      </w:hyperlink>
+      <w:r>
+        <w:rPr>
+          <w:lang w:val="zh_TW" w:bidi="zh_TW"/>
+        </w:rPr>
+        <w:t>中西門‧彼得在耶穌復活後捕得的153條魚，都是數量不尋常的大數字，顯然是按字面或統計意義使用的。像這樣看似無關緊要的細節，往往最容易留在人們記憶中，也正是敘事可信度的最佳證據。</w:t>
+      </w:r>
+    </w:p>
+    <w:p>
+      <w:pPr>
+        <w:pStyle w:val="Heading3"/>
+      </w:pPr>
+      <w:r>
+        <w:rPr>
+          <w:lang w:val="zh_TW" w:bidi="zh_TW"/>
+        </w:rPr>
+        <w:t>數字象徵學</w:t>
+      </w:r>
+    </w:p>
+    <w:p>
+      <w:pPr/>
+      <w:r>
+        <w:rPr>
+          <w:lang w:val="zh_TW" w:bidi="zh_TW"/>
+        </w:rPr>
+      </w:r>
+      <w:r>
+        <w:rPr>
+          <w:lang w:val="zh_TW" w:bidi="zh_TW"/>
+        </w:rPr>
+        <w:t>數字象徵學可說是進一步延伸應用數字的比喻性意義（如7與40）。在聖經中，這種數字的系統始終反映出神的主權、祂對歷史進程的掌管，以及祂持續不斷的計劃與最後勝利的確信。</w:t>
+      </w:r>
+    </w:p>
+    <w:p>
+      <w:pPr/>
+      <w:r>
+        <w:rPr>
+          <w:lang w:val="zh_TW" w:bidi="zh_TW"/>
+        </w:rPr>
+      </w:r>
+      <w:r>
+        <w:rPr>
+          <w:lang w:val="zh_TW" w:bidi="zh_TW"/>
+        </w:rPr>
+        <w:t>或許聖經中最早明確出現數字象徵學的例子是</w:t>
+      </w:r>
+      <w:hyperlink r:id="rId185">
+        <w:r>
+          <w:rPr>
+            <w:lang w:val="zh_TW" w:bidi="zh_TW"/>
+          </w:rPr>
+          <w:rPr>
+            <w:color w:val="0000EE"/>
+            <w:u w:val="single"/>
+          </w:rPr>
+          <w:t>列王紀上六章1節</w:t>
+        </w:r>
+      </w:hyperlink>
+      <w:r>
+        <w:rPr>
+          <w:lang w:val="zh_TW" w:bidi="zh_TW"/>
+        </w:rPr>
+        <w:t>。所羅門在出埃及後480年開始建造聖殿。這個數字可以5乘以10乘以12計算而得，也可以由4乘以120推算，而120是早期的人理想的壽命（</w:t>
+      </w:r>
+      <w:hyperlink r:id="rId132">
+        <w:r>
+          <w:rPr>
+            <w:lang w:val="zh_TW" w:bidi="zh_TW"/>
+          </w:rPr>
+          <w:rPr>
+            <w:color w:val="0000EE"/>
+            <w:u w:val="single"/>
+          </w:rPr>
+          <w:t>創6:3</w:t>
+        </w:r>
+      </w:hyperlink>
+      <w:r>
+        <w:rPr>
+          <w:lang w:val="zh_TW" w:bidi="zh_TW"/>
+        </w:rPr>
+        <w:t>）。</w:t>
+      </w:r>
+    </w:p>
+    <w:p>
+      <w:pPr/>
+      <w:r>
+        <w:rPr>
+          <w:lang w:val="zh_TW" w:bidi="zh_TW"/>
+        </w:rPr>
+      </w:r>
+      <w:hyperlink r:id="rId186">
+        <w:r>
+          <w:rPr>
+            <w:lang w:val="zh_TW" w:bidi="zh_TW"/>
+          </w:rPr>
+          <w:rPr>
+            <w:color w:val="0000EE"/>
+            <w:u w:val="single"/>
+          </w:rPr>
+          <w:t>歷代志上六章3至8節</w:t>
+        </w:r>
+      </w:hyperlink>
+      <w:r>
+        <w:rPr>
+          <w:lang w:val="zh_TW" w:bidi="zh_TW"/>
+        </w:rPr>
+        <w:t>記載了12代人，假設每代約40年，正好涵蓋同一時期。「十二代」可能才是這個數字計算的真實基礎，而非精確的總和。因為在士師時代，精確的統計幾乎是不可能的事，而在以色列立王之前也是極不可能的事。</w:t>
+      </w:r>
+    </w:p>
+    <w:p>
+      <w:pPr/>
+      <w:r>
+        <w:rPr>
+          <w:lang w:val="zh_TW" w:bidi="zh_TW"/>
+        </w:rPr>
+      </w:r>
+      <w:r>
+        <w:rPr>
+          <w:lang w:val="zh_TW" w:bidi="zh_TW"/>
+        </w:rPr>
+        <w:t>大衛是第一位在以色列設立官員記錄每日事件的君王（</w:t>
+      </w:r>
+      <w:hyperlink r:id="rId187">
+        <w:r>
+          <w:rPr>
+            <w:lang w:val="zh_TW" w:bidi="zh_TW"/>
+          </w:rPr>
+          <w:rPr>
+            <w:color w:val="0000EE"/>
+            <w:u w:val="single"/>
+          </w:rPr>
+          <w:t>撒下8:16–17</w:t>
+        </w:r>
+      </w:hyperlink>
+      <w:r>
+        <w:rPr>
+          <w:lang w:val="zh_TW" w:bidi="zh_TW"/>
+        </w:rPr>
+        <w:t>）。這種做法在古代的大國早已普遍存在。後來，這些以色列的編年史被提及為列王紀的參考來源之一（</w:t>
+      </w:r>
+      <w:hyperlink r:id="rId188">
+        <w:r>
+          <w:rPr>
+            <w:lang w:val="zh_TW" w:bidi="zh_TW"/>
+          </w:rPr>
+          <w:rPr>
+            <w:color w:val="0000EE"/>
+            <w:u w:val="single"/>
+          </w:rPr>
+          <w:t>王下14:18</w:t>
+        </w:r>
+      </w:hyperlink>
+      <w:r>
+        <w:rPr>
+          <w:lang w:val="zh_TW" w:bidi="zh_TW"/>
+        </w:rPr>
+        <w:t>）。因此，480這個數字很可能是約略的估算而非精確的統計，是用來表示神一個時期的結束。</w:t>
+      </w:r>
+    </w:p>
+    <w:p>
+      <w:pPr/>
+      <w:r>
+        <w:rPr>
+          <w:lang w:val="zh_TW" w:bidi="zh_TW"/>
+        </w:rPr>
+      </w:r>
+      <w:r>
+        <w:rPr>
+          <w:lang w:val="zh_TW" w:bidi="zh_TW"/>
+        </w:rPr>
+        <w:t>耶利米預言猶大將被擄70年（</w:t>
+      </w:r>
+      <w:hyperlink r:id="rId189">
+        <w:r>
+          <w:rPr>
+            <w:lang w:val="zh_TW" w:bidi="zh_TW"/>
+          </w:rPr>
+          <w:rPr>
+            <w:color w:val="0000EE"/>
+            <w:u w:val="single"/>
+          </w:rPr>
+          <w:t>耶25:11</w:t>
+        </w:r>
+      </w:hyperlink>
+      <w:r>
+        <w:rPr>
+          <w:lang w:val="zh_TW" w:bidi="zh_TW"/>
+        </w:rPr>
+        <w:t>，</w:t>
+      </w:r>
+      <w:hyperlink r:id="rId190">
+        <w:r>
+          <w:rPr>
+            <w:lang w:val="zh_TW" w:bidi="zh_TW"/>
+          </w:rPr>
+          <w:rPr>
+            <w:color w:val="0000EE"/>
+            <w:u w:val="single"/>
+          </w:rPr>
+          <w:t>29:10</w:t>
+        </w:r>
+      </w:hyperlink>
+      <w:r>
+        <w:rPr>
+          <w:lang w:val="zh_TW" w:bidi="zh_TW"/>
+        </w:rPr>
+        <w:t>）。這不僅是一個歷史上確實應驗的預言，也是一個象徵完全的數字，表明猶大的刑罰已經滿足（參</w:t>
+      </w:r>
+      <w:hyperlink r:id="rId191">
+        <w:r>
+          <w:rPr>
+            <w:lang w:val="zh_TW" w:bidi="zh_TW"/>
+          </w:rPr>
+          <w:rPr>
+            <w:color w:val="0000EE"/>
+            <w:u w:val="single"/>
+          </w:rPr>
+          <w:t>賽40:2</w:t>
+        </w:r>
+      </w:hyperlink>
+      <w:r>
+        <w:rPr>
+          <w:lang w:val="zh_TW" w:bidi="zh_TW"/>
+        </w:rPr>
+        <w:t>）。以賽亞（</w:t>
+      </w:r>
+      <w:hyperlink r:id="rId192">
+        <w:r>
+          <w:rPr>
+            <w:lang w:val="zh_TW" w:bidi="zh_TW"/>
+          </w:rPr>
+          <w:rPr>
+            <w:color w:val="0000EE"/>
+            <w:u w:val="single"/>
+          </w:rPr>
+          <w:t>賽23:15</w:t>
+        </w:r>
+      </w:hyperlink>
+      <w:r>
+        <w:rPr>
+          <w:lang w:val="zh_TW" w:bidi="zh_TW"/>
+        </w:rPr>
+        <w:t>）也曾預言泰爾要受懲罰70年。</w:t>
+      </w:r>
+    </w:p>
+    <w:p>
+      <w:pPr/>
+      <w:r>
+        <w:rPr>
+          <w:lang w:val="zh_TW" w:bidi="zh_TW"/>
+        </w:rPr>
+      </w:r>
+      <w:r>
+        <w:rPr>
+          <w:lang w:val="zh_TW" w:bidi="zh_TW"/>
+        </w:rPr>
+        <w:t>在</w:t>
+      </w:r>
+      <w:hyperlink r:id="rId193">
+        <w:r>
+          <w:rPr>
+            <w:lang w:val="zh_TW" w:bidi="zh_TW"/>
+          </w:rPr>
+          <w:rPr>
+            <w:color w:val="0000EE"/>
+            <w:u w:val="single"/>
+          </w:rPr>
+          <w:t>以西結書二十九章11至13節</w:t>
+        </w:r>
+      </w:hyperlink>
+      <w:r>
+        <w:rPr>
+          <w:lang w:val="zh_TW" w:bidi="zh_TW"/>
+        </w:rPr>
+        <w:t>中，先知預言埃及將「被擄」40年。而那70年被視為安息年之期，這地必須荒蕪，以補償在真正的數字象徵學開始之前因罪所累積的7個70年的虧欠（</w:t>
+      </w:r>
+      <w:hyperlink r:id="rId194">
+        <w:r>
+          <w:rPr>
+            <w:lang w:val="zh_TW" w:bidi="zh_TW"/>
+          </w:rPr>
+          <w:rPr>
+            <w:color w:val="0000EE"/>
+            <w:u w:val="single"/>
+          </w:rPr>
+          <w:t>代下36:21</w:t>
+        </w:r>
+      </w:hyperlink>
+      <w:r>
+        <w:rPr>
+          <w:lang w:val="zh_TW" w:bidi="zh_TW"/>
+        </w:rPr>
+        <w:t>）。在這裡，數字象徵學僅用來解釋過去與現在；但它也可以用來闡釋未來，特別是在但以理書中。</w:t>
+      </w:r>
+    </w:p>
+    <w:p>
+      <w:pPr/>
+      <w:r>
+        <w:rPr>
+          <w:lang w:val="zh_TW" w:bidi="zh_TW"/>
+        </w:rPr>
+      </w:r>
+      <w:hyperlink r:id="rId195">
+        <w:r>
+          <w:rPr>
+            <w:lang w:val="zh_TW" w:bidi="zh_TW"/>
+          </w:rPr>
+          <w:rPr>
+            <w:color w:val="0000EE"/>
+            <w:u w:val="single"/>
+          </w:rPr>
+          <w:t>但以理書九章2節</w:t>
+        </w:r>
+      </w:hyperlink>
+      <w:r>
+        <w:rPr>
+          <w:lang w:val="zh_TW" w:bidi="zh_TW"/>
+        </w:rPr>
+        <w:t>提到耶利米所預言的實際被擄70年。到了</w:t>
+      </w:r>
+      <w:hyperlink r:id="rId196">
+        <w:r>
+          <w:rPr>
+            <w:lang w:val="zh_TW" w:bidi="zh_TW"/>
+          </w:rPr>
+          <w:rPr>
+            <w:color w:val="0000EE"/>
+            <w:u w:val="single"/>
+          </w:rPr>
+          <w:t>但以理書九章24節</w:t>
+        </w:r>
+      </w:hyperlink>
+      <w:r>
+        <w:rPr>
+          <w:lang w:val="zh_TW" w:bidi="zh_TW"/>
+        </w:rPr>
+        <w:t>中，這一數字被延伸為七十個七的年數（即490年），應驗於遙遠的將來。</w:t>
+      </w:r>
+      <w:hyperlink r:id="rId197">
+        <w:r>
+          <w:rPr>
+            <w:lang w:val="zh_TW" w:bidi="zh_TW"/>
+          </w:rPr>
+          <w:rPr>
+            <w:color w:val="0000EE"/>
+            <w:u w:val="single"/>
+          </w:rPr>
+          <w:t>但以理書九章25節</w:t>
+        </w:r>
+      </w:hyperlink>
+      <w:r>
+        <w:rPr>
+          <w:lang w:val="zh_TW" w:bidi="zh_TW"/>
+        </w:rPr>
+        <w:t>指出，其中的69個七（即483年）將在彌賽亞出現之前過去，因此，人們推想最後一個七就是彌賽亞作工的時期。</w:t>
+      </w:r>
+    </w:p>
+    <w:p>
+      <w:pPr/>
+      <w:r>
+        <w:rPr>
+          <w:lang w:val="zh_TW" w:bidi="zh_TW"/>
+        </w:rPr>
+      </w:r>
+      <w:r>
+        <w:rPr>
+          <w:lang w:val="zh_TW" w:bidi="zh_TW"/>
+        </w:rPr>
+        <w:t>然而，無論如何解釋其實際年代，都必須與</w:t>
+      </w:r>
+      <w:hyperlink r:id="rId198">
+        <w:r>
+          <w:rPr>
+            <w:lang w:val="zh_TW" w:bidi="zh_TW"/>
+          </w:rPr>
+          <w:rPr>
+            <w:color w:val="0000EE"/>
+            <w:u w:val="single"/>
+          </w:rPr>
+          <w:t>九章26節</w:t>
+        </w:r>
+      </w:hyperlink>
+      <w:r>
+        <w:rPr>
+          <w:lang w:val="zh_TW" w:bidi="zh_TW"/>
+        </w:rPr>
+        <w:t>相符——那裡說彌賽亞在62個七之後（即434年）被「剪除」。難題在於確定這長時間段的起始點。這是一個精密的數字象徵學例子，涵蓋了數個世紀的歷史，而其根基最終仍在耶利米所說的70年之上。根據聖經的原則，這既可以有「即時的」應驗——即被擄歸回，也可以有「預言性的」應驗——指向將來基督的來臨。</w:t>
+      </w:r>
+    </w:p>
+    <w:p>
+      <w:pPr/>
+      <w:r>
+        <w:rPr>
+          <w:lang w:val="zh_TW" w:bidi="zh_TW"/>
+        </w:rPr>
+      </w:r>
+      <w:r>
+        <w:rPr>
+          <w:lang w:val="zh_TW" w:bidi="zh_TW"/>
+        </w:rPr>
+        <w:t>但以理書中另一個延伸的數字象徵學例子是「一載、二載、半載」（</w:t>
+      </w:r>
+      <w:hyperlink r:id="rId199">
+        <w:r>
+          <w:rPr>
+            <w:lang w:val="zh_TW" w:bidi="zh_TW"/>
+          </w:rPr>
+          <w:rPr>
+            <w:color w:val="0000EE"/>
+            <w:u w:val="single"/>
+          </w:rPr>
+          <w:t>7:25</w:t>
+        </w:r>
+      </w:hyperlink>
+      <w:r>
+        <w:rPr>
+          <w:lang w:val="zh_TW" w:bidi="zh_TW"/>
+        </w:rPr>
+        <w:t>）。這代表三年半，也就是七年的一半。它可以代表三年半（即「一個七」的一半），或指三個半「七」的年期（參</w:t>
+      </w:r>
+      <w:hyperlink r:id="rId200">
+        <w:r>
+          <w:rPr>
+            <w:lang w:val="zh_TW" w:bidi="zh_TW"/>
+          </w:rPr>
+          <w:rPr>
+            <w:color w:val="0000EE"/>
+            <w:u w:val="single"/>
+          </w:rPr>
+          <w:t>4:16</w:t>
+        </w:r>
+      </w:hyperlink>
+      <w:r>
+        <w:rPr>
+          <w:lang w:val="zh_TW" w:bidi="zh_TW"/>
+        </w:rPr>
+        <w:t>中的「七期」，那裡明顯是指「七年」）。</w:t>
+      </w:r>
+    </w:p>
+    <w:p>
+      <w:pPr/>
+      <w:r>
+        <w:rPr>
+          <w:lang w:val="zh_TW" w:bidi="zh_TW"/>
+        </w:rPr>
+      </w:r>
+      <w:r>
+        <w:rPr>
+          <w:lang w:val="zh_TW" w:bidi="zh_TW"/>
+        </w:rPr>
+        <w:t>無論這預言最終在基督裡如何應驗，其「初步」或「部分」的應驗，乃是主前167年至164年間安提阿古·伊皮法尼（Antiochus Epiphanes）對神的子民為期約三年半的激烈逼迫。這三年半的時期在</w:t>
+      </w:r>
+      <w:hyperlink r:id="rId201">
+        <w:r>
+          <w:rPr>
+            <w:lang w:val="zh_TW" w:bidi="zh_TW"/>
+          </w:rPr>
+          <w:rPr>
+            <w:color w:val="0000EE"/>
+            <w:u w:val="single"/>
+          </w:rPr>
+          <w:t>啟示錄十一章2節</w:t>
+        </w:r>
+      </w:hyperlink>
+      <w:r>
+        <w:rPr>
+          <w:lang w:val="zh_TW" w:bidi="zh_TW"/>
+        </w:rPr>
+        <w:t>（「四十二個月」）和</w:t>
+      </w:r>
+      <w:hyperlink r:id="rId202">
+        <w:r>
+          <w:rPr>
+            <w:lang w:val="zh_TW" w:bidi="zh_TW"/>
+          </w:rPr>
+          <w:rPr>
+            <w:color w:val="0000EE"/>
+            <w:u w:val="single"/>
+          </w:rPr>
+          <w:t>十二章14節</w:t>
+        </w:r>
+      </w:hyperlink>
+      <w:r>
+        <w:rPr>
+          <w:lang w:val="zh_TW" w:bidi="zh_TW"/>
+        </w:rPr>
+        <w:t>（「一載二載半載」）中再次出現，用來描述羅馬迫害基督教會的時期。這個數字很可能已成為一種象徵，用來代表任何痛苦但有時限的逼迫。</w:t>
+      </w:r>
+      <w:hyperlink r:id="rId203">
+        <w:r>
+          <w:rPr>
+            <w:lang w:val="zh_TW" w:bidi="zh_TW"/>
+          </w:rPr>
+          <w:rPr>
+            <w:color w:val="0000EE"/>
+            <w:u w:val="single"/>
+          </w:rPr>
+          <w:t>但以理書八章14節</w:t>
+        </w:r>
+      </w:hyperlink>
+      <w:r>
+        <w:rPr>
+          <w:lang w:val="zh_TW" w:bidi="zh_TW"/>
+        </w:rPr>
+        <w:t>中的「二千三百個晚上和早晨（譯註：和合本譯為「二千三百日」）」，或可理解為1,150日，這時間長度大致相同。</w:t>
+      </w:r>
+    </w:p>
+    <w:p>
+      <w:pPr/>
+      <w:r>
+        <w:rPr>
+          <w:lang w:val="zh_TW" w:bidi="zh_TW"/>
+        </w:rPr>
+      </w:r>
+      <w:hyperlink r:id="rId199">
+        <w:r>
+          <w:rPr>
+            <w:lang w:val="zh_TW" w:bidi="zh_TW"/>
+          </w:rPr>
+          <w:rPr>
+            <w:color w:val="0000EE"/>
+            <w:u w:val="single"/>
+          </w:rPr>
+          <w:t>但以理書七章25節</w:t>
+        </w:r>
+      </w:hyperlink>
+      <w:r>
+        <w:rPr>
+          <w:lang w:val="zh_TW" w:bidi="zh_TW"/>
+        </w:rPr>
+        <w:t>的三年半又在</w:t>
+      </w:r>
+      <w:hyperlink r:id="rId204">
+        <w:r>
+          <w:rPr>
+            <w:lang w:val="zh_TW" w:bidi="zh_TW"/>
+          </w:rPr>
+          <w:rPr>
+            <w:color w:val="0000EE"/>
+            <w:u w:val="single"/>
+          </w:rPr>
+          <w:t>啟示錄十一章</w:t>
+        </w:r>
+      </w:hyperlink>
+      <w:r>
+        <w:rPr>
+          <w:lang w:val="zh_TW" w:bidi="zh_TW"/>
+        </w:rPr>
+        <w:t>中以「四十二個月」的形式重現，指外邦人踐踏耶路撒冷的時期（</w:t>
+      </w:r>
+      <w:hyperlink r:id="rId201">
+        <w:r>
+          <w:rPr>
+            <w:lang w:val="zh_TW" w:bidi="zh_TW"/>
+          </w:rPr>
+          <w:rPr>
+            <w:color w:val="0000EE"/>
+            <w:u w:val="single"/>
+          </w:rPr>
+          <w:t>啟11:2</w:t>
+        </w:r>
+      </w:hyperlink>
+      <w:r>
+        <w:rPr>
+          <w:lang w:val="zh_TW" w:bidi="zh_TW"/>
+        </w:rPr>
+        <w:t>）。而</w:t>
+      </w:r>
+      <w:hyperlink r:id="rId205">
+        <w:r>
+          <w:rPr>
+            <w:lang w:val="zh_TW" w:bidi="zh_TW"/>
+          </w:rPr>
+          <w:rPr>
+            <w:color w:val="0000EE"/>
+            <w:u w:val="single"/>
+          </w:rPr>
+          <w:t>但以理書十二章11節</w:t>
+        </w:r>
+      </w:hyperlink>
+      <w:r>
+        <w:rPr>
+          <w:lang w:val="zh_TW" w:bidi="zh_TW"/>
+        </w:rPr>
+        <w:t>中的1,290日，則在此以略為不同的形式（1,260日）再現，指神的兩位見證人要傳講預言的期間（</w:t>
+      </w:r>
+      <w:hyperlink r:id="rId206">
+        <w:r>
+          <w:rPr>
+            <w:lang w:val="zh_TW" w:bidi="zh_TW"/>
+          </w:rPr>
+          <w:rPr>
+            <w:color w:val="0000EE"/>
+            <w:u w:val="single"/>
+          </w:rPr>
+          <w:t>啟11:3</w:t>
+        </w:r>
+      </w:hyperlink>
+      <w:r>
+        <w:rPr>
+          <w:lang w:val="zh_TW" w:bidi="zh_TW"/>
+        </w:rPr>
+        <w:t>）。</w:t>
+      </w:r>
+    </w:p>
+    <w:p>
+      <w:pPr/>
+      <w:r>
+        <w:rPr>
+          <w:lang w:val="zh_TW" w:bidi="zh_TW"/>
+        </w:rPr>
+      </w:r>
+      <w:r>
+        <w:rPr>
+          <w:lang w:val="zh_TW" w:bidi="zh_TW"/>
+        </w:rPr>
+        <w:t>這四十二個月又在</w:t>
+      </w:r>
+      <w:hyperlink r:id="rId207">
+        <w:r>
+          <w:rPr>
+            <w:lang w:val="zh_TW" w:bidi="zh_TW"/>
+          </w:rPr>
+          <w:rPr>
+            <w:color w:val="0000EE"/>
+            <w:u w:val="single"/>
+          </w:rPr>
+          <w:t>啟示錄十三章5節</w:t>
+        </w:r>
+      </w:hyperlink>
+      <w:r>
+        <w:rPr>
+          <w:lang w:val="zh_TW" w:bidi="zh_TW"/>
+        </w:rPr>
+        <w:t>中出現，作為那獸被允許褻瀆的期限。至於</w:t>
+      </w:r>
+      <w:hyperlink r:id="rId208">
+        <w:r>
+          <w:rPr>
+            <w:lang w:val="zh_TW" w:bidi="zh_TW"/>
+          </w:rPr>
+          <w:rPr>
+            <w:color w:val="0000EE"/>
+            <w:u w:val="single"/>
+          </w:rPr>
+          <w:t>二十章6節</w:t>
+        </w:r>
+      </w:hyperlink>
+      <w:r>
+        <w:rPr>
+          <w:lang w:val="zh_TW" w:bidi="zh_TW"/>
+        </w:rPr>
+        <w:t>所提的「一千年」，雖然並非取自但以理書，但「一千」的比喻用法在舊約聖經中相當常見。其中最直接的平行經文是</w:t>
+      </w:r>
+      <w:hyperlink r:id="rId209">
+        <w:r>
+          <w:rPr>
+            <w:lang w:val="zh_TW" w:bidi="zh_TW"/>
+          </w:rPr>
+          <w:rPr>
+            <w:color w:val="0000EE"/>
+            <w:u w:val="single"/>
+          </w:rPr>
+          <w:t>申命記七章9節</w:t>
+        </w:r>
+      </w:hyperlink>
+      <w:r>
+        <w:rPr>
+          <w:lang w:val="zh_TW" w:bidi="zh_TW"/>
+        </w:rPr>
+        <w:t>，說神要向「千代」守祂所立的約。</w:t>
+      </w:r>
+      <w:r>
+        <w:rPr>
+          <w:lang w:val="zh_TW" w:bidi="zh_TW"/>
+        </w:rPr>
+      </w:r>
+      <w:r>
+        <w:rPr>
+          <w:lang w:val="zh_TW" w:bidi="zh_TW"/>
+        </w:rPr>
+      </w:r>
+    </w:p>
+    <w:p>
+      <w:pPr/>
+      <w:r>
+        <w:rPr>
+          <w:lang w:val="zh_TW" w:bidi="zh_TW"/>
+        </w:rPr>
+      </w:r>
+    </w:p>
+    <w:p>
+      <w:pPr>
+        <w:pStyle w:val="Heading2"/>
+      </w:pPr>
+      <w:r>
+        <w:rPr>
+          <w:lang w:val="zh_TW" w:bidi="zh_TW"/>
+        </w:rPr>
+        <w:t>樹</w:t>
+      </w:r>
+      <w:r>
+        <w:rPr>
+          <w:lang w:val="zh_TW" w:bidi="zh_TW"/>
+        </w:rPr>
+      </w:r>
+    </w:p>
+    <w:p>
+      <w:pPr/>
+      <w:r>
+        <w:rPr>
+          <w:lang w:val="zh_TW" w:bidi="zh_TW"/>
+        </w:rPr>
+      </w:r>
+      <w:r>
+        <w:rPr>
+          <w:lang w:val="zh_TW" w:bidi="zh_TW"/>
+        </w:rPr>
+        <w:t>樹是一種有木質莖（稱為樹幹）的植物。大多數樹都有枝子和葉子。</w:t>
+      </w:r>
+    </w:p>
+    <w:p>
+      <w:pPr/>
+      <w:r>
+        <w:rPr>
+          <w:lang w:val="zh_TW" w:bidi="zh_TW"/>
+        </w:rPr>
+      </w:r>
+      <w:r>
+        <w:rPr>
+          <w:lang w:val="zh_TW" w:bidi="zh_TW"/>
+        </w:rPr>
+        <w:t>聖經提到許多不同的樹，如橄欖樹、棕樹和香柏樹。樹對提供食物、遮蔽、製作工具和建造房屋都具有重要作用。它們也常出現在聖經的象徵與故事中（</w:t>
+      </w:r>
+      <w:hyperlink r:id="rId210">
+        <w:r>
+          <w:rPr>
+            <w:lang w:val="zh_TW" w:bidi="zh_TW"/>
+          </w:rPr>
+          <w:rPr>
+            <w:color w:val="0000EE"/>
+            <w:u w:val="single"/>
+          </w:rPr>
+          <w:t>創2:9</w:t>
+        </w:r>
+      </w:hyperlink>
+      <w:r>
+        <w:rPr>
+          <w:lang w:val="zh_TW" w:bidi="zh_TW"/>
+        </w:rPr>
+        <w:t>；</w:t>
+      </w:r>
+      <w:hyperlink r:id="rId211">
+        <w:r>
+          <w:rPr>
+            <w:lang w:val="zh_TW" w:bidi="zh_TW"/>
+          </w:rPr>
+          <w:rPr>
+            <w:color w:val="0000EE"/>
+            <w:u w:val="single"/>
+          </w:rPr>
+          <w:t>詩1:3</w:t>
+        </w:r>
+      </w:hyperlink>
+      <w:r>
+        <w:rPr>
+          <w:lang w:val="zh_TW" w:bidi="zh_TW"/>
+        </w:rPr>
+        <w:t>；</w:t>
+      </w:r>
+      <w:hyperlink r:id="rId212">
+        <w:r>
+          <w:rPr>
+            <w:lang w:val="zh_TW" w:bidi="zh_TW"/>
+          </w:rPr>
+          <w:rPr>
+            <w:color w:val="0000EE"/>
+            <w:u w:val="single"/>
+          </w:rPr>
+          <w:t>啟22:2</w:t>
+        </w:r>
+      </w:hyperlink>
+      <w:r>
+        <w:rPr>
+          <w:lang w:val="zh_TW" w:bidi="zh_TW"/>
+        </w:rPr>
+        <w:t>）。</w:t>
+      </w:r>
+    </w:p>
+    <w:p>
+      <w:pPr/>
+      <w:r>
+        <w:rPr>
+          <w:lang w:val="zh_TW" w:bidi="zh_TW"/>
+        </w:rPr>
+      </w:r>
+      <w:r>
+        <w:rPr>
+          <w:i/>
+          <w:lang w:val="zh_TW" w:bidi="zh_TW"/>
+        </w:rPr>
+        <w:t>見</w:t>
+      </w:r>
+      <w:r>
+        <w:rPr>
+          <w:lang w:val="zh_TW" w:bidi="zh_TW"/>
+        </w:rPr>
+        <w:t>植物</w:t>
+      </w:r>
+      <w:r>
+        <w:rPr>
+          <w:lang w:val="zh_TW" w:bidi="zh_TW"/>
+        </w:rPr>
+        <w:t>；</w:t>
+      </w:r>
+      <w:r>
+        <w:rPr>
+          <w:i/>
+          <w:lang w:val="zh_TW" w:bidi="zh_TW"/>
+        </w:rPr>
+        <w:t>另見</w:t>
+      </w:r>
+      <w:r>
+        <w:rPr>
+          <w:lang w:val="zh_TW" w:bidi="zh_TW"/>
+        </w:rPr>
+        <w:t>分辨善惡樹</w:t>
+      </w:r>
+      <w:r>
+        <w:rPr>
+          <w:lang w:val="zh_TW" w:bidi="zh_TW"/>
+        </w:rPr>
+        <w:t>；</w:t>
+      </w:r>
+      <w:r>
+        <w:rPr>
+          <w:lang w:val="zh_TW" w:bidi="zh_TW"/>
+        </w:rPr>
+        <w:t>生命樹</w:t>
+      </w:r>
+      <w:r>
+        <w:rPr>
+          <w:lang w:val="zh_TW" w:bidi="zh_TW"/>
+        </w:rPr>
+        <w:t>。</w:t>
+      </w:r>
+      <w:r>
+        <w:rPr>
+          <w:lang w:val="zh_TW" w:bidi="zh_TW"/>
+        </w:rPr>
+      </w:r>
+      <w:r>
+        <w:rPr>
+          <w:lang w:val="zh_TW" w:bidi="zh_TW"/>
+        </w:rPr>
+      </w:r>
+    </w:p>
+    <w:p>
+      <w:pPr/>
+      <w:r>
+        <w:rPr>
+          <w:lang w:val="zh_TW" w:bidi="zh_TW"/>
+        </w:rPr>
+      </w:r>
+    </w:p>
+    <w:p>
+      <w:pPr>
+        <w:pStyle w:val="Heading2"/>
+      </w:pPr>
+      <w:r>
+        <w:rPr>
+          <w:lang w:val="zh_TW" w:bidi="zh_TW"/>
+        </w:rPr>
+        <w:t>樹林</w:t>
+      </w:r>
+      <w:r>
+        <w:rPr>
+          <w:lang w:val="zh_TW" w:bidi="zh_TW"/>
+        </w:rPr>
+      </w:r>
+    </w:p>
+    <w:p>
+      <w:pPr/>
+      <w:r>
+        <w:rPr>
+          <w:lang w:val="zh_TW" w:bidi="zh_TW"/>
+        </w:rPr>
+      </w:r>
+      <w:r>
+        <w:rPr>
+          <w:lang w:val="zh_TW" w:bidi="zh_TW"/>
+        </w:rPr>
+        <w:t>樹林一詞是有些譯本對一個希伯來詞彙的誤譯；該字原是迦南一位女神的名稱，即亞舍拉。在古代近東宗教中，聖樹常被視為這位掌管生育之女神的象徵；有時人們也會豎立木製的柱像，作為象徵物。神曾命令以色列人拆毀這些象徵物。這類敬拜用的物件通常被稱為「亞舍拉柱（Asherim）」或「亞舍拉像（Asheroth）」。</w:t>
+      </w:r>
+    </w:p>
+    <w:p>
+      <w:pPr/>
+      <w:r>
+        <w:rPr>
+          <w:lang w:val="zh_TW" w:bidi="zh_TW"/>
+        </w:rPr>
+      </w:r>
+      <w:r>
+        <w:rPr>
+          <w:lang w:val="zh_TW" w:bidi="zh_TW"/>
+        </w:rPr>
+        <w:t>以色列人必須將它們砍下並焚燒（</w:t>
+      </w:r>
+      <w:hyperlink r:id="rId213">
+        <w:r>
+          <w:rPr>
+            <w:lang w:val="zh_TW" w:bidi="zh_TW"/>
+          </w:rPr>
+          <w:rPr>
+            <w:color w:val="0000EE"/>
+            <w:u w:val="single"/>
+          </w:rPr>
+          <w:t>出34:13</w:t>
+        </w:r>
+      </w:hyperlink>
+      <w:r>
+        <w:rPr>
+          <w:lang w:val="zh_TW" w:bidi="zh_TW"/>
+        </w:rPr>
+        <w:t>；</w:t>
+      </w:r>
+      <w:hyperlink r:id="rId214">
+        <w:r>
+          <w:rPr>
+            <w:lang w:val="zh_TW" w:bidi="zh_TW"/>
+          </w:rPr>
+          <w:rPr>
+            <w:color w:val="0000EE"/>
+            <w:u w:val="single"/>
+          </w:rPr>
+          <w:t>申12:3</w:t>
+        </w:r>
+      </w:hyperlink>
+      <w:r>
+        <w:rPr>
+          <w:lang w:val="zh_TW" w:bidi="zh_TW"/>
+        </w:rPr>
+        <w:t>）。由於其材質多為木製，焚燒後通常不會留下可供辨識的遺跡。然而，考古學家在艾城的一處早期聖所中，於香爐之間發現一大塊碳化木材；有人推測，該木材可能是一段被修去枝條的樹幹。部分學者認為那可能就是一根亞舍拉柱。</w:t>
+      </w:r>
+    </w:p>
+    <w:p>
+      <w:pPr/>
+      <w:r>
+        <w:rPr>
+          <w:lang w:val="zh_TW" w:bidi="zh_TW"/>
+        </w:rPr>
+      </w:r>
+      <w:r>
+        <w:rPr>
+          <w:lang w:val="zh_TW" w:bidi="zh_TW"/>
+        </w:rPr>
+        <w:t>神嚴厲禁止以色列人敬拜亞舍拉，或為她建造任何聖物。然而，在以色列歷史中，百姓屢次違背神，參與偶像崇拜。在關於北國以色列滅亡的記載中，將其滅亡的原因歸咎於百姓敬拜樹林對外邦女神與其男性對應神巴力的崇拜（</w:t>
+      </w:r>
+      <w:hyperlink r:id="rId215">
+        <w:r>
+          <w:rPr>
+            <w:lang w:val="zh_TW" w:bidi="zh_TW"/>
+          </w:rPr>
+          <w:rPr>
+            <w:color w:val="0000EE"/>
+            <w:u w:val="single"/>
+          </w:rPr>
+          <w:t>王下17:7–18</w:t>
+        </w:r>
+      </w:hyperlink>
+      <w:r>
+        <w:rPr>
+          <w:lang w:val="zh_TW" w:bidi="zh_TW"/>
+        </w:rPr>
+        <w:t>）。此外，推羅巴力的女祭司耶洗別，更積極地促成此類偶像崇拜在以色列中的擴散。</w:t>
+      </w:r>
+    </w:p>
+    <w:p>
+      <w:pPr/>
+      <w:r>
+        <w:rPr>
+          <w:lang w:val="zh_TW" w:bidi="zh_TW"/>
+        </w:rPr>
+      </w:r>
+      <w:r>
+        <w:rPr>
+          <w:lang w:val="zh_TW" w:bidi="zh_TW"/>
+        </w:rPr>
+        <w:t>此外，有些英文譯本在</w:t>
+      </w:r>
+      <w:hyperlink r:id="rId216">
+        <w:r>
+          <w:rPr>
+            <w:lang w:val="zh_TW" w:bidi="zh_TW"/>
+          </w:rPr>
+          <w:rPr>
+            <w:color w:val="0000EE"/>
+            <w:u w:val="single"/>
+          </w:rPr>
+          <w:t>創世記二十一章33節</w:t>
+        </w:r>
+      </w:hyperlink>
+      <w:r>
+        <w:rPr>
+          <w:lang w:val="zh_TW" w:bidi="zh_TW"/>
+        </w:rPr>
+        <w:t>所譯的「樹林（grove）」，實際上是指一棵細葉檉柳樹。</w:t>
+      </w:r>
+    </w:p>
+    <w:p>
+      <w:pPr/>
+      <w:r>
+        <w:rPr>
+          <w:lang w:val="zh_TW" w:bidi="zh_TW"/>
+        </w:rPr>
+      </w:r>
+      <w:r>
+        <w:rPr>
+          <w:i/>
+          <w:lang w:val="zh_TW" w:bidi="zh_TW"/>
+        </w:rPr>
+        <w:t>另見</w:t>
+      </w:r>
+      <w:r>
+        <w:rPr>
+          <w:lang w:val="zh_TW" w:bidi="zh_TW"/>
+        </w:rPr>
         <w:t xml:space="preserve"> </w:t>
       </w:r>
       <w:r>
         <w:rPr>
           <w:lang w:val="zh_TW" w:bidi="zh_TW"/>
         </w:rPr>
-        <w:t>革馬拉</w:t>
+        <w:t>迦南神和宗教</w:t>
       </w:r>
       <w:r>
         <w:rPr>
@@ -1351,7 +7323,7 @@
         <w:rPr>
           <w:lang w:val="zh_TW" w:bidi="zh_TW"/>
         </w:rPr>
-        <w:t>哈加達</w:t>
+        <w:t>諸神和女神</w:t>
       </w:r>
       <w:r>
         <w:rPr>
@@ -1363,7 +7335,7 @@
         <w:rPr>
           <w:lang w:val="zh_TW" w:bidi="zh_TW"/>
         </w:rPr>
-        <w:t>哈拉卡</w:t>
+        <w:t>邱壇</w:t>
       </w:r>
       <w:r>
         <w:rPr>
@@ -1375,79 +7347,7 @@
         <w:rPr>
           <w:lang w:val="zh_TW" w:bidi="zh_TW"/>
         </w:rPr>
-        <w:t>聖經中的法律概念</w:t>
-      </w:r>
-      <w:r>
-        <w:rPr>
-          <w:lang w:val="zh_TW" w:bidi="zh_TW"/>
-        </w:rPr>
-        <w:t>；</w:t>
-      </w:r>
-      <w:r>
-        <w:rPr>
-          <w:lang w:val="zh_TW" w:bidi="zh_TW"/>
-        </w:rPr>
-        <w:t>米大示</w:t>
-      </w:r>
-      <w:r>
-        <w:rPr>
-          <w:lang w:val="zh_TW" w:bidi="zh_TW"/>
-        </w:rPr>
-        <w:t>；</w:t>
-      </w:r>
-      <w:r>
-        <w:rPr>
-          <w:lang w:val="zh_TW" w:bidi="zh_TW"/>
-        </w:rPr>
-        <w:t>米示拿</w:t>
-      </w:r>
-      <w:r>
-        <w:rPr>
-          <w:lang w:val="zh_TW" w:bidi="zh_TW"/>
-        </w:rPr>
-        <w:t>；</w:t>
-      </w:r>
-      <w:r>
-        <w:rPr>
-          <w:lang w:val="zh_TW" w:bidi="zh_TW"/>
-        </w:rPr>
-        <w:t>法利賽人</w:t>
-      </w:r>
-      <w:r>
-        <w:rPr>
-          <w:lang w:val="zh_TW" w:bidi="zh_TW"/>
-        </w:rPr>
-        <w:t>；</w:t>
-      </w:r>
-      <w:r>
-        <w:rPr>
-          <w:lang w:val="zh_TW" w:bidi="zh_TW"/>
-        </w:rPr>
-        <w:t>妥拉</w:t>
-      </w:r>
-      <w:r>
-        <w:rPr>
-          <w:lang w:val="zh_TW" w:bidi="zh_TW"/>
-        </w:rPr>
-        <w:t>；</w:t>
-      </w:r>
-      <w:r>
-        <w:rPr>
-          <w:lang w:val="zh_TW" w:bidi="zh_TW"/>
-        </w:rPr>
-        <w:t>傳統</w:t>
-      </w:r>
-      <w:r>
-        <w:rPr>
-          <w:lang w:val="zh_TW" w:bidi="zh_TW"/>
-        </w:rPr>
-        <w:t>；</w:t>
-      </w:r>
-      <w:r>
-        <w:rPr>
-          <w:lang w:val="zh_TW" w:bidi="zh_TW"/>
-        </w:rPr>
-        <w:t>口頭傳統</w:t>
+        <w:t>偶像、偶像崇拜</w:t>
       </w:r>
       <w:r>
         <w:rPr>
@@ -3368,6 +9268,18 @@
       <w:startOverride w:val="1"/>
     </w:lvlOverride>
   </w:num>
+  <w:num w:numId="16">
+    <w:abstractNumId w:val="3"/>
+    <w:lvlOverride w:ilvl="0">
+      <w:startOverride w:val="1"/>
+    </w:lvlOverride>
+  </w:num>
+  <w:num w:numId="17">
+    <w:abstractNumId w:val="3"/>
+    <w:lvlOverride w:ilvl="0">
+      <w:startOverride w:val="1"/>
+    </w:lvlOverride>
+  </w:num>
   <w:numIdMacAtCleanup w:val="10"/>
 </w:numbering>
 </file>

--- a/zht/docx/150.content.docx
+++ b/zht/docx/150.content.docx
@@ -233,72 +233,48 @@
         </w:rPr>
         <w:t>地勢較高的地方。在以色列和鄰近各國，人們認為山是與神相會的地方。以色列信仰中許多重要事件都發生在西奈山或何烈山（見</w:t>
       </w:r>
-      <w:hyperlink r:id="rId13">
-        <w:r>
-          <w:rPr>
-            <w:lang w:val="zh_TW" w:bidi="zh_TW"/>
-          </w:rPr>
-          <w:rPr>
-            <w:color w:val="0000EE"/>
-            <w:u w:val="single"/>
-          </w:rPr>
-          <w:t>出3:1–4</w:t>
-        </w:r>
-      </w:hyperlink>
+      <w:r>
+        <w:rPr>
+          <w:lang w:val="zh_TW" w:bidi="zh_TW"/>
+        </w:rPr>
+        <w:t>出3:1–4</w:t>
+      </w:r>
       <w:r>
         <w:rPr>
           <w:lang w:val="zh_TW" w:bidi="zh_TW"/>
         </w:rPr>
         <w:t>，</w:t>
       </w:r>
-      <w:hyperlink r:id="rId14">
-        <w:r>
-          <w:rPr>
-            <w:lang w:val="zh_TW" w:bidi="zh_TW"/>
-          </w:rPr>
-          <w:rPr>
-            <w:color w:val="0000EE"/>
-            <w:u w:val="single"/>
-          </w:rPr>
-          <w:t>16章</w:t>
-        </w:r>
-      </w:hyperlink>
+      <w:r>
+        <w:rPr>
+          <w:lang w:val="zh_TW" w:bidi="zh_TW"/>
+        </w:rPr>
+        <w:t>16章</w:t>
+      </w:r>
       <w:r>
         <w:rPr>
           <w:lang w:val="zh_TW" w:bidi="zh_TW"/>
         </w:rPr>
         <w:t>，</w:t>
       </w:r>
-      <w:hyperlink r:id="rId15">
-        <w:r>
-          <w:rPr>
-            <w:lang w:val="zh_TW" w:bidi="zh_TW"/>
-          </w:rPr>
-          <w:rPr>
-            <w:color w:val="0000EE"/>
-            <w:u w:val="single"/>
-          </w:rPr>
-          <w:t>19–23章</w:t>
-        </w:r>
-      </w:hyperlink>
+      <w:r>
+        <w:rPr>
+          <w:lang w:val="zh_TW" w:bidi="zh_TW"/>
+        </w:rPr>
+        <w:t>19–23章</w:t>
+      </w:r>
       <w:r>
         <w:rPr>
           <w:lang w:val="zh_TW" w:bidi="zh_TW"/>
         </w:rPr>
         <w:t>；</w:t>
       </w:r>
-      <w:hyperlink r:id="rId16">
-        <w:r>
-          <w:rPr>
-            <w:lang w:val="zh_TW" w:bidi="zh_TW"/>
-          </w:rPr>
-          <w:rPr>
-            <w:color w:val="0000EE"/>
-            <w:u w:val="single"/>
-          </w:rPr>
-          <w:t>王上19:8–18</w:t>
-        </w:r>
-      </w:hyperlink>
+      <w:r>
+        <w:rPr>
+          <w:lang w:val="zh_TW" w:bidi="zh_TW"/>
+        </w:rPr>
+        <w:t>王上19:8–18</w:t>
+      </w:r>
       <w:r>
         <w:rPr>
           <w:lang w:val="zh_TW" w:bidi="zh_TW"/>
@@ -319,36 +295,24 @@
         </w:rPr>
         <w:t>到了大衛作王時，錫安山也成為極其重要的地方（</w:t>
       </w:r>
-      <w:hyperlink r:id="rId17">
-        <w:r>
-          <w:rPr>
-            <w:lang w:val="zh_TW" w:bidi="zh_TW"/>
-          </w:rPr>
-          <w:rPr>
-            <w:color w:val="0000EE"/>
-            <w:u w:val="single"/>
-          </w:rPr>
-          <w:t>詩50:2</w:t>
-        </w:r>
-      </w:hyperlink>
+      <w:r>
+        <w:rPr>
+          <w:lang w:val="zh_TW" w:bidi="zh_TW"/>
+        </w:rPr>
+        <w:t>詩50:2</w:t>
+      </w:r>
       <w:r>
         <w:rPr>
           <w:lang w:val="zh_TW" w:bidi="zh_TW"/>
         </w:rPr>
         <w:t>；</w:t>
       </w:r>
-      <w:hyperlink r:id="rId18">
-        <w:r>
-          <w:rPr>
-            <w:lang w:val="zh_TW" w:bidi="zh_TW"/>
-          </w:rPr>
-          <w:rPr>
-            <w:color w:val="0000EE"/>
-            <w:u w:val="single"/>
-          </w:rPr>
-          <w:t>賽2:2–4</w:t>
-        </w:r>
-      </w:hyperlink>
+      <w:r>
+        <w:rPr>
+          <w:lang w:val="zh_TW" w:bidi="zh_TW"/>
+        </w:rPr>
+        <w:t>賽2:2–4</w:t>
+      </w:r>
       <w:r>
         <w:rPr>
           <w:lang w:val="zh_TW" w:bidi="zh_TW"/>
@@ -369,36 +333,24 @@
         </w:rPr>
         <w:t>以色列周圍的民族有時認為山是他們的神居住的神祕地方，但以色列人知道，他們的神住在天上，只在特定的時候降臨山上（</w:t>
       </w:r>
-      <w:hyperlink r:id="rId19">
-        <w:r>
-          <w:rPr>
-            <w:lang w:val="zh_TW" w:bidi="zh_TW"/>
-          </w:rPr>
-          <w:rPr>
-            <w:color w:val="0000EE"/>
-            <w:u w:val="single"/>
-          </w:rPr>
-          <w:t>出19章</w:t>
-        </w:r>
-      </w:hyperlink>
+      <w:r>
+        <w:rPr>
+          <w:lang w:val="zh_TW" w:bidi="zh_TW"/>
+        </w:rPr>
+        <w:t>出19章</w:t>
+      </w:r>
       <w:r>
         <w:rPr>
           <w:lang w:val="zh_TW" w:bidi="zh_TW"/>
         </w:rPr>
         <w:t>；參</w:t>
       </w:r>
-      <w:hyperlink r:id="rId20">
-        <w:r>
-          <w:rPr>
-            <w:lang w:val="zh_TW" w:bidi="zh_TW"/>
-          </w:rPr>
-          <w:rPr>
-            <w:color w:val="0000EE"/>
-            <w:u w:val="single"/>
-          </w:rPr>
-          <w:t>王上8:27</w:t>
-        </w:r>
-      </w:hyperlink>
+      <w:r>
+        <w:rPr>
+          <w:lang w:val="zh_TW" w:bidi="zh_TW"/>
+        </w:rPr>
+        <w:t>王上8:27</w:t>
+      </w:r>
       <w:r>
         <w:rPr>
           <w:lang w:val="zh_TW" w:bidi="zh_TW"/>
@@ -441,18 +393,12 @@
         </w:rPr>
         <w:t>祂教導眾人（</w:t>
       </w:r>
-      <w:hyperlink r:id="rId21">
-        <w:r>
-          <w:rPr>
-            <w:lang w:val="zh_TW" w:bidi="zh_TW"/>
-          </w:rPr>
-          <w:rPr>
-            <w:color w:val="0000EE"/>
-            <w:u w:val="single"/>
-          </w:rPr>
-          <w:t>太5:1</w:t>
-        </w:r>
-      </w:hyperlink>
+      <w:r>
+        <w:rPr>
+          <w:lang w:val="zh_TW" w:bidi="zh_TW"/>
+        </w:rPr>
+        <w:t>太5:1</w:t>
+      </w:r>
       <w:r>
         <w:rPr>
           <w:lang w:val="zh_TW" w:bidi="zh_TW"/>
@@ -477,18 +423,12 @@
         </w:rPr>
         <w:t>祂退到山上禱告（</w:t>
       </w:r>
-      <w:hyperlink r:id="rId22">
-        <w:r>
-          <w:rPr>
-            <w:lang w:val="zh_TW" w:bidi="zh_TW"/>
-          </w:rPr>
-          <w:rPr>
-            <w:color w:val="0000EE"/>
-            <w:u w:val="single"/>
-          </w:rPr>
-          <w:t>路6:12</w:t>
-        </w:r>
-      </w:hyperlink>
+      <w:r>
+        <w:rPr>
+          <w:lang w:val="zh_TW" w:bidi="zh_TW"/>
+        </w:rPr>
+        <w:t>路6:12</w:t>
+      </w:r>
       <w:r>
         <w:rPr>
           <w:lang w:val="zh_TW" w:bidi="zh_TW"/>
@@ -513,18 +453,12 @@
         </w:rPr>
         <w:t>祂在山上改變形像（</w:t>
       </w:r>
-      <w:hyperlink r:id="rId23">
-        <w:r>
-          <w:rPr>
-            <w:lang w:val="zh_TW" w:bidi="zh_TW"/>
-          </w:rPr>
-          <w:rPr>
-            <w:color w:val="0000EE"/>
-            <w:u w:val="single"/>
-          </w:rPr>
-          <w:t>路9:28–36</w:t>
-        </w:r>
-      </w:hyperlink>
+      <w:r>
+        <w:rPr>
+          <w:lang w:val="zh_TW" w:bidi="zh_TW"/>
+        </w:rPr>
+        <w:t>路9:28–36</w:t>
+      </w:r>
       <w:r>
         <w:rPr>
           <w:lang w:val="zh_TW" w:bidi="zh_TW"/>
@@ -579,306 +513,192 @@
         </w:rPr>
         <w:t>挪亞的長子（</w:t>
       </w:r>
-      <w:hyperlink r:id="rId24">
-        <w:r>
-          <w:rPr>
-            <w:lang w:val="zh_TW" w:bidi="zh_TW"/>
-          </w:rPr>
-          <w:rPr>
-            <w:color w:val="0000EE"/>
-            <w:u w:val="single"/>
-          </w:rPr>
-          <w:t>創5:32</w:t>
-        </w:r>
-      </w:hyperlink>
+      <w:r>
+        <w:rPr>
+          <w:lang w:val="zh_TW" w:bidi="zh_TW"/>
+        </w:rPr>
+        <w:t>創5:32</w:t>
+      </w:r>
       <w:r>
         <w:rPr>
           <w:lang w:val="zh_TW" w:bidi="zh_TW"/>
         </w:rPr>
         <w:t>，</w:t>
       </w:r>
-      <w:hyperlink r:id="rId25">
-        <w:r>
-          <w:rPr>
-            <w:lang w:val="zh_TW" w:bidi="zh_TW"/>
-          </w:rPr>
-          <w:rPr>
-            <w:color w:val="0000EE"/>
-            <w:u w:val="single"/>
-          </w:rPr>
-          <w:t>6:10</w:t>
-        </w:r>
-      </w:hyperlink>
+      <w:r>
+        <w:rPr>
+          <w:lang w:val="zh_TW" w:bidi="zh_TW"/>
+        </w:rPr>
+        <w:t>6:10</w:t>
+      </w:r>
       <w:r>
         <w:rPr>
           <w:lang w:val="zh_TW" w:bidi="zh_TW"/>
         </w:rPr>
         <w:t>，</w:t>
       </w:r>
-      <w:hyperlink r:id="rId26">
-        <w:r>
-          <w:rPr>
-            <w:lang w:val="zh_TW" w:bidi="zh_TW"/>
-          </w:rPr>
-          <w:rPr>
-            <w:color w:val="0000EE"/>
-            <w:u w:val="single"/>
-          </w:rPr>
-          <w:t>7:13</w:t>
-        </w:r>
-      </w:hyperlink>
+      <w:r>
+        <w:rPr>
+          <w:lang w:val="zh_TW" w:bidi="zh_TW"/>
+        </w:rPr>
+        <w:t>7:13</w:t>
+      </w:r>
       <w:r>
         <w:rPr>
           <w:lang w:val="zh_TW" w:bidi="zh_TW"/>
         </w:rPr>
         <w:t>，</w:t>
       </w:r>
-      <w:hyperlink r:id="rId27">
-        <w:r>
-          <w:rPr>
-            <w:lang w:val="zh_TW" w:bidi="zh_TW"/>
-          </w:rPr>
-          <w:rPr>
-            <w:color w:val="0000EE"/>
-            <w:u w:val="single"/>
-          </w:rPr>
-          <w:t>9:18</w:t>
-        </w:r>
-      </w:hyperlink>
+      <w:r>
+        <w:rPr>
+          <w:lang w:val="zh_TW" w:bidi="zh_TW"/>
+        </w:rPr>
+        <w:t>9:18</w:t>
+      </w:r>
       <w:r>
         <w:rPr>
           <w:lang w:val="zh_TW" w:bidi="zh_TW"/>
         </w:rPr>
         <w:t>、</w:t>
       </w:r>
-      <w:hyperlink r:id="rId27">
-        <w:r>
-          <w:rPr>
-            <w:lang w:val="zh_TW" w:bidi="zh_TW"/>
-          </w:rPr>
-          <w:rPr>
-            <w:color w:val="0000EE"/>
-            <w:u w:val="single"/>
-          </w:rPr>
-          <w:t>23</w:t>
-        </w:r>
-      </w:hyperlink>
+      <w:r>
+        <w:rPr>
+          <w:lang w:val="zh_TW" w:bidi="zh_TW"/>
+        </w:rPr>
+        <w:t>23</w:t>
+      </w:r>
       <w:r>
         <w:rPr>
           <w:lang w:val="zh_TW" w:bidi="zh_TW"/>
         </w:rPr>
         <w:t>、</w:t>
       </w:r>
-      <w:hyperlink r:id="rId27">
-        <w:r>
-          <w:rPr>
-            <w:lang w:val="zh_TW" w:bidi="zh_TW"/>
-          </w:rPr>
-          <w:rPr>
-            <w:color w:val="0000EE"/>
-            <w:u w:val="single"/>
-          </w:rPr>
-          <w:t>26</w:t>
-        </w:r>
-      </w:hyperlink>
-      <w:hyperlink r:id="rId28">
-        <w:r>
-          <w:rPr>
-            <w:lang w:val="zh_TW" w:bidi="zh_TW"/>
-          </w:rPr>
-          <w:rPr>
-            <w:color w:val="0000EE"/>
-            <w:u w:val="single"/>
-          </w:rPr>
-          <w:t>–</w:t>
-        </w:r>
-      </w:hyperlink>
-      <w:hyperlink r:id="rId27">
-        <w:r>
-          <w:rPr>
-            <w:lang w:val="zh_TW" w:bidi="zh_TW"/>
-          </w:rPr>
-          <w:rPr>
-            <w:color w:val="0000EE"/>
-            <w:u w:val="single"/>
-          </w:rPr>
-          <w:t>27</w:t>
-        </w:r>
-      </w:hyperlink>
+      <w:r>
+        <w:rPr>
+          <w:lang w:val="zh_TW" w:bidi="zh_TW"/>
+        </w:rPr>
+        <w:t>26</w:t>
+      </w:r>
+      <w:r>
+        <w:rPr>
+          <w:lang w:val="zh_TW" w:bidi="zh_TW"/>
+        </w:rPr>
+        <w:t>–</w:t>
+      </w:r>
+      <w:r>
+        <w:rPr>
+          <w:lang w:val="zh_TW" w:bidi="zh_TW"/>
+        </w:rPr>
+        <w:t>27</w:t>
+      </w:r>
       <w:r>
         <w:rPr>
           <w:lang w:val="zh_TW" w:bidi="zh_TW"/>
         </w:rPr>
         <w:t>，</w:t>
       </w:r>
-      <w:hyperlink r:id="rId29">
-        <w:r>
-          <w:rPr>
-            <w:lang w:val="zh_TW" w:bidi="zh_TW"/>
-          </w:rPr>
-          <w:rPr>
-            <w:color w:val="0000EE"/>
-            <w:u w:val="single"/>
-          </w:rPr>
-          <w:t>11:10</w:t>
-        </w:r>
-      </w:hyperlink>
+      <w:r>
+        <w:rPr>
+          <w:lang w:val="zh_TW" w:bidi="zh_TW"/>
+        </w:rPr>
+        <w:t>11:10</w:t>
+      </w:r>
       <w:r>
         <w:rPr>
           <w:lang w:val="zh_TW" w:bidi="zh_TW"/>
         </w:rPr>
         <w:t>；</w:t>
       </w:r>
-      <w:hyperlink r:id="rId30">
-        <w:r>
-          <w:rPr>
-            <w:lang w:val="zh_TW" w:bidi="zh_TW"/>
-          </w:rPr>
-          <w:rPr>
-            <w:color w:val="0000EE"/>
-            <w:u w:val="single"/>
-          </w:rPr>
-          <w:t>代上1:4</w:t>
-        </w:r>
-      </w:hyperlink>
+      <w:r>
+        <w:rPr>
+          <w:lang w:val="zh_TW" w:bidi="zh_TW"/>
+        </w:rPr>
+        <w:t>代上1:4</w:t>
+      </w:r>
       <w:r>
         <w:rPr>
           <w:lang w:val="zh_TW" w:bidi="zh_TW"/>
         </w:rPr>
         <w:t>、</w:t>
       </w:r>
-      <w:hyperlink r:id="rId30">
-        <w:r>
-          <w:rPr>
-            <w:lang w:val="zh_TW" w:bidi="zh_TW"/>
-          </w:rPr>
-          <w:rPr>
-            <w:color w:val="0000EE"/>
-            <w:u w:val="single"/>
-          </w:rPr>
-          <w:t>17</w:t>
-        </w:r>
-      </w:hyperlink>
-      <w:hyperlink r:id="rId31">
-        <w:r>
-          <w:rPr>
-            <w:lang w:val="zh_TW" w:bidi="zh_TW"/>
-          </w:rPr>
-          <w:rPr>
-            <w:color w:val="0000EE"/>
-            <w:u w:val="single"/>
-          </w:rPr>
-          <w:t>–</w:t>
-        </w:r>
-      </w:hyperlink>
-      <w:hyperlink r:id="rId30">
-        <w:r>
-          <w:rPr>
-            <w:lang w:val="zh_TW" w:bidi="zh_TW"/>
-          </w:rPr>
-          <w:rPr>
-            <w:color w:val="0000EE"/>
-            <w:u w:val="single"/>
-          </w:rPr>
-          <w:t>27</w:t>
-        </w:r>
-      </w:hyperlink>
+      <w:r>
+        <w:rPr>
+          <w:lang w:val="zh_TW" w:bidi="zh_TW"/>
+        </w:rPr>
+        <w:t>17</w:t>
+      </w:r>
+      <w:r>
+        <w:rPr>
+          <w:lang w:val="zh_TW" w:bidi="zh_TW"/>
+        </w:rPr>
+        <w:t>–</w:t>
+      </w:r>
+      <w:r>
+        <w:rPr>
+          <w:lang w:val="zh_TW" w:bidi="zh_TW"/>
+        </w:rPr>
+        <w:t>27</w:t>
+      </w:r>
       <w:r>
         <w:rPr>
           <w:lang w:val="zh_TW" w:bidi="zh_TW"/>
         </w:rPr>
         <w:t>；</w:t>
       </w:r>
-      <w:hyperlink r:id="rId32">
-        <w:r>
-          <w:rPr>
-            <w:lang w:val="zh_TW" w:bidi="zh_TW"/>
-          </w:rPr>
-          <w:rPr>
-            <w:color w:val="0000EE"/>
-            <w:u w:val="single"/>
-          </w:rPr>
-          <w:t>路3:36</w:t>
-        </w:r>
-      </w:hyperlink>
+      <w:r>
+        <w:rPr>
+          <w:lang w:val="zh_TW" w:bidi="zh_TW"/>
+        </w:rPr>
+        <w:t>路3:36</w:t>
+      </w:r>
       <w:r>
         <w:rPr>
           <w:lang w:val="zh_TW" w:bidi="zh_TW"/>
         </w:rPr>
         <w:t>）和閃族的祖先（</w:t>
       </w:r>
-      <w:hyperlink r:id="rId33">
-        <w:r>
-          <w:rPr>
-            <w:lang w:val="zh_TW" w:bidi="zh_TW"/>
-          </w:rPr>
-          <w:rPr>
-            <w:color w:val="0000EE"/>
-            <w:u w:val="single"/>
-          </w:rPr>
-          <w:t>創10:1</w:t>
-        </w:r>
-      </w:hyperlink>
+      <w:r>
+        <w:rPr>
+          <w:lang w:val="zh_TW" w:bidi="zh_TW"/>
+        </w:rPr>
+        <w:t>創10:1</w:t>
+      </w:r>
       <w:r>
         <w:rPr>
           <w:lang w:val="zh_TW" w:bidi="zh_TW"/>
         </w:rPr>
         <w:t>、</w:t>
       </w:r>
-      <w:hyperlink r:id="rId33">
-        <w:r>
-          <w:rPr>
-            <w:lang w:val="zh_TW" w:bidi="zh_TW"/>
-          </w:rPr>
-          <w:rPr>
-            <w:color w:val="0000EE"/>
-            <w:u w:val="single"/>
-          </w:rPr>
-          <w:t>21</w:t>
-        </w:r>
-      </w:hyperlink>
-      <w:hyperlink r:id="rId34">
-        <w:r>
-          <w:rPr>
-            <w:lang w:val="zh_TW" w:bidi="zh_TW"/>
-          </w:rPr>
-          <w:rPr>
-            <w:color w:val="0000EE"/>
-            <w:u w:val="single"/>
-          </w:rPr>
-          <w:t>–</w:t>
-        </w:r>
-      </w:hyperlink>
-      <w:hyperlink r:id="rId33">
-        <w:r>
-          <w:rPr>
-            <w:lang w:val="zh_TW" w:bidi="zh_TW"/>
-          </w:rPr>
-          <w:rPr>
-            <w:color w:val="0000EE"/>
-            <w:u w:val="single"/>
-          </w:rPr>
-          <w:t>31</w:t>
-        </w:r>
-      </w:hyperlink>
+      <w:r>
+        <w:rPr>
+          <w:lang w:val="zh_TW" w:bidi="zh_TW"/>
+        </w:rPr>
+        <w:t>21</w:t>
+      </w:r>
+      <w:r>
+        <w:rPr>
+          <w:lang w:val="zh_TW" w:bidi="zh_TW"/>
+        </w:rPr>
+        <w:t>–</w:t>
+      </w:r>
+      <w:r>
+        <w:rPr>
+          <w:lang w:val="zh_TW" w:bidi="zh_TW"/>
+        </w:rPr>
+        <w:t>31</w:t>
+      </w:r>
       <w:r>
         <w:rPr>
           <w:lang w:val="zh_TW" w:bidi="zh_TW"/>
         </w:rPr>
         <w:t>）。閃活了600年（</w:t>
       </w:r>
-      <w:hyperlink r:id="rId35">
-        <w:r>
-          <w:rPr>
-            <w:lang w:val="zh_TW" w:bidi="zh_TW"/>
-          </w:rPr>
-          <w:rPr>
-            <w:color w:val="0000EE"/>
-            <w:u w:val="single"/>
-          </w:rPr>
-          <w:t>創11:10–11</w:t>
-        </w:r>
-      </w:hyperlink>
+      <w:r>
+        <w:rPr>
+          <w:lang w:val="zh_TW" w:bidi="zh_TW"/>
+        </w:rPr>
+        <w:t>創11:10–11</w:t>
+      </w:r>
       <w:r>
         <w:rPr>
           <w:lang w:val="zh_TW" w:bidi="zh_TW"/>
@@ -899,18 +719,12 @@
         </w:rPr>
         <w:t>在大洪水之後，閃和他的兄弟雅弗發現他們的父親挪亞喝醉了。他們的另一個兄弟含羞辱了他。閃與雅弗以尊敬的方式對待挪亞（</w:t>
       </w:r>
-      <w:hyperlink r:id="rId36">
-        <w:r>
-          <w:rPr>
-            <w:lang w:val="zh_TW" w:bidi="zh_TW"/>
-          </w:rPr>
-          <w:rPr>
-            <w:color w:val="0000EE"/>
-            <w:u w:val="single"/>
-          </w:rPr>
-          <w:t>創9:20–29</w:t>
-        </w:r>
-      </w:hyperlink>
+      <w:r>
+        <w:rPr>
+          <w:lang w:val="zh_TW" w:bidi="zh_TW"/>
+        </w:rPr>
+        <w:t>創9:20–29</w:t>
+      </w:r>
       <w:r>
         <w:rPr>
           <w:lang w:val="zh_TW" w:bidi="zh_TW"/>
@@ -925,108 +739,72 @@
           <w:lang w:val="zh_TW" w:bidi="zh_TW"/>
         </w:rPr>
       </w:r>
-      <w:hyperlink r:id="rId37">
-        <w:r>
-          <w:rPr>
-            <w:lang w:val="zh_TW" w:bidi="zh_TW"/>
-          </w:rPr>
-          <w:rPr>
-            <w:color w:val="0000EE"/>
-            <w:u w:val="single"/>
-          </w:rPr>
-          <w:t>創世記十一章10至27節</w:t>
-        </w:r>
-      </w:hyperlink>
+      <w:r>
+        <w:rPr>
+          <w:lang w:val="zh_TW" w:bidi="zh_TW"/>
+        </w:rPr>
+        <w:t>創世記十一章10至27節</w:t>
+      </w:r>
       <w:r>
         <w:rPr>
           <w:lang w:val="zh_TW" w:bidi="zh_TW"/>
         </w:rPr>
         <w:t>顯示出那位應許的後裔（子孫）的家譜。這位後裔在</w:t>
       </w:r>
-      <w:hyperlink r:id="rId38">
-        <w:r>
-          <w:rPr>
-            <w:lang w:val="zh_TW" w:bidi="zh_TW"/>
-          </w:rPr>
-          <w:rPr>
-            <w:color w:val="0000EE"/>
-            <w:u w:val="single"/>
-          </w:rPr>
-          <w:t>創世記三章15節</w:t>
-        </w:r>
-      </w:hyperlink>
+      <w:r>
+        <w:rPr>
+          <w:lang w:val="zh_TW" w:bidi="zh_TW"/>
+        </w:rPr>
+        <w:t>創世記三章15節</w:t>
+      </w:r>
       <w:r>
         <w:rPr>
           <w:lang w:val="zh_TW" w:bidi="zh_TW"/>
         </w:rPr>
         <w:t>和</w:t>
       </w:r>
-      <w:hyperlink r:id="rId39">
-        <w:r>
-          <w:rPr>
-            <w:lang w:val="zh_TW" w:bidi="zh_TW"/>
-          </w:rPr>
-          <w:rPr>
-            <w:color w:val="0000EE"/>
-            <w:u w:val="single"/>
-          </w:rPr>
-          <w:t>五章1至32節</w:t>
-        </w:r>
-      </w:hyperlink>
+      <w:r>
+        <w:rPr>
+          <w:lang w:val="zh_TW" w:bidi="zh_TW"/>
+        </w:rPr>
+        <w:t>五章1至32節</w:t>
+      </w:r>
       <w:r>
         <w:rPr>
           <w:lang w:val="zh_TW" w:bidi="zh_TW"/>
         </w:rPr>
         <w:t>中被預言將粉碎撒但。他的家系經由閃到亞伯拉罕，再經由猶大和大衛到基督（參</w:t>
       </w:r>
-      <w:hyperlink r:id="rId32">
-        <w:r>
-          <w:rPr>
-            <w:lang w:val="zh_TW" w:bidi="zh_TW"/>
-          </w:rPr>
-          <w:rPr>
-            <w:color w:val="0000EE"/>
-            <w:u w:val="single"/>
-          </w:rPr>
-          <w:t>路3:36</w:t>
-        </w:r>
-      </w:hyperlink>
+      <w:r>
+        <w:rPr>
+          <w:lang w:val="zh_TW" w:bidi="zh_TW"/>
+        </w:rPr>
+        <w:t>路3:36</w:t>
+      </w:r>
       <w:r>
         <w:rPr>
           <w:lang w:val="zh_TW" w:bidi="zh_TW"/>
         </w:rPr>
         <w:t>）。挪亞給閃的祝福顯示他的後裔將承載</w:t>
       </w:r>
-      <w:hyperlink r:id="rId38">
-        <w:r>
-          <w:rPr>
-            <w:lang w:val="zh_TW" w:bidi="zh_TW"/>
-          </w:rPr>
-          <w:rPr>
-            <w:color w:val="0000EE"/>
-            <w:u w:val="single"/>
-          </w:rPr>
-          <w:t>創世記三章15節</w:t>
-        </w:r>
-      </w:hyperlink>
+      <w:r>
+        <w:rPr>
+          <w:lang w:val="zh_TW" w:bidi="zh_TW"/>
+        </w:rPr>
+        <w:t>創世記三章15節</w:t>
+      </w:r>
       <w:r>
         <w:rPr>
           <w:lang w:val="zh_TW" w:bidi="zh_TW"/>
         </w:rPr>
         <w:t>中後裔的應許。這是聖經中首次出現，神被稱為某個特定人物或群體的神。挪亞曾說迦南的子孫將服侍閃的子孫。當以色列人，閃的後裔，控制了迦南的土地時，這預言實現了（參</w:t>
       </w:r>
-      <w:hyperlink r:id="rId40">
-        <w:r>
-          <w:rPr>
-            <w:lang w:val="zh_TW" w:bidi="zh_TW"/>
-          </w:rPr>
-          <w:rPr>
-            <w:color w:val="0000EE"/>
-            <w:u w:val="single"/>
-          </w:rPr>
-          <w:t>王上9:20–21</w:t>
-        </w:r>
-      </w:hyperlink>
+      <w:r>
+        <w:rPr>
+          <w:lang w:val="zh_TW" w:bidi="zh_TW"/>
+        </w:rPr>
+        <w:t>王上9:20–21</w:t>
+      </w:r>
       <w:r>
         <w:rPr>
           <w:lang w:val="zh_TW" w:bidi="zh_TW"/>
@@ -1047,18 +825,12 @@
         </w:rPr>
         <w:t>挪亞也說，雅弗會擴張並住在閃的人民中（</w:t>
       </w:r>
-      <w:hyperlink r:id="rId41">
-        <w:r>
-          <w:rPr>
-            <w:lang w:val="zh_TW" w:bidi="zh_TW"/>
-          </w:rPr>
-          <w:rPr>
-            <w:color w:val="0000EE"/>
-            <w:u w:val="single"/>
-          </w:rPr>
-          <w:t>創9:27</w:t>
-        </w:r>
-      </w:hyperlink>
+      <w:r>
+        <w:rPr>
+          <w:lang w:val="zh_TW" w:bidi="zh_TW"/>
+        </w:rPr>
+        <w:t>創9:27</w:t>
+      </w:r>
       <w:r>
         <w:rPr>
           <w:lang w:val="zh_TW" w:bidi="zh_TW"/>
@@ -1079,18 +851,12 @@
         </w:rPr>
         <w:t>在</w:t>
       </w:r>
-      <w:hyperlink r:id="rId42">
-        <w:r>
-          <w:rPr>
-            <w:lang w:val="zh_TW" w:bidi="zh_TW"/>
-          </w:rPr>
-          <w:rPr>
-            <w:color w:val="0000EE"/>
-            <w:u w:val="single"/>
-          </w:rPr>
-          <w:t>創世記十章</w:t>
-        </w:r>
-      </w:hyperlink>
+      <w:r>
+        <w:rPr>
+          <w:lang w:val="zh_TW" w:bidi="zh_TW"/>
+        </w:rPr>
+        <w:t>創世記十章</w:t>
+      </w:r>
       <w:r>
         <w:rPr>
           <w:lang w:val="zh_TW" w:bidi="zh_TW"/>
@@ -1205,18 +971,12 @@
         </w:rPr>
         <w:t>在這些後裔中，特別強調的是來自亞法撒德家系的希伯，其家系在</w:t>
       </w:r>
-      <w:hyperlink r:id="rId43">
-        <w:r>
-          <w:rPr>
-            <w:lang w:val="zh_TW" w:bidi="zh_TW"/>
-          </w:rPr>
-          <w:rPr>
-            <w:color w:val="0000EE"/>
-            <w:u w:val="single"/>
-          </w:rPr>
-          <w:t>創世記十一章16至27節</w:t>
-        </w:r>
-      </w:hyperlink>
+      <w:r>
+        <w:rPr>
+          <w:lang w:val="zh_TW" w:bidi="zh_TW"/>
+        </w:rPr>
+        <w:t>創世記十一章16至27節</w:t>
+      </w:r>
       <w:r>
         <w:rPr>
           <w:lang w:val="zh_TW" w:bidi="zh_TW"/>
@@ -1334,18 +1094,12 @@
         </w:rPr>
         <w:t>善以別是洗扁王，曾與另外四個王結盟反抗基大老瑪及其盟軍。在善以別連同所多瑪和蛾摩拉的軍隊戰敗後，亞伯拉罕救出了被擄的羅得（</w:t>
       </w:r>
-      <w:hyperlink r:id="rId44">
-        <w:r>
-          <w:rPr>
-            <w:lang w:val="zh_TW" w:bidi="zh_TW"/>
-          </w:rPr>
-          <w:rPr>
-            <w:color w:val="0000EE"/>
-            <w:u w:val="single"/>
-          </w:rPr>
-          <w:t>創14:2</w:t>
-        </w:r>
-      </w:hyperlink>
+      <w:r>
+        <w:rPr>
+          <w:lang w:val="zh_TW" w:bidi="zh_TW"/>
+        </w:rPr>
+        <w:t>創14:2</w:t>
+      </w:r>
       <w:r>
         <w:rPr>
           <w:lang w:val="zh_TW" w:bidi="zh_TW"/>
